--- a/netdoc/USG6305E_双出口配置实施步骤.docx
+++ b/netdoc/USG6305E_双出口配置实施步骤.docx
@@ -596,10 +596,43 @@
           <w:p>
             <w:pPr>
               <w:rPr>
+                <w:sz w:val="15"/>
+                <w:szCs w:val="15"/>
+              </w:rPr>
+            </w:pPr>
+            <w:r>
+              <w:rPr>
                 <w:rFonts w:hint="eastAsia"/>
                 <w:sz w:val="15"/>
                 <w:szCs w:val="15"/>
               </w:rPr>
+              <w:t>交换</w:t>
+            </w:r>
+          </w:p>
+        </w:tc>
+        <w:tc>
+          <w:tcPr>
+            <w:tcW w:w="866" w:type="pct"/>
+            <w:tcBorders>
+              <w:top w:val="single" w:sz="1" w:space="0" w:color="CCCCCC"/>
+              <w:left w:val="single" w:sz="1" w:space="0" w:color="CCCCCC"/>
+              <w:bottom w:val="single" w:sz="1" w:space="0" w:color="CCCCCC"/>
+              <w:right w:val="single" w:sz="1" w:space="0" w:color="CCCCCC"/>
+            </w:tcBorders>
+            <w:shd w:val="clear" w:color="auto" w:fill="DEEAF1"/>
+            <w:tcMar>
+              <w:top w:w="80" w:type="dxa"/>
+              <w:left w:w="130" w:type="dxa"/>
+              <w:bottom w:w="80" w:type="dxa"/>
+              <w:right w:w="130" w:type="dxa"/>
+            </w:tcMar>
+          </w:tcPr>
+          <w:p>
+            <w:pPr>
+              <w:rPr>
+                <w:sz w:val="15"/>
+                <w:szCs w:val="15"/>
+              </w:rPr>
             </w:pPr>
             <w:r>
               <w:rPr>
@@ -607,13 +640,13 @@
                 <w:sz w:val="15"/>
                 <w:szCs w:val="15"/>
               </w:rPr>
-              <w:t>交换</w:t>
-            </w:r>
-          </w:p>
-        </w:tc>
-        <w:tc>
-          <w:tcPr>
-            <w:tcW w:w="866" w:type="pct"/>
+              <w:t>-</w:t>
+            </w:r>
+          </w:p>
+        </w:tc>
+        <w:tc>
+          <w:tcPr>
+            <w:tcW w:w="962" w:type="pct"/>
             <w:tcBorders>
               <w:top w:val="single" w:sz="1" w:space="0" w:color="CCCCCC"/>
               <w:left w:val="single" w:sz="1" w:space="0" w:color="CCCCCC"/>
@@ -631,42 +664,6 @@
           <w:p>
             <w:pPr>
               <w:rPr>
-                <w:rFonts w:hint="eastAsia"/>
-                <w:sz w:val="15"/>
-                <w:szCs w:val="15"/>
-              </w:rPr>
-            </w:pPr>
-            <w:r>
-              <w:rPr>
-                <w:rFonts w:hint="eastAsia"/>
-                <w:sz w:val="15"/>
-                <w:szCs w:val="15"/>
-              </w:rPr>
-              <w:t>-</w:t>
-            </w:r>
-          </w:p>
-        </w:tc>
-        <w:tc>
-          <w:tcPr>
-            <w:tcW w:w="962" w:type="pct"/>
-            <w:tcBorders>
-              <w:top w:val="single" w:sz="1" w:space="0" w:color="CCCCCC"/>
-              <w:left w:val="single" w:sz="1" w:space="0" w:color="CCCCCC"/>
-              <w:bottom w:val="single" w:sz="1" w:space="0" w:color="CCCCCC"/>
-              <w:right w:val="single" w:sz="1" w:space="0" w:color="CCCCCC"/>
-            </w:tcBorders>
-            <w:shd w:val="clear" w:color="auto" w:fill="DEEAF1"/>
-            <w:tcMar>
-              <w:top w:w="80" w:type="dxa"/>
-              <w:left w:w="130" w:type="dxa"/>
-              <w:bottom w:w="80" w:type="dxa"/>
-              <w:right w:w="130" w:type="dxa"/>
-            </w:tcMar>
-          </w:tcPr>
-          <w:p>
-            <w:pPr>
-              <w:rPr>
-                <w:rFonts w:hint="eastAsia"/>
                 <w:sz w:val="15"/>
                 <w:szCs w:val="15"/>
               </w:rPr>
@@ -936,7 +933,6 @@
           <w:p>
             <w:pPr>
               <w:rPr>
-                <w:rFonts w:hint="eastAsia"/>
                 <w:sz w:val="15"/>
                 <w:szCs w:val="15"/>
               </w:rPr>
@@ -1093,6 +1089,130 @@
           <w:p>
             <w:pPr>
               <w:rPr>
+                <w:b/>
+                <w:bCs/>
+                <w:color w:val="2E74B5" w:themeColor="accent5" w:themeShade="BF"/>
+                <w:sz w:val="15"/>
+                <w:szCs w:val="15"/>
+              </w:rPr>
+            </w:pPr>
+            <w:r>
+              <w:rPr>
+                <w:rFonts w:eastAsia="微软雅黑"/>
+                <w:b/>
+                <w:bCs/>
+                <w:color w:val="2E74B5" w:themeColor="accent5" w:themeShade="BF"/>
+                <w:sz w:val="15"/>
+                <w:szCs w:val="15"/>
+              </w:rPr>
+              <w:t>公网出口</w:t>
+            </w:r>
+          </w:p>
+        </w:tc>
+        <w:tc>
+          <w:tcPr>
+            <w:tcW w:w="483" w:type="pct"/>
+            <w:tcBorders>
+              <w:top w:val="single" w:sz="1" w:space="0" w:color="CCCCCC"/>
+              <w:left w:val="single" w:sz="1" w:space="0" w:color="CCCCCC"/>
+              <w:bottom w:val="single" w:sz="1" w:space="0" w:color="CCCCCC"/>
+              <w:right w:val="single" w:sz="1" w:space="0" w:color="CCCCCC"/>
+            </w:tcBorders>
+            <w:shd w:val="clear" w:color="auto" w:fill="DEEAF1"/>
+            <w:tcMar>
+              <w:top w:w="80" w:type="dxa"/>
+              <w:left w:w="130" w:type="dxa"/>
+              <w:bottom w:w="80" w:type="dxa"/>
+              <w:right w:w="130" w:type="dxa"/>
+            </w:tcMar>
+          </w:tcPr>
+          <w:p>
+            <w:pPr>
+              <w:rPr>
+                <w:b/>
+                <w:bCs/>
+                <w:color w:val="2E74B5" w:themeColor="accent5" w:themeShade="BF"/>
+                <w:sz w:val="15"/>
+                <w:szCs w:val="15"/>
+              </w:rPr>
+            </w:pPr>
+            <w:r>
+              <w:rPr>
+                <w:rFonts w:eastAsia="微软雅黑"/>
+                <w:b/>
+                <w:bCs/>
+                <w:color w:val="2E74B5" w:themeColor="accent5" w:themeShade="BF"/>
+                <w:sz w:val="15"/>
+                <w:szCs w:val="15"/>
+              </w:rPr>
+              <w:t>untrust</w:t>
+            </w:r>
+          </w:p>
+        </w:tc>
+        <w:tc>
+          <w:tcPr>
+            <w:tcW w:w="472" w:type="pct"/>
+            <w:tcBorders>
+              <w:top w:val="single" w:sz="1" w:space="0" w:color="CCCCCC"/>
+              <w:left w:val="single" w:sz="1" w:space="0" w:color="CCCCCC"/>
+              <w:bottom w:val="single" w:sz="1" w:space="0" w:color="CCCCCC"/>
+              <w:right w:val="single" w:sz="1" w:space="0" w:color="CCCCCC"/>
+            </w:tcBorders>
+            <w:shd w:val="clear" w:color="auto" w:fill="DEEAF1"/>
+          </w:tcPr>
+          <w:p>
+            <w:pPr>
+              <w:rPr>
+                <w:rFonts w:eastAsia="微软雅黑"/>
+                <w:b/>
+                <w:bCs/>
+                <w:color w:val="2E74B5" w:themeColor="accent5" w:themeShade="BF"/>
+                <w:sz w:val="15"/>
+                <w:szCs w:val="15"/>
+              </w:rPr>
+            </w:pPr>
+            <w:r>
+              <w:rPr>
+                <w:rFonts w:eastAsia="微软雅黑" w:hint="eastAsia"/>
+                <w:b/>
+                <w:bCs/>
+                <w:color w:val="2E74B5" w:themeColor="accent5" w:themeShade="BF"/>
+                <w:sz w:val="15"/>
+                <w:szCs w:val="15"/>
+              </w:rPr>
+              <w:t>路由</w:t>
+            </w:r>
+          </w:p>
+        </w:tc>
+        <w:tc>
+          <w:tcPr>
+            <w:tcW w:w="866" w:type="pct"/>
+            <w:tcBorders>
+              <w:top w:val="single" w:sz="1" w:space="0" w:color="CCCCCC"/>
+              <w:left w:val="single" w:sz="1" w:space="0" w:color="CCCCCC"/>
+              <w:bottom w:val="single" w:sz="1" w:space="0" w:color="CCCCCC"/>
+              <w:right w:val="single" w:sz="1" w:space="0" w:color="CCCCCC"/>
+            </w:tcBorders>
+            <w:shd w:val="clear" w:color="auto" w:fill="DEEAF1"/>
+            <w:tcMar>
+              <w:top w:w="80" w:type="dxa"/>
+              <w:left w:w="130" w:type="dxa"/>
+              <w:bottom w:w="80" w:type="dxa"/>
+              <w:right w:w="130" w:type="dxa"/>
+            </w:tcMar>
+          </w:tcPr>
+          <w:p>
+            <w:pPr>
+              <w:rPr>
+                <w:b/>
+                <w:bCs/>
+                <w:color w:val="2E74B5" w:themeColor="accent5" w:themeShade="BF"/>
+                <w:sz w:val="15"/>
+                <w:szCs w:val="15"/>
+              </w:rPr>
+            </w:pPr>
+            <w:r>
+              <w:rPr>
                 <w:rFonts w:hint="eastAsia"/>
                 <w:b/>
                 <w:bCs/>
@@ -1100,23 +1220,79 @@
                 <w:sz w:val="15"/>
                 <w:szCs w:val="15"/>
               </w:rPr>
-            </w:pPr>
-            <w:r>
-              <w:rPr>
-                <w:rFonts w:eastAsia="微软雅黑"/>
+              <w:t>182.140.146.128</w:t>
+            </w:r>
+          </w:p>
+          <w:p>
+            <w:pPr>
+              <w:rPr>
                 <w:b/>
                 <w:bCs/>
                 <w:color w:val="2E74B5" w:themeColor="accent5" w:themeShade="BF"/>
                 <w:sz w:val="15"/>
                 <w:szCs w:val="15"/>
               </w:rPr>
-              <w:t>公网出口</w:t>
-            </w:r>
-          </w:p>
-        </w:tc>
-        <w:tc>
-          <w:tcPr>
-            <w:tcW w:w="483" w:type="pct"/>
+            </w:pPr>
+            <w:r>
+              <w:rPr>
+                <w:rFonts w:hint="eastAsia"/>
+                <w:b/>
+                <w:bCs/>
+                <w:color w:val="2E74B5" w:themeColor="accent5" w:themeShade="BF"/>
+                <w:sz w:val="15"/>
+                <w:szCs w:val="15"/>
+              </w:rPr>
+              <w:t>255.255.255.0</w:t>
+            </w:r>
+          </w:p>
+          <w:p>
+            <w:pPr>
+              <w:rPr>
+                <w:b/>
+                <w:bCs/>
+                <w:color w:val="2E74B5" w:themeColor="accent5" w:themeShade="BF"/>
+                <w:sz w:val="15"/>
+                <w:szCs w:val="15"/>
+              </w:rPr>
+            </w:pPr>
+            <w:r>
+              <w:rPr>
+                <w:rFonts w:hint="eastAsia"/>
+                <w:b/>
+                <w:bCs/>
+                <w:color w:val="2E74B5" w:themeColor="accent5" w:themeShade="BF"/>
+                <w:sz w:val="15"/>
+                <w:szCs w:val="15"/>
+              </w:rPr>
+              <w:t>182.140.146.129</w:t>
+            </w:r>
+          </w:p>
+          <w:p>
+            <w:pPr>
+              <w:rPr>
+                <w:b/>
+                <w:bCs/>
+                <w:color w:val="2E74B5" w:themeColor="accent5" w:themeShade="BF"/>
+                <w:sz w:val="15"/>
+                <w:szCs w:val="15"/>
+              </w:rPr>
+            </w:pPr>
+            <w:r>
+              <w:rPr>
+                <w:rFonts w:hint="eastAsia"/>
+                <w:b/>
+                <w:bCs/>
+                <w:color w:val="2E74B5" w:themeColor="accent5" w:themeShade="BF"/>
+                <w:sz w:val="15"/>
+                <w:szCs w:val="15"/>
+              </w:rPr>
+              <w:t>61.139.2.69</w:t>
+            </w:r>
+          </w:p>
+        </w:tc>
+        <w:tc>
+          <w:tcPr>
+            <w:tcW w:w="962" w:type="pct"/>
             <w:tcBorders>
               <w:top w:val="single" w:sz="1" w:space="0" w:color="CCCCCC"/>
               <w:left w:val="single" w:sz="1" w:space="0" w:color="CCCCCC"/>
@@ -1143,221 +1319,35 @@
             </w:pPr>
             <w:r>
               <w:rPr>
-                <w:rFonts w:eastAsia="微软雅黑"/>
+                <w:rFonts w:hint="eastAsia"/>
                 <w:b/>
                 <w:bCs/>
                 <w:color w:val="2E74B5" w:themeColor="accent5" w:themeShade="BF"/>
                 <w:sz w:val="15"/>
                 <w:szCs w:val="15"/>
               </w:rPr>
-              <w:t>untrust</w:t>
-            </w:r>
-          </w:p>
-        </w:tc>
-        <w:tc>
-          <w:tcPr>
-            <w:tcW w:w="472" w:type="pct"/>
-            <w:tcBorders>
-              <w:top w:val="single" w:sz="1" w:space="0" w:color="CCCCCC"/>
-              <w:left w:val="single" w:sz="1" w:space="0" w:color="CCCCCC"/>
-              <w:bottom w:val="single" w:sz="1" w:space="0" w:color="CCCCCC"/>
-              <w:right w:val="single" w:sz="1" w:space="0" w:color="CCCCCC"/>
-            </w:tcBorders>
-            <w:shd w:val="clear" w:color="auto" w:fill="DEEAF1"/>
-          </w:tcPr>
-          <w:p>
-            <w:pPr>
-              <w:rPr>
-                <w:rFonts w:eastAsia="微软雅黑"/>
-                <w:b/>
-                <w:bCs/>
-                <w:color w:val="2E74B5" w:themeColor="accent5" w:themeShade="BF"/>
-                <w:sz w:val="15"/>
-                <w:szCs w:val="15"/>
-              </w:rPr>
-            </w:pPr>
-            <w:r>
-              <w:rPr>
-                <w:rFonts w:eastAsia="微软雅黑" w:hint="eastAsia"/>
-                <w:b/>
-                <w:bCs/>
-                <w:color w:val="2E74B5" w:themeColor="accent5" w:themeShade="BF"/>
-                <w:sz w:val="15"/>
-                <w:szCs w:val="15"/>
-              </w:rPr>
-              <w:t>路由</w:t>
-            </w:r>
-          </w:p>
-        </w:tc>
-        <w:tc>
-          <w:tcPr>
-            <w:tcW w:w="866" w:type="pct"/>
-            <w:tcBorders>
-              <w:top w:val="single" w:sz="1" w:space="0" w:color="CCCCCC"/>
-              <w:left w:val="single" w:sz="1" w:space="0" w:color="CCCCCC"/>
-              <w:bottom w:val="single" w:sz="1" w:space="0" w:color="CCCCCC"/>
-              <w:right w:val="single" w:sz="1" w:space="0" w:color="CCCCCC"/>
-            </w:tcBorders>
-            <w:shd w:val="clear" w:color="auto" w:fill="DEEAF1"/>
-            <w:tcMar>
-              <w:top w:w="80" w:type="dxa"/>
-              <w:left w:w="130" w:type="dxa"/>
-              <w:bottom w:w="80" w:type="dxa"/>
-              <w:right w:w="130" w:type="dxa"/>
-            </w:tcMar>
-          </w:tcPr>
-          <w:p>
-            <w:pPr>
-              <w:rPr>
-                <w:b/>
-                <w:bCs/>
-                <w:color w:val="2E74B5" w:themeColor="accent5" w:themeShade="BF"/>
-                <w:sz w:val="15"/>
-                <w:szCs w:val="15"/>
-              </w:rPr>
-            </w:pPr>
-            <w:r>
-              <w:rPr>
-                <w:rFonts w:hint="eastAsia"/>
-                <w:b/>
-                <w:bCs/>
-                <w:color w:val="2E74B5" w:themeColor="accent5" w:themeShade="BF"/>
-                <w:sz w:val="15"/>
-                <w:szCs w:val="15"/>
-              </w:rPr>
-              <w:t>182.140.146.128</w:t>
-            </w:r>
-          </w:p>
-          <w:p>
-            <w:pPr>
-              <w:rPr>
-                <w:b/>
-                <w:bCs/>
-                <w:color w:val="2E74B5" w:themeColor="accent5" w:themeShade="BF"/>
-                <w:sz w:val="15"/>
-                <w:szCs w:val="15"/>
-              </w:rPr>
-            </w:pPr>
-            <w:r>
-              <w:rPr>
-                <w:rFonts w:hint="eastAsia"/>
-                <w:b/>
-                <w:bCs/>
-                <w:color w:val="2E74B5" w:themeColor="accent5" w:themeShade="BF"/>
-                <w:sz w:val="15"/>
-                <w:szCs w:val="15"/>
-              </w:rPr>
-              <w:t>255.255.255.0</w:t>
-            </w:r>
-          </w:p>
-          <w:p>
-            <w:pPr>
-              <w:rPr>
-                <w:b/>
-                <w:bCs/>
-                <w:color w:val="2E74B5" w:themeColor="accent5" w:themeShade="BF"/>
-                <w:sz w:val="15"/>
-                <w:szCs w:val="15"/>
-              </w:rPr>
-            </w:pPr>
-            <w:r>
-              <w:rPr>
-                <w:rFonts w:hint="eastAsia"/>
-                <w:b/>
-                <w:bCs/>
-                <w:color w:val="2E74B5" w:themeColor="accent5" w:themeShade="BF"/>
-                <w:sz w:val="15"/>
-                <w:szCs w:val="15"/>
-              </w:rPr>
-              <w:t>182.140.146.129</w:t>
-            </w:r>
-          </w:p>
-          <w:p>
-            <w:pPr>
-              <w:rPr>
-                <w:rFonts w:hint="eastAsia"/>
-                <w:b/>
-                <w:bCs/>
-                <w:color w:val="2E74B5" w:themeColor="accent5" w:themeShade="BF"/>
-                <w:sz w:val="15"/>
-                <w:szCs w:val="15"/>
-              </w:rPr>
-            </w:pPr>
-            <w:r>
-              <w:rPr>
-                <w:rFonts w:hint="eastAsia"/>
-                <w:b/>
-                <w:bCs/>
-                <w:color w:val="2E74B5" w:themeColor="accent5" w:themeShade="BF"/>
-                <w:sz w:val="15"/>
-                <w:szCs w:val="15"/>
-              </w:rPr>
-              <w:t>61.139.2.69</w:t>
-            </w:r>
-          </w:p>
-        </w:tc>
-        <w:tc>
-          <w:tcPr>
-            <w:tcW w:w="962" w:type="pct"/>
-            <w:tcBorders>
-              <w:top w:val="single" w:sz="1" w:space="0" w:color="CCCCCC"/>
-              <w:left w:val="single" w:sz="1" w:space="0" w:color="CCCCCC"/>
-              <w:bottom w:val="single" w:sz="1" w:space="0" w:color="CCCCCC"/>
-              <w:right w:val="single" w:sz="1" w:space="0" w:color="CCCCCC"/>
-            </w:tcBorders>
-            <w:shd w:val="clear" w:color="auto" w:fill="DEEAF1"/>
-            <w:tcMar>
-              <w:top w:w="80" w:type="dxa"/>
-              <w:left w:w="130" w:type="dxa"/>
-              <w:bottom w:w="80" w:type="dxa"/>
-              <w:right w:w="130" w:type="dxa"/>
-            </w:tcMar>
-          </w:tcPr>
-          <w:p>
-            <w:pPr>
-              <w:rPr>
-                <w:rFonts w:hint="eastAsia"/>
-                <w:b/>
-                <w:bCs/>
-                <w:color w:val="2E74B5" w:themeColor="accent5" w:themeShade="BF"/>
-                <w:sz w:val="15"/>
-                <w:szCs w:val="15"/>
-              </w:rPr>
-            </w:pPr>
-            <w:r>
-              <w:rPr>
-                <w:rFonts w:hint="eastAsia"/>
-                <w:b/>
-                <w:bCs/>
-                <w:color w:val="2E74B5" w:themeColor="accent5" w:themeShade="BF"/>
-                <w:sz w:val="15"/>
-                <w:szCs w:val="15"/>
-              </w:rPr>
               <w:t>极云（2）</w:t>
             </w:r>
           </w:p>
           <w:p>
             <w:pPr>
               <w:rPr>
-                <w:rFonts w:hint="eastAsia"/>
-                <w:sz w:val="15"/>
-                <w:szCs w:val="15"/>
-              </w:rPr>
-            </w:pPr>
-          </w:p>
-          <w:p>
-            <w:pPr>
-              <w:rPr>
-                <w:rFonts w:hint="eastAsia"/>
-                <w:sz w:val="15"/>
-                <w:szCs w:val="15"/>
-              </w:rPr>
-            </w:pPr>
-          </w:p>
-          <w:p>
-            <w:pPr>
-              <w:rPr>
-                <w:rFonts w:hint="eastAsia"/>
+                <w:sz w:val="15"/>
+                <w:szCs w:val="15"/>
+              </w:rPr>
+            </w:pPr>
+          </w:p>
+          <w:p>
+            <w:pPr>
+              <w:rPr>
+                <w:sz w:val="15"/>
+                <w:szCs w:val="15"/>
+              </w:rPr>
+            </w:pPr>
+          </w:p>
+          <w:p>
+            <w:pPr>
+              <w:rPr>
                 <w:sz w:val="15"/>
                 <w:szCs w:val="15"/>
               </w:rPr>
@@ -1601,17 +1591,16 @@
           <w:p>
             <w:pPr>
               <w:rPr>
+                <w:sz w:val="15"/>
+                <w:szCs w:val="15"/>
+              </w:rPr>
+            </w:pPr>
+            <w:r>
+              <w:rPr>
                 <w:rFonts w:hint="eastAsia"/>
                 <w:sz w:val="15"/>
                 <w:szCs w:val="15"/>
               </w:rPr>
-            </w:pPr>
-            <w:r>
-              <w:rPr>
-                <w:rFonts w:hint="eastAsia"/>
-                <w:sz w:val="15"/>
-                <w:szCs w:val="15"/>
-              </w:rPr>
               <w:t>255.255.255.0</w:t>
             </w:r>
           </w:p>
@@ -1636,7 +1625,6 @@
           <w:p>
             <w:pPr>
               <w:rPr>
-                <w:rFonts w:hint="eastAsia"/>
                 <w:sz w:val="15"/>
                 <w:szCs w:val="15"/>
               </w:rPr>
@@ -1929,6 +1917,36 @@
           <w:p>
             <w:pPr>
               <w:rPr>
+                <w:b/>
+                <w:bCs/>
+                <w:color w:val="2E74B5" w:themeColor="accent5" w:themeShade="BF"/>
+                <w:sz w:val="15"/>
+                <w:szCs w:val="15"/>
+              </w:rPr>
+            </w:pPr>
+            <w:r>
+              <w:rPr>
+                <w:b/>
+                <w:bCs/>
+                <w:color w:val="2E74B5" w:themeColor="accent5" w:themeShade="BF"/>
+                <w:sz w:val="15"/>
+                <w:szCs w:val="15"/>
+              </w:rPr>
+              <w:t>255.255.255.128</w:t>
+            </w:r>
+          </w:p>
+          <w:p>
+            <w:pPr>
+              <w:rPr>
+                <w:b/>
+                <w:bCs/>
+                <w:color w:val="2E74B5" w:themeColor="accent5" w:themeShade="BF"/>
+                <w:sz w:val="15"/>
+                <w:szCs w:val="15"/>
+              </w:rPr>
+            </w:pPr>
+            <w:r>
+              <w:rPr>
                 <w:rFonts w:hint="eastAsia"/>
                 <w:b/>
                 <w:bCs/>
@@ -1936,7 +1954,8 @@
                 <w:sz w:val="15"/>
                 <w:szCs w:val="15"/>
               </w:rPr>
-            </w:pPr>
+              <w:t>1</w:t>
+            </w:r>
             <w:r>
               <w:rPr>
                 <w:b/>
@@ -1945,7 +1964,7 @@
                 <w:sz w:val="15"/>
                 <w:szCs w:val="15"/>
               </w:rPr>
-              <w:t>255.255.255.128</w:t>
+              <w:t>82.140.240.1</w:t>
             </w:r>
           </w:p>
           <w:p>
@@ -1960,44 +1979,12 @@
             </w:pPr>
             <w:r>
               <w:rPr>
-                <w:rFonts w:hint="eastAsia"/>
                 <w:b/>
                 <w:bCs/>
                 <w:color w:val="2E74B5" w:themeColor="accent5" w:themeShade="BF"/>
                 <w:sz w:val="15"/>
                 <w:szCs w:val="15"/>
               </w:rPr>
-              <w:t>1</w:t>
-            </w:r>
-            <w:r>
-              <w:rPr>
-                <w:b/>
-                <w:bCs/>
-                <w:color w:val="2E74B5" w:themeColor="accent5" w:themeShade="BF"/>
-                <w:sz w:val="15"/>
-                <w:szCs w:val="15"/>
-              </w:rPr>
-              <w:t>82.140.240.1</w:t>
-            </w:r>
-          </w:p>
-          <w:p>
-            <w:pPr>
-              <w:rPr>
-                <w:b/>
-                <w:bCs/>
-                <w:color w:val="2E74B5" w:themeColor="accent5" w:themeShade="BF"/>
-                <w:sz w:val="15"/>
-                <w:szCs w:val="15"/>
-              </w:rPr>
-            </w:pPr>
-            <w:r>
-              <w:rPr>
-                <w:b/>
-                <w:bCs/>
-                <w:color w:val="2E74B5" w:themeColor="accent5" w:themeShade="BF"/>
-                <w:sz w:val="15"/>
-                <w:szCs w:val="15"/>
-              </w:rPr>
               <w:t>61.139.2.69</w:t>
             </w:r>
           </w:p>
@@ -2022,7 +2009,6 @@
           <w:p>
             <w:pPr>
               <w:rPr>
-                <w:rFonts w:hint="eastAsia"/>
                 <w:b/>
                 <w:bCs/>
                 <w:color w:val="2E74B5" w:themeColor="accent5" w:themeShade="BF"/>
@@ -2383,7 +2369,6 @@
       <w:pPr>
         <w:pStyle w:val="2"/>
         <w:rPr>
-          <w:rFonts w:hint="eastAsia"/>
           <w:color w:val="2E74B5" w:themeColor="accent5" w:themeShade="BF"/>
         </w:rPr>
       </w:pPr>
@@ -2404,9 +2389,6 @@
     <w:p>
       <w:pPr>
         <w:spacing w:before="40" w:after="40"/>
-        <w:rPr>
-          <w:rFonts w:hint="eastAsia"/>
-        </w:rPr>
       </w:pPr>
       <w:r>
         <w:rPr>
@@ -2453,6 +2435,7 @@
       <w:pPr>
         <w:pStyle w:val="2"/>
         <w:rPr>
+          <w:rFonts w:hint="eastAsia"/>
           <w:color w:val="538135" w:themeColor="accent6" w:themeShade="BF"/>
         </w:rPr>
       </w:pPr>
@@ -2467,7 +2450,20 @@
           <w:rFonts w:hint="eastAsia"/>
           <w:color w:val="538135" w:themeColor="accent6" w:themeShade="BF"/>
         </w:rPr>
-        <w:t>（内网10.0.0.0/24）网关</w:t>
+        <w:t>（</w:t>
+      </w:r>
+      <w:r>
+        <w:rPr>
+          <w:color w:val="538135" w:themeColor="accent6" w:themeShade="BF"/>
+        </w:rPr>
+        <w:t>内网网关，接交换机 VLAN 100</w:t>
+      </w:r>
+      <w:r>
+        <w:rPr>
+          <w:rFonts w:hint="eastAsia"/>
+          <w:color w:val="538135" w:themeColor="accent6" w:themeShade="BF"/>
+        </w:rPr>
+        <w:t>）10.0.0.254</w:t>
       </w:r>
     </w:p>
     <w:p>
@@ -2542,9 +2538,6 @@
     <w:p>
       <w:pPr>
         <w:spacing w:before="40" w:after="40"/>
-        <w:rPr>
-          <w:rFonts w:hint="eastAsia"/>
-        </w:rPr>
       </w:pPr>
       <w:r>
         <w:rPr>
@@ -2609,6 +2602,305 @@
         <w:spacing w:before="40" w:after="40"/>
       </w:pPr>
     </w:p>
+    <w:p>
+      <w:pPr>
+        <w:spacing w:before="80" w:after="40"/>
+      </w:pPr>
+      <w:r>
+        <w:rPr>
+          <w:rFonts w:eastAsia="微软雅黑"/>
+          <w:color w:val="2E74B5"/>
+          <w:sz w:val="21"/>
+          <w:szCs w:val="21"/>
+        </w:rPr>
+        <w:t>入口：网络 → 接口 → 点击对应接口「编辑」→ 安全域 → 选择 trust → 确定</w:t>
+      </w:r>
+    </w:p>
+    <w:p>
+      <w:pPr>
+        <w:spacing w:before="40" w:after="30"/>
+      </w:pPr>
+      <w:r>
+        <w:rPr>
+          <w:rFonts w:eastAsia="微软雅黑"/>
+          <w:sz w:val="21"/>
+          <w:szCs w:val="21"/>
+        </w:rPr>
+        <w:t>以下接口需绑定到 Trust 域：</w:t>
+      </w:r>
+    </w:p>
+    <w:tbl>
+      <w:tblPr>
+        <w:tblW w:w="9360" w:type="dxa"/>
+        <w:tblBorders>
+          <w:top w:val="single" w:sz="1" w:space="0" w:color="CCCCCC"/>
+          <w:left w:val="single" w:sz="1" w:space="0" w:color="CCCCCC"/>
+          <w:bottom w:val="single" w:sz="1" w:space="0" w:color="CCCCCC"/>
+          <w:right w:val="single" w:sz="1" w:space="0" w:color="CCCCCC"/>
+          <w:insideH w:val="single" w:sz="1" w:space="0" w:color="CCCCCC"/>
+          <w:insideV w:val="single" w:sz="1" w:space="0" w:color="CCCCCC"/>
+        </w:tblBorders>
+      </w:tblPr>
+      <w:tblGrid>
+        <w:gridCol w:w="4200"/>
+        <w:gridCol w:w="5160"/>
+      </w:tblGrid>
+      <w:tr>
+        <w:tc>
+          <w:tcPr>
+            <w:tcW w:w="4200" w:type="dxa"/>
+            <w:tcBorders>
+              <w:top w:val="single" w:sz="1" w:space="0" w:color="1F497D"/>
+              <w:left w:val="single" w:sz="1" w:space="0" w:color="1F497D"/>
+              <w:bottom w:val="single" w:sz="1" w:space="0" w:color="1F497D"/>
+              <w:right w:val="single" w:sz="1" w:space="0" w:color="1F497D"/>
+            </w:tcBorders>
+            <w:shd w:val="clear" w:color="auto" w:fill="1F497D"/>
+            <w:tcMar>
+              <w:top w:w="80" w:type="dxa"/>
+              <w:bottom w:w="80" w:type="dxa"/>
+              <w:left w:w="120" w:type="dxa"/>
+              <w:right w:w="120" w:type="dxa"/>
+            </w:tcMar>
+          </w:tcPr>
+          <w:p>
+            <w:pPr>
+              <w:jc w:val="center"/>
+            </w:pPr>
+            <w:r>
+              <w:rPr>
+                <w:rFonts w:eastAsia="微软雅黑"/>
+                <w:b/>
+                <w:bCs/>
+                <w:color w:val="FFFFFF"/>
+                <w:sz w:val="20"/>
+                <w:szCs w:val="20"/>
+              </w:rPr>
+              <w:t>参数</w:t>
+            </w:r>
+          </w:p>
+        </w:tc>
+        <w:tc>
+          <w:tcPr>
+            <w:tcW w:w="5160" w:type="dxa"/>
+            <w:tcBorders>
+              <w:top w:val="single" w:sz="1" w:space="0" w:color="1F497D"/>
+              <w:left w:val="single" w:sz="1" w:space="0" w:color="1F497D"/>
+              <w:bottom w:val="single" w:sz="1" w:space="0" w:color="1F497D"/>
+              <w:right w:val="single" w:sz="1" w:space="0" w:color="1F497D"/>
+            </w:tcBorders>
+            <w:shd w:val="clear" w:color="auto" w:fill="1F497D"/>
+            <w:tcMar>
+              <w:top w:w="80" w:type="dxa"/>
+              <w:bottom w:w="80" w:type="dxa"/>
+              <w:left w:w="120" w:type="dxa"/>
+              <w:right w:w="120" w:type="dxa"/>
+            </w:tcMar>
+          </w:tcPr>
+          <w:p>
+            <w:pPr>
+              <w:jc w:val="center"/>
+            </w:pPr>
+            <w:r>
+              <w:rPr>
+                <w:rFonts w:eastAsia="微软雅黑"/>
+                <w:b/>
+                <w:bCs/>
+                <w:color w:val="FFFFFF"/>
+                <w:sz w:val="20"/>
+                <w:szCs w:val="20"/>
+              </w:rPr>
+              <w:t>填写值</w:t>
+            </w:r>
+          </w:p>
+        </w:tc>
+      </w:tr>
+      <w:tr>
+        <w:tc>
+          <w:tcPr>
+            <w:tcW w:w="4200" w:type="dxa"/>
+            <w:tcBorders>
+              <w:top w:val="single" w:sz="1" w:space="0" w:color="CCCCCC"/>
+              <w:left w:val="single" w:sz="1" w:space="0" w:color="CCCCCC"/>
+              <w:bottom w:val="single" w:sz="1" w:space="0" w:color="CCCCCC"/>
+              <w:right w:val="single" w:sz="1" w:space="0" w:color="CCCCCC"/>
+            </w:tcBorders>
+            <w:shd w:val="clear" w:color="auto" w:fill="DEEAF1"/>
+            <w:tcMar>
+              <w:top w:w="80" w:type="dxa"/>
+              <w:bottom w:w="80" w:type="dxa"/>
+              <w:left w:w="120" w:type="dxa"/>
+              <w:right w:w="120" w:type="dxa"/>
+            </w:tcMar>
+          </w:tcPr>
+          <w:p>
+            <w:r>
+              <w:rPr>
+                <w:rFonts w:eastAsia="微软雅黑"/>
+                <w:b/>
+                <w:bCs/>
+                <w:sz w:val="20"/>
+                <w:szCs w:val="20"/>
+              </w:rPr>
+              <w:t>GE0/0/1</w:t>
+            </w:r>
+          </w:p>
+        </w:tc>
+        <w:tc>
+          <w:tcPr>
+            <w:tcW w:w="5160" w:type="dxa"/>
+            <w:tcBorders>
+              <w:top w:val="single" w:sz="1" w:space="0" w:color="CCCCCC"/>
+              <w:left w:val="single" w:sz="1" w:space="0" w:color="CCCCCC"/>
+              <w:bottom w:val="single" w:sz="1" w:space="0" w:color="CCCCCC"/>
+              <w:right w:val="single" w:sz="1" w:space="0" w:color="CCCCCC"/>
+            </w:tcBorders>
+            <w:shd w:val="clear" w:color="auto" w:fill="DEEAF1"/>
+            <w:tcMar>
+              <w:top w:w="80" w:type="dxa"/>
+              <w:bottom w:w="80" w:type="dxa"/>
+              <w:left w:w="120" w:type="dxa"/>
+              <w:right w:w="120" w:type="dxa"/>
+            </w:tcMar>
+          </w:tcPr>
+          <w:p>
+            <w:r>
+              <w:rPr>
+                <w:rFonts w:eastAsia="微软雅黑"/>
+                <w:sz w:val="20"/>
+                <w:szCs w:val="20"/>
+              </w:rPr>
+              <w:t>内网交换机1（二层，VLAN 1）</w:t>
+            </w:r>
+          </w:p>
+        </w:tc>
+      </w:tr>
+      <w:tr>
+        <w:tc>
+          <w:tcPr>
+            <w:tcW w:w="4200" w:type="dxa"/>
+            <w:tcBorders>
+              <w:top w:val="single" w:sz="1" w:space="0" w:color="CCCCCC"/>
+              <w:left w:val="single" w:sz="1" w:space="0" w:color="CCCCCC"/>
+              <w:bottom w:val="single" w:sz="1" w:space="0" w:color="CCCCCC"/>
+              <w:right w:val="single" w:sz="1" w:space="0" w:color="CCCCCC"/>
+            </w:tcBorders>
+            <w:shd w:val="clear" w:color="auto" w:fill="FFFFFF"/>
+            <w:tcMar>
+              <w:top w:w="80" w:type="dxa"/>
+              <w:bottom w:w="80" w:type="dxa"/>
+              <w:left w:w="120" w:type="dxa"/>
+              <w:right w:w="120" w:type="dxa"/>
+            </w:tcMar>
+          </w:tcPr>
+          <w:p>
+            <w:r>
+              <w:rPr>
+                <w:rFonts w:eastAsia="微软雅黑"/>
+                <w:b/>
+                <w:bCs/>
+                <w:sz w:val="20"/>
+                <w:szCs w:val="20"/>
+              </w:rPr>
+              <w:t>GE0/0/3</w:t>
+            </w:r>
+          </w:p>
+        </w:tc>
+        <w:tc>
+          <w:tcPr>
+            <w:tcW w:w="5160" w:type="dxa"/>
+            <w:tcBorders>
+              <w:top w:val="single" w:sz="1" w:space="0" w:color="CCCCCC"/>
+              <w:left w:val="single" w:sz="1" w:space="0" w:color="CCCCCC"/>
+              <w:bottom w:val="single" w:sz="1" w:space="0" w:color="CCCCCC"/>
+              <w:right w:val="single" w:sz="1" w:space="0" w:color="CCCCCC"/>
+            </w:tcBorders>
+            <w:shd w:val="clear" w:color="auto" w:fill="FFFFFF"/>
+            <w:tcMar>
+              <w:top w:w="80" w:type="dxa"/>
+              <w:bottom w:w="80" w:type="dxa"/>
+              <w:left w:w="120" w:type="dxa"/>
+              <w:right w:w="120" w:type="dxa"/>
+            </w:tcMar>
+          </w:tcPr>
+          <w:p>
+            <w:r>
+              <w:rPr>
+                <w:rFonts w:eastAsia="微软雅黑"/>
+                <w:sz w:val="20"/>
+                <w:szCs w:val="20"/>
+              </w:rPr>
+              <w:t>内网网关（10.0.0.254，连接交换机 VLAN 100）</w:t>
+            </w:r>
+          </w:p>
+        </w:tc>
+      </w:tr>
+      <w:tr>
+        <w:tc>
+          <w:tcPr>
+            <w:tcW w:w="4200" w:type="dxa"/>
+            <w:tcBorders>
+              <w:top w:val="single" w:sz="1" w:space="0" w:color="CCCCCC"/>
+              <w:left w:val="single" w:sz="1" w:space="0" w:color="CCCCCC"/>
+              <w:bottom w:val="single" w:sz="1" w:space="0" w:color="CCCCCC"/>
+              <w:right w:val="single" w:sz="1" w:space="0" w:color="CCCCCC"/>
+            </w:tcBorders>
+            <w:shd w:val="clear" w:color="auto" w:fill="DEEAF1"/>
+            <w:tcMar>
+              <w:top w:w="80" w:type="dxa"/>
+              <w:bottom w:w="80" w:type="dxa"/>
+              <w:left w:w="120" w:type="dxa"/>
+              <w:right w:w="120" w:type="dxa"/>
+            </w:tcMar>
+          </w:tcPr>
+          <w:p>
+            <w:r>
+              <w:rPr>
+                <w:rFonts w:eastAsia="微软雅黑"/>
+                <w:b/>
+                <w:bCs/>
+                <w:sz w:val="20"/>
+                <w:szCs w:val="20"/>
+              </w:rPr>
+              <w:t>MEth0/0/0</w:t>
+            </w:r>
+          </w:p>
+        </w:tc>
+        <w:tc>
+          <w:tcPr>
+            <w:tcW w:w="5160" w:type="dxa"/>
+            <w:tcBorders>
+              <w:top w:val="single" w:sz="1" w:space="0" w:color="CCCCCC"/>
+              <w:left w:val="single" w:sz="1" w:space="0" w:color="CCCCCC"/>
+              <w:bottom w:val="single" w:sz="1" w:space="0" w:color="CCCCCC"/>
+              <w:right w:val="single" w:sz="1" w:space="0" w:color="CCCCCC"/>
+            </w:tcBorders>
+            <w:shd w:val="clear" w:color="auto" w:fill="DEEAF1"/>
+            <w:tcMar>
+              <w:top w:w="80" w:type="dxa"/>
+              <w:bottom w:w="80" w:type="dxa"/>
+              <w:left w:w="120" w:type="dxa"/>
+              <w:right w:w="120" w:type="dxa"/>
+            </w:tcMar>
+          </w:tcPr>
+          <w:p>
+            <w:r>
+              <w:rPr>
+                <w:rFonts w:eastAsia="微软雅黑"/>
+                <w:sz w:val="20"/>
+                <w:szCs w:val="20"/>
+              </w:rPr>
+              <w:t>带外管理口（192.168.10.210）</w:t>
+            </w:r>
+          </w:p>
+        </w:tc>
+      </w:tr>
+    </w:tbl>
+    <w:p>
+      <w:pPr>
+        <w:spacing w:before="40" w:after="40"/>
+      </w:pPr>
+    </w:p>
     <w:tbl>
       <w:tblPr>
         <w:tblW w:w="9360" w:type="dxa"/>
@@ -2630,12 +2922,6 @@
         <w:gridCol w:w="9360"/>
       </w:tblGrid>
       <w:tr>
-        <w:tblPrEx>
-          <w:tblCellMar>
-            <w:top w:w="0" w:type="dxa"/>
-            <w:bottom w:w="0" w:type="dxa"/>
-          </w:tblCellMar>
-        </w:tblPrEx>
         <w:tc>
           <w:tcPr>
             <w:tcW w:w="9360" w:type="dxa"/>
@@ -2700,6 +2986,305 @@
         <w:t>3.2 Untrust 域</w:t>
       </w:r>
     </w:p>
+    <w:p>
+      <w:pPr>
+        <w:spacing w:before="40" w:after="40"/>
+      </w:pPr>
+    </w:p>
+    <w:p>
+      <w:pPr>
+        <w:spacing w:before="80" w:after="40"/>
+      </w:pPr>
+      <w:r>
+        <w:rPr>
+          <w:rFonts w:eastAsia="微软雅黑"/>
+          <w:color w:val="2E74B5"/>
+          <w:sz w:val="21"/>
+          <w:szCs w:val="21"/>
+        </w:rPr>
+        <w:t>入口：网络 → 接口 → 点击对应接口「编辑」→ 安全域 → 选择 untrust → 确定</w:t>
+      </w:r>
+    </w:p>
+    <w:p>
+      <w:pPr>
+        <w:spacing w:before="40" w:after="30"/>
+      </w:pPr>
+      <w:r>
+        <w:rPr>
+          <w:rFonts w:eastAsia="微软雅黑"/>
+          <w:sz w:val="21"/>
+          <w:szCs w:val="21"/>
+        </w:rPr>
+        <w:t>以下接口需绑定到 Untrust 域：</w:t>
+      </w:r>
+    </w:p>
+    <w:tbl>
+      <w:tblPr>
+        <w:tblW w:w="9360" w:type="dxa"/>
+        <w:tblBorders>
+          <w:top w:val="single" w:sz="1" w:space="0" w:color="CCCCCC"/>
+          <w:left w:val="single" w:sz="1" w:space="0" w:color="CCCCCC"/>
+          <w:bottom w:val="single" w:sz="1" w:space="0" w:color="CCCCCC"/>
+          <w:right w:val="single" w:sz="1" w:space="0" w:color="CCCCCC"/>
+          <w:insideH w:val="single" w:sz="1" w:space="0" w:color="CCCCCC"/>
+          <w:insideV w:val="single" w:sz="1" w:space="0" w:color="CCCCCC"/>
+        </w:tblBorders>
+      </w:tblPr>
+      <w:tblGrid>
+        <w:gridCol w:w="4200"/>
+        <w:gridCol w:w="5160"/>
+      </w:tblGrid>
+      <w:tr>
+        <w:tc>
+          <w:tcPr>
+            <w:tcW w:w="4200" w:type="dxa"/>
+            <w:tcBorders>
+              <w:top w:val="single" w:sz="1" w:space="0" w:color="1F497D"/>
+              <w:left w:val="single" w:sz="1" w:space="0" w:color="1F497D"/>
+              <w:bottom w:val="single" w:sz="1" w:space="0" w:color="1F497D"/>
+              <w:right w:val="single" w:sz="1" w:space="0" w:color="1F497D"/>
+            </w:tcBorders>
+            <w:shd w:val="clear" w:color="auto" w:fill="1F497D"/>
+            <w:tcMar>
+              <w:top w:w="80" w:type="dxa"/>
+              <w:bottom w:w="80" w:type="dxa"/>
+              <w:left w:w="120" w:type="dxa"/>
+              <w:right w:w="120" w:type="dxa"/>
+            </w:tcMar>
+          </w:tcPr>
+          <w:p>
+            <w:pPr>
+              <w:jc w:val="center"/>
+            </w:pPr>
+            <w:r>
+              <w:rPr>
+                <w:rFonts w:eastAsia="微软雅黑"/>
+                <w:b/>
+                <w:bCs/>
+                <w:color w:val="FFFFFF"/>
+                <w:sz w:val="20"/>
+                <w:szCs w:val="20"/>
+              </w:rPr>
+              <w:t>参数</w:t>
+            </w:r>
+          </w:p>
+        </w:tc>
+        <w:tc>
+          <w:tcPr>
+            <w:tcW w:w="5160" w:type="dxa"/>
+            <w:tcBorders>
+              <w:top w:val="single" w:sz="1" w:space="0" w:color="1F497D"/>
+              <w:left w:val="single" w:sz="1" w:space="0" w:color="1F497D"/>
+              <w:bottom w:val="single" w:sz="1" w:space="0" w:color="1F497D"/>
+              <w:right w:val="single" w:sz="1" w:space="0" w:color="1F497D"/>
+            </w:tcBorders>
+            <w:shd w:val="clear" w:color="auto" w:fill="1F497D"/>
+            <w:tcMar>
+              <w:top w:w="80" w:type="dxa"/>
+              <w:bottom w:w="80" w:type="dxa"/>
+              <w:left w:w="120" w:type="dxa"/>
+              <w:right w:w="120" w:type="dxa"/>
+            </w:tcMar>
+          </w:tcPr>
+          <w:p>
+            <w:pPr>
+              <w:jc w:val="center"/>
+            </w:pPr>
+            <w:r>
+              <w:rPr>
+                <w:rFonts w:eastAsia="微软雅黑"/>
+                <w:b/>
+                <w:bCs/>
+                <w:color w:val="FFFFFF"/>
+                <w:sz w:val="20"/>
+                <w:szCs w:val="20"/>
+              </w:rPr>
+              <w:t>填写值</w:t>
+            </w:r>
+          </w:p>
+        </w:tc>
+      </w:tr>
+      <w:tr>
+        <w:tc>
+          <w:tcPr>
+            <w:tcW w:w="4200" w:type="dxa"/>
+            <w:tcBorders>
+              <w:top w:val="single" w:sz="1" w:space="0" w:color="CCCCCC"/>
+              <w:left w:val="single" w:sz="1" w:space="0" w:color="CCCCCC"/>
+              <w:bottom w:val="single" w:sz="1" w:space="0" w:color="CCCCCC"/>
+              <w:right w:val="single" w:sz="1" w:space="0" w:color="CCCCCC"/>
+            </w:tcBorders>
+            <w:shd w:val="clear" w:color="auto" w:fill="DEEAF1"/>
+            <w:tcMar>
+              <w:top w:w="80" w:type="dxa"/>
+              <w:bottom w:w="80" w:type="dxa"/>
+              <w:left w:w="120" w:type="dxa"/>
+              <w:right w:w="120" w:type="dxa"/>
+            </w:tcMar>
+          </w:tcPr>
+          <w:p>
+            <w:r>
+              <w:rPr>
+                <w:rFonts w:eastAsia="微软雅黑"/>
+                <w:b/>
+                <w:bCs/>
+                <w:sz w:val="20"/>
+                <w:szCs w:val="20"/>
+              </w:rPr>
+              <w:t>GE0/0/0</w:t>
+            </w:r>
+          </w:p>
+        </w:tc>
+        <w:tc>
+          <w:tcPr>
+            <w:tcW w:w="5160" w:type="dxa"/>
+            <w:tcBorders>
+              <w:top w:val="single" w:sz="1" w:space="0" w:color="CCCCCC"/>
+              <w:left w:val="single" w:sz="1" w:space="0" w:color="CCCCCC"/>
+              <w:bottom w:val="single" w:sz="1" w:space="0" w:color="CCCCCC"/>
+              <w:right w:val="single" w:sz="1" w:space="0" w:color="CCCCCC"/>
+            </w:tcBorders>
+            <w:shd w:val="clear" w:color="auto" w:fill="DEEAF1"/>
+            <w:tcMar>
+              <w:top w:w="80" w:type="dxa"/>
+              <w:bottom w:w="80" w:type="dxa"/>
+              <w:left w:w="120" w:type="dxa"/>
+              <w:right w:w="120" w:type="dxa"/>
+            </w:tcMar>
+          </w:tcPr>
+          <w:p>
+            <w:r>
+              <w:rPr>
+                <w:rFonts w:eastAsia="微软雅黑"/>
+                <w:sz w:val="20"/>
+                <w:szCs w:val="20"/>
+              </w:rPr>
+              <w:t>公网出口 极云（1）二层交换</w:t>
+            </w:r>
+          </w:p>
+        </w:tc>
+      </w:tr>
+      <w:tr>
+        <w:tc>
+          <w:tcPr>
+            <w:tcW w:w="4200" w:type="dxa"/>
+            <w:tcBorders>
+              <w:top w:val="single" w:sz="1" w:space="0" w:color="CCCCCC"/>
+              <w:left w:val="single" w:sz="1" w:space="0" w:color="CCCCCC"/>
+              <w:bottom w:val="single" w:sz="1" w:space="0" w:color="CCCCCC"/>
+              <w:right w:val="single" w:sz="1" w:space="0" w:color="CCCCCC"/>
+            </w:tcBorders>
+            <w:shd w:val="clear" w:color="auto" w:fill="FFFFFF"/>
+            <w:tcMar>
+              <w:top w:w="80" w:type="dxa"/>
+              <w:bottom w:w="80" w:type="dxa"/>
+              <w:left w:w="120" w:type="dxa"/>
+              <w:right w:w="120" w:type="dxa"/>
+            </w:tcMar>
+          </w:tcPr>
+          <w:p>
+            <w:r>
+              <w:rPr>
+                <w:rFonts w:eastAsia="微软雅黑"/>
+                <w:b/>
+                <w:bCs/>
+                <w:sz w:val="20"/>
+                <w:szCs w:val="20"/>
+              </w:rPr>
+              <w:t>GE0/0/2</w:t>
+            </w:r>
+          </w:p>
+        </w:tc>
+        <w:tc>
+          <w:tcPr>
+            <w:tcW w:w="5160" w:type="dxa"/>
+            <w:tcBorders>
+              <w:top w:val="single" w:sz="1" w:space="0" w:color="CCCCCC"/>
+              <w:left w:val="single" w:sz="1" w:space="0" w:color="CCCCCC"/>
+              <w:bottom w:val="single" w:sz="1" w:space="0" w:color="CCCCCC"/>
+              <w:right w:val="single" w:sz="1" w:space="0" w:color="CCCCCC"/>
+            </w:tcBorders>
+            <w:shd w:val="clear" w:color="auto" w:fill="FFFFFF"/>
+            <w:tcMar>
+              <w:top w:w="80" w:type="dxa"/>
+              <w:bottom w:w="80" w:type="dxa"/>
+              <w:left w:w="120" w:type="dxa"/>
+              <w:right w:w="120" w:type="dxa"/>
+            </w:tcMar>
+          </w:tcPr>
+          <w:p>
+            <w:r>
+              <w:rPr>
+                <w:rFonts w:eastAsia="微软雅黑"/>
+                <w:sz w:val="20"/>
+                <w:szCs w:val="20"/>
+              </w:rPr>
+              <w:t>公网出口 极云（2）182.140.146.128</w:t>
+            </w:r>
+          </w:p>
+        </w:tc>
+      </w:tr>
+      <w:tr>
+        <w:tc>
+          <w:tcPr>
+            <w:tcW w:w="4200" w:type="dxa"/>
+            <w:tcBorders>
+              <w:top w:val="single" w:sz="1" w:space="0" w:color="CCCCCC"/>
+              <w:left w:val="single" w:sz="1" w:space="0" w:color="CCCCCC"/>
+              <w:bottom w:val="single" w:sz="1" w:space="0" w:color="CCCCCC"/>
+              <w:right w:val="single" w:sz="1" w:space="0" w:color="CCCCCC"/>
+            </w:tcBorders>
+            <w:shd w:val="clear" w:color="auto" w:fill="DEEAF1"/>
+            <w:tcMar>
+              <w:top w:w="80" w:type="dxa"/>
+              <w:bottom w:w="80" w:type="dxa"/>
+              <w:left w:w="120" w:type="dxa"/>
+              <w:right w:w="120" w:type="dxa"/>
+            </w:tcMar>
+          </w:tcPr>
+          <w:p>
+            <w:r>
+              <w:rPr>
+                <w:rFonts w:eastAsia="微软雅黑"/>
+                <w:b/>
+                <w:bCs/>
+                <w:sz w:val="20"/>
+                <w:szCs w:val="20"/>
+              </w:rPr>
+              <w:t>XGE0/0/0</w:t>
+            </w:r>
+          </w:p>
+        </w:tc>
+        <w:tc>
+          <w:tcPr>
+            <w:tcW w:w="5160" w:type="dxa"/>
+            <w:tcBorders>
+              <w:top w:val="single" w:sz="1" w:space="0" w:color="CCCCCC"/>
+              <w:left w:val="single" w:sz="1" w:space="0" w:color="CCCCCC"/>
+              <w:bottom w:val="single" w:sz="1" w:space="0" w:color="CCCCCC"/>
+              <w:right w:val="single" w:sz="1" w:space="0" w:color="CCCCCC"/>
+            </w:tcBorders>
+            <w:shd w:val="clear" w:color="auto" w:fill="DEEAF1"/>
+            <w:tcMar>
+              <w:top w:w="80" w:type="dxa"/>
+              <w:bottom w:w="80" w:type="dxa"/>
+              <w:left w:w="120" w:type="dxa"/>
+              <w:right w:w="120" w:type="dxa"/>
+            </w:tcMar>
+          </w:tcPr>
+          <w:p>
+            <w:r>
+              <w:rPr>
+                <w:rFonts w:eastAsia="微软雅黑"/>
+                <w:sz w:val="20"/>
+                <w:szCs w:val="20"/>
+              </w:rPr>
+              <w:t>公网出口 西信 182.140.240.121</w:t>
+            </w:r>
+          </w:p>
+        </w:tc>
+      </w:tr>
+    </w:tbl>
     <w:p>
       <w:pPr>
         <w:spacing w:before="40" w:after="40"/>
@@ -2726,12 +3311,6 @@
         <w:gridCol w:w="9360"/>
       </w:tblGrid>
       <w:tr>
-        <w:tblPrEx>
-          <w:tblCellMar>
-            <w:top w:w="0" w:type="dxa"/>
-            <w:bottom w:w="0" w:type="dxa"/>
-          </w:tblCellMar>
-        </w:tblPrEx>
         <w:tc>
           <w:tcPr>
             <w:tcW w:w="9360" w:type="dxa"/>
@@ -2804,6 +3383,352 @@
         <w:t>4.1 主路由 — XGE0/0/0 西信（182.140.240.1，preference 60）</w:t>
       </w:r>
     </w:p>
+    <w:p>
+      <w:pPr>
+        <w:spacing w:before="40" w:after="40"/>
+      </w:pPr>
+    </w:p>
+    <w:p>
+      <w:pPr>
+        <w:spacing w:before="80" w:after="40"/>
+      </w:pPr>
+      <w:r>
+        <w:rPr>
+          <w:rFonts w:eastAsia="微软雅黑"/>
+          <w:color w:val="2E74B5"/>
+          <w:sz w:val="21"/>
+          <w:szCs w:val="21"/>
+        </w:rPr>
+        <w:t>入口：网络 → 路由 → 静态路由 → 新建</w:t>
+      </w:r>
+    </w:p>
+    <w:tbl>
+      <w:tblPr>
+        <w:tblW w:w="9360" w:type="dxa"/>
+        <w:tblBorders>
+          <w:top w:val="single" w:sz="1" w:space="0" w:color="CCCCCC"/>
+          <w:left w:val="single" w:sz="1" w:space="0" w:color="CCCCCC"/>
+          <w:bottom w:val="single" w:sz="1" w:space="0" w:color="CCCCCC"/>
+          <w:right w:val="single" w:sz="1" w:space="0" w:color="CCCCCC"/>
+          <w:insideH w:val="single" w:sz="1" w:space="0" w:color="CCCCCC"/>
+          <w:insideV w:val="single" w:sz="1" w:space="0" w:color="CCCCCC"/>
+        </w:tblBorders>
+      </w:tblPr>
+      <w:tblGrid>
+        <w:gridCol w:w="4200"/>
+        <w:gridCol w:w="5160"/>
+      </w:tblGrid>
+      <w:tr>
+        <w:tc>
+          <w:tcPr>
+            <w:tcW w:w="4200" w:type="dxa"/>
+            <w:tcBorders>
+              <w:top w:val="single" w:sz="1" w:space="0" w:color="1F497D"/>
+              <w:left w:val="single" w:sz="1" w:space="0" w:color="1F497D"/>
+              <w:bottom w:val="single" w:sz="1" w:space="0" w:color="1F497D"/>
+              <w:right w:val="single" w:sz="1" w:space="0" w:color="1F497D"/>
+            </w:tcBorders>
+            <w:shd w:val="clear" w:color="auto" w:fill="1F497D"/>
+            <w:tcMar>
+              <w:top w:w="80" w:type="dxa"/>
+              <w:bottom w:w="80" w:type="dxa"/>
+              <w:left w:w="120" w:type="dxa"/>
+              <w:right w:w="120" w:type="dxa"/>
+            </w:tcMar>
+          </w:tcPr>
+          <w:p>
+            <w:pPr>
+              <w:jc w:val="center"/>
+            </w:pPr>
+            <w:r>
+              <w:rPr>
+                <w:rFonts w:eastAsia="微软雅黑"/>
+                <w:b/>
+                <w:bCs/>
+                <w:color w:val="FFFFFF"/>
+                <w:sz w:val="20"/>
+                <w:szCs w:val="20"/>
+              </w:rPr>
+              <w:t>参数</w:t>
+            </w:r>
+          </w:p>
+        </w:tc>
+        <w:tc>
+          <w:tcPr>
+            <w:tcW w:w="5160" w:type="dxa"/>
+            <w:tcBorders>
+              <w:top w:val="single" w:sz="1" w:space="0" w:color="1F497D"/>
+              <w:left w:val="single" w:sz="1" w:space="0" w:color="1F497D"/>
+              <w:bottom w:val="single" w:sz="1" w:space="0" w:color="1F497D"/>
+              <w:right w:val="single" w:sz="1" w:space="0" w:color="1F497D"/>
+            </w:tcBorders>
+            <w:shd w:val="clear" w:color="auto" w:fill="1F497D"/>
+            <w:tcMar>
+              <w:top w:w="80" w:type="dxa"/>
+              <w:bottom w:w="80" w:type="dxa"/>
+              <w:left w:w="120" w:type="dxa"/>
+              <w:right w:w="120" w:type="dxa"/>
+            </w:tcMar>
+          </w:tcPr>
+          <w:p>
+            <w:pPr>
+              <w:jc w:val="center"/>
+            </w:pPr>
+            <w:r>
+              <w:rPr>
+                <w:rFonts w:eastAsia="微软雅黑"/>
+                <w:b/>
+                <w:bCs/>
+                <w:color w:val="FFFFFF"/>
+                <w:sz w:val="20"/>
+                <w:szCs w:val="20"/>
+              </w:rPr>
+              <w:t>填写值</w:t>
+            </w:r>
+          </w:p>
+        </w:tc>
+      </w:tr>
+      <w:tr>
+        <w:tc>
+          <w:tcPr>
+            <w:tcW w:w="4200" w:type="dxa"/>
+            <w:tcBorders>
+              <w:top w:val="single" w:sz="1" w:space="0" w:color="CCCCCC"/>
+              <w:left w:val="single" w:sz="1" w:space="0" w:color="CCCCCC"/>
+              <w:bottom w:val="single" w:sz="1" w:space="0" w:color="CCCCCC"/>
+              <w:right w:val="single" w:sz="1" w:space="0" w:color="CCCCCC"/>
+            </w:tcBorders>
+            <w:shd w:val="clear" w:color="auto" w:fill="DEEAF1"/>
+            <w:tcMar>
+              <w:top w:w="80" w:type="dxa"/>
+              <w:bottom w:w="80" w:type="dxa"/>
+              <w:left w:w="120" w:type="dxa"/>
+              <w:right w:w="120" w:type="dxa"/>
+            </w:tcMar>
+          </w:tcPr>
+          <w:p>
+            <w:r>
+              <w:rPr>
+                <w:rFonts w:eastAsia="微软雅黑"/>
+                <w:b/>
+                <w:bCs/>
+                <w:sz w:val="20"/>
+                <w:szCs w:val="20"/>
+              </w:rPr>
+              <w:t>目的地址 / 掩码</w:t>
+            </w:r>
+          </w:p>
+        </w:tc>
+        <w:tc>
+          <w:tcPr>
+            <w:tcW w:w="5160" w:type="dxa"/>
+            <w:tcBorders>
+              <w:top w:val="single" w:sz="1" w:space="0" w:color="CCCCCC"/>
+              <w:left w:val="single" w:sz="1" w:space="0" w:color="CCCCCC"/>
+              <w:bottom w:val="single" w:sz="1" w:space="0" w:color="CCCCCC"/>
+              <w:right w:val="single" w:sz="1" w:space="0" w:color="CCCCCC"/>
+            </w:tcBorders>
+            <w:shd w:val="clear" w:color="auto" w:fill="DEEAF1"/>
+            <w:tcMar>
+              <w:top w:w="80" w:type="dxa"/>
+              <w:bottom w:w="80" w:type="dxa"/>
+              <w:left w:w="120" w:type="dxa"/>
+              <w:right w:w="120" w:type="dxa"/>
+            </w:tcMar>
+          </w:tcPr>
+          <w:p>
+            <w:r>
+              <w:rPr>
+                <w:rFonts w:eastAsia="微软雅黑"/>
+                <w:sz w:val="20"/>
+                <w:szCs w:val="20"/>
+              </w:rPr>
+              <w:t>0.0.0.0 / 0</w:t>
+            </w:r>
+          </w:p>
+        </w:tc>
+      </w:tr>
+      <w:tr>
+        <w:tc>
+          <w:tcPr>
+            <w:tcW w:w="4200" w:type="dxa"/>
+            <w:tcBorders>
+              <w:top w:val="single" w:sz="1" w:space="0" w:color="CCCCCC"/>
+              <w:left w:val="single" w:sz="1" w:space="0" w:color="CCCCCC"/>
+              <w:bottom w:val="single" w:sz="1" w:space="0" w:color="CCCCCC"/>
+              <w:right w:val="single" w:sz="1" w:space="0" w:color="CCCCCC"/>
+            </w:tcBorders>
+            <w:shd w:val="clear" w:color="auto" w:fill="FFFFFF"/>
+            <w:tcMar>
+              <w:top w:w="80" w:type="dxa"/>
+              <w:bottom w:w="80" w:type="dxa"/>
+              <w:left w:w="120" w:type="dxa"/>
+              <w:right w:w="120" w:type="dxa"/>
+            </w:tcMar>
+          </w:tcPr>
+          <w:p>
+            <w:r>
+              <w:rPr>
+                <w:rFonts w:eastAsia="微软雅黑"/>
+                <w:b/>
+                <w:bCs/>
+                <w:sz w:val="20"/>
+                <w:szCs w:val="20"/>
+              </w:rPr>
+              <w:t>下一跳地址</w:t>
+            </w:r>
+          </w:p>
+        </w:tc>
+        <w:tc>
+          <w:tcPr>
+            <w:tcW w:w="5160" w:type="dxa"/>
+            <w:tcBorders>
+              <w:top w:val="single" w:sz="1" w:space="0" w:color="CCCCCC"/>
+              <w:left w:val="single" w:sz="1" w:space="0" w:color="CCCCCC"/>
+              <w:bottom w:val="single" w:sz="1" w:space="0" w:color="CCCCCC"/>
+              <w:right w:val="single" w:sz="1" w:space="0" w:color="CCCCCC"/>
+            </w:tcBorders>
+            <w:shd w:val="clear" w:color="auto" w:fill="FFFFFF"/>
+            <w:tcMar>
+              <w:top w:w="80" w:type="dxa"/>
+              <w:bottom w:w="80" w:type="dxa"/>
+              <w:left w:w="120" w:type="dxa"/>
+              <w:right w:w="120" w:type="dxa"/>
+            </w:tcMar>
+          </w:tcPr>
+          <w:p>
+            <w:r>
+              <w:rPr>
+                <w:rFonts w:eastAsia="微软雅黑"/>
+                <w:sz w:val="20"/>
+                <w:szCs w:val="20"/>
+              </w:rPr>
+              <w:t>182.140.240.1</w:t>
+            </w:r>
+          </w:p>
+        </w:tc>
+      </w:tr>
+      <w:tr>
+        <w:tc>
+          <w:tcPr>
+            <w:tcW w:w="4200" w:type="dxa"/>
+            <w:tcBorders>
+              <w:top w:val="single" w:sz="1" w:space="0" w:color="CCCCCC"/>
+              <w:left w:val="single" w:sz="1" w:space="0" w:color="CCCCCC"/>
+              <w:bottom w:val="single" w:sz="1" w:space="0" w:color="CCCCCC"/>
+              <w:right w:val="single" w:sz="1" w:space="0" w:color="CCCCCC"/>
+            </w:tcBorders>
+            <w:shd w:val="clear" w:color="auto" w:fill="DEEAF1"/>
+            <w:tcMar>
+              <w:top w:w="80" w:type="dxa"/>
+              <w:bottom w:w="80" w:type="dxa"/>
+              <w:left w:w="120" w:type="dxa"/>
+              <w:right w:w="120" w:type="dxa"/>
+            </w:tcMar>
+          </w:tcPr>
+          <w:p>
+            <w:r>
+              <w:rPr>
+                <w:rFonts w:eastAsia="微软雅黑"/>
+                <w:b/>
+                <w:bCs/>
+                <w:sz w:val="20"/>
+                <w:szCs w:val="20"/>
+              </w:rPr>
+              <w:t>出接口</w:t>
+            </w:r>
+          </w:p>
+        </w:tc>
+        <w:tc>
+          <w:tcPr>
+            <w:tcW w:w="5160" w:type="dxa"/>
+            <w:tcBorders>
+              <w:top w:val="single" w:sz="1" w:space="0" w:color="CCCCCC"/>
+              <w:left w:val="single" w:sz="1" w:space="0" w:color="CCCCCC"/>
+              <w:bottom w:val="single" w:sz="1" w:space="0" w:color="CCCCCC"/>
+              <w:right w:val="single" w:sz="1" w:space="0" w:color="CCCCCC"/>
+            </w:tcBorders>
+            <w:shd w:val="clear" w:color="auto" w:fill="DEEAF1"/>
+            <w:tcMar>
+              <w:top w:w="80" w:type="dxa"/>
+              <w:bottom w:w="80" w:type="dxa"/>
+              <w:left w:w="120" w:type="dxa"/>
+              <w:right w:w="120" w:type="dxa"/>
+            </w:tcMar>
+          </w:tcPr>
+          <w:p>
+            <w:r>
+              <w:rPr>
+                <w:rFonts w:eastAsia="微软雅黑"/>
+                <w:sz w:val="20"/>
+                <w:szCs w:val="20"/>
+              </w:rPr>
+              <w:t>XGE0/0/0</w:t>
+            </w:r>
+          </w:p>
+        </w:tc>
+      </w:tr>
+      <w:tr>
+        <w:tc>
+          <w:tcPr>
+            <w:tcW w:w="4200" w:type="dxa"/>
+            <w:tcBorders>
+              <w:top w:val="single" w:sz="1" w:space="0" w:color="CCCCCC"/>
+              <w:left w:val="single" w:sz="1" w:space="0" w:color="CCCCCC"/>
+              <w:bottom w:val="single" w:sz="1" w:space="0" w:color="CCCCCC"/>
+              <w:right w:val="single" w:sz="1" w:space="0" w:color="CCCCCC"/>
+            </w:tcBorders>
+            <w:shd w:val="clear" w:color="auto" w:fill="FFFFFF"/>
+            <w:tcMar>
+              <w:top w:w="80" w:type="dxa"/>
+              <w:bottom w:w="80" w:type="dxa"/>
+              <w:left w:w="120" w:type="dxa"/>
+              <w:right w:w="120" w:type="dxa"/>
+            </w:tcMar>
+          </w:tcPr>
+          <w:p>
+            <w:r>
+              <w:rPr>
+                <w:rFonts w:eastAsia="微软雅黑"/>
+                <w:b/>
+                <w:bCs/>
+                <w:sz w:val="20"/>
+                <w:szCs w:val="20"/>
+              </w:rPr>
+              <w:t>优先级</w:t>
+            </w:r>
+          </w:p>
+        </w:tc>
+        <w:tc>
+          <w:tcPr>
+            <w:tcW w:w="5160" w:type="dxa"/>
+            <w:tcBorders>
+              <w:top w:val="single" w:sz="1" w:space="0" w:color="CCCCCC"/>
+              <w:left w:val="single" w:sz="1" w:space="0" w:color="CCCCCC"/>
+              <w:bottom w:val="single" w:sz="1" w:space="0" w:color="CCCCCC"/>
+              <w:right w:val="single" w:sz="1" w:space="0" w:color="CCCCCC"/>
+            </w:tcBorders>
+            <w:shd w:val="clear" w:color="auto" w:fill="FFFFFF"/>
+            <w:tcMar>
+              <w:top w:w="80" w:type="dxa"/>
+              <w:bottom w:w="80" w:type="dxa"/>
+              <w:left w:w="120" w:type="dxa"/>
+              <w:right w:w="120" w:type="dxa"/>
+            </w:tcMar>
+          </w:tcPr>
+          <w:p>
+            <w:r>
+              <w:rPr>
+                <w:rFonts w:eastAsia="微软雅黑"/>
+                <w:sz w:val="20"/>
+                <w:szCs w:val="20"/>
+              </w:rPr>
+              <w:t>60（数值越小越优先）</w:t>
+            </w:r>
+          </w:p>
+        </w:tc>
+      </w:tr>
+    </w:tbl>
     <w:p>
       <w:pPr>
         <w:spacing w:before="40" w:after="40"/>
@@ -2830,12 +3755,6 @@
         <w:gridCol w:w="9360"/>
       </w:tblGrid>
       <w:tr>
-        <w:tblPrEx>
-          <w:tblCellMar>
-            <w:top w:w="0" w:type="dxa"/>
-            <w:bottom w:w="0" w:type="dxa"/>
-          </w:tblCellMar>
-        </w:tblPrEx>
         <w:tc>
           <w:tcPr>
             <w:tcW w:w="9360" w:type="dxa"/>
@@ -2900,6 +3819,352 @@
         <w:t>4.2 备路由 — GE0/0/2 极云2（182.140.146.129，preference 80）</w:t>
       </w:r>
     </w:p>
+    <w:p>
+      <w:pPr>
+        <w:spacing w:before="40" w:after="40"/>
+      </w:pPr>
+    </w:p>
+    <w:p>
+      <w:pPr>
+        <w:spacing w:before="80" w:after="40"/>
+      </w:pPr>
+      <w:r>
+        <w:rPr>
+          <w:rFonts w:eastAsia="微软雅黑"/>
+          <w:color w:val="2E74B5"/>
+          <w:sz w:val="21"/>
+          <w:szCs w:val="21"/>
+        </w:rPr>
+        <w:t>入口：网络 → 路由 → 静态路由 → 新建</w:t>
+      </w:r>
+    </w:p>
+    <w:tbl>
+      <w:tblPr>
+        <w:tblW w:w="9360" w:type="dxa"/>
+        <w:tblBorders>
+          <w:top w:val="single" w:sz="1" w:space="0" w:color="CCCCCC"/>
+          <w:left w:val="single" w:sz="1" w:space="0" w:color="CCCCCC"/>
+          <w:bottom w:val="single" w:sz="1" w:space="0" w:color="CCCCCC"/>
+          <w:right w:val="single" w:sz="1" w:space="0" w:color="CCCCCC"/>
+          <w:insideH w:val="single" w:sz="1" w:space="0" w:color="CCCCCC"/>
+          <w:insideV w:val="single" w:sz="1" w:space="0" w:color="CCCCCC"/>
+        </w:tblBorders>
+      </w:tblPr>
+      <w:tblGrid>
+        <w:gridCol w:w="4200"/>
+        <w:gridCol w:w="5160"/>
+      </w:tblGrid>
+      <w:tr>
+        <w:tc>
+          <w:tcPr>
+            <w:tcW w:w="4200" w:type="dxa"/>
+            <w:tcBorders>
+              <w:top w:val="single" w:sz="1" w:space="0" w:color="1F497D"/>
+              <w:left w:val="single" w:sz="1" w:space="0" w:color="1F497D"/>
+              <w:bottom w:val="single" w:sz="1" w:space="0" w:color="1F497D"/>
+              <w:right w:val="single" w:sz="1" w:space="0" w:color="1F497D"/>
+            </w:tcBorders>
+            <w:shd w:val="clear" w:color="auto" w:fill="1F497D"/>
+            <w:tcMar>
+              <w:top w:w="80" w:type="dxa"/>
+              <w:bottom w:w="80" w:type="dxa"/>
+              <w:left w:w="120" w:type="dxa"/>
+              <w:right w:w="120" w:type="dxa"/>
+            </w:tcMar>
+          </w:tcPr>
+          <w:p>
+            <w:pPr>
+              <w:jc w:val="center"/>
+            </w:pPr>
+            <w:r>
+              <w:rPr>
+                <w:rFonts w:eastAsia="微软雅黑"/>
+                <w:b/>
+                <w:bCs/>
+                <w:color w:val="FFFFFF"/>
+                <w:sz w:val="20"/>
+                <w:szCs w:val="20"/>
+              </w:rPr>
+              <w:t>参数</w:t>
+            </w:r>
+          </w:p>
+        </w:tc>
+        <w:tc>
+          <w:tcPr>
+            <w:tcW w:w="5160" w:type="dxa"/>
+            <w:tcBorders>
+              <w:top w:val="single" w:sz="1" w:space="0" w:color="1F497D"/>
+              <w:left w:val="single" w:sz="1" w:space="0" w:color="1F497D"/>
+              <w:bottom w:val="single" w:sz="1" w:space="0" w:color="1F497D"/>
+              <w:right w:val="single" w:sz="1" w:space="0" w:color="1F497D"/>
+            </w:tcBorders>
+            <w:shd w:val="clear" w:color="auto" w:fill="1F497D"/>
+            <w:tcMar>
+              <w:top w:w="80" w:type="dxa"/>
+              <w:bottom w:w="80" w:type="dxa"/>
+              <w:left w:w="120" w:type="dxa"/>
+              <w:right w:w="120" w:type="dxa"/>
+            </w:tcMar>
+          </w:tcPr>
+          <w:p>
+            <w:pPr>
+              <w:jc w:val="center"/>
+            </w:pPr>
+            <w:r>
+              <w:rPr>
+                <w:rFonts w:eastAsia="微软雅黑"/>
+                <w:b/>
+                <w:bCs/>
+                <w:color w:val="FFFFFF"/>
+                <w:sz w:val="20"/>
+                <w:szCs w:val="20"/>
+              </w:rPr>
+              <w:t>填写值</w:t>
+            </w:r>
+          </w:p>
+        </w:tc>
+      </w:tr>
+      <w:tr>
+        <w:tc>
+          <w:tcPr>
+            <w:tcW w:w="4200" w:type="dxa"/>
+            <w:tcBorders>
+              <w:top w:val="single" w:sz="1" w:space="0" w:color="CCCCCC"/>
+              <w:left w:val="single" w:sz="1" w:space="0" w:color="CCCCCC"/>
+              <w:bottom w:val="single" w:sz="1" w:space="0" w:color="CCCCCC"/>
+              <w:right w:val="single" w:sz="1" w:space="0" w:color="CCCCCC"/>
+            </w:tcBorders>
+            <w:shd w:val="clear" w:color="auto" w:fill="DEEAF1"/>
+            <w:tcMar>
+              <w:top w:w="80" w:type="dxa"/>
+              <w:bottom w:w="80" w:type="dxa"/>
+              <w:left w:w="120" w:type="dxa"/>
+              <w:right w:w="120" w:type="dxa"/>
+            </w:tcMar>
+          </w:tcPr>
+          <w:p>
+            <w:r>
+              <w:rPr>
+                <w:rFonts w:eastAsia="微软雅黑"/>
+                <w:b/>
+                <w:bCs/>
+                <w:sz w:val="20"/>
+                <w:szCs w:val="20"/>
+              </w:rPr>
+              <w:t>目的地址 / 掩码</w:t>
+            </w:r>
+          </w:p>
+        </w:tc>
+        <w:tc>
+          <w:tcPr>
+            <w:tcW w:w="5160" w:type="dxa"/>
+            <w:tcBorders>
+              <w:top w:val="single" w:sz="1" w:space="0" w:color="CCCCCC"/>
+              <w:left w:val="single" w:sz="1" w:space="0" w:color="CCCCCC"/>
+              <w:bottom w:val="single" w:sz="1" w:space="0" w:color="CCCCCC"/>
+              <w:right w:val="single" w:sz="1" w:space="0" w:color="CCCCCC"/>
+            </w:tcBorders>
+            <w:shd w:val="clear" w:color="auto" w:fill="DEEAF1"/>
+            <w:tcMar>
+              <w:top w:w="80" w:type="dxa"/>
+              <w:bottom w:w="80" w:type="dxa"/>
+              <w:left w:w="120" w:type="dxa"/>
+              <w:right w:w="120" w:type="dxa"/>
+            </w:tcMar>
+          </w:tcPr>
+          <w:p>
+            <w:r>
+              <w:rPr>
+                <w:rFonts w:eastAsia="微软雅黑"/>
+                <w:sz w:val="20"/>
+                <w:szCs w:val="20"/>
+              </w:rPr>
+              <w:t>0.0.0.0 / 0</w:t>
+            </w:r>
+          </w:p>
+        </w:tc>
+      </w:tr>
+      <w:tr>
+        <w:tc>
+          <w:tcPr>
+            <w:tcW w:w="4200" w:type="dxa"/>
+            <w:tcBorders>
+              <w:top w:val="single" w:sz="1" w:space="0" w:color="CCCCCC"/>
+              <w:left w:val="single" w:sz="1" w:space="0" w:color="CCCCCC"/>
+              <w:bottom w:val="single" w:sz="1" w:space="0" w:color="CCCCCC"/>
+              <w:right w:val="single" w:sz="1" w:space="0" w:color="CCCCCC"/>
+            </w:tcBorders>
+            <w:shd w:val="clear" w:color="auto" w:fill="FFFFFF"/>
+            <w:tcMar>
+              <w:top w:w="80" w:type="dxa"/>
+              <w:bottom w:w="80" w:type="dxa"/>
+              <w:left w:w="120" w:type="dxa"/>
+              <w:right w:w="120" w:type="dxa"/>
+            </w:tcMar>
+          </w:tcPr>
+          <w:p>
+            <w:r>
+              <w:rPr>
+                <w:rFonts w:eastAsia="微软雅黑"/>
+                <w:b/>
+                <w:bCs/>
+                <w:sz w:val="20"/>
+                <w:szCs w:val="20"/>
+              </w:rPr>
+              <w:t>下一跳地址</w:t>
+            </w:r>
+          </w:p>
+        </w:tc>
+        <w:tc>
+          <w:tcPr>
+            <w:tcW w:w="5160" w:type="dxa"/>
+            <w:tcBorders>
+              <w:top w:val="single" w:sz="1" w:space="0" w:color="CCCCCC"/>
+              <w:left w:val="single" w:sz="1" w:space="0" w:color="CCCCCC"/>
+              <w:bottom w:val="single" w:sz="1" w:space="0" w:color="CCCCCC"/>
+              <w:right w:val="single" w:sz="1" w:space="0" w:color="CCCCCC"/>
+            </w:tcBorders>
+            <w:shd w:val="clear" w:color="auto" w:fill="FFFFFF"/>
+            <w:tcMar>
+              <w:top w:w="80" w:type="dxa"/>
+              <w:bottom w:w="80" w:type="dxa"/>
+              <w:left w:w="120" w:type="dxa"/>
+              <w:right w:w="120" w:type="dxa"/>
+            </w:tcMar>
+          </w:tcPr>
+          <w:p>
+            <w:r>
+              <w:rPr>
+                <w:rFonts w:eastAsia="微软雅黑"/>
+                <w:sz w:val="20"/>
+                <w:szCs w:val="20"/>
+              </w:rPr>
+              <w:t>182.140.146.129</w:t>
+            </w:r>
+          </w:p>
+        </w:tc>
+      </w:tr>
+      <w:tr>
+        <w:tc>
+          <w:tcPr>
+            <w:tcW w:w="4200" w:type="dxa"/>
+            <w:tcBorders>
+              <w:top w:val="single" w:sz="1" w:space="0" w:color="CCCCCC"/>
+              <w:left w:val="single" w:sz="1" w:space="0" w:color="CCCCCC"/>
+              <w:bottom w:val="single" w:sz="1" w:space="0" w:color="CCCCCC"/>
+              <w:right w:val="single" w:sz="1" w:space="0" w:color="CCCCCC"/>
+            </w:tcBorders>
+            <w:shd w:val="clear" w:color="auto" w:fill="DEEAF1"/>
+            <w:tcMar>
+              <w:top w:w="80" w:type="dxa"/>
+              <w:bottom w:w="80" w:type="dxa"/>
+              <w:left w:w="120" w:type="dxa"/>
+              <w:right w:w="120" w:type="dxa"/>
+            </w:tcMar>
+          </w:tcPr>
+          <w:p>
+            <w:r>
+              <w:rPr>
+                <w:rFonts w:eastAsia="微软雅黑"/>
+                <w:b/>
+                <w:bCs/>
+                <w:sz w:val="20"/>
+                <w:szCs w:val="20"/>
+              </w:rPr>
+              <w:t>出接口</w:t>
+            </w:r>
+          </w:p>
+        </w:tc>
+        <w:tc>
+          <w:tcPr>
+            <w:tcW w:w="5160" w:type="dxa"/>
+            <w:tcBorders>
+              <w:top w:val="single" w:sz="1" w:space="0" w:color="CCCCCC"/>
+              <w:left w:val="single" w:sz="1" w:space="0" w:color="CCCCCC"/>
+              <w:bottom w:val="single" w:sz="1" w:space="0" w:color="CCCCCC"/>
+              <w:right w:val="single" w:sz="1" w:space="0" w:color="CCCCCC"/>
+            </w:tcBorders>
+            <w:shd w:val="clear" w:color="auto" w:fill="DEEAF1"/>
+            <w:tcMar>
+              <w:top w:w="80" w:type="dxa"/>
+              <w:bottom w:w="80" w:type="dxa"/>
+              <w:left w:w="120" w:type="dxa"/>
+              <w:right w:w="120" w:type="dxa"/>
+            </w:tcMar>
+          </w:tcPr>
+          <w:p>
+            <w:r>
+              <w:rPr>
+                <w:rFonts w:eastAsia="微软雅黑"/>
+                <w:sz w:val="20"/>
+                <w:szCs w:val="20"/>
+              </w:rPr>
+              <w:t>GE0/0/2</w:t>
+            </w:r>
+          </w:p>
+        </w:tc>
+      </w:tr>
+      <w:tr>
+        <w:tc>
+          <w:tcPr>
+            <w:tcW w:w="4200" w:type="dxa"/>
+            <w:tcBorders>
+              <w:top w:val="single" w:sz="1" w:space="0" w:color="CCCCCC"/>
+              <w:left w:val="single" w:sz="1" w:space="0" w:color="CCCCCC"/>
+              <w:bottom w:val="single" w:sz="1" w:space="0" w:color="CCCCCC"/>
+              <w:right w:val="single" w:sz="1" w:space="0" w:color="CCCCCC"/>
+            </w:tcBorders>
+            <w:shd w:val="clear" w:color="auto" w:fill="FFFFFF"/>
+            <w:tcMar>
+              <w:top w:w="80" w:type="dxa"/>
+              <w:bottom w:w="80" w:type="dxa"/>
+              <w:left w:w="120" w:type="dxa"/>
+              <w:right w:w="120" w:type="dxa"/>
+            </w:tcMar>
+          </w:tcPr>
+          <w:p>
+            <w:r>
+              <w:rPr>
+                <w:rFonts w:eastAsia="微软雅黑"/>
+                <w:b/>
+                <w:bCs/>
+                <w:sz w:val="20"/>
+                <w:szCs w:val="20"/>
+              </w:rPr>
+              <w:t>优先级</w:t>
+            </w:r>
+          </w:p>
+        </w:tc>
+        <w:tc>
+          <w:tcPr>
+            <w:tcW w:w="5160" w:type="dxa"/>
+            <w:tcBorders>
+              <w:top w:val="single" w:sz="1" w:space="0" w:color="CCCCCC"/>
+              <w:left w:val="single" w:sz="1" w:space="0" w:color="CCCCCC"/>
+              <w:bottom w:val="single" w:sz="1" w:space="0" w:color="CCCCCC"/>
+              <w:right w:val="single" w:sz="1" w:space="0" w:color="CCCCCC"/>
+            </w:tcBorders>
+            <w:shd w:val="clear" w:color="auto" w:fill="FFFFFF"/>
+            <w:tcMar>
+              <w:top w:w="80" w:type="dxa"/>
+              <w:bottom w:w="80" w:type="dxa"/>
+              <w:left w:w="120" w:type="dxa"/>
+              <w:right w:w="120" w:type="dxa"/>
+            </w:tcMar>
+          </w:tcPr>
+          <w:p>
+            <w:r>
+              <w:rPr>
+                <w:rFonts w:eastAsia="微软雅黑"/>
+                <w:sz w:val="20"/>
+                <w:szCs w:val="20"/>
+              </w:rPr>
+              <w:t>80（主路由故障后自动切换）</w:t>
+            </w:r>
+          </w:p>
+        </w:tc>
+      </w:tr>
+    </w:tbl>
     <w:p>
       <w:pPr>
         <w:spacing w:before="40" w:after="40"/>
@@ -2926,12 +4191,6 @@
         <w:gridCol w:w="9360"/>
       </w:tblGrid>
       <w:tr>
-        <w:tblPrEx>
-          <w:tblCellMar>
-            <w:top w:w="0" w:type="dxa"/>
-            <w:bottom w:w="0" w:type="dxa"/>
-          </w:tblCellMar>
-        </w:tblPrEx>
         <w:tc>
           <w:tcPr>
             <w:tcW w:w="9360" w:type="dxa"/>
@@ -2994,6 +4253,38 @@
       </w:pPr>
       <w:r>
         <w:t>4.3 验证路由表</w:t>
+      </w:r>
+    </w:p>
+    <w:p>
+      <w:pPr>
+        <w:spacing w:before="40" w:after="40"/>
+      </w:pPr>
+    </w:p>
+    <w:p>
+      <w:pPr>
+        <w:spacing w:before="80" w:after="40"/>
+      </w:pPr>
+      <w:r>
+        <w:rPr>
+          <w:rFonts w:eastAsia="微软雅黑"/>
+          <w:color w:val="2E74B5"/>
+          <w:sz w:val="21"/>
+          <w:szCs w:val="21"/>
+        </w:rPr>
+        <w:t>入口：网络 → 路由 → 路由表</w:t>
+      </w:r>
+    </w:p>
+    <w:p>
+      <w:pPr>
+        <w:spacing w:before="40" w:after="40"/>
+      </w:pPr>
+      <w:r>
+        <w:rPr>
+          <w:rFonts w:eastAsia="微软雅黑"/>
+          <w:sz w:val="21"/>
+          <w:szCs w:val="21"/>
+        </w:rPr>
+        <w:t>确认存在两条默认路由（0.0.0.0/0），XGE0/0/0 优先级 60 处于 Active 状态。</w:t>
       </w:r>
     </w:p>
     <w:p>
@@ -3022,12 +4313,6 @@
         <w:gridCol w:w="9360"/>
       </w:tblGrid>
       <w:tr>
-        <w:tblPrEx>
-          <w:tblCellMar>
-            <w:top w:w="0" w:type="dxa"/>
-            <w:bottom w:w="0" w:type="dxa"/>
-          </w:tblCellMar>
-        </w:tblPrEx>
         <w:tc>
           <w:tcPr>
             <w:tcW w:w="9360" w:type="dxa"/>
@@ -3100,6 +4385,472 @@
         <w:t>5.1 XGE0/0/0 出口 NAT（西信）</w:t>
       </w:r>
     </w:p>
+    <w:p>
+      <w:pPr>
+        <w:spacing w:before="40" w:after="40"/>
+      </w:pPr>
+    </w:p>
+    <w:p>
+      <w:pPr>
+        <w:spacing w:before="80" w:after="40"/>
+      </w:pPr>
+      <w:r>
+        <w:rPr>
+          <w:rFonts w:eastAsia="微软雅黑"/>
+          <w:color w:val="2E74B5"/>
+          <w:sz w:val="21"/>
+          <w:szCs w:val="21"/>
+        </w:rPr>
+        <w:t>入口：策略 → NAT 策略 → 源 NAT → 新建</w:t>
+      </w:r>
+    </w:p>
+    <w:tbl>
+      <w:tblPr>
+        <w:tblW w:w="9360" w:type="dxa"/>
+        <w:tblBorders>
+          <w:top w:val="single" w:sz="1" w:space="0" w:color="CCCCCC"/>
+          <w:left w:val="single" w:sz="1" w:space="0" w:color="CCCCCC"/>
+          <w:bottom w:val="single" w:sz="1" w:space="0" w:color="CCCCCC"/>
+          <w:right w:val="single" w:sz="1" w:space="0" w:color="CCCCCC"/>
+          <w:insideH w:val="single" w:sz="1" w:space="0" w:color="CCCCCC"/>
+          <w:insideV w:val="single" w:sz="1" w:space="0" w:color="CCCCCC"/>
+        </w:tblBorders>
+      </w:tblPr>
+      <w:tblGrid>
+        <w:gridCol w:w="4200"/>
+        <w:gridCol w:w="5160"/>
+      </w:tblGrid>
+      <w:tr>
+        <w:tc>
+          <w:tcPr>
+            <w:tcW w:w="4200" w:type="dxa"/>
+            <w:tcBorders>
+              <w:top w:val="single" w:sz="1" w:space="0" w:color="1F497D"/>
+              <w:left w:val="single" w:sz="1" w:space="0" w:color="1F497D"/>
+              <w:bottom w:val="single" w:sz="1" w:space="0" w:color="1F497D"/>
+              <w:right w:val="single" w:sz="1" w:space="0" w:color="1F497D"/>
+            </w:tcBorders>
+            <w:shd w:val="clear" w:color="auto" w:fill="1F497D"/>
+            <w:tcMar>
+              <w:top w:w="80" w:type="dxa"/>
+              <w:bottom w:w="80" w:type="dxa"/>
+              <w:left w:w="120" w:type="dxa"/>
+              <w:right w:w="120" w:type="dxa"/>
+            </w:tcMar>
+          </w:tcPr>
+          <w:p>
+            <w:pPr>
+              <w:jc w:val="center"/>
+            </w:pPr>
+            <w:r>
+              <w:rPr>
+                <w:rFonts w:eastAsia="微软雅黑"/>
+                <w:b/>
+                <w:bCs/>
+                <w:color w:val="FFFFFF"/>
+                <w:sz w:val="20"/>
+                <w:szCs w:val="20"/>
+              </w:rPr>
+              <w:t>参数</w:t>
+            </w:r>
+          </w:p>
+        </w:tc>
+        <w:tc>
+          <w:tcPr>
+            <w:tcW w:w="5160" w:type="dxa"/>
+            <w:tcBorders>
+              <w:top w:val="single" w:sz="1" w:space="0" w:color="1F497D"/>
+              <w:left w:val="single" w:sz="1" w:space="0" w:color="1F497D"/>
+              <w:bottom w:val="single" w:sz="1" w:space="0" w:color="1F497D"/>
+              <w:right w:val="single" w:sz="1" w:space="0" w:color="1F497D"/>
+            </w:tcBorders>
+            <w:shd w:val="clear" w:color="auto" w:fill="1F497D"/>
+            <w:tcMar>
+              <w:top w:w="80" w:type="dxa"/>
+              <w:bottom w:w="80" w:type="dxa"/>
+              <w:left w:w="120" w:type="dxa"/>
+              <w:right w:w="120" w:type="dxa"/>
+            </w:tcMar>
+          </w:tcPr>
+          <w:p>
+            <w:pPr>
+              <w:jc w:val="center"/>
+            </w:pPr>
+            <w:r>
+              <w:rPr>
+                <w:rFonts w:eastAsia="微软雅黑"/>
+                <w:b/>
+                <w:bCs/>
+                <w:color w:val="FFFFFF"/>
+                <w:sz w:val="20"/>
+                <w:szCs w:val="20"/>
+              </w:rPr>
+              <w:t>填写值</w:t>
+            </w:r>
+          </w:p>
+        </w:tc>
+      </w:tr>
+      <w:tr>
+        <w:tc>
+          <w:tcPr>
+            <w:tcW w:w="4200" w:type="dxa"/>
+            <w:tcBorders>
+              <w:top w:val="single" w:sz="1" w:space="0" w:color="CCCCCC"/>
+              <w:left w:val="single" w:sz="1" w:space="0" w:color="CCCCCC"/>
+              <w:bottom w:val="single" w:sz="1" w:space="0" w:color="CCCCCC"/>
+              <w:right w:val="single" w:sz="1" w:space="0" w:color="CCCCCC"/>
+            </w:tcBorders>
+            <w:shd w:val="clear" w:color="auto" w:fill="DEEAF1"/>
+            <w:tcMar>
+              <w:top w:w="80" w:type="dxa"/>
+              <w:bottom w:w="80" w:type="dxa"/>
+              <w:left w:w="120" w:type="dxa"/>
+              <w:right w:w="120" w:type="dxa"/>
+            </w:tcMar>
+          </w:tcPr>
+          <w:p>
+            <w:r>
+              <w:rPr>
+                <w:rFonts w:eastAsia="微软雅黑"/>
+                <w:b/>
+                <w:bCs/>
+                <w:sz w:val="20"/>
+                <w:szCs w:val="20"/>
+              </w:rPr>
+              <w:t>名称</w:t>
+            </w:r>
+          </w:p>
+        </w:tc>
+        <w:tc>
+          <w:tcPr>
+            <w:tcW w:w="5160" w:type="dxa"/>
+            <w:tcBorders>
+              <w:top w:val="single" w:sz="1" w:space="0" w:color="CCCCCC"/>
+              <w:left w:val="single" w:sz="1" w:space="0" w:color="CCCCCC"/>
+              <w:bottom w:val="single" w:sz="1" w:space="0" w:color="CCCCCC"/>
+              <w:right w:val="single" w:sz="1" w:space="0" w:color="CCCCCC"/>
+            </w:tcBorders>
+            <w:shd w:val="clear" w:color="auto" w:fill="DEEAF1"/>
+            <w:tcMar>
+              <w:top w:w="80" w:type="dxa"/>
+              <w:bottom w:w="80" w:type="dxa"/>
+              <w:left w:w="120" w:type="dxa"/>
+              <w:right w:w="120" w:type="dxa"/>
+            </w:tcMar>
+          </w:tcPr>
+          <w:p>
+            <w:r>
+              <w:rPr>
+                <w:rFonts w:eastAsia="微软雅黑"/>
+                <w:sz w:val="20"/>
+                <w:szCs w:val="20"/>
+              </w:rPr>
+              <w:t>NAT_XSX</w:t>
+            </w:r>
+          </w:p>
+        </w:tc>
+      </w:tr>
+      <w:tr>
+        <w:tc>
+          <w:tcPr>
+            <w:tcW w:w="4200" w:type="dxa"/>
+            <w:tcBorders>
+              <w:top w:val="single" w:sz="1" w:space="0" w:color="CCCCCC"/>
+              <w:left w:val="single" w:sz="1" w:space="0" w:color="CCCCCC"/>
+              <w:bottom w:val="single" w:sz="1" w:space="0" w:color="CCCCCC"/>
+              <w:right w:val="single" w:sz="1" w:space="0" w:color="CCCCCC"/>
+            </w:tcBorders>
+            <w:shd w:val="clear" w:color="auto" w:fill="FFFFFF"/>
+            <w:tcMar>
+              <w:top w:w="80" w:type="dxa"/>
+              <w:bottom w:w="80" w:type="dxa"/>
+              <w:left w:w="120" w:type="dxa"/>
+              <w:right w:w="120" w:type="dxa"/>
+            </w:tcMar>
+          </w:tcPr>
+          <w:p>
+            <w:r>
+              <w:rPr>
+                <w:rFonts w:eastAsia="微软雅黑"/>
+                <w:b/>
+                <w:bCs/>
+                <w:sz w:val="20"/>
+                <w:szCs w:val="20"/>
+              </w:rPr>
+              <w:t>源安全域</w:t>
+            </w:r>
+          </w:p>
+        </w:tc>
+        <w:tc>
+          <w:tcPr>
+            <w:tcW w:w="5160" w:type="dxa"/>
+            <w:tcBorders>
+              <w:top w:val="single" w:sz="1" w:space="0" w:color="CCCCCC"/>
+              <w:left w:val="single" w:sz="1" w:space="0" w:color="CCCCCC"/>
+              <w:bottom w:val="single" w:sz="1" w:space="0" w:color="CCCCCC"/>
+              <w:right w:val="single" w:sz="1" w:space="0" w:color="CCCCCC"/>
+            </w:tcBorders>
+            <w:shd w:val="clear" w:color="auto" w:fill="FFFFFF"/>
+            <w:tcMar>
+              <w:top w:w="80" w:type="dxa"/>
+              <w:bottom w:w="80" w:type="dxa"/>
+              <w:left w:w="120" w:type="dxa"/>
+              <w:right w:w="120" w:type="dxa"/>
+            </w:tcMar>
+          </w:tcPr>
+          <w:p>
+            <w:r>
+              <w:rPr>
+                <w:rFonts w:eastAsia="微软雅黑"/>
+                <w:sz w:val="20"/>
+                <w:szCs w:val="20"/>
+              </w:rPr>
+              <w:t>trust</w:t>
+            </w:r>
+          </w:p>
+        </w:tc>
+      </w:tr>
+      <w:tr>
+        <w:tc>
+          <w:tcPr>
+            <w:tcW w:w="4200" w:type="dxa"/>
+            <w:tcBorders>
+              <w:top w:val="single" w:sz="1" w:space="0" w:color="CCCCCC"/>
+              <w:left w:val="single" w:sz="1" w:space="0" w:color="CCCCCC"/>
+              <w:bottom w:val="single" w:sz="1" w:space="0" w:color="CCCCCC"/>
+              <w:right w:val="single" w:sz="1" w:space="0" w:color="CCCCCC"/>
+            </w:tcBorders>
+            <w:shd w:val="clear" w:color="auto" w:fill="DEEAF1"/>
+            <w:tcMar>
+              <w:top w:w="80" w:type="dxa"/>
+              <w:bottom w:w="80" w:type="dxa"/>
+              <w:left w:w="120" w:type="dxa"/>
+              <w:right w:w="120" w:type="dxa"/>
+            </w:tcMar>
+          </w:tcPr>
+          <w:p>
+            <w:r>
+              <w:rPr>
+                <w:rFonts w:eastAsia="微软雅黑"/>
+                <w:b/>
+                <w:bCs/>
+                <w:sz w:val="20"/>
+                <w:szCs w:val="20"/>
+              </w:rPr>
+              <w:t>目的安全域</w:t>
+            </w:r>
+          </w:p>
+        </w:tc>
+        <w:tc>
+          <w:tcPr>
+            <w:tcW w:w="5160" w:type="dxa"/>
+            <w:tcBorders>
+              <w:top w:val="single" w:sz="1" w:space="0" w:color="CCCCCC"/>
+              <w:left w:val="single" w:sz="1" w:space="0" w:color="CCCCCC"/>
+              <w:bottom w:val="single" w:sz="1" w:space="0" w:color="CCCCCC"/>
+              <w:right w:val="single" w:sz="1" w:space="0" w:color="CCCCCC"/>
+            </w:tcBorders>
+            <w:shd w:val="clear" w:color="auto" w:fill="DEEAF1"/>
+            <w:tcMar>
+              <w:top w:w="80" w:type="dxa"/>
+              <w:bottom w:w="80" w:type="dxa"/>
+              <w:left w:w="120" w:type="dxa"/>
+              <w:right w:w="120" w:type="dxa"/>
+            </w:tcMar>
+          </w:tcPr>
+          <w:p>
+            <w:r>
+              <w:rPr>
+                <w:rFonts w:eastAsia="微软雅黑"/>
+                <w:sz w:val="20"/>
+                <w:szCs w:val="20"/>
+              </w:rPr>
+              <w:t>untrust</w:t>
+            </w:r>
+          </w:p>
+        </w:tc>
+      </w:tr>
+      <w:tr>
+        <w:tc>
+          <w:tcPr>
+            <w:tcW w:w="4200" w:type="dxa"/>
+            <w:tcBorders>
+              <w:top w:val="single" w:sz="1" w:space="0" w:color="CCCCCC"/>
+              <w:left w:val="single" w:sz="1" w:space="0" w:color="CCCCCC"/>
+              <w:bottom w:val="single" w:sz="1" w:space="0" w:color="CCCCCC"/>
+              <w:right w:val="single" w:sz="1" w:space="0" w:color="CCCCCC"/>
+            </w:tcBorders>
+            <w:shd w:val="clear" w:color="auto" w:fill="FFFFFF"/>
+            <w:tcMar>
+              <w:top w:w="80" w:type="dxa"/>
+              <w:bottom w:w="80" w:type="dxa"/>
+              <w:left w:w="120" w:type="dxa"/>
+              <w:right w:w="120" w:type="dxa"/>
+            </w:tcMar>
+          </w:tcPr>
+          <w:p>
+            <w:r>
+              <w:rPr>
+                <w:rFonts w:eastAsia="微软雅黑"/>
+                <w:b/>
+                <w:bCs/>
+                <w:sz w:val="20"/>
+                <w:szCs w:val="20"/>
+              </w:rPr>
+              <w:t>源地址</w:t>
+            </w:r>
+          </w:p>
+        </w:tc>
+        <w:tc>
+          <w:tcPr>
+            <w:tcW w:w="5160" w:type="dxa"/>
+            <w:tcBorders>
+              <w:top w:val="single" w:sz="1" w:space="0" w:color="CCCCCC"/>
+              <w:left w:val="single" w:sz="1" w:space="0" w:color="CCCCCC"/>
+              <w:bottom w:val="single" w:sz="1" w:space="0" w:color="CCCCCC"/>
+              <w:right w:val="single" w:sz="1" w:space="0" w:color="CCCCCC"/>
+            </w:tcBorders>
+            <w:shd w:val="clear" w:color="auto" w:fill="FFFFFF"/>
+            <w:tcMar>
+              <w:top w:w="80" w:type="dxa"/>
+              <w:bottom w:w="80" w:type="dxa"/>
+              <w:left w:w="120" w:type="dxa"/>
+              <w:right w:w="120" w:type="dxa"/>
+            </w:tcMar>
+          </w:tcPr>
+          <w:p>
+            <w:r>
+              <w:rPr>
+                <w:rFonts w:eastAsia="微软雅黑"/>
+                <w:sz w:val="20"/>
+                <w:szCs w:val="20"/>
+              </w:rPr>
+              <w:t>10.0.0.0 / 255.255.255.0</w:t>
+            </w:r>
+          </w:p>
+        </w:tc>
+      </w:tr>
+      <w:tr>
+        <w:tc>
+          <w:tcPr>
+            <w:tcW w:w="4200" w:type="dxa"/>
+            <w:tcBorders>
+              <w:top w:val="single" w:sz="1" w:space="0" w:color="CCCCCC"/>
+              <w:left w:val="single" w:sz="1" w:space="0" w:color="CCCCCC"/>
+              <w:bottom w:val="single" w:sz="1" w:space="0" w:color="CCCCCC"/>
+              <w:right w:val="single" w:sz="1" w:space="0" w:color="CCCCCC"/>
+            </w:tcBorders>
+            <w:shd w:val="clear" w:color="auto" w:fill="DEEAF1"/>
+            <w:tcMar>
+              <w:top w:w="80" w:type="dxa"/>
+              <w:bottom w:w="80" w:type="dxa"/>
+              <w:left w:w="120" w:type="dxa"/>
+              <w:right w:w="120" w:type="dxa"/>
+            </w:tcMar>
+          </w:tcPr>
+          <w:p>
+            <w:r>
+              <w:rPr>
+                <w:rFonts w:eastAsia="微软雅黑"/>
+                <w:b/>
+                <w:bCs/>
+                <w:sz w:val="20"/>
+                <w:szCs w:val="20"/>
+              </w:rPr>
+              <w:t>出接口</w:t>
+            </w:r>
+          </w:p>
+        </w:tc>
+        <w:tc>
+          <w:tcPr>
+            <w:tcW w:w="5160" w:type="dxa"/>
+            <w:tcBorders>
+              <w:top w:val="single" w:sz="1" w:space="0" w:color="CCCCCC"/>
+              <w:left w:val="single" w:sz="1" w:space="0" w:color="CCCCCC"/>
+              <w:bottom w:val="single" w:sz="1" w:space="0" w:color="CCCCCC"/>
+              <w:right w:val="single" w:sz="1" w:space="0" w:color="CCCCCC"/>
+            </w:tcBorders>
+            <w:shd w:val="clear" w:color="auto" w:fill="DEEAF1"/>
+            <w:tcMar>
+              <w:top w:w="80" w:type="dxa"/>
+              <w:bottom w:w="80" w:type="dxa"/>
+              <w:left w:w="120" w:type="dxa"/>
+              <w:right w:w="120" w:type="dxa"/>
+            </w:tcMar>
+          </w:tcPr>
+          <w:p>
+            <w:r>
+              <w:rPr>
+                <w:rFonts w:eastAsia="微软雅黑"/>
+                <w:sz w:val="20"/>
+                <w:szCs w:val="20"/>
+              </w:rPr>
+              <w:t>XGE0/0/0</w:t>
+            </w:r>
+          </w:p>
+        </w:tc>
+      </w:tr>
+      <w:tr>
+        <w:tc>
+          <w:tcPr>
+            <w:tcW w:w="4200" w:type="dxa"/>
+            <w:tcBorders>
+              <w:top w:val="single" w:sz="1" w:space="0" w:color="CCCCCC"/>
+              <w:left w:val="single" w:sz="1" w:space="0" w:color="CCCCCC"/>
+              <w:bottom w:val="single" w:sz="1" w:space="0" w:color="CCCCCC"/>
+              <w:right w:val="single" w:sz="1" w:space="0" w:color="CCCCCC"/>
+            </w:tcBorders>
+            <w:shd w:val="clear" w:color="auto" w:fill="FFFFFF"/>
+            <w:tcMar>
+              <w:top w:w="80" w:type="dxa"/>
+              <w:bottom w:w="80" w:type="dxa"/>
+              <w:left w:w="120" w:type="dxa"/>
+              <w:right w:w="120" w:type="dxa"/>
+            </w:tcMar>
+          </w:tcPr>
+          <w:p>
+            <w:r>
+              <w:rPr>
+                <w:rFonts w:eastAsia="微软雅黑"/>
+                <w:b/>
+                <w:bCs/>
+                <w:sz w:val="20"/>
+                <w:szCs w:val="20"/>
+              </w:rPr>
+              <w:t>动作</w:t>
+            </w:r>
+          </w:p>
+        </w:tc>
+        <w:tc>
+          <w:tcPr>
+            <w:tcW w:w="5160" w:type="dxa"/>
+            <w:tcBorders>
+              <w:top w:val="single" w:sz="1" w:space="0" w:color="CCCCCC"/>
+              <w:left w:val="single" w:sz="1" w:space="0" w:color="CCCCCC"/>
+              <w:bottom w:val="single" w:sz="1" w:space="0" w:color="CCCCCC"/>
+              <w:right w:val="single" w:sz="1" w:space="0" w:color="CCCCCC"/>
+            </w:tcBorders>
+            <w:shd w:val="clear" w:color="auto" w:fill="FFFFFF"/>
+            <w:tcMar>
+              <w:top w:w="80" w:type="dxa"/>
+              <w:bottom w:w="80" w:type="dxa"/>
+              <w:left w:w="120" w:type="dxa"/>
+              <w:right w:w="120" w:type="dxa"/>
+            </w:tcMar>
+          </w:tcPr>
+          <w:p>
+            <w:r>
+              <w:rPr>
+                <w:rFonts w:eastAsia="微软雅黑"/>
+                <w:sz w:val="20"/>
+                <w:szCs w:val="20"/>
+              </w:rPr>
+              <w:t>源NAT → Easy IP（使用出接口 IP）</w:t>
+            </w:r>
+          </w:p>
+        </w:tc>
+      </w:tr>
+    </w:tbl>
     <w:p>
       <w:pPr>
         <w:spacing w:before="40" w:after="40"/>
@@ -3126,12 +4877,6 @@
         <w:gridCol w:w="9360"/>
       </w:tblGrid>
       <w:tr>
-        <w:tblPrEx>
-          <w:tblCellMar>
-            <w:top w:w="0" w:type="dxa"/>
-            <w:bottom w:w="0" w:type="dxa"/>
-          </w:tblCellMar>
-        </w:tblPrEx>
         <w:tc>
           <w:tcPr>
             <w:tcW w:w="9360" w:type="dxa"/>
@@ -3196,6 +4941,472 @@
         <w:t>5.2 GE0/0/2 出口 NAT（极云2）</w:t>
       </w:r>
     </w:p>
+    <w:p>
+      <w:pPr>
+        <w:spacing w:before="40" w:after="40"/>
+      </w:pPr>
+    </w:p>
+    <w:p>
+      <w:pPr>
+        <w:spacing w:before="80" w:after="40"/>
+      </w:pPr>
+      <w:r>
+        <w:rPr>
+          <w:rFonts w:eastAsia="微软雅黑"/>
+          <w:color w:val="2E74B5"/>
+          <w:sz w:val="21"/>
+          <w:szCs w:val="21"/>
+        </w:rPr>
+        <w:t>入口：策略 → NAT 策略 → 源 NAT → 新建</w:t>
+      </w:r>
+    </w:p>
+    <w:tbl>
+      <w:tblPr>
+        <w:tblW w:w="9360" w:type="dxa"/>
+        <w:tblBorders>
+          <w:top w:val="single" w:sz="1" w:space="0" w:color="CCCCCC"/>
+          <w:left w:val="single" w:sz="1" w:space="0" w:color="CCCCCC"/>
+          <w:bottom w:val="single" w:sz="1" w:space="0" w:color="CCCCCC"/>
+          <w:right w:val="single" w:sz="1" w:space="0" w:color="CCCCCC"/>
+          <w:insideH w:val="single" w:sz="1" w:space="0" w:color="CCCCCC"/>
+          <w:insideV w:val="single" w:sz="1" w:space="0" w:color="CCCCCC"/>
+        </w:tblBorders>
+      </w:tblPr>
+      <w:tblGrid>
+        <w:gridCol w:w="4200"/>
+        <w:gridCol w:w="5160"/>
+      </w:tblGrid>
+      <w:tr>
+        <w:tc>
+          <w:tcPr>
+            <w:tcW w:w="4200" w:type="dxa"/>
+            <w:tcBorders>
+              <w:top w:val="single" w:sz="1" w:space="0" w:color="1F497D"/>
+              <w:left w:val="single" w:sz="1" w:space="0" w:color="1F497D"/>
+              <w:bottom w:val="single" w:sz="1" w:space="0" w:color="1F497D"/>
+              <w:right w:val="single" w:sz="1" w:space="0" w:color="1F497D"/>
+            </w:tcBorders>
+            <w:shd w:val="clear" w:color="auto" w:fill="1F497D"/>
+            <w:tcMar>
+              <w:top w:w="80" w:type="dxa"/>
+              <w:bottom w:w="80" w:type="dxa"/>
+              <w:left w:w="120" w:type="dxa"/>
+              <w:right w:w="120" w:type="dxa"/>
+            </w:tcMar>
+          </w:tcPr>
+          <w:p>
+            <w:pPr>
+              <w:jc w:val="center"/>
+            </w:pPr>
+            <w:r>
+              <w:rPr>
+                <w:rFonts w:eastAsia="微软雅黑"/>
+                <w:b/>
+                <w:bCs/>
+                <w:color w:val="FFFFFF"/>
+                <w:sz w:val="20"/>
+                <w:szCs w:val="20"/>
+              </w:rPr>
+              <w:t>参数</w:t>
+            </w:r>
+          </w:p>
+        </w:tc>
+        <w:tc>
+          <w:tcPr>
+            <w:tcW w:w="5160" w:type="dxa"/>
+            <w:tcBorders>
+              <w:top w:val="single" w:sz="1" w:space="0" w:color="1F497D"/>
+              <w:left w:val="single" w:sz="1" w:space="0" w:color="1F497D"/>
+              <w:bottom w:val="single" w:sz="1" w:space="0" w:color="1F497D"/>
+              <w:right w:val="single" w:sz="1" w:space="0" w:color="1F497D"/>
+            </w:tcBorders>
+            <w:shd w:val="clear" w:color="auto" w:fill="1F497D"/>
+            <w:tcMar>
+              <w:top w:w="80" w:type="dxa"/>
+              <w:bottom w:w="80" w:type="dxa"/>
+              <w:left w:w="120" w:type="dxa"/>
+              <w:right w:w="120" w:type="dxa"/>
+            </w:tcMar>
+          </w:tcPr>
+          <w:p>
+            <w:pPr>
+              <w:jc w:val="center"/>
+            </w:pPr>
+            <w:r>
+              <w:rPr>
+                <w:rFonts w:eastAsia="微软雅黑"/>
+                <w:b/>
+                <w:bCs/>
+                <w:color w:val="FFFFFF"/>
+                <w:sz w:val="20"/>
+                <w:szCs w:val="20"/>
+              </w:rPr>
+              <w:t>填写值</w:t>
+            </w:r>
+          </w:p>
+        </w:tc>
+      </w:tr>
+      <w:tr>
+        <w:tc>
+          <w:tcPr>
+            <w:tcW w:w="4200" w:type="dxa"/>
+            <w:tcBorders>
+              <w:top w:val="single" w:sz="1" w:space="0" w:color="CCCCCC"/>
+              <w:left w:val="single" w:sz="1" w:space="0" w:color="CCCCCC"/>
+              <w:bottom w:val="single" w:sz="1" w:space="0" w:color="CCCCCC"/>
+              <w:right w:val="single" w:sz="1" w:space="0" w:color="CCCCCC"/>
+            </w:tcBorders>
+            <w:shd w:val="clear" w:color="auto" w:fill="DEEAF1"/>
+            <w:tcMar>
+              <w:top w:w="80" w:type="dxa"/>
+              <w:bottom w:w="80" w:type="dxa"/>
+              <w:left w:w="120" w:type="dxa"/>
+              <w:right w:w="120" w:type="dxa"/>
+            </w:tcMar>
+          </w:tcPr>
+          <w:p>
+            <w:r>
+              <w:rPr>
+                <w:rFonts w:eastAsia="微软雅黑"/>
+                <w:b/>
+                <w:bCs/>
+                <w:sz w:val="20"/>
+                <w:szCs w:val="20"/>
+              </w:rPr>
+              <w:t>名称</w:t>
+            </w:r>
+          </w:p>
+        </w:tc>
+        <w:tc>
+          <w:tcPr>
+            <w:tcW w:w="5160" w:type="dxa"/>
+            <w:tcBorders>
+              <w:top w:val="single" w:sz="1" w:space="0" w:color="CCCCCC"/>
+              <w:left w:val="single" w:sz="1" w:space="0" w:color="CCCCCC"/>
+              <w:bottom w:val="single" w:sz="1" w:space="0" w:color="CCCCCC"/>
+              <w:right w:val="single" w:sz="1" w:space="0" w:color="CCCCCC"/>
+            </w:tcBorders>
+            <w:shd w:val="clear" w:color="auto" w:fill="DEEAF1"/>
+            <w:tcMar>
+              <w:top w:w="80" w:type="dxa"/>
+              <w:bottom w:w="80" w:type="dxa"/>
+              <w:left w:w="120" w:type="dxa"/>
+              <w:right w:w="120" w:type="dxa"/>
+            </w:tcMar>
+          </w:tcPr>
+          <w:p>
+            <w:r>
+              <w:rPr>
+                <w:rFonts w:eastAsia="微软雅黑"/>
+                <w:sz w:val="20"/>
+                <w:szCs w:val="20"/>
+              </w:rPr>
+              <w:t>NAT_JY2</w:t>
+            </w:r>
+          </w:p>
+        </w:tc>
+      </w:tr>
+      <w:tr>
+        <w:tc>
+          <w:tcPr>
+            <w:tcW w:w="4200" w:type="dxa"/>
+            <w:tcBorders>
+              <w:top w:val="single" w:sz="1" w:space="0" w:color="CCCCCC"/>
+              <w:left w:val="single" w:sz="1" w:space="0" w:color="CCCCCC"/>
+              <w:bottom w:val="single" w:sz="1" w:space="0" w:color="CCCCCC"/>
+              <w:right w:val="single" w:sz="1" w:space="0" w:color="CCCCCC"/>
+            </w:tcBorders>
+            <w:shd w:val="clear" w:color="auto" w:fill="FFFFFF"/>
+            <w:tcMar>
+              <w:top w:w="80" w:type="dxa"/>
+              <w:bottom w:w="80" w:type="dxa"/>
+              <w:left w:w="120" w:type="dxa"/>
+              <w:right w:w="120" w:type="dxa"/>
+            </w:tcMar>
+          </w:tcPr>
+          <w:p>
+            <w:r>
+              <w:rPr>
+                <w:rFonts w:eastAsia="微软雅黑"/>
+                <w:b/>
+                <w:bCs/>
+                <w:sz w:val="20"/>
+                <w:szCs w:val="20"/>
+              </w:rPr>
+              <w:t>源安全域</w:t>
+            </w:r>
+          </w:p>
+        </w:tc>
+        <w:tc>
+          <w:tcPr>
+            <w:tcW w:w="5160" w:type="dxa"/>
+            <w:tcBorders>
+              <w:top w:val="single" w:sz="1" w:space="0" w:color="CCCCCC"/>
+              <w:left w:val="single" w:sz="1" w:space="0" w:color="CCCCCC"/>
+              <w:bottom w:val="single" w:sz="1" w:space="0" w:color="CCCCCC"/>
+              <w:right w:val="single" w:sz="1" w:space="0" w:color="CCCCCC"/>
+            </w:tcBorders>
+            <w:shd w:val="clear" w:color="auto" w:fill="FFFFFF"/>
+            <w:tcMar>
+              <w:top w:w="80" w:type="dxa"/>
+              <w:bottom w:w="80" w:type="dxa"/>
+              <w:left w:w="120" w:type="dxa"/>
+              <w:right w:w="120" w:type="dxa"/>
+            </w:tcMar>
+          </w:tcPr>
+          <w:p>
+            <w:r>
+              <w:rPr>
+                <w:rFonts w:eastAsia="微软雅黑"/>
+                <w:sz w:val="20"/>
+                <w:szCs w:val="20"/>
+              </w:rPr>
+              <w:t>trust</w:t>
+            </w:r>
+          </w:p>
+        </w:tc>
+      </w:tr>
+      <w:tr>
+        <w:tc>
+          <w:tcPr>
+            <w:tcW w:w="4200" w:type="dxa"/>
+            <w:tcBorders>
+              <w:top w:val="single" w:sz="1" w:space="0" w:color="CCCCCC"/>
+              <w:left w:val="single" w:sz="1" w:space="0" w:color="CCCCCC"/>
+              <w:bottom w:val="single" w:sz="1" w:space="0" w:color="CCCCCC"/>
+              <w:right w:val="single" w:sz="1" w:space="0" w:color="CCCCCC"/>
+            </w:tcBorders>
+            <w:shd w:val="clear" w:color="auto" w:fill="DEEAF1"/>
+            <w:tcMar>
+              <w:top w:w="80" w:type="dxa"/>
+              <w:bottom w:w="80" w:type="dxa"/>
+              <w:left w:w="120" w:type="dxa"/>
+              <w:right w:w="120" w:type="dxa"/>
+            </w:tcMar>
+          </w:tcPr>
+          <w:p>
+            <w:r>
+              <w:rPr>
+                <w:rFonts w:eastAsia="微软雅黑"/>
+                <w:b/>
+                <w:bCs/>
+                <w:sz w:val="20"/>
+                <w:szCs w:val="20"/>
+              </w:rPr>
+              <w:t>目的安全域</w:t>
+            </w:r>
+          </w:p>
+        </w:tc>
+        <w:tc>
+          <w:tcPr>
+            <w:tcW w:w="5160" w:type="dxa"/>
+            <w:tcBorders>
+              <w:top w:val="single" w:sz="1" w:space="0" w:color="CCCCCC"/>
+              <w:left w:val="single" w:sz="1" w:space="0" w:color="CCCCCC"/>
+              <w:bottom w:val="single" w:sz="1" w:space="0" w:color="CCCCCC"/>
+              <w:right w:val="single" w:sz="1" w:space="0" w:color="CCCCCC"/>
+            </w:tcBorders>
+            <w:shd w:val="clear" w:color="auto" w:fill="DEEAF1"/>
+            <w:tcMar>
+              <w:top w:w="80" w:type="dxa"/>
+              <w:bottom w:w="80" w:type="dxa"/>
+              <w:left w:w="120" w:type="dxa"/>
+              <w:right w:w="120" w:type="dxa"/>
+            </w:tcMar>
+          </w:tcPr>
+          <w:p>
+            <w:r>
+              <w:rPr>
+                <w:rFonts w:eastAsia="微软雅黑"/>
+                <w:sz w:val="20"/>
+                <w:szCs w:val="20"/>
+              </w:rPr>
+              <w:t>untrust</w:t>
+            </w:r>
+          </w:p>
+        </w:tc>
+      </w:tr>
+      <w:tr>
+        <w:tc>
+          <w:tcPr>
+            <w:tcW w:w="4200" w:type="dxa"/>
+            <w:tcBorders>
+              <w:top w:val="single" w:sz="1" w:space="0" w:color="CCCCCC"/>
+              <w:left w:val="single" w:sz="1" w:space="0" w:color="CCCCCC"/>
+              <w:bottom w:val="single" w:sz="1" w:space="0" w:color="CCCCCC"/>
+              <w:right w:val="single" w:sz="1" w:space="0" w:color="CCCCCC"/>
+            </w:tcBorders>
+            <w:shd w:val="clear" w:color="auto" w:fill="FFFFFF"/>
+            <w:tcMar>
+              <w:top w:w="80" w:type="dxa"/>
+              <w:bottom w:w="80" w:type="dxa"/>
+              <w:left w:w="120" w:type="dxa"/>
+              <w:right w:w="120" w:type="dxa"/>
+            </w:tcMar>
+          </w:tcPr>
+          <w:p>
+            <w:r>
+              <w:rPr>
+                <w:rFonts w:eastAsia="微软雅黑"/>
+                <w:b/>
+                <w:bCs/>
+                <w:sz w:val="20"/>
+                <w:szCs w:val="20"/>
+              </w:rPr>
+              <w:t>源地址</w:t>
+            </w:r>
+          </w:p>
+        </w:tc>
+        <w:tc>
+          <w:tcPr>
+            <w:tcW w:w="5160" w:type="dxa"/>
+            <w:tcBorders>
+              <w:top w:val="single" w:sz="1" w:space="0" w:color="CCCCCC"/>
+              <w:left w:val="single" w:sz="1" w:space="0" w:color="CCCCCC"/>
+              <w:bottom w:val="single" w:sz="1" w:space="0" w:color="CCCCCC"/>
+              <w:right w:val="single" w:sz="1" w:space="0" w:color="CCCCCC"/>
+            </w:tcBorders>
+            <w:shd w:val="clear" w:color="auto" w:fill="FFFFFF"/>
+            <w:tcMar>
+              <w:top w:w="80" w:type="dxa"/>
+              <w:bottom w:w="80" w:type="dxa"/>
+              <w:left w:w="120" w:type="dxa"/>
+              <w:right w:w="120" w:type="dxa"/>
+            </w:tcMar>
+          </w:tcPr>
+          <w:p>
+            <w:r>
+              <w:rPr>
+                <w:rFonts w:eastAsia="微软雅黑"/>
+                <w:sz w:val="20"/>
+                <w:szCs w:val="20"/>
+              </w:rPr>
+              <w:t>10.0.0.0 / 255.255.255.0</w:t>
+            </w:r>
+          </w:p>
+        </w:tc>
+      </w:tr>
+      <w:tr>
+        <w:tc>
+          <w:tcPr>
+            <w:tcW w:w="4200" w:type="dxa"/>
+            <w:tcBorders>
+              <w:top w:val="single" w:sz="1" w:space="0" w:color="CCCCCC"/>
+              <w:left w:val="single" w:sz="1" w:space="0" w:color="CCCCCC"/>
+              <w:bottom w:val="single" w:sz="1" w:space="0" w:color="CCCCCC"/>
+              <w:right w:val="single" w:sz="1" w:space="0" w:color="CCCCCC"/>
+            </w:tcBorders>
+            <w:shd w:val="clear" w:color="auto" w:fill="DEEAF1"/>
+            <w:tcMar>
+              <w:top w:w="80" w:type="dxa"/>
+              <w:bottom w:w="80" w:type="dxa"/>
+              <w:left w:w="120" w:type="dxa"/>
+              <w:right w:w="120" w:type="dxa"/>
+            </w:tcMar>
+          </w:tcPr>
+          <w:p>
+            <w:r>
+              <w:rPr>
+                <w:rFonts w:eastAsia="微软雅黑"/>
+                <w:b/>
+                <w:bCs/>
+                <w:sz w:val="20"/>
+                <w:szCs w:val="20"/>
+              </w:rPr>
+              <w:t>出接口</w:t>
+            </w:r>
+          </w:p>
+        </w:tc>
+        <w:tc>
+          <w:tcPr>
+            <w:tcW w:w="5160" w:type="dxa"/>
+            <w:tcBorders>
+              <w:top w:val="single" w:sz="1" w:space="0" w:color="CCCCCC"/>
+              <w:left w:val="single" w:sz="1" w:space="0" w:color="CCCCCC"/>
+              <w:bottom w:val="single" w:sz="1" w:space="0" w:color="CCCCCC"/>
+              <w:right w:val="single" w:sz="1" w:space="0" w:color="CCCCCC"/>
+            </w:tcBorders>
+            <w:shd w:val="clear" w:color="auto" w:fill="DEEAF1"/>
+            <w:tcMar>
+              <w:top w:w="80" w:type="dxa"/>
+              <w:bottom w:w="80" w:type="dxa"/>
+              <w:left w:w="120" w:type="dxa"/>
+              <w:right w:w="120" w:type="dxa"/>
+            </w:tcMar>
+          </w:tcPr>
+          <w:p>
+            <w:r>
+              <w:rPr>
+                <w:rFonts w:eastAsia="微软雅黑"/>
+                <w:sz w:val="20"/>
+                <w:szCs w:val="20"/>
+              </w:rPr>
+              <w:t>GE0/0/2</w:t>
+            </w:r>
+          </w:p>
+        </w:tc>
+      </w:tr>
+      <w:tr>
+        <w:tc>
+          <w:tcPr>
+            <w:tcW w:w="4200" w:type="dxa"/>
+            <w:tcBorders>
+              <w:top w:val="single" w:sz="1" w:space="0" w:color="CCCCCC"/>
+              <w:left w:val="single" w:sz="1" w:space="0" w:color="CCCCCC"/>
+              <w:bottom w:val="single" w:sz="1" w:space="0" w:color="CCCCCC"/>
+              <w:right w:val="single" w:sz="1" w:space="0" w:color="CCCCCC"/>
+            </w:tcBorders>
+            <w:shd w:val="clear" w:color="auto" w:fill="FFFFFF"/>
+            <w:tcMar>
+              <w:top w:w="80" w:type="dxa"/>
+              <w:bottom w:w="80" w:type="dxa"/>
+              <w:left w:w="120" w:type="dxa"/>
+              <w:right w:w="120" w:type="dxa"/>
+            </w:tcMar>
+          </w:tcPr>
+          <w:p>
+            <w:r>
+              <w:rPr>
+                <w:rFonts w:eastAsia="微软雅黑"/>
+                <w:b/>
+                <w:bCs/>
+                <w:sz w:val="20"/>
+                <w:szCs w:val="20"/>
+              </w:rPr>
+              <w:t>动作</w:t>
+            </w:r>
+          </w:p>
+        </w:tc>
+        <w:tc>
+          <w:tcPr>
+            <w:tcW w:w="5160" w:type="dxa"/>
+            <w:tcBorders>
+              <w:top w:val="single" w:sz="1" w:space="0" w:color="CCCCCC"/>
+              <w:left w:val="single" w:sz="1" w:space="0" w:color="CCCCCC"/>
+              <w:bottom w:val="single" w:sz="1" w:space="0" w:color="CCCCCC"/>
+              <w:right w:val="single" w:sz="1" w:space="0" w:color="CCCCCC"/>
+            </w:tcBorders>
+            <w:shd w:val="clear" w:color="auto" w:fill="FFFFFF"/>
+            <w:tcMar>
+              <w:top w:w="80" w:type="dxa"/>
+              <w:bottom w:w="80" w:type="dxa"/>
+              <w:left w:w="120" w:type="dxa"/>
+              <w:right w:w="120" w:type="dxa"/>
+            </w:tcMar>
+          </w:tcPr>
+          <w:p>
+            <w:r>
+              <w:rPr>
+                <w:rFonts w:eastAsia="微软雅黑"/>
+                <w:sz w:val="20"/>
+                <w:szCs w:val="20"/>
+              </w:rPr>
+              <w:t>源NAT → Easy IP（使用出接口 IP）</w:t>
+            </w:r>
+          </w:p>
+        </w:tc>
+      </w:tr>
+    </w:tbl>
     <w:p>
       <w:pPr>
         <w:spacing w:before="40" w:after="40"/>
@@ -3222,12 +5433,6 @@
         <w:gridCol w:w="9360"/>
       </w:tblGrid>
       <w:tr>
-        <w:tblPrEx>
-          <w:tblCellMar>
-            <w:top w:w="0" w:type="dxa"/>
-            <w:bottom w:w="0" w:type="dxa"/>
-          </w:tblCellMar>
-        </w:tblPrEx>
         <w:tc>
           <w:tcPr>
             <w:tcW w:w="9360" w:type="dxa"/>
@@ -3290,6 +5495,38 @@
       </w:pPr>
       <w:r>
         <w:t>5.3 验证 NAT 策略</w:t>
+      </w:r>
+    </w:p>
+    <w:p>
+      <w:pPr>
+        <w:spacing w:before="40" w:after="40"/>
+      </w:pPr>
+    </w:p>
+    <w:p>
+      <w:pPr>
+        <w:spacing w:before="80" w:after="40"/>
+      </w:pPr>
+      <w:r>
+        <w:rPr>
+          <w:rFonts w:eastAsia="微软雅黑"/>
+          <w:color w:val="2E74B5"/>
+          <w:sz w:val="21"/>
+          <w:szCs w:val="21"/>
+        </w:rPr>
+        <w:t>入口：策略 → NAT 策略 → 源 NAT</w:t>
+      </w:r>
+    </w:p>
+    <w:p>
+      <w:pPr>
+        <w:spacing w:before="40" w:after="40"/>
+      </w:pPr>
+      <w:r>
+        <w:rPr>
+          <w:rFonts w:eastAsia="微软雅黑"/>
+          <w:sz w:val="21"/>
+          <w:szCs w:val="21"/>
+        </w:rPr>
+        <w:t>确认 NAT_XSX 和 NAT_JY2 两条规则均处于「启用」状态。</w:t>
       </w:r>
     </w:p>
     <w:p>
@@ -3318,12 +5555,6 @@
         <w:gridCol w:w="9360"/>
       </w:tblGrid>
       <w:tr>
-        <w:tblPrEx>
-          <w:tblCellMar>
-            <w:top w:w="0" w:type="dxa"/>
-            <w:bottom w:w="0" w:type="dxa"/>
-          </w:tblCellMar>
-        </w:tblPrEx>
         <w:tc>
           <w:tcPr>
             <w:tcW w:w="9360" w:type="dxa"/>
@@ -3396,6 +5627,472 @@
         <w:t>6.1 内网访问公网（Trust → Untrust）</w:t>
       </w:r>
     </w:p>
+    <w:p>
+      <w:pPr>
+        <w:spacing w:before="40" w:after="40"/>
+      </w:pPr>
+    </w:p>
+    <w:p>
+      <w:pPr>
+        <w:spacing w:before="80" w:after="40"/>
+      </w:pPr>
+      <w:r>
+        <w:rPr>
+          <w:rFonts w:eastAsia="微软雅黑"/>
+          <w:color w:val="2E74B5"/>
+          <w:sz w:val="21"/>
+          <w:szCs w:val="21"/>
+        </w:rPr>
+        <w:t>入口：策略 → 安全策略 → 新建</w:t>
+      </w:r>
+    </w:p>
+    <w:tbl>
+      <w:tblPr>
+        <w:tblW w:w="9360" w:type="dxa"/>
+        <w:tblBorders>
+          <w:top w:val="single" w:sz="1" w:space="0" w:color="CCCCCC"/>
+          <w:left w:val="single" w:sz="1" w:space="0" w:color="CCCCCC"/>
+          <w:bottom w:val="single" w:sz="1" w:space="0" w:color="CCCCCC"/>
+          <w:right w:val="single" w:sz="1" w:space="0" w:color="CCCCCC"/>
+          <w:insideH w:val="single" w:sz="1" w:space="0" w:color="CCCCCC"/>
+          <w:insideV w:val="single" w:sz="1" w:space="0" w:color="CCCCCC"/>
+        </w:tblBorders>
+      </w:tblPr>
+      <w:tblGrid>
+        <w:gridCol w:w="4200"/>
+        <w:gridCol w:w="5160"/>
+      </w:tblGrid>
+      <w:tr>
+        <w:tc>
+          <w:tcPr>
+            <w:tcW w:w="4200" w:type="dxa"/>
+            <w:tcBorders>
+              <w:top w:val="single" w:sz="1" w:space="0" w:color="1F497D"/>
+              <w:left w:val="single" w:sz="1" w:space="0" w:color="1F497D"/>
+              <w:bottom w:val="single" w:sz="1" w:space="0" w:color="1F497D"/>
+              <w:right w:val="single" w:sz="1" w:space="0" w:color="1F497D"/>
+            </w:tcBorders>
+            <w:shd w:val="clear" w:color="auto" w:fill="1F497D"/>
+            <w:tcMar>
+              <w:top w:w="80" w:type="dxa"/>
+              <w:bottom w:w="80" w:type="dxa"/>
+              <w:left w:w="120" w:type="dxa"/>
+              <w:right w:w="120" w:type="dxa"/>
+            </w:tcMar>
+          </w:tcPr>
+          <w:p>
+            <w:pPr>
+              <w:jc w:val="center"/>
+            </w:pPr>
+            <w:r>
+              <w:rPr>
+                <w:rFonts w:eastAsia="微软雅黑"/>
+                <w:b/>
+                <w:bCs/>
+                <w:color w:val="FFFFFF"/>
+                <w:sz w:val="20"/>
+                <w:szCs w:val="20"/>
+              </w:rPr>
+              <w:t>参数</w:t>
+            </w:r>
+          </w:p>
+        </w:tc>
+        <w:tc>
+          <w:tcPr>
+            <w:tcW w:w="5160" w:type="dxa"/>
+            <w:tcBorders>
+              <w:top w:val="single" w:sz="1" w:space="0" w:color="1F497D"/>
+              <w:left w:val="single" w:sz="1" w:space="0" w:color="1F497D"/>
+              <w:bottom w:val="single" w:sz="1" w:space="0" w:color="1F497D"/>
+              <w:right w:val="single" w:sz="1" w:space="0" w:color="1F497D"/>
+            </w:tcBorders>
+            <w:shd w:val="clear" w:color="auto" w:fill="1F497D"/>
+            <w:tcMar>
+              <w:top w:w="80" w:type="dxa"/>
+              <w:bottom w:w="80" w:type="dxa"/>
+              <w:left w:w="120" w:type="dxa"/>
+              <w:right w:w="120" w:type="dxa"/>
+            </w:tcMar>
+          </w:tcPr>
+          <w:p>
+            <w:pPr>
+              <w:jc w:val="center"/>
+            </w:pPr>
+            <w:r>
+              <w:rPr>
+                <w:rFonts w:eastAsia="微软雅黑"/>
+                <w:b/>
+                <w:bCs/>
+                <w:color w:val="FFFFFF"/>
+                <w:sz w:val="20"/>
+                <w:szCs w:val="20"/>
+              </w:rPr>
+              <w:t>填写值</w:t>
+            </w:r>
+          </w:p>
+        </w:tc>
+      </w:tr>
+      <w:tr>
+        <w:tc>
+          <w:tcPr>
+            <w:tcW w:w="4200" w:type="dxa"/>
+            <w:tcBorders>
+              <w:top w:val="single" w:sz="1" w:space="0" w:color="CCCCCC"/>
+              <w:left w:val="single" w:sz="1" w:space="0" w:color="CCCCCC"/>
+              <w:bottom w:val="single" w:sz="1" w:space="0" w:color="CCCCCC"/>
+              <w:right w:val="single" w:sz="1" w:space="0" w:color="CCCCCC"/>
+            </w:tcBorders>
+            <w:shd w:val="clear" w:color="auto" w:fill="DEEAF1"/>
+            <w:tcMar>
+              <w:top w:w="80" w:type="dxa"/>
+              <w:bottom w:w="80" w:type="dxa"/>
+              <w:left w:w="120" w:type="dxa"/>
+              <w:right w:w="120" w:type="dxa"/>
+            </w:tcMar>
+          </w:tcPr>
+          <w:p>
+            <w:r>
+              <w:rPr>
+                <w:rFonts w:eastAsia="微软雅黑"/>
+                <w:b/>
+                <w:bCs/>
+                <w:sz w:val="20"/>
+                <w:szCs w:val="20"/>
+              </w:rPr>
+              <w:t>名称</w:t>
+            </w:r>
+          </w:p>
+        </w:tc>
+        <w:tc>
+          <w:tcPr>
+            <w:tcW w:w="5160" w:type="dxa"/>
+            <w:tcBorders>
+              <w:top w:val="single" w:sz="1" w:space="0" w:color="CCCCCC"/>
+              <w:left w:val="single" w:sz="1" w:space="0" w:color="CCCCCC"/>
+              <w:bottom w:val="single" w:sz="1" w:space="0" w:color="CCCCCC"/>
+              <w:right w:val="single" w:sz="1" w:space="0" w:color="CCCCCC"/>
+            </w:tcBorders>
+            <w:shd w:val="clear" w:color="auto" w:fill="DEEAF1"/>
+            <w:tcMar>
+              <w:top w:w="80" w:type="dxa"/>
+              <w:bottom w:w="80" w:type="dxa"/>
+              <w:left w:w="120" w:type="dxa"/>
+              <w:right w:w="120" w:type="dxa"/>
+            </w:tcMar>
+          </w:tcPr>
+          <w:p>
+            <w:r>
+              <w:rPr>
+                <w:rFonts w:eastAsia="微软雅黑"/>
+                <w:sz w:val="20"/>
+                <w:szCs w:val="20"/>
+              </w:rPr>
+              <w:t>TRUST_TO_UNTRUST</w:t>
+            </w:r>
+          </w:p>
+        </w:tc>
+      </w:tr>
+      <w:tr>
+        <w:tc>
+          <w:tcPr>
+            <w:tcW w:w="4200" w:type="dxa"/>
+            <w:tcBorders>
+              <w:top w:val="single" w:sz="1" w:space="0" w:color="CCCCCC"/>
+              <w:left w:val="single" w:sz="1" w:space="0" w:color="CCCCCC"/>
+              <w:bottom w:val="single" w:sz="1" w:space="0" w:color="CCCCCC"/>
+              <w:right w:val="single" w:sz="1" w:space="0" w:color="CCCCCC"/>
+            </w:tcBorders>
+            <w:shd w:val="clear" w:color="auto" w:fill="FFFFFF"/>
+            <w:tcMar>
+              <w:top w:w="80" w:type="dxa"/>
+              <w:bottom w:w="80" w:type="dxa"/>
+              <w:left w:w="120" w:type="dxa"/>
+              <w:right w:w="120" w:type="dxa"/>
+            </w:tcMar>
+          </w:tcPr>
+          <w:p>
+            <w:r>
+              <w:rPr>
+                <w:rFonts w:eastAsia="微软雅黑"/>
+                <w:b/>
+                <w:bCs/>
+                <w:sz w:val="20"/>
+                <w:szCs w:val="20"/>
+              </w:rPr>
+              <w:t>源安全域</w:t>
+            </w:r>
+          </w:p>
+        </w:tc>
+        <w:tc>
+          <w:tcPr>
+            <w:tcW w:w="5160" w:type="dxa"/>
+            <w:tcBorders>
+              <w:top w:val="single" w:sz="1" w:space="0" w:color="CCCCCC"/>
+              <w:left w:val="single" w:sz="1" w:space="0" w:color="CCCCCC"/>
+              <w:bottom w:val="single" w:sz="1" w:space="0" w:color="CCCCCC"/>
+              <w:right w:val="single" w:sz="1" w:space="0" w:color="CCCCCC"/>
+            </w:tcBorders>
+            <w:shd w:val="clear" w:color="auto" w:fill="FFFFFF"/>
+            <w:tcMar>
+              <w:top w:w="80" w:type="dxa"/>
+              <w:bottom w:w="80" w:type="dxa"/>
+              <w:left w:w="120" w:type="dxa"/>
+              <w:right w:w="120" w:type="dxa"/>
+            </w:tcMar>
+          </w:tcPr>
+          <w:p>
+            <w:r>
+              <w:rPr>
+                <w:rFonts w:eastAsia="微软雅黑"/>
+                <w:sz w:val="20"/>
+                <w:szCs w:val="20"/>
+              </w:rPr>
+              <w:t>trust</w:t>
+            </w:r>
+          </w:p>
+        </w:tc>
+      </w:tr>
+      <w:tr>
+        <w:tc>
+          <w:tcPr>
+            <w:tcW w:w="4200" w:type="dxa"/>
+            <w:tcBorders>
+              <w:top w:val="single" w:sz="1" w:space="0" w:color="CCCCCC"/>
+              <w:left w:val="single" w:sz="1" w:space="0" w:color="CCCCCC"/>
+              <w:bottom w:val="single" w:sz="1" w:space="0" w:color="CCCCCC"/>
+              <w:right w:val="single" w:sz="1" w:space="0" w:color="CCCCCC"/>
+            </w:tcBorders>
+            <w:shd w:val="clear" w:color="auto" w:fill="DEEAF1"/>
+            <w:tcMar>
+              <w:top w:w="80" w:type="dxa"/>
+              <w:bottom w:w="80" w:type="dxa"/>
+              <w:left w:w="120" w:type="dxa"/>
+              <w:right w:w="120" w:type="dxa"/>
+            </w:tcMar>
+          </w:tcPr>
+          <w:p>
+            <w:r>
+              <w:rPr>
+                <w:rFonts w:eastAsia="微软雅黑"/>
+                <w:b/>
+                <w:bCs/>
+                <w:sz w:val="20"/>
+                <w:szCs w:val="20"/>
+              </w:rPr>
+              <w:t>目的安全域</w:t>
+            </w:r>
+          </w:p>
+        </w:tc>
+        <w:tc>
+          <w:tcPr>
+            <w:tcW w:w="5160" w:type="dxa"/>
+            <w:tcBorders>
+              <w:top w:val="single" w:sz="1" w:space="0" w:color="CCCCCC"/>
+              <w:left w:val="single" w:sz="1" w:space="0" w:color="CCCCCC"/>
+              <w:bottom w:val="single" w:sz="1" w:space="0" w:color="CCCCCC"/>
+              <w:right w:val="single" w:sz="1" w:space="0" w:color="CCCCCC"/>
+            </w:tcBorders>
+            <w:shd w:val="clear" w:color="auto" w:fill="DEEAF1"/>
+            <w:tcMar>
+              <w:top w:w="80" w:type="dxa"/>
+              <w:bottom w:w="80" w:type="dxa"/>
+              <w:left w:w="120" w:type="dxa"/>
+              <w:right w:w="120" w:type="dxa"/>
+            </w:tcMar>
+          </w:tcPr>
+          <w:p>
+            <w:r>
+              <w:rPr>
+                <w:rFonts w:eastAsia="微软雅黑"/>
+                <w:sz w:val="20"/>
+                <w:szCs w:val="20"/>
+              </w:rPr>
+              <w:t>untrust</w:t>
+            </w:r>
+          </w:p>
+        </w:tc>
+      </w:tr>
+      <w:tr>
+        <w:tc>
+          <w:tcPr>
+            <w:tcW w:w="4200" w:type="dxa"/>
+            <w:tcBorders>
+              <w:top w:val="single" w:sz="1" w:space="0" w:color="CCCCCC"/>
+              <w:left w:val="single" w:sz="1" w:space="0" w:color="CCCCCC"/>
+              <w:bottom w:val="single" w:sz="1" w:space="0" w:color="CCCCCC"/>
+              <w:right w:val="single" w:sz="1" w:space="0" w:color="CCCCCC"/>
+            </w:tcBorders>
+            <w:shd w:val="clear" w:color="auto" w:fill="FFFFFF"/>
+            <w:tcMar>
+              <w:top w:w="80" w:type="dxa"/>
+              <w:bottom w:w="80" w:type="dxa"/>
+              <w:left w:w="120" w:type="dxa"/>
+              <w:right w:w="120" w:type="dxa"/>
+            </w:tcMar>
+          </w:tcPr>
+          <w:p>
+            <w:r>
+              <w:rPr>
+                <w:rFonts w:eastAsia="微软雅黑"/>
+                <w:b/>
+                <w:bCs/>
+                <w:sz w:val="20"/>
+                <w:szCs w:val="20"/>
+              </w:rPr>
+              <w:t>源地址</w:t>
+            </w:r>
+          </w:p>
+        </w:tc>
+        <w:tc>
+          <w:tcPr>
+            <w:tcW w:w="5160" w:type="dxa"/>
+            <w:tcBorders>
+              <w:top w:val="single" w:sz="1" w:space="0" w:color="CCCCCC"/>
+              <w:left w:val="single" w:sz="1" w:space="0" w:color="CCCCCC"/>
+              <w:bottom w:val="single" w:sz="1" w:space="0" w:color="CCCCCC"/>
+              <w:right w:val="single" w:sz="1" w:space="0" w:color="CCCCCC"/>
+            </w:tcBorders>
+            <w:shd w:val="clear" w:color="auto" w:fill="FFFFFF"/>
+            <w:tcMar>
+              <w:top w:w="80" w:type="dxa"/>
+              <w:bottom w:w="80" w:type="dxa"/>
+              <w:left w:w="120" w:type="dxa"/>
+              <w:right w:w="120" w:type="dxa"/>
+            </w:tcMar>
+          </w:tcPr>
+          <w:p>
+            <w:r>
+              <w:rPr>
+                <w:rFonts w:eastAsia="微软雅黑"/>
+                <w:sz w:val="20"/>
+                <w:szCs w:val="20"/>
+              </w:rPr>
+              <w:t>10.0.0.0 / 255.255.255.0</w:t>
+            </w:r>
+          </w:p>
+        </w:tc>
+      </w:tr>
+      <w:tr>
+        <w:tc>
+          <w:tcPr>
+            <w:tcW w:w="4200" w:type="dxa"/>
+            <w:tcBorders>
+              <w:top w:val="single" w:sz="1" w:space="0" w:color="CCCCCC"/>
+              <w:left w:val="single" w:sz="1" w:space="0" w:color="CCCCCC"/>
+              <w:bottom w:val="single" w:sz="1" w:space="0" w:color="CCCCCC"/>
+              <w:right w:val="single" w:sz="1" w:space="0" w:color="CCCCCC"/>
+            </w:tcBorders>
+            <w:shd w:val="clear" w:color="auto" w:fill="DEEAF1"/>
+            <w:tcMar>
+              <w:top w:w="80" w:type="dxa"/>
+              <w:bottom w:w="80" w:type="dxa"/>
+              <w:left w:w="120" w:type="dxa"/>
+              <w:right w:w="120" w:type="dxa"/>
+            </w:tcMar>
+          </w:tcPr>
+          <w:p>
+            <w:r>
+              <w:rPr>
+                <w:rFonts w:eastAsia="微软雅黑"/>
+                <w:b/>
+                <w:bCs/>
+                <w:sz w:val="20"/>
+                <w:szCs w:val="20"/>
+              </w:rPr>
+              <w:t>服务</w:t>
+            </w:r>
+          </w:p>
+        </w:tc>
+        <w:tc>
+          <w:tcPr>
+            <w:tcW w:w="5160" w:type="dxa"/>
+            <w:tcBorders>
+              <w:top w:val="single" w:sz="1" w:space="0" w:color="CCCCCC"/>
+              <w:left w:val="single" w:sz="1" w:space="0" w:color="CCCCCC"/>
+              <w:bottom w:val="single" w:sz="1" w:space="0" w:color="CCCCCC"/>
+              <w:right w:val="single" w:sz="1" w:space="0" w:color="CCCCCC"/>
+            </w:tcBorders>
+            <w:shd w:val="clear" w:color="auto" w:fill="DEEAF1"/>
+            <w:tcMar>
+              <w:top w:w="80" w:type="dxa"/>
+              <w:bottom w:w="80" w:type="dxa"/>
+              <w:left w:w="120" w:type="dxa"/>
+              <w:right w:w="120" w:type="dxa"/>
+            </w:tcMar>
+          </w:tcPr>
+          <w:p>
+            <w:r>
+              <w:rPr>
+                <w:rFonts w:eastAsia="微软雅黑"/>
+                <w:sz w:val="20"/>
+                <w:szCs w:val="20"/>
+              </w:rPr>
+              <w:t>any（全部）</w:t>
+            </w:r>
+          </w:p>
+        </w:tc>
+      </w:tr>
+      <w:tr>
+        <w:tc>
+          <w:tcPr>
+            <w:tcW w:w="4200" w:type="dxa"/>
+            <w:tcBorders>
+              <w:top w:val="single" w:sz="1" w:space="0" w:color="CCCCCC"/>
+              <w:left w:val="single" w:sz="1" w:space="0" w:color="CCCCCC"/>
+              <w:bottom w:val="single" w:sz="1" w:space="0" w:color="CCCCCC"/>
+              <w:right w:val="single" w:sz="1" w:space="0" w:color="CCCCCC"/>
+            </w:tcBorders>
+            <w:shd w:val="clear" w:color="auto" w:fill="FFFFFF"/>
+            <w:tcMar>
+              <w:top w:w="80" w:type="dxa"/>
+              <w:bottom w:w="80" w:type="dxa"/>
+              <w:left w:w="120" w:type="dxa"/>
+              <w:right w:w="120" w:type="dxa"/>
+            </w:tcMar>
+          </w:tcPr>
+          <w:p>
+            <w:r>
+              <w:rPr>
+                <w:rFonts w:eastAsia="微软雅黑"/>
+                <w:b/>
+                <w:bCs/>
+                <w:sz w:val="20"/>
+                <w:szCs w:val="20"/>
+              </w:rPr>
+              <w:t>动作</w:t>
+            </w:r>
+          </w:p>
+        </w:tc>
+        <w:tc>
+          <w:tcPr>
+            <w:tcW w:w="5160" w:type="dxa"/>
+            <w:tcBorders>
+              <w:top w:val="single" w:sz="1" w:space="0" w:color="CCCCCC"/>
+              <w:left w:val="single" w:sz="1" w:space="0" w:color="CCCCCC"/>
+              <w:bottom w:val="single" w:sz="1" w:space="0" w:color="CCCCCC"/>
+              <w:right w:val="single" w:sz="1" w:space="0" w:color="CCCCCC"/>
+            </w:tcBorders>
+            <w:shd w:val="clear" w:color="auto" w:fill="FFFFFF"/>
+            <w:tcMar>
+              <w:top w:w="80" w:type="dxa"/>
+              <w:bottom w:w="80" w:type="dxa"/>
+              <w:left w:w="120" w:type="dxa"/>
+              <w:right w:w="120" w:type="dxa"/>
+            </w:tcMar>
+          </w:tcPr>
+          <w:p>
+            <w:r>
+              <w:rPr>
+                <w:rFonts w:eastAsia="微软雅黑"/>
+                <w:sz w:val="20"/>
+                <w:szCs w:val="20"/>
+              </w:rPr>
+              <w:t>允许</w:t>
+            </w:r>
+          </w:p>
+        </w:tc>
+      </w:tr>
+    </w:tbl>
     <w:p>
       <w:pPr>
         <w:spacing w:before="40" w:after="40"/>
@@ -3422,12 +6119,6 @@
         <w:gridCol w:w="9360"/>
       </w:tblGrid>
       <w:tr>
-        <w:tblPrEx>
-          <w:tblCellMar>
-            <w:top w:w="0" w:type="dxa"/>
-            <w:bottom w:w="0" w:type="dxa"/>
-          </w:tblCellMar>
-        </w:tblPrEx>
         <w:tc>
           <w:tcPr>
             <w:tcW w:w="9360" w:type="dxa"/>
@@ -3493,6 +6184,472 @@
         <w:t>6.2 内网管理设备（Trust → Local）</w:t>
       </w:r>
     </w:p>
+    <w:p>
+      <w:pPr>
+        <w:spacing w:before="40" w:after="40"/>
+      </w:pPr>
+    </w:p>
+    <w:p>
+      <w:pPr>
+        <w:spacing w:before="80" w:after="40"/>
+      </w:pPr>
+      <w:r>
+        <w:rPr>
+          <w:rFonts w:eastAsia="微软雅黑"/>
+          <w:color w:val="2E74B5"/>
+          <w:sz w:val="21"/>
+          <w:szCs w:val="21"/>
+        </w:rPr>
+        <w:t>入口：策略 → 安全策略 → 新建</w:t>
+      </w:r>
+    </w:p>
+    <w:tbl>
+      <w:tblPr>
+        <w:tblW w:w="9360" w:type="dxa"/>
+        <w:tblBorders>
+          <w:top w:val="single" w:sz="1" w:space="0" w:color="CCCCCC"/>
+          <w:left w:val="single" w:sz="1" w:space="0" w:color="CCCCCC"/>
+          <w:bottom w:val="single" w:sz="1" w:space="0" w:color="CCCCCC"/>
+          <w:right w:val="single" w:sz="1" w:space="0" w:color="CCCCCC"/>
+          <w:insideH w:val="single" w:sz="1" w:space="0" w:color="CCCCCC"/>
+          <w:insideV w:val="single" w:sz="1" w:space="0" w:color="CCCCCC"/>
+        </w:tblBorders>
+      </w:tblPr>
+      <w:tblGrid>
+        <w:gridCol w:w="4200"/>
+        <w:gridCol w:w="5160"/>
+      </w:tblGrid>
+      <w:tr>
+        <w:tc>
+          <w:tcPr>
+            <w:tcW w:w="4200" w:type="dxa"/>
+            <w:tcBorders>
+              <w:top w:val="single" w:sz="1" w:space="0" w:color="1F497D"/>
+              <w:left w:val="single" w:sz="1" w:space="0" w:color="1F497D"/>
+              <w:bottom w:val="single" w:sz="1" w:space="0" w:color="1F497D"/>
+              <w:right w:val="single" w:sz="1" w:space="0" w:color="1F497D"/>
+            </w:tcBorders>
+            <w:shd w:val="clear" w:color="auto" w:fill="1F497D"/>
+            <w:tcMar>
+              <w:top w:w="80" w:type="dxa"/>
+              <w:bottom w:w="80" w:type="dxa"/>
+              <w:left w:w="120" w:type="dxa"/>
+              <w:right w:w="120" w:type="dxa"/>
+            </w:tcMar>
+          </w:tcPr>
+          <w:p>
+            <w:pPr>
+              <w:jc w:val="center"/>
+            </w:pPr>
+            <w:r>
+              <w:rPr>
+                <w:rFonts w:eastAsia="微软雅黑"/>
+                <w:b/>
+                <w:bCs/>
+                <w:color w:val="FFFFFF"/>
+                <w:sz w:val="20"/>
+                <w:szCs w:val="20"/>
+              </w:rPr>
+              <w:t>参数</w:t>
+            </w:r>
+          </w:p>
+        </w:tc>
+        <w:tc>
+          <w:tcPr>
+            <w:tcW w:w="5160" w:type="dxa"/>
+            <w:tcBorders>
+              <w:top w:val="single" w:sz="1" w:space="0" w:color="1F497D"/>
+              <w:left w:val="single" w:sz="1" w:space="0" w:color="1F497D"/>
+              <w:bottom w:val="single" w:sz="1" w:space="0" w:color="1F497D"/>
+              <w:right w:val="single" w:sz="1" w:space="0" w:color="1F497D"/>
+            </w:tcBorders>
+            <w:shd w:val="clear" w:color="auto" w:fill="1F497D"/>
+            <w:tcMar>
+              <w:top w:w="80" w:type="dxa"/>
+              <w:bottom w:w="80" w:type="dxa"/>
+              <w:left w:w="120" w:type="dxa"/>
+              <w:right w:w="120" w:type="dxa"/>
+            </w:tcMar>
+          </w:tcPr>
+          <w:p>
+            <w:pPr>
+              <w:jc w:val="center"/>
+            </w:pPr>
+            <w:r>
+              <w:rPr>
+                <w:rFonts w:eastAsia="微软雅黑"/>
+                <w:b/>
+                <w:bCs/>
+                <w:color w:val="FFFFFF"/>
+                <w:sz w:val="20"/>
+                <w:szCs w:val="20"/>
+              </w:rPr>
+              <w:t>填写值</w:t>
+            </w:r>
+          </w:p>
+        </w:tc>
+      </w:tr>
+      <w:tr>
+        <w:tc>
+          <w:tcPr>
+            <w:tcW w:w="4200" w:type="dxa"/>
+            <w:tcBorders>
+              <w:top w:val="single" w:sz="1" w:space="0" w:color="CCCCCC"/>
+              <w:left w:val="single" w:sz="1" w:space="0" w:color="CCCCCC"/>
+              <w:bottom w:val="single" w:sz="1" w:space="0" w:color="CCCCCC"/>
+              <w:right w:val="single" w:sz="1" w:space="0" w:color="CCCCCC"/>
+            </w:tcBorders>
+            <w:shd w:val="clear" w:color="auto" w:fill="DEEAF1"/>
+            <w:tcMar>
+              <w:top w:w="80" w:type="dxa"/>
+              <w:bottom w:w="80" w:type="dxa"/>
+              <w:left w:w="120" w:type="dxa"/>
+              <w:right w:w="120" w:type="dxa"/>
+            </w:tcMar>
+          </w:tcPr>
+          <w:p>
+            <w:r>
+              <w:rPr>
+                <w:rFonts w:eastAsia="微软雅黑"/>
+                <w:b/>
+                <w:bCs/>
+                <w:sz w:val="20"/>
+                <w:szCs w:val="20"/>
+              </w:rPr>
+              <w:t>名称</w:t>
+            </w:r>
+          </w:p>
+        </w:tc>
+        <w:tc>
+          <w:tcPr>
+            <w:tcW w:w="5160" w:type="dxa"/>
+            <w:tcBorders>
+              <w:top w:val="single" w:sz="1" w:space="0" w:color="CCCCCC"/>
+              <w:left w:val="single" w:sz="1" w:space="0" w:color="CCCCCC"/>
+              <w:bottom w:val="single" w:sz="1" w:space="0" w:color="CCCCCC"/>
+              <w:right w:val="single" w:sz="1" w:space="0" w:color="CCCCCC"/>
+            </w:tcBorders>
+            <w:shd w:val="clear" w:color="auto" w:fill="DEEAF1"/>
+            <w:tcMar>
+              <w:top w:w="80" w:type="dxa"/>
+              <w:bottom w:w="80" w:type="dxa"/>
+              <w:left w:w="120" w:type="dxa"/>
+              <w:right w:w="120" w:type="dxa"/>
+            </w:tcMar>
+          </w:tcPr>
+          <w:p>
+            <w:r>
+              <w:rPr>
+                <w:rFonts w:eastAsia="微软雅黑"/>
+                <w:sz w:val="20"/>
+                <w:szCs w:val="20"/>
+              </w:rPr>
+              <w:t>TRUST_TO_LOCAL</w:t>
+            </w:r>
+          </w:p>
+        </w:tc>
+      </w:tr>
+      <w:tr>
+        <w:tc>
+          <w:tcPr>
+            <w:tcW w:w="4200" w:type="dxa"/>
+            <w:tcBorders>
+              <w:top w:val="single" w:sz="1" w:space="0" w:color="CCCCCC"/>
+              <w:left w:val="single" w:sz="1" w:space="0" w:color="CCCCCC"/>
+              <w:bottom w:val="single" w:sz="1" w:space="0" w:color="CCCCCC"/>
+              <w:right w:val="single" w:sz="1" w:space="0" w:color="CCCCCC"/>
+            </w:tcBorders>
+            <w:shd w:val="clear" w:color="auto" w:fill="FFFFFF"/>
+            <w:tcMar>
+              <w:top w:w="80" w:type="dxa"/>
+              <w:bottom w:w="80" w:type="dxa"/>
+              <w:left w:w="120" w:type="dxa"/>
+              <w:right w:w="120" w:type="dxa"/>
+            </w:tcMar>
+          </w:tcPr>
+          <w:p>
+            <w:r>
+              <w:rPr>
+                <w:rFonts w:eastAsia="微软雅黑"/>
+                <w:b/>
+                <w:bCs/>
+                <w:sz w:val="20"/>
+                <w:szCs w:val="20"/>
+              </w:rPr>
+              <w:t>源安全域</w:t>
+            </w:r>
+          </w:p>
+        </w:tc>
+        <w:tc>
+          <w:tcPr>
+            <w:tcW w:w="5160" w:type="dxa"/>
+            <w:tcBorders>
+              <w:top w:val="single" w:sz="1" w:space="0" w:color="CCCCCC"/>
+              <w:left w:val="single" w:sz="1" w:space="0" w:color="CCCCCC"/>
+              <w:bottom w:val="single" w:sz="1" w:space="0" w:color="CCCCCC"/>
+              <w:right w:val="single" w:sz="1" w:space="0" w:color="CCCCCC"/>
+            </w:tcBorders>
+            <w:shd w:val="clear" w:color="auto" w:fill="FFFFFF"/>
+            <w:tcMar>
+              <w:top w:w="80" w:type="dxa"/>
+              <w:bottom w:w="80" w:type="dxa"/>
+              <w:left w:w="120" w:type="dxa"/>
+              <w:right w:w="120" w:type="dxa"/>
+            </w:tcMar>
+          </w:tcPr>
+          <w:p>
+            <w:r>
+              <w:rPr>
+                <w:rFonts w:eastAsia="微软雅黑"/>
+                <w:sz w:val="20"/>
+                <w:szCs w:val="20"/>
+              </w:rPr>
+              <w:t>trust</w:t>
+            </w:r>
+          </w:p>
+        </w:tc>
+      </w:tr>
+      <w:tr>
+        <w:tc>
+          <w:tcPr>
+            <w:tcW w:w="4200" w:type="dxa"/>
+            <w:tcBorders>
+              <w:top w:val="single" w:sz="1" w:space="0" w:color="CCCCCC"/>
+              <w:left w:val="single" w:sz="1" w:space="0" w:color="CCCCCC"/>
+              <w:bottom w:val="single" w:sz="1" w:space="0" w:color="CCCCCC"/>
+              <w:right w:val="single" w:sz="1" w:space="0" w:color="CCCCCC"/>
+            </w:tcBorders>
+            <w:shd w:val="clear" w:color="auto" w:fill="DEEAF1"/>
+            <w:tcMar>
+              <w:top w:w="80" w:type="dxa"/>
+              <w:bottom w:w="80" w:type="dxa"/>
+              <w:left w:w="120" w:type="dxa"/>
+              <w:right w:w="120" w:type="dxa"/>
+            </w:tcMar>
+          </w:tcPr>
+          <w:p>
+            <w:r>
+              <w:rPr>
+                <w:rFonts w:eastAsia="微软雅黑"/>
+                <w:b/>
+                <w:bCs/>
+                <w:sz w:val="20"/>
+                <w:szCs w:val="20"/>
+              </w:rPr>
+              <w:t>目的安全域</w:t>
+            </w:r>
+          </w:p>
+        </w:tc>
+        <w:tc>
+          <w:tcPr>
+            <w:tcW w:w="5160" w:type="dxa"/>
+            <w:tcBorders>
+              <w:top w:val="single" w:sz="1" w:space="0" w:color="CCCCCC"/>
+              <w:left w:val="single" w:sz="1" w:space="0" w:color="CCCCCC"/>
+              <w:bottom w:val="single" w:sz="1" w:space="0" w:color="CCCCCC"/>
+              <w:right w:val="single" w:sz="1" w:space="0" w:color="CCCCCC"/>
+            </w:tcBorders>
+            <w:shd w:val="clear" w:color="auto" w:fill="DEEAF1"/>
+            <w:tcMar>
+              <w:top w:w="80" w:type="dxa"/>
+              <w:bottom w:w="80" w:type="dxa"/>
+              <w:left w:w="120" w:type="dxa"/>
+              <w:right w:w="120" w:type="dxa"/>
+            </w:tcMar>
+          </w:tcPr>
+          <w:p>
+            <w:r>
+              <w:rPr>
+                <w:rFonts w:eastAsia="微软雅黑"/>
+                <w:sz w:val="20"/>
+                <w:szCs w:val="20"/>
+              </w:rPr>
+              <w:t>local</w:t>
+            </w:r>
+          </w:p>
+        </w:tc>
+      </w:tr>
+      <w:tr>
+        <w:tc>
+          <w:tcPr>
+            <w:tcW w:w="4200" w:type="dxa"/>
+            <w:tcBorders>
+              <w:top w:val="single" w:sz="1" w:space="0" w:color="CCCCCC"/>
+              <w:left w:val="single" w:sz="1" w:space="0" w:color="CCCCCC"/>
+              <w:bottom w:val="single" w:sz="1" w:space="0" w:color="CCCCCC"/>
+              <w:right w:val="single" w:sz="1" w:space="0" w:color="CCCCCC"/>
+            </w:tcBorders>
+            <w:shd w:val="clear" w:color="auto" w:fill="FFFFFF"/>
+            <w:tcMar>
+              <w:top w:w="80" w:type="dxa"/>
+              <w:bottom w:w="80" w:type="dxa"/>
+              <w:left w:w="120" w:type="dxa"/>
+              <w:right w:w="120" w:type="dxa"/>
+            </w:tcMar>
+          </w:tcPr>
+          <w:p>
+            <w:r>
+              <w:rPr>
+                <w:rFonts w:eastAsia="微软雅黑"/>
+                <w:b/>
+                <w:bCs/>
+                <w:sz w:val="20"/>
+                <w:szCs w:val="20"/>
+              </w:rPr>
+              <w:t>源地址</w:t>
+            </w:r>
+          </w:p>
+        </w:tc>
+        <w:tc>
+          <w:tcPr>
+            <w:tcW w:w="5160" w:type="dxa"/>
+            <w:tcBorders>
+              <w:top w:val="single" w:sz="1" w:space="0" w:color="CCCCCC"/>
+              <w:left w:val="single" w:sz="1" w:space="0" w:color="CCCCCC"/>
+              <w:bottom w:val="single" w:sz="1" w:space="0" w:color="CCCCCC"/>
+              <w:right w:val="single" w:sz="1" w:space="0" w:color="CCCCCC"/>
+            </w:tcBorders>
+            <w:shd w:val="clear" w:color="auto" w:fill="FFFFFF"/>
+            <w:tcMar>
+              <w:top w:w="80" w:type="dxa"/>
+              <w:bottom w:w="80" w:type="dxa"/>
+              <w:left w:w="120" w:type="dxa"/>
+              <w:right w:w="120" w:type="dxa"/>
+            </w:tcMar>
+          </w:tcPr>
+          <w:p>
+            <w:r>
+              <w:rPr>
+                <w:rFonts w:eastAsia="微软雅黑"/>
+                <w:sz w:val="20"/>
+                <w:szCs w:val="20"/>
+              </w:rPr>
+              <w:t>10.0.0.0 / 255.255.255.0</w:t>
+            </w:r>
+          </w:p>
+        </w:tc>
+      </w:tr>
+      <w:tr>
+        <w:tc>
+          <w:tcPr>
+            <w:tcW w:w="4200" w:type="dxa"/>
+            <w:tcBorders>
+              <w:top w:val="single" w:sz="1" w:space="0" w:color="CCCCCC"/>
+              <w:left w:val="single" w:sz="1" w:space="0" w:color="CCCCCC"/>
+              <w:bottom w:val="single" w:sz="1" w:space="0" w:color="CCCCCC"/>
+              <w:right w:val="single" w:sz="1" w:space="0" w:color="CCCCCC"/>
+            </w:tcBorders>
+            <w:shd w:val="clear" w:color="auto" w:fill="DEEAF1"/>
+            <w:tcMar>
+              <w:top w:w="80" w:type="dxa"/>
+              <w:bottom w:w="80" w:type="dxa"/>
+              <w:left w:w="120" w:type="dxa"/>
+              <w:right w:w="120" w:type="dxa"/>
+            </w:tcMar>
+          </w:tcPr>
+          <w:p>
+            <w:r>
+              <w:rPr>
+                <w:rFonts w:eastAsia="微软雅黑"/>
+                <w:b/>
+                <w:bCs/>
+                <w:sz w:val="20"/>
+                <w:szCs w:val="20"/>
+              </w:rPr>
+              <w:t>服务</w:t>
+            </w:r>
+          </w:p>
+        </w:tc>
+        <w:tc>
+          <w:tcPr>
+            <w:tcW w:w="5160" w:type="dxa"/>
+            <w:tcBorders>
+              <w:top w:val="single" w:sz="1" w:space="0" w:color="CCCCCC"/>
+              <w:left w:val="single" w:sz="1" w:space="0" w:color="CCCCCC"/>
+              <w:bottom w:val="single" w:sz="1" w:space="0" w:color="CCCCCC"/>
+              <w:right w:val="single" w:sz="1" w:space="0" w:color="CCCCCC"/>
+            </w:tcBorders>
+            <w:shd w:val="clear" w:color="auto" w:fill="DEEAF1"/>
+            <w:tcMar>
+              <w:top w:w="80" w:type="dxa"/>
+              <w:bottom w:w="80" w:type="dxa"/>
+              <w:left w:w="120" w:type="dxa"/>
+              <w:right w:w="120" w:type="dxa"/>
+            </w:tcMar>
+          </w:tcPr>
+          <w:p>
+            <w:r>
+              <w:rPr>
+                <w:rFonts w:eastAsia="微软雅黑"/>
+                <w:sz w:val="20"/>
+                <w:szCs w:val="20"/>
+              </w:rPr>
+              <w:t>HTTPS、SSH、ICMP</w:t>
+            </w:r>
+          </w:p>
+        </w:tc>
+      </w:tr>
+      <w:tr>
+        <w:tc>
+          <w:tcPr>
+            <w:tcW w:w="4200" w:type="dxa"/>
+            <w:tcBorders>
+              <w:top w:val="single" w:sz="1" w:space="0" w:color="CCCCCC"/>
+              <w:left w:val="single" w:sz="1" w:space="0" w:color="CCCCCC"/>
+              <w:bottom w:val="single" w:sz="1" w:space="0" w:color="CCCCCC"/>
+              <w:right w:val="single" w:sz="1" w:space="0" w:color="CCCCCC"/>
+            </w:tcBorders>
+            <w:shd w:val="clear" w:color="auto" w:fill="FFFFFF"/>
+            <w:tcMar>
+              <w:top w:w="80" w:type="dxa"/>
+              <w:bottom w:w="80" w:type="dxa"/>
+              <w:left w:w="120" w:type="dxa"/>
+              <w:right w:w="120" w:type="dxa"/>
+            </w:tcMar>
+          </w:tcPr>
+          <w:p>
+            <w:r>
+              <w:rPr>
+                <w:rFonts w:eastAsia="微软雅黑"/>
+                <w:b/>
+                <w:bCs/>
+                <w:sz w:val="20"/>
+                <w:szCs w:val="20"/>
+              </w:rPr>
+              <w:t>动作</w:t>
+            </w:r>
+          </w:p>
+        </w:tc>
+        <w:tc>
+          <w:tcPr>
+            <w:tcW w:w="5160" w:type="dxa"/>
+            <w:tcBorders>
+              <w:top w:val="single" w:sz="1" w:space="0" w:color="CCCCCC"/>
+              <w:left w:val="single" w:sz="1" w:space="0" w:color="CCCCCC"/>
+              <w:bottom w:val="single" w:sz="1" w:space="0" w:color="CCCCCC"/>
+              <w:right w:val="single" w:sz="1" w:space="0" w:color="CCCCCC"/>
+            </w:tcBorders>
+            <w:shd w:val="clear" w:color="auto" w:fill="FFFFFF"/>
+            <w:tcMar>
+              <w:top w:w="80" w:type="dxa"/>
+              <w:bottom w:w="80" w:type="dxa"/>
+              <w:left w:w="120" w:type="dxa"/>
+              <w:right w:w="120" w:type="dxa"/>
+            </w:tcMar>
+          </w:tcPr>
+          <w:p>
+            <w:r>
+              <w:rPr>
+                <w:rFonts w:eastAsia="微软雅黑"/>
+                <w:sz w:val="20"/>
+                <w:szCs w:val="20"/>
+              </w:rPr>
+              <w:t>允许</w:t>
+            </w:r>
+          </w:p>
+        </w:tc>
+      </w:tr>
+    </w:tbl>
     <w:p>
       <w:pPr>
         <w:spacing w:before="40" w:after="40"/>
@@ -3519,12 +6676,6 @@
         <w:gridCol w:w="9360"/>
       </w:tblGrid>
       <w:tr>
-        <w:tblPrEx>
-          <w:tblCellMar>
-            <w:top w:w="0" w:type="dxa"/>
-            <w:bottom w:w="0" w:type="dxa"/>
-          </w:tblCellMar>
-        </w:tblPrEx>
         <w:tc>
           <w:tcPr>
             <w:tcW w:w="9360" w:type="dxa"/>
@@ -3587,6 +6738,38 @@
       </w:pPr>
       <w:r>
         <w:t>6.3 验证安全策略</w:t>
+      </w:r>
+    </w:p>
+    <w:p>
+      <w:pPr>
+        <w:spacing w:before="40" w:after="40"/>
+      </w:pPr>
+    </w:p>
+    <w:p>
+      <w:pPr>
+        <w:spacing w:before="80" w:after="40"/>
+      </w:pPr>
+      <w:r>
+        <w:rPr>
+          <w:rFonts w:eastAsia="微软雅黑"/>
+          <w:color w:val="2E74B5"/>
+          <w:sz w:val="21"/>
+          <w:szCs w:val="21"/>
+        </w:rPr>
+        <w:t>入口：策略 → 安全策略</w:t>
+      </w:r>
+    </w:p>
+    <w:p>
+      <w:pPr>
+        <w:spacing w:before="40" w:after="40"/>
+      </w:pPr>
+      <w:r>
+        <w:rPr>
+          <w:rFonts w:eastAsia="微软雅黑"/>
+          <w:sz w:val="21"/>
+          <w:szCs w:val="21"/>
+        </w:rPr>
+        <w:t>确认 TRUST_TO_UNTRUST 和 TRUST_TO_LOCAL 两条规则均处于「启用」状态，命中计数随流量增加。</w:t>
       </w:r>
     </w:p>
     <w:p>
@@ -3615,12 +6798,6 @@
         <w:gridCol w:w="9360"/>
       </w:tblGrid>
       <w:tr>
-        <w:tblPrEx>
-          <w:tblCellMar>
-            <w:top w:w="0" w:type="dxa"/>
-            <w:bottom w:w="0" w:type="dxa"/>
-          </w:tblCellMar>
-        </w:tblPrEx>
         <w:tc>
           <w:tcPr>
             <w:tcW w:w="9360" w:type="dxa"/>
@@ -3683,6 +6860,38 @@
       </w:pPr>
       <w:r>
         <w:t>七、保存配置</w:t>
+      </w:r>
+    </w:p>
+    <w:p>
+      <w:pPr>
+        <w:spacing w:before="40" w:after="40"/>
+      </w:pPr>
+    </w:p>
+    <w:p>
+      <w:pPr>
+        <w:spacing w:before="80" w:after="40"/>
+      </w:pPr>
+      <w:r>
+        <w:rPr>
+          <w:rFonts w:eastAsia="微软雅黑"/>
+          <w:color w:val="2E74B5"/>
+          <w:sz w:val="21"/>
+          <w:szCs w:val="21"/>
+        </w:rPr>
+        <w:t>入口：系统 → 配置文件管理</w:t>
+      </w:r>
+    </w:p>
+    <w:p>
+      <w:pPr>
+        <w:spacing w:before="40" w:after="40"/>
+      </w:pPr>
+      <w:r>
+        <w:rPr>
+          <w:rFonts w:eastAsia="微软雅黑"/>
+          <w:sz w:val="21"/>
+          <w:szCs w:val="21"/>
+        </w:rPr>
+        <w:t>点击「保存当前配置」→ 弹窗确认 → 等待提示「保存成功」。</w:t>
       </w:r>
     </w:p>
     <w:p>
@@ -3711,12 +6920,6 @@
         <w:gridCol w:w="9360"/>
       </w:tblGrid>
       <w:tr>
-        <w:tblPrEx>
-          <w:tblCellMar>
-            <w:top w:w="0" w:type="dxa"/>
-            <w:bottom w:w="0" w:type="dxa"/>
-          </w:tblCellMar>
-        </w:tblPrEx>
         <w:tc>
           <w:tcPr>
             <w:tcW w:w="9360" w:type="dxa"/>

--- a/netdoc/USG6305E_双出口配置实施步骤.docx
+++ b/netdoc/USG6305E_双出口配置实施步骤.docx
@@ -568,6 +568,8 @@
           <w:p>
             <w:pPr>
               <w:rPr>
+                <w:b/>
+                <w:bCs/>
                 <w:sz w:val="15"/>
                 <w:szCs w:val="15"/>
               </w:rPr>
@@ -575,6 +577,9 @@
             <w:r>
               <w:rPr>
                 <w:rFonts w:eastAsia="微软雅黑"/>
+                <w:b/>
+                <w:bCs/>
+                <w:color w:val="EE0000"/>
                 <w:sz w:val="15"/>
                 <w:szCs w:val="15"/>
               </w:rPr>
@@ -836,6 +841,9 @@
           <w:p>
             <w:pPr>
               <w:rPr>
+                <w:b/>
+                <w:bCs/>
+                <w:color w:val="EE0000"/>
                 <w:sz w:val="15"/>
                 <w:szCs w:val="15"/>
               </w:rPr>
@@ -843,6 +851,9 @@
             <w:r>
               <w:rPr>
                 <w:rFonts w:eastAsia="微软雅黑"/>
+                <w:b/>
+                <w:bCs/>
+                <w:color w:val="00B050"/>
                 <w:sz w:val="15"/>
                 <w:szCs w:val="15"/>
               </w:rPr>
@@ -1131,7 +1142,7 @@
               <w:rPr>
                 <w:b/>
                 <w:bCs/>
-                <w:color w:val="2E74B5" w:themeColor="accent5" w:themeShade="BF"/>
+                <w:color w:val="EE0000"/>
                 <w:sz w:val="15"/>
                 <w:szCs w:val="15"/>
               </w:rPr>
@@ -1141,7 +1152,7 @@
                 <w:rFonts w:eastAsia="微软雅黑"/>
                 <w:b/>
                 <w:bCs/>
-                <w:color w:val="2E74B5" w:themeColor="accent5" w:themeShade="BF"/>
+                <w:color w:val="EE0000"/>
                 <w:sz w:val="15"/>
                 <w:szCs w:val="15"/>
               </w:rPr>
@@ -1488,7 +1499,7 @@
                 <w:sz w:val="15"/>
                 <w:szCs w:val="15"/>
               </w:rPr>
-              <w:t>内网交换机2</w:t>
+              <w:t>内网交换机</w:t>
             </w:r>
           </w:p>
         </w:tc>
@@ -1512,6 +1523,9 @@
           <w:p>
             <w:pPr>
               <w:rPr>
+                <w:b/>
+                <w:bCs/>
+                <w:color w:val="EE0000"/>
                 <w:sz w:val="15"/>
                 <w:szCs w:val="15"/>
               </w:rPr>
@@ -1519,6 +1533,9 @@
             <w:r>
               <w:rPr>
                 <w:rFonts w:eastAsia="微软雅黑"/>
+                <w:b/>
+                <w:bCs/>
+                <w:color w:val="00B050"/>
                 <w:sz w:val="15"/>
                 <w:szCs w:val="15"/>
               </w:rPr>
@@ -1823,7 +1840,7 @@
               <w:rPr>
                 <w:b/>
                 <w:bCs/>
-                <w:color w:val="2E74B5" w:themeColor="accent5" w:themeShade="BF"/>
+                <w:color w:val="EE0000"/>
                 <w:sz w:val="15"/>
                 <w:szCs w:val="15"/>
               </w:rPr>
@@ -1833,7 +1850,7 @@
                 <w:rFonts w:eastAsia="微软雅黑"/>
                 <w:b/>
                 <w:bCs/>
-                <w:color w:val="2E74B5" w:themeColor="accent5" w:themeShade="BF"/>
+                <w:color w:val="EE0000"/>
                 <w:sz w:val="15"/>
                 <w:szCs w:val="15"/>
               </w:rPr>
@@ -2187,6 +2204,9 @@
           <w:p>
             <w:pPr>
               <w:rPr>
+                <w:b/>
+                <w:bCs/>
+                <w:color w:val="EE0000"/>
                 <w:sz w:val="15"/>
                 <w:szCs w:val="15"/>
               </w:rPr>
@@ -2194,6 +2214,9 @@
             <w:r>
               <w:rPr>
                 <w:rFonts w:eastAsia="微软雅黑"/>
+                <w:b/>
+                <w:bCs/>
+                <w:color w:val="00B050"/>
                 <w:sz w:val="15"/>
                 <w:szCs w:val="15"/>
               </w:rPr>
@@ -2315,7 +2338,7 @@
         </w:rPr>
         <w:lastRenderedPageBreak/>
         <w:drawing>
-          <wp:inline distT="0" distB="0" distL="0" distR="0" wp14:anchorId="60A7C00D" wp14:editId="161CC686">
+          <wp:inline distT="0" distB="0" distL="0" distR="0" wp14:anchorId="115FEFB0" wp14:editId="287AE537">
             <wp:extent cx="6172200" cy="1565910"/>
             <wp:effectExtent l="0" t="0" r="0" b="0"/>
             <wp:docPr id="296683733" name="图片 1"/>
@@ -2395,7 +2418,7 @@
           <w:noProof/>
         </w:rPr>
         <w:drawing>
-          <wp:inline distT="0" distB="0" distL="0" distR="0" wp14:anchorId="1FC86AE6" wp14:editId="77C69580">
+          <wp:inline distT="0" distB="0" distL="0" distR="0" wp14:anchorId="0DB84441" wp14:editId="711F19D9">
             <wp:extent cx="6172200" cy="3792220"/>
             <wp:effectExtent l="0" t="0" r="0" b="0"/>
             <wp:docPr id="230410765" name="图片 1"/>
@@ -2435,7 +2458,6 @@
       <w:pPr>
         <w:pStyle w:val="2"/>
         <w:rPr>
-          <w:rFonts w:hint="eastAsia"/>
           <w:color w:val="538135" w:themeColor="accent6" w:themeShade="BF"/>
         </w:rPr>
       </w:pPr>
@@ -2476,7 +2498,7 @@
         </w:rPr>
         <w:lastRenderedPageBreak/>
         <w:drawing>
-          <wp:inline distT="0" distB="0" distL="0" distR="0" wp14:anchorId="6B8F03A2" wp14:editId="7AF919FD">
+          <wp:inline distT="0" distB="0" distL="0" distR="0" wp14:anchorId="512F886D" wp14:editId="27919B56">
             <wp:extent cx="6172200" cy="3787775"/>
             <wp:effectExtent l="0" t="0" r="0" b="3175"/>
             <wp:docPr id="295809828" name="图片 1"/>
@@ -2544,7 +2566,7 @@
           <w:noProof/>
         </w:rPr>
         <w:drawing>
-          <wp:inline distT="0" distB="0" distL="0" distR="0" wp14:anchorId="07F60492" wp14:editId="21CF64A4">
+          <wp:inline distT="0" distB="0" distL="0" distR="0" wp14:anchorId="1800EEA3" wp14:editId="76CFA61F">
             <wp:extent cx="6172200" cy="3770630"/>
             <wp:effectExtent l="0" t="0" r="0" b="1270"/>
             <wp:docPr id="1421693556" name="图片 1"/>
@@ -2640,6 +2662,7 @@
           <w:insideH w:val="single" w:sz="1" w:space="0" w:color="CCCCCC"/>
           <w:insideV w:val="single" w:sz="1" w:space="0" w:color="CCCCCC"/>
         </w:tblBorders>
+        <w:tblLook w:val="04A0" w:firstRow="1" w:lastRow="0" w:firstColumn="1" w:lastColumn="0" w:noHBand="0" w:noVBand="1"/>
       </w:tblPr>
       <w:tblGrid>
         <w:gridCol w:w="4200"/>
@@ -2658,8 +2681,8 @@
             <w:shd w:val="clear" w:color="auto" w:fill="1F497D"/>
             <w:tcMar>
               <w:top w:w="80" w:type="dxa"/>
-              <w:bottom w:w="80" w:type="dxa"/>
-              <w:left w:w="120" w:type="dxa"/>
+              <w:left w:w="120" w:type="dxa"/>
+              <w:bottom w:w="80" w:type="dxa"/>
               <w:right w:w="120" w:type="dxa"/>
             </w:tcMar>
           </w:tcPr>
@@ -2692,8 +2715,8 @@
             <w:shd w:val="clear" w:color="auto" w:fill="1F497D"/>
             <w:tcMar>
               <w:top w:w="80" w:type="dxa"/>
-              <w:bottom w:w="80" w:type="dxa"/>
-              <w:left w:w="120" w:type="dxa"/>
+              <w:left w:w="120" w:type="dxa"/>
+              <w:bottom w:w="80" w:type="dxa"/>
               <w:right w:w="120" w:type="dxa"/>
             </w:tcMar>
           </w:tcPr>
@@ -2728,8 +2751,8 @@
             <w:shd w:val="clear" w:color="auto" w:fill="DEEAF1"/>
             <w:tcMar>
               <w:top w:w="80" w:type="dxa"/>
-              <w:bottom w:w="80" w:type="dxa"/>
-              <w:left w:w="120" w:type="dxa"/>
+              <w:left w:w="120" w:type="dxa"/>
+              <w:bottom w:w="80" w:type="dxa"/>
               <w:right w:w="120" w:type="dxa"/>
             </w:tcMar>
           </w:tcPr>
@@ -2758,8 +2781,8 @@
             <w:shd w:val="clear" w:color="auto" w:fill="DEEAF1"/>
             <w:tcMar>
               <w:top w:w="80" w:type="dxa"/>
-              <w:bottom w:w="80" w:type="dxa"/>
-              <w:left w:w="120" w:type="dxa"/>
+              <w:left w:w="120" w:type="dxa"/>
+              <w:bottom w:w="80" w:type="dxa"/>
               <w:right w:w="120" w:type="dxa"/>
             </w:tcMar>
           </w:tcPr>
@@ -2788,8 +2811,8 @@
             <w:shd w:val="clear" w:color="auto" w:fill="FFFFFF"/>
             <w:tcMar>
               <w:top w:w="80" w:type="dxa"/>
-              <w:bottom w:w="80" w:type="dxa"/>
-              <w:left w:w="120" w:type="dxa"/>
+              <w:left w:w="120" w:type="dxa"/>
+              <w:bottom w:w="80" w:type="dxa"/>
               <w:right w:w="120" w:type="dxa"/>
             </w:tcMar>
           </w:tcPr>
@@ -2818,8 +2841,8 @@
             <w:shd w:val="clear" w:color="auto" w:fill="FFFFFF"/>
             <w:tcMar>
               <w:top w:w="80" w:type="dxa"/>
-              <w:bottom w:w="80" w:type="dxa"/>
-              <w:left w:w="120" w:type="dxa"/>
+              <w:left w:w="120" w:type="dxa"/>
+              <w:bottom w:w="80" w:type="dxa"/>
               <w:right w:w="120" w:type="dxa"/>
             </w:tcMar>
           </w:tcPr>
@@ -2848,8 +2871,8 @@
             <w:shd w:val="clear" w:color="auto" w:fill="DEEAF1"/>
             <w:tcMar>
               <w:top w:w="80" w:type="dxa"/>
-              <w:bottom w:w="80" w:type="dxa"/>
-              <w:left w:w="120" w:type="dxa"/>
+              <w:left w:w="120" w:type="dxa"/>
+              <w:bottom w:w="80" w:type="dxa"/>
               <w:right w:w="120" w:type="dxa"/>
             </w:tcMar>
           </w:tcPr>
@@ -2878,8 +2901,8 @@
             <w:shd w:val="clear" w:color="auto" w:fill="DEEAF1"/>
             <w:tcMar>
               <w:top w:w="80" w:type="dxa"/>
-              <w:bottom w:w="80" w:type="dxa"/>
-              <w:left w:w="120" w:type="dxa"/>
+              <w:left w:w="120" w:type="dxa"/>
+              <w:bottom w:w="80" w:type="dxa"/>
               <w:right w:w="120" w:type="dxa"/>
             </w:tcMar>
           </w:tcPr>
@@ -2898,98 +2921,14 @@
     </w:tbl>
     <w:p>
       <w:pPr>
-        <w:spacing w:before="40" w:after="40"/>
-      </w:pPr>
-    </w:p>
-    <w:tbl>
-      <w:tblPr>
-        <w:tblW w:w="9360" w:type="dxa"/>
-        <w:tblBorders>
-          <w:top w:val="single" w:sz="4" w:space="0" w:color="auto"/>
-          <w:left w:val="single" w:sz="4" w:space="0" w:color="auto"/>
-          <w:bottom w:val="single" w:sz="4" w:space="0" w:color="auto"/>
-          <w:right w:val="single" w:sz="4" w:space="0" w:color="auto"/>
-          <w:insideH w:val="single" w:sz="4" w:space="0" w:color="auto"/>
-          <w:insideV w:val="single" w:sz="4" w:space="0" w:color="auto"/>
-        </w:tblBorders>
-        <w:tblCellMar>
-          <w:left w:w="10" w:type="dxa"/>
-          <w:right w:w="10" w:type="dxa"/>
-        </w:tblCellMar>
-        <w:tblLook w:val="04A0" w:firstRow="1" w:lastRow="0" w:firstColumn="1" w:lastColumn="0" w:noHBand="0" w:noVBand="1"/>
-      </w:tblPr>
-      <w:tblGrid>
-        <w:gridCol w:w="9360"/>
-      </w:tblGrid>
-      <w:tr>
-        <w:tc>
-          <w:tcPr>
-            <w:tcW w:w="9360" w:type="dxa"/>
-            <w:tcBorders>
-              <w:top w:val="single" w:sz="1" w:space="0" w:color="4472C4"/>
-              <w:left w:val="single" w:sz="1" w:space="0" w:color="4472C4"/>
-              <w:bottom w:val="single" w:sz="1" w:space="0" w:color="4472C4"/>
-              <w:right w:val="single" w:sz="1" w:space="0" w:color="4472C4"/>
-            </w:tcBorders>
-            <w:shd w:val="clear" w:color="auto" w:fill="F0F5FF"/>
-            <w:tcMar>
-              <w:top w:w="240" w:type="dxa"/>
-              <w:left w:w="360" w:type="dxa"/>
-              <w:bottom w:w="240" w:type="dxa"/>
-              <w:right w:w="360" w:type="dxa"/>
-            </w:tcMar>
-          </w:tcPr>
-          <w:p>
-            <w:pPr>
-              <w:jc w:val="center"/>
-            </w:pPr>
-            <w:r>
-              <w:rPr>
-                <w:rFonts w:eastAsia="微软雅黑"/>
-                <w:i/>
-                <w:iCs/>
-                <w:color w:val="AAAAAA"/>
-                <w:sz w:val="20"/>
-                <w:szCs w:val="20"/>
-              </w:rPr>
-              <w:t>[ 截图 ]</w:t>
-            </w:r>
-          </w:p>
-          <w:p>
-            <w:pPr>
-              <w:spacing w:before="30"/>
-              <w:jc w:val="center"/>
-            </w:pPr>
-            <w:r>
-              <w:rPr>
-                <w:rFonts w:eastAsia="微软雅黑"/>
-                <w:color w:val="2E74B5"/>
-                <w:sz w:val="20"/>
-                <w:szCs w:val="20"/>
-              </w:rPr>
-              <w:t>截图：Trust 域接口绑定</w:t>
-            </w:r>
-          </w:p>
-        </w:tc>
-      </w:tr>
-    </w:tbl>
-    <w:p>
-      <w:pPr>
-        <w:spacing w:before="40" w:after="40"/>
-      </w:pPr>
-    </w:p>
-    <w:p>
-      <w:pPr>
         <w:pStyle w:val="2"/>
+        <w:rPr>
+          <w:rFonts w:hint="eastAsia"/>
+        </w:rPr>
       </w:pPr>
       <w:r>
         <w:t>3.2 Untrust 域</w:t>
       </w:r>
-    </w:p>
-    <w:p>
-      <w:pPr>
-        <w:spacing w:before="40" w:after="40"/>
-      </w:pPr>
     </w:p>
     <w:p>
       <w:pPr>
@@ -3029,6 +2968,7 @@
           <w:insideH w:val="single" w:sz="1" w:space="0" w:color="CCCCCC"/>
           <w:insideV w:val="single" w:sz="1" w:space="0" w:color="CCCCCC"/>
         </w:tblBorders>
+        <w:tblLook w:val="04A0" w:firstRow="1" w:lastRow="0" w:firstColumn="1" w:lastColumn="0" w:noHBand="0" w:noVBand="1"/>
       </w:tblPr>
       <w:tblGrid>
         <w:gridCol w:w="4200"/>
@@ -3047,8 +2987,8 @@
             <w:shd w:val="clear" w:color="auto" w:fill="1F497D"/>
             <w:tcMar>
               <w:top w:w="80" w:type="dxa"/>
-              <w:bottom w:w="80" w:type="dxa"/>
-              <w:left w:w="120" w:type="dxa"/>
+              <w:left w:w="120" w:type="dxa"/>
+              <w:bottom w:w="80" w:type="dxa"/>
               <w:right w:w="120" w:type="dxa"/>
             </w:tcMar>
           </w:tcPr>
@@ -3081,8 +3021,8 @@
             <w:shd w:val="clear" w:color="auto" w:fill="1F497D"/>
             <w:tcMar>
               <w:top w:w="80" w:type="dxa"/>
-              <w:bottom w:w="80" w:type="dxa"/>
-              <w:left w:w="120" w:type="dxa"/>
+              <w:left w:w="120" w:type="dxa"/>
+              <w:bottom w:w="80" w:type="dxa"/>
               <w:right w:w="120" w:type="dxa"/>
             </w:tcMar>
           </w:tcPr>
@@ -3117,8 +3057,8 @@
             <w:shd w:val="clear" w:color="auto" w:fill="DEEAF1"/>
             <w:tcMar>
               <w:top w:w="80" w:type="dxa"/>
-              <w:bottom w:w="80" w:type="dxa"/>
-              <w:left w:w="120" w:type="dxa"/>
+              <w:left w:w="120" w:type="dxa"/>
+              <w:bottom w:w="80" w:type="dxa"/>
               <w:right w:w="120" w:type="dxa"/>
             </w:tcMar>
           </w:tcPr>
@@ -3147,8 +3087,8 @@
             <w:shd w:val="clear" w:color="auto" w:fill="DEEAF1"/>
             <w:tcMar>
               <w:top w:w="80" w:type="dxa"/>
-              <w:bottom w:w="80" w:type="dxa"/>
-              <w:left w:w="120" w:type="dxa"/>
+              <w:left w:w="120" w:type="dxa"/>
+              <w:bottom w:w="80" w:type="dxa"/>
               <w:right w:w="120" w:type="dxa"/>
             </w:tcMar>
           </w:tcPr>
@@ -3177,8 +3117,8 @@
             <w:shd w:val="clear" w:color="auto" w:fill="FFFFFF"/>
             <w:tcMar>
               <w:top w:w="80" w:type="dxa"/>
-              <w:bottom w:w="80" w:type="dxa"/>
-              <w:left w:w="120" w:type="dxa"/>
+              <w:left w:w="120" w:type="dxa"/>
+              <w:bottom w:w="80" w:type="dxa"/>
               <w:right w:w="120" w:type="dxa"/>
             </w:tcMar>
           </w:tcPr>
@@ -3207,8 +3147,8 @@
             <w:shd w:val="clear" w:color="auto" w:fill="FFFFFF"/>
             <w:tcMar>
               <w:top w:w="80" w:type="dxa"/>
-              <w:bottom w:w="80" w:type="dxa"/>
-              <w:left w:w="120" w:type="dxa"/>
+              <w:left w:w="120" w:type="dxa"/>
+              <w:bottom w:w="80" w:type="dxa"/>
               <w:right w:w="120" w:type="dxa"/>
             </w:tcMar>
           </w:tcPr>
@@ -3237,8 +3177,8 @@
             <w:shd w:val="clear" w:color="auto" w:fill="DEEAF1"/>
             <w:tcMar>
               <w:top w:w="80" w:type="dxa"/>
-              <w:bottom w:w="80" w:type="dxa"/>
-              <w:left w:w="120" w:type="dxa"/>
+              <w:left w:w="120" w:type="dxa"/>
+              <w:bottom w:w="80" w:type="dxa"/>
               <w:right w:w="120" w:type="dxa"/>
             </w:tcMar>
           </w:tcPr>
@@ -3267,8 +3207,8 @@
             <w:shd w:val="clear" w:color="auto" w:fill="DEEAF1"/>
             <w:tcMar>
               <w:top w:w="80" w:type="dxa"/>
-              <w:bottom w:w="80" w:type="dxa"/>
-              <w:left w:w="120" w:type="dxa"/>
+              <w:left w:w="120" w:type="dxa"/>
+              <w:bottom w:w="80" w:type="dxa"/>
               <w:right w:w="120" w:type="dxa"/>
             </w:tcMar>
           </w:tcPr>
@@ -3285,88 +3225,6 @@
         </w:tc>
       </w:tr>
     </w:tbl>
-    <w:p>
-      <w:pPr>
-        <w:spacing w:before="40" w:after="40"/>
-      </w:pPr>
-    </w:p>
-    <w:tbl>
-      <w:tblPr>
-        <w:tblW w:w="9360" w:type="dxa"/>
-        <w:tblBorders>
-          <w:top w:val="single" w:sz="4" w:space="0" w:color="auto"/>
-          <w:left w:val="single" w:sz="4" w:space="0" w:color="auto"/>
-          <w:bottom w:val="single" w:sz="4" w:space="0" w:color="auto"/>
-          <w:right w:val="single" w:sz="4" w:space="0" w:color="auto"/>
-          <w:insideH w:val="single" w:sz="4" w:space="0" w:color="auto"/>
-          <w:insideV w:val="single" w:sz="4" w:space="0" w:color="auto"/>
-        </w:tblBorders>
-        <w:tblCellMar>
-          <w:left w:w="10" w:type="dxa"/>
-          <w:right w:w="10" w:type="dxa"/>
-        </w:tblCellMar>
-        <w:tblLook w:val="04A0" w:firstRow="1" w:lastRow="0" w:firstColumn="1" w:lastColumn="0" w:noHBand="0" w:noVBand="1"/>
-      </w:tblPr>
-      <w:tblGrid>
-        <w:gridCol w:w="9360"/>
-      </w:tblGrid>
-      <w:tr>
-        <w:tc>
-          <w:tcPr>
-            <w:tcW w:w="9360" w:type="dxa"/>
-            <w:tcBorders>
-              <w:top w:val="single" w:sz="1" w:space="0" w:color="4472C4"/>
-              <w:left w:val="single" w:sz="1" w:space="0" w:color="4472C4"/>
-              <w:bottom w:val="single" w:sz="1" w:space="0" w:color="4472C4"/>
-              <w:right w:val="single" w:sz="1" w:space="0" w:color="4472C4"/>
-            </w:tcBorders>
-            <w:shd w:val="clear" w:color="auto" w:fill="F0F5FF"/>
-            <w:tcMar>
-              <w:top w:w="240" w:type="dxa"/>
-              <w:left w:w="360" w:type="dxa"/>
-              <w:bottom w:w="240" w:type="dxa"/>
-              <w:right w:w="360" w:type="dxa"/>
-            </w:tcMar>
-          </w:tcPr>
-          <w:p>
-            <w:pPr>
-              <w:jc w:val="center"/>
-            </w:pPr>
-            <w:r>
-              <w:rPr>
-                <w:rFonts w:eastAsia="微软雅黑"/>
-                <w:i/>
-                <w:iCs/>
-                <w:color w:val="AAAAAA"/>
-                <w:sz w:val="20"/>
-                <w:szCs w:val="20"/>
-              </w:rPr>
-              <w:t>[ 截图 ]</w:t>
-            </w:r>
-          </w:p>
-          <w:p>
-            <w:pPr>
-              <w:spacing w:before="30"/>
-              <w:jc w:val="center"/>
-            </w:pPr>
-            <w:r>
-              <w:rPr>
-                <w:rFonts w:eastAsia="微软雅黑"/>
-                <w:color w:val="2E74B5"/>
-                <w:sz w:val="20"/>
-                <w:szCs w:val="20"/>
-              </w:rPr>
-              <w:t>截图：Untrust 域接口绑定</w:t>
-            </w:r>
-          </w:p>
-        </w:tc>
-      </w:tr>
-    </w:tbl>
-    <w:p>
-      <w:pPr>
-        <w:spacing w:before="40" w:after="40"/>
-      </w:pPr>
-    </w:p>
     <w:p>
       <w:pPr>
         <w:pStyle w:val="1"/>
@@ -3378,15 +3236,13 @@
     <w:p>
       <w:pPr>
         <w:pStyle w:val="2"/>
+        <w:rPr>
+          <w:rFonts w:hint="eastAsia"/>
+        </w:rPr>
       </w:pPr>
       <w:r>
         <w:t>4.1 主路由 — XGE0/0/0 西信（182.140.240.1，preference 60）</w:t>
       </w:r>
-    </w:p>
-    <w:p>
-      <w:pPr>
-        <w:spacing w:before="40" w:after="40"/>
-      </w:pPr>
     </w:p>
     <w:p>
       <w:pPr>
@@ -3400,6 +3256,866 @@
           <w:szCs w:val="21"/>
         </w:rPr>
         <w:t>入口：网络 → 路由 → 静态路由 → 新建</w:t>
+      </w:r>
+    </w:p>
+    <w:tbl>
+      <w:tblPr>
+        <w:tblW w:w="5000" w:type="pct"/>
+        <w:tblBorders>
+          <w:top w:val="single" w:sz="1" w:space="0" w:color="CCCCCC"/>
+          <w:left w:val="single" w:sz="1" w:space="0" w:color="CCCCCC"/>
+          <w:bottom w:val="single" w:sz="1" w:space="0" w:color="CCCCCC"/>
+          <w:right w:val="single" w:sz="1" w:space="0" w:color="CCCCCC"/>
+          <w:insideH w:val="single" w:sz="1" w:space="0" w:color="CCCCCC"/>
+          <w:insideV w:val="single" w:sz="1" w:space="0" w:color="CCCCCC"/>
+        </w:tblBorders>
+        <w:tblLook w:val="04A0" w:firstRow="1" w:lastRow="0" w:firstColumn="1" w:lastColumn="0" w:noHBand="0" w:noVBand="1"/>
+      </w:tblPr>
+      <w:tblGrid>
+        <w:gridCol w:w="4361"/>
+        <w:gridCol w:w="5357"/>
+      </w:tblGrid>
+      <w:tr>
+        <w:tc>
+          <w:tcPr>
+            <w:tcW w:w="2244" w:type="pct"/>
+            <w:tcBorders>
+              <w:top w:val="single" w:sz="1" w:space="0" w:color="1F497D"/>
+              <w:left w:val="single" w:sz="1" w:space="0" w:color="1F497D"/>
+              <w:bottom w:val="single" w:sz="1" w:space="0" w:color="1F497D"/>
+              <w:right w:val="single" w:sz="1" w:space="0" w:color="1F497D"/>
+            </w:tcBorders>
+            <w:shd w:val="clear" w:color="auto" w:fill="1F497D"/>
+            <w:tcMar>
+              <w:top w:w="80" w:type="dxa"/>
+              <w:left w:w="120" w:type="dxa"/>
+              <w:bottom w:w="80" w:type="dxa"/>
+              <w:right w:w="120" w:type="dxa"/>
+            </w:tcMar>
+          </w:tcPr>
+          <w:p>
+            <w:pPr>
+              <w:jc w:val="center"/>
+            </w:pPr>
+            <w:r>
+              <w:rPr>
+                <w:rFonts w:eastAsia="微软雅黑"/>
+                <w:b/>
+                <w:bCs/>
+                <w:color w:val="FFFFFF"/>
+                <w:sz w:val="20"/>
+                <w:szCs w:val="20"/>
+              </w:rPr>
+              <w:t>参数</w:t>
+            </w:r>
+          </w:p>
+        </w:tc>
+        <w:tc>
+          <w:tcPr>
+            <w:tcW w:w="2756" w:type="pct"/>
+            <w:tcBorders>
+              <w:top w:val="single" w:sz="1" w:space="0" w:color="1F497D"/>
+              <w:left w:val="single" w:sz="1" w:space="0" w:color="1F497D"/>
+              <w:bottom w:val="single" w:sz="1" w:space="0" w:color="1F497D"/>
+              <w:right w:val="single" w:sz="1" w:space="0" w:color="1F497D"/>
+            </w:tcBorders>
+            <w:shd w:val="clear" w:color="auto" w:fill="1F497D"/>
+            <w:tcMar>
+              <w:top w:w="80" w:type="dxa"/>
+              <w:left w:w="120" w:type="dxa"/>
+              <w:bottom w:w="80" w:type="dxa"/>
+              <w:right w:w="120" w:type="dxa"/>
+            </w:tcMar>
+          </w:tcPr>
+          <w:p>
+            <w:pPr>
+              <w:jc w:val="center"/>
+            </w:pPr>
+            <w:r>
+              <w:rPr>
+                <w:rFonts w:eastAsia="微软雅黑"/>
+                <w:b/>
+                <w:bCs/>
+                <w:color w:val="FFFFFF"/>
+                <w:sz w:val="20"/>
+                <w:szCs w:val="20"/>
+              </w:rPr>
+              <w:t>填写值</w:t>
+            </w:r>
+          </w:p>
+        </w:tc>
+      </w:tr>
+      <w:tr>
+        <w:tc>
+          <w:tcPr>
+            <w:tcW w:w="2244" w:type="pct"/>
+            <w:tcBorders>
+              <w:top w:val="single" w:sz="1" w:space="0" w:color="CCCCCC"/>
+              <w:left w:val="single" w:sz="1" w:space="0" w:color="CCCCCC"/>
+              <w:bottom w:val="single" w:sz="1" w:space="0" w:color="CCCCCC"/>
+              <w:right w:val="single" w:sz="1" w:space="0" w:color="CCCCCC"/>
+            </w:tcBorders>
+            <w:shd w:val="clear" w:color="auto" w:fill="DEEAF1"/>
+            <w:tcMar>
+              <w:top w:w="80" w:type="dxa"/>
+              <w:left w:w="120" w:type="dxa"/>
+              <w:bottom w:w="80" w:type="dxa"/>
+              <w:right w:w="120" w:type="dxa"/>
+            </w:tcMar>
+          </w:tcPr>
+          <w:p>
+            <w:r>
+              <w:rPr>
+                <w:rFonts w:eastAsia="微软雅黑"/>
+                <w:b/>
+                <w:bCs/>
+                <w:sz w:val="20"/>
+                <w:szCs w:val="20"/>
+              </w:rPr>
+              <w:t>目的地址 / 掩码</w:t>
+            </w:r>
+          </w:p>
+        </w:tc>
+        <w:tc>
+          <w:tcPr>
+            <w:tcW w:w="2756" w:type="pct"/>
+            <w:tcBorders>
+              <w:top w:val="single" w:sz="1" w:space="0" w:color="CCCCCC"/>
+              <w:left w:val="single" w:sz="1" w:space="0" w:color="CCCCCC"/>
+              <w:bottom w:val="single" w:sz="1" w:space="0" w:color="CCCCCC"/>
+              <w:right w:val="single" w:sz="1" w:space="0" w:color="CCCCCC"/>
+            </w:tcBorders>
+            <w:shd w:val="clear" w:color="auto" w:fill="DEEAF1"/>
+            <w:tcMar>
+              <w:top w:w="80" w:type="dxa"/>
+              <w:left w:w="120" w:type="dxa"/>
+              <w:bottom w:w="80" w:type="dxa"/>
+              <w:right w:w="120" w:type="dxa"/>
+            </w:tcMar>
+          </w:tcPr>
+          <w:p>
+            <w:r>
+              <w:rPr>
+                <w:rFonts w:eastAsia="微软雅黑"/>
+                <w:sz w:val="20"/>
+                <w:szCs w:val="20"/>
+              </w:rPr>
+              <w:t>0.0.0.0 / 0</w:t>
+            </w:r>
+          </w:p>
+        </w:tc>
+      </w:tr>
+      <w:tr>
+        <w:tc>
+          <w:tcPr>
+            <w:tcW w:w="2244" w:type="pct"/>
+            <w:tcBorders>
+              <w:top w:val="single" w:sz="1" w:space="0" w:color="CCCCCC"/>
+              <w:left w:val="single" w:sz="1" w:space="0" w:color="CCCCCC"/>
+              <w:bottom w:val="single" w:sz="1" w:space="0" w:color="CCCCCC"/>
+              <w:right w:val="single" w:sz="1" w:space="0" w:color="CCCCCC"/>
+            </w:tcBorders>
+            <w:shd w:val="clear" w:color="auto" w:fill="FFFFFF"/>
+            <w:tcMar>
+              <w:top w:w="80" w:type="dxa"/>
+              <w:left w:w="120" w:type="dxa"/>
+              <w:bottom w:w="80" w:type="dxa"/>
+              <w:right w:w="120" w:type="dxa"/>
+            </w:tcMar>
+          </w:tcPr>
+          <w:p>
+            <w:r>
+              <w:rPr>
+                <w:rFonts w:eastAsia="微软雅黑"/>
+                <w:b/>
+                <w:bCs/>
+                <w:sz w:val="20"/>
+                <w:szCs w:val="20"/>
+              </w:rPr>
+              <w:t>下一跳地址</w:t>
+            </w:r>
+          </w:p>
+        </w:tc>
+        <w:tc>
+          <w:tcPr>
+            <w:tcW w:w="2756" w:type="pct"/>
+            <w:tcBorders>
+              <w:top w:val="single" w:sz="1" w:space="0" w:color="CCCCCC"/>
+              <w:left w:val="single" w:sz="1" w:space="0" w:color="CCCCCC"/>
+              <w:bottom w:val="single" w:sz="1" w:space="0" w:color="CCCCCC"/>
+              <w:right w:val="single" w:sz="1" w:space="0" w:color="CCCCCC"/>
+            </w:tcBorders>
+            <w:shd w:val="clear" w:color="auto" w:fill="FFFFFF"/>
+            <w:tcMar>
+              <w:top w:w="80" w:type="dxa"/>
+              <w:left w:w="120" w:type="dxa"/>
+              <w:bottom w:w="80" w:type="dxa"/>
+              <w:right w:w="120" w:type="dxa"/>
+            </w:tcMar>
+          </w:tcPr>
+          <w:p>
+            <w:r>
+              <w:rPr>
+                <w:rFonts w:eastAsia="微软雅黑"/>
+                <w:sz w:val="20"/>
+                <w:szCs w:val="20"/>
+              </w:rPr>
+              <w:t>182.140.240.1</w:t>
+            </w:r>
+          </w:p>
+        </w:tc>
+      </w:tr>
+      <w:tr>
+        <w:tc>
+          <w:tcPr>
+            <w:tcW w:w="2244" w:type="pct"/>
+            <w:tcBorders>
+              <w:top w:val="single" w:sz="1" w:space="0" w:color="CCCCCC"/>
+              <w:left w:val="single" w:sz="1" w:space="0" w:color="CCCCCC"/>
+              <w:bottom w:val="single" w:sz="1" w:space="0" w:color="CCCCCC"/>
+              <w:right w:val="single" w:sz="1" w:space="0" w:color="CCCCCC"/>
+            </w:tcBorders>
+            <w:shd w:val="clear" w:color="auto" w:fill="DEEAF1"/>
+            <w:tcMar>
+              <w:top w:w="80" w:type="dxa"/>
+              <w:left w:w="120" w:type="dxa"/>
+              <w:bottom w:w="80" w:type="dxa"/>
+              <w:right w:w="120" w:type="dxa"/>
+            </w:tcMar>
+          </w:tcPr>
+          <w:p>
+            <w:r>
+              <w:rPr>
+                <w:rFonts w:eastAsia="微软雅黑"/>
+                <w:b/>
+                <w:bCs/>
+                <w:sz w:val="20"/>
+                <w:szCs w:val="20"/>
+              </w:rPr>
+              <w:t>出接口</w:t>
+            </w:r>
+          </w:p>
+        </w:tc>
+        <w:tc>
+          <w:tcPr>
+            <w:tcW w:w="2756" w:type="pct"/>
+            <w:tcBorders>
+              <w:top w:val="single" w:sz="1" w:space="0" w:color="CCCCCC"/>
+              <w:left w:val="single" w:sz="1" w:space="0" w:color="CCCCCC"/>
+              <w:bottom w:val="single" w:sz="1" w:space="0" w:color="CCCCCC"/>
+              <w:right w:val="single" w:sz="1" w:space="0" w:color="CCCCCC"/>
+            </w:tcBorders>
+            <w:shd w:val="clear" w:color="auto" w:fill="DEEAF1"/>
+            <w:tcMar>
+              <w:top w:w="80" w:type="dxa"/>
+              <w:left w:w="120" w:type="dxa"/>
+              <w:bottom w:w="80" w:type="dxa"/>
+              <w:right w:w="120" w:type="dxa"/>
+            </w:tcMar>
+          </w:tcPr>
+          <w:p>
+            <w:r>
+              <w:rPr>
+                <w:rFonts w:eastAsia="微软雅黑"/>
+                <w:sz w:val="20"/>
+                <w:szCs w:val="20"/>
+              </w:rPr>
+              <w:t>XGE0/0/0</w:t>
+            </w:r>
+          </w:p>
+        </w:tc>
+      </w:tr>
+      <w:tr>
+        <w:tc>
+          <w:tcPr>
+            <w:tcW w:w="2244" w:type="pct"/>
+            <w:tcBorders>
+              <w:top w:val="single" w:sz="1" w:space="0" w:color="CCCCCC"/>
+              <w:left w:val="single" w:sz="1" w:space="0" w:color="CCCCCC"/>
+              <w:bottom w:val="single" w:sz="1" w:space="0" w:color="CCCCCC"/>
+              <w:right w:val="single" w:sz="1" w:space="0" w:color="CCCCCC"/>
+            </w:tcBorders>
+            <w:shd w:val="clear" w:color="auto" w:fill="FFFFFF"/>
+            <w:tcMar>
+              <w:top w:w="80" w:type="dxa"/>
+              <w:left w:w="120" w:type="dxa"/>
+              <w:bottom w:w="80" w:type="dxa"/>
+              <w:right w:w="120" w:type="dxa"/>
+            </w:tcMar>
+          </w:tcPr>
+          <w:p>
+            <w:r>
+              <w:rPr>
+                <w:rFonts w:eastAsia="微软雅黑"/>
+                <w:b/>
+                <w:bCs/>
+                <w:sz w:val="20"/>
+                <w:szCs w:val="20"/>
+              </w:rPr>
+              <w:t>优先级</w:t>
+            </w:r>
+          </w:p>
+        </w:tc>
+        <w:tc>
+          <w:tcPr>
+            <w:tcW w:w="2756" w:type="pct"/>
+            <w:tcBorders>
+              <w:top w:val="single" w:sz="1" w:space="0" w:color="CCCCCC"/>
+              <w:left w:val="single" w:sz="1" w:space="0" w:color="CCCCCC"/>
+              <w:bottom w:val="single" w:sz="1" w:space="0" w:color="CCCCCC"/>
+              <w:right w:val="single" w:sz="1" w:space="0" w:color="CCCCCC"/>
+            </w:tcBorders>
+            <w:shd w:val="clear" w:color="auto" w:fill="FFFFFF"/>
+            <w:tcMar>
+              <w:top w:w="80" w:type="dxa"/>
+              <w:left w:w="120" w:type="dxa"/>
+              <w:bottom w:w="80" w:type="dxa"/>
+              <w:right w:w="120" w:type="dxa"/>
+            </w:tcMar>
+          </w:tcPr>
+          <w:p>
+            <w:r>
+              <w:rPr>
+                <w:rFonts w:eastAsia="微软雅黑"/>
+                <w:sz w:val="20"/>
+                <w:szCs w:val="20"/>
+              </w:rPr>
+              <w:t>60（数值越小越优先）</w:t>
+            </w:r>
+          </w:p>
+        </w:tc>
+      </w:tr>
+    </w:tbl>
+    <w:p>
+      <w:pPr>
+        <w:spacing w:before="40" w:after="40"/>
+        <w:rPr>
+          <w:rFonts w:hint="eastAsia"/>
+        </w:rPr>
+      </w:pPr>
+      <w:r>
+        <w:rPr>
+          <w:noProof/>
+        </w:rPr>
+        <w:lastRenderedPageBreak/>
+        <w:drawing>
+          <wp:inline distT="0" distB="0" distL="0" distR="0" wp14:anchorId="5952EC8C" wp14:editId="4B73EFA6">
+            <wp:extent cx="6172200" cy="4188460"/>
+            <wp:effectExtent l="0" t="0" r="0" b="2540"/>
+            <wp:docPr id="664375386" name="图片 1"/>
+            <wp:cNvGraphicFramePr>
+              <a:graphicFrameLocks xmlns:a="http://schemas.openxmlformats.org/drawingml/2006/main" noChangeAspect="1"/>
+            </wp:cNvGraphicFramePr>
+            <a:graphic xmlns:a="http://schemas.openxmlformats.org/drawingml/2006/main">
+              <a:graphicData uri="http://schemas.openxmlformats.org/drawingml/2006/picture">
+                <pic:pic xmlns:pic="http://schemas.openxmlformats.org/drawingml/2006/picture">
+                  <pic:nvPicPr>
+                    <pic:cNvPr id="664375386" name=""/>
+                    <pic:cNvPicPr/>
+                  </pic:nvPicPr>
+                  <pic:blipFill>
+                    <a:blip r:embed="rId12"/>
+                    <a:stretch>
+                      <a:fillRect/>
+                    </a:stretch>
+                  </pic:blipFill>
+                  <pic:spPr>
+                    <a:xfrm>
+                      <a:off x="0" y="0"/>
+                      <a:ext cx="6172200" cy="4188460"/>
+                    </a:xfrm>
+                    <a:prstGeom prst="rect">
+                      <a:avLst/>
+                    </a:prstGeom>
+                  </pic:spPr>
+                </pic:pic>
+              </a:graphicData>
+            </a:graphic>
+          </wp:inline>
+        </w:drawing>
+      </w:r>
+    </w:p>
+    <w:p>
+      <w:pPr>
+        <w:pStyle w:val="2"/>
+      </w:pPr>
+      <w:r>
+        <w:t>4.2 备路由 — GE0/0/2 极云2（182.140.146.129，preference 80）</w:t>
+      </w:r>
+    </w:p>
+    <w:p>
+      <w:pPr>
+        <w:spacing w:before="40" w:after="40"/>
+      </w:pPr>
+    </w:p>
+    <w:p>
+      <w:pPr>
+        <w:spacing w:before="80" w:after="40"/>
+      </w:pPr>
+      <w:r>
+        <w:rPr>
+          <w:rFonts w:eastAsia="微软雅黑"/>
+          <w:color w:val="2E74B5"/>
+          <w:sz w:val="21"/>
+          <w:szCs w:val="21"/>
+        </w:rPr>
+        <w:t>入口：网络 → 路由 → 静态路由 → 新建</w:t>
+      </w:r>
+    </w:p>
+    <w:tbl>
+      <w:tblPr>
+        <w:tblW w:w="5000" w:type="pct"/>
+        <w:tblBorders>
+          <w:top w:val="single" w:sz="1" w:space="0" w:color="CCCCCC"/>
+          <w:left w:val="single" w:sz="1" w:space="0" w:color="CCCCCC"/>
+          <w:bottom w:val="single" w:sz="1" w:space="0" w:color="CCCCCC"/>
+          <w:right w:val="single" w:sz="1" w:space="0" w:color="CCCCCC"/>
+          <w:insideH w:val="single" w:sz="1" w:space="0" w:color="CCCCCC"/>
+          <w:insideV w:val="single" w:sz="1" w:space="0" w:color="CCCCCC"/>
+        </w:tblBorders>
+        <w:tblLook w:val="04A0" w:firstRow="1" w:lastRow="0" w:firstColumn="1" w:lastColumn="0" w:noHBand="0" w:noVBand="1"/>
+      </w:tblPr>
+      <w:tblGrid>
+        <w:gridCol w:w="4361"/>
+        <w:gridCol w:w="5357"/>
+      </w:tblGrid>
+      <w:tr>
+        <w:tc>
+          <w:tcPr>
+            <w:tcW w:w="2244" w:type="pct"/>
+            <w:tcBorders>
+              <w:top w:val="single" w:sz="1" w:space="0" w:color="1F497D"/>
+              <w:left w:val="single" w:sz="1" w:space="0" w:color="1F497D"/>
+              <w:bottom w:val="single" w:sz="1" w:space="0" w:color="1F497D"/>
+              <w:right w:val="single" w:sz="1" w:space="0" w:color="1F497D"/>
+            </w:tcBorders>
+            <w:shd w:val="clear" w:color="auto" w:fill="1F497D"/>
+            <w:tcMar>
+              <w:top w:w="80" w:type="dxa"/>
+              <w:left w:w="120" w:type="dxa"/>
+              <w:bottom w:w="80" w:type="dxa"/>
+              <w:right w:w="120" w:type="dxa"/>
+            </w:tcMar>
+          </w:tcPr>
+          <w:p>
+            <w:pPr>
+              <w:jc w:val="center"/>
+            </w:pPr>
+            <w:r>
+              <w:rPr>
+                <w:rFonts w:eastAsia="微软雅黑"/>
+                <w:b/>
+                <w:bCs/>
+                <w:color w:val="FFFFFF"/>
+                <w:sz w:val="20"/>
+                <w:szCs w:val="20"/>
+              </w:rPr>
+              <w:t>参数</w:t>
+            </w:r>
+          </w:p>
+        </w:tc>
+        <w:tc>
+          <w:tcPr>
+            <w:tcW w:w="2756" w:type="pct"/>
+            <w:tcBorders>
+              <w:top w:val="single" w:sz="1" w:space="0" w:color="1F497D"/>
+              <w:left w:val="single" w:sz="1" w:space="0" w:color="1F497D"/>
+              <w:bottom w:val="single" w:sz="1" w:space="0" w:color="1F497D"/>
+              <w:right w:val="single" w:sz="1" w:space="0" w:color="1F497D"/>
+            </w:tcBorders>
+            <w:shd w:val="clear" w:color="auto" w:fill="1F497D"/>
+            <w:tcMar>
+              <w:top w:w="80" w:type="dxa"/>
+              <w:left w:w="120" w:type="dxa"/>
+              <w:bottom w:w="80" w:type="dxa"/>
+              <w:right w:w="120" w:type="dxa"/>
+            </w:tcMar>
+          </w:tcPr>
+          <w:p>
+            <w:pPr>
+              <w:jc w:val="center"/>
+            </w:pPr>
+            <w:r>
+              <w:rPr>
+                <w:rFonts w:eastAsia="微软雅黑"/>
+                <w:b/>
+                <w:bCs/>
+                <w:color w:val="FFFFFF"/>
+                <w:sz w:val="20"/>
+                <w:szCs w:val="20"/>
+              </w:rPr>
+              <w:t>填写值</w:t>
+            </w:r>
+          </w:p>
+        </w:tc>
+      </w:tr>
+      <w:tr>
+        <w:tc>
+          <w:tcPr>
+            <w:tcW w:w="2244" w:type="pct"/>
+            <w:tcBorders>
+              <w:top w:val="single" w:sz="1" w:space="0" w:color="CCCCCC"/>
+              <w:left w:val="single" w:sz="1" w:space="0" w:color="CCCCCC"/>
+              <w:bottom w:val="single" w:sz="1" w:space="0" w:color="CCCCCC"/>
+              <w:right w:val="single" w:sz="1" w:space="0" w:color="CCCCCC"/>
+            </w:tcBorders>
+            <w:shd w:val="clear" w:color="auto" w:fill="DEEAF1"/>
+            <w:tcMar>
+              <w:top w:w="80" w:type="dxa"/>
+              <w:left w:w="120" w:type="dxa"/>
+              <w:bottom w:w="80" w:type="dxa"/>
+              <w:right w:w="120" w:type="dxa"/>
+            </w:tcMar>
+          </w:tcPr>
+          <w:p>
+            <w:r>
+              <w:rPr>
+                <w:rFonts w:eastAsia="微软雅黑"/>
+                <w:b/>
+                <w:bCs/>
+                <w:sz w:val="20"/>
+                <w:szCs w:val="20"/>
+              </w:rPr>
+              <w:t>目的地址 / 掩码</w:t>
+            </w:r>
+          </w:p>
+        </w:tc>
+        <w:tc>
+          <w:tcPr>
+            <w:tcW w:w="2756" w:type="pct"/>
+            <w:tcBorders>
+              <w:top w:val="single" w:sz="1" w:space="0" w:color="CCCCCC"/>
+              <w:left w:val="single" w:sz="1" w:space="0" w:color="CCCCCC"/>
+              <w:bottom w:val="single" w:sz="1" w:space="0" w:color="CCCCCC"/>
+              <w:right w:val="single" w:sz="1" w:space="0" w:color="CCCCCC"/>
+            </w:tcBorders>
+            <w:shd w:val="clear" w:color="auto" w:fill="DEEAF1"/>
+            <w:tcMar>
+              <w:top w:w="80" w:type="dxa"/>
+              <w:left w:w="120" w:type="dxa"/>
+              <w:bottom w:w="80" w:type="dxa"/>
+              <w:right w:w="120" w:type="dxa"/>
+            </w:tcMar>
+          </w:tcPr>
+          <w:p>
+            <w:r>
+              <w:rPr>
+                <w:rFonts w:eastAsia="微软雅黑"/>
+                <w:sz w:val="20"/>
+                <w:szCs w:val="20"/>
+              </w:rPr>
+              <w:t>0.0.0.0 / 0</w:t>
+            </w:r>
+          </w:p>
+        </w:tc>
+      </w:tr>
+      <w:tr>
+        <w:tc>
+          <w:tcPr>
+            <w:tcW w:w="2244" w:type="pct"/>
+            <w:tcBorders>
+              <w:top w:val="single" w:sz="1" w:space="0" w:color="CCCCCC"/>
+              <w:left w:val="single" w:sz="1" w:space="0" w:color="CCCCCC"/>
+              <w:bottom w:val="single" w:sz="1" w:space="0" w:color="CCCCCC"/>
+              <w:right w:val="single" w:sz="1" w:space="0" w:color="CCCCCC"/>
+            </w:tcBorders>
+            <w:shd w:val="clear" w:color="auto" w:fill="FFFFFF"/>
+            <w:tcMar>
+              <w:top w:w="80" w:type="dxa"/>
+              <w:left w:w="120" w:type="dxa"/>
+              <w:bottom w:w="80" w:type="dxa"/>
+              <w:right w:w="120" w:type="dxa"/>
+            </w:tcMar>
+          </w:tcPr>
+          <w:p>
+            <w:r>
+              <w:rPr>
+                <w:rFonts w:eastAsia="微软雅黑"/>
+                <w:b/>
+                <w:bCs/>
+                <w:sz w:val="20"/>
+                <w:szCs w:val="20"/>
+              </w:rPr>
+              <w:t>下一跳地址</w:t>
+            </w:r>
+          </w:p>
+        </w:tc>
+        <w:tc>
+          <w:tcPr>
+            <w:tcW w:w="2756" w:type="pct"/>
+            <w:tcBorders>
+              <w:top w:val="single" w:sz="1" w:space="0" w:color="CCCCCC"/>
+              <w:left w:val="single" w:sz="1" w:space="0" w:color="CCCCCC"/>
+              <w:bottom w:val="single" w:sz="1" w:space="0" w:color="CCCCCC"/>
+              <w:right w:val="single" w:sz="1" w:space="0" w:color="CCCCCC"/>
+            </w:tcBorders>
+            <w:shd w:val="clear" w:color="auto" w:fill="FFFFFF"/>
+            <w:tcMar>
+              <w:top w:w="80" w:type="dxa"/>
+              <w:left w:w="120" w:type="dxa"/>
+              <w:bottom w:w="80" w:type="dxa"/>
+              <w:right w:w="120" w:type="dxa"/>
+            </w:tcMar>
+          </w:tcPr>
+          <w:p>
+            <w:r>
+              <w:rPr>
+                <w:rFonts w:eastAsia="微软雅黑"/>
+                <w:sz w:val="20"/>
+                <w:szCs w:val="20"/>
+              </w:rPr>
+              <w:t>182.140.146.129</w:t>
+            </w:r>
+          </w:p>
+        </w:tc>
+      </w:tr>
+      <w:tr>
+        <w:tc>
+          <w:tcPr>
+            <w:tcW w:w="2244" w:type="pct"/>
+            <w:tcBorders>
+              <w:top w:val="single" w:sz="1" w:space="0" w:color="CCCCCC"/>
+              <w:left w:val="single" w:sz="1" w:space="0" w:color="CCCCCC"/>
+              <w:bottom w:val="single" w:sz="1" w:space="0" w:color="CCCCCC"/>
+              <w:right w:val="single" w:sz="1" w:space="0" w:color="CCCCCC"/>
+            </w:tcBorders>
+            <w:shd w:val="clear" w:color="auto" w:fill="DEEAF1"/>
+            <w:tcMar>
+              <w:top w:w="80" w:type="dxa"/>
+              <w:left w:w="120" w:type="dxa"/>
+              <w:bottom w:w="80" w:type="dxa"/>
+              <w:right w:w="120" w:type="dxa"/>
+            </w:tcMar>
+          </w:tcPr>
+          <w:p>
+            <w:r>
+              <w:rPr>
+                <w:rFonts w:eastAsia="微软雅黑"/>
+                <w:b/>
+                <w:bCs/>
+                <w:sz w:val="20"/>
+                <w:szCs w:val="20"/>
+              </w:rPr>
+              <w:t>出接口</w:t>
+            </w:r>
+          </w:p>
+        </w:tc>
+        <w:tc>
+          <w:tcPr>
+            <w:tcW w:w="2756" w:type="pct"/>
+            <w:tcBorders>
+              <w:top w:val="single" w:sz="1" w:space="0" w:color="CCCCCC"/>
+              <w:left w:val="single" w:sz="1" w:space="0" w:color="CCCCCC"/>
+              <w:bottom w:val="single" w:sz="1" w:space="0" w:color="CCCCCC"/>
+              <w:right w:val="single" w:sz="1" w:space="0" w:color="CCCCCC"/>
+            </w:tcBorders>
+            <w:shd w:val="clear" w:color="auto" w:fill="DEEAF1"/>
+            <w:tcMar>
+              <w:top w:w="80" w:type="dxa"/>
+              <w:left w:w="120" w:type="dxa"/>
+              <w:bottom w:w="80" w:type="dxa"/>
+              <w:right w:w="120" w:type="dxa"/>
+            </w:tcMar>
+          </w:tcPr>
+          <w:p>
+            <w:r>
+              <w:rPr>
+                <w:rFonts w:eastAsia="微软雅黑"/>
+                <w:sz w:val="20"/>
+                <w:szCs w:val="20"/>
+              </w:rPr>
+              <w:t>GE0/0/2</w:t>
+            </w:r>
+          </w:p>
+        </w:tc>
+      </w:tr>
+      <w:tr>
+        <w:tc>
+          <w:tcPr>
+            <w:tcW w:w="2244" w:type="pct"/>
+            <w:tcBorders>
+              <w:top w:val="single" w:sz="1" w:space="0" w:color="CCCCCC"/>
+              <w:left w:val="single" w:sz="1" w:space="0" w:color="CCCCCC"/>
+              <w:bottom w:val="single" w:sz="1" w:space="0" w:color="CCCCCC"/>
+              <w:right w:val="single" w:sz="1" w:space="0" w:color="CCCCCC"/>
+            </w:tcBorders>
+            <w:shd w:val="clear" w:color="auto" w:fill="FFFFFF"/>
+            <w:tcMar>
+              <w:top w:w="80" w:type="dxa"/>
+              <w:left w:w="120" w:type="dxa"/>
+              <w:bottom w:w="80" w:type="dxa"/>
+              <w:right w:w="120" w:type="dxa"/>
+            </w:tcMar>
+          </w:tcPr>
+          <w:p>
+            <w:r>
+              <w:rPr>
+                <w:rFonts w:eastAsia="微软雅黑"/>
+                <w:b/>
+                <w:bCs/>
+                <w:sz w:val="20"/>
+                <w:szCs w:val="20"/>
+              </w:rPr>
+              <w:t>优先级</w:t>
+            </w:r>
+          </w:p>
+        </w:tc>
+        <w:tc>
+          <w:tcPr>
+            <w:tcW w:w="2756" w:type="pct"/>
+            <w:tcBorders>
+              <w:top w:val="single" w:sz="1" w:space="0" w:color="CCCCCC"/>
+              <w:left w:val="single" w:sz="1" w:space="0" w:color="CCCCCC"/>
+              <w:bottom w:val="single" w:sz="1" w:space="0" w:color="CCCCCC"/>
+              <w:right w:val="single" w:sz="1" w:space="0" w:color="CCCCCC"/>
+            </w:tcBorders>
+            <w:shd w:val="clear" w:color="auto" w:fill="FFFFFF"/>
+            <w:tcMar>
+              <w:top w:w="80" w:type="dxa"/>
+              <w:left w:w="120" w:type="dxa"/>
+              <w:bottom w:w="80" w:type="dxa"/>
+              <w:right w:w="120" w:type="dxa"/>
+            </w:tcMar>
+          </w:tcPr>
+          <w:p>
+            <w:r>
+              <w:rPr>
+                <w:rFonts w:eastAsia="微软雅黑"/>
+                <w:sz w:val="20"/>
+                <w:szCs w:val="20"/>
+              </w:rPr>
+              <w:t>80（主路由故障后自动切换）</w:t>
+            </w:r>
+          </w:p>
+        </w:tc>
+      </w:tr>
+    </w:tbl>
+    <w:p>
+      <w:pPr>
+        <w:spacing w:before="40" w:after="40"/>
+        <w:rPr>
+          <w:rFonts w:hint="eastAsia"/>
+        </w:rPr>
+      </w:pPr>
+      <w:r>
+        <w:rPr>
+          <w:noProof/>
+        </w:rPr>
+        <w:lastRenderedPageBreak/>
+        <w:drawing>
+          <wp:inline distT="0" distB="0" distL="0" distR="0" wp14:anchorId="59CC395F" wp14:editId="05305D74">
+            <wp:extent cx="6172200" cy="4102735"/>
+            <wp:effectExtent l="0" t="0" r="0" b="0"/>
+            <wp:docPr id="465809932" name="图片 1"/>
+            <wp:cNvGraphicFramePr>
+              <a:graphicFrameLocks xmlns:a="http://schemas.openxmlformats.org/drawingml/2006/main" noChangeAspect="1"/>
+            </wp:cNvGraphicFramePr>
+            <a:graphic xmlns:a="http://schemas.openxmlformats.org/drawingml/2006/main">
+              <a:graphicData uri="http://schemas.openxmlformats.org/drawingml/2006/picture">
+                <pic:pic xmlns:pic="http://schemas.openxmlformats.org/drawingml/2006/picture">
+                  <pic:nvPicPr>
+                    <pic:cNvPr id="465809932" name=""/>
+                    <pic:cNvPicPr/>
+                  </pic:nvPicPr>
+                  <pic:blipFill>
+                    <a:blip r:embed="rId13"/>
+                    <a:stretch>
+                      <a:fillRect/>
+                    </a:stretch>
+                  </pic:blipFill>
+                  <pic:spPr>
+                    <a:xfrm>
+                      <a:off x="0" y="0"/>
+                      <a:ext cx="6172200" cy="4102735"/>
+                    </a:xfrm>
+                    <a:prstGeom prst="rect">
+                      <a:avLst/>
+                    </a:prstGeom>
+                  </pic:spPr>
+                </pic:pic>
+              </a:graphicData>
+            </a:graphic>
+          </wp:inline>
+        </w:drawing>
+      </w:r>
+    </w:p>
+    <w:p>
+      <w:pPr>
+        <w:pStyle w:val="2"/>
+        <w:rPr>
+          <w:rFonts w:hint="eastAsia"/>
+        </w:rPr>
+      </w:pPr>
+      <w:r>
+        <w:t>4.3 验证路由表</w:t>
+      </w:r>
+    </w:p>
+    <w:p>
+      <w:pPr>
+        <w:spacing w:before="80" w:after="40"/>
+      </w:pPr>
+      <w:r>
+        <w:rPr>
+          <w:rFonts w:eastAsia="微软雅黑"/>
+          <w:color w:val="2E74B5"/>
+          <w:sz w:val="21"/>
+          <w:szCs w:val="21"/>
+        </w:rPr>
+        <w:t>入口：网络 → 路由 → 路由表</w:t>
+      </w:r>
+    </w:p>
+    <w:p>
+      <w:pPr>
+        <w:spacing w:before="40" w:after="40"/>
+      </w:pPr>
+      <w:r>
+        <w:rPr>
+          <w:rFonts w:eastAsia="微软雅黑"/>
+          <w:sz w:val="21"/>
+          <w:szCs w:val="21"/>
+        </w:rPr>
+        <w:t>确认存在两条默认路由（0.0.0.0/0），XGE0/0/0 优先级 60 处于 Active 状态。</w:t>
+      </w:r>
+    </w:p>
+    <w:p>
+      <w:pPr>
+        <w:spacing w:before="40" w:after="40"/>
+        <w:rPr>
+          <w:rFonts w:hint="eastAsia"/>
+        </w:rPr>
+      </w:pPr>
+    </w:p>
+    <w:p>
+      <w:pPr>
+        <w:pStyle w:val="1"/>
+      </w:pPr>
+      <w:r>
+        <w:t>五、NAT 配置</w:t>
+      </w:r>
+    </w:p>
+    <w:p>
+      <w:pPr>
+        <w:pStyle w:val="2"/>
+        <w:rPr>
+          <w:rFonts w:hint="eastAsia"/>
+        </w:rPr>
+      </w:pPr>
+      <w:r>
+        <w:t>5.1 XGE0/0/0 出口 NAT（西信）</w:t>
+      </w:r>
+    </w:p>
+    <w:p>
+      <w:pPr>
+        <w:spacing w:before="80" w:after="40"/>
+      </w:pPr>
+      <w:r>
+        <w:rPr>
+          <w:rFonts w:eastAsia="微软雅黑"/>
+          <w:color w:val="2E74B5"/>
+          <w:sz w:val="21"/>
+          <w:szCs w:val="21"/>
+        </w:rPr>
+        <w:t>入口：策略 → NAT 策略 → 源 NAT → 新建</w:t>
       </w:r>
     </w:p>
     <w:tbl>
@@ -3413,6 +4129,7 @@
           <w:insideH w:val="single" w:sz="1" w:space="0" w:color="CCCCCC"/>
           <w:insideV w:val="single" w:sz="1" w:space="0" w:color="CCCCCC"/>
         </w:tblBorders>
+        <w:tblLook w:val="04A0" w:firstRow="1" w:lastRow="0" w:firstColumn="1" w:lastColumn="0" w:noHBand="0" w:noVBand="1"/>
       </w:tblPr>
       <w:tblGrid>
         <w:gridCol w:w="4200"/>
@@ -3431,8 +4148,8 @@
             <w:shd w:val="clear" w:color="auto" w:fill="1F497D"/>
             <w:tcMar>
               <w:top w:w="80" w:type="dxa"/>
-              <w:bottom w:w="80" w:type="dxa"/>
-              <w:left w:w="120" w:type="dxa"/>
+              <w:left w:w="120" w:type="dxa"/>
+              <w:bottom w:w="80" w:type="dxa"/>
               <w:right w:w="120" w:type="dxa"/>
             </w:tcMar>
           </w:tcPr>
@@ -3465,8 +4182,8 @@
             <w:shd w:val="clear" w:color="auto" w:fill="1F497D"/>
             <w:tcMar>
               <w:top w:w="80" w:type="dxa"/>
-              <w:bottom w:w="80" w:type="dxa"/>
-              <w:left w:w="120" w:type="dxa"/>
+              <w:left w:w="120" w:type="dxa"/>
+              <w:bottom w:w="80" w:type="dxa"/>
               <w:right w:w="120" w:type="dxa"/>
             </w:tcMar>
           </w:tcPr>
@@ -3501,21 +4218,21 @@
             <w:shd w:val="clear" w:color="auto" w:fill="DEEAF1"/>
             <w:tcMar>
               <w:top w:w="80" w:type="dxa"/>
-              <w:bottom w:w="80" w:type="dxa"/>
-              <w:left w:w="120" w:type="dxa"/>
-              <w:right w:w="120" w:type="dxa"/>
-            </w:tcMar>
-          </w:tcPr>
-          <w:p>
-            <w:r>
-              <w:rPr>
-                <w:rFonts w:eastAsia="微软雅黑"/>
-                <w:b/>
-                <w:bCs/>
-                <w:sz w:val="20"/>
-                <w:szCs w:val="20"/>
-              </w:rPr>
-              <w:t>目的地址 / 掩码</w:t>
+              <w:left w:w="120" w:type="dxa"/>
+              <w:bottom w:w="80" w:type="dxa"/>
+              <w:right w:w="120" w:type="dxa"/>
+            </w:tcMar>
+          </w:tcPr>
+          <w:p>
+            <w:r>
+              <w:rPr>
+                <w:rFonts w:eastAsia="微软雅黑"/>
+                <w:b/>
+                <w:bCs/>
+                <w:sz w:val="20"/>
+                <w:szCs w:val="20"/>
+              </w:rPr>
+              <w:t>名称</w:t>
             </w:r>
           </w:p>
         </w:tc>
@@ -3531,19 +4248,19 @@
             <w:shd w:val="clear" w:color="auto" w:fill="DEEAF1"/>
             <w:tcMar>
               <w:top w:w="80" w:type="dxa"/>
-              <w:bottom w:w="80" w:type="dxa"/>
-              <w:left w:w="120" w:type="dxa"/>
-              <w:right w:w="120" w:type="dxa"/>
-            </w:tcMar>
-          </w:tcPr>
-          <w:p>
-            <w:r>
-              <w:rPr>
-                <w:rFonts w:eastAsia="微软雅黑"/>
-                <w:sz w:val="20"/>
-                <w:szCs w:val="20"/>
-              </w:rPr>
-              <w:t>0.0.0.0 / 0</w:t>
+              <w:left w:w="120" w:type="dxa"/>
+              <w:bottom w:w="80" w:type="dxa"/>
+              <w:right w:w="120" w:type="dxa"/>
+            </w:tcMar>
+          </w:tcPr>
+          <w:p>
+            <w:r>
+              <w:rPr>
+                <w:rFonts w:eastAsia="微软雅黑"/>
+                <w:sz w:val="20"/>
+                <w:szCs w:val="20"/>
+              </w:rPr>
+              <w:t>XGE0/0/0 出口 NAT（西信）</w:t>
             </w:r>
           </w:p>
         </w:tc>
@@ -3561,21 +4278,21 @@
             <w:shd w:val="clear" w:color="auto" w:fill="FFFFFF"/>
             <w:tcMar>
               <w:top w:w="80" w:type="dxa"/>
-              <w:bottom w:w="80" w:type="dxa"/>
-              <w:left w:w="120" w:type="dxa"/>
-              <w:right w:w="120" w:type="dxa"/>
-            </w:tcMar>
-          </w:tcPr>
-          <w:p>
-            <w:r>
-              <w:rPr>
-                <w:rFonts w:eastAsia="微软雅黑"/>
-                <w:b/>
-                <w:bCs/>
-                <w:sz w:val="20"/>
-                <w:szCs w:val="20"/>
-              </w:rPr>
-              <w:t>下一跳地址</w:t>
+              <w:left w:w="120" w:type="dxa"/>
+              <w:bottom w:w="80" w:type="dxa"/>
+              <w:right w:w="120" w:type="dxa"/>
+            </w:tcMar>
+          </w:tcPr>
+          <w:p>
+            <w:r>
+              <w:rPr>
+                <w:rFonts w:eastAsia="微软雅黑"/>
+                <w:b/>
+                <w:bCs/>
+                <w:sz w:val="20"/>
+                <w:szCs w:val="20"/>
+              </w:rPr>
+              <w:t>源安全域</w:t>
             </w:r>
           </w:p>
         </w:tc>
@@ -3591,19 +4308,19 @@
             <w:shd w:val="clear" w:color="auto" w:fill="FFFFFF"/>
             <w:tcMar>
               <w:top w:w="80" w:type="dxa"/>
-              <w:bottom w:w="80" w:type="dxa"/>
-              <w:left w:w="120" w:type="dxa"/>
-              <w:right w:w="120" w:type="dxa"/>
-            </w:tcMar>
-          </w:tcPr>
-          <w:p>
-            <w:r>
-              <w:rPr>
-                <w:rFonts w:eastAsia="微软雅黑"/>
-                <w:sz w:val="20"/>
-                <w:szCs w:val="20"/>
-              </w:rPr>
-              <w:t>182.140.240.1</w:t>
+              <w:left w:w="120" w:type="dxa"/>
+              <w:bottom w:w="80" w:type="dxa"/>
+              <w:right w:w="120" w:type="dxa"/>
+            </w:tcMar>
+          </w:tcPr>
+          <w:p>
+            <w:r>
+              <w:rPr>
+                <w:rFonts w:eastAsia="微软雅黑"/>
+                <w:sz w:val="20"/>
+                <w:szCs w:val="20"/>
+              </w:rPr>
+              <w:t>trust</w:t>
             </w:r>
           </w:p>
         </w:tc>
@@ -3621,21 +4338,21 @@
             <w:shd w:val="clear" w:color="auto" w:fill="DEEAF1"/>
             <w:tcMar>
               <w:top w:w="80" w:type="dxa"/>
-              <w:bottom w:w="80" w:type="dxa"/>
-              <w:left w:w="120" w:type="dxa"/>
-              <w:right w:w="120" w:type="dxa"/>
-            </w:tcMar>
-          </w:tcPr>
-          <w:p>
-            <w:r>
-              <w:rPr>
-                <w:rFonts w:eastAsia="微软雅黑"/>
-                <w:b/>
-                <w:bCs/>
-                <w:sz w:val="20"/>
-                <w:szCs w:val="20"/>
-              </w:rPr>
-              <w:t>出接口</w:t>
+              <w:left w:w="120" w:type="dxa"/>
+              <w:bottom w:w="80" w:type="dxa"/>
+              <w:right w:w="120" w:type="dxa"/>
+            </w:tcMar>
+          </w:tcPr>
+          <w:p>
+            <w:r>
+              <w:rPr>
+                <w:rFonts w:eastAsia="微软雅黑"/>
+                <w:b/>
+                <w:bCs/>
+                <w:sz w:val="20"/>
+                <w:szCs w:val="20"/>
+              </w:rPr>
+              <w:t>目的安全域</w:t>
             </w:r>
           </w:p>
         </w:tc>
@@ -3651,19 +4368,19 @@
             <w:shd w:val="clear" w:color="auto" w:fill="DEEAF1"/>
             <w:tcMar>
               <w:top w:w="80" w:type="dxa"/>
-              <w:bottom w:w="80" w:type="dxa"/>
-              <w:left w:w="120" w:type="dxa"/>
-              <w:right w:w="120" w:type="dxa"/>
-            </w:tcMar>
-          </w:tcPr>
-          <w:p>
-            <w:r>
-              <w:rPr>
-                <w:rFonts w:eastAsia="微软雅黑"/>
-                <w:sz w:val="20"/>
-                <w:szCs w:val="20"/>
-              </w:rPr>
-              <w:t>XGE0/0/0</w:t>
+              <w:left w:w="120" w:type="dxa"/>
+              <w:bottom w:w="80" w:type="dxa"/>
+              <w:right w:w="120" w:type="dxa"/>
+            </w:tcMar>
+          </w:tcPr>
+          <w:p>
+            <w:r>
+              <w:rPr>
+                <w:rFonts w:eastAsia="微软雅黑"/>
+                <w:sz w:val="20"/>
+                <w:szCs w:val="20"/>
+              </w:rPr>
+              <w:t>untrust</w:t>
             </w:r>
           </w:p>
         </w:tc>
@@ -3681,21 +4398,21 @@
             <w:shd w:val="clear" w:color="auto" w:fill="FFFFFF"/>
             <w:tcMar>
               <w:top w:w="80" w:type="dxa"/>
-              <w:bottom w:w="80" w:type="dxa"/>
-              <w:left w:w="120" w:type="dxa"/>
-              <w:right w:w="120" w:type="dxa"/>
-            </w:tcMar>
-          </w:tcPr>
-          <w:p>
-            <w:r>
-              <w:rPr>
-                <w:rFonts w:eastAsia="微软雅黑"/>
-                <w:b/>
-                <w:bCs/>
-                <w:sz w:val="20"/>
-                <w:szCs w:val="20"/>
-              </w:rPr>
-              <w:t>优先级</w:t>
+              <w:left w:w="120" w:type="dxa"/>
+              <w:bottom w:w="80" w:type="dxa"/>
+              <w:right w:w="120" w:type="dxa"/>
+            </w:tcMar>
+          </w:tcPr>
+          <w:p>
+            <w:r>
+              <w:rPr>
+                <w:rFonts w:eastAsia="微软雅黑"/>
+                <w:b/>
+                <w:bCs/>
+                <w:sz w:val="20"/>
+                <w:szCs w:val="20"/>
+              </w:rPr>
+              <w:t>源地址</w:t>
             </w:r>
           </w:p>
         </w:tc>
@@ -3711,19 +4428,140 @@
             <w:shd w:val="clear" w:color="auto" w:fill="FFFFFF"/>
             <w:tcMar>
               <w:top w:w="80" w:type="dxa"/>
-              <w:bottom w:w="80" w:type="dxa"/>
-              <w:left w:w="120" w:type="dxa"/>
-              <w:right w:w="120" w:type="dxa"/>
-            </w:tcMar>
-          </w:tcPr>
-          <w:p>
-            <w:r>
-              <w:rPr>
-                <w:rFonts w:eastAsia="微软雅黑"/>
-                <w:sz w:val="20"/>
-                <w:szCs w:val="20"/>
-              </w:rPr>
-              <w:t>60（数值越小越优先）</w:t>
+              <w:left w:w="120" w:type="dxa"/>
+              <w:bottom w:w="80" w:type="dxa"/>
+              <w:right w:w="120" w:type="dxa"/>
+            </w:tcMar>
+          </w:tcPr>
+          <w:p>
+            <w:r>
+              <w:rPr>
+                <w:rFonts w:eastAsia="微软雅黑"/>
+                <w:sz w:val="20"/>
+                <w:szCs w:val="20"/>
+              </w:rPr>
+              <w:t>10.0.0.0 / 255.255.255.0</w:t>
+            </w:r>
+          </w:p>
+        </w:tc>
+      </w:tr>
+      <w:tr>
+        <w:tc>
+          <w:tcPr>
+            <w:tcW w:w="4200" w:type="dxa"/>
+            <w:tcBorders>
+              <w:top w:val="single" w:sz="1" w:space="0" w:color="CCCCCC"/>
+              <w:left w:val="single" w:sz="1" w:space="0" w:color="CCCCCC"/>
+              <w:bottom w:val="single" w:sz="1" w:space="0" w:color="CCCCCC"/>
+              <w:right w:val="single" w:sz="1" w:space="0" w:color="CCCCCC"/>
+            </w:tcBorders>
+            <w:shd w:val="clear" w:color="auto" w:fill="DEEAF1"/>
+            <w:tcMar>
+              <w:top w:w="80" w:type="dxa"/>
+              <w:left w:w="120" w:type="dxa"/>
+              <w:bottom w:w="80" w:type="dxa"/>
+              <w:right w:w="120" w:type="dxa"/>
+            </w:tcMar>
+          </w:tcPr>
+          <w:p>
+            <w:r>
+              <w:rPr>
+                <w:rFonts w:eastAsia="微软雅黑"/>
+                <w:b/>
+                <w:bCs/>
+                <w:sz w:val="20"/>
+                <w:szCs w:val="20"/>
+              </w:rPr>
+              <w:lastRenderedPageBreak/>
+              <w:t>出接口</w:t>
+            </w:r>
+          </w:p>
+        </w:tc>
+        <w:tc>
+          <w:tcPr>
+            <w:tcW w:w="5160" w:type="dxa"/>
+            <w:tcBorders>
+              <w:top w:val="single" w:sz="1" w:space="0" w:color="CCCCCC"/>
+              <w:left w:val="single" w:sz="1" w:space="0" w:color="CCCCCC"/>
+              <w:bottom w:val="single" w:sz="1" w:space="0" w:color="CCCCCC"/>
+              <w:right w:val="single" w:sz="1" w:space="0" w:color="CCCCCC"/>
+            </w:tcBorders>
+            <w:shd w:val="clear" w:color="auto" w:fill="DEEAF1"/>
+            <w:tcMar>
+              <w:top w:w="80" w:type="dxa"/>
+              <w:left w:w="120" w:type="dxa"/>
+              <w:bottom w:w="80" w:type="dxa"/>
+              <w:right w:w="120" w:type="dxa"/>
+            </w:tcMar>
+          </w:tcPr>
+          <w:p>
+            <w:r>
+              <w:rPr>
+                <w:rFonts w:eastAsia="微软雅黑"/>
+                <w:sz w:val="20"/>
+                <w:szCs w:val="20"/>
+              </w:rPr>
+              <w:t>XGE0/0/0</w:t>
+            </w:r>
+          </w:p>
+        </w:tc>
+      </w:tr>
+      <w:tr>
+        <w:tc>
+          <w:tcPr>
+            <w:tcW w:w="4200" w:type="dxa"/>
+            <w:tcBorders>
+              <w:top w:val="single" w:sz="1" w:space="0" w:color="CCCCCC"/>
+              <w:left w:val="single" w:sz="1" w:space="0" w:color="CCCCCC"/>
+              <w:bottom w:val="single" w:sz="1" w:space="0" w:color="CCCCCC"/>
+              <w:right w:val="single" w:sz="1" w:space="0" w:color="CCCCCC"/>
+            </w:tcBorders>
+            <w:shd w:val="clear" w:color="auto" w:fill="FFFFFF"/>
+            <w:tcMar>
+              <w:top w:w="80" w:type="dxa"/>
+              <w:left w:w="120" w:type="dxa"/>
+              <w:bottom w:w="80" w:type="dxa"/>
+              <w:right w:w="120" w:type="dxa"/>
+            </w:tcMar>
+          </w:tcPr>
+          <w:p>
+            <w:r>
+              <w:rPr>
+                <w:rFonts w:eastAsia="微软雅黑"/>
+                <w:b/>
+                <w:bCs/>
+                <w:sz w:val="20"/>
+                <w:szCs w:val="20"/>
+              </w:rPr>
+              <w:t>动作</w:t>
+            </w:r>
+          </w:p>
+        </w:tc>
+        <w:tc>
+          <w:tcPr>
+            <w:tcW w:w="5160" w:type="dxa"/>
+            <w:tcBorders>
+              <w:top w:val="single" w:sz="1" w:space="0" w:color="CCCCCC"/>
+              <w:left w:val="single" w:sz="1" w:space="0" w:color="CCCCCC"/>
+              <w:bottom w:val="single" w:sz="1" w:space="0" w:color="CCCCCC"/>
+              <w:right w:val="single" w:sz="1" w:space="0" w:color="CCCCCC"/>
+            </w:tcBorders>
+            <w:shd w:val="clear" w:color="auto" w:fill="FFFFFF"/>
+            <w:tcMar>
+              <w:top w:w="80" w:type="dxa"/>
+              <w:left w:w="120" w:type="dxa"/>
+              <w:bottom w:w="80" w:type="dxa"/>
+              <w:right w:w="120" w:type="dxa"/>
+            </w:tcMar>
+          </w:tcPr>
+          <w:p>
+            <w:r>
+              <w:rPr>
+                <w:rFonts w:eastAsia="微软雅黑"/>
+                <w:sz w:val="20"/>
+                <w:szCs w:val="20"/>
+              </w:rPr>
+              <w:t>源NAT → Easy IP（使用出接口 IP）</w:t>
             </w:r>
           </w:p>
         </w:tc>
@@ -3733,96 +4571,57 @@
       <w:pPr>
         <w:spacing w:before="40" w:after="40"/>
       </w:pPr>
-    </w:p>
-    <w:tbl>
-      <w:tblPr>
-        <w:tblW w:w="9360" w:type="dxa"/>
-        <w:tblBorders>
-          <w:top w:val="single" w:sz="4" w:space="0" w:color="auto"/>
-          <w:left w:val="single" w:sz="4" w:space="0" w:color="auto"/>
-          <w:bottom w:val="single" w:sz="4" w:space="0" w:color="auto"/>
-          <w:right w:val="single" w:sz="4" w:space="0" w:color="auto"/>
-          <w:insideH w:val="single" w:sz="4" w:space="0" w:color="auto"/>
-          <w:insideV w:val="single" w:sz="4" w:space="0" w:color="auto"/>
-        </w:tblBorders>
-        <w:tblCellMar>
-          <w:left w:w="10" w:type="dxa"/>
-          <w:right w:w="10" w:type="dxa"/>
-        </w:tblCellMar>
-        <w:tblLook w:val="04A0" w:firstRow="1" w:lastRow="0" w:firstColumn="1" w:lastColumn="0" w:noHBand="0" w:noVBand="1"/>
-      </w:tblPr>
-      <w:tblGrid>
-        <w:gridCol w:w="9360"/>
-      </w:tblGrid>
-      <w:tr>
-        <w:tc>
-          <w:tcPr>
-            <w:tcW w:w="9360" w:type="dxa"/>
-            <w:tcBorders>
-              <w:top w:val="single" w:sz="1" w:space="0" w:color="4472C4"/>
-              <w:left w:val="single" w:sz="1" w:space="0" w:color="4472C4"/>
-              <w:bottom w:val="single" w:sz="1" w:space="0" w:color="4472C4"/>
-              <w:right w:val="single" w:sz="1" w:space="0" w:color="4472C4"/>
-            </w:tcBorders>
-            <w:shd w:val="clear" w:color="auto" w:fill="F0F5FF"/>
-            <w:tcMar>
-              <w:top w:w="240" w:type="dxa"/>
-              <w:left w:w="360" w:type="dxa"/>
-              <w:bottom w:w="240" w:type="dxa"/>
-              <w:right w:w="360" w:type="dxa"/>
-            </w:tcMar>
-          </w:tcPr>
-          <w:p>
-            <w:pPr>
-              <w:jc w:val="center"/>
-            </w:pPr>
-            <w:r>
-              <w:rPr>
-                <w:rFonts w:eastAsia="微软雅黑"/>
-                <w:i/>
-                <w:iCs/>
-                <w:color w:val="AAAAAA"/>
-                <w:sz w:val="20"/>
-                <w:szCs w:val="20"/>
-              </w:rPr>
-              <w:t>[ 截图 ]</w:t>
-            </w:r>
-          </w:p>
-          <w:p>
-            <w:pPr>
-              <w:spacing w:before="30"/>
-              <w:jc w:val="center"/>
-            </w:pPr>
-            <w:r>
-              <w:rPr>
-                <w:rFonts w:eastAsia="微软雅黑"/>
-                <w:color w:val="2E74B5"/>
-                <w:sz w:val="20"/>
-                <w:szCs w:val="20"/>
-              </w:rPr>
-              <w:t>截图：主路由配置</w:t>
-            </w:r>
-          </w:p>
-        </w:tc>
-      </w:tr>
-    </w:tbl>
-    <w:p>
-      <w:pPr>
-        <w:spacing w:before="40" w:after="40"/>
-      </w:pPr>
+      <w:r>
+        <w:rPr>
+          <w:noProof/>
+        </w:rPr>
+        <w:drawing>
+          <wp:inline distT="0" distB="0" distL="0" distR="0" wp14:anchorId="5256C5E3" wp14:editId="4B1B149C">
+            <wp:extent cx="6172200" cy="5245100"/>
+            <wp:effectExtent l="0" t="0" r="0" b="0"/>
+            <wp:docPr id="594909536" name="图片 1"/>
+            <wp:cNvGraphicFramePr>
+              <a:graphicFrameLocks xmlns:a="http://schemas.openxmlformats.org/drawingml/2006/main" noChangeAspect="1"/>
+            </wp:cNvGraphicFramePr>
+            <a:graphic xmlns:a="http://schemas.openxmlformats.org/drawingml/2006/main">
+              <a:graphicData uri="http://schemas.openxmlformats.org/drawingml/2006/picture">
+                <pic:pic xmlns:pic="http://schemas.openxmlformats.org/drawingml/2006/picture">
+                  <pic:nvPicPr>
+                    <pic:cNvPr id="594909536" name=""/>
+                    <pic:cNvPicPr/>
+                  </pic:nvPicPr>
+                  <pic:blipFill>
+                    <a:blip r:embed="rId14"/>
+                    <a:stretch>
+                      <a:fillRect/>
+                    </a:stretch>
+                  </pic:blipFill>
+                  <pic:spPr>
+                    <a:xfrm>
+                      <a:off x="0" y="0"/>
+                      <a:ext cx="6172200" cy="5245100"/>
+                    </a:xfrm>
+                    <a:prstGeom prst="rect">
+                      <a:avLst/>
+                    </a:prstGeom>
+                  </pic:spPr>
+                </pic:pic>
+              </a:graphicData>
+            </a:graphic>
+          </wp:inline>
+        </w:drawing>
+      </w:r>
     </w:p>
     <w:p>
       <w:pPr>
         <w:pStyle w:val="2"/>
+        <w:rPr>
+          <w:rFonts w:hint="eastAsia"/>
+        </w:rPr>
       </w:pPr>
       <w:r>
-        <w:t>4.2 备路由 — GE0/0/2 极云2（182.140.146.129，preference 80）</w:t>
+        <w:t>5.2 GE0/0/2 出口 NAT（极云2）</w:t>
       </w:r>
-    </w:p>
-    <w:p>
-      <w:pPr>
-        <w:spacing w:before="40" w:after="40"/>
-      </w:pPr>
     </w:p>
     <w:p>
       <w:pPr>
@@ -3835,7 +4634,7 @@
           <w:sz w:val="21"/>
           <w:szCs w:val="21"/>
         </w:rPr>
-        <w:t>入口：网络 → 路由 → 静态路由 → 新建</w:t>
+        <w:t>入口：策略 → NAT 策略 → 源 NAT → 新建</w:t>
       </w:r>
     </w:p>
     <w:tbl>
@@ -3849,6 +4648,7 @@
           <w:insideH w:val="single" w:sz="1" w:space="0" w:color="CCCCCC"/>
           <w:insideV w:val="single" w:sz="1" w:space="0" w:color="CCCCCC"/>
         </w:tblBorders>
+        <w:tblLook w:val="04A0" w:firstRow="1" w:lastRow="0" w:firstColumn="1" w:lastColumn="0" w:noHBand="0" w:noVBand="1"/>
       </w:tblPr>
       <w:tblGrid>
         <w:gridCol w:w="4200"/>
@@ -3867,8 +4667,8 @@
             <w:shd w:val="clear" w:color="auto" w:fill="1F497D"/>
             <w:tcMar>
               <w:top w:w="80" w:type="dxa"/>
-              <w:bottom w:w="80" w:type="dxa"/>
-              <w:left w:w="120" w:type="dxa"/>
+              <w:left w:w="120" w:type="dxa"/>
+              <w:bottom w:w="80" w:type="dxa"/>
               <w:right w:w="120" w:type="dxa"/>
             </w:tcMar>
           </w:tcPr>
@@ -3901,8 +4701,8 @@
             <w:shd w:val="clear" w:color="auto" w:fill="1F497D"/>
             <w:tcMar>
               <w:top w:w="80" w:type="dxa"/>
-              <w:bottom w:w="80" w:type="dxa"/>
-              <w:left w:w="120" w:type="dxa"/>
+              <w:left w:w="120" w:type="dxa"/>
+              <w:bottom w:w="80" w:type="dxa"/>
               <w:right w:w="120" w:type="dxa"/>
             </w:tcMar>
           </w:tcPr>
@@ -3937,21 +4737,21 @@
             <w:shd w:val="clear" w:color="auto" w:fill="DEEAF1"/>
             <w:tcMar>
               <w:top w:w="80" w:type="dxa"/>
-              <w:bottom w:w="80" w:type="dxa"/>
-              <w:left w:w="120" w:type="dxa"/>
-              <w:right w:w="120" w:type="dxa"/>
-            </w:tcMar>
-          </w:tcPr>
-          <w:p>
-            <w:r>
-              <w:rPr>
-                <w:rFonts w:eastAsia="微软雅黑"/>
-                <w:b/>
-                <w:bCs/>
-                <w:sz w:val="20"/>
-                <w:szCs w:val="20"/>
-              </w:rPr>
-              <w:t>目的地址 / 掩码</w:t>
+              <w:left w:w="120" w:type="dxa"/>
+              <w:bottom w:w="80" w:type="dxa"/>
+              <w:right w:w="120" w:type="dxa"/>
+            </w:tcMar>
+          </w:tcPr>
+          <w:p>
+            <w:r>
+              <w:rPr>
+                <w:rFonts w:eastAsia="微软雅黑"/>
+                <w:b/>
+                <w:bCs/>
+                <w:sz w:val="20"/>
+                <w:szCs w:val="20"/>
+              </w:rPr>
+              <w:t>名称</w:t>
             </w:r>
           </w:p>
         </w:tc>
@@ -3967,19 +4767,19 @@
             <w:shd w:val="clear" w:color="auto" w:fill="DEEAF1"/>
             <w:tcMar>
               <w:top w:w="80" w:type="dxa"/>
-              <w:bottom w:w="80" w:type="dxa"/>
-              <w:left w:w="120" w:type="dxa"/>
-              <w:right w:w="120" w:type="dxa"/>
-            </w:tcMar>
-          </w:tcPr>
-          <w:p>
-            <w:r>
-              <w:rPr>
-                <w:rFonts w:eastAsia="微软雅黑"/>
-                <w:sz w:val="20"/>
-                <w:szCs w:val="20"/>
-              </w:rPr>
-              <w:t>0.0.0.0 / 0</w:t>
+              <w:left w:w="120" w:type="dxa"/>
+              <w:bottom w:w="80" w:type="dxa"/>
+              <w:right w:w="120" w:type="dxa"/>
+            </w:tcMar>
+          </w:tcPr>
+          <w:p>
+            <w:r>
+              <w:rPr>
+                <w:rFonts w:eastAsia="微软雅黑"/>
+                <w:sz w:val="20"/>
+                <w:szCs w:val="20"/>
+              </w:rPr>
+              <w:t>GE0/0/2 出口 NAT（极云2）</w:t>
             </w:r>
           </w:p>
         </w:tc>
@@ -3997,21 +4797,21 @@
             <w:shd w:val="clear" w:color="auto" w:fill="FFFFFF"/>
             <w:tcMar>
               <w:top w:w="80" w:type="dxa"/>
-              <w:bottom w:w="80" w:type="dxa"/>
-              <w:left w:w="120" w:type="dxa"/>
-              <w:right w:w="120" w:type="dxa"/>
-            </w:tcMar>
-          </w:tcPr>
-          <w:p>
-            <w:r>
-              <w:rPr>
-                <w:rFonts w:eastAsia="微软雅黑"/>
-                <w:b/>
-                <w:bCs/>
-                <w:sz w:val="20"/>
-                <w:szCs w:val="20"/>
-              </w:rPr>
-              <w:t>下一跳地址</w:t>
+              <w:left w:w="120" w:type="dxa"/>
+              <w:bottom w:w="80" w:type="dxa"/>
+              <w:right w:w="120" w:type="dxa"/>
+            </w:tcMar>
+          </w:tcPr>
+          <w:p>
+            <w:r>
+              <w:rPr>
+                <w:rFonts w:eastAsia="微软雅黑"/>
+                <w:b/>
+                <w:bCs/>
+                <w:sz w:val="20"/>
+                <w:szCs w:val="20"/>
+              </w:rPr>
+              <w:t>源安全域</w:t>
             </w:r>
           </w:p>
         </w:tc>
@@ -4027,19 +4827,19 @@
             <w:shd w:val="clear" w:color="auto" w:fill="FFFFFF"/>
             <w:tcMar>
               <w:top w:w="80" w:type="dxa"/>
-              <w:bottom w:w="80" w:type="dxa"/>
-              <w:left w:w="120" w:type="dxa"/>
-              <w:right w:w="120" w:type="dxa"/>
-            </w:tcMar>
-          </w:tcPr>
-          <w:p>
-            <w:r>
-              <w:rPr>
-                <w:rFonts w:eastAsia="微软雅黑"/>
-                <w:sz w:val="20"/>
-                <w:szCs w:val="20"/>
-              </w:rPr>
-              <w:t>182.140.146.129</w:t>
+              <w:left w:w="120" w:type="dxa"/>
+              <w:bottom w:w="80" w:type="dxa"/>
+              <w:right w:w="120" w:type="dxa"/>
+            </w:tcMar>
+          </w:tcPr>
+          <w:p>
+            <w:r>
+              <w:rPr>
+                <w:rFonts w:eastAsia="微软雅黑"/>
+                <w:sz w:val="20"/>
+                <w:szCs w:val="20"/>
+              </w:rPr>
+              <w:t>trust</w:t>
             </w:r>
           </w:p>
         </w:tc>
@@ -4057,21 +4857,21 @@
             <w:shd w:val="clear" w:color="auto" w:fill="DEEAF1"/>
             <w:tcMar>
               <w:top w:w="80" w:type="dxa"/>
-              <w:bottom w:w="80" w:type="dxa"/>
-              <w:left w:w="120" w:type="dxa"/>
-              <w:right w:w="120" w:type="dxa"/>
-            </w:tcMar>
-          </w:tcPr>
-          <w:p>
-            <w:r>
-              <w:rPr>
-                <w:rFonts w:eastAsia="微软雅黑"/>
-                <w:b/>
-                <w:bCs/>
-                <w:sz w:val="20"/>
-                <w:szCs w:val="20"/>
-              </w:rPr>
-              <w:t>出接口</w:t>
+              <w:left w:w="120" w:type="dxa"/>
+              <w:bottom w:w="80" w:type="dxa"/>
+              <w:right w:w="120" w:type="dxa"/>
+            </w:tcMar>
+          </w:tcPr>
+          <w:p>
+            <w:r>
+              <w:rPr>
+                <w:rFonts w:eastAsia="微软雅黑"/>
+                <w:b/>
+                <w:bCs/>
+                <w:sz w:val="20"/>
+                <w:szCs w:val="20"/>
+              </w:rPr>
+              <w:t>目的安全域</w:t>
             </w:r>
           </w:p>
         </w:tc>
@@ -4087,19 +4887,19 @@
             <w:shd w:val="clear" w:color="auto" w:fill="DEEAF1"/>
             <w:tcMar>
               <w:top w:w="80" w:type="dxa"/>
-              <w:bottom w:w="80" w:type="dxa"/>
-              <w:left w:w="120" w:type="dxa"/>
-              <w:right w:w="120" w:type="dxa"/>
-            </w:tcMar>
-          </w:tcPr>
-          <w:p>
-            <w:r>
-              <w:rPr>
-                <w:rFonts w:eastAsia="微软雅黑"/>
-                <w:sz w:val="20"/>
-                <w:szCs w:val="20"/>
-              </w:rPr>
-              <w:t>GE0/0/2</w:t>
+              <w:left w:w="120" w:type="dxa"/>
+              <w:bottom w:w="80" w:type="dxa"/>
+              <w:right w:w="120" w:type="dxa"/>
+            </w:tcMar>
+          </w:tcPr>
+          <w:p>
+            <w:r>
+              <w:rPr>
+                <w:rFonts w:eastAsia="微软雅黑"/>
+                <w:sz w:val="20"/>
+                <w:szCs w:val="20"/>
+              </w:rPr>
+              <w:t>untrust</w:t>
             </w:r>
           </w:p>
         </w:tc>
@@ -4117,21 +4917,21 @@
             <w:shd w:val="clear" w:color="auto" w:fill="FFFFFF"/>
             <w:tcMar>
               <w:top w:w="80" w:type="dxa"/>
-              <w:bottom w:w="80" w:type="dxa"/>
-              <w:left w:w="120" w:type="dxa"/>
-              <w:right w:w="120" w:type="dxa"/>
-            </w:tcMar>
-          </w:tcPr>
-          <w:p>
-            <w:r>
-              <w:rPr>
-                <w:rFonts w:eastAsia="微软雅黑"/>
-                <w:b/>
-                <w:bCs/>
-                <w:sz w:val="20"/>
-                <w:szCs w:val="20"/>
-              </w:rPr>
-              <w:t>优先级</w:t>
+              <w:left w:w="120" w:type="dxa"/>
+              <w:bottom w:w="80" w:type="dxa"/>
+              <w:right w:w="120" w:type="dxa"/>
+            </w:tcMar>
+          </w:tcPr>
+          <w:p>
+            <w:r>
+              <w:rPr>
+                <w:rFonts w:eastAsia="微软雅黑"/>
+                <w:b/>
+                <w:bCs/>
+                <w:sz w:val="20"/>
+                <w:szCs w:val="20"/>
+              </w:rPr>
+              <w:t>源地址</w:t>
             </w:r>
           </w:p>
         </w:tc>
@@ -4147,19 +4947,140 @@
             <w:shd w:val="clear" w:color="auto" w:fill="FFFFFF"/>
             <w:tcMar>
               <w:top w:w="80" w:type="dxa"/>
-              <w:bottom w:w="80" w:type="dxa"/>
-              <w:left w:w="120" w:type="dxa"/>
-              <w:right w:w="120" w:type="dxa"/>
-            </w:tcMar>
-          </w:tcPr>
-          <w:p>
-            <w:r>
-              <w:rPr>
-                <w:rFonts w:eastAsia="微软雅黑"/>
-                <w:sz w:val="20"/>
-                <w:szCs w:val="20"/>
-              </w:rPr>
-              <w:t>80（主路由故障后自动切换）</w:t>
+              <w:left w:w="120" w:type="dxa"/>
+              <w:bottom w:w="80" w:type="dxa"/>
+              <w:right w:w="120" w:type="dxa"/>
+            </w:tcMar>
+          </w:tcPr>
+          <w:p>
+            <w:r>
+              <w:rPr>
+                <w:rFonts w:eastAsia="微软雅黑"/>
+                <w:sz w:val="20"/>
+                <w:szCs w:val="20"/>
+              </w:rPr>
+              <w:t>10.0.0.0 / 255.255.255.0</w:t>
+            </w:r>
+          </w:p>
+        </w:tc>
+      </w:tr>
+      <w:tr>
+        <w:tc>
+          <w:tcPr>
+            <w:tcW w:w="4200" w:type="dxa"/>
+            <w:tcBorders>
+              <w:top w:val="single" w:sz="1" w:space="0" w:color="CCCCCC"/>
+              <w:left w:val="single" w:sz="1" w:space="0" w:color="CCCCCC"/>
+              <w:bottom w:val="single" w:sz="1" w:space="0" w:color="CCCCCC"/>
+              <w:right w:val="single" w:sz="1" w:space="0" w:color="CCCCCC"/>
+            </w:tcBorders>
+            <w:shd w:val="clear" w:color="auto" w:fill="DEEAF1"/>
+            <w:tcMar>
+              <w:top w:w="80" w:type="dxa"/>
+              <w:left w:w="120" w:type="dxa"/>
+              <w:bottom w:w="80" w:type="dxa"/>
+              <w:right w:w="120" w:type="dxa"/>
+            </w:tcMar>
+          </w:tcPr>
+          <w:p>
+            <w:r>
+              <w:rPr>
+                <w:rFonts w:eastAsia="微软雅黑"/>
+                <w:b/>
+                <w:bCs/>
+                <w:sz w:val="20"/>
+                <w:szCs w:val="20"/>
+              </w:rPr>
+              <w:lastRenderedPageBreak/>
+              <w:t>出接口</w:t>
+            </w:r>
+          </w:p>
+        </w:tc>
+        <w:tc>
+          <w:tcPr>
+            <w:tcW w:w="5160" w:type="dxa"/>
+            <w:tcBorders>
+              <w:top w:val="single" w:sz="1" w:space="0" w:color="CCCCCC"/>
+              <w:left w:val="single" w:sz="1" w:space="0" w:color="CCCCCC"/>
+              <w:bottom w:val="single" w:sz="1" w:space="0" w:color="CCCCCC"/>
+              <w:right w:val="single" w:sz="1" w:space="0" w:color="CCCCCC"/>
+            </w:tcBorders>
+            <w:shd w:val="clear" w:color="auto" w:fill="DEEAF1"/>
+            <w:tcMar>
+              <w:top w:w="80" w:type="dxa"/>
+              <w:left w:w="120" w:type="dxa"/>
+              <w:bottom w:w="80" w:type="dxa"/>
+              <w:right w:w="120" w:type="dxa"/>
+            </w:tcMar>
+          </w:tcPr>
+          <w:p>
+            <w:r>
+              <w:rPr>
+                <w:rFonts w:eastAsia="微软雅黑"/>
+                <w:sz w:val="20"/>
+                <w:szCs w:val="20"/>
+              </w:rPr>
+              <w:t>GE0/0/2</w:t>
+            </w:r>
+          </w:p>
+        </w:tc>
+      </w:tr>
+      <w:tr>
+        <w:tc>
+          <w:tcPr>
+            <w:tcW w:w="4200" w:type="dxa"/>
+            <w:tcBorders>
+              <w:top w:val="single" w:sz="1" w:space="0" w:color="CCCCCC"/>
+              <w:left w:val="single" w:sz="1" w:space="0" w:color="CCCCCC"/>
+              <w:bottom w:val="single" w:sz="1" w:space="0" w:color="CCCCCC"/>
+              <w:right w:val="single" w:sz="1" w:space="0" w:color="CCCCCC"/>
+            </w:tcBorders>
+            <w:shd w:val="clear" w:color="auto" w:fill="FFFFFF"/>
+            <w:tcMar>
+              <w:top w:w="80" w:type="dxa"/>
+              <w:left w:w="120" w:type="dxa"/>
+              <w:bottom w:w="80" w:type="dxa"/>
+              <w:right w:w="120" w:type="dxa"/>
+            </w:tcMar>
+          </w:tcPr>
+          <w:p>
+            <w:r>
+              <w:rPr>
+                <w:rFonts w:eastAsia="微软雅黑"/>
+                <w:b/>
+                <w:bCs/>
+                <w:sz w:val="20"/>
+                <w:szCs w:val="20"/>
+              </w:rPr>
+              <w:t>动作</w:t>
+            </w:r>
+          </w:p>
+        </w:tc>
+        <w:tc>
+          <w:tcPr>
+            <w:tcW w:w="5160" w:type="dxa"/>
+            <w:tcBorders>
+              <w:top w:val="single" w:sz="1" w:space="0" w:color="CCCCCC"/>
+              <w:left w:val="single" w:sz="1" w:space="0" w:color="CCCCCC"/>
+              <w:bottom w:val="single" w:sz="1" w:space="0" w:color="CCCCCC"/>
+              <w:right w:val="single" w:sz="1" w:space="0" w:color="CCCCCC"/>
+            </w:tcBorders>
+            <w:shd w:val="clear" w:color="auto" w:fill="FFFFFF"/>
+            <w:tcMar>
+              <w:top w:w="80" w:type="dxa"/>
+              <w:left w:w="120" w:type="dxa"/>
+              <w:bottom w:w="80" w:type="dxa"/>
+              <w:right w:w="120" w:type="dxa"/>
+            </w:tcMar>
+          </w:tcPr>
+          <w:p>
+            <w:r>
+              <w:rPr>
+                <w:rFonts w:eastAsia="微软雅黑"/>
+                <w:sz w:val="20"/>
+                <w:szCs w:val="20"/>
+              </w:rPr>
+              <w:t>源NAT → Easy IP（使用出接口 IP）</w:t>
             </w:r>
           </w:p>
         </w:tc>
@@ -4168,97 +5089,61 @@
     <w:p>
       <w:pPr>
         <w:spacing w:before="40" w:after="40"/>
-      </w:pPr>
-    </w:p>
-    <w:tbl>
-      <w:tblPr>
-        <w:tblW w:w="9360" w:type="dxa"/>
-        <w:tblBorders>
-          <w:top w:val="single" w:sz="4" w:space="0" w:color="auto"/>
-          <w:left w:val="single" w:sz="4" w:space="0" w:color="auto"/>
-          <w:bottom w:val="single" w:sz="4" w:space="0" w:color="auto"/>
-          <w:right w:val="single" w:sz="4" w:space="0" w:color="auto"/>
-          <w:insideH w:val="single" w:sz="4" w:space="0" w:color="auto"/>
-          <w:insideV w:val="single" w:sz="4" w:space="0" w:color="auto"/>
-        </w:tblBorders>
-        <w:tblCellMar>
-          <w:left w:w="10" w:type="dxa"/>
-          <w:right w:w="10" w:type="dxa"/>
-        </w:tblCellMar>
-        <w:tblLook w:val="04A0" w:firstRow="1" w:lastRow="0" w:firstColumn="1" w:lastColumn="0" w:noHBand="0" w:noVBand="1"/>
-      </w:tblPr>
-      <w:tblGrid>
-        <w:gridCol w:w="9360"/>
-      </w:tblGrid>
-      <w:tr>
-        <w:tc>
-          <w:tcPr>
-            <w:tcW w:w="9360" w:type="dxa"/>
-            <w:tcBorders>
-              <w:top w:val="single" w:sz="1" w:space="0" w:color="4472C4"/>
-              <w:left w:val="single" w:sz="1" w:space="0" w:color="4472C4"/>
-              <w:bottom w:val="single" w:sz="1" w:space="0" w:color="4472C4"/>
-              <w:right w:val="single" w:sz="1" w:space="0" w:color="4472C4"/>
-            </w:tcBorders>
-            <w:shd w:val="clear" w:color="auto" w:fill="F0F5FF"/>
-            <w:tcMar>
-              <w:top w:w="240" w:type="dxa"/>
-              <w:left w:w="360" w:type="dxa"/>
-              <w:bottom w:w="240" w:type="dxa"/>
-              <w:right w:w="360" w:type="dxa"/>
-            </w:tcMar>
-          </w:tcPr>
-          <w:p>
-            <w:pPr>
-              <w:jc w:val="center"/>
-            </w:pPr>
-            <w:r>
-              <w:rPr>
-                <w:rFonts w:eastAsia="微软雅黑"/>
-                <w:i/>
-                <w:iCs/>
-                <w:color w:val="AAAAAA"/>
-                <w:sz w:val="20"/>
-                <w:szCs w:val="20"/>
-              </w:rPr>
-              <w:t>[ 截图 ]</w:t>
-            </w:r>
-          </w:p>
-          <w:p>
-            <w:pPr>
-              <w:spacing w:before="30"/>
-              <w:jc w:val="center"/>
-            </w:pPr>
-            <w:r>
-              <w:rPr>
-                <w:rFonts w:eastAsia="微软雅黑"/>
-                <w:color w:val="2E74B5"/>
-                <w:sz w:val="20"/>
-                <w:szCs w:val="20"/>
-              </w:rPr>
-              <w:t>截图：备路由配置</w:t>
-            </w:r>
-          </w:p>
-        </w:tc>
-      </w:tr>
-    </w:tbl>
-    <w:p>
-      <w:pPr>
-        <w:spacing w:before="40" w:after="40"/>
-      </w:pPr>
+        <w:rPr>
+          <w:rFonts w:hint="eastAsia"/>
+        </w:rPr>
+      </w:pPr>
+      <w:r>
+        <w:rPr>
+          <w:noProof/>
+        </w:rPr>
+        <w:drawing>
+          <wp:inline distT="0" distB="0" distL="0" distR="0" wp14:anchorId="0BBBB730" wp14:editId="13B10743">
+            <wp:extent cx="6172200" cy="5228590"/>
+            <wp:effectExtent l="0" t="0" r="0" b="0"/>
+            <wp:docPr id="591993166" name="图片 1"/>
+            <wp:cNvGraphicFramePr>
+              <a:graphicFrameLocks xmlns:a="http://schemas.openxmlformats.org/drawingml/2006/main" noChangeAspect="1"/>
+            </wp:cNvGraphicFramePr>
+            <a:graphic xmlns:a="http://schemas.openxmlformats.org/drawingml/2006/main">
+              <a:graphicData uri="http://schemas.openxmlformats.org/drawingml/2006/picture">
+                <pic:pic xmlns:pic="http://schemas.openxmlformats.org/drawingml/2006/picture">
+                  <pic:nvPicPr>
+                    <pic:cNvPr id="591993166" name=""/>
+                    <pic:cNvPicPr/>
+                  </pic:nvPicPr>
+                  <pic:blipFill>
+                    <a:blip r:embed="rId15"/>
+                    <a:stretch>
+                      <a:fillRect/>
+                    </a:stretch>
+                  </pic:blipFill>
+                  <pic:spPr>
+                    <a:xfrm>
+                      <a:off x="0" y="0"/>
+                      <a:ext cx="6172200" cy="5228590"/>
+                    </a:xfrm>
+                    <a:prstGeom prst="rect">
+                      <a:avLst/>
+                    </a:prstGeom>
+                  </pic:spPr>
+                </pic:pic>
+              </a:graphicData>
+            </a:graphic>
+          </wp:inline>
+        </w:drawing>
+      </w:r>
     </w:p>
     <w:p>
       <w:pPr>
         <w:pStyle w:val="2"/>
+        <w:rPr>
+          <w:rFonts w:hint="eastAsia"/>
+        </w:rPr>
       </w:pPr>
       <w:r>
-        <w:t>4.3 验证路由表</w:t>
+        <w:t>5.3 验证 NAT 策略</w:t>
       </w:r>
-    </w:p>
-    <w:p>
-      <w:pPr>
-        <w:spacing w:before="40" w:after="40"/>
-      </w:pPr>
     </w:p>
     <w:p>
       <w:pPr>
@@ -4271,7 +5156,7 @@
           <w:sz w:val="21"/>
           <w:szCs w:val="21"/>
         </w:rPr>
-        <w:t>入口：网络 → 路由 → 路由表</w:t>
+        <w:t>入口：策略 → NAT 策略 → 源 NAT</w:t>
       </w:r>
     </w:p>
     <w:p>
@@ -4284,86 +5169,30 @@
           <w:sz w:val="21"/>
           <w:szCs w:val="21"/>
         </w:rPr>
-        <w:t>确认存在两条默认路由（0.0.0.0/0），XGE0/0/0 优先级 60 处于 Active 状态。</w:t>
+        <w:t>确认两条</w:t>
       </w:r>
+      <w:r>
+        <w:rPr>
+          <w:rFonts w:eastAsia="微软雅黑" w:hint="eastAsia"/>
+          <w:sz w:val="21"/>
+          <w:szCs w:val="21"/>
+        </w:rPr>
+        <w:t>NAT策略</w:t>
+      </w:r>
+      <w:r>
+        <w:rPr>
+          <w:rFonts w:eastAsia="微软雅黑"/>
+          <w:sz w:val="21"/>
+          <w:szCs w:val="21"/>
+        </w:rPr>
+        <w:t>规则均处于「启用」状态。</w:t>
+      </w:r>
     </w:p>
     <w:p>
       <w:pPr>
         <w:spacing w:before="40" w:after="40"/>
       </w:pPr>
     </w:p>
-    <w:tbl>
-      <w:tblPr>
-        <w:tblW w:w="9360" w:type="dxa"/>
-        <w:tblBorders>
-          <w:top w:val="single" w:sz="4" w:space="0" w:color="auto"/>
-          <w:left w:val="single" w:sz="4" w:space="0" w:color="auto"/>
-          <w:bottom w:val="single" w:sz="4" w:space="0" w:color="auto"/>
-          <w:right w:val="single" w:sz="4" w:space="0" w:color="auto"/>
-          <w:insideH w:val="single" w:sz="4" w:space="0" w:color="auto"/>
-          <w:insideV w:val="single" w:sz="4" w:space="0" w:color="auto"/>
-        </w:tblBorders>
-        <w:tblCellMar>
-          <w:left w:w="10" w:type="dxa"/>
-          <w:right w:w="10" w:type="dxa"/>
-        </w:tblCellMar>
-        <w:tblLook w:val="04A0" w:firstRow="1" w:lastRow="0" w:firstColumn="1" w:lastColumn="0" w:noHBand="0" w:noVBand="1"/>
-      </w:tblPr>
-      <w:tblGrid>
-        <w:gridCol w:w="9360"/>
-      </w:tblGrid>
-      <w:tr>
-        <w:tc>
-          <w:tcPr>
-            <w:tcW w:w="9360" w:type="dxa"/>
-            <w:tcBorders>
-              <w:top w:val="single" w:sz="1" w:space="0" w:color="4472C4"/>
-              <w:left w:val="single" w:sz="1" w:space="0" w:color="4472C4"/>
-              <w:bottom w:val="single" w:sz="1" w:space="0" w:color="4472C4"/>
-              <w:right w:val="single" w:sz="1" w:space="0" w:color="4472C4"/>
-            </w:tcBorders>
-            <w:shd w:val="clear" w:color="auto" w:fill="F0F5FF"/>
-            <w:tcMar>
-              <w:top w:w="240" w:type="dxa"/>
-              <w:left w:w="360" w:type="dxa"/>
-              <w:bottom w:w="240" w:type="dxa"/>
-              <w:right w:w="360" w:type="dxa"/>
-            </w:tcMar>
-          </w:tcPr>
-          <w:p>
-            <w:pPr>
-              <w:jc w:val="center"/>
-            </w:pPr>
-            <w:r>
-              <w:rPr>
-                <w:rFonts w:eastAsia="微软雅黑"/>
-                <w:i/>
-                <w:iCs/>
-                <w:color w:val="AAAAAA"/>
-                <w:sz w:val="20"/>
-                <w:szCs w:val="20"/>
-              </w:rPr>
-              <w:t>[ 截图 ]</w:t>
-            </w:r>
-          </w:p>
-          <w:p>
-            <w:pPr>
-              <w:spacing w:before="30"/>
-              <w:jc w:val="center"/>
-            </w:pPr>
-            <w:r>
-              <w:rPr>
-                <w:rFonts w:eastAsia="微软雅黑"/>
-                <w:color w:val="2E74B5"/>
-                <w:sz w:val="20"/>
-                <w:szCs w:val="20"/>
-              </w:rPr>
-              <w:t>截图：display ip routing-table</w:t>
-            </w:r>
-          </w:p>
-        </w:tc>
-      </w:tr>
-    </w:tbl>
     <w:p>
       <w:pPr>
         <w:spacing w:before="40" w:after="40"/>
@@ -4374,21 +5203,19 @@
         <w:pStyle w:val="1"/>
       </w:pPr>
       <w:r>
-        <w:t>五、NAT 配置</w:t>
+        <w:t>六、防火墙安全策略</w:t>
       </w:r>
     </w:p>
     <w:p>
       <w:pPr>
         <w:pStyle w:val="2"/>
+        <w:rPr>
+          <w:rFonts w:hint="eastAsia"/>
+        </w:rPr>
       </w:pPr>
       <w:r>
-        <w:t>5.1 XGE0/0/0 出口 NAT（西信）</w:t>
+        <w:t>6.1 内网访问公网（Trust → Untrust）</w:t>
       </w:r>
-    </w:p>
-    <w:p>
-      <w:pPr>
-        <w:spacing w:before="40" w:after="40"/>
-      </w:pPr>
     </w:p>
     <w:p>
       <w:pPr>
@@ -4401,7 +5228,8 @@
           <w:sz w:val="21"/>
           <w:szCs w:val="21"/>
         </w:rPr>
-        <w:t>入口：策略 → NAT 策略 → 源 NAT → 新建</w:t>
+        <w:lastRenderedPageBreak/>
+        <w:t>入口：策略 → 安全策略 → 新建</w:t>
       </w:r>
     </w:p>
     <w:tbl>
@@ -4415,6 +5243,7 @@
           <w:insideH w:val="single" w:sz="1" w:space="0" w:color="CCCCCC"/>
           <w:insideV w:val="single" w:sz="1" w:space="0" w:color="CCCCCC"/>
         </w:tblBorders>
+        <w:tblLook w:val="04A0" w:firstRow="1" w:lastRow="0" w:firstColumn="1" w:lastColumn="0" w:noHBand="0" w:noVBand="1"/>
       </w:tblPr>
       <w:tblGrid>
         <w:gridCol w:w="4200"/>
@@ -4433,8 +5262,8 @@
             <w:shd w:val="clear" w:color="auto" w:fill="1F497D"/>
             <w:tcMar>
               <w:top w:w="80" w:type="dxa"/>
-              <w:bottom w:w="80" w:type="dxa"/>
-              <w:left w:w="120" w:type="dxa"/>
+              <w:left w:w="120" w:type="dxa"/>
+              <w:bottom w:w="80" w:type="dxa"/>
               <w:right w:w="120" w:type="dxa"/>
             </w:tcMar>
           </w:tcPr>
@@ -4467,8 +5296,8 @@
             <w:shd w:val="clear" w:color="auto" w:fill="1F497D"/>
             <w:tcMar>
               <w:top w:w="80" w:type="dxa"/>
-              <w:bottom w:w="80" w:type="dxa"/>
-              <w:left w:w="120" w:type="dxa"/>
+              <w:left w:w="120" w:type="dxa"/>
+              <w:bottom w:w="80" w:type="dxa"/>
               <w:right w:w="120" w:type="dxa"/>
             </w:tcMar>
           </w:tcPr>
@@ -4503,8 +5332,8 @@
             <w:shd w:val="clear" w:color="auto" w:fill="DEEAF1"/>
             <w:tcMar>
               <w:top w:w="80" w:type="dxa"/>
-              <w:bottom w:w="80" w:type="dxa"/>
-              <w:left w:w="120" w:type="dxa"/>
+              <w:left w:w="120" w:type="dxa"/>
+              <w:bottom w:w="80" w:type="dxa"/>
               <w:right w:w="120" w:type="dxa"/>
             </w:tcMar>
           </w:tcPr>
@@ -4533,19 +5362,19 @@
             <w:shd w:val="clear" w:color="auto" w:fill="DEEAF1"/>
             <w:tcMar>
               <w:top w:w="80" w:type="dxa"/>
-              <w:bottom w:w="80" w:type="dxa"/>
-              <w:left w:w="120" w:type="dxa"/>
-              <w:right w:w="120" w:type="dxa"/>
-            </w:tcMar>
-          </w:tcPr>
-          <w:p>
-            <w:r>
-              <w:rPr>
-                <w:rFonts w:eastAsia="微软雅黑"/>
-                <w:sz w:val="20"/>
-                <w:szCs w:val="20"/>
-              </w:rPr>
-              <w:t>NAT_XSX</w:t>
+              <w:left w:w="120" w:type="dxa"/>
+              <w:bottom w:w="80" w:type="dxa"/>
+              <w:right w:w="120" w:type="dxa"/>
+            </w:tcMar>
+          </w:tcPr>
+          <w:p>
+            <w:r>
+              <w:rPr>
+                <w:rFonts w:eastAsia="微软雅黑"/>
+                <w:sz w:val="20"/>
+                <w:szCs w:val="20"/>
+              </w:rPr>
+              <w:t>TRUST_TO_UNTRUST</w:t>
             </w:r>
           </w:p>
         </w:tc>
@@ -4563,8 +5392,8 @@
             <w:shd w:val="clear" w:color="auto" w:fill="FFFFFF"/>
             <w:tcMar>
               <w:top w:w="80" w:type="dxa"/>
-              <w:bottom w:w="80" w:type="dxa"/>
-              <w:left w:w="120" w:type="dxa"/>
+              <w:left w:w="120" w:type="dxa"/>
+              <w:bottom w:w="80" w:type="dxa"/>
               <w:right w:w="120" w:type="dxa"/>
             </w:tcMar>
           </w:tcPr>
@@ -4593,8 +5422,8 @@
             <w:shd w:val="clear" w:color="auto" w:fill="FFFFFF"/>
             <w:tcMar>
               <w:top w:w="80" w:type="dxa"/>
-              <w:bottom w:w="80" w:type="dxa"/>
-              <w:left w:w="120" w:type="dxa"/>
+              <w:left w:w="120" w:type="dxa"/>
+              <w:bottom w:w="80" w:type="dxa"/>
               <w:right w:w="120" w:type="dxa"/>
             </w:tcMar>
           </w:tcPr>
@@ -4623,8 +5452,8 @@
             <w:shd w:val="clear" w:color="auto" w:fill="DEEAF1"/>
             <w:tcMar>
               <w:top w:w="80" w:type="dxa"/>
-              <w:bottom w:w="80" w:type="dxa"/>
-              <w:left w:w="120" w:type="dxa"/>
+              <w:left w:w="120" w:type="dxa"/>
+              <w:bottom w:w="80" w:type="dxa"/>
               <w:right w:w="120" w:type="dxa"/>
             </w:tcMar>
           </w:tcPr>
@@ -4653,8 +5482,8 @@
             <w:shd w:val="clear" w:color="auto" w:fill="DEEAF1"/>
             <w:tcMar>
               <w:top w:w="80" w:type="dxa"/>
-              <w:bottom w:w="80" w:type="dxa"/>
-              <w:left w:w="120" w:type="dxa"/>
+              <w:left w:w="120" w:type="dxa"/>
+              <w:bottom w:w="80" w:type="dxa"/>
               <w:right w:w="120" w:type="dxa"/>
             </w:tcMar>
           </w:tcPr>
@@ -4683,8 +5512,8 @@
             <w:shd w:val="clear" w:color="auto" w:fill="FFFFFF"/>
             <w:tcMar>
               <w:top w:w="80" w:type="dxa"/>
-              <w:bottom w:w="80" w:type="dxa"/>
-              <w:left w:w="120" w:type="dxa"/>
+              <w:left w:w="120" w:type="dxa"/>
+              <w:bottom w:w="80" w:type="dxa"/>
               <w:right w:w="120" w:type="dxa"/>
             </w:tcMar>
           </w:tcPr>
@@ -4713,8 +5542,8 @@
             <w:shd w:val="clear" w:color="auto" w:fill="FFFFFF"/>
             <w:tcMar>
               <w:top w:w="80" w:type="dxa"/>
-              <w:bottom w:w="80" w:type="dxa"/>
-              <w:left w:w="120" w:type="dxa"/>
+              <w:left w:w="120" w:type="dxa"/>
+              <w:bottom w:w="80" w:type="dxa"/>
               <w:right w:w="120" w:type="dxa"/>
             </w:tcMar>
           </w:tcPr>
@@ -4743,21 +5572,21 @@
             <w:shd w:val="clear" w:color="auto" w:fill="DEEAF1"/>
             <w:tcMar>
               <w:top w:w="80" w:type="dxa"/>
-              <w:bottom w:w="80" w:type="dxa"/>
-              <w:left w:w="120" w:type="dxa"/>
-              <w:right w:w="120" w:type="dxa"/>
-            </w:tcMar>
-          </w:tcPr>
-          <w:p>
-            <w:r>
-              <w:rPr>
-                <w:rFonts w:eastAsia="微软雅黑"/>
-                <w:b/>
-                <w:bCs/>
-                <w:sz w:val="20"/>
-                <w:szCs w:val="20"/>
-              </w:rPr>
-              <w:t>出接口</w:t>
+              <w:left w:w="120" w:type="dxa"/>
+              <w:bottom w:w="80" w:type="dxa"/>
+              <w:right w:w="120" w:type="dxa"/>
+            </w:tcMar>
+          </w:tcPr>
+          <w:p>
+            <w:r>
+              <w:rPr>
+                <w:rFonts w:eastAsia="微软雅黑"/>
+                <w:b/>
+                <w:bCs/>
+                <w:sz w:val="20"/>
+                <w:szCs w:val="20"/>
+              </w:rPr>
+              <w:t>服务</w:t>
             </w:r>
           </w:p>
         </w:tc>
@@ -4773,19 +5602,19 @@
             <w:shd w:val="clear" w:color="auto" w:fill="DEEAF1"/>
             <w:tcMar>
               <w:top w:w="80" w:type="dxa"/>
-              <w:bottom w:w="80" w:type="dxa"/>
-              <w:left w:w="120" w:type="dxa"/>
-              <w:right w:w="120" w:type="dxa"/>
-            </w:tcMar>
-          </w:tcPr>
-          <w:p>
-            <w:r>
-              <w:rPr>
-                <w:rFonts w:eastAsia="微软雅黑"/>
-                <w:sz w:val="20"/>
-                <w:szCs w:val="20"/>
-              </w:rPr>
-              <w:t>XGE0/0/0</w:t>
+              <w:left w:w="120" w:type="dxa"/>
+              <w:bottom w:w="80" w:type="dxa"/>
+              <w:right w:w="120" w:type="dxa"/>
+            </w:tcMar>
+          </w:tcPr>
+          <w:p>
+            <w:r>
+              <w:rPr>
+                <w:rFonts w:eastAsia="微软雅黑"/>
+                <w:sz w:val="20"/>
+                <w:szCs w:val="20"/>
+              </w:rPr>
+              <w:t>any（全部）</w:t>
             </w:r>
           </w:p>
         </w:tc>
@@ -4803,8 +5632,8 @@
             <w:shd w:val="clear" w:color="auto" w:fill="FFFFFF"/>
             <w:tcMar>
               <w:top w:w="80" w:type="dxa"/>
-              <w:bottom w:w="80" w:type="dxa"/>
-              <w:left w:w="120" w:type="dxa"/>
+              <w:left w:w="120" w:type="dxa"/>
+              <w:bottom w:w="80" w:type="dxa"/>
               <w:right w:w="120" w:type="dxa"/>
             </w:tcMar>
           </w:tcPr>
@@ -4833,19 +5662,19 @@
             <w:shd w:val="clear" w:color="auto" w:fill="FFFFFF"/>
             <w:tcMar>
               <w:top w:w="80" w:type="dxa"/>
-              <w:bottom w:w="80" w:type="dxa"/>
-              <w:left w:w="120" w:type="dxa"/>
-              <w:right w:w="120" w:type="dxa"/>
-            </w:tcMar>
-          </w:tcPr>
-          <w:p>
-            <w:r>
-              <w:rPr>
-                <w:rFonts w:eastAsia="微软雅黑"/>
-                <w:sz w:val="20"/>
-                <w:szCs w:val="20"/>
-              </w:rPr>
-              <w:t>源NAT → Easy IP（使用出接口 IP）</w:t>
+              <w:left w:w="120" w:type="dxa"/>
+              <w:bottom w:w="80" w:type="dxa"/>
+              <w:right w:w="120" w:type="dxa"/>
+            </w:tcMar>
+          </w:tcPr>
+          <w:p>
+            <w:r>
+              <w:rPr>
+                <w:rFonts w:eastAsia="微软雅黑"/>
+                <w:sz w:val="20"/>
+                <w:szCs w:val="20"/>
+              </w:rPr>
+              <w:t>允许</w:t>
             </w:r>
           </w:p>
         </w:tc>
@@ -4856,78 +5685,6 @@
         <w:spacing w:before="40" w:after="40"/>
       </w:pPr>
     </w:p>
-    <w:tbl>
-      <w:tblPr>
-        <w:tblW w:w="9360" w:type="dxa"/>
-        <w:tblBorders>
-          <w:top w:val="single" w:sz="4" w:space="0" w:color="auto"/>
-          <w:left w:val="single" w:sz="4" w:space="0" w:color="auto"/>
-          <w:bottom w:val="single" w:sz="4" w:space="0" w:color="auto"/>
-          <w:right w:val="single" w:sz="4" w:space="0" w:color="auto"/>
-          <w:insideH w:val="single" w:sz="4" w:space="0" w:color="auto"/>
-          <w:insideV w:val="single" w:sz="4" w:space="0" w:color="auto"/>
-        </w:tblBorders>
-        <w:tblCellMar>
-          <w:left w:w="10" w:type="dxa"/>
-          <w:right w:w="10" w:type="dxa"/>
-        </w:tblCellMar>
-        <w:tblLook w:val="04A0" w:firstRow="1" w:lastRow="0" w:firstColumn="1" w:lastColumn="0" w:noHBand="0" w:noVBand="1"/>
-      </w:tblPr>
-      <w:tblGrid>
-        <w:gridCol w:w="9360"/>
-      </w:tblGrid>
-      <w:tr>
-        <w:tc>
-          <w:tcPr>
-            <w:tcW w:w="9360" w:type="dxa"/>
-            <w:tcBorders>
-              <w:top w:val="single" w:sz="1" w:space="0" w:color="4472C4"/>
-              <w:left w:val="single" w:sz="1" w:space="0" w:color="4472C4"/>
-              <w:bottom w:val="single" w:sz="1" w:space="0" w:color="4472C4"/>
-              <w:right w:val="single" w:sz="1" w:space="0" w:color="4472C4"/>
-            </w:tcBorders>
-            <w:shd w:val="clear" w:color="auto" w:fill="F0F5FF"/>
-            <w:tcMar>
-              <w:top w:w="240" w:type="dxa"/>
-              <w:left w:w="360" w:type="dxa"/>
-              <w:bottom w:w="240" w:type="dxa"/>
-              <w:right w:w="360" w:type="dxa"/>
-            </w:tcMar>
-          </w:tcPr>
-          <w:p>
-            <w:pPr>
-              <w:jc w:val="center"/>
-            </w:pPr>
-            <w:r>
-              <w:rPr>
-                <w:rFonts w:eastAsia="微软雅黑"/>
-                <w:i/>
-                <w:iCs/>
-                <w:color w:val="AAAAAA"/>
-                <w:sz w:val="20"/>
-                <w:szCs w:val="20"/>
-              </w:rPr>
-              <w:t>[ 截图 ]</w:t>
-            </w:r>
-          </w:p>
-          <w:p>
-            <w:pPr>
-              <w:spacing w:before="30"/>
-              <w:jc w:val="center"/>
-            </w:pPr>
-            <w:r>
-              <w:rPr>
-                <w:rFonts w:eastAsia="微软雅黑"/>
-                <w:color w:val="2E74B5"/>
-                <w:sz w:val="20"/>
-                <w:szCs w:val="20"/>
-              </w:rPr>
-              <w:t>截图：NAT_ISP1 规则</w:t>
-            </w:r>
-          </w:p>
-        </w:tc>
-      </w:tr>
-    </w:tbl>
     <w:p>
       <w:pPr>
         <w:spacing w:before="40" w:after="40"/>
@@ -4936,15 +5693,13 @@
     <w:p>
       <w:pPr>
         <w:pStyle w:val="2"/>
+        <w:rPr>
+          <w:rFonts w:hint="eastAsia"/>
+        </w:rPr>
       </w:pPr>
       <w:r>
-        <w:t>5.2 GE0/0/2 出口 NAT（极云2）</w:t>
+        <w:t>6.2 内网管理设备（Trust → Local）</w:t>
       </w:r>
-    </w:p>
-    <w:p>
-      <w:pPr>
-        <w:spacing w:before="40" w:after="40"/>
-      </w:pPr>
     </w:p>
     <w:p>
       <w:pPr>
@@ -4957,7 +5712,7 @@
           <w:sz w:val="21"/>
           <w:szCs w:val="21"/>
         </w:rPr>
-        <w:t>入口：策略 → NAT 策略 → 源 NAT → 新建</w:t>
+        <w:t>入口：策略 → 安全策略 → 新建</w:t>
       </w:r>
     </w:p>
     <w:tbl>
@@ -4971,6 +5726,7 @@
           <w:insideH w:val="single" w:sz="1" w:space="0" w:color="CCCCCC"/>
           <w:insideV w:val="single" w:sz="1" w:space="0" w:color="CCCCCC"/>
         </w:tblBorders>
+        <w:tblLook w:val="04A0" w:firstRow="1" w:lastRow="0" w:firstColumn="1" w:lastColumn="0" w:noHBand="0" w:noVBand="1"/>
       </w:tblPr>
       <w:tblGrid>
         <w:gridCol w:w="4200"/>
@@ -4989,8 +5745,8 @@
             <w:shd w:val="clear" w:color="auto" w:fill="1F497D"/>
             <w:tcMar>
               <w:top w:w="80" w:type="dxa"/>
-              <w:bottom w:w="80" w:type="dxa"/>
-              <w:left w:w="120" w:type="dxa"/>
+              <w:left w:w="120" w:type="dxa"/>
+              <w:bottom w:w="80" w:type="dxa"/>
               <w:right w:w="120" w:type="dxa"/>
             </w:tcMar>
           </w:tcPr>
@@ -5023,8 +5779,8 @@
             <w:shd w:val="clear" w:color="auto" w:fill="1F497D"/>
             <w:tcMar>
               <w:top w:w="80" w:type="dxa"/>
-              <w:bottom w:w="80" w:type="dxa"/>
-              <w:left w:w="120" w:type="dxa"/>
+              <w:left w:w="120" w:type="dxa"/>
+              <w:bottom w:w="80" w:type="dxa"/>
               <w:right w:w="120" w:type="dxa"/>
             </w:tcMar>
           </w:tcPr>
@@ -5059,8 +5815,8 @@
             <w:shd w:val="clear" w:color="auto" w:fill="DEEAF1"/>
             <w:tcMar>
               <w:top w:w="80" w:type="dxa"/>
-              <w:bottom w:w="80" w:type="dxa"/>
-              <w:left w:w="120" w:type="dxa"/>
+              <w:left w:w="120" w:type="dxa"/>
+              <w:bottom w:w="80" w:type="dxa"/>
               <w:right w:w="120" w:type="dxa"/>
             </w:tcMar>
           </w:tcPr>
@@ -5089,19 +5845,19 @@
             <w:shd w:val="clear" w:color="auto" w:fill="DEEAF1"/>
             <w:tcMar>
               <w:top w:w="80" w:type="dxa"/>
-              <w:bottom w:w="80" w:type="dxa"/>
-              <w:left w:w="120" w:type="dxa"/>
-              <w:right w:w="120" w:type="dxa"/>
-            </w:tcMar>
-          </w:tcPr>
-          <w:p>
-            <w:r>
-              <w:rPr>
-                <w:rFonts w:eastAsia="微软雅黑"/>
-                <w:sz w:val="20"/>
-                <w:szCs w:val="20"/>
-              </w:rPr>
-              <w:t>NAT_JY2</w:t>
+              <w:left w:w="120" w:type="dxa"/>
+              <w:bottom w:w="80" w:type="dxa"/>
+              <w:right w:w="120" w:type="dxa"/>
+            </w:tcMar>
+          </w:tcPr>
+          <w:p>
+            <w:r>
+              <w:rPr>
+                <w:rFonts w:eastAsia="微软雅黑"/>
+                <w:sz w:val="20"/>
+                <w:szCs w:val="20"/>
+              </w:rPr>
+              <w:t>TRUST_TO_LOCAL</w:t>
             </w:r>
           </w:p>
         </w:tc>
@@ -5119,8 +5875,8 @@
             <w:shd w:val="clear" w:color="auto" w:fill="FFFFFF"/>
             <w:tcMar>
               <w:top w:w="80" w:type="dxa"/>
-              <w:bottom w:w="80" w:type="dxa"/>
-              <w:left w:w="120" w:type="dxa"/>
+              <w:left w:w="120" w:type="dxa"/>
+              <w:bottom w:w="80" w:type="dxa"/>
               <w:right w:w="120" w:type="dxa"/>
             </w:tcMar>
           </w:tcPr>
@@ -5149,8 +5905,8 @@
             <w:shd w:val="clear" w:color="auto" w:fill="FFFFFF"/>
             <w:tcMar>
               <w:top w:w="80" w:type="dxa"/>
-              <w:bottom w:w="80" w:type="dxa"/>
-              <w:left w:w="120" w:type="dxa"/>
+              <w:left w:w="120" w:type="dxa"/>
+              <w:bottom w:w="80" w:type="dxa"/>
               <w:right w:w="120" w:type="dxa"/>
             </w:tcMar>
           </w:tcPr>
@@ -5179,8 +5935,8 @@
             <w:shd w:val="clear" w:color="auto" w:fill="DEEAF1"/>
             <w:tcMar>
               <w:top w:w="80" w:type="dxa"/>
-              <w:bottom w:w="80" w:type="dxa"/>
-              <w:left w:w="120" w:type="dxa"/>
+              <w:left w:w="120" w:type="dxa"/>
+              <w:bottom w:w="80" w:type="dxa"/>
               <w:right w:w="120" w:type="dxa"/>
             </w:tcMar>
           </w:tcPr>
@@ -5209,19 +5965,19 @@
             <w:shd w:val="clear" w:color="auto" w:fill="DEEAF1"/>
             <w:tcMar>
               <w:top w:w="80" w:type="dxa"/>
-              <w:bottom w:w="80" w:type="dxa"/>
-              <w:left w:w="120" w:type="dxa"/>
-              <w:right w:w="120" w:type="dxa"/>
-            </w:tcMar>
-          </w:tcPr>
-          <w:p>
-            <w:r>
-              <w:rPr>
-                <w:rFonts w:eastAsia="微软雅黑"/>
-                <w:sz w:val="20"/>
-                <w:szCs w:val="20"/>
-              </w:rPr>
-              <w:t>untrust</w:t>
+              <w:left w:w="120" w:type="dxa"/>
+              <w:bottom w:w="80" w:type="dxa"/>
+              <w:right w:w="120" w:type="dxa"/>
+            </w:tcMar>
+          </w:tcPr>
+          <w:p>
+            <w:r>
+              <w:rPr>
+                <w:rFonts w:eastAsia="微软雅黑"/>
+                <w:sz w:val="20"/>
+                <w:szCs w:val="20"/>
+              </w:rPr>
+              <w:t>local</w:t>
             </w:r>
           </w:p>
         </w:tc>
@@ -5239,8 +5995,8 @@
             <w:shd w:val="clear" w:color="auto" w:fill="FFFFFF"/>
             <w:tcMar>
               <w:top w:w="80" w:type="dxa"/>
-              <w:bottom w:w="80" w:type="dxa"/>
-              <w:left w:w="120" w:type="dxa"/>
+              <w:left w:w="120" w:type="dxa"/>
+              <w:bottom w:w="80" w:type="dxa"/>
               <w:right w:w="120" w:type="dxa"/>
             </w:tcMar>
           </w:tcPr>
@@ -5269,8 +6025,8 @@
             <w:shd w:val="clear" w:color="auto" w:fill="FFFFFF"/>
             <w:tcMar>
               <w:top w:w="80" w:type="dxa"/>
-              <w:bottom w:w="80" w:type="dxa"/>
-              <w:left w:w="120" w:type="dxa"/>
+              <w:left w:w="120" w:type="dxa"/>
+              <w:bottom w:w="80" w:type="dxa"/>
               <w:right w:w="120" w:type="dxa"/>
             </w:tcMar>
           </w:tcPr>
@@ -5299,21 +6055,21 @@
             <w:shd w:val="clear" w:color="auto" w:fill="DEEAF1"/>
             <w:tcMar>
               <w:top w:w="80" w:type="dxa"/>
-              <w:bottom w:w="80" w:type="dxa"/>
-              <w:left w:w="120" w:type="dxa"/>
-              <w:right w:w="120" w:type="dxa"/>
-            </w:tcMar>
-          </w:tcPr>
-          <w:p>
-            <w:r>
-              <w:rPr>
-                <w:rFonts w:eastAsia="微软雅黑"/>
-                <w:b/>
-                <w:bCs/>
-                <w:sz w:val="20"/>
-                <w:szCs w:val="20"/>
-              </w:rPr>
-              <w:t>出接口</w:t>
+              <w:left w:w="120" w:type="dxa"/>
+              <w:bottom w:w="80" w:type="dxa"/>
+              <w:right w:w="120" w:type="dxa"/>
+            </w:tcMar>
+          </w:tcPr>
+          <w:p>
+            <w:r>
+              <w:rPr>
+                <w:rFonts w:eastAsia="微软雅黑"/>
+                <w:b/>
+                <w:bCs/>
+                <w:sz w:val="20"/>
+                <w:szCs w:val="20"/>
+              </w:rPr>
+              <w:t>服务</w:t>
             </w:r>
           </w:p>
         </w:tc>
@@ -5329,19 +6085,19 @@
             <w:shd w:val="clear" w:color="auto" w:fill="DEEAF1"/>
             <w:tcMar>
               <w:top w:w="80" w:type="dxa"/>
-              <w:bottom w:w="80" w:type="dxa"/>
-              <w:left w:w="120" w:type="dxa"/>
-              <w:right w:w="120" w:type="dxa"/>
-            </w:tcMar>
-          </w:tcPr>
-          <w:p>
-            <w:r>
-              <w:rPr>
-                <w:rFonts w:eastAsia="微软雅黑"/>
-                <w:sz w:val="20"/>
-                <w:szCs w:val="20"/>
-              </w:rPr>
-              <w:t>GE0/0/2</w:t>
+              <w:left w:w="120" w:type="dxa"/>
+              <w:bottom w:w="80" w:type="dxa"/>
+              <w:right w:w="120" w:type="dxa"/>
+            </w:tcMar>
+          </w:tcPr>
+          <w:p>
+            <w:r>
+              <w:rPr>
+                <w:rFonts w:eastAsia="微软雅黑"/>
+                <w:sz w:val="20"/>
+                <w:szCs w:val="20"/>
+              </w:rPr>
+              <w:t>HTTPS、SSH、ICMP</w:t>
             </w:r>
           </w:p>
         </w:tc>
@@ -5359,8 +6115,8 @@
             <w:shd w:val="clear" w:color="auto" w:fill="FFFFFF"/>
             <w:tcMar>
               <w:top w:w="80" w:type="dxa"/>
-              <w:bottom w:w="80" w:type="dxa"/>
-              <w:left w:w="120" w:type="dxa"/>
+              <w:left w:w="120" w:type="dxa"/>
+              <w:bottom w:w="80" w:type="dxa"/>
               <w:right w:w="120" w:type="dxa"/>
             </w:tcMar>
           </w:tcPr>
@@ -5389,19 +6145,19 @@
             <w:shd w:val="clear" w:color="auto" w:fill="FFFFFF"/>
             <w:tcMar>
               <w:top w:w="80" w:type="dxa"/>
-              <w:bottom w:w="80" w:type="dxa"/>
-              <w:left w:w="120" w:type="dxa"/>
-              <w:right w:w="120" w:type="dxa"/>
-            </w:tcMar>
-          </w:tcPr>
-          <w:p>
-            <w:r>
-              <w:rPr>
-                <w:rFonts w:eastAsia="微软雅黑"/>
-                <w:sz w:val="20"/>
-                <w:szCs w:val="20"/>
-              </w:rPr>
-              <w:t>源NAT → Easy IP（使用出接口 IP）</w:t>
+              <w:left w:w="120" w:type="dxa"/>
+              <w:bottom w:w="80" w:type="dxa"/>
+              <w:right w:w="120" w:type="dxa"/>
+            </w:tcMar>
+          </w:tcPr>
+          <w:p>
+            <w:r>
+              <w:rPr>
+                <w:rFonts w:eastAsia="微软雅黑"/>
+                <w:sz w:val="20"/>
+                <w:szCs w:val="20"/>
+              </w:rPr>
+              <w:t>允许</w:t>
             </w:r>
           </w:p>
         </w:tc>
@@ -5412,78 +6168,6 @@
         <w:spacing w:before="40" w:after="40"/>
       </w:pPr>
     </w:p>
-    <w:tbl>
-      <w:tblPr>
-        <w:tblW w:w="9360" w:type="dxa"/>
-        <w:tblBorders>
-          <w:top w:val="single" w:sz="4" w:space="0" w:color="auto"/>
-          <w:left w:val="single" w:sz="4" w:space="0" w:color="auto"/>
-          <w:bottom w:val="single" w:sz="4" w:space="0" w:color="auto"/>
-          <w:right w:val="single" w:sz="4" w:space="0" w:color="auto"/>
-          <w:insideH w:val="single" w:sz="4" w:space="0" w:color="auto"/>
-          <w:insideV w:val="single" w:sz="4" w:space="0" w:color="auto"/>
-        </w:tblBorders>
-        <w:tblCellMar>
-          <w:left w:w="10" w:type="dxa"/>
-          <w:right w:w="10" w:type="dxa"/>
-        </w:tblCellMar>
-        <w:tblLook w:val="04A0" w:firstRow="1" w:lastRow="0" w:firstColumn="1" w:lastColumn="0" w:noHBand="0" w:noVBand="1"/>
-      </w:tblPr>
-      <w:tblGrid>
-        <w:gridCol w:w="9360"/>
-      </w:tblGrid>
-      <w:tr>
-        <w:tc>
-          <w:tcPr>
-            <w:tcW w:w="9360" w:type="dxa"/>
-            <w:tcBorders>
-              <w:top w:val="single" w:sz="1" w:space="0" w:color="4472C4"/>
-              <w:left w:val="single" w:sz="1" w:space="0" w:color="4472C4"/>
-              <w:bottom w:val="single" w:sz="1" w:space="0" w:color="4472C4"/>
-              <w:right w:val="single" w:sz="1" w:space="0" w:color="4472C4"/>
-            </w:tcBorders>
-            <w:shd w:val="clear" w:color="auto" w:fill="F0F5FF"/>
-            <w:tcMar>
-              <w:top w:w="240" w:type="dxa"/>
-              <w:left w:w="360" w:type="dxa"/>
-              <w:bottom w:w="240" w:type="dxa"/>
-              <w:right w:w="360" w:type="dxa"/>
-            </w:tcMar>
-          </w:tcPr>
-          <w:p>
-            <w:pPr>
-              <w:jc w:val="center"/>
-            </w:pPr>
-            <w:r>
-              <w:rPr>
-                <w:rFonts w:eastAsia="微软雅黑"/>
-                <w:i/>
-                <w:iCs/>
-                <w:color w:val="AAAAAA"/>
-                <w:sz w:val="20"/>
-                <w:szCs w:val="20"/>
-              </w:rPr>
-              <w:t>[ 截图 ]</w:t>
-            </w:r>
-          </w:p>
-          <w:p>
-            <w:pPr>
-              <w:spacing w:before="30"/>
-              <w:jc w:val="center"/>
-            </w:pPr>
-            <w:r>
-              <w:rPr>
-                <w:rFonts w:eastAsia="微软雅黑"/>
-                <w:color w:val="2E74B5"/>
-                <w:sz w:val="20"/>
-                <w:szCs w:val="20"/>
-              </w:rPr>
-              <w:t>截图：NAT_ISP2 规则</w:t>
-            </w:r>
-          </w:p>
-        </w:tc>
-      </w:tr>
-    </w:tbl>
     <w:p>
       <w:pPr>
         <w:spacing w:before="40" w:after="40"/>
@@ -5494,7 +6178,7 @@
         <w:pStyle w:val="2"/>
       </w:pPr>
       <w:r>
-        <w:t>5.3 验证 NAT 策略</w:t>
+        <w:t>6.3 验证安全策略</w:t>
       </w:r>
     </w:p>
     <w:p>
@@ -5513,7 +6197,7 @@
           <w:sz w:val="21"/>
           <w:szCs w:val="21"/>
         </w:rPr>
-        <w:t>入口：策略 → NAT 策略 → 源 NAT</w:t>
+        <w:t>入口：策略 → 安全策略</w:t>
       </w:r>
     </w:p>
     <w:p>
@@ -5526,30 +6210,637 @@
           <w:sz w:val="21"/>
           <w:szCs w:val="21"/>
         </w:rPr>
-        <w:t>确认 NAT_XSX 和 NAT_JY2 两条规则均处于「启用」状态。</w:t>
+        <w:t>确认 TRUST_TO_UNTRUST 和 TRUST_TO_LOCAL 两条规则均处于「启用」状态，命中计数随流量增加。</w:t>
       </w:r>
     </w:p>
     <w:p>
       <w:pPr>
         <w:spacing w:before="40" w:after="40"/>
       </w:pPr>
+    </w:p>
+    <w:p>
+      <w:pPr>
+        <w:spacing w:before="40" w:after="40"/>
+      </w:pPr>
+    </w:p>
+    <w:p>
+      <w:pPr>
+        <w:pStyle w:val="1"/>
+      </w:pPr>
+      <w:r>
+        <w:t>七、保存配置</w:t>
+      </w:r>
+    </w:p>
+    <w:p>
+      <w:pPr>
+        <w:spacing w:before="40" w:after="40"/>
+      </w:pPr>
+    </w:p>
+    <w:p>
+      <w:pPr>
+        <w:spacing w:before="80" w:after="40"/>
+      </w:pPr>
+      <w:r>
+        <w:rPr>
+          <w:rFonts w:eastAsia="微软雅黑"/>
+          <w:color w:val="2E74B5"/>
+          <w:sz w:val="21"/>
+          <w:szCs w:val="21"/>
+        </w:rPr>
+        <w:t>入口：系统 → 配置文件管理</w:t>
+      </w:r>
+    </w:p>
+    <w:p>
+      <w:pPr>
+        <w:spacing w:before="40" w:after="40"/>
+      </w:pPr>
+      <w:r>
+        <w:rPr>
+          <w:rFonts w:eastAsia="微软雅黑"/>
+          <w:sz w:val="21"/>
+          <w:szCs w:val="21"/>
+        </w:rPr>
+        <w:t>点击「保存当前配置」→ 弹窗确认 → 等待提示「保存成功」。</w:t>
+      </w:r>
+    </w:p>
+    <w:p>
+      <w:pPr>
+        <w:spacing w:before="40" w:after="40"/>
+      </w:pPr>
+    </w:p>
+    <w:p>
+      <w:pPr>
+        <w:spacing w:before="40" w:after="40"/>
+      </w:pPr>
+    </w:p>
+    <w:p>
+      <w:pPr>
+        <w:pStyle w:val="1"/>
+      </w:pPr>
+      <w:r>
+        <w:t>八、公网端口映射（DNAT）</w:t>
+      </w:r>
+    </w:p>
+    <w:p>
+      <w:pPr>
+        <w:spacing w:before="60" w:after="60"/>
+      </w:pPr>
+      <w:r>
+        <w:rPr>
+          <w:rFonts w:eastAsia="微软雅黑"/>
+          <w:sz w:val="22"/>
+          <w:szCs w:val="22"/>
+        </w:rPr>
+        <w:t>将公网 IP 的指定端口映射到内网服务器，外网用户可通过防火墙公网 IP + 端口直接访问内部服务。</w:t>
+      </w:r>
+    </w:p>
+    <w:p>
+      <w:pPr>
+        <w:spacing w:before="40" w:after="40"/>
+      </w:pPr>
+    </w:p>
+    <w:p>
+      <w:pPr>
+        <w:pStyle w:val="2"/>
+      </w:pPr>
+      <w:r>
+        <w:t>8.1 新建服务器映射</w:t>
+      </w:r>
+    </w:p>
+    <w:p>
+      <w:pPr>
+        <w:spacing w:before="80" w:after="40"/>
+      </w:pPr>
+      <w:r>
+        <w:rPr>
+          <w:rFonts w:eastAsia="微软雅黑"/>
+          <w:color w:val="2E74B5"/>
+          <w:sz w:val="21"/>
+          <w:szCs w:val="21"/>
+        </w:rPr>
+        <w:t>入口：策略 → NAT 策略 → 服务器映射（或「目的 NAT」）→ 新建</w:t>
+      </w:r>
+    </w:p>
+    <w:p>
+      <w:pPr>
+        <w:spacing w:before="40" w:after="30"/>
+      </w:pPr>
+      <w:r>
+        <w:rPr>
+          <w:rFonts w:eastAsia="微软雅黑"/>
+          <w:sz w:val="21"/>
+          <w:szCs w:val="21"/>
+        </w:rPr>
+        <w:t>以下以将内网服务器 10.0.0.10 的 Web 服务映射到 XGE0/0/0 公网 IP 为例：</w:t>
+      </w:r>
     </w:p>
     <w:tbl>
       <w:tblPr>
         <w:tblW w:w="9360" w:type="dxa"/>
-        <w:tblBorders>
-          <w:top w:val="single" w:sz="4" w:space="0" w:color="auto"/>
-          <w:left w:val="single" w:sz="4" w:space="0" w:color="auto"/>
-          <w:bottom w:val="single" w:sz="4" w:space="0" w:color="auto"/>
-          <w:right w:val="single" w:sz="4" w:space="0" w:color="auto"/>
-          <w:insideH w:val="single" w:sz="4" w:space="0" w:color="auto"/>
-          <w:insideV w:val="single" w:sz="4" w:space="0" w:color="auto"/>
-        </w:tblBorders>
-        <w:tblCellMar>
-          <w:left w:w="10" w:type="dxa"/>
-          <w:right w:w="10" w:type="dxa"/>
-        </w:tblCellMar>
-        <w:tblLook w:val="04A0" w:firstRow="1" w:lastRow="0" w:firstColumn="1" w:lastColumn="0" w:noHBand="0" w:noVBand="1"/>
+      </w:tblPr>
+      <w:tblGrid>
+        <w:gridCol w:w="4200"/>
+        <w:gridCol w:w="5160"/>
+      </w:tblGrid>
+      <w:tr>
+        <w:tc>
+          <w:tcPr>
+            <w:tcW w:w="4200" w:type="dxa"/>
+            <w:tcBorders>
+              <w:top w:val="single" w:sz="1" w:space="0" w:color="1F497D"/>
+              <w:left w:val="single" w:sz="1" w:space="0" w:color="1F497D"/>
+              <w:bottom w:val="single" w:sz="1" w:space="0" w:color="1F497D"/>
+              <w:right w:val="single" w:sz="1" w:space="0" w:color="1F497D"/>
+            </w:tcBorders>
+            <w:shd w:val="clear" w:color="auto" w:fill="1F497D"/>
+            <w:tcMar>
+              <w:top w:w="80" w:type="dxa"/>
+              <w:bottom w:w="80" w:type="dxa"/>
+              <w:left w:w="120" w:type="dxa"/>
+              <w:right w:w="120" w:type="dxa"/>
+            </w:tcMar>
+          </w:tcPr>
+          <w:p>
+            <w:pPr>
+              <w:jc w:val="center"/>
+            </w:pPr>
+            <w:r>
+              <w:rPr>
+                <w:rFonts w:eastAsia="微软雅黑"/>
+                <w:b/>
+                <w:bCs/>
+                <w:color w:val="FFFFFF"/>
+                <w:sz w:val="20"/>
+                <w:szCs w:val="20"/>
+              </w:rPr>
+              <w:t>参数</w:t>
+            </w:r>
+          </w:p>
+        </w:tc>
+        <w:tc>
+          <w:tcPr>
+            <w:tcW w:w="5160" w:type="dxa"/>
+            <w:tcBorders>
+              <w:top w:val="single" w:sz="1" w:space="0" w:color="1F497D"/>
+              <w:left w:val="single" w:sz="1" w:space="0" w:color="1F497D"/>
+              <w:bottom w:val="single" w:sz="1" w:space="0" w:color="1F497D"/>
+              <w:right w:val="single" w:sz="1" w:space="0" w:color="1F497D"/>
+            </w:tcBorders>
+            <w:shd w:val="clear" w:color="auto" w:fill="1F497D"/>
+            <w:tcMar>
+              <w:top w:w="80" w:type="dxa"/>
+              <w:bottom w:w="80" w:type="dxa"/>
+              <w:left w:w="120" w:type="dxa"/>
+              <w:right w:w="120" w:type="dxa"/>
+            </w:tcMar>
+          </w:tcPr>
+          <w:p>
+            <w:pPr>
+              <w:jc w:val="center"/>
+            </w:pPr>
+            <w:r>
+              <w:rPr>
+                <w:rFonts w:eastAsia="微软雅黑"/>
+                <w:b/>
+                <w:bCs/>
+                <w:color w:val="FFFFFF"/>
+                <w:sz w:val="20"/>
+                <w:szCs w:val="20"/>
+              </w:rPr>
+              <w:t>填写值</w:t>
+            </w:r>
+          </w:p>
+        </w:tc>
+      </w:tr>
+      <w:tr>
+        <w:tc>
+          <w:tcPr>
+            <w:tcW w:w="4200" w:type="dxa"/>
+            <w:tcBorders>
+              <w:top w:val="single" w:sz="1" w:space="0" w:color="CCCCCC"/>
+              <w:left w:val="single" w:sz="1" w:space="0" w:color="CCCCCC"/>
+              <w:bottom w:val="single" w:sz="1" w:space="0" w:color="CCCCCC"/>
+              <w:right w:val="single" w:sz="1" w:space="0" w:color="CCCCCC"/>
+            </w:tcBorders>
+            <w:shd w:val="clear" w:color="auto" w:fill="DEEAF1"/>
+            <w:tcMar>
+              <w:top w:w="80" w:type="dxa"/>
+              <w:bottom w:w="80" w:type="dxa"/>
+              <w:left w:w="120" w:type="dxa"/>
+              <w:right w:w="120" w:type="dxa"/>
+            </w:tcMar>
+          </w:tcPr>
+          <w:p>
+            <w:r>
+              <w:rPr>
+                <w:rFonts w:eastAsia="微软雅黑"/>
+                <w:b/>
+                <w:bCs/>
+                <w:sz w:val="20"/>
+                <w:szCs w:val="20"/>
+              </w:rPr>
+              <w:t>名称</w:t>
+            </w:r>
+          </w:p>
+        </w:tc>
+        <w:tc>
+          <w:tcPr>
+            <w:tcW w:w="5160" w:type="dxa"/>
+            <w:tcBorders>
+              <w:top w:val="single" w:sz="1" w:space="0" w:color="CCCCCC"/>
+              <w:left w:val="single" w:sz="1" w:space="0" w:color="CCCCCC"/>
+              <w:bottom w:val="single" w:sz="1" w:space="0" w:color="CCCCCC"/>
+              <w:right w:val="single" w:sz="1" w:space="0" w:color="CCCCCC"/>
+            </w:tcBorders>
+            <w:shd w:val="clear" w:color="auto" w:fill="DEEAF1"/>
+            <w:tcMar>
+              <w:top w:w="80" w:type="dxa"/>
+              <w:bottom w:w="80" w:type="dxa"/>
+              <w:left w:w="120" w:type="dxa"/>
+              <w:right w:w="120" w:type="dxa"/>
+            </w:tcMar>
+          </w:tcPr>
+          <w:p>
+            <w:r>
+              <w:rPr>
+                <w:rFonts w:eastAsia="微软雅黑"/>
+                <w:sz w:val="20"/>
+                <w:szCs w:val="20"/>
+              </w:rPr>
+              <w:t>MAP_WEB</w:t>
+            </w:r>
+          </w:p>
+        </w:tc>
+      </w:tr>
+      <w:tr>
+        <w:tc>
+          <w:tcPr>
+            <w:tcW w:w="4200" w:type="dxa"/>
+            <w:tcBorders>
+              <w:top w:val="single" w:sz="1" w:space="0" w:color="CCCCCC"/>
+              <w:left w:val="single" w:sz="1" w:space="0" w:color="CCCCCC"/>
+              <w:bottom w:val="single" w:sz="1" w:space="0" w:color="CCCCCC"/>
+              <w:right w:val="single" w:sz="1" w:space="0" w:color="CCCCCC"/>
+            </w:tcBorders>
+            <w:shd w:val="clear" w:color="auto" w:fill="FFFFFF"/>
+            <w:tcMar>
+              <w:top w:w="80" w:type="dxa"/>
+              <w:bottom w:w="80" w:type="dxa"/>
+              <w:left w:w="120" w:type="dxa"/>
+              <w:right w:w="120" w:type="dxa"/>
+            </w:tcMar>
+          </w:tcPr>
+          <w:p>
+            <w:r>
+              <w:rPr>
+                <w:rFonts w:eastAsia="微软雅黑"/>
+                <w:b/>
+                <w:bCs/>
+                <w:sz w:val="20"/>
+                <w:szCs w:val="20"/>
+              </w:rPr>
+              <w:t>公网接口</w:t>
+            </w:r>
+          </w:p>
+        </w:tc>
+        <w:tc>
+          <w:tcPr>
+            <w:tcW w:w="5160" w:type="dxa"/>
+            <w:tcBorders>
+              <w:top w:val="single" w:sz="1" w:space="0" w:color="CCCCCC"/>
+              <w:left w:val="single" w:sz="1" w:space="0" w:color="CCCCCC"/>
+              <w:bottom w:val="single" w:sz="1" w:space="0" w:color="CCCCCC"/>
+              <w:right w:val="single" w:sz="1" w:space="0" w:color="CCCCCC"/>
+            </w:tcBorders>
+            <w:shd w:val="clear" w:color="auto" w:fill="FFFFFF"/>
+            <w:tcMar>
+              <w:top w:w="80" w:type="dxa"/>
+              <w:bottom w:w="80" w:type="dxa"/>
+              <w:left w:w="120" w:type="dxa"/>
+              <w:right w:w="120" w:type="dxa"/>
+            </w:tcMar>
+          </w:tcPr>
+          <w:p>
+            <w:r>
+              <w:rPr>
+                <w:rFonts w:eastAsia="微软雅黑"/>
+                <w:sz w:val="20"/>
+                <w:szCs w:val="20"/>
+              </w:rPr>
+              <w:t>XGE0/0/0（西信 182.140.240.121）</w:t>
+            </w:r>
+          </w:p>
+        </w:tc>
+      </w:tr>
+      <w:tr>
+        <w:tc>
+          <w:tcPr>
+            <w:tcW w:w="4200" w:type="dxa"/>
+            <w:tcBorders>
+              <w:top w:val="single" w:sz="1" w:space="0" w:color="CCCCCC"/>
+              <w:left w:val="single" w:sz="1" w:space="0" w:color="CCCCCC"/>
+              <w:bottom w:val="single" w:sz="1" w:space="0" w:color="CCCCCC"/>
+              <w:right w:val="single" w:sz="1" w:space="0" w:color="CCCCCC"/>
+            </w:tcBorders>
+            <w:shd w:val="clear" w:color="auto" w:fill="DEEAF1"/>
+            <w:tcMar>
+              <w:top w:w="80" w:type="dxa"/>
+              <w:bottom w:w="80" w:type="dxa"/>
+              <w:left w:w="120" w:type="dxa"/>
+              <w:right w:w="120" w:type="dxa"/>
+            </w:tcMar>
+          </w:tcPr>
+          <w:p>
+            <w:r>
+              <w:rPr>
+                <w:rFonts w:eastAsia="微软雅黑"/>
+                <w:b/>
+                <w:bCs/>
+                <w:sz w:val="20"/>
+                <w:szCs w:val="20"/>
+              </w:rPr>
+              <w:t>协议</w:t>
+            </w:r>
+          </w:p>
+        </w:tc>
+        <w:tc>
+          <w:tcPr>
+            <w:tcW w:w="5160" w:type="dxa"/>
+            <w:tcBorders>
+              <w:top w:val="single" w:sz="1" w:space="0" w:color="CCCCCC"/>
+              <w:left w:val="single" w:sz="1" w:space="0" w:color="CCCCCC"/>
+              <w:bottom w:val="single" w:sz="1" w:space="0" w:color="CCCCCC"/>
+              <w:right w:val="single" w:sz="1" w:space="0" w:color="CCCCCC"/>
+            </w:tcBorders>
+            <w:shd w:val="clear" w:color="auto" w:fill="DEEAF1"/>
+            <w:tcMar>
+              <w:top w:w="80" w:type="dxa"/>
+              <w:bottom w:w="80" w:type="dxa"/>
+              <w:left w:w="120" w:type="dxa"/>
+              <w:right w:w="120" w:type="dxa"/>
+            </w:tcMar>
+          </w:tcPr>
+          <w:p>
+            <w:r>
+              <w:rPr>
+                <w:rFonts w:eastAsia="微软雅黑"/>
+                <w:sz w:val="20"/>
+                <w:szCs w:val="20"/>
+              </w:rPr>
+              <w:t>TCP</w:t>
+            </w:r>
+          </w:p>
+        </w:tc>
+      </w:tr>
+      <w:tr>
+        <w:tc>
+          <w:tcPr>
+            <w:tcW w:w="4200" w:type="dxa"/>
+            <w:tcBorders>
+              <w:top w:val="single" w:sz="1" w:space="0" w:color="CCCCCC"/>
+              <w:left w:val="single" w:sz="1" w:space="0" w:color="CCCCCC"/>
+              <w:bottom w:val="single" w:sz="1" w:space="0" w:color="CCCCCC"/>
+              <w:right w:val="single" w:sz="1" w:space="0" w:color="CCCCCC"/>
+            </w:tcBorders>
+            <w:shd w:val="clear" w:color="auto" w:fill="FFFFFF"/>
+            <w:tcMar>
+              <w:top w:w="80" w:type="dxa"/>
+              <w:bottom w:w="80" w:type="dxa"/>
+              <w:left w:w="120" w:type="dxa"/>
+              <w:right w:w="120" w:type="dxa"/>
+            </w:tcMar>
+          </w:tcPr>
+          <w:p>
+            <w:r>
+              <w:rPr>
+                <w:rFonts w:eastAsia="微软雅黑"/>
+                <w:b/>
+                <w:bCs/>
+                <w:sz w:val="20"/>
+                <w:szCs w:val="20"/>
+              </w:rPr>
+              <w:t>公网端口</w:t>
+            </w:r>
+          </w:p>
+        </w:tc>
+        <w:tc>
+          <w:tcPr>
+            <w:tcW w:w="5160" w:type="dxa"/>
+            <w:tcBorders>
+              <w:top w:val="single" w:sz="1" w:space="0" w:color="CCCCCC"/>
+              <w:left w:val="single" w:sz="1" w:space="0" w:color="CCCCCC"/>
+              <w:bottom w:val="single" w:sz="1" w:space="0" w:color="CCCCCC"/>
+              <w:right w:val="single" w:sz="1" w:space="0" w:color="CCCCCC"/>
+            </w:tcBorders>
+            <w:shd w:val="clear" w:color="auto" w:fill="FFFFFF"/>
+            <w:tcMar>
+              <w:top w:w="80" w:type="dxa"/>
+              <w:bottom w:w="80" w:type="dxa"/>
+              <w:left w:w="120" w:type="dxa"/>
+              <w:right w:w="120" w:type="dxa"/>
+            </w:tcMar>
+          </w:tcPr>
+          <w:p>
+            <w:r>
+              <w:rPr>
+                <w:rFonts w:eastAsia="微软雅黑"/>
+                <w:sz w:val="20"/>
+                <w:szCs w:val="20"/>
+              </w:rPr>
+              <w:t>8080（外网访问端口）</w:t>
+            </w:r>
+          </w:p>
+        </w:tc>
+      </w:tr>
+      <w:tr>
+        <w:tc>
+          <w:tcPr>
+            <w:tcW w:w="4200" w:type="dxa"/>
+            <w:tcBorders>
+              <w:top w:val="single" w:sz="1" w:space="0" w:color="CCCCCC"/>
+              <w:left w:val="single" w:sz="1" w:space="0" w:color="CCCCCC"/>
+              <w:bottom w:val="single" w:sz="1" w:space="0" w:color="CCCCCC"/>
+              <w:right w:val="single" w:sz="1" w:space="0" w:color="CCCCCC"/>
+            </w:tcBorders>
+            <w:shd w:val="clear" w:color="auto" w:fill="DEEAF1"/>
+            <w:tcMar>
+              <w:top w:w="80" w:type="dxa"/>
+              <w:bottom w:w="80" w:type="dxa"/>
+              <w:left w:w="120" w:type="dxa"/>
+              <w:right w:w="120" w:type="dxa"/>
+            </w:tcMar>
+          </w:tcPr>
+          <w:p>
+            <w:r>
+              <w:rPr>
+                <w:rFonts w:eastAsia="微软雅黑"/>
+                <w:b/>
+                <w:bCs/>
+                <w:sz w:val="20"/>
+                <w:szCs w:val="20"/>
+              </w:rPr>
+              <w:t>内网服务器 IP</w:t>
+            </w:r>
+          </w:p>
+        </w:tc>
+        <w:tc>
+          <w:tcPr>
+            <w:tcW w:w="5160" w:type="dxa"/>
+            <w:tcBorders>
+              <w:top w:val="single" w:sz="1" w:space="0" w:color="CCCCCC"/>
+              <w:left w:val="single" w:sz="1" w:space="0" w:color="CCCCCC"/>
+              <w:bottom w:val="single" w:sz="1" w:space="0" w:color="CCCCCC"/>
+              <w:right w:val="single" w:sz="1" w:space="0" w:color="CCCCCC"/>
+            </w:tcBorders>
+            <w:shd w:val="clear" w:color="auto" w:fill="DEEAF1"/>
+            <w:tcMar>
+              <w:top w:w="80" w:type="dxa"/>
+              <w:bottom w:w="80" w:type="dxa"/>
+              <w:left w:w="120" w:type="dxa"/>
+              <w:right w:w="120" w:type="dxa"/>
+            </w:tcMar>
+          </w:tcPr>
+          <w:p>
+            <w:r>
+              <w:rPr>
+                <w:rFonts w:eastAsia="微软雅黑"/>
+                <w:sz w:val="20"/>
+                <w:szCs w:val="20"/>
+              </w:rPr>
+              <w:t>10.0.0.10</w:t>
+            </w:r>
+          </w:p>
+        </w:tc>
+      </w:tr>
+      <w:tr>
+        <w:tc>
+          <w:tcPr>
+            <w:tcW w:w="4200" w:type="dxa"/>
+            <w:tcBorders>
+              <w:top w:val="single" w:sz="1" w:space="0" w:color="CCCCCC"/>
+              <w:left w:val="single" w:sz="1" w:space="0" w:color="CCCCCC"/>
+              <w:bottom w:val="single" w:sz="1" w:space="0" w:color="CCCCCC"/>
+              <w:right w:val="single" w:sz="1" w:space="0" w:color="CCCCCC"/>
+            </w:tcBorders>
+            <w:shd w:val="clear" w:color="auto" w:fill="FFFFFF"/>
+            <w:tcMar>
+              <w:top w:w="80" w:type="dxa"/>
+              <w:bottom w:w="80" w:type="dxa"/>
+              <w:left w:w="120" w:type="dxa"/>
+              <w:right w:w="120" w:type="dxa"/>
+            </w:tcMar>
+          </w:tcPr>
+          <w:p>
+            <w:r>
+              <w:rPr>
+                <w:rFonts w:eastAsia="微软雅黑"/>
+                <w:b/>
+                <w:bCs/>
+                <w:sz w:val="20"/>
+                <w:szCs w:val="20"/>
+              </w:rPr>
+              <w:t>内网端口</w:t>
+            </w:r>
+          </w:p>
+        </w:tc>
+        <w:tc>
+          <w:tcPr>
+            <w:tcW w:w="5160" w:type="dxa"/>
+            <w:tcBorders>
+              <w:top w:val="single" w:sz="1" w:space="0" w:color="CCCCCC"/>
+              <w:left w:val="single" w:sz="1" w:space="0" w:color="CCCCCC"/>
+              <w:bottom w:val="single" w:sz="1" w:space="0" w:color="CCCCCC"/>
+              <w:right w:val="single" w:sz="1" w:space="0" w:color="CCCCCC"/>
+            </w:tcBorders>
+            <w:shd w:val="clear" w:color="auto" w:fill="FFFFFF"/>
+            <w:tcMar>
+              <w:top w:w="80" w:type="dxa"/>
+              <w:bottom w:w="80" w:type="dxa"/>
+              <w:left w:w="120" w:type="dxa"/>
+              <w:right w:w="120" w:type="dxa"/>
+            </w:tcMar>
+          </w:tcPr>
+          <w:p>
+            <w:r>
+              <w:rPr>
+                <w:rFonts w:eastAsia="微软雅黑"/>
+                <w:sz w:val="20"/>
+                <w:szCs w:val="20"/>
+              </w:rPr>
+              <w:t>80（内部服务实际端口）</w:t>
+            </w:r>
+          </w:p>
+        </w:tc>
+      </w:tr>
+      <w:tr>
+        <w:tc>
+          <w:tcPr>
+            <w:tcW w:w="4200" w:type="dxa"/>
+            <w:tcBorders>
+              <w:top w:val="single" w:sz="1" w:space="0" w:color="CCCCCC"/>
+              <w:left w:val="single" w:sz="1" w:space="0" w:color="CCCCCC"/>
+              <w:bottom w:val="single" w:sz="1" w:space="0" w:color="CCCCCC"/>
+              <w:right w:val="single" w:sz="1" w:space="0" w:color="CCCCCC"/>
+            </w:tcBorders>
+            <w:shd w:val="clear" w:color="auto" w:fill="DEEAF1"/>
+            <w:tcMar>
+              <w:top w:w="80" w:type="dxa"/>
+              <w:bottom w:w="80" w:type="dxa"/>
+              <w:left w:w="120" w:type="dxa"/>
+              <w:right w:w="120" w:type="dxa"/>
+            </w:tcMar>
+          </w:tcPr>
+          <w:p>
+            <w:r>
+              <w:rPr>
+                <w:rFonts w:eastAsia="微软雅黑"/>
+                <w:b/>
+                <w:bCs/>
+                <w:sz w:val="20"/>
+                <w:szCs w:val="20"/>
+              </w:rPr>
+              <w:t>动作</w:t>
+            </w:r>
+          </w:p>
+        </w:tc>
+        <w:tc>
+          <w:tcPr>
+            <w:tcW w:w="5160" w:type="dxa"/>
+            <w:tcBorders>
+              <w:top w:val="single" w:sz="1" w:space="0" w:color="CCCCCC"/>
+              <w:left w:val="single" w:sz="1" w:space="0" w:color="CCCCCC"/>
+              <w:bottom w:val="single" w:sz="1" w:space="0" w:color="CCCCCC"/>
+              <w:right w:val="single" w:sz="1" w:space="0" w:color="CCCCCC"/>
+            </w:tcBorders>
+            <w:shd w:val="clear" w:color="auto" w:fill="DEEAF1"/>
+            <w:tcMar>
+              <w:top w:w="80" w:type="dxa"/>
+              <w:bottom w:w="80" w:type="dxa"/>
+              <w:left w:w="120" w:type="dxa"/>
+              <w:right w:w="120" w:type="dxa"/>
+            </w:tcMar>
+          </w:tcPr>
+          <w:p>
+            <w:r>
+              <w:rPr>
+                <w:rFonts w:eastAsia="微软雅黑"/>
+                <w:sz w:val="20"/>
+                <w:szCs w:val="20"/>
+              </w:rPr>
+              <w:t>目的 NAT</w:t>
+            </w:r>
+          </w:p>
+        </w:tc>
+      </w:tr>
+    </w:tbl>
+    <w:p>
+      <w:pPr>
+        <w:spacing w:before="40" w:after="40"/>
+      </w:pPr>
+    </w:p>
+    <w:tbl>
+      <w:tblPr>
+        <w:tblW w:w="9360" w:type="dxa"/>
       </w:tblPr>
       <w:tblGrid>
         <w:gridCol w:w="9360"/>
@@ -5567,8 +6858,8 @@
             <w:shd w:val="clear" w:color="auto" w:fill="F0F5FF"/>
             <w:tcMar>
               <w:top w:w="240" w:type="dxa"/>
+              <w:bottom w:w="240" w:type="dxa"/>
               <w:left w:w="360" w:type="dxa"/>
-              <w:bottom w:w="240" w:type="dxa"/>
               <w:right w:w="360" w:type="dxa"/>
             </w:tcMar>
           </w:tcPr>
@@ -5600,7 +6891,7 @@
                 <w:sz w:val="20"/>
                 <w:szCs w:val="20"/>
               </w:rPr>
-              <w:t>截图：display nat-policy rule all</w:t>
+              <w:t>截图：服务器映射新建页面（填写完成）</w:t>
             </w:r>
           </w:p>
         </w:tc>
@@ -5613,24 +6904,11 @@
     </w:p>
     <w:p>
       <w:pPr>
-        <w:pStyle w:val="1"/>
+        <w:pStyle w:val="2"/>
       </w:pPr>
       <w:r>
-        <w:t>六、防火墙安全策略</w:t>
+        <w:t>8.2 配套安全策略放行</w:t>
       </w:r>
-    </w:p>
-    <w:p>
-      <w:pPr>
-        <w:pStyle w:val="2"/>
-      </w:pPr>
-      <w:r>
-        <w:t>6.1 内网访问公网（Trust → Untrust）</w:t>
-      </w:r>
-    </w:p>
-    <w:p>
-      <w:pPr>
-        <w:spacing w:before="40" w:after="40"/>
-      </w:pPr>
     </w:p>
     <w:p>
       <w:pPr>
@@ -5646,17 +6924,22 @@
         <w:t>入口：策略 → 安全策略 → 新建</w:t>
       </w:r>
     </w:p>
+    <w:p>
+      <w:pPr>
+        <w:spacing w:before="40" w:after="30"/>
+      </w:pPr>
+      <w:r>
+        <w:rPr>
+          <w:rFonts w:eastAsia="微软雅黑"/>
+          <w:sz w:val="21"/>
+          <w:szCs w:val="21"/>
+        </w:rPr>
+        <w:t>端口映射需同步添加安全策略，否则数据包被默认规则丢弃。</w:t>
+      </w:r>
+    </w:p>
     <w:tbl>
       <w:tblPr>
         <w:tblW w:w="9360" w:type="dxa"/>
-        <w:tblBorders>
-          <w:top w:val="single" w:sz="1" w:space="0" w:color="CCCCCC"/>
-          <w:left w:val="single" w:sz="1" w:space="0" w:color="CCCCCC"/>
-          <w:bottom w:val="single" w:sz="1" w:space="0" w:color="CCCCCC"/>
-          <w:right w:val="single" w:sz="1" w:space="0" w:color="CCCCCC"/>
-          <w:insideH w:val="single" w:sz="1" w:space="0" w:color="CCCCCC"/>
-          <w:insideV w:val="single" w:sz="1" w:space="0" w:color="CCCCCC"/>
-        </w:tblBorders>
       </w:tblPr>
       <w:tblGrid>
         <w:gridCol w:w="4200"/>
@@ -5787,7 +7070,7 @@
                 <w:sz w:val="20"/>
                 <w:szCs w:val="20"/>
               </w:rPr>
-              <w:t>TRUST_TO_UNTRUST</w:t>
+              <w:t>UNTRUST_TO_DMZ_WEB</w:t>
             </w:r>
           </w:p>
         </w:tc>
@@ -5847,7 +7130,7 @@
                 <w:sz w:val="20"/>
                 <w:szCs w:val="20"/>
               </w:rPr>
-              <w:t>trust</w:t>
+              <w:t>untrust</w:t>
             </w:r>
           </w:p>
         </w:tc>
@@ -5907,7 +7190,7 @@
                 <w:sz w:val="20"/>
                 <w:szCs w:val="20"/>
               </w:rPr>
-              <w:t>untrust</w:t>
+              <w:t>trust</w:t>
             </w:r>
           </w:p>
         </w:tc>
@@ -5939,7 +7222,7 @@
                 <w:sz w:val="20"/>
                 <w:szCs w:val="20"/>
               </w:rPr>
-              <w:t>源地址</w:t>
+              <w:t>目的地址</w:t>
             </w:r>
           </w:p>
         </w:tc>
@@ -5967,7 +7250,7 @@
                 <w:sz w:val="20"/>
                 <w:szCs w:val="20"/>
               </w:rPr>
-              <w:t>10.0.0.0 / 255.255.255.0</w:t>
+              <w:t>10.0.0.10</w:t>
             </w:r>
           </w:p>
         </w:tc>
@@ -6027,7 +7310,7 @@
                 <w:sz w:val="20"/>
                 <w:szCs w:val="20"/>
               </w:rPr>
-              <w:t>any（全部）</w:t>
+              <w:t>TCP 8080</w:t>
             </w:r>
           </w:p>
         </w:tc>
@@ -6101,19 +7384,6 @@
     <w:tbl>
       <w:tblPr>
         <w:tblW w:w="9360" w:type="dxa"/>
-        <w:tblBorders>
-          <w:top w:val="single" w:sz="4" w:space="0" w:color="auto"/>
-          <w:left w:val="single" w:sz="4" w:space="0" w:color="auto"/>
-          <w:bottom w:val="single" w:sz="4" w:space="0" w:color="auto"/>
-          <w:right w:val="single" w:sz="4" w:space="0" w:color="auto"/>
-          <w:insideH w:val="single" w:sz="4" w:space="0" w:color="auto"/>
-          <w:insideV w:val="single" w:sz="4" w:space="0" w:color="auto"/>
-        </w:tblBorders>
-        <w:tblCellMar>
-          <w:left w:w="10" w:type="dxa"/>
-          <w:right w:w="10" w:type="dxa"/>
-        </w:tblCellMar>
-        <w:tblLook w:val="04A0" w:firstRow="1" w:lastRow="0" w:firstColumn="1" w:lastColumn="0" w:noHBand="0" w:noVBand="1"/>
       </w:tblPr>
       <w:tblGrid>
         <w:gridCol w:w="9360"/>
@@ -6131,8 +7401,8 @@
             <w:shd w:val="clear" w:color="auto" w:fill="F0F5FF"/>
             <w:tcMar>
               <w:top w:w="240" w:type="dxa"/>
+              <w:bottom w:w="240" w:type="dxa"/>
               <w:left w:w="360" w:type="dxa"/>
-              <w:bottom w:w="240" w:type="dxa"/>
               <w:right w:w="360" w:type="dxa"/>
             </w:tcMar>
           </w:tcPr>
@@ -6149,7 +7419,6 @@
                 <w:sz w:val="20"/>
                 <w:szCs w:val="20"/>
               </w:rPr>
-              <w:lastRenderedPageBreak/>
               <w:t>[ 截图 ]</w:t>
             </w:r>
           </w:p>
@@ -6165,7 +7434,7 @@
                 <w:sz w:val="20"/>
                 <w:szCs w:val="20"/>
               </w:rPr>
-              <w:t>截图：TRUST_TO_UNTRUST 策略</w:t>
+              <w:t>截图：端口映射配套安全策略页面</w:t>
             </w:r>
           </w:p>
         </w:tc>
@@ -6181,13 +7450,8 @@
         <w:pStyle w:val="2"/>
       </w:pPr>
       <w:r>
-        <w:t>6.2 内网管理设备（Trust → Local）</w:t>
+        <w:t>8.3 验证端口映射</w:t>
       </w:r>
-    </w:p>
-    <w:p>
-      <w:pPr>
-        <w:spacing w:before="40" w:after="40"/>
-      </w:pPr>
     </w:p>
     <w:p>
       <w:pPr>
@@ -6200,477 +7464,30 @@
           <w:sz w:val="21"/>
           <w:szCs w:val="21"/>
         </w:rPr>
-        <w:t>入口：策略 → 安全策略 → 新建</w:t>
+        <w:t>入口：策略 → NAT 策略 → 服务器映射</w:t>
       </w:r>
+    </w:p>
+    <w:p>
+      <w:pPr>
+        <w:spacing w:before="40" w:after="40"/>
+      </w:pPr>
+      <w:r>
+        <w:rPr>
+          <w:rFonts w:eastAsia="微软雅黑"/>
+          <w:sz w:val="21"/>
+          <w:szCs w:val="21"/>
+        </w:rPr>
+        <w:t>确认映射规则处于「启用」状态；从外网访问 182.140.240.121:8080 验证可达。</w:t>
+      </w:r>
+    </w:p>
+    <w:p>
+      <w:pPr>
+        <w:spacing w:before="40" w:after="40"/>
+      </w:pPr>
     </w:p>
     <w:tbl>
       <w:tblPr>
         <w:tblW w:w="9360" w:type="dxa"/>
-        <w:tblBorders>
-          <w:top w:val="single" w:sz="1" w:space="0" w:color="CCCCCC"/>
-          <w:left w:val="single" w:sz="1" w:space="0" w:color="CCCCCC"/>
-          <w:bottom w:val="single" w:sz="1" w:space="0" w:color="CCCCCC"/>
-          <w:right w:val="single" w:sz="1" w:space="0" w:color="CCCCCC"/>
-          <w:insideH w:val="single" w:sz="1" w:space="0" w:color="CCCCCC"/>
-          <w:insideV w:val="single" w:sz="1" w:space="0" w:color="CCCCCC"/>
-        </w:tblBorders>
-      </w:tblPr>
-      <w:tblGrid>
-        <w:gridCol w:w="4200"/>
-        <w:gridCol w:w="5160"/>
-      </w:tblGrid>
-      <w:tr>
-        <w:tc>
-          <w:tcPr>
-            <w:tcW w:w="4200" w:type="dxa"/>
-            <w:tcBorders>
-              <w:top w:val="single" w:sz="1" w:space="0" w:color="1F497D"/>
-              <w:left w:val="single" w:sz="1" w:space="0" w:color="1F497D"/>
-              <w:bottom w:val="single" w:sz="1" w:space="0" w:color="1F497D"/>
-              <w:right w:val="single" w:sz="1" w:space="0" w:color="1F497D"/>
-            </w:tcBorders>
-            <w:shd w:val="clear" w:color="auto" w:fill="1F497D"/>
-            <w:tcMar>
-              <w:top w:w="80" w:type="dxa"/>
-              <w:bottom w:w="80" w:type="dxa"/>
-              <w:left w:w="120" w:type="dxa"/>
-              <w:right w:w="120" w:type="dxa"/>
-            </w:tcMar>
-          </w:tcPr>
-          <w:p>
-            <w:pPr>
-              <w:jc w:val="center"/>
-            </w:pPr>
-            <w:r>
-              <w:rPr>
-                <w:rFonts w:eastAsia="微软雅黑"/>
-                <w:b/>
-                <w:bCs/>
-                <w:color w:val="FFFFFF"/>
-                <w:sz w:val="20"/>
-                <w:szCs w:val="20"/>
-              </w:rPr>
-              <w:t>参数</w:t>
-            </w:r>
-          </w:p>
-        </w:tc>
-        <w:tc>
-          <w:tcPr>
-            <w:tcW w:w="5160" w:type="dxa"/>
-            <w:tcBorders>
-              <w:top w:val="single" w:sz="1" w:space="0" w:color="1F497D"/>
-              <w:left w:val="single" w:sz="1" w:space="0" w:color="1F497D"/>
-              <w:bottom w:val="single" w:sz="1" w:space="0" w:color="1F497D"/>
-              <w:right w:val="single" w:sz="1" w:space="0" w:color="1F497D"/>
-            </w:tcBorders>
-            <w:shd w:val="clear" w:color="auto" w:fill="1F497D"/>
-            <w:tcMar>
-              <w:top w:w="80" w:type="dxa"/>
-              <w:bottom w:w="80" w:type="dxa"/>
-              <w:left w:w="120" w:type="dxa"/>
-              <w:right w:w="120" w:type="dxa"/>
-            </w:tcMar>
-          </w:tcPr>
-          <w:p>
-            <w:pPr>
-              <w:jc w:val="center"/>
-            </w:pPr>
-            <w:r>
-              <w:rPr>
-                <w:rFonts w:eastAsia="微软雅黑"/>
-                <w:b/>
-                <w:bCs/>
-                <w:color w:val="FFFFFF"/>
-                <w:sz w:val="20"/>
-                <w:szCs w:val="20"/>
-              </w:rPr>
-              <w:t>填写值</w:t>
-            </w:r>
-          </w:p>
-        </w:tc>
-      </w:tr>
-      <w:tr>
-        <w:tc>
-          <w:tcPr>
-            <w:tcW w:w="4200" w:type="dxa"/>
-            <w:tcBorders>
-              <w:top w:val="single" w:sz="1" w:space="0" w:color="CCCCCC"/>
-              <w:left w:val="single" w:sz="1" w:space="0" w:color="CCCCCC"/>
-              <w:bottom w:val="single" w:sz="1" w:space="0" w:color="CCCCCC"/>
-              <w:right w:val="single" w:sz="1" w:space="0" w:color="CCCCCC"/>
-            </w:tcBorders>
-            <w:shd w:val="clear" w:color="auto" w:fill="DEEAF1"/>
-            <w:tcMar>
-              <w:top w:w="80" w:type="dxa"/>
-              <w:bottom w:w="80" w:type="dxa"/>
-              <w:left w:w="120" w:type="dxa"/>
-              <w:right w:w="120" w:type="dxa"/>
-            </w:tcMar>
-          </w:tcPr>
-          <w:p>
-            <w:r>
-              <w:rPr>
-                <w:rFonts w:eastAsia="微软雅黑"/>
-                <w:b/>
-                <w:bCs/>
-                <w:sz w:val="20"/>
-                <w:szCs w:val="20"/>
-              </w:rPr>
-              <w:t>名称</w:t>
-            </w:r>
-          </w:p>
-        </w:tc>
-        <w:tc>
-          <w:tcPr>
-            <w:tcW w:w="5160" w:type="dxa"/>
-            <w:tcBorders>
-              <w:top w:val="single" w:sz="1" w:space="0" w:color="CCCCCC"/>
-              <w:left w:val="single" w:sz="1" w:space="0" w:color="CCCCCC"/>
-              <w:bottom w:val="single" w:sz="1" w:space="0" w:color="CCCCCC"/>
-              <w:right w:val="single" w:sz="1" w:space="0" w:color="CCCCCC"/>
-            </w:tcBorders>
-            <w:shd w:val="clear" w:color="auto" w:fill="DEEAF1"/>
-            <w:tcMar>
-              <w:top w:w="80" w:type="dxa"/>
-              <w:bottom w:w="80" w:type="dxa"/>
-              <w:left w:w="120" w:type="dxa"/>
-              <w:right w:w="120" w:type="dxa"/>
-            </w:tcMar>
-          </w:tcPr>
-          <w:p>
-            <w:r>
-              <w:rPr>
-                <w:rFonts w:eastAsia="微软雅黑"/>
-                <w:sz w:val="20"/>
-                <w:szCs w:val="20"/>
-              </w:rPr>
-              <w:t>TRUST_TO_LOCAL</w:t>
-            </w:r>
-          </w:p>
-        </w:tc>
-      </w:tr>
-      <w:tr>
-        <w:tc>
-          <w:tcPr>
-            <w:tcW w:w="4200" w:type="dxa"/>
-            <w:tcBorders>
-              <w:top w:val="single" w:sz="1" w:space="0" w:color="CCCCCC"/>
-              <w:left w:val="single" w:sz="1" w:space="0" w:color="CCCCCC"/>
-              <w:bottom w:val="single" w:sz="1" w:space="0" w:color="CCCCCC"/>
-              <w:right w:val="single" w:sz="1" w:space="0" w:color="CCCCCC"/>
-            </w:tcBorders>
-            <w:shd w:val="clear" w:color="auto" w:fill="FFFFFF"/>
-            <w:tcMar>
-              <w:top w:w="80" w:type="dxa"/>
-              <w:bottom w:w="80" w:type="dxa"/>
-              <w:left w:w="120" w:type="dxa"/>
-              <w:right w:w="120" w:type="dxa"/>
-            </w:tcMar>
-          </w:tcPr>
-          <w:p>
-            <w:r>
-              <w:rPr>
-                <w:rFonts w:eastAsia="微软雅黑"/>
-                <w:b/>
-                <w:bCs/>
-                <w:sz w:val="20"/>
-                <w:szCs w:val="20"/>
-              </w:rPr>
-              <w:t>源安全域</w:t>
-            </w:r>
-          </w:p>
-        </w:tc>
-        <w:tc>
-          <w:tcPr>
-            <w:tcW w:w="5160" w:type="dxa"/>
-            <w:tcBorders>
-              <w:top w:val="single" w:sz="1" w:space="0" w:color="CCCCCC"/>
-              <w:left w:val="single" w:sz="1" w:space="0" w:color="CCCCCC"/>
-              <w:bottom w:val="single" w:sz="1" w:space="0" w:color="CCCCCC"/>
-              <w:right w:val="single" w:sz="1" w:space="0" w:color="CCCCCC"/>
-            </w:tcBorders>
-            <w:shd w:val="clear" w:color="auto" w:fill="FFFFFF"/>
-            <w:tcMar>
-              <w:top w:w="80" w:type="dxa"/>
-              <w:bottom w:w="80" w:type="dxa"/>
-              <w:left w:w="120" w:type="dxa"/>
-              <w:right w:w="120" w:type="dxa"/>
-            </w:tcMar>
-          </w:tcPr>
-          <w:p>
-            <w:r>
-              <w:rPr>
-                <w:rFonts w:eastAsia="微软雅黑"/>
-                <w:sz w:val="20"/>
-                <w:szCs w:val="20"/>
-              </w:rPr>
-              <w:t>trust</w:t>
-            </w:r>
-          </w:p>
-        </w:tc>
-      </w:tr>
-      <w:tr>
-        <w:tc>
-          <w:tcPr>
-            <w:tcW w:w="4200" w:type="dxa"/>
-            <w:tcBorders>
-              <w:top w:val="single" w:sz="1" w:space="0" w:color="CCCCCC"/>
-              <w:left w:val="single" w:sz="1" w:space="0" w:color="CCCCCC"/>
-              <w:bottom w:val="single" w:sz="1" w:space="0" w:color="CCCCCC"/>
-              <w:right w:val="single" w:sz="1" w:space="0" w:color="CCCCCC"/>
-            </w:tcBorders>
-            <w:shd w:val="clear" w:color="auto" w:fill="DEEAF1"/>
-            <w:tcMar>
-              <w:top w:w="80" w:type="dxa"/>
-              <w:bottom w:w="80" w:type="dxa"/>
-              <w:left w:w="120" w:type="dxa"/>
-              <w:right w:w="120" w:type="dxa"/>
-            </w:tcMar>
-          </w:tcPr>
-          <w:p>
-            <w:r>
-              <w:rPr>
-                <w:rFonts w:eastAsia="微软雅黑"/>
-                <w:b/>
-                <w:bCs/>
-                <w:sz w:val="20"/>
-                <w:szCs w:val="20"/>
-              </w:rPr>
-              <w:t>目的安全域</w:t>
-            </w:r>
-          </w:p>
-        </w:tc>
-        <w:tc>
-          <w:tcPr>
-            <w:tcW w:w="5160" w:type="dxa"/>
-            <w:tcBorders>
-              <w:top w:val="single" w:sz="1" w:space="0" w:color="CCCCCC"/>
-              <w:left w:val="single" w:sz="1" w:space="0" w:color="CCCCCC"/>
-              <w:bottom w:val="single" w:sz="1" w:space="0" w:color="CCCCCC"/>
-              <w:right w:val="single" w:sz="1" w:space="0" w:color="CCCCCC"/>
-            </w:tcBorders>
-            <w:shd w:val="clear" w:color="auto" w:fill="DEEAF1"/>
-            <w:tcMar>
-              <w:top w:w="80" w:type="dxa"/>
-              <w:bottom w:w="80" w:type="dxa"/>
-              <w:left w:w="120" w:type="dxa"/>
-              <w:right w:w="120" w:type="dxa"/>
-            </w:tcMar>
-          </w:tcPr>
-          <w:p>
-            <w:r>
-              <w:rPr>
-                <w:rFonts w:eastAsia="微软雅黑"/>
-                <w:sz w:val="20"/>
-                <w:szCs w:val="20"/>
-              </w:rPr>
-              <w:t>local</w:t>
-            </w:r>
-          </w:p>
-        </w:tc>
-      </w:tr>
-      <w:tr>
-        <w:tc>
-          <w:tcPr>
-            <w:tcW w:w="4200" w:type="dxa"/>
-            <w:tcBorders>
-              <w:top w:val="single" w:sz="1" w:space="0" w:color="CCCCCC"/>
-              <w:left w:val="single" w:sz="1" w:space="0" w:color="CCCCCC"/>
-              <w:bottom w:val="single" w:sz="1" w:space="0" w:color="CCCCCC"/>
-              <w:right w:val="single" w:sz="1" w:space="0" w:color="CCCCCC"/>
-            </w:tcBorders>
-            <w:shd w:val="clear" w:color="auto" w:fill="FFFFFF"/>
-            <w:tcMar>
-              <w:top w:w="80" w:type="dxa"/>
-              <w:bottom w:w="80" w:type="dxa"/>
-              <w:left w:w="120" w:type="dxa"/>
-              <w:right w:w="120" w:type="dxa"/>
-            </w:tcMar>
-          </w:tcPr>
-          <w:p>
-            <w:r>
-              <w:rPr>
-                <w:rFonts w:eastAsia="微软雅黑"/>
-                <w:b/>
-                <w:bCs/>
-                <w:sz w:val="20"/>
-                <w:szCs w:val="20"/>
-              </w:rPr>
-              <w:t>源地址</w:t>
-            </w:r>
-          </w:p>
-        </w:tc>
-        <w:tc>
-          <w:tcPr>
-            <w:tcW w:w="5160" w:type="dxa"/>
-            <w:tcBorders>
-              <w:top w:val="single" w:sz="1" w:space="0" w:color="CCCCCC"/>
-              <w:left w:val="single" w:sz="1" w:space="0" w:color="CCCCCC"/>
-              <w:bottom w:val="single" w:sz="1" w:space="0" w:color="CCCCCC"/>
-              <w:right w:val="single" w:sz="1" w:space="0" w:color="CCCCCC"/>
-            </w:tcBorders>
-            <w:shd w:val="clear" w:color="auto" w:fill="FFFFFF"/>
-            <w:tcMar>
-              <w:top w:w="80" w:type="dxa"/>
-              <w:bottom w:w="80" w:type="dxa"/>
-              <w:left w:w="120" w:type="dxa"/>
-              <w:right w:w="120" w:type="dxa"/>
-            </w:tcMar>
-          </w:tcPr>
-          <w:p>
-            <w:r>
-              <w:rPr>
-                <w:rFonts w:eastAsia="微软雅黑"/>
-                <w:sz w:val="20"/>
-                <w:szCs w:val="20"/>
-              </w:rPr>
-              <w:t>10.0.0.0 / 255.255.255.0</w:t>
-            </w:r>
-          </w:p>
-        </w:tc>
-      </w:tr>
-      <w:tr>
-        <w:tc>
-          <w:tcPr>
-            <w:tcW w:w="4200" w:type="dxa"/>
-            <w:tcBorders>
-              <w:top w:val="single" w:sz="1" w:space="0" w:color="CCCCCC"/>
-              <w:left w:val="single" w:sz="1" w:space="0" w:color="CCCCCC"/>
-              <w:bottom w:val="single" w:sz="1" w:space="0" w:color="CCCCCC"/>
-              <w:right w:val="single" w:sz="1" w:space="0" w:color="CCCCCC"/>
-            </w:tcBorders>
-            <w:shd w:val="clear" w:color="auto" w:fill="DEEAF1"/>
-            <w:tcMar>
-              <w:top w:w="80" w:type="dxa"/>
-              <w:bottom w:w="80" w:type="dxa"/>
-              <w:left w:w="120" w:type="dxa"/>
-              <w:right w:w="120" w:type="dxa"/>
-            </w:tcMar>
-          </w:tcPr>
-          <w:p>
-            <w:r>
-              <w:rPr>
-                <w:rFonts w:eastAsia="微软雅黑"/>
-                <w:b/>
-                <w:bCs/>
-                <w:sz w:val="20"/>
-                <w:szCs w:val="20"/>
-              </w:rPr>
-              <w:t>服务</w:t>
-            </w:r>
-          </w:p>
-        </w:tc>
-        <w:tc>
-          <w:tcPr>
-            <w:tcW w:w="5160" w:type="dxa"/>
-            <w:tcBorders>
-              <w:top w:val="single" w:sz="1" w:space="0" w:color="CCCCCC"/>
-              <w:left w:val="single" w:sz="1" w:space="0" w:color="CCCCCC"/>
-              <w:bottom w:val="single" w:sz="1" w:space="0" w:color="CCCCCC"/>
-              <w:right w:val="single" w:sz="1" w:space="0" w:color="CCCCCC"/>
-            </w:tcBorders>
-            <w:shd w:val="clear" w:color="auto" w:fill="DEEAF1"/>
-            <w:tcMar>
-              <w:top w:w="80" w:type="dxa"/>
-              <w:bottom w:w="80" w:type="dxa"/>
-              <w:left w:w="120" w:type="dxa"/>
-              <w:right w:w="120" w:type="dxa"/>
-            </w:tcMar>
-          </w:tcPr>
-          <w:p>
-            <w:r>
-              <w:rPr>
-                <w:rFonts w:eastAsia="微软雅黑"/>
-                <w:sz w:val="20"/>
-                <w:szCs w:val="20"/>
-              </w:rPr>
-              <w:t>HTTPS、SSH、ICMP</w:t>
-            </w:r>
-          </w:p>
-        </w:tc>
-      </w:tr>
-      <w:tr>
-        <w:tc>
-          <w:tcPr>
-            <w:tcW w:w="4200" w:type="dxa"/>
-            <w:tcBorders>
-              <w:top w:val="single" w:sz="1" w:space="0" w:color="CCCCCC"/>
-              <w:left w:val="single" w:sz="1" w:space="0" w:color="CCCCCC"/>
-              <w:bottom w:val="single" w:sz="1" w:space="0" w:color="CCCCCC"/>
-              <w:right w:val="single" w:sz="1" w:space="0" w:color="CCCCCC"/>
-            </w:tcBorders>
-            <w:shd w:val="clear" w:color="auto" w:fill="FFFFFF"/>
-            <w:tcMar>
-              <w:top w:w="80" w:type="dxa"/>
-              <w:bottom w:w="80" w:type="dxa"/>
-              <w:left w:w="120" w:type="dxa"/>
-              <w:right w:w="120" w:type="dxa"/>
-            </w:tcMar>
-          </w:tcPr>
-          <w:p>
-            <w:r>
-              <w:rPr>
-                <w:rFonts w:eastAsia="微软雅黑"/>
-                <w:b/>
-                <w:bCs/>
-                <w:sz w:val="20"/>
-                <w:szCs w:val="20"/>
-              </w:rPr>
-              <w:t>动作</w:t>
-            </w:r>
-          </w:p>
-        </w:tc>
-        <w:tc>
-          <w:tcPr>
-            <w:tcW w:w="5160" w:type="dxa"/>
-            <w:tcBorders>
-              <w:top w:val="single" w:sz="1" w:space="0" w:color="CCCCCC"/>
-              <w:left w:val="single" w:sz="1" w:space="0" w:color="CCCCCC"/>
-              <w:bottom w:val="single" w:sz="1" w:space="0" w:color="CCCCCC"/>
-              <w:right w:val="single" w:sz="1" w:space="0" w:color="CCCCCC"/>
-            </w:tcBorders>
-            <w:shd w:val="clear" w:color="auto" w:fill="FFFFFF"/>
-            <w:tcMar>
-              <w:top w:w="80" w:type="dxa"/>
-              <w:bottom w:w="80" w:type="dxa"/>
-              <w:left w:w="120" w:type="dxa"/>
-              <w:right w:w="120" w:type="dxa"/>
-            </w:tcMar>
-          </w:tcPr>
-          <w:p>
-            <w:r>
-              <w:rPr>
-                <w:rFonts w:eastAsia="微软雅黑"/>
-                <w:sz w:val="20"/>
-                <w:szCs w:val="20"/>
-              </w:rPr>
-              <w:t>允许</w:t>
-            </w:r>
-          </w:p>
-        </w:tc>
-      </w:tr>
-    </w:tbl>
-    <w:p>
-      <w:pPr>
-        <w:spacing w:before="40" w:after="40"/>
-      </w:pPr>
-    </w:p>
-    <w:tbl>
-      <w:tblPr>
-        <w:tblW w:w="9360" w:type="dxa"/>
-        <w:tblBorders>
-          <w:top w:val="single" w:sz="4" w:space="0" w:color="auto"/>
-          <w:left w:val="single" w:sz="4" w:space="0" w:color="auto"/>
-          <w:bottom w:val="single" w:sz="4" w:space="0" w:color="auto"/>
-          <w:right w:val="single" w:sz="4" w:space="0" w:color="auto"/>
-          <w:insideH w:val="single" w:sz="4" w:space="0" w:color="auto"/>
-          <w:insideV w:val="single" w:sz="4" w:space="0" w:color="auto"/>
-        </w:tblBorders>
-        <w:tblCellMar>
-          <w:left w:w="10" w:type="dxa"/>
-          <w:right w:w="10" w:type="dxa"/>
-        </w:tblCellMar>
-        <w:tblLook w:val="04A0" w:firstRow="1" w:lastRow="0" w:firstColumn="1" w:lastColumn="0" w:noHBand="0" w:noVBand="1"/>
       </w:tblPr>
       <w:tblGrid>
         <w:gridCol w:w="9360"/>
@@ -6688,8 +7505,8 @@
             <w:shd w:val="clear" w:color="auto" w:fill="F0F5FF"/>
             <w:tcMar>
               <w:top w:w="240" w:type="dxa"/>
+              <w:bottom w:w="240" w:type="dxa"/>
               <w:left w:w="360" w:type="dxa"/>
-              <w:bottom w:w="240" w:type="dxa"/>
               <w:right w:w="360" w:type="dxa"/>
             </w:tcMar>
           </w:tcPr>
@@ -6721,7 +7538,7 @@
                 <w:sz w:val="20"/>
                 <w:szCs w:val="20"/>
               </w:rPr>
-              <w:t>截图：TRUST_TO_LOCAL 策略</w:t>
+              <w:t>截图：服务器映射列表，规则启用状态</w:t>
             </w:r>
           </w:p>
         </w:tc>
@@ -6734,16 +7551,37 @@
     </w:p>
     <w:p>
       <w:pPr>
+        <w:pStyle w:val="1"/>
+      </w:pPr>
+      <w:r>
+        <w:t>九、智能选路配置（主备切换）</w:t>
+      </w:r>
+    </w:p>
+    <w:p>
+      <w:pPr>
+        <w:spacing w:before="60" w:after="60"/>
+      </w:pPr>
+      <w:r>
+        <w:rPr>
+          <w:rFonts w:eastAsia="微软雅黑"/>
+          <w:sz w:val="22"/>
+          <w:szCs w:val="22"/>
+        </w:rPr>
+        <w:t>通过链路健康检测，当主链路（XGE0/0/0 西信）故障时自动切换到备链路（GE0/0/2 极云2），恢复后自动切回。</w:t>
+      </w:r>
+    </w:p>
+    <w:p>
+      <w:pPr>
+        <w:spacing w:before="40" w:after="40"/>
+      </w:pPr>
+    </w:p>
+    <w:p>
+      <w:pPr>
         <w:pStyle w:val="2"/>
       </w:pPr>
       <w:r>
-        <w:t>6.3 验证安全策略</w:t>
+        <w:t>9.1 配置链路健康检测</w:t>
       </w:r>
-    </w:p>
-    <w:p>
-      <w:pPr>
-        <w:spacing w:before="40" w:after="40"/>
-      </w:pPr>
     </w:p>
     <w:p>
       <w:pPr>
@@ -6756,12 +7594,12 @@
           <w:sz w:val="21"/>
           <w:szCs w:val="21"/>
         </w:rPr>
-        <w:t>入口：策略 → 安全策略</w:t>
+        <w:t>入口：网络 → 智能选路 → 链路健康检测 → 新建</w:t>
       </w:r>
     </w:p>
     <w:p>
       <w:pPr>
-        <w:spacing w:before="40" w:after="40"/>
+        <w:spacing w:before="40" w:after="30"/>
       </w:pPr>
       <w:r>
         <w:rPr>
@@ -6769,30 +7607,516 @@
           <w:sz w:val="21"/>
           <w:szCs w:val="21"/>
         </w:rPr>
-        <w:t>确认 TRUST_TO_UNTRUST 和 TRUST_TO_LOCAL 两条规则均处于「启用」状态，命中计数随流量增加。</w:t>
+        <w:t>分别为两条出口链路创建检测实例：</w:t>
       </w:r>
-    </w:p>
-    <w:p>
-      <w:pPr>
-        <w:spacing w:before="40" w:after="40"/>
-      </w:pPr>
     </w:p>
     <w:tbl>
       <w:tblPr>
         <w:tblW w:w="9360" w:type="dxa"/>
-        <w:tblBorders>
-          <w:top w:val="single" w:sz="4" w:space="0" w:color="auto"/>
-          <w:left w:val="single" w:sz="4" w:space="0" w:color="auto"/>
-          <w:bottom w:val="single" w:sz="4" w:space="0" w:color="auto"/>
-          <w:right w:val="single" w:sz="4" w:space="0" w:color="auto"/>
-          <w:insideH w:val="single" w:sz="4" w:space="0" w:color="auto"/>
-          <w:insideV w:val="single" w:sz="4" w:space="0" w:color="auto"/>
-        </w:tblBorders>
-        <w:tblCellMar>
-          <w:left w:w="10" w:type="dxa"/>
-          <w:right w:w="10" w:type="dxa"/>
-        </w:tblCellMar>
-        <w:tblLook w:val="04A0" w:firstRow="1" w:lastRow="0" w:firstColumn="1" w:lastColumn="0" w:noHBand="0" w:noVBand="1"/>
+      </w:tblPr>
+      <w:tblGrid>
+        <w:gridCol w:w="4200"/>
+        <w:gridCol w:w="5160"/>
+      </w:tblGrid>
+      <w:tr>
+        <w:tc>
+          <w:tcPr>
+            <w:tcW w:w="4200" w:type="dxa"/>
+            <w:tcBorders>
+              <w:top w:val="single" w:sz="1" w:space="0" w:color="1F497D"/>
+              <w:left w:val="single" w:sz="1" w:space="0" w:color="1F497D"/>
+              <w:bottom w:val="single" w:sz="1" w:space="0" w:color="1F497D"/>
+              <w:right w:val="single" w:sz="1" w:space="0" w:color="1F497D"/>
+            </w:tcBorders>
+            <w:shd w:val="clear" w:color="auto" w:fill="1F497D"/>
+            <w:tcMar>
+              <w:top w:w="80" w:type="dxa"/>
+              <w:bottom w:w="80" w:type="dxa"/>
+              <w:left w:w="120" w:type="dxa"/>
+              <w:right w:w="120" w:type="dxa"/>
+            </w:tcMar>
+          </w:tcPr>
+          <w:p>
+            <w:pPr>
+              <w:jc w:val="center"/>
+            </w:pPr>
+            <w:r>
+              <w:rPr>
+                <w:rFonts w:eastAsia="微软雅黑"/>
+                <w:b/>
+                <w:bCs/>
+                <w:color w:val="FFFFFF"/>
+                <w:sz w:val="20"/>
+                <w:szCs w:val="20"/>
+              </w:rPr>
+              <w:t>参数</w:t>
+            </w:r>
+          </w:p>
+        </w:tc>
+        <w:tc>
+          <w:tcPr>
+            <w:tcW w:w="5160" w:type="dxa"/>
+            <w:tcBorders>
+              <w:top w:val="single" w:sz="1" w:space="0" w:color="1F497D"/>
+              <w:left w:val="single" w:sz="1" w:space="0" w:color="1F497D"/>
+              <w:bottom w:val="single" w:sz="1" w:space="0" w:color="1F497D"/>
+              <w:right w:val="single" w:sz="1" w:space="0" w:color="1F497D"/>
+            </w:tcBorders>
+            <w:shd w:val="clear" w:color="auto" w:fill="1F497D"/>
+            <w:tcMar>
+              <w:top w:w="80" w:type="dxa"/>
+              <w:bottom w:w="80" w:type="dxa"/>
+              <w:left w:w="120" w:type="dxa"/>
+              <w:right w:w="120" w:type="dxa"/>
+            </w:tcMar>
+          </w:tcPr>
+          <w:p>
+            <w:pPr>
+              <w:jc w:val="center"/>
+            </w:pPr>
+            <w:r>
+              <w:rPr>
+                <w:rFonts w:eastAsia="微软雅黑"/>
+                <w:b/>
+                <w:bCs/>
+                <w:color w:val="FFFFFF"/>
+                <w:sz w:val="20"/>
+                <w:szCs w:val="20"/>
+              </w:rPr>
+              <w:t>填写值</w:t>
+            </w:r>
+          </w:p>
+        </w:tc>
+      </w:tr>
+      <w:tr>
+        <w:tc>
+          <w:tcPr>
+            <w:tcW w:w="4200" w:type="dxa"/>
+            <w:tcBorders>
+              <w:top w:val="single" w:sz="1" w:space="0" w:color="CCCCCC"/>
+              <w:left w:val="single" w:sz="1" w:space="0" w:color="CCCCCC"/>
+              <w:bottom w:val="single" w:sz="1" w:space="0" w:color="CCCCCC"/>
+              <w:right w:val="single" w:sz="1" w:space="0" w:color="CCCCCC"/>
+            </w:tcBorders>
+            <w:shd w:val="clear" w:color="auto" w:fill="DEEAF1"/>
+            <w:tcMar>
+              <w:top w:w="80" w:type="dxa"/>
+              <w:bottom w:w="80" w:type="dxa"/>
+              <w:left w:w="120" w:type="dxa"/>
+              <w:right w:w="120" w:type="dxa"/>
+            </w:tcMar>
+          </w:tcPr>
+          <w:p>
+            <w:r>
+              <w:rPr>
+                <w:rFonts w:eastAsia="微软雅黑"/>
+                <w:b/>
+                <w:bCs/>
+                <w:sz w:val="20"/>
+                <w:szCs w:val="20"/>
+              </w:rPr>
+              <w:t>检测名称</w:t>
+            </w:r>
+          </w:p>
+        </w:tc>
+        <w:tc>
+          <w:tcPr>
+            <w:tcW w:w="5160" w:type="dxa"/>
+            <w:tcBorders>
+              <w:top w:val="single" w:sz="1" w:space="0" w:color="CCCCCC"/>
+              <w:left w:val="single" w:sz="1" w:space="0" w:color="CCCCCC"/>
+              <w:bottom w:val="single" w:sz="1" w:space="0" w:color="CCCCCC"/>
+              <w:right w:val="single" w:sz="1" w:space="0" w:color="CCCCCC"/>
+            </w:tcBorders>
+            <w:shd w:val="clear" w:color="auto" w:fill="DEEAF1"/>
+            <w:tcMar>
+              <w:top w:w="80" w:type="dxa"/>
+              <w:bottom w:w="80" w:type="dxa"/>
+              <w:left w:w="120" w:type="dxa"/>
+              <w:right w:w="120" w:type="dxa"/>
+            </w:tcMar>
+          </w:tcPr>
+          <w:p>
+            <w:r>
+              <w:rPr>
+                <w:rFonts w:eastAsia="微软雅黑"/>
+                <w:sz w:val="20"/>
+                <w:szCs w:val="20"/>
+              </w:rPr>
+              <w:t>CHECK_XSX</w:t>
+            </w:r>
+          </w:p>
+        </w:tc>
+      </w:tr>
+      <w:tr>
+        <w:tc>
+          <w:tcPr>
+            <w:tcW w:w="4200" w:type="dxa"/>
+            <w:tcBorders>
+              <w:top w:val="single" w:sz="1" w:space="0" w:color="CCCCCC"/>
+              <w:left w:val="single" w:sz="1" w:space="0" w:color="CCCCCC"/>
+              <w:bottom w:val="single" w:sz="1" w:space="0" w:color="CCCCCC"/>
+              <w:right w:val="single" w:sz="1" w:space="0" w:color="CCCCCC"/>
+            </w:tcBorders>
+            <w:shd w:val="clear" w:color="auto" w:fill="FFFFFF"/>
+            <w:tcMar>
+              <w:top w:w="80" w:type="dxa"/>
+              <w:bottom w:w="80" w:type="dxa"/>
+              <w:left w:w="120" w:type="dxa"/>
+              <w:right w:w="120" w:type="dxa"/>
+            </w:tcMar>
+          </w:tcPr>
+          <w:p>
+            <w:r>
+              <w:rPr>
+                <w:rFonts w:eastAsia="微软雅黑"/>
+                <w:b/>
+                <w:bCs/>
+                <w:sz w:val="20"/>
+                <w:szCs w:val="20"/>
+              </w:rPr>
+              <w:t>检测接口</w:t>
+            </w:r>
+          </w:p>
+        </w:tc>
+        <w:tc>
+          <w:tcPr>
+            <w:tcW w:w="5160" w:type="dxa"/>
+            <w:tcBorders>
+              <w:top w:val="single" w:sz="1" w:space="0" w:color="CCCCCC"/>
+              <w:left w:val="single" w:sz="1" w:space="0" w:color="CCCCCC"/>
+              <w:bottom w:val="single" w:sz="1" w:space="0" w:color="CCCCCC"/>
+              <w:right w:val="single" w:sz="1" w:space="0" w:color="CCCCCC"/>
+            </w:tcBorders>
+            <w:shd w:val="clear" w:color="auto" w:fill="FFFFFF"/>
+            <w:tcMar>
+              <w:top w:w="80" w:type="dxa"/>
+              <w:bottom w:w="80" w:type="dxa"/>
+              <w:left w:w="120" w:type="dxa"/>
+              <w:right w:w="120" w:type="dxa"/>
+            </w:tcMar>
+          </w:tcPr>
+          <w:p>
+            <w:r>
+              <w:rPr>
+                <w:rFonts w:eastAsia="微软雅黑"/>
+                <w:sz w:val="20"/>
+                <w:szCs w:val="20"/>
+              </w:rPr>
+              <w:t>XGE0/0/0</w:t>
+            </w:r>
+          </w:p>
+        </w:tc>
+      </w:tr>
+      <w:tr>
+        <w:tc>
+          <w:tcPr>
+            <w:tcW w:w="4200" w:type="dxa"/>
+            <w:tcBorders>
+              <w:top w:val="single" w:sz="1" w:space="0" w:color="CCCCCC"/>
+              <w:left w:val="single" w:sz="1" w:space="0" w:color="CCCCCC"/>
+              <w:bottom w:val="single" w:sz="1" w:space="0" w:color="CCCCCC"/>
+              <w:right w:val="single" w:sz="1" w:space="0" w:color="CCCCCC"/>
+            </w:tcBorders>
+            <w:shd w:val="clear" w:color="auto" w:fill="DEEAF1"/>
+            <w:tcMar>
+              <w:top w:w="80" w:type="dxa"/>
+              <w:bottom w:w="80" w:type="dxa"/>
+              <w:left w:w="120" w:type="dxa"/>
+              <w:right w:w="120" w:type="dxa"/>
+            </w:tcMar>
+          </w:tcPr>
+          <w:p>
+            <w:r>
+              <w:rPr>
+                <w:rFonts w:eastAsia="微软雅黑"/>
+                <w:b/>
+                <w:bCs/>
+                <w:sz w:val="20"/>
+                <w:szCs w:val="20"/>
+              </w:rPr>
+              <w:t>检测方式</w:t>
+            </w:r>
+          </w:p>
+        </w:tc>
+        <w:tc>
+          <w:tcPr>
+            <w:tcW w:w="5160" w:type="dxa"/>
+            <w:tcBorders>
+              <w:top w:val="single" w:sz="1" w:space="0" w:color="CCCCCC"/>
+              <w:left w:val="single" w:sz="1" w:space="0" w:color="CCCCCC"/>
+              <w:bottom w:val="single" w:sz="1" w:space="0" w:color="CCCCCC"/>
+              <w:right w:val="single" w:sz="1" w:space="0" w:color="CCCCCC"/>
+            </w:tcBorders>
+            <w:shd w:val="clear" w:color="auto" w:fill="DEEAF1"/>
+            <w:tcMar>
+              <w:top w:w="80" w:type="dxa"/>
+              <w:bottom w:w="80" w:type="dxa"/>
+              <w:left w:w="120" w:type="dxa"/>
+              <w:right w:w="120" w:type="dxa"/>
+            </w:tcMar>
+          </w:tcPr>
+          <w:p>
+            <w:r>
+              <w:rPr>
+                <w:rFonts w:eastAsia="微软雅黑"/>
+                <w:sz w:val="20"/>
+                <w:szCs w:val="20"/>
+              </w:rPr>
+              <w:t>ICMP Ping</w:t>
+            </w:r>
+          </w:p>
+        </w:tc>
+      </w:tr>
+      <w:tr>
+        <w:tc>
+          <w:tcPr>
+            <w:tcW w:w="4200" w:type="dxa"/>
+            <w:tcBorders>
+              <w:top w:val="single" w:sz="1" w:space="0" w:color="CCCCCC"/>
+              <w:left w:val="single" w:sz="1" w:space="0" w:color="CCCCCC"/>
+              <w:bottom w:val="single" w:sz="1" w:space="0" w:color="CCCCCC"/>
+              <w:right w:val="single" w:sz="1" w:space="0" w:color="CCCCCC"/>
+            </w:tcBorders>
+            <w:shd w:val="clear" w:color="auto" w:fill="FFFFFF"/>
+            <w:tcMar>
+              <w:top w:w="80" w:type="dxa"/>
+              <w:bottom w:w="80" w:type="dxa"/>
+              <w:left w:w="120" w:type="dxa"/>
+              <w:right w:w="120" w:type="dxa"/>
+            </w:tcMar>
+          </w:tcPr>
+          <w:p>
+            <w:r>
+              <w:rPr>
+                <w:rFonts w:eastAsia="微软雅黑"/>
+                <w:b/>
+                <w:bCs/>
+                <w:sz w:val="20"/>
+                <w:szCs w:val="20"/>
+              </w:rPr>
+              <w:t>目标地址</w:t>
+            </w:r>
+          </w:p>
+        </w:tc>
+        <w:tc>
+          <w:tcPr>
+            <w:tcW w:w="5160" w:type="dxa"/>
+            <w:tcBorders>
+              <w:top w:val="single" w:sz="1" w:space="0" w:color="CCCCCC"/>
+              <w:left w:val="single" w:sz="1" w:space="0" w:color="CCCCCC"/>
+              <w:bottom w:val="single" w:sz="1" w:space="0" w:color="CCCCCC"/>
+              <w:right w:val="single" w:sz="1" w:space="0" w:color="CCCCCC"/>
+            </w:tcBorders>
+            <w:shd w:val="clear" w:color="auto" w:fill="FFFFFF"/>
+            <w:tcMar>
+              <w:top w:w="80" w:type="dxa"/>
+              <w:bottom w:w="80" w:type="dxa"/>
+              <w:left w:w="120" w:type="dxa"/>
+              <w:right w:w="120" w:type="dxa"/>
+            </w:tcMar>
+          </w:tcPr>
+          <w:p>
+            <w:r>
+              <w:rPr>
+                <w:rFonts w:eastAsia="微软雅黑"/>
+                <w:sz w:val="20"/>
+                <w:szCs w:val="20"/>
+              </w:rPr>
+              <w:t>182.140.240.1（西信网关）</w:t>
+            </w:r>
+          </w:p>
+        </w:tc>
+      </w:tr>
+      <w:tr>
+        <w:tc>
+          <w:tcPr>
+            <w:tcW w:w="4200" w:type="dxa"/>
+            <w:tcBorders>
+              <w:top w:val="single" w:sz="1" w:space="0" w:color="CCCCCC"/>
+              <w:left w:val="single" w:sz="1" w:space="0" w:color="CCCCCC"/>
+              <w:bottom w:val="single" w:sz="1" w:space="0" w:color="CCCCCC"/>
+              <w:right w:val="single" w:sz="1" w:space="0" w:color="CCCCCC"/>
+            </w:tcBorders>
+            <w:shd w:val="clear" w:color="auto" w:fill="DEEAF1"/>
+            <w:tcMar>
+              <w:top w:w="80" w:type="dxa"/>
+              <w:bottom w:w="80" w:type="dxa"/>
+              <w:left w:w="120" w:type="dxa"/>
+              <w:right w:w="120" w:type="dxa"/>
+            </w:tcMar>
+          </w:tcPr>
+          <w:p>
+            <w:r>
+              <w:rPr>
+                <w:rFonts w:eastAsia="微软雅黑"/>
+                <w:b/>
+                <w:bCs/>
+                <w:sz w:val="20"/>
+                <w:szCs w:val="20"/>
+              </w:rPr>
+              <w:t>检测间隔</w:t>
+            </w:r>
+          </w:p>
+        </w:tc>
+        <w:tc>
+          <w:tcPr>
+            <w:tcW w:w="5160" w:type="dxa"/>
+            <w:tcBorders>
+              <w:top w:val="single" w:sz="1" w:space="0" w:color="CCCCCC"/>
+              <w:left w:val="single" w:sz="1" w:space="0" w:color="CCCCCC"/>
+              <w:bottom w:val="single" w:sz="1" w:space="0" w:color="CCCCCC"/>
+              <w:right w:val="single" w:sz="1" w:space="0" w:color="CCCCCC"/>
+            </w:tcBorders>
+            <w:shd w:val="clear" w:color="auto" w:fill="DEEAF1"/>
+            <w:tcMar>
+              <w:top w:w="80" w:type="dxa"/>
+              <w:bottom w:w="80" w:type="dxa"/>
+              <w:left w:w="120" w:type="dxa"/>
+              <w:right w:w="120" w:type="dxa"/>
+            </w:tcMar>
+          </w:tcPr>
+          <w:p>
+            <w:r>
+              <w:rPr>
+                <w:rFonts w:eastAsia="微软雅黑"/>
+                <w:sz w:val="20"/>
+                <w:szCs w:val="20"/>
+              </w:rPr>
+              <w:t>10 秒</w:t>
+            </w:r>
+          </w:p>
+        </w:tc>
+      </w:tr>
+      <w:tr>
+        <w:tc>
+          <w:tcPr>
+            <w:tcW w:w="4200" w:type="dxa"/>
+            <w:tcBorders>
+              <w:top w:val="single" w:sz="1" w:space="0" w:color="CCCCCC"/>
+              <w:left w:val="single" w:sz="1" w:space="0" w:color="CCCCCC"/>
+              <w:bottom w:val="single" w:sz="1" w:space="0" w:color="CCCCCC"/>
+              <w:right w:val="single" w:sz="1" w:space="0" w:color="CCCCCC"/>
+            </w:tcBorders>
+            <w:shd w:val="clear" w:color="auto" w:fill="FFFFFF"/>
+            <w:tcMar>
+              <w:top w:w="80" w:type="dxa"/>
+              <w:bottom w:w="80" w:type="dxa"/>
+              <w:left w:w="120" w:type="dxa"/>
+              <w:right w:w="120" w:type="dxa"/>
+            </w:tcMar>
+          </w:tcPr>
+          <w:p>
+            <w:r>
+              <w:rPr>
+                <w:rFonts w:eastAsia="微软雅黑"/>
+                <w:b/>
+                <w:bCs/>
+                <w:sz w:val="20"/>
+                <w:szCs w:val="20"/>
+              </w:rPr>
+              <w:t>失败阈值</w:t>
+            </w:r>
+          </w:p>
+        </w:tc>
+        <w:tc>
+          <w:tcPr>
+            <w:tcW w:w="5160" w:type="dxa"/>
+            <w:tcBorders>
+              <w:top w:val="single" w:sz="1" w:space="0" w:color="CCCCCC"/>
+              <w:left w:val="single" w:sz="1" w:space="0" w:color="CCCCCC"/>
+              <w:bottom w:val="single" w:sz="1" w:space="0" w:color="CCCCCC"/>
+              <w:right w:val="single" w:sz="1" w:space="0" w:color="CCCCCC"/>
+            </w:tcBorders>
+            <w:shd w:val="clear" w:color="auto" w:fill="FFFFFF"/>
+            <w:tcMar>
+              <w:top w:w="80" w:type="dxa"/>
+              <w:bottom w:w="80" w:type="dxa"/>
+              <w:left w:w="120" w:type="dxa"/>
+              <w:right w:w="120" w:type="dxa"/>
+            </w:tcMar>
+          </w:tcPr>
+          <w:p>
+            <w:r>
+              <w:rPr>
+                <w:rFonts w:eastAsia="微软雅黑"/>
+                <w:sz w:val="20"/>
+                <w:szCs w:val="20"/>
+              </w:rPr>
+              <w:t>连续 3 次失败判断链路故障</w:t>
+            </w:r>
+          </w:p>
+        </w:tc>
+      </w:tr>
+      <w:tr>
+        <w:tc>
+          <w:tcPr>
+            <w:tcW w:w="4200" w:type="dxa"/>
+            <w:tcBorders>
+              <w:top w:val="single" w:sz="1" w:space="0" w:color="CCCCCC"/>
+              <w:left w:val="single" w:sz="1" w:space="0" w:color="CCCCCC"/>
+              <w:bottom w:val="single" w:sz="1" w:space="0" w:color="CCCCCC"/>
+              <w:right w:val="single" w:sz="1" w:space="0" w:color="CCCCCC"/>
+            </w:tcBorders>
+            <w:shd w:val="clear" w:color="auto" w:fill="DEEAF1"/>
+            <w:tcMar>
+              <w:top w:w="80" w:type="dxa"/>
+              <w:bottom w:w="80" w:type="dxa"/>
+              <w:left w:w="120" w:type="dxa"/>
+              <w:right w:w="120" w:type="dxa"/>
+            </w:tcMar>
+          </w:tcPr>
+          <w:p>
+            <w:r>
+              <w:rPr>
+                <w:rFonts w:eastAsia="微软雅黑"/>
+                <w:b/>
+                <w:bCs/>
+                <w:sz w:val="20"/>
+                <w:szCs w:val="20"/>
+              </w:rPr>
+              <w:t>恢复阈值</w:t>
+            </w:r>
+          </w:p>
+        </w:tc>
+        <w:tc>
+          <w:tcPr>
+            <w:tcW w:w="5160" w:type="dxa"/>
+            <w:tcBorders>
+              <w:top w:val="single" w:sz="1" w:space="0" w:color="CCCCCC"/>
+              <w:left w:val="single" w:sz="1" w:space="0" w:color="CCCCCC"/>
+              <w:bottom w:val="single" w:sz="1" w:space="0" w:color="CCCCCC"/>
+              <w:right w:val="single" w:sz="1" w:space="0" w:color="CCCCCC"/>
+            </w:tcBorders>
+            <w:shd w:val="clear" w:color="auto" w:fill="DEEAF1"/>
+            <w:tcMar>
+              <w:top w:w="80" w:type="dxa"/>
+              <w:bottom w:w="80" w:type="dxa"/>
+              <w:left w:w="120" w:type="dxa"/>
+              <w:right w:w="120" w:type="dxa"/>
+            </w:tcMar>
+          </w:tcPr>
+          <w:p>
+            <w:r>
+              <w:rPr>
+                <w:rFonts w:eastAsia="微软雅黑"/>
+                <w:sz w:val="20"/>
+                <w:szCs w:val="20"/>
+              </w:rPr>
+              <w:t>连续 3 次成功判断链路恢复</w:t>
+            </w:r>
+          </w:p>
+        </w:tc>
+      </w:tr>
+    </w:tbl>
+    <w:p>
+      <w:pPr>
+        <w:spacing w:before="40" w:after="40"/>
+      </w:pPr>
+    </w:p>
+    <w:tbl>
+      <w:tblPr>
+        <w:tblW w:w="9360" w:type="dxa"/>
       </w:tblPr>
       <w:tblGrid>
         <w:gridCol w:w="9360"/>
@@ -6810,8 +8134,8 @@
             <w:shd w:val="clear" w:color="auto" w:fill="F0F5FF"/>
             <w:tcMar>
               <w:top w:w="240" w:type="dxa"/>
+              <w:bottom w:w="240" w:type="dxa"/>
               <w:left w:w="360" w:type="dxa"/>
-              <w:bottom w:w="240" w:type="dxa"/>
               <w:right w:w="360" w:type="dxa"/>
             </w:tcMar>
           </w:tcPr>
@@ -6843,7 +8167,7 @@
                 <w:sz w:val="20"/>
                 <w:szCs w:val="20"/>
               </w:rPr>
-              <w:t>截图：display security-policy rule all</w:t>
+              <w:t>截图：CHECK_XSX 健康检测配置页面</w:t>
             </w:r>
           </w:p>
         </w:tc>
@@ -6856,16 +8180,592 @@
     </w:p>
     <w:p>
       <w:pPr>
-        <w:pStyle w:val="1"/>
+        <w:spacing w:before="40" w:after="30"/>
       </w:pPr>
       <w:r>
-        <w:t>七、保存配置</w:t>
+        <w:rPr>
+          <w:rFonts w:eastAsia="微软雅黑"/>
+          <w:sz w:val="21"/>
+          <w:szCs w:val="21"/>
+        </w:rPr>
+        <w:t>同样方式新建极云2 检测实例：</w:t>
       </w:r>
     </w:p>
+    <w:tbl>
+      <w:tblPr>
+        <w:tblW w:w="9360" w:type="dxa"/>
+      </w:tblPr>
+      <w:tblGrid>
+        <w:gridCol w:w="4200"/>
+        <w:gridCol w:w="5160"/>
+      </w:tblGrid>
+      <w:tr>
+        <w:tc>
+          <w:tcPr>
+            <w:tcW w:w="4200" w:type="dxa"/>
+            <w:tcBorders>
+              <w:top w:val="single" w:sz="1" w:space="0" w:color="1F497D"/>
+              <w:left w:val="single" w:sz="1" w:space="0" w:color="1F497D"/>
+              <w:bottom w:val="single" w:sz="1" w:space="0" w:color="1F497D"/>
+              <w:right w:val="single" w:sz="1" w:space="0" w:color="1F497D"/>
+            </w:tcBorders>
+            <w:shd w:val="clear" w:color="auto" w:fill="1F497D"/>
+            <w:tcMar>
+              <w:top w:w="80" w:type="dxa"/>
+              <w:bottom w:w="80" w:type="dxa"/>
+              <w:left w:w="120" w:type="dxa"/>
+              <w:right w:w="120" w:type="dxa"/>
+            </w:tcMar>
+          </w:tcPr>
+          <w:p>
+            <w:pPr>
+              <w:jc w:val="center"/>
+            </w:pPr>
+            <w:r>
+              <w:rPr>
+                <w:rFonts w:eastAsia="微软雅黑"/>
+                <w:b/>
+                <w:bCs/>
+                <w:color w:val="FFFFFF"/>
+                <w:sz w:val="20"/>
+                <w:szCs w:val="20"/>
+              </w:rPr>
+              <w:t>参数</w:t>
+            </w:r>
+          </w:p>
+        </w:tc>
+        <w:tc>
+          <w:tcPr>
+            <w:tcW w:w="5160" w:type="dxa"/>
+            <w:tcBorders>
+              <w:top w:val="single" w:sz="1" w:space="0" w:color="1F497D"/>
+              <w:left w:val="single" w:sz="1" w:space="0" w:color="1F497D"/>
+              <w:bottom w:val="single" w:sz="1" w:space="0" w:color="1F497D"/>
+              <w:right w:val="single" w:sz="1" w:space="0" w:color="1F497D"/>
+            </w:tcBorders>
+            <w:shd w:val="clear" w:color="auto" w:fill="1F497D"/>
+            <w:tcMar>
+              <w:top w:w="80" w:type="dxa"/>
+              <w:bottom w:w="80" w:type="dxa"/>
+              <w:left w:w="120" w:type="dxa"/>
+              <w:right w:w="120" w:type="dxa"/>
+            </w:tcMar>
+          </w:tcPr>
+          <w:p>
+            <w:pPr>
+              <w:jc w:val="center"/>
+            </w:pPr>
+            <w:r>
+              <w:rPr>
+                <w:rFonts w:eastAsia="微软雅黑"/>
+                <w:b/>
+                <w:bCs/>
+                <w:color w:val="FFFFFF"/>
+                <w:sz w:val="20"/>
+                <w:szCs w:val="20"/>
+              </w:rPr>
+              <w:t>填写值</w:t>
+            </w:r>
+          </w:p>
+        </w:tc>
+      </w:tr>
+      <w:tr>
+        <w:tc>
+          <w:tcPr>
+            <w:tcW w:w="4200" w:type="dxa"/>
+            <w:tcBorders>
+              <w:top w:val="single" w:sz="1" w:space="0" w:color="CCCCCC"/>
+              <w:left w:val="single" w:sz="1" w:space="0" w:color="CCCCCC"/>
+              <w:bottom w:val="single" w:sz="1" w:space="0" w:color="CCCCCC"/>
+              <w:right w:val="single" w:sz="1" w:space="0" w:color="CCCCCC"/>
+            </w:tcBorders>
+            <w:shd w:val="clear" w:color="auto" w:fill="DEEAF1"/>
+            <w:tcMar>
+              <w:top w:w="80" w:type="dxa"/>
+              <w:bottom w:w="80" w:type="dxa"/>
+              <w:left w:w="120" w:type="dxa"/>
+              <w:right w:w="120" w:type="dxa"/>
+            </w:tcMar>
+          </w:tcPr>
+          <w:p>
+            <w:r>
+              <w:rPr>
+                <w:rFonts w:eastAsia="微软雅黑"/>
+                <w:b/>
+                <w:bCs/>
+                <w:sz w:val="20"/>
+                <w:szCs w:val="20"/>
+              </w:rPr>
+              <w:t>检测名称</w:t>
+            </w:r>
+          </w:p>
+        </w:tc>
+        <w:tc>
+          <w:tcPr>
+            <w:tcW w:w="5160" w:type="dxa"/>
+            <w:tcBorders>
+              <w:top w:val="single" w:sz="1" w:space="0" w:color="CCCCCC"/>
+              <w:left w:val="single" w:sz="1" w:space="0" w:color="CCCCCC"/>
+              <w:bottom w:val="single" w:sz="1" w:space="0" w:color="CCCCCC"/>
+              <w:right w:val="single" w:sz="1" w:space="0" w:color="CCCCCC"/>
+            </w:tcBorders>
+            <w:shd w:val="clear" w:color="auto" w:fill="DEEAF1"/>
+            <w:tcMar>
+              <w:top w:w="80" w:type="dxa"/>
+              <w:bottom w:w="80" w:type="dxa"/>
+              <w:left w:w="120" w:type="dxa"/>
+              <w:right w:w="120" w:type="dxa"/>
+            </w:tcMar>
+          </w:tcPr>
+          <w:p>
+            <w:r>
+              <w:rPr>
+                <w:rFonts w:eastAsia="微软雅黑"/>
+                <w:sz w:val="20"/>
+                <w:szCs w:val="20"/>
+              </w:rPr>
+              <w:t>CHECK_JY2</w:t>
+            </w:r>
+          </w:p>
+        </w:tc>
+      </w:tr>
+      <w:tr>
+        <w:tc>
+          <w:tcPr>
+            <w:tcW w:w="4200" w:type="dxa"/>
+            <w:tcBorders>
+              <w:top w:val="single" w:sz="1" w:space="0" w:color="CCCCCC"/>
+              <w:left w:val="single" w:sz="1" w:space="0" w:color="CCCCCC"/>
+              <w:bottom w:val="single" w:sz="1" w:space="0" w:color="CCCCCC"/>
+              <w:right w:val="single" w:sz="1" w:space="0" w:color="CCCCCC"/>
+            </w:tcBorders>
+            <w:shd w:val="clear" w:color="auto" w:fill="FFFFFF"/>
+            <w:tcMar>
+              <w:top w:w="80" w:type="dxa"/>
+              <w:bottom w:w="80" w:type="dxa"/>
+              <w:left w:w="120" w:type="dxa"/>
+              <w:right w:w="120" w:type="dxa"/>
+            </w:tcMar>
+          </w:tcPr>
+          <w:p>
+            <w:r>
+              <w:rPr>
+                <w:rFonts w:eastAsia="微软雅黑"/>
+                <w:b/>
+                <w:bCs/>
+                <w:sz w:val="20"/>
+                <w:szCs w:val="20"/>
+              </w:rPr>
+              <w:t>检测接口</w:t>
+            </w:r>
+          </w:p>
+        </w:tc>
+        <w:tc>
+          <w:tcPr>
+            <w:tcW w:w="5160" w:type="dxa"/>
+            <w:tcBorders>
+              <w:top w:val="single" w:sz="1" w:space="0" w:color="CCCCCC"/>
+              <w:left w:val="single" w:sz="1" w:space="0" w:color="CCCCCC"/>
+              <w:bottom w:val="single" w:sz="1" w:space="0" w:color="CCCCCC"/>
+              <w:right w:val="single" w:sz="1" w:space="0" w:color="CCCCCC"/>
+            </w:tcBorders>
+            <w:shd w:val="clear" w:color="auto" w:fill="FFFFFF"/>
+            <w:tcMar>
+              <w:top w:w="80" w:type="dxa"/>
+              <w:bottom w:w="80" w:type="dxa"/>
+              <w:left w:w="120" w:type="dxa"/>
+              <w:right w:w="120" w:type="dxa"/>
+            </w:tcMar>
+          </w:tcPr>
+          <w:p>
+            <w:r>
+              <w:rPr>
+                <w:rFonts w:eastAsia="微软雅黑"/>
+                <w:sz w:val="20"/>
+                <w:szCs w:val="20"/>
+              </w:rPr>
+              <w:t>GE0/0/2</w:t>
+            </w:r>
+          </w:p>
+        </w:tc>
+      </w:tr>
+      <w:tr>
+        <w:tc>
+          <w:tcPr>
+            <w:tcW w:w="4200" w:type="dxa"/>
+            <w:tcBorders>
+              <w:top w:val="single" w:sz="1" w:space="0" w:color="CCCCCC"/>
+              <w:left w:val="single" w:sz="1" w:space="0" w:color="CCCCCC"/>
+              <w:bottom w:val="single" w:sz="1" w:space="0" w:color="CCCCCC"/>
+              <w:right w:val="single" w:sz="1" w:space="0" w:color="CCCCCC"/>
+            </w:tcBorders>
+            <w:shd w:val="clear" w:color="auto" w:fill="DEEAF1"/>
+            <w:tcMar>
+              <w:top w:w="80" w:type="dxa"/>
+              <w:bottom w:w="80" w:type="dxa"/>
+              <w:left w:w="120" w:type="dxa"/>
+              <w:right w:w="120" w:type="dxa"/>
+            </w:tcMar>
+          </w:tcPr>
+          <w:p>
+            <w:r>
+              <w:rPr>
+                <w:rFonts w:eastAsia="微软雅黑"/>
+                <w:b/>
+                <w:bCs/>
+                <w:sz w:val="20"/>
+                <w:szCs w:val="20"/>
+              </w:rPr>
+              <w:t>检测方式</w:t>
+            </w:r>
+          </w:p>
+        </w:tc>
+        <w:tc>
+          <w:tcPr>
+            <w:tcW w:w="5160" w:type="dxa"/>
+            <w:tcBorders>
+              <w:top w:val="single" w:sz="1" w:space="0" w:color="CCCCCC"/>
+              <w:left w:val="single" w:sz="1" w:space="0" w:color="CCCCCC"/>
+              <w:bottom w:val="single" w:sz="1" w:space="0" w:color="CCCCCC"/>
+              <w:right w:val="single" w:sz="1" w:space="0" w:color="CCCCCC"/>
+            </w:tcBorders>
+            <w:shd w:val="clear" w:color="auto" w:fill="DEEAF1"/>
+            <w:tcMar>
+              <w:top w:w="80" w:type="dxa"/>
+              <w:bottom w:w="80" w:type="dxa"/>
+              <w:left w:w="120" w:type="dxa"/>
+              <w:right w:w="120" w:type="dxa"/>
+            </w:tcMar>
+          </w:tcPr>
+          <w:p>
+            <w:r>
+              <w:rPr>
+                <w:rFonts w:eastAsia="微软雅黑"/>
+                <w:sz w:val="20"/>
+                <w:szCs w:val="20"/>
+              </w:rPr>
+              <w:t>ICMP Ping</w:t>
+            </w:r>
+          </w:p>
+        </w:tc>
+      </w:tr>
+      <w:tr>
+        <w:tc>
+          <w:tcPr>
+            <w:tcW w:w="4200" w:type="dxa"/>
+            <w:tcBorders>
+              <w:top w:val="single" w:sz="1" w:space="0" w:color="CCCCCC"/>
+              <w:left w:val="single" w:sz="1" w:space="0" w:color="CCCCCC"/>
+              <w:bottom w:val="single" w:sz="1" w:space="0" w:color="CCCCCC"/>
+              <w:right w:val="single" w:sz="1" w:space="0" w:color="CCCCCC"/>
+            </w:tcBorders>
+            <w:shd w:val="clear" w:color="auto" w:fill="FFFFFF"/>
+            <w:tcMar>
+              <w:top w:w="80" w:type="dxa"/>
+              <w:bottom w:w="80" w:type="dxa"/>
+              <w:left w:w="120" w:type="dxa"/>
+              <w:right w:w="120" w:type="dxa"/>
+            </w:tcMar>
+          </w:tcPr>
+          <w:p>
+            <w:r>
+              <w:rPr>
+                <w:rFonts w:eastAsia="微软雅黑"/>
+                <w:b/>
+                <w:bCs/>
+                <w:sz w:val="20"/>
+                <w:szCs w:val="20"/>
+              </w:rPr>
+              <w:t>目标地址</w:t>
+            </w:r>
+          </w:p>
+        </w:tc>
+        <w:tc>
+          <w:tcPr>
+            <w:tcW w:w="5160" w:type="dxa"/>
+            <w:tcBorders>
+              <w:top w:val="single" w:sz="1" w:space="0" w:color="CCCCCC"/>
+              <w:left w:val="single" w:sz="1" w:space="0" w:color="CCCCCC"/>
+              <w:bottom w:val="single" w:sz="1" w:space="0" w:color="CCCCCC"/>
+              <w:right w:val="single" w:sz="1" w:space="0" w:color="CCCCCC"/>
+            </w:tcBorders>
+            <w:shd w:val="clear" w:color="auto" w:fill="FFFFFF"/>
+            <w:tcMar>
+              <w:top w:w="80" w:type="dxa"/>
+              <w:bottom w:w="80" w:type="dxa"/>
+              <w:left w:w="120" w:type="dxa"/>
+              <w:right w:w="120" w:type="dxa"/>
+            </w:tcMar>
+          </w:tcPr>
+          <w:p>
+            <w:r>
+              <w:rPr>
+                <w:rFonts w:eastAsia="微软雅黑"/>
+                <w:sz w:val="20"/>
+                <w:szCs w:val="20"/>
+              </w:rPr>
+              <w:t>182.140.146.129（极云2 网关）</w:t>
+            </w:r>
+          </w:p>
+        </w:tc>
+      </w:tr>
+      <w:tr>
+        <w:tc>
+          <w:tcPr>
+            <w:tcW w:w="4200" w:type="dxa"/>
+            <w:tcBorders>
+              <w:top w:val="single" w:sz="1" w:space="0" w:color="CCCCCC"/>
+              <w:left w:val="single" w:sz="1" w:space="0" w:color="CCCCCC"/>
+              <w:bottom w:val="single" w:sz="1" w:space="0" w:color="CCCCCC"/>
+              <w:right w:val="single" w:sz="1" w:space="0" w:color="CCCCCC"/>
+            </w:tcBorders>
+            <w:shd w:val="clear" w:color="auto" w:fill="DEEAF1"/>
+            <w:tcMar>
+              <w:top w:w="80" w:type="dxa"/>
+              <w:bottom w:w="80" w:type="dxa"/>
+              <w:left w:w="120" w:type="dxa"/>
+              <w:right w:w="120" w:type="dxa"/>
+            </w:tcMar>
+          </w:tcPr>
+          <w:p>
+            <w:r>
+              <w:rPr>
+                <w:rFonts w:eastAsia="微软雅黑"/>
+                <w:b/>
+                <w:bCs/>
+                <w:sz w:val="20"/>
+                <w:szCs w:val="20"/>
+              </w:rPr>
+              <w:t>检测间隔</w:t>
+            </w:r>
+          </w:p>
+        </w:tc>
+        <w:tc>
+          <w:tcPr>
+            <w:tcW w:w="5160" w:type="dxa"/>
+            <w:tcBorders>
+              <w:top w:val="single" w:sz="1" w:space="0" w:color="CCCCCC"/>
+              <w:left w:val="single" w:sz="1" w:space="0" w:color="CCCCCC"/>
+              <w:bottom w:val="single" w:sz="1" w:space="0" w:color="CCCCCC"/>
+              <w:right w:val="single" w:sz="1" w:space="0" w:color="CCCCCC"/>
+            </w:tcBorders>
+            <w:shd w:val="clear" w:color="auto" w:fill="DEEAF1"/>
+            <w:tcMar>
+              <w:top w:w="80" w:type="dxa"/>
+              <w:bottom w:w="80" w:type="dxa"/>
+              <w:left w:w="120" w:type="dxa"/>
+              <w:right w:w="120" w:type="dxa"/>
+            </w:tcMar>
+          </w:tcPr>
+          <w:p>
+            <w:r>
+              <w:rPr>
+                <w:rFonts w:eastAsia="微软雅黑"/>
+                <w:sz w:val="20"/>
+                <w:szCs w:val="20"/>
+              </w:rPr>
+              <w:t>10 秒</w:t>
+            </w:r>
+          </w:p>
+        </w:tc>
+      </w:tr>
+      <w:tr>
+        <w:tc>
+          <w:tcPr>
+            <w:tcW w:w="4200" w:type="dxa"/>
+            <w:tcBorders>
+              <w:top w:val="single" w:sz="1" w:space="0" w:color="CCCCCC"/>
+              <w:left w:val="single" w:sz="1" w:space="0" w:color="CCCCCC"/>
+              <w:bottom w:val="single" w:sz="1" w:space="0" w:color="CCCCCC"/>
+              <w:right w:val="single" w:sz="1" w:space="0" w:color="CCCCCC"/>
+            </w:tcBorders>
+            <w:shd w:val="clear" w:color="auto" w:fill="FFFFFF"/>
+            <w:tcMar>
+              <w:top w:w="80" w:type="dxa"/>
+              <w:bottom w:w="80" w:type="dxa"/>
+              <w:left w:w="120" w:type="dxa"/>
+              <w:right w:w="120" w:type="dxa"/>
+            </w:tcMar>
+          </w:tcPr>
+          <w:p>
+            <w:r>
+              <w:rPr>
+                <w:rFonts w:eastAsia="微软雅黑"/>
+                <w:b/>
+                <w:bCs/>
+                <w:sz w:val="20"/>
+                <w:szCs w:val="20"/>
+              </w:rPr>
+              <w:t>失败阈值</w:t>
+            </w:r>
+          </w:p>
+        </w:tc>
+        <w:tc>
+          <w:tcPr>
+            <w:tcW w:w="5160" w:type="dxa"/>
+            <w:tcBorders>
+              <w:top w:val="single" w:sz="1" w:space="0" w:color="CCCCCC"/>
+              <w:left w:val="single" w:sz="1" w:space="0" w:color="CCCCCC"/>
+              <w:bottom w:val="single" w:sz="1" w:space="0" w:color="CCCCCC"/>
+              <w:right w:val="single" w:sz="1" w:space="0" w:color="CCCCCC"/>
+            </w:tcBorders>
+            <w:shd w:val="clear" w:color="auto" w:fill="FFFFFF"/>
+            <w:tcMar>
+              <w:top w:w="80" w:type="dxa"/>
+              <w:bottom w:w="80" w:type="dxa"/>
+              <w:left w:w="120" w:type="dxa"/>
+              <w:right w:w="120" w:type="dxa"/>
+            </w:tcMar>
+          </w:tcPr>
+          <w:p>
+            <w:r>
+              <w:rPr>
+                <w:rFonts w:eastAsia="微软雅黑"/>
+                <w:sz w:val="20"/>
+                <w:szCs w:val="20"/>
+              </w:rPr>
+              <w:t>连续 3 次</w:t>
+            </w:r>
+          </w:p>
+        </w:tc>
+      </w:tr>
+      <w:tr>
+        <w:tc>
+          <w:tcPr>
+            <w:tcW w:w="4200" w:type="dxa"/>
+            <w:tcBorders>
+              <w:top w:val="single" w:sz="1" w:space="0" w:color="CCCCCC"/>
+              <w:left w:val="single" w:sz="1" w:space="0" w:color="CCCCCC"/>
+              <w:bottom w:val="single" w:sz="1" w:space="0" w:color="CCCCCC"/>
+              <w:right w:val="single" w:sz="1" w:space="0" w:color="CCCCCC"/>
+            </w:tcBorders>
+            <w:shd w:val="clear" w:color="auto" w:fill="DEEAF1"/>
+            <w:tcMar>
+              <w:top w:w="80" w:type="dxa"/>
+              <w:bottom w:w="80" w:type="dxa"/>
+              <w:left w:w="120" w:type="dxa"/>
+              <w:right w:w="120" w:type="dxa"/>
+            </w:tcMar>
+          </w:tcPr>
+          <w:p>
+            <w:r>
+              <w:rPr>
+                <w:rFonts w:eastAsia="微软雅黑"/>
+                <w:b/>
+                <w:bCs/>
+                <w:sz w:val="20"/>
+                <w:szCs w:val="20"/>
+              </w:rPr>
+              <w:t>恢复阈值</w:t>
+            </w:r>
+          </w:p>
+        </w:tc>
+        <w:tc>
+          <w:tcPr>
+            <w:tcW w:w="5160" w:type="dxa"/>
+            <w:tcBorders>
+              <w:top w:val="single" w:sz="1" w:space="0" w:color="CCCCCC"/>
+              <w:left w:val="single" w:sz="1" w:space="0" w:color="CCCCCC"/>
+              <w:bottom w:val="single" w:sz="1" w:space="0" w:color="CCCCCC"/>
+              <w:right w:val="single" w:sz="1" w:space="0" w:color="CCCCCC"/>
+            </w:tcBorders>
+            <w:shd w:val="clear" w:color="auto" w:fill="DEEAF1"/>
+            <w:tcMar>
+              <w:top w:w="80" w:type="dxa"/>
+              <w:bottom w:w="80" w:type="dxa"/>
+              <w:left w:w="120" w:type="dxa"/>
+              <w:right w:w="120" w:type="dxa"/>
+            </w:tcMar>
+          </w:tcPr>
+          <w:p>
+            <w:r>
+              <w:rPr>
+                <w:rFonts w:eastAsia="微软雅黑"/>
+                <w:sz w:val="20"/>
+                <w:szCs w:val="20"/>
+              </w:rPr>
+              <w:t>连续 3 次</w:t>
+            </w:r>
+          </w:p>
+        </w:tc>
+      </w:tr>
+    </w:tbl>
     <w:p>
       <w:pPr>
         <w:spacing w:before="40" w:after="40"/>
       </w:pPr>
+    </w:p>
+    <w:tbl>
+      <w:tblPr>
+        <w:tblW w:w="9360" w:type="dxa"/>
+      </w:tblPr>
+      <w:tblGrid>
+        <w:gridCol w:w="9360"/>
+      </w:tblGrid>
+      <w:tr>
+        <w:tc>
+          <w:tcPr>
+            <w:tcW w:w="9360" w:type="dxa"/>
+            <w:tcBorders>
+              <w:top w:val="single" w:sz="1" w:space="0" w:color="4472C4"/>
+              <w:left w:val="single" w:sz="1" w:space="0" w:color="4472C4"/>
+              <w:bottom w:val="single" w:sz="1" w:space="0" w:color="4472C4"/>
+              <w:right w:val="single" w:sz="1" w:space="0" w:color="4472C4"/>
+            </w:tcBorders>
+            <w:shd w:val="clear" w:color="auto" w:fill="F0F5FF"/>
+            <w:tcMar>
+              <w:top w:w="240" w:type="dxa"/>
+              <w:bottom w:w="240" w:type="dxa"/>
+              <w:left w:w="360" w:type="dxa"/>
+              <w:right w:w="360" w:type="dxa"/>
+            </w:tcMar>
+          </w:tcPr>
+          <w:p>
+            <w:pPr>
+              <w:jc w:val="center"/>
+            </w:pPr>
+            <w:r>
+              <w:rPr>
+                <w:rFonts w:eastAsia="微软雅黑"/>
+                <w:i/>
+                <w:iCs/>
+                <w:color w:val="AAAAAA"/>
+                <w:sz w:val="20"/>
+                <w:szCs w:val="20"/>
+              </w:rPr>
+              <w:t>[ 截图 ]</w:t>
+            </w:r>
+          </w:p>
+          <w:p>
+            <w:pPr>
+              <w:spacing w:before="30"/>
+              <w:jc w:val="center"/>
+            </w:pPr>
+            <w:r>
+              <w:rPr>
+                <w:rFonts w:eastAsia="微软雅黑"/>
+                <w:color w:val="2E74B5"/>
+                <w:sz w:val="20"/>
+                <w:szCs w:val="20"/>
+              </w:rPr>
+              <w:t>截图：CHECK_JY2 健康检测配置页面</w:t>
+            </w:r>
+          </w:p>
+        </w:tc>
+      </w:tr>
+    </w:tbl>
+    <w:p>
+      <w:pPr>
+        <w:spacing w:before="40" w:after="40"/>
+      </w:pPr>
+    </w:p>
+    <w:p>
+      <w:pPr>
+        <w:pStyle w:val="2"/>
+      </w:pPr>
+      <w:r>
+        <w:t>9.2 配置智能选路策略</w:t>
+      </w:r>
     </w:p>
     <w:p>
       <w:pPr>
@@ -6878,12 +8778,602 @@
           <w:sz w:val="21"/>
           <w:szCs w:val="21"/>
         </w:rPr>
-        <w:t>入口：系统 → 配置文件管理</w:t>
+        <w:t>入口：网络 → 智能选路 → 选路策略 → 新建</w:t>
       </w:r>
     </w:p>
+    <w:tbl>
+      <w:tblPr>
+        <w:tblW w:w="9360" w:type="dxa"/>
+      </w:tblPr>
+      <w:tblGrid>
+        <w:gridCol w:w="4200"/>
+        <w:gridCol w:w="5160"/>
+      </w:tblGrid>
+      <w:tr>
+        <w:tc>
+          <w:tcPr>
+            <w:tcW w:w="4200" w:type="dxa"/>
+            <w:tcBorders>
+              <w:top w:val="single" w:sz="1" w:space="0" w:color="1F497D"/>
+              <w:left w:val="single" w:sz="1" w:space="0" w:color="1F497D"/>
+              <w:bottom w:val="single" w:sz="1" w:space="0" w:color="1F497D"/>
+              <w:right w:val="single" w:sz="1" w:space="0" w:color="1F497D"/>
+            </w:tcBorders>
+            <w:shd w:val="clear" w:color="auto" w:fill="1F497D"/>
+            <w:tcMar>
+              <w:top w:w="80" w:type="dxa"/>
+              <w:bottom w:w="80" w:type="dxa"/>
+              <w:left w:w="120" w:type="dxa"/>
+              <w:right w:w="120" w:type="dxa"/>
+            </w:tcMar>
+          </w:tcPr>
+          <w:p>
+            <w:pPr>
+              <w:jc w:val="center"/>
+            </w:pPr>
+            <w:r>
+              <w:rPr>
+                <w:rFonts w:eastAsia="微软雅黑"/>
+                <w:b/>
+                <w:bCs/>
+                <w:color w:val="FFFFFF"/>
+                <w:sz w:val="20"/>
+                <w:szCs w:val="20"/>
+              </w:rPr>
+              <w:t>参数</w:t>
+            </w:r>
+          </w:p>
+        </w:tc>
+        <w:tc>
+          <w:tcPr>
+            <w:tcW w:w="5160" w:type="dxa"/>
+            <w:tcBorders>
+              <w:top w:val="single" w:sz="1" w:space="0" w:color="1F497D"/>
+              <w:left w:val="single" w:sz="1" w:space="0" w:color="1F497D"/>
+              <w:bottom w:val="single" w:sz="1" w:space="0" w:color="1F497D"/>
+              <w:right w:val="single" w:sz="1" w:space="0" w:color="1F497D"/>
+            </w:tcBorders>
+            <w:shd w:val="clear" w:color="auto" w:fill="1F497D"/>
+            <w:tcMar>
+              <w:top w:w="80" w:type="dxa"/>
+              <w:bottom w:w="80" w:type="dxa"/>
+              <w:left w:w="120" w:type="dxa"/>
+              <w:right w:w="120" w:type="dxa"/>
+            </w:tcMar>
+          </w:tcPr>
+          <w:p>
+            <w:pPr>
+              <w:jc w:val="center"/>
+            </w:pPr>
+            <w:r>
+              <w:rPr>
+                <w:rFonts w:eastAsia="微软雅黑"/>
+                <w:b/>
+                <w:bCs/>
+                <w:color w:val="FFFFFF"/>
+                <w:sz w:val="20"/>
+                <w:szCs w:val="20"/>
+              </w:rPr>
+              <w:t>填写值</w:t>
+            </w:r>
+          </w:p>
+        </w:tc>
+      </w:tr>
+      <w:tr>
+        <w:tc>
+          <w:tcPr>
+            <w:tcW w:w="4200" w:type="dxa"/>
+            <w:tcBorders>
+              <w:top w:val="single" w:sz="1" w:space="0" w:color="CCCCCC"/>
+              <w:left w:val="single" w:sz="1" w:space="0" w:color="CCCCCC"/>
+              <w:bottom w:val="single" w:sz="1" w:space="0" w:color="CCCCCC"/>
+              <w:right w:val="single" w:sz="1" w:space="0" w:color="CCCCCC"/>
+            </w:tcBorders>
+            <w:shd w:val="clear" w:color="auto" w:fill="DEEAF1"/>
+            <w:tcMar>
+              <w:top w:w="80" w:type="dxa"/>
+              <w:bottom w:w="80" w:type="dxa"/>
+              <w:left w:w="120" w:type="dxa"/>
+              <w:right w:w="120" w:type="dxa"/>
+            </w:tcMar>
+          </w:tcPr>
+          <w:p>
+            <w:r>
+              <w:rPr>
+                <w:rFonts w:eastAsia="微软雅黑"/>
+                <w:b/>
+                <w:bCs/>
+                <w:sz w:val="20"/>
+                <w:szCs w:val="20"/>
+              </w:rPr>
+              <w:t>策略名称</w:t>
+            </w:r>
+          </w:p>
+        </w:tc>
+        <w:tc>
+          <w:tcPr>
+            <w:tcW w:w="5160" w:type="dxa"/>
+            <w:tcBorders>
+              <w:top w:val="single" w:sz="1" w:space="0" w:color="CCCCCC"/>
+              <w:left w:val="single" w:sz="1" w:space="0" w:color="CCCCCC"/>
+              <w:bottom w:val="single" w:sz="1" w:space="0" w:color="CCCCCC"/>
+              <w:right w:val="single" w:sz="1" w:space="0" w:color="CCCCCC"/>
+            </w:tcBorders>
+            <w:shd w:val="clear" w:color="auto" w:fill="DEEAF1"/>
+            <w:tcMar>
+              <w:top w:w="80" w:type="dxa"/>
+              <w:bottom w:w="80" w:type="dxa"/>
+              <w:left w:w="120" w:type="dxa"/>
+              <w:right w:w="120" w:type="dxa"/>
+            </w:tcMar>
+          </w:tcPr>
+          <w:p>
+            <w:r>
+              <w:rPr>
+                <w:rFonts w:eastAsia="微软雅黑"/>
+                <w:sz w:val="20"/>
+                <w:szCs w:val="20"/>
+              </w:rPr>
+              <w:t>ISP_FAILOVER</w:t>
+            </w:r>
+          </w:p>
+        </w:tc>
+      </w:tr>
+      <w:tr>
+        <w:tc>
+          <w:tcPr>
+            <w:tcW w:w="4200" w:type="dxa"/>
+            <w:tcBorders>
+              <w:top w:val="single" w:sz="1" w:space="0" w:color="CCCCCC"/>
+              <w:left w:val="single" w:sz="1" w:space="0" w:color="CCCCCC"/>
+              <w:bottom w:val="single" w:sz="1" w:space="0" w:color="CCCCCC"/>
+              <w:right w:val="single" w:sz="1" w:space="0" w:color="CCCCCC"/>
+            </w:tcBorders>
+            <w:shd w:val="clear" w:color="auto" w:fill="FFFFFF"/>
+            <w:tcMar>
+              <w:top w:w="80" w:type="dxa"/>
+              <w:bottom w:w="80" w:type="dxa"/>
+              <w:left w:w="120" w:type="dxa"/>
+              <w:right w:w="120" w:type="dxa"/>
+            </w:tcMar>
+          </w:tcPr>
+          <w:p>
+            <w:r>
+              <w:rPr>
+                <w:rFonts w:eastAsia="微软雅黑"/>
+                <w:b/>
+                <w:bCs/>
+                <w:sz w:val="20"/>
+                <w:szCs w:val="20"/>
+              </w:rPr>
+              <w:t>主链路</w:t>
+            </w:r>
+          </w:p>
+        </w:tc>
+        <w:tc>
+          <w:tcPr>
+            <w:tcW w:w="5160" w:type="dxa"/>
+            <w:tcBorders>
+              <w:top w:val="single" w:sz="1" w:space="0" w:color="CCCCCC"/>
+              <w:left w:val="single" w:sz="1" w:space="0" w:color="CCCCCC"/>
+              <w:bottom w:val="single" w:sz="1" w:space="0" w:color="CCCCCC"/>
+              <w:right w:val="single" w:sz="1" w:space="0" w:color="CCCCCC"/>
+            </w:tcBorders>
+            <w:shd w:val="clear" w:color="auto" w:fill="FFFFFF"/>
+            <w:tcMar>
+              <w:top w:w="80" w:type="dxa"/>
+              <w:bottom w:w="80" w:type="dxa"/>
+              <w:left w:w="120" w:type="dxa"/>
+              <w:right w:w="120" w:type="dxa"/>
+            </w:tcMar>
+          </w:tcPr>
+          <w:p>
+            <w:r>
+              <w:rPr>
+                <w:rFonts w:eastAsia="微软雅黑"/>
+                <w:sz w:val="20"/>
+                <w:szCs w:val="20"/>
+              </w:rPr>
+              <w:t>XGE0/0/0（绑定 CHECK_XSX 检测实例）</w:t>
+            </w:r>
+          </w:p>
+        </w:tc>
+      </w:tr>
+      <w:tr>
+        <w:tc>
+          <w:tcPr>
+            <w:tcW w:w="4200" w:type="dxa"/>
+            <w:tcBorders>
+              <w:top w:val="single" w:sz="1" w:space="0" w:color="CCCCCC"/>
+              <w:left w:val="single" w:sz="1" w:space="0" w:color="CCCCCC"/>
+              <w:bottom w:val="single" w:sz="1" w:space="0" w:color="CCCCCC"/>
+              <w:right w:val="single" w:sz="1" w:space="0" w:color="CCCCCC"/>
+            </w:tcBorders>
+            <w:shd w:val="clear" w:color="auto" w:fill="DEEAF1"/>
+            <w:tcMar>
+              <w:top w:w="80" w:type="dxa"/>
+              <w:bottom w:w="80" w:type="dxa"/>
+              <w:left w:w="120" w:type="dxa"/>
+              <w:right w:w="120" w:type="dxa"/>
+            </w:tcMar>
+          </w:tcPr>
+          <w:p>
+            <w:r>
+              <w:rPr>
+                <w:rFonts w:eastAsia="微软雅黑"/>
+                <w:b/>
+                <w:bCs/>
+                <w:sz w:val="20"/>
+                <w:szCs w:val="20"/>
+              </w:rPr>
+              <w:t>备链路</w:t>
+            </w:r>
+          </w:p>
+        </w:tc>
+        <w:tc>
+          <w:tcPr>
+            <w:tcW w:w="5160" w:type="dxa"/>
+            <w:tcBorders>
+              <w:top w:val="single" w:sz="1" w:space="0" w:color="CCCCCC"/>
+              <w:left w:val="single" w:sz="1" w:space="0" w:color="CCCCCC"/>
+              <w:bottom w:val="single" w:sz="1" w:space="0" w:color="CCCCCC"/>
+              <w:right w:val="single" w:sz="1" w:space="0" w:color="CCCCCC"/>
+            </w:tcBorders>
+            <w:shd w:val="clear" w:color="auto" w:fill="DEEAF1"/>
+            <w:tcMar>
+              <w:top w:w="80" w:type="dxa"/>
+              <w:bottom w:w="80" w:type="dxa"/>
+              <w:left w:w="120" w:type="dxa"/>
+              <w:right w:w="120" w:type="dxa"/>
+            </w:tcMar>
+          </w:tcPr>
+          <w:p>
+            <w:r>
+              <w:rPr>
+                <w:rFonts w:eastAsia="微软雅黑"/>
+                <w:sz w:val="20"/>
+                <w:szCs w:val="20"/>
+              </w:rPr>
+              <w:t>GE0/0/2（绑定 CHECK_JY2 检测实例）</w:t>
+            </w:r>
+          </w:p>
+        </w:tc>
+      </w:tr>
+      <w:tr>
+        <w:tc>
+          <w:tcPr>
+            <w:tcW w:w="4200" w:type="dxa"/>
+            <w:tcBorders>
+              <w:top w:val="single" w:sz="1" w:space="0" w:color="CCCCCC"/>
+              <w:left w:val="single" w:sz="1" w:space="0" w:color="CCCCCC"/>
+              <w:bottom w:val="single" w:sz="1" w:space="0" w:color="CCCCCC"/>
+              <w:right w:val="single" w:sz="1" w:space="0" w:color="CCCCCC"/>
+            </w:tcBorders>
+            <w:shd w:val="clear" w:color="auto" w:fill="FFFFFF"/>
+            <w:tcMar>
+              <w:top w:w="80" w:type="dxa"/>
+              <w:bottom w:w="80" w:type="dxa"/>
+              <w:left w:w="120" w:type="dxa"/>
+              <w:right w:w="120" w:type="dxa"/>
+            </w:tcMar>
+          </w:tcPr>
+          <w:p>
+            <w:r>
+              <w:rPr>
+                <w:rFonts w:eastAsia="微软雅黑"/>
+                <w:b/>
+                <w:bCs/>
+                <w:sz w:val="20"/>
+                <w:szCs w:val="20"/>
+              </w:rPr>
+              <w:t>选路模式</w:t>
+            </w:r>
+          </w:p>
+        </w:tc>
+        <w:tc>
+          <w:tcPr>
+            <w:tcW w:w="5160" w:type="dxa"/>
+            <w:tcBorders>
+              <w:top w:val="single" w:sz="1" w:space="0" w:color="CCCCCC"/>
+              <w:left w:val="single" w:sz="1" w:space="0" w:color="CCCCCC"/>
+              <w:bottom w:val="single" w:sz="1" w:space="0" w:color="CCCCCC"/>
+              <w:right w:val="single" w:sz="1" w:space="0" w:color="CCCCCC"/>
+            </w:tcBorders>
+            <w:shd w:val="clear" w:color="auto" w:fill="FFFFFF"/>
+            <w:tcMar>
+              <w:top w:w="80" w:type="dxa"/>
+              <w:bottom w:w="80" w:type="dxa"/>
+              <w:left w:w="120" w:type="dxa"/>
+              <w:right w:w="120" w:type="dxa"/>
+            </w:tcMar>
+          </w:tcPr>
+          <w:p>
+            <w:r>
+              <w:rPr>
+                <w:rFonts w:eastAsia="微软雅黑"/>
+                <w:sz w:val="20"/>
+                <w:szCs w:val="20"/>
+              </w:rPr>
+              <w:t>主备（Active-Standby）</w:t>
+            </w:r>
+          </w:p>
+        </w:tc>
+      </w:tr>
+      <w:tr>
+        <w:tc>
+          <w:tcPr>
+            <w:tcW w:w="4200" w:type="dxa"/>
+            <w:tcBorders>
+              <w:top w:val="single" w:sz="1" w:space="0" w:color="CCCCCC"/>
+              <w:left w:val="single" w:sz="1" w:space="0" w:color="CCCCCC"/>
+              <w:bottom w:val="single" w:sz="1" w:space="0" w:color="CCCCCC"/>
+              <w:right w:val="single" w:sz="1" w:space="0" w:color="CCCCCC"/>
+            </w:tcBorders>
+            <w:shd w:val="clear" w:color="auto" w:fill="DEEAF1"/>
+            <w:tcMar>
+              <w:top w:w="80" w:type="dxa"/>
+              <w:bottom w:w="80" w:type="dxa"/>
+              <w:left w:w="120" w:type="dxa"/>
+              <w:right w:w="120" w:type="dxa"/>
+            </w:tcMar>
+          </w:tcPr>
+          <w:p>
+            <w:r>
+              <w:rPr>
+                <w:rFonts w:eastAsia="微软雅黑"/>
+                <w:b/>
+                <w:bCs/>
+                <w:sz w:val="20"/>
+                <w:szCs w:val="20"/>
+              </w:rPr>
+              <w:t>切换条件</w:t>
+            </w:r>
+          </w:p>
+        </w:tc>
+        <w:tc>
+          <w:tcPr>
+            <w:tcW w:w="5160" w:type="dxa"/>
+            <w:tcBorders>
+              <w:top w:val="single" w:sz="1" w:space="0" w:color="CCCCCC"/>
+              <w:left w:val="single" w:sz="1" w:space="0" w:color="CCCCCC"/>
+              <w:bottom w:val="single" w:sz="1" w:space="0" w:color="CCCCCC"/>
+              <w:right w:val="single" w:sz="1" w:space="0" w:color="CCCCCC"/>
+            </w:tcBorders>
+            <w:shd w:val="clear" w:color="auto" w:fill="DEEAF1"/>
+            <w:tcMar>
+              <w:top w:w="80" w:type="dxa"/>
+              <w:bottom w:w="80" w:type="dxa"/>
+              <w:left w:w="120" w:type="dxa"/>
+              <w:right w:w="120" w:type="dxa"/>
+            </w:tcMar>
+          </w:tcPr>
+          <w:p>
+            <w:r>
+              <w:rPr>
+                <w:rFonts w:eastAsia="微软雅黑"/>
+                <w:sz w:val="20"/>
+                <w:szCs w:val="20"/>
+              </w:rPr>
+              <w:t>主链路检测失败时自动切换备链路</w:t>
+            </w:r>
+          </w:p>
+        </w:tc>
+      </w:tr>
+      <w:tr>
+        <w:tc>
+          <w:tcPr>
+            <w:tcW w:w="4200" w:type="dxa"/>
+            <w:tcBorders>
+              <w:top w:val="single" w:sz="1" w:space="0" w:color="CCCCCC"/>
+              <w:left w:val="single" w:sz="1" w:space="0" w:color="CCCCCC"/>
+              <w:bottom w:val="single" w:sz="1" w:space="0" w:color="CCCCCC"/>
+              <w:right w:val="single" w:sz="1" w:space="0" w:color="CCCCCC"/>
+            </w:tcBorders>
+            <w:shd w:val="clear" w:color="auto" w:fill="FFFFFF"/>
+            <w:tcMar>
+              <w:top w:w="80" w:type="dxa"/>
+              <w:bottom w:w="80" w:type="dxa"/>
+              <w:left w:w="120" w:type="dxa"/>
+              <w:right w:w="120" w:type="dxa"/>
+            </w:tcMar>
+          </w:tcPr>
+          <w:p>
+            <w:r>
+              <w:rPr>
+                <w:rFonts w:eastAsia="微软雅黑"/>
+                <w:b/>
+                <w:bCs/>
+                <w:sz w:val="20"/>
+                <w:szCs w:val="20"/>
+              </w:rPr>
+              <w:t>回切条件</w:t>
+            </w:r>
+          </w:p>
+        </w:tc>
+        <w:tc>
+          <w:tcPr>
+            <w:tcW w:w="5160" w:type="dxa"/>
+            <w:tcBorders>
+              <w:top w:val="single" w:sz="1" w:space="0" w:color="CCCCCC"/>
+              <w:left w:val="single" w:sz="1" w:space="0" w:color="CCCCCC"/>
+              <w:bottom w:val="single" w:sz="1" w:space="0" w:color="CCCCCC"/>
+              <w:right w:val="single" w:sz="1" w:space="0" w:color="CCCCCC"/>
+            </w:tcBorders>
+            <w:shd w:val="clear" w:color="auto" w:fill="FFFFFF"/>
+            <w:tcMar>
+              <w:top w:w="80" w:type="dxa"/>
+              <w:bottom w:w="80" w:type="dxa"/>
+              <w:left w:w="120" w:type="dxa"/>
+              <w:right w:w="120" w:type="dxa"/>
+            </w:tcMar>
+          </w:tcPr>
+          <w:p>
+            <w:r>
+              <w:rPr>
+                <w:rFonts w:eastAsia="微软雅黑"/>
+                <w:sz w:val="20"/>
+                <w:szCs w:val="20"/>
+              </w:rPr>
+              <w:t>主链路恢复后自动切回</w:t>
+            </w:r>
+          </w:p>
+        </w:tc>
+      </w:tr>
+      <w:tr>
+        <w:tc>
+          <w:tcPr>
+            <w:tcW w:w="4200" w:type="dxa"/>
+            <w:tcBorders>
+              <w:top w:val="single" w:sz="1" w:space="0" w:color="CCCCCC"/>
+              <w:left w:val="single" w:sz="1" w:space="0" w:color="CCCCCC"/>
+              <w:bottom w:val="single" w:sz="1" w:space="0" w:color="CCCCCC"/>
+              <w:right w:val="single" w:sz="1" w:space="0" w:color="CCCCCC"/>
+            </w:tcBorders>
+            <w:shd w:val="clear" w:color="auto" w:fill="DEEAF1"/>
+            <w:tcMar>
+              <w:top w:w="80" w:type="dxa"/>
+              <w:bottom w:w="80" w:type="dxa"/>
+              <w:left w:w="120" w:type="dxa"/>
+              <w:right w:w="120" w:type="dxa"/>
+            </w:tcMar>
+          </w:tcPr>
+          <w:p>
+            <w:r>
+              <w:rPr>
+                <w:rFonts w:eastAsia="微软雅黑"/>
+                <w:b/>
+                <w:bCs/>
+                <w:sz w:val="20"/>
+                <w:szCs w:val="20"/>
+              </w:rPr>
+              <w:t>应用流量</w:t>
+            </w:r>
+          </w:p>
+        </w:tc>
+        <w:tc>
+          <w:tcPr>
+            <w:tcW w:w="5160" w:type="dxa"/>
+            <w:tcBorders>
+              <w:top w:val="single" w:sz="1" w:space="0" w:color="CCCCCC"/>
+              <w:left w:val="single" w:sz="1" w:space="0" w:color="CCCCCC"/>
+              <w:bottom w:val="single" w:sz="1" w:space="0" w:color="CCCCCC"/>
+              <w:right w:val="single" w:sz="1" w:space="0" w:color="CCCCCC"/>
+            </w:tcBorders>
+            <w:shd w:val="clear" w:color="auto" w:fill="DEEAF1"/>
+            <w:tcMar>
+              <w:top w:w="80" w:type="dxa"/>
+              <w:bottom w:w="80" w:type="dxa"/>
+              <w:left w:w="120" w:type="dxa"/>
+              <w:right w:w="120" w:type="dxa"/>
+            </w:tcMar>
+          </w:tcPr>
+          <w:p>
+            <w:r>
+              <w:rPr>
+                <w:rFonts w:eastAsia="微软雅黑"/>
+                <w:sz w:val="20"/>
+                <w:szCs w:val="20"/>
+              </w:rPr>
+              <w:t>所有流量（或指定源地址段）</w:t>
+            </w:r>
+          </w:p>
+        </w:tc>
+      </w:tr>
+    </w:tbl>
     <w:p>
       <w:pPr>
         <w:spacing w:before="40" w:after="40"/>
+      </w:pPr>
+    </w:p>
+    <w:tbl>
+      <w:tblPr>
+        <w:tblW w:w="9360" w:type="dxa"/>
+      </w:tblPr>
+      <w:tblGrid>
+        <w:gridCol w:w="9360"/>
+      </w:tblGrid>
+      <w:tr>
+        <w:tc>
+          <w:tcPr>
+            <w:tcW w:w="9360" w:type="dxa"/>
+            <w:tcBorders>
+              <w:top w:val="single" w:sz="1" w:space="0" w:color="4472C4"/>
+              <w:left w:val="single" w:sz="1" w:space="0" w:color="4472C4"/>
+              <w:bottom w:val="single" w:sz="1" w:space="0" w:color="4472C4"/>
+              <w:right w:val="single" w:sz="1" w:space="0" w:color="4472C4"/>
+            </w:tcBorders>
+            <w:shd w:val="clear" w:color="auto" w:fill="F0F5FF"/>
+            <w:tcMar>
+              <w:top w:w="240" w:type="dxa"/>
+              <w:bottom w:w="240" w:type="dxa"/>
+              <w:left w:w="360" w:type="dxa"/>
+              <w:right w:w="360" w:type="dxa"/>
+            </w:tcMar>
+          </w:tcPr>
+          <w:p>
+            <w:pPr>
+              <w:jc w:val="center"/>
+            </w:pPr>
+            <w:r>
+              <w:rPr>
+                <w:rFonts w:eastAsia="微软雅黑"/>
+                <w:i/>
+                <w:iCs/>
+                <w:color w:val="AAAAAA"/>
+                <w:sz w:val="20"/>
+                <w:szCs w:val="20"/>
+              </w:rPr>
+              <w:t>[ 截图 ]</w:t>
+            </w:r>
+          </w:p>
+          <w:p>
+            <w:pPr>
+              <w:spacing w:before="30"/>
+              <w:jc w:val="center"/>
+            </w:pPr>
+            <w:r>
+              <w:rPr>
+                <w:rFonts w:eastAsia="微软雅黑"/>
+                <w:color w:val="2E74B5"/>
+                <w:sz w:val="20"/>
+                <w:szCs w:val="20"/>
+              </w:rPr>
+              <w:t>截图：智能选路策略配置页面（填写完成）</w:t>
+            </w:r>
+          </w:p>
+        </w:tc>
+      </w:tr>
+    </w:tbl>
+    <w:p>
+      <w:pPr>
+        <w:spacing w:before="40" w:after="40"/>
+      </w:pPr>
+    </w:p>
+    <w:p>
+      <w:pPr>
+        <w:pStyle w:val="2"/>
+      </w:pPr>
+      <w:r>
+        <w:t>9.3 验证选路状态</w:t>
+      </w:r>
+    </w:p>
+    <w:p>
+      <w:pPr>
+        <w:spacing w:before="80" w:after="40"/>
+      </w:pPr>
+      <w:r>
+        <w:rPr>
+          <w:rFonts w:eastAsia="微软雅黑"/>
+          <w:color w:val="2E74B5"/>
+          <w:sz w:val="21"/>
+          <w:szCs w:val="21"/>
+        </w:rPr>
+        <w:t>入口：网络 → 智能选路 → 链路状态</w:t>
+      </w:r>
+    </w:p>
+    <w:p>
+      <w:pPr>
+        <w:spacing w:before="40" w:after="30"/>
       </w:pPr>
       <w:r>
         <w:rPr>
@@ -6891,7 +9381,20 @@
           <w:sz w:val="21"/>
           <w:szCs w:val="21"/>
         </w:rPr>
-        <w:t>点击「保存当前配置」→ 弹窗确认 → 等待提示「保存成功」。</w:t>
+        <w:t>正常状态：XGE0/0/0 显示「Active」，GE0/0/2 显示「Standby」。</w:t>
+      </w:r>
+    </w:p>
+    <w:p>
+      <w:pPr>
+        <w:spacing w:before="30" w:after="40"/>
+      </w:pPr>
+      <w:r>
+        <w:rPr>
+          <w:rFonts w:eastAsia="微软雅黑"/>
+          <w:sz w:val="21"/>
+          <w:szCs w:val="21"/>
+        </w:rPr>
+        <w:t>模拟故障：断开 XGE0/0/0 物理链路或手动 shutdown，观察 GE0/0/2 是否切换为「Active」。</w:t>
       </w:r>
     </w:p>
     <w:p>
@@ -6902,19 +9405,6 @@
     <w:tbl>
       <w:tblPr>
         <w:tblW w:w="9360" w:type="dxa"/>
-        <w:tblBorders>
-          <w:top w:val="single" w:sz="4" w:space="0" w:color="auto"/>
-          <w:left w:val="single" w:sz="4" w:space="0" w:color="auto"/>
-          <w:bottom w:val="single" w:sz="4" w:space="0" w:color="auto"/>
-          <w:right w:val="single" w:sz="4" w:space="0" w:color="auto"/>
-          <w:insideH w:val="single" w:sz="4" w:space="0" w:color="auto"/>
-          <w:insideV w:val="single" w:sz="4" w:space="0" w:color="auto"/>
-        </w:tblBorders>
-        <w:tblCellMar>
-          <w:left w:w="10" w:type="dxa"/>
-          <w:right w:w="10" w:type="dxa"/>
-        </w:tblCellMar>
-        <w:tblLook w:val="04A0" w:firstRow="1" w:lastRow="0" w:firstColumn="1" w:lastColumn="0" w:noHBand="0" w:noVBand="1"/>
       </w:tblPr>
       <w:tblGrid>
         <w:gridCol w:w="9360"/>
@@ -6932,8 +9422,8 @@
             <w:shd w:val="clear" w:color="auto" w:fill="F0F5FF"/>
             <w:tcMar>
               <w:top w:w="240" w:type="dxa"/>
+              <w:bottom w:w="240" w:type="dxa"/>
               <w:left w:w="360" w:type="dxa"/>
-              <w:bottom w:w="240" w:type="dxa"/>
               <w:right w:w="360" w:type="dxa"/>
             </w:tcMar>
           </w:tcPr>
@@ -6965,7 +9455,7 @@
                 <w:sz w:val="20"/>
                 <w:szCs w:val="20"/>
               </w:rPr>
-              <w:t>截图：save 执行成功</w:t>
+              <w:t>截图：智能选路链路状态页面（正常 / 切换后对比）</w:t>
             </w:r>
           </w:p>
         </w:tc>
@@ -6977,8 +9467,8 @@
       </w:pPr>
     </w:p>
     <w:sectPr>
-      <w:headerReference w:type="default" r:id="rId12"/>
-      <w:footerReference w:type="default" r:id="rId13"/>
+      <w:headerReference w:type="default" r:id="rId16"/>
+      <w:footerReference w:type="default" r:id="rId17"/>
       <w:pgSz w:w="12240" w:h="15840"/>
       <w:pgMar w:top="1260" w:right="1260" w:bottom="1260" w:left="1260" w:header="708" w:footer="708" w:gutter="0"/>
       <w:cols w:space="720"/>
@@ -7780,6 +10270,7 @@
   <w:style w:type="character" w:default="1" w:styleId="a0">
     <w:name w:val="Default Paragraph Font"/>
     <w:uiPriority w:val="1"/>
+    <w:semiHidden/>
     <w:unhideWhenUsed/>
   </w:style>
   <w:style w:type="table" w:default="1" w:styleId="a1">

--- a/netdoc/USG6305E_双出口配置实施步骤.docx
+++ b/netdoc/USG6305E_双出口配置实施步骤.docx
@@ -88,8 +88,8 @@
         <w:tblLook w:val="04A0" w:firstRow="1" w:lastRow="0" w:firstColumn="1" w:lastColumn="0" w:noHBand="0" w:noVBand="1"/>
       </w:tblPr>
       <w:tblGrid>
-        <w:gridCol w:w="1231"/>
-        <w:gridCol w:w="691"/>
+        <w:gridCol w:w="1230"/>
+        <w:gridCol w:w="692"/>
         <w:gridCol w:w="1034"/>
         <w:gridCol w:w="1353"/>
         <w:gridCol w:w="939"/>
@@ -142,7 +142,7 @@
         </w:tc>
         <w:tc>
           <w:tcPr>
-            <w:tcW w:w="355" w:type="pct"/>
+            <w:tcW w:w="356" w:type="pct"/>
             <w:tcBorders>
               <w:top w:val="single" w:sz="1" w:space="0" w:color="1F497D"/>
               <w:left w:val="single" w:sz="1" w:space="0" w:color="1F497D"/>
@@ -448,7 +448,7 @@
         </w:tc>
         <w:tc>
           <w:tcPr>
-            <w:tcW w:w="355" w:type="pct"/>
+            <w:tcW w:w="356" w:type="pct"/>
             <w:tcBorders>
               <w:top w:val="single" w:sz="1" w:space="0" w:color="CCCCCC"/>
               <w:left w:val="single" w:sz="1" w:space="0" w:color="CCCCCC"/>
@@ -721,7 +721,7 @@
         </w:tc>
         <w:tc>
           <w:tcPr>
-            <w:tcW w:w="355" w:type="pct"/>
+            <w:tcW w:w="356" w:type="pct"/>
             <w:tcBorders>
               <w:top w:val="single" w:sz="1" w:space="0" w:color="CCCCCC"/>
               <w:left w:val="single" w:sz="1" w:space="0" w:color="CCCCCC"/>
@@ -969,7 +969,7 @@
               <w:bottom w:val="single" w:sz="1" w:space="0" w:color="CCCCCC"/>
               <w:right w:val="single" w:sz="1" w:space="0" w:color="CCCCCC"/>
             </w:tcBorders>
-            <w:shd w:val="clear" w:color="auto" w:fill="DEEAF1"/>
+            <w:shd w:val="clear" w:color="auto" w:fill="FFFFFF"/>
             <w:tcMar>
               <w:top w:w="80" w:type="dxa"/>
               <w:left w:w="130" w:type="dxa"/>
@@ -980,9 +980,7 @@
           <w:p>
             <w:pPr>
               <w:rPr>
-                <w:b/>
-                <w:bCs/>
-                <w:color w:val="2E74B5" w:themeColor="accent5" w:themeShade="BF"/>
+                <w:rFonts w:eastAsia="微软雅黑"/>
                 <w:sz w:val="15"/>
                 <w:szCs w:val="15"/>
               </w:rPr>
@@ -990,26 +988,31 @@
             <w:r>
               <w:rPr>
                 <w:rFonts w:eastAsia="微软雅黑"/>
-                <w:b/>
-                <w:bCs/>
-                <w:color w:val="2E74B5" w:themeColor="accent5" w:themeShade="BF"/>
-                <w:sz w:val="15"/>
-                <w:szCs w:val="15"/>
-              </w:rPr>
-              <w:t>GE0/0/2</w:t>
-            </w:r>
-          </w:p>
-        </w:tc>
-        <w:tc>
-          <w:tcPr>
-            <w:tcW w:w="355" w:type="pct"/>
-            <w:tcBorders>
-              <w:top w:val="single" w:sz="1" w:space="0" w:color="CCCCCC"/>
-              <w:left w:val="single" w:sz="1" w:space="0" w:color="CCCCCC"/>
-              <w:bottom w:val="single" w:sz="1" w:space="0" w:color="CCCCCC"/>
-              <w:right w:val="single" w:sz="1" w:space="0" w:color="CCCCCC"/>
-            </w:tcBorders>
-            <w:shd w:val="clear" w:color="auto" w:fill="DEEAF1"/>
+                <w:sz w:val="15"/>
+                <w:szCs w:val="15"/>
+              </w:rPr>
+              <w:t>GE0/0/</w:t>
+            </w:r>
+            <w:r>
+              <w:rPr>
+                <w:rFonts w:eastAsia="微软雅黑" w:hint="eastAsia"/>
+                <w:sz w:val="15"/>
+                <w:szCs w:val="15"/>
+              </w:rPr>
+              <w:t>2</w:t>
+            </w:r>
+          </w:p>
+        </w:tc>
+        <w:tc>
+          <w:tcPr>
+            <w:tcW w:w="356" w:type="pct"/>
+            <w:tcBorders>
+              <w:top w:val="single" w:sz="1" w:space="0" w:color="CCCCCC"/>
+              <w:left w:val="single" w:sz="1" w:space="0" w:color="CCCCCC"/>
+              <w:bottom w:val="single" w:sz="1" w:space="0" w:color="CCCCCC"/>
+              <w:right w:val="single" w:sz="1" w:space="0" w:color="CCCCCC"/>
+            </w:tcBorders>
+            <w:shd w:val="clear" w:color="auto" w:fill="FFFFFF"/>
             <w:tcMar>
               <w:top w:w="80" w:type="dxa"/>
               <w:left w:w="130" w:type="dxa"/>
@@ -1020,9 +1023,7 @@
           <w:p>
             <w:pPr>
               <w:rPr>
-                <w:b/>
-                <w:bCs/>
-                <w:color w:val="2E74B5" w:themeColor="accent5" w:themeShade="BF"/>
+                <w:rFonts w:eastAsia="微软雅黑"/>
                 <w:sz w:val="15"/>
                 <w:szCs w:val="15"/>
               </w:rPr>
@@ -1030,9 +1031,6 @@
             <w:r>
               <w:rPr>
                 <w:rFonts w:eastAsia="微软雅黑"/>
-                <w:b/>
-                <w:bCs/>
-                <w:color w:val="2E74B5" w:themeColor="accent5" w:themeShade="BF"/>
                 <w:sz w:val="15"/>
                 <w:szCs w:val="15"/>
               </w:rPr>
@@ -1049,7 +1047,7 @@
               <w:bottom w:val="single" w:sz="1" w:space="0" w:color="CCCCCC"/>
               <w:right w:val="single" w:sz="1" w:space="0" w:color="CCCCCC"/>
             </w:tcBorders>
-            <w:shd w:val="clear" w:color="auto" w:fill="DEEAF1"/>
+            <w:shd w:val="clear" w:color="auto" w:fill="FFFFFF"/>
             <w:tcMar>
               <w:top w:w="80" w:type="dxa"/>
               <w:left w:w="130" w:type="dxa"/>
@@ -1060,9 +1058,7 @@
           <w:p>
             <w:pPr>
               <w:rPr>
-                <w:b/>
-                <w:bCs/>
-                <w:color w:val="2E74B5" w:themeColor="accent5" w:themeShade="BF"/>
+                <w:rFonts w:eastAsia="微软雅黑"/>
                 <w:sz w:val="15"/>
                 <w:szCs w:val="15"/>
               </w:rPr>
@@ -1070,9 +1066,6 @@
             <w:r>
               <w:rPr>
                 <w:rFonts w:eastAsia="微软雅黑"/>
-                <w:b/>
-                <w:bCs/>
-                <w:color w:val="2E74B5" w:themeColor="accent5" w:themeShade="BF"/>
                 <w:sz w:val="15"/>
                 <w:szCs w:val="15"/>
               </w:rPr>
@@ -1089,7 +1082,7 @@
               <w:bottom w:val="single" w:sz="1" w:space="0" w:color="CCCCCC"/>
               <w:right w:val="single" w:sz="1" w:space="0" w:color="CCCCCC"/>
             </w:tcBorders>
-            <w:shd w:val="clear" w:color="auto" w:fill="DEEAF1"/>
+            <w:shd w:val="clear" w:color="auto" w:fill="FFFFFF"/>
             <w:tcMar>
               <w:top w:w="80" w:type="dxa"/>
               <w:left w:w="130" w:type="dxa"/>
@@ -1100,9 +1093,7 @@
           <w:p>
             <w:pPr>
               <w:rPr>
-                <w:b/>
-                <w:bCs/>
-                <w:color w:val="2E74B5" w:themeColor="accent5" w:themeShade="BF"/>
+                <w:rFonts w:eastAsia="微软雅黑"/>
                 <w:sz w:val="15"/>
                 <w:szCs w:val="15"/>
               </w:rPr>
@@ -1110,13 +1101,10 @@
             <w:r>
               <w:rPr>
                 <w:rFonts w:eastAsia="微软雅黑"/>
-                <w:b/>
-                <w:bCs/>
-                <w:color w:val="2E74B5" w:themeColor="accent5" w:themeShade="BF"/>
-                <w:sz w:val="15"/>
-                <w:szCs w:val="15"/>
-              </w:rPr>
-              <w:t>公网出口</w:t>
+                <w:sz w:val="15"/>
+                <w:szCs w:val="15"/>
+              </w:rPr>
+              <w:t>内网交换机</w:t>
             </w:r>
           </w:p>
         </w:tc>
@@ -1129,7 +1117,7 @@
               <w:bottom w:val="single" w:sz="1" w:space="0" w:color="CCCCCC"/>
               <w:right w:val="single" w:sz="1" w:space="0" w:color="CCCCCC"/>
             </w:tcBorders>
-            <w:shd w:val="clear" w:color="auto" w:fill="DEEAF1"/>
+            <w:shd w:val="clear" w:color="auto" w:fill="FFFFFF"/>
             <w:tcMar>
               <w:top w:w="80" w:type="dxa"/>
               <w:left w:w="130" w:type="dxa"/>
@@ -1140,9 +1128,10 @@
           <w:p>
             <w:pPr>
               <w:rPr>
-                <w:b/>
-                <w:bCs/>
-                <w:color w:val="EE0000"/>
+                <w:rFonts w:eastAsia="微软雅黑"/>
+                <w:b/>
+                <w:bCs/>
+                <w:color w:val="00B050"/>
                 <w:sz w:val="15"/>
                 <w:szCs w:val="15"/>
               </w:rPr>
@@ -1152,11 +1141,11 @@
                 <w:rFonts w:eastAsia="微软雅黑"/>
                 <w:b/>
                 <w:bCs/>
-                <w:color w:val="EE0000"/>
-                <w:sz w:val="15"/>
-                <w:szCs w:val="15"/>
-              </w:rPr>
-              <w:t>untrust</w:t>
+                <w:color w:val="00B050"/>
+                <w:sz w:val="15"/>
+                <w:szCs w:val="15"/>
+              </w:rPr>
+              <w:t>trust</w:t>
             </w:r>
           </w:p>
         </w:tc>
@@ -1169,15 +1158,12 @@
               <w:bottom w:val="single" w:sz="1" w:space="0" w:color="CCCCCC"/>
               <w:right w:val="single" w:sz="1" w:space="0" w:color="CCCCCC"/>
             </w:tcBorders>
-            <w:shd w:val="clear" w:color="auto" w:fill="DEEAF1"/>
+            <w:shd w:val="clear" w:color="auto" w:fill="FFFFFF"/>
           </w:tcPr>
           <w:p>
             <w:pPr>
               <w:rPr>
-                <w:rFonts w:eastAsia="微软雅黑"/>
-                <w:b/>
-                <w:bCs/>
-                <w:color w:val="2E74B5" w:themeColor="accent5" w:themeShade="BF"/>
+                <w:rFonts w:eastAsia="微软雅黑" w:hint="eastAsia"/>
                 <w:sz w:val="15"/>
                 <w:szCs w:val="15"/>
               </w:rPr>
@@ -1185,9 +1171,6 @@
             <w:r>
               <w:rPr>
                 <w:rFonts w:eastAsia="微软雅黑" w:hint="eastAsia"/>
-                <w:b/>
-                <w:bCs/>
-                <w:color w:val="2E74B5" w:themeColor="accent5" w:themeShade="BF"/>
                 <w:sz w:val="15"/>
                 <w:szCs w:val="15"/>
               </w:rPr>
@@ -1204,7 +1187,7 @@
               <w:bottom w:val="single" w:sz="1" w:space="0" w:color="CCCCCC"/>
               <w:right w:val="single" w:sz="1" w:space="0" w:color="CCCCCC"/>
             </w:tcBorders>
-            <w:shd w:val="clear" w:color="auto" w:fill="DEEAF1"/>
+            <w:shd w:val="clear" w:color="auto" w:fill="FFFFFF"/>
             <w:tcMar>
               <w:top w:w="80" w:type="dxa"/>
               <w:left w:w="130" w:type="dxa"/>
@@ -1215,9 +1198,6 @@
           <w:p>
             <w:pPr>
               <w:rPr>
-                <w:b/>
-                <w:bCs/>
-                <w:color w:val="2E74B5" w:themeColor="accent5" w:themeShade="BF"/>
                 <w:sz w:val="15"/>
                 <w:szCs w:val="15"/>
               </w:rPr>
@@ -1225,21 +1205,16 @@
             <w:r>
               <w:rPr>
                 <w:rFonts w:hint="eastAsia"/>
-                <w:b/>
-                <w:bCs/>
-                <w:color w:val="2E74B5" w:themeColor="accent5" w:themeShade="BF"/>
-                <w:sz w:val="15"/>
-                <w:szCs w:val="15"/>
-              </w:rPr>
-              <w:t>182.140.146.128</w:t>
+                <w:sz w:val="15"/>
+                <w:szCs w:val="15"/>
+              </w:rPr>
+              <w:t>10.0.0.254</w:t>
             </w:r>
           </w:p>
           <w:p>
             <w:pPr>
               <w:rPr>
-                <w:b/>
-                <w:bCs/>
-                <w:color w:val="2E74B5" w:themeColor="accent5" w:themeShade="BF"/>
+                <w:rFonts w:hint="eastAsia"/>
                 <w:sz w:val="15"/>
                 <w:szCs w:val="15"/>
               </w:rPr>
@@ -1247,21 +1222,34 @@
             <w:r>
               <w:rPr>
                 <w:rFonts w:hint="eastAsia"/>
-                <w:b/>
-                <w:bCs/>
-                <w:color w:val="2E74B5" w:themeColor="accent5" w:themeShade="BF"/>
                 <w:sz w:val="15"/>
                 <w:szCs w:val="15"/>
               </w:rPr>
               <w:t>255.255.255.0</w:t>
             </w:r>
           </w:p>
+        </w:tc>
+        <w:tc>
+          <w:tcPr>
+            <w:tcW w:w="962" w:type="pct"/>
+            <w:tcBorders>
+              <w:top w:val="single" w:sz="1" w:space="0" w:color="CCCCCC"/>
+              <w:left w:val="single" w:sz="1" w:space="0" w:color="CCCCCC"/>
+              <w:bottom w:val="single" w:sz="1" w:space="0" w:color="CCCCCC"/>
+              <w:right w:val="single" w:sz="1" w:space="0" w:color="CCCCCC"/>
+            </w:tcBorders>
+            <w:shd w:val="clear" w:color="auto" w:fill="FFFFFF"/>
+            <w:tcMar>
+              <w:top w:w="80" w:type="dxa"/>
+              <w:left w:w="130" w:type="dxa"/>
+              <w:bottom w:w="80" w:type="dxa"/>
+              <w:right w:w="130" w:type="dxa"/>
+            </w:tcMar>
+          </w:tcPr>
           <w:p>
             <w:pPr>
               <w:rPr>
-                <w:b/>
-                <w:bCs/>
-                <w:color w:val="2E74B5" w:themeColor="accent5" w:themeShade="BF"/>
+                <w:rFonts w:hint="eastAsia"/>
                 <w:sz w:val="15"/>
                 <w:szCs w:val="15"/>
               </w:rPr>
@@ -1269,100 +1257,11 @@
             <w:r>
               <w:rPr>
                 <w:rFonts w:hint="eastAsia"/>
-                <w:b/>
-                <w:bCs/>
-                <w:color w:val="2E74B5" w:themeColor="accent5" w:themeShade="BF"/>
-                <w:sz w:val="15"/>
-                <w:szCs w:val="15"/>
-              </w:rPr>
-              <w:t>182.140.146.129</w:t>
-            </w:r>
-          </w:p>
-          <w:p>
-            <w:pPr>
-              <w:rPr>
-                <w:b/>
-                <w:bCs/>
-                <w:color w:val="2E74B5" w:themeColor="accent5" w:themeShade="BF"/>
-                <w:sz w:val="15"/>
-                <w:szCs w:val="15"/>
-              </w:rPr>
-            </w:pPr>
-            <w:r>
-              <w:rPr>
-                <w:rFonts w:hint="eastAsia"/>
-                <w:b/>
-                <w:bCs/>
-                <w:color w:val="2E74B5" w:themeColor="accent5" w:themeShade="BF"/>
-                <w:sz w:val="15"/>
-                <w:szCs w:val="15"/>
-              </w:rPr>
-              <w:t>61.139.2.69</w:t>
-            </w:r>
-          </w:p>
-        </w:tc>
-        <w:tc>
-          <w:tcPr>
-            <w:tcW w:w="962" w:type="pct"/>
-            <w:tcBorders>
-              <w:top w:val="single" w:sz="1" w:space="0" w:color="CCCCCC"/>
-              <w:left w:val="single" w:sz="1" w:space="0" w:color="CCCCCC"/>
-              <w:bottom w:val="single" w:sz="1" w:space="0" w:color="CCCCCC"/>
-              <w:right w:val="single" w:sz="1" w:space="0" w:color="CCCCCC"/>
-            </w:tcBorders>
-            <w:shd w:val="clear" w:color="auto" w:fill="DEEAF1"/>
-            <w:tcMar>
-              <w:top w:w="80" w:type="dxa"/>
-              <w:left w:w="130" w:type="dxa"/>
-              <w:bottom w:w="80" w:type="dxa"/>
-              <w:right w:w="130" w:type="dxa"/>
-            </w:tcMar>
-          </w:tcPr>
-          <w:p>
-            <w:pPr>
-              <w:rPr>
-                <w:b/>
-                <w:bCs/>
-                <w:color w:val="2E74B5" w:themeColor="accent5" w:themeShade="BF"/>
-                <w:sz w:val="15"/>
-                <w:szCs w:val="15"/>
-              </w:rPr>
-            </w:pPr>
-            <w:r>
-              <w:rPr>
-                <w:rFonts w:hint="eastAsia"/>
-                <w:b/>
-                <w:bCs/>
-                <w:color w:val="2E74B5" w:themeColor="accent5" w:themeShade="BF"/>
-                <w:sz w:val="15"/>
-                <w:szCs w:val="15"/>
-              </w:rPr>
-              <w:t>极云（2）</w:t>
-            </w:r>
-          </w:p>
-          <w:p>
-            <w:pPr>
-              <w:rPr>
-                <w:sz w:val="15"/>
-                <w:szCs w:val="15"/>
-              </w:rPr>
-            </w:pPr>
-          </w:p>
-          <w:p>
-            <w:pPr>
-              <w:rPr>
-                <w:sz w:val="15"/>
-                <w:szCs w:val="15"/>
-              </w:rPr>
-            </w:pPr>
-          </w:p>
-          <w:p>
-            <w:pPr>
-              <w:rPr>
-                <w:sz w:val="15"/>
-                <w:szCs w:val="15"/>
-              </w:rPr>
-            </w:pPr>
+                <w:sz w:val="15"/>
+                <w:szCs w:val="15"/>
+              </w:rPr>
+              <w:t>网关</w:t>
+            </w:r>
           </w:p>
         </w:tc>
       </w:tr>
@@ -1387,6 +1286,10 @@
           <w:p>
             <w:pPr>
               <w:rPr>
+                <w:rFonts w:eastAsia="微软雅黑" w:hint="eastAsia"/>
+                <w:b/>
+                <w:bCs/>
+                <w:color w:val="2E74B5" w:themeColor="accent5" w:themeShade="BF"/>
                 <w:sz w:val="15"/>
                 <w:szCs w:val="15"/>
               </w:rPr>
@@ -1394,16 +1297,30 @@
             <w:r>
               <w:rPr>
                 <w:rFonts w:eastAsia="微软雅黑"/>
-                <w:sz w:val="15"/>
-                <w:szCs w:val="15"/>
-              </w:rPr>
-              <w:t>GE0/0/3</w:t>
-            </w:r>
-          </w:p>
-        </w:tc>
-        <w:tc>
-          <w:tcPr>
-            <w:tcW w:w="355" w:type="pct"/>
+                <w:b/>
+                <w:bCs/>
+                <w:color w:val="2E74B5" w:themeColor="accent5" w:themeShade="BF"/>
+                <w:sz w:val="15"/>
+                <w:szCs w:val="15"/>
+              </w:rPr>
+              <w:t>GE0/0/</w:t>
+            </w:r>
+            <w:r>
+              <w:rPr>
+                <w:rFonts w:eastAsia="微软雅黑" w:hint="eastAsia"/>
+                <w:b/>
+                <w:bCs/>
+                <w:color w:val="2E74B5" w:themeColor="accent5" w:themeShade="BF"/>
+                <w:sz w:val="15"/>
+                <w:szCs w:val="15"/>
+              </w:rPr>
+              <w:t>3</w:t>
+            </w:r>
+          </w:p>
+        </w:tc>
+        <w:tc>
+          <w:tcPr>
+            <w:tcW w:w="356" w:type="pct"/>
             <w:tcBorders>
               <w:top w:val="single" w:sz="1" w:space="0" w:color="CCCCCC"/>
               <w:left w:val="single" w:sz="1" w:space="0" w:color="CCCCCC"/>
@@ -1421,6 +1338,10 @@
           <w:p>
             <w:pPr>
               <w:rPr>
+                <w:rFonts w:eastAsia="微软雅黑"/>
+                <w:b/>
+                <w:bCs/>
+                <w:color w:val="2E74B5" w:themeColor="accent5" w:themeShade="BF"/>
                 <w:sz w:val="15"/>
                 <w:szCs w:val="15"/>
               </w:rPr>
@@ -1428,6 +1349,9 @@
             <w:r>
               <w:rPr>
                 <w:rFonts w:eastAsia="微软雅黑"/>
+                <w:b/>
+                <w:bCs/>
+                <w:color w:val="2E74B5" w:themeColor="accent5" w:themeShade="BF"/>
                 <w:sz w:val="15"/>
                 <w:szCs w:val="15"/>
               </w:rPr>
@@ -1455,6 +1379,10 @@
           <w:p>
             <w:pPr>
               <w:rPr>
+                <w:rFonts w:eastAsia="微软雅黑"/>
+                <w:b/>
+                <w:bCs/>
+                <w:color w:val="2E74B5" w:themeColor="accent5" w:themeShade="BF"/>
                 <w:sz w:val="15"/>
                 <w:szCs w:val="15"/>
               </w:rPr>
@@ -1462,6 +1390,9 @@
             <w:r>
               <w:rPr>
                 <w:rFonts w:eastAsia="微软雅黑"/>
+                <w:b/>
+                <w:bCs/>
+                <w:color w:val="2E74B5" w:themeColor="accent5" w:themeShade="BF"/>
                 <w:sz w:val="15"/>
                 <w:szCs w:val="15"/>
               </w:rPr>
@@ -1489,6 +1420,10 @@
           <w:p>
             <w:pPr>
               <w:rPr>
+                <w:rFonts w:eastAsia="微软雅黑"/>
+                <w:b/>
+                <w:bCs/>
+                <w:color w:val="2E74B5" w:themeColor="accent5" w:themeShade="BF"/>
                 <w:sz w:val="15"/>
                 <w:szCs w:val="15"/>
               </w:rPr>
@@ -1496,10 +1431,13 @@
             <w:r>
               <w:rPr>
                 <w:rFonts w:eastAsia="微软雅黑"/>
-                <w:sz w:val="15"/>
-                <w:szCs w:val="15"/>
-              </w:rPr>
-              <w:t>内网交换机</w:t>
+                <w:b/>
+                <w:bCs/>
+                <w:color w:val="2E74B5" w:themeColor="accent5" w:themeShade="BF"/>
+                <w:sz w:val="15"/>
+                <w:szCs w:val="15"/>
+              </w:rPr>
+              <w:t>公网出口</w:t>
             </w:r>
           </w:p>
         </w:tc>
@@ -1523,29 +1461,65 @@
           <w:p>
             <w:pPr>
               <w:rPr>
+                <w:rFonts w:eastAsia="微软雅黑"/>
+                <w:b/>
+                <w:bCs/>
+                <w:color w:val="2E74B5" w:themeColor="accent5" w:themeShade="BF"/>
+                <w:sz w:val="15"/>
+                <w:szCs w:val="15"/>
+              </w:rPr>
+            </w:pPr>
+            <w:r>
+              <w:rPr>
+                <w:rFonts w:eastAsia="微软雅黑"/>
                 <w:b/>
                 <w:bCs/>
                 <w:color w:val="EE0000"/>
                 <w:sz w:val="15"/>
                 <w:szCs w:val="15"/>
               </w:rPr>
+              <w:t>untrust</w:t>
+            </w:r>
+          </w:p>
+        </w:tc>
+        <w:tc>
+          <w:tcPr>
+            <w:tcW w:w="472" w:type="pct"/>
+            <w:tcBorders>
+              <w:top w:val="single" w:sz="1" w:space="0" w:color="CCCCCC"/>
+              <w:left w:val="single" w:sz="1" w:space="0" w:color="CCCCCC"/>
+              <w:bottom w:val="single" w:sz="1" w:space="0" w:color="CCCCCC"/>
+              <w:right w:val="single" w:sz="1" w:space="0" w:color="CCCCCC"/>
+            </w:tcBorders>
+            <w:shd w:val="clear" w:color="auto" w:fill="FFFFFF"/>
+          </w:tcPr>
+          <w:p>
+            <w:pPr>
+              <w:rPr>
+                <w:rFonts w:eastAsia="微软雅黑"/>
+                <w:b/>
+                <w:bCs/>
+                <w:color w:val="2E74B5" w:themeColor="accent5" w:themeShade="BF"/>
+                <w:sz w:val="15"/>
+                <w:szCs w:val="15"/>
+              </w:rPr>
             </w:pPr>
             <w:r>
               <w:rPr>
-                <w:rFonts w:eastAsia="微软雅黑"/>
-                <w:b/>
-                <w:bCs/>
-                <w:color w:val="00B050"/>
-                <w:sz w:val="15"/>
-                <w:szCs w:val="15"/>
-              </w:rPr>
-              <w:t>trust</w:t>
-            </w:r>
-          </w:p>
-        </w:tc>
-        <w:tc>
-          <w:tcPr>
-            <w:tcW w:w="472" w:type="pct"/>
+                <w:rFonts w:eastAsia="微软雅黑" w:hint="eastAsia"/>
+                <w:b/>
+                <w:bCs/>
+                <w:color w:val="2E74B5" w:themeColor="accent5" w:themeShade="BF"/>
+                <w:sz w:val="15"/>
+                <w:szCs w:val="15"/>
+              </w:rPr>
+              <w:t>路由</w:t>
+            </w:r>
+          </w:p>
+        </w:tc>
+        <w:tc>
+          <w:tcPr>
+            <w:tcW w:w="866" w:type="pct"/>
             <w:tcBorders>
               <w:top w:val="single" w:sz="1" w:space="0" w:color="CCCCCC"/>
               <w:left w:val="single" w:sz="1" w:space="0" w:color="CCCCCC"/>
@@ -1553,11 +1527,20 @@
               <w:right w:val="single" w:sz="1" w:space="0" w:color="CCCCCC"/>
             </w:tcBorders>
             <w:shd w:val="clear" w:color="auto" w:fill="FFFFFF"/>
+            <w:tcMar>
+              <w:top w:w="80" w:type="dxa"/>
+              <w:left w:w="130" w:type="dxa"/>
+              <w:bottom w:w="80" w:type="dxa"/>
+              <w:right w:w="130" w:type="dxa"/>
+            </w:tcMar>
           </w:tcPr>
           <w:p>
             <w:pPr>
               <w:rPr>
                 <w:rFonts w:eastAsia="微软雅黑"/>
+                <w:b/>
+                <w:bCs/>
+                <w:color w:val="2E74B5" w:themeColor="accent5" w:themeShade="BF"/>
                 <w:sz w:val="15"/>
                 <w:szCs w:val="15"/>
               </w:rPr>
@@ -1565,16 +1548,88 @@
             <w:r>
               <w:rPr>
                 <w:rFonts w:eastAsia="微软雅黑" w:hint="eastAsia"/>
-                <w:sz w:val="15"/>
-                <w:szCs w:val="15"/>
-              </w:rPr>
-              <w:t>路由</w:t>
-            </w:r>
-          </w:p>
-        </w:tc>
-        <w:tc>
-          <w:tcPr>
-            <w:tcW w:w="866" w:type="pct"/>
+                <w:b/>
+                <w:bCs/>
+                <w:color w:val="2E74B5" w:themeColor="accent5" w:themeShade="BF"/>
+                <w:sz w:val="15"/>
+                <w:szCs w:val="15"/>
+              </w:rPr>
+              <w:t>182.140.146.128</w:t>
+            </w:r>
+          </w:p>
+          <w:p>
+            <w:pPr>
+              <w:rPr>
+                <w:rFonts w:eastAsia="微软雅黑"/>
+                <w:b/>
+                <w:bCs/>
+                <w:color w:val="2E74B5" w:themeColor="accent5" w:themeShade="BF"/>
+                <w:sz w:val="15"/>
+                <w:szCs w:val="15"/>
+              </w:rPr>
+            </w:pPr>
+            <w:r>
+              <w:rPr>
+                <w:rFonts w:eastAsia="微软雅黑" w:hint="eastAsia"/>
+                <w:b/>
+                <w:bCs/>
+                <w:color w:val="2E74B5" w:themeColor="accent5" w:themeShade="BF"/>
+                <w:sz w:val="15"/>
+                <w:szCs w:val="15"/>
+              </w:rPr>
+              <w:t>255.255.255.0</w:t>
+            </w:r>
+          </w:p>
+          <w:p>
+            <w:pPr>
+              <w:rPr>
+                <w:rFonts w:eastAsia="微软雅黑"/>
+                <w:b/>
+                <w:bCs/>
+                <w:color w:val="2E74B5" w:themeColor="accent5" w:themeShade="BF"/>
+                <w:sz w:val="15"/>
+                <w:szCs w:val="15"/>
+              </w:rPr>
+            </w:pPr>
+            <w:r>
+              <w:rPr>
+                <w:rFonts w:eastAsia="微软雅黑" w:hint="eastAsia"/>
+                <w:b/>
+                <w:bCs/>
+                <w:color w:val="2E74B5" w:themeColor="accent5" w:themeShade="BF"/>
+                <w:sz w:val="15"/>
+                <w:szCs w:val="15"/>
+              </w:rPr>
+              <w:t>182.140.146.129</w:t>
+            </w:r>
+          </w:p>
+          <w:p>
+            <w:pPr>
+              <w:rPr>
+                <w:rFonts w:eastAsia="微软雅黑"/>
+                <w:b/>
+                <w:bCs/>
+                <w:color w:val="2E74B5" w:themeColor="accent5" w:themeShade="BF"/>
+                <w:sz w:val="15"/>
+                <w:szCs w:val="15"/>
+              </w:rPr>
+            </w:pPr>
+            <w:r>
+              <w:rPr>
+                <w:rFonts w:eastAsia="微软雅黑" w:hint="eastAsia"/>
+                <w:b/>
+                <w:bCs/>
+                <w:color w:val="2E74B5" w:themeColor="accent5" w:themeShade="BF"/>
+                <w:sz w:val="15"/>
+                <w:szCs w:val="15"/>
+              </w:rPr>
+              <w:t>61.139.2.69</w:t>
+            </w:r>
+          </w:p>
+        </w:tc>
+        <w:tc>
+          <w:tcPr>
+            <w:tcW w:w="962" w:type="pct"/>
             <w:tcBorders>
               <w:top w:val="single" w:sz="1" w:space="0" w:color="CCCCCC"/>
               <w:left w:val="single" w:sz="1" w:space="0" w:color="CCCCCC"/>
@@ -1592,68 +1647,61 @@
           <w:p>
             <w:pPr>
               <w:rPr>
+                <w:rFonts w:eastAsia="微软雅黑"/>
+                <w:b/>
+                <w:bCs/>
+                <w:color w:val="2E74B5" w:themeColor="accent5" w:themeShade="BF"/>
                 <w:sz w:val="15"/>
                 <w:szCs w:val="15"/>
               </w:rPr>
             </w:pPr>
             <w:r>
               <w:rPr>
-                <w:rFonts w:hint="eastAsia"/>
-                <w:sz w:val="15"/>
-                <w:szCs w:val="15"/>
-              </w:rPr>
-              <w:t>10.0.0.254</w:t>
+                <w:rFonts w:eastAsia="微软雅黑" w:hint="eastAsia"/>
+                <w:b/>
+                <w:bCs/>
+                <w:color w:val="2E74B5" w:themeColor="accent5" w:themeShade="BF"/>
+                <w:sz w:val="15"/>
+                <w:szCs w:val="15"/>
+              </w:rPr>
+              <w:t>极云（2）</w:t>
             </w:r>
           </w:p>
           <w:p>
             <w:pPr>
               <w:rPr>
+                <w:rFonts w:eastAsia="微软雅黑"/>
+                <w:b/>
+                <w:bCs/>
+                <w:color w:val="2E74B5" w:themeColor="accent5" w:themeShade="BF"/>
                 <w:sz w:val="15"/>
                 <w:szCs w:val="15"/>
               </w:rPr>
             </w:pPr>
-            <w:r>
-              <w:rPr>
-                <w:rFonts w:hint="eastAsia"/>
-                <w:sz w:val="15"/>
-                <w:szCs w:val="15"/>
-              </w:rPr>
-              <w:t>255.255.255.0</w:t>
-            </w:r>
-          </w:p>
-        </w:tc>
-        <w:tc>
-          <w:tcPr>
-            <w:tcW w:w="962" w:type="pct"/>
-            <w:tcBorders>
-              <w:top w:val="single" w:sz="1" w:space="0" w:color="CCCCCC"/>
-              <w:left w:val="single" w:sz="1" w:space="0" w:color="CCCCCC"/>
-              <w:bottom w:val="single" w:sz="1" w:space="0" w:color="CCCCCC"/>
-              <w:right w:val="single" w:sz="1" w:space="0" w:color="CCCCCC"/>
-            </w:tcBorders>
-            <w:shd w:val="clear" w:color="auto" w:fill="FFFFFF"/>
-            <w:tcMar>
-              <w:top w:w="80" w:type="dxa"/>
-              <w:left w:w="130" w:type="dxa"/>
-              <w:bottom w:w="80" w:type="dxa"/>
-              <w:right w:w="130" w:type="dxa"/>
-            </w:tcMar>
-          </w:tcPr>
+          </w:p>
           <w:p>
             <w:pPr>
               <w:rPr>
+                <w:rFonts w:eastAsia="微软雅黑"/>
+                <w:b/>
+                <w:bCs/>
+                <w:color w:val="2E74B5" w:themeColor="accent5" w:themeShade="BF"/>
                 <w:sz w:val="15"/>
                 <w:szCs w:val="15"/>
               </w:rPr>
             </w:pPr>
-            <w:r>
-              <w:rPr>
-                <w:rFonts w:hint="eastAsia"/>
-                <w:sz w:val="15"/>
-                <w:szCs w:val="15"/>
-              </w:rPr>
-              <w:t>网关</w:t>
-            </w:r>
+          </w:p>
+          <w:p>
+            <w:pPr>
+              <w:rPr>
+                <w:rFonts w:eastAsia="微软雅黑"/>
+                <w:b/>
+                <w:bCs/>
+                <w:color w:val="2E74B5" w:themeColor="accent5" w:themeShade="BF"/>
+                <w:sz w:val="15"/>
+                <w:szCs w:val="15"/>
+              </w:rPr>
+            </w:pPr>
           </w:p>
         </w:tc>
       </w:tr>
@@ -1700,7 +1748,7 @@
         </w:tc>
         <w:tc>
           <w:tcPr>
-            <w:tcW w:w="355" w:type="pct"/>
+            <w:tcW w:w="356" w:type="pct"/>
             <w:tcBorders>
               <w:top w:val="single" w:sz="1" w:space="0" w:color="CCCCCC"/>
               <w:left w:val="single" w:sz="1" w:space="0" w:color="CCCCCC"/>
@@ -2084,7 +2132,7 @@
         </w:tc>
         <w:tc>
           <w:tcPr>
-            <w:tcW w:w="355" w:type="pct"/>
+            <w:tcW w:w="356" w:type="pct"/>
             <w:tcBorders>
               <w:top w:val="single" w:sz="1" w:space="0" w:color="CCCCCC"/>
               <w:left w:val="single" w:sz="1" w:space="0" w:color="CCCCCC"/>
@@ -2338,7 +2386,7 @@
         </w:rPr>
         <w:lastRenderedPageBreak/>
         <w:drawing>
-          <wp:inline distT="0" distB="0" distL="0" distR="0" wp14:anchorId="115FEFB0" wp14:editId="287AE537">
+          <wp:inline distT="0" distB="0" distL="0" distR="0" wp14:anchorId="7C34B104" wp14:editId="0C77E8AF">
             <wp:extent cx="6172200" cy="1565910"/>
             <wp:effectExtent l="0" t="0" r="0" b="0"/>
             <wp:docPr id="296683733" name="图片 1"/>
@@ -2418,7 +2466,7 @@
           <w:noProof/>
         </w:rPr>
         <w:drawing>
-          <wp:inline distT="0" distB="0" distL="0" distR="0" wp14:anchorId="0DB84441" wp14:editId="711F19D9">
+          <wp:inline distT="0" distB="0" distL="0" distR="0" wp14:anchorId="6F26295C" wp14:editId="260D9992">
             <wp:extent cx="6172200" cy="3792220"/>
             <wp:effectExtent l="0" t="0" r="0" b="0"/>
             <wp:docPr id="230410765" name="图片 1"/>
@@ -2498,7 +2546,7 @@
         </w:rPr>
         <w:lastRenderedPageBreak/>
         <w:drawing>
-          <wp:inline distT="0" distB="0" distL="0" distR="0" wp14:anchorId="512F886D" wp14:editId="27919B56">
+          <wp:inline distT="0" distB="0" distL="0" distR="0" wp14:anchorId="72C94649" wp14:editId="2E9A4CF7">
             <wp:extent cx="6172200" cy="3787775"/>
             <wp:effectExtent l="0" t="0" r="0" b="3175"/>
             <wp:docPr id="295809828" name="图片 1"/>
@@ -2566,7 +2614,7 @@
           <w:noProof/>
         </w:rPr>
         <w:drawing>
-          <wp:inline distT="0" distB="0" distL="0" distR="0" wp14:anchorId="1800EEA3" wp14:editId="76CFA61F">
+          <wp:inline distT="0" distB="0" distL="0" distR="0" wp14:anchorId="70876FAD" wp14:editId="16D438C9">
             <wp:extent cx="6172200" cy="3770630"/>
             <wp:effectExtent l="0" t="0" r="0" b="1270"/>
             <wp:docPr id="1421693556" name="图片 1"/>
@@ -2825,7 +2873,7 @@
                 <w:sz w:val="20"/>
                 <w:szCs w:val="20"/>
               </w:rPr>
-              <w:t>GE0/0/3</w:t>
+              <w:t>GE0/0/2</w:t>
             </w:r>
           </w:p>
         </w:tc>
@@ -2922,9 +2970,6 @@
     <w:p>
       <w:pPr>
         <w:pStyle w:val="2"/>
-        <w:rPr>
-          <w:rFonts w:hint="eastAsia"/>
-        </w:rPr>
       </w:pPr>
       <w:r>
         <w:t>3.2 Untrust 域</w:t>
@@ -3131,7 +3176,7 @@
                 <w:sz w:val="20"/>
                 <w:szCs w:val="20"/>
               </w:rPr>
-              <w:t>GE0/0/2</w:t>
+              <w:t>GE0/0/3</w:t>
             </w:r>
           </w:p>
         </w:tc>
@@ -3236,9 +3281,6 @@
     <w:p>
       <w:pPr>
         <w:pStyle w:val="2"/>
-        <w:rPr>
-          <w:rFonts w:hint="eastAsia"/>
-        </w:rPr>
       </w:pPr>
       <w:r>
         <w:t>4.1 主路由 — XGE0/0/0 西信（182.140.240.1，preference 60）</w:t>
@@ -3589,9 +3631,6 @@
     <w:p>
       <w:pPr>
         <w:spacing w:before="40" w:after="40"/>
-        <w:rPr>
-          <w:rFonts w:hint="eastAsia"/>
-        </w:rPr>
       </w:pPr>
       <w:r>
         <w:rPr>
@@ -3599,7 +3638,7 @@
         </w:rPr>
         <w:lastRenderedPageBreak/>
         <w:drawing>
-          <wp:inline distT="0" distB="0" distL="0" distR="0" wp14:anchorId="5952EC8C" wp14:editId="4B73EFA6">
+          <wp:inline distT="0" distB="0" distL="0" distR="0" wp14:anchorId="66933116" wp14:editId="37CF106E">
             <wp:extent cx="6172200" cy="4188460"/>
             <wp:effectExtent l="0" t="0" r="0" b="2540"/>
             <wp:docPr id="664375386" name="图片 1"/>
@@ -3640,7 +3679,7 @@
         <w:pStyle w:val="2"/>
       </w:pPr>
       <w:r>
-        <w:t>4.2 备路由 — GE0/0/2 极云2（182.140.146.129，preference 80）</w:t>
+        <w:t>4.2 备路由 — GE0/0/3 极云2（182.140.146.129，preference 80）</w:t>
       </w:r>
     </w:p>
     <w:p>
@@ -3924,7 +3963,7 @@
                 <w:sz w:val="20"/>
                 <w:szCs w:val="20"/>
               </w:rPr>
-              <w:t>GE0/0/2</w:t>
+              <w:t>GE0/0/3</w:t>
             </w:r>
           </w:p>
         </w:tc>
@@ -3993,9 +4032,6 @@
     <w:p>
       <w:pPr>
         <w:spacing w:before="40" w:after="40"/>
-        <w:rPr>
-          <w:rFonts w:hint="eastAsia"/>
-        </w:rPr>
       </w:pPr>
       <w:r>
         <w:rPr>
@@ -4003,7 +4039,7 @@
         </w:rPr>
         <w:lastRenderedPageBreak/>
         <w:drawing>
-          <wp:inline distT="0" distB="0" distL="0" distR="0" wp14:anchorId="59CC395F" wp14:editId="05305D74">
+          <wp:inline distT="0" distB="0" distL="0" distR="0" wp14:anchorId="1DB613F8" wp14:editId="6D28D9EC">
             <wp:extent cx="6172200" cy="4102735"/>
             <wp:effectExtent l="0" t="0" r="0" b="0"/>
             <wp:docPr id="465809932" name="图片 1"/>
@@ -4042,9 +4078,6 @@
     <w:p>
       <w:pPr>
         <w:pStyle w:val="2"/>
-        <w:rPr>
-          <w:rFonts w:hint="eastAsia"/>
-        </w:rPr>
       </w:pPr>
       <w:r>
         <w:t>4.3 验证路由表</w:t>
@@ -4080,9 +4113,6 @@
     <w:p>
       <w:pPr>
         <w:spacing w:before="40" w:after="40"/>
-        <w:rPr>
-          <w:rFonts w:hint="eastAsia"/>
-        </w:rPr>
       </w:pPr>
     </w:p>
     <w:p>
@@ -4096,9 +4126,6 @@
     <w:p>
       <w:pPr>
         <w:pStyle w:val="2"/>
-        <w:rPr>
-          <w:rFonts w:hint="eastAsia"/>
-        </w:rPr>
       </w:pPr>
       <w:r>
         <w:t>5.1 XGE0/0/0 出口 NAT（西信）</w:t>
@@ -4576,7 +4603,7 @@
           <w:noProof/>
         </w:rPr>
         <w:drawing>
-          <wp:inline distT="0" distB="0" distL="0" distR="0" wp14:anchorId="5256C5E3" wp14:editId="4B1B149C">
+          <wp:inline distT="0" distB="0" distL="0" distR="0" wp14:anchorId="533D21DA" wp14:editId="6B48906B">
             <wp:extent cx="6172200" cy="5245100"/>
             <wp:effectExtent l="0" t="0" r="0" b="0"/>
             <wp:docPr id="594909536" name="图片 1"/>
@@ -4615,12 +4642,9 @@
     <w:p>
       <w:pPr>
         <w:pStyle w:val="2"/>
-        <w:rPr>
-          <w:rFonts w:hint="eastAsia"/>
-        </w:rPr>
       </w:pPr>
       <w:r>
-        <w:t>5.2 GE0/0/2 出口 NAT（极云2）</w:t>
+        <w:t>5.2 GE0/0/3 出口 NAT（极云2）</w:t>
       </w:r>
     </w:p>
     <w:p>
@@ -4779,7 +4803,7 @@
                 <w:sz w:val="20"/>
                 <w:szCs w:val="20"/>
               </w:rPr>
-              <w:t>GE0/0/2 出口 NAT（极云2）</w:t>
+              <w:t>GE0/0/3 出口 NAT（极云2）</w:t>
             </w:r>
           </w:p>
         </w:tc>
@@ -5020,7 +5044,7 @@
                 <w:sz w:val="20"/>
                 <w:szCs w:val="20"/>
               </w:rPr>
-              <w:t>GE0/0/2</w:t>
+              <w:t>GE0/0/3</w:t>
             </w:r>
           </w:p>
         </w:tc>
@@ -5089,16 +5113,13 @@
     <w:p>
       <w:pPr>
         <w:spacing w:before="40" w:after="40"/>
-        <w:rPr>
-          <w:rFonts w:hint="eastAsia"/>
-        </w:rPr>
       </w:pPr>
       <w:r>
         <w:rPr>
           <w:noProof/>
         </w:rPr>
         <w:drawing>
-          <wp:inline distT="0" distB="0" distL="0" distR="0" wp14:anchorId="0BBBB730" wp14:editId="13B10743">
+          <wp:inline distT="0" distB="0" distL="0" distR="0" wp14:anchorId="59D94C1C" wp14:editId="0049B61A">
             <wp:extent cx="6172200" cy="5228590"/>
             <wp:effectExtent l="0" t="0" r="0" b="0"/>
             <wp:docPr id="591993166" name="图片 1"/>
@@ -5137,9 +5158,6 @@
     <w:p>
       <w:pPr>
         <w:pStyle w:val="2"/>
-        <w:rPr>
-          <w:rFonts w:hint="eastAsia"/>
-        </w:rPr>
       </w:pPr>
       <w:r>
         <w:t>5.3 验证 NAT 策略</w:t>
@@ -5209,9 +5227,6 @@
     <w:p>
       <w:pPr>
         <w:pStyle w:val="2"/>
-        <w:rPr>
-          <w:rFonts w:hint="eastAsia"/>
-        </w:rPr>
       </w:pPr>
       <w:r>
         <w:t>6.1 内网访问公网（Trust → Untrust）</w:t>
@@ -5693,9 +5708,6 @@
     <w:p>
       <w:pPr>
         <w:pStyle w:val="2"/>
-        <w:rPr>
-          <w:rFonts w:hint="eastAsia"/>
-        </w:rPr>
       </w:pPr>
       <w:r>
         <w:t>6.2 内网管理设备（Trust → Local）</w:t>
@@ -6225,51 +6237,6 @@
     </w:p>
     <w:p>
       <w:pPr>
-        <w:pStyle w:val="1"/>
-      </w:pPr>
-      <w:r>
-        <w:t>七、保存配置</w:t>
-      </w:r>
-    </w:p>
-    <w:p>
-      <w:pPr>
-        <w:spacing w:before="40" w:after="40"/>
-      </w:pPr>
-    </w:p>
-    <w:p>
-      <w:pPr>
-        <w:spacing w:before="80" w:after="40"/>
-      </w:pPr>
-      <w:r>
-        <w:rPr>
-          <w:rFonts w:eastAsia="微软雅黑"/>
-          <w:color w:val="2E74B5"/>
-          <w:sz w:val="21"/>
-          <w:szCs w:val="21"/>
-        </w:rPr>
-        <w:t>入口：系统 → 配置文件管理</w:t>
-      </w:r>
-    </w:p>
-    <w:p>
-      <w:pPr>
-        <w:spacing w:before="40" w:after="40"/>
-      </w:pPr>
-      <w:r>
-        <w:rPr>
-          <w:rFonts w:eastAsia="微软雅黑"/>
-          <w:sz w:val="21"/>
-          <w:szCs w:val="21"/>
-        </w:rPr>
-        <w:t>点击「保存当前配置」→ 弹窗确认 → 等待提示「保存成功」。</w:t>
-      </w:r>
-    </w:p>
-    <w:p>
-      <w:pPr>
-        <w:spacing w:before="40" w:after="40"/>
-      </w:pPr>
-    </w:p>
-    <w:p>
-      <w:pPr>
         <w:spacing w:before="40" w:after="40"/>
       </w:pPr>
     </w:p>
@@ -6278,7 +6245,13 @@
         <w:pStyle w:val="1"/>
       </w:pPr>
       <w:r>
-        <w:t>八、公网端口映射（DNAT）</w:t>
+        <w:rPr>
+          <w:rFonts w:hint="eastAsia"/>
+        </w:rPr>
+        <w:t>七</w:t>
+      </w:r>
+      <w:r>
+        <w:t>、公网端口映射（DNAT）</w:t>
       </w:r>
     </w:p>
     <w:p>
@@ -6288,8 +6261,6 @@
       <w:r>
         <w:rPr>
           <w:rFonts w:eastAsia="微软雅黑"/>
-          <w:sz w:val="22"/>
-          <w:szCs w:val="22"/>
         </w:rPr>
         <w:t>将公网 IP 的指定端口映射到内网服务器，外网用户可通过防火墙公网 IP + 端口直接访问内部服务。</w:t>
       </w:r>
@@ -6304,7 +6275,13 @@
         <w:pStyle w:val="2"/>
       </w:pPr>
       <w:r>
-        <w:t>8.1 新建服务器映射</w:t>
+        <w:rPr>
+          <w:rFonts w:hint="eastAsia"/>
+        </w:rPr>
+        <w:t>7</w:t>
+      </w:r>
+      <w:r>
+        <w:t>.1 新建服务器映射</w:t>
       </w:r>
     </w:p>
     <w:p>
@@ -6331,12 +6308,29 @@
           <w:sz w:val="21"/>
           <w:szCs w:val="21"/>
         </w:rPr>
-        <w:t>以下以将内网服务器 10.0.0.10 的 Web 服务映射到 XGE0/0/0 公网 IP 为例：</w:t>
+        <w:t>以下以将内网服务器 10.0.0.1</w:t>
+      </w:r>
+      <w:r>
+        <w:rPr>
+          <w:rFonts w:eastAsia="微软雅黑" w:hint="eastAsia"/>
+          <w:sz w:val="21"/>
+          <w:szCs w:val="21"/>
+        </w:rPr>
+        <w:t>6</w:t>
+      </w:r>
+      <w:r>
+        <w:rPr>
+          <w:rFonts w:eastAsia="微软雅黑"/>
+          <w:sz w:val="21"/>
+          <w:szCs w:val="21"/>
+        </w:rPr>
+        <w:t xml:space="preserve"> 的 Web 服务映射到 XGE0/0/0 公网 IP 为例：</w:t>
       </w:r>
     </w:p>
     <w:tbl>
       <w:tblPr>
         <w:tblW w:w="9360" w:type="dxa"/>
+        <w:tblLook w:val="04A0" w:firstRow="1" w:lastRow="0" w:firstColumn="1" w:lastColumn="0" w:noHBand="0" w:noVBand="1"/>
       </w:tblPr>
       <w:tblGrid>
         <w:gridCol w:w="4200"/>
@@ -6355,8 +6349,8 @@
             <w:shd w:val="clear" w:color="auto" w:fill="1F497D"/>
             <w:tcMar>
               <w:top w:w="80" w:type="dxa"/>
-              <w:bottom w:w="80" w:type="dxa"/>
-              <w:left w:w="120" w:type="dxa"/>
+              <w:left w:w="120" w:type="dxa"/>
+              <w:bottom w:w="80" w:type="dxa"/>
               <w:right w:w="120" w:type="dxa"/>
             </w:tcMar>
           </w:tcPr>
@@ -6389,8 +6383,8 @@
             <w:shd w:val="clear" w:color="auto" w:fill="1F497D"/>
             <w:tcMar>
               <w:top w:w="80" w:type="dxa"/>
-              <w:bottom w:w="80" w:type="dxa"/>
-              <w:left w:w="120" w:type="dxa"/>
+              <w:left w:w="120" w:type="dxa"/>
+              <w:bottom w:w="80" w:type="dxa"/>
               <w:right w:w="120" w:type="dxa"/>
             </w:tcMar>
           </w:tcPr>
@@ -6425,8 +6419,8 @@
             <w:shd w:val="clear" w:color="auto" w:fill="DEEAF1"/>
             <w:tcMar>
               <w:top w:w="80" w:type="dxa"/>
-              <w:bottom w:w="80" w:type="dxa"/>
-              <w:left w:w="120" w:type="dxa"/>
+              <w:left w:w="120" w:type="dxa"/>
+              <w:bottom w:w="80" w:type="dxa"/>
               <w:right w:w="120" w:type="dxa"/>
             </w:tcMar>
           </w:tcPr>
@@ -6455,19 +6449,25 @@
             <w:shd w:val="clear" w:color="auto" w:fill="DEEAF1"/>
             <w:tcMar>
               <w:top w:w="80" w:type="dxa"/>
-              <w:bottom w:w="80" w:type="dxa"/>
-              <w:left w:w="120" w:type="dxa"/>
-              <w:right w:w="120" w:type="dxa"/>
-            </w:tcMar>
-          </w:tcPr>
-          <w:p>
-            <w:r>
-              <w:rPr>
-                <w:rFonts w:eastAsia="微软雅黑"/>
-                <w:sz w:val="20"/>
-                <w:szCs w:val="20"/>
-              </w:rPr>
-              <w:t>MAP_WEB</w:t>
+              <w:left w:w="120" w:type="dxa"/>
+              <w:bottom w:w="80" w:type="dxa"/>
+              <w:right w:w="120" w:type="dxa"/>
+            </w:tcMar>
+          </w:tcPr>
+          <w:p>
+            <w:pPr>
+              <w:rPr>
+                <w:rFonts w:hint="eastAsia"/>
+              </w:rPr>
+            </w:pPr>
+            <w:r>
+              <w:t>W</w:t>
+            </w:r>
+            <w:r>
+              <w:rPr>
+                <w:rFonts w:hint="eastAsia"/>
+              </w:rPr>
+              <w:t>S06-443 \ WS06-80</w:t>
             </w:r>
           </w:p>
         </w:tc>
@@ -6485,8 +6485,8 @@
             <w:shd w:val="clear" w:color="auto" w:fill="FFFFFF"/>
             <w:tcMar>
               <w:top w:w="80" w:type="dxa"/>
-              <w:bottom w:w="80" w:type="dxa"/>
-              <w:left w:w="120" w:type="dxa"/>
+              <w:left w:w="120" w:type="dxa"/>
+              <w:bottom w:w="80" w:type="dxa"/>
               <w:right w:w="120" w:type="dxa"/>
             </w:tcMar>
           </w:tcPr>
@@ -6515,8 +6515,8 @@
             <w:shd w:val="clear" w:color="auto" w:fill="FFFFFF"/>
             <w:tcMar>
               <w:top w:w="80" w:type="dxa"/>
-              <w:bottom w:w="80" w:type="dxa"/>
-              <w:left w:w="120" w:type="dxa"/>
+              <w:left w:w="120" w:type="dxa"/>
+              <w:bottom w:w="80" w:type="dxa"/>
               <w:right w:w="120" w:type="dxa"/>
             </w:tcMar>
           </w:tcPr>
@@ -6545,8 +6545,8 @@
             <w:shd w:val="clear" w:color="auto" w:fill="DEEAF1"/>
             <w:tcMar>
               <w:top w:w="80" w:type="dxa"/>
-              <w:bottom w:w="80" w:type="dxa"/>
-              <w:left w:w="120" w:type="dxa"/>
+              <w:left w:w="120" w:type="dxa"/>
+              <w:bottom w:w="80" w:type="dxa"/>
               <w:right w:w="120" w:type="dxa"/>
             </w:tcMar>
           </w:tcPr>
@@ -6575,8 +6575,8 @@
             <w:shd w:val="clear" w:color="auto" w:fill="DEEAF1"/>
             <w:tcMar>
               <w:top w:w="80" w:type="dxa"/>
-              <w:bottom w:w="80" w:type="dxa"/>
-              <w:left w:w="120" w:type="dxa"/>
+              <w:left w:w="120" w:type="dxa"/>
+              <w:bottom w:w="80" w:type="dxa"/>
               <w:right w:w="120" w:type="dxa"/>
             </w:tcMar>
           </w:tcPr>
@@ -6605,8 +6605,8 @@
             <w:shd w:val="clear" w:color="auto" w:fill="FFFFFF"/>
             <w:tcMar>
               <w:top w:w="80" w:type="dxa"/>
-              <w:bottom w:w="80" w:type="dxa"/>
-              <w:left w:w="120" w:type="dxa"/>
+              <w:left w:w="120" w:type="dxa"/>
+              <w:bottom w:w="80" w:type="dxa"/>
               <w:right w:w="120" w:type="dxa"/>
             </w:tcMar>
           </w:tcPr>
@@ -6635,19 +6635,35 @@
             <w:shd w:val="clear" w:color="auto" w:fill="FFFFFF"/>
             <w:tcMar>
               <w:top w:w="80" w:type="dxa"/>
-              <w:bottom w:w="80" w:type="dxa"/>
-              <w:left w:w="120" w:type="dxa"/>
-              <w:right w:w="120" w:type="dxa"/>
-            </w:tcMar>
-          </w:tcPr>
-          <w:p>
-            <w:r>
-              <w:rPr>
-                <w:rFonts w:eastAsia="微软雅黑"/>
-                <w:sz w:val="20"/>
-                <w:szCs w:val="20"/>
-              </w:rPr>
-              <w:t>8080（外网访问端口）</w:t>
+              <w:left w:w="120" w:type="dxa"/>
+              <w:bottom w:w="80" w:type="dxa"/>
+              <w:right w:w="120" w:type="dxa"/>
+            </w:tcMar>
+          </w:tcPr>
+          <w:p>
+            <w:r>
+              <w:rPr>
+                <w:rFonts w:eastAsia="微软雅黑"/>
+                <w:sz w:val="20"/>
+                <w:szCs w:val="20"/>
+              </w:rPr>
+              <w:t>80</w:t>
+            </w:r>
+            <w:r>
+              <w:rPr>
+                <w:rFonts w:eastAsia="微软雅黑" w:hint="eastAsia"/>
+                <w:sz w:val="20"/>
+                <w:szCs w:val="20"/>
+              </w:rPr>
+              <w:t>\443</w:t>
+            </w:r>
+            <w:r>
+              <w:rPr>
+                <w:rFonts w:eastAsia="微软雅黑"/>
+                <w:sz w:val="20"/>
+                <w:szCs w:val="20"/>
+              </w:rPr>
+              <w:t>（外网访问端口）</w:t>
             </w:r>
           </w:p>
         </w:tc>
@@ -6665,8 +6681,8 @@
             <w:shd w:val="clear" w:color="auto" w:fill="DEEAF1"/>
             <w:tcMar>
               <w:top w:w="80" w:type="dxa"/>
-              <w:bottom w:w="80" w:type="dxa"/>
-              <w:left w:w="120" w:type="dxa"/>
+              <w:left w:w="120" w:type="dxa"/>
+              <w:bottom w:w="80" w:type="dxa"/>
               <w:right w:w="120" w:type="dxa"/>
             </w:tcMar>
           </w:tcPr>
@@ -6695,19 +6711,32 @@
             <w:shd w:val="clear" w:color="auto" w:fill="DEEAF1"/>
             <w:tcMar>
               <w:top w:w="80" w:type="dxa"/>
-              <w:bottom w:w="80" w:type="dxa"/>
-              <w:left w:w="120" w:type="dxa"/>
-              <w:right w:w="120" w:type="dxa"/>
-            </w:tcMar>
-          </w:tcPr>
-          <w:p>
-            <w:r>
-              <w:rPr>
-                <w:rFonts w:eastAsia="微软雅黑"/>
-                <w:sz w:val="20"/>
-                <w:szCs w:val="20"/>
-              </w:rPr>
-              <w:t>10.0.0.10</w:t>
+              <w:left w:w="120" w:type="dxa"/>
+              <w:bottom w:w="80" w:type="dxa"/>
+              <w:right w:w="120" w:type="dxa"/>
+            </w:tcMar>
+          </w:tcPr>
+          <w:p>
+            <w:pPr>
+              <w:rPr>
+                <w:rFonts w:hint="eastAsia"/>
+              </w:rPr>
+            </w:pPr>
+            <w:r>
+              <w:rPr>
+                <w:rFonts w:eastAsia="微软雅黑"/>
+                <w:sz w:val="20"/>
+                <w:szCs w:val="20"/>
+              </w:rPr>
+              <w:t>10.0.0.</w:t>
+            </w:r>
+            <w:r>
+              <w:rPr>
+                <w:rFonts w:eastAsia="微软雅黑" w:hint="eastAsia"/>
+                <w:sz w:val="20"/>
+                <w:szCs w:val="20"/>
+              </w:rPr>
+              <w:t>16</w:t>
             </w:r>
           </w:p>
         </w:tc>
@@ -6725,8 +6754,8 @@
             <w:shd w:val="clear" w:color="auto" w:fill="FFFFFF"/>
             <w:tcMar>
               <w:top w:w="80" w:type="dxa"/>
-              <w:bottom w:w="80" w:type="dxa"/>
-              <w:left w:w="120" w:type="dxa"/>
+              <w:left w:w="120" w:type="dxa"/>
+              <w:bottom w:w="80" w:type="dxa"/>
               <w:right w:w="120" w:type="dxa"/>
             </w:tcMar>
           </w:tcPr>
@@ -6755,19 +6784,35 @@
             <w:shd w:val="clear" w:color="auto" w:fill="FFFFFF"/>
             <w:tcMar>
               <w:top w:w="80" w:type="dxa"/>
-              <w:bottom w:w="80" w:type="dxa"/>
-              <w:left w:w="120" w:type="dxa"/>
-              <w:right w:w="120" w:type="dxa"/>
-            </w:tcMar>
-          </w:tcPr>
-          <w:p>
-            <w:r>
-              <w:rPr>
-                <w:rFonts w:eastAsia="微软雅黑"/>
-                <w:sz w:val="20"/>
-                <w:szCs w:val="20"/>
-              </w:rPr>
-              <w:t>80（内部服务实际端口）</w:t>
+              <w:left w:w="120" w:type="dxa"/>
+              <w:bottom w:w="80" w:type="dxa"/>
+              <w:right w:w="120" w:type="dxa"/>
+            </w:tcMar>
+          </w:tcPr>
+          <w:p>
+            <w:r>
+              <w:rPr>
+                <w:rFonts w:eastAsia="微软雅黑"/>
+                <w:sz w:val="20"/>
+                <w:szCs w:val="20"/>
+              </w:rPr>
+              <w:t>80</w:t>
+            </w:r>
+            <w:r>
+              <w:rPr>
+                <w:rFonts w:eastAsia="微软雅黑" w:hint="eastAsia"/>
+                <w:sz w:val="20"/>
+                <w:szCs w:val="20"/>
+              </w:rPr>
+              <w:t>、443</w:t>
+            </w:r>
+            <w:r>
+              <w:rPr>
+                <w:rFonts w:eastAsia="微软雅黑"/>
+                <w:sz w:val="20"/>
+                <w:szCs w:val="20"/>
+              </w:rPr>
+              <w:t>（内部服务实际端口）</w:t>
             </w:r>
           </w:p>
         </w:tc>
@@ -6785,8 +6830,8 @@
             <w:shd w:val="clear" w:color="auto" w:fill="DEEAF1"/>
             <w:tcMar>
               <w:top w:w="80" w:type="dxa"/>
-              <w:bottom w:w="80" w:type="dxa"/>
-              <w:left w:w="120" w:type="dxa"/>
+              <w:left w:w="120" w:type="dxa"/>
+              <w:bottom w:w="80" w:type="dxa"/>
               <w:right w:w="120" w:type="dxa"/>
             </w:tcMar>
           </w:tcPr>
@@ -6815,8 +6860,8 @@
             <w:shd w:val="clear" w:color="auto" w:fill="DEEAF1"/>
             <w:tcMar>
               <w:top w:w="80" w:type="dxa"/>
-              <w:bottom w:w="80" w:type="dxa"/>
-              <w:left w:w="120" w:type="dxa"/>
+              <w:left w:w="120" w:type="dxa"/>
+              <w:bottom w:w="80" w:type="dxa"/>
               <w:right w:w="120" w:type="dxa"/>
             </w:tcMar>
           </w:tcPr>
@@ -6837,724 +6882,108 @@
       <w:pPr>
         <w:spacing w:before="40" w:after="40"/>
       </w:pPr>
-    </w:p>
-    <w:tbl>
-      <w:tblPr>
-        <w:tblW w:w="9360" w:type="dxa"/>
-      </w:tblPr>
-      <w:tblGrid>
-        <w:gridCol w:w="9360"/>
-      </w:tblGrid>
-      <w:tr>
-        <w:tc>
-          <w:tcPr>
-            <w:tcW w:w="9360" w:type="dxa"/>
-            <w:tcBorders>
-              <w:top w:val="single" w:sz="1" w:space="0" w:color="4472C4"/>
-              <w:left w:val="single" w:sz="1" w:space="0" w:color="4472C4"/>
-              <w:bottom w:val="single" w:sz="1" w:space="0" w:color="4472C4"/>
-              <w:right w:val="single" w:sz="1" w:space="0" w:color="4472C4"/>
-            </w:tcBorders>
-            <w:shd w:val="clear" w:color="auto" w:fill="F0F5FF"/>
-            <w:tcMar>
-              <w:top w:w="240" w:type="dxa"/>
-              <w:bottom w:w="240" w:type="dxa"/>
-              <w:left w:w="360" w:type="dxa"/>
-              <w:right w:w="360" w:type="dxa"/>
-            </w:tcMar>
-          </w:tcPr>
-          <w:p>
-            <w:pPr>
-              <w:jc w:val="center"/>
-            </w:pPr>
-            <w:r>
-              <w:rPr>
-                <w:rFonts w:eastAsia="微软雅黑"/>
-                <w:i/>
-                <w:iCs/>
-                <w:color w:val="AAAAAA"/>
-                <w:sz w:val="20"/>
-                <w:szCs w:val="20"/>
-              </w:rPr>
-              <w:t>[ 截图 ]</w:t>
-            </w:r>
-          </w:p>
-          <w:p>
-            <w:pPr>
-              <w:spacing w:before="30"/>
-              <w:jc w:val="center"/>
-            </w:pPr>
-            <w:r>
-              <w:rPr>
-                <w:rFonts w:eastAsia="微软雅黑"/>
-                <w:color w:val="2E74B5"/>
-                <w:sz w:val="20"/>
-                <w:szCs w:val="20"/>
-              </w:rPr>
-              <w:t>截图：服务器映射新建页面（填写完成）</w:t>
-            </w:r>
-          </w:p>
-        </w:tc>
-      </w:tr>
-    </w:tbl>
-    <w:p>
-      <w:pPr>
-        <w:spacing w:before="40" w:after="40"/>
-      </w:pPr>
-    </w:p>
-    <w:p>
-      <w:pPr>
-        <w:pStyle w:val="2"/>
-      </w:pPr>
-      <w:r>
-        <w:t>8.2 配套安全策略放行</w:t>
-      </w:r>
-    </w:p>
-    <w:p>
-      <w:pPr>
-        <w:spacing w:before="80" w:after="40"/>
-      </w:pPr>
       <w:r>
         <w:rPr>
-          <w:rFonts w:eastAsia="微软雅黑"/>
-          <w:color w:val="2E74B5"/>
-          <w:sz w:val="21"/>
-          <w:szCs w:val="21"/>
+          <w:noProof/>
         </w:rPr>
-        <w:t>入口：策略 → 安全策略 → 新建</w:t>
-      </w:r>
-    </w:p>
-    <w:p>
-      <w:pPr>
-        <w:spacing w:before="40" w:after="30"/>
-      </w:pPr>
-      <w:r>
-        <w:rPr>
-          <w:rFonts w:eastAsia="微软雅黑"/>
-          <w:sz w:val="21"/>
-          <w:szCs w:val="21"/>
-        </w:rPr>
-        <w:t>端口映射需同步添加安全策略，否则数据包被默认规则丢弃。</w:t>
-      </w:r>
-    </w:p>
-    <w:tbl>
-      <w:tblPr>
-        <w:tblW w:w="9360" w:type="dxa"/>
-      </w:tblPr>
-      <w:tblGrid>
-        <w:gridCol w:w="4200"/>
-        <w:gridCol w:w="5160"/>
-      </w:tblGrid>
-      <w:tr>
-        <w:tc>
-          <w:tcPr>
-            <w:tcW w:w="4200" w:type="dxa"/>
-            <w:tcBorders>
-              <w:top w:val="single" w:sz="1" w:space="0" w:color="1F497D"/>
-              <w:left w:val="single" w:sz="1" w:space="0" w:color="1F497D"/>
-              <w:bottom w:val="single" w:sz="1" w:space="0" w:color="1F497D"/>
-              <w:right w:val="single" w:sz="1" w:space="0" w:color="1F497D"/>
-            </w:tcBorders>
-            <w:shd w:val="clear" w:color="auto" w:fill="1F497D"/>
-            <w:tcMar>
-              <w:top w:w="80" w:type="dxa"/>
-              <w:bottom w:w="80" w:type="dxa"/>
-              <w:left w:w="120" w:type="dxa"/>
-              <w:right w:w="120" w:type="dxa"/>
-            </w:tcMar>
-          </w:tcPr>
-          <w:p>
-            <w:pPr>
-              <w:jc w:val="center"/>
-            </w:pPr>
-            <w:r>
-              <w:rPr>
-                <w:rFonts w:eastAsia="微软雅黑"/>
-                <w:b/>
-                <w:bCs/>
-                <w:color w:val="FFFFFF"/>
-                <w:sz w:val="20"/>
-                <w:szCs w:val="20"/>
-              </w:rPr>
-              <w:t>参数</w:t>
-            </w:r>
-          </w:p>
-        </w:tc>
-        <w:tc>
-          <w:tcPr>
-            <w:tcW w:w="5160" w:type="dxa"/>
-            <w:tcBorders>
-              <w:top w:val="single" w:sz="1" w:space="0" w:color="1F497D"/>
-              <w:left w:val="single" w:sz="1" w:space="0" w:color="1F497D"/>
-              <w:bottom w:val="single" w:sz="1" w:space="0" w:color="1F497D"/>
-              <w:right w:val="single" w:sz="1" w:space="0" w:color="1F497D"/>
-            </w:tcBorders>
-            <w:shd w:val="clear" w:color="auto" w:fill="1F497D"/>
-            <w:tcMar>
-              <w:top w:w="80" w:type="dxa"/>
-              <w:bottom w:w="80" w:type="dxa"/>
-              <w:left w:w="120" w:type="dxa"/>
-              <w:right w:w="120" w:type="dxa"/>
-            </w:tcMar>
-          </w:tcPr>
-          <w:p>
-            <w:pPr>
-              <w:jc w:val="center"/>
-            </w:pPr>
-            <w:r>
-              <w:rPr>
-                <w:rFonts w:eastAsia="微软雅黑"/>
-                <w:b/>
-                <w:bCs/>
-                <w:color w:val="FFFFFF"/>
-                <w:sz w:val="20"/>
-                <w:szCs w:val="20"/>
-              </w:rPr>
-              <w:t>填写值</w:t>
-            </w:r>
-          </w:p>
-        </w:tc>
-      </w:tr>
-      <w:tr>
-        <w:tc>
-          <w:tcPr>
-            <w:tcW w:w="4200" w:type="dxa"/>
-            <w:tcBorders>
-              <w:top w:val="single" w:sz="1" w:space="0" w:color="CCCCCC"/>
-              <w:left w:val="single" w:sz="1" w:space="0" w:color="CCCCCC"/>
-              <w:bottom w:val="single" w:sz="1" w:space="0" w:color="CCCCCC"/>
-              <w:right w:val="single" w:sz="1" w:space="0" w:color="CCCCCC"/>
-            </w:tcBorders>
-            <w:shd w:val="clear" w:color="auto" w:fill="DEEAF1"/>
-            <w:tcMar>
-              <w:top w:w="80" w:type="dxa"/>
-              <w:bottom w:w="80" w:type="dxa"/>
-              <w:left w:w="120" w:type="dxa"/>
-              <w:right w:w="120" w:type="dxa"/>
-            </w:tcMar>
-          </w:tcPr>
-          <w:p>
-            <w:r>
-              <w:rPr>
-                <w:rFonts w:eastAsia="微软雅黑"/>
-                <w:b/>
-                <w:bCs/>
-                <w:sz w:val="20"/>
-                <w:szCs w:val="20"/>
-              </w:rPr>
-              <w:t>名称</w:t>
-            </w:r>
-          </w:p>
-        </w:tc>
-        <w:tc>
-          <w:tcPr>
-            <w:tcW w:w="5160" w:type="dxa"/>
-            <w:tcBorders>
-              <w:top w:val="single" w:sz="1" w:space="0" w:color="CCCCCC"/>
-              <w:left w:val="single" w:sz="1" w:space="0" w:color="CCCCCC"/>
-              <w:bottom w:val="single" w:sz="1" w:space="0" w:color="CCCCCC"/>
-              <w:right w:val="single" w:sz="1" w:space="0" w:color="CCCCCC"/>
-            </w:tcBorders>
-            <w:shd w:val="clear" w:color="auto" w:fill="DEEAF1"/>
-            <w:tcMar>
-              <w:top w:w="80" w:type="dxa"/>
-              <w:bottom w:w="80" w:type="dxa"/>
-              <w:left w:w="120" w:type="dxa"/>
-              <w:right w:w="120" w:type="dxa"/>
-            </w:tcMar>
-          </w:tcPr>
-          <w:p>
-            <w:r>
-              <w:rPr>
-                <w:rFonts w:eastAsia="微软雅黑"/>
-                <w:sz w:val="20"/>
-                <w:szCs w:val="20"/>
-              </w:rPr>
-              <w:t>UNTRUST_TO_DMZ_WEB</w:t>
-            </w:r>
-          </w:p>
-        </w:tc>
-      </w:tr>
-      <w:tr>
-        <w:tc>
-          <w:tcPr>
-            <w:tcW w:w="4200" w:type="dxa"/>
-            <w:tcBorders>
-              <w:top w:val="single" w:sz="1" w:space="0" w:color="CCCCCC"/>
-              <w:left w:val="single" w:sz="1" w:space="0" w:color="CCCCCC"/>
-              <w:bottom w:val="single" w:sz="1" w:space="0" w:color="CCCCCC"/>
-              <w:right w:val="single" w:sz="1" w:space="0" w:color="CCCCCC"/>
-            </w:tcBorders>
-            <w:shd w:val="clear" w:color="auto" w:fill="FFFFFF"/>
-            <w:tcMar>
-              <w:top w:w="80" w:type="dxa"/>
-              <w:bottom w:w="80" w:type="dxa"/>
-              <w:left w:w="120" w:type="dxa"/>
-              <w:right w:w="120" w:type="dxa"/>
-            </w:tcMar>
-          </w:tcPr>
-          <w:p>
-            <w:r>
-              <w:rPr>
-                <w:rFonts w:eastAsia="微软雅黑"/>
-                <w:b/>
-                <w:bCs/>
-                <w:sz w:val="20"/>
-                <w:szCs w:val="20"/>
-              </w:rPr>
-              <w:t>源安全域</w:t>
-            </w:r>
-          </w:p>
-        </w:tc>
-        <w:tc>
-          <w:tcPr>
-            <w:tcW w:w="5160" w:type="dxa"/>
-            <w:tcBorders>
-              <w:top w:val="single" w:sz="1" w:space="0" w:color="CCCCCC"/>
-              <w:left w:val="single" w:sz="1" w:space="0" w:color="CCCCCC"/>
-              <w:bottom w:val="single" w:sz="1" w:space="0" w:color="CCCCCC"/>
-              <w:right w:val="single" w:sz="1" w:space="0" w:color="CCCCCC"/>
-            </w:tcBorders>
-            <w:shd w:val="clear" w:color="auto" w:fill="FFFFFF"/>
-            <w:tcMar>
-              <w:top w:w="80" w:type="dxa"/>
-              <w:bottom w:w="80" w:type="dxa"/>
-              <w:left w:w="120" w:type="dxa"/>
-              <w:right w:w="120" w:type="dxa"/>
-            </w:tcMar>
-          </w:tcPr>
-          <w:p>
-            <w:r>
-              <w:rPr>
-                <w:rFonts w:eastAsia="微软雅黑"/>
-                <w:sz w:val="20"/>
-                <w:szCs w:val="20"/>
-              </w:rPr>
-              <w:t>untrust</w:t>
-            </w:r>
-          </w:p>
-        </w:tc>
-      </w:tr>
-      <w:tr>
-        <w:tc>
-          <w:tcPr>
-            <w:tcW w:w="4200" w:type="dxa"/>
-            <w:tcBorders>
-              <w:top w:val="single" w:sz="1" w:space="0" w:color="CCCCCC"/>
-              <w:left w:val="single" w:sz="1" w:space="0" w:color="CCCCCC"/>
-              <w:bottom w:val="single" w:sz="1" w:space="0" w:color="CCCCCC"/>
-              <w:right w:val="single" w:sz="1" w:space="0" w:color="CCCCCC"/>
-            </w:tcBorders>
-            <w:shd w:val="clear" w:color="auto" w:fill="DEEAF1"/>
-            <w:tcMar>
-              <w:top w:w="80" w:type="dxa"/>
-              <w:bottom w:w="80" w:type="dxa"/>
-              <w:left w:w="120" w:type="dxa"/>
-              <w:right w:w="120" w:type="dxa"/>
-            </w:tcMar>
-          </w:tcPr>
-          <w:p>
-            <w:r>
-              <w:rPr>
-                <w:rFonts w:eastAsia="微软雅黑"/>
-                <w:b/>
-                <w:bCs/>
-                <w:sz w:val="20"/>
-                <w:szCs w:val="20"/>
-              </w:rPr>
-              <w:t>目的安全域</w:t>
-            </w:r>
-          </w:p>
-        </w:tc>
-        <w:tc>
-          <w:tcPr>
-            <w:tcW w:w="5160" w:type="dxa"/>
-            <w:tcBorders>
-              <w:top w:val="single" w:sz="1" w:space="0" w:color="CCCCCC"/>
-              <w:left w:val="single" w:sz="1" w:space="0" w:color="CCCCCC"/>
-              <w:bottom w:val="single" w:sz="1" w:space="0" w:color="CCCCCC"/>
-              <w:right w:val="single" w:sz="1" w:space="0" w:color="CCCCCC"/>
-            </w:tcBorders>
-            <w:shd w:val="clear" w:color="auto" w:fill="DEEAF1"/>
-            <w:tcMar>
-              <w:top w:w="80" w:type="dxa"/>
-              <w:bottom w:w="80" w:type="dxa"/>
-              <w:left w:w="120" w:type="dxa"/>
-              <w:right w:w="120" w:type="dxa"/>
-            </w:tcMar>
-          </w:tcPr>
-          <w:p>
-            <w:r>
-              <w:rPr>
-                <w:rFonts w:eastAsia="微软雅黑"/>
-                <w:sz w:val="20"/>
-                <w:szCs w:val="20"/>
-              </w:rPr>
-              <w:t>trust</w:t>
-            </w:r>
-          </w:p>
-        </w:tc>
-      </w:tr>
-      <w:tr>
-        <w:tc>
-          <w:tcPr>
-            <w:tcW w:w="4200" w:type="dxa"/>
-            <w:tcBorders>
-              <w:top w:val="single" w:sz="1" w:space="0" w:color="CCCCCC"/>
-              <w:left w:val="single" w:sz="1" w:space="0" w:color="CCCCCC"/>
-              <w:bottom w:val="single" w:sz="1" w:space="0" w:color="CCCCCC"/>
-              <w:right w:val="single" w:sz="1" w:space="0" w:color="CCCCCC"/>
-            </w:tcBorders>
-            <w:shd w:val="clear" w:color="auto" w:fill="FFFFFF"/>
-            <w:tcMar>
-              <w:top w:w="80" w:type="dxa"/>
-              <w:bottom w:w="80" w:type="dxa"/>
-              <w:left w:w="120" w:type="dxa"/>
-              <w:right w:w="120" w:type="dxa"/>
-            </w:tcMar>
-          </w:tcPr>
-          <w:p>
-            <w:r>
-              <w:rPr>
-                <w:rFonts w:eastAsia="微软雅黑"/>
-                <w:b/>
-                <w:bCs/>
-                <w:sz w:val="20"/>
-                <w:szCs w:val="20"/>
-              </w:rPr>
-              <w:t>目的地址</w:t>
-            </w:r>
-          </w:p>
-        </w:tc>
-        <w:tc>
-          <w:tcPr>
-            <w:tcW w:w="5160" w:type="dxa"/>
-            <w:tcBorders>
-              <w:top w:val="single" w:sz="1" w:space="0" w:color="CCCCCC"/>
-              <w:left w:val="single" w:sz="1" w:space="0" w:color="CCCCCC"/>
-              <w:bottom w:val="single" w:sz="1" w:space="0" w:color="CCCCCC"/>
-              <w:right w:val="single" w:sz="1" w:space="0" w:color="CCCCCC"/>
-            </w:tcBorders>
-            <w:shd w:val="clear" w:color="auto" w:fill="FFFFFF"/>
-            <w:tcMar>
-              <w:top w:w="80" w:type="dxa"/>
-              <w:bottom w:w="80" w:type="dxa"/>
-              <w:left w:w="120" w:type="dxa"/>
-              <w:right w:w="120" w:type="dxa"/>
-            </w:tcMar>
-          </w:tcPr>
-          <w:p>
-            <w:r>
-              <w:rPr>
-                <w:rFonts w:eastAsia="微软雅黑"/>
-                <w:sz w:val="20"/>
-                <w:szCs w:val="20"/>
-              </w:rPr>
-              <w:t>10.0.0.10</w:t>
-            </w:r>
-          </w:p>
-        </w:tc>
-      </w:tr>
-      <w:tr>
-        <w:tc>
-          <w:tcPr>
-            <w:tcW w:w="4200" w:type="dxa"/>
-            <w:tcBorders>
-              <w:top w:val="single" w:sz="1" w:space="0" w:color="CCCCCC"/>
-              <w:left w:val="single" w:sz="1" w:space="0" w:color="CCCCCC"/>
-              <w:bottom w:val="single" w:sz="1" w:space="0" w:color="CCCCCC"/>
-              <w:right w:val="single" w:sz="1" w:space="0" w:color="CCCCCC"/>
-            </w:tcBorders>
-            <w:shd w:val="clear" w:color="auto" w:fill="DEEAF1"/>
-            <w:tcMar>
-              <w:top w:w="80" w:type="dxa"/>
-              <w:bottom w:w="80" w:type="dxa"/>
-              <w:left w:w="120" w:type="dxa"/>
-              <w:right w:w="120" w:type="dxa"/>
-            </w:tcMar>
-          </w:tcPr>
-          <w:p>
-            <w:r>
-              <w:rPr>
-                <w:rFonts w:eastAsia="微软雅黑"/>
-                <w:b/>
-                <w:bCs/>
-                <w:sz w:val="20"/>
-                <w:szCs w:val="20"/>
-              </w:rPr>
-              <w:t>服务</w:t>
-            </w:r>
-          </w:p>
-        </w:tc>
-        <w:tc>
-          <w:tcPr>
-            <w:tcW w:w="5160" w:type="dxa"/>
-            <w:tcBorders>
-              <w:top w:val="single" w:sz="1" w:space="0" w:color="CCCCCC"/>
-              <w:left w:val="single" w:sz="1" w:space="0" w:color="CCCCCC"/>
-              <w:bottom w:val="single" w:sz="1" w:space="0" w:color="CCCCCC"/>
-              <w:right w:val="single" w:sz="1" w:space="0" w:color="CCCCCC"/>
-            </w:tcBorders>
-            <w:shd w:val="clear" w:color="auto" w:fill="DEEAF1"/>
-            <w:tcMar>
-              <w:top w:w="80" w:type="dxa"/>
-              <w:bottom w:w="80" w:type="dxa"/>
-              <w:left w:w="120" w:type="dxa"/>
-              <w:right w:w="120" w:type="dxa"/>
-            </w:tcMar>
-          </w:tcPr>
-          <w:p>
-            <w:r>
-              <w:rPr>
-                <w:rFonts w:eastAsia="微软雅黑"/>
-                <w:sz w:val="20"/>
-                <w:szCs w:val="20"/>
-              </w:rPr>
-              <w:t>TCP 8080</w:t>
-            </w:r>
-          </w:p>
-        </w:tc>
-      </w:tr>
-      <w:tr>
-        <w:tc>
-          <w:tcPr>
-            <w:tcW w:w="4200" w:type="dxa"/>
-            <w:tcBorders>
-              <w:top w:val="single" w:sz="1" w:space="0" w:color="CCCCCC"/>
-              <w:left w:val="single" w:sz="1" w:space="0" w:color="CCCCCC"/>
-              <w:bottom w:val="single" w:sz="1" w:space="0" w:color="CCCCCC"/>
-              <w:right w:val="single" w:sz="1" w:space="0" w:color="CCCCCC"/>
-            </w:tcBorders>
-            <w:shd w:val="clear" w:color="auto" w:fill="FFFFFF"/>
-            <w:tcMar>
-              <w:top w:w="80" w:type="dxa"/>
-              <w:bottom w:w="80" w:type="dxa"/>
-              <w:left w:w="120" w:type="dxa"/>
-              <w:right w:w="120" w:type="dxa"/>
-            </w:tcMar>
-          </w:tcPr>
-          <w:p>
-            <w:r>
-              <w:rPr>
-                <w:rFonts w:eastAsia="微软雅黑"/>
-                <w:b/>
-                <w:bCs/>
-                <w:sz w:val="20"/>
-                <w:szCs w:val="20"/>
-              </w:rPr>
-              <w:t>动作</w:t>
-            </w:r>
-          </w:p>
-        </w:tc>
-        <w:tc>
-          <w:tcPr>
-            <w:tcW w:w="5160" w:type="dxa"/>
-            <w:tcBorders>
-              <w:top w:val="single" w:sz="1" w:space="0" w:color="CCCCCC"/>
-              <w:left w:val="single" w:sz="1" w:space="0" w:color="CCCCCC"/>
-              <w:bottom w:val="single" w:sz="1" w:space="0" w:color="CCCCCC"/>
-              <w:right w:val="single" w:sz="1" w:space="0" w:color="CCCCCC"/>
-            </w:tcBorders>
-            <w:shd w:val="clear" w:color="auto" w:fill="FFFFFF"/>
-            <w:tcMar>
-              <w:top w:w="80" w:type="dxa"/>
-              <w:bottom w:w="80" w:type="dxa"/>
-              <w:left w:w="120" w:type="dxa"/>
-              <w:right w:w="120" w:type="dxa"/>
-            </w:tcMar>
-          </w:tcPr>
-          <w:p>
-            <w:r>
-              <w:rPr>
-                <w:rFonts w:eastAsia="微软雅黑"/>
-                <w:sz w:val="20"/>
-                <w:szCs w:val="20"/>
-              </w:rPr>
-              <w:t>允许</w:t>
-            </w:r>
-          </w:p>
-        </w:tc>
-      </w:tr>
-    </w:tbl>
-    <w:p>
-      <w:pPr>
-        <w:spacing w:before="40" w:after="40"/>
-      </w:pPr>
-    </w:p>
-    <w:tbl>
-      <w:tblPr>
-        <w:tblW w:w="9360" w:type="dxa"/>
-      </w:tblPr>
-      <w:tblGrid>
-        <w:gridCol w:w="9360"/>
-      </w:tblGrid>
-      <w:tr>
-        <w:tc>
-          <w:tcPr>
-            <w:tcW w:w="9360" w:type="dxa"/>
-            <w:tcBorders>
-              <w:top w:val="single" w:sz="1" w:space="0" w:color="4472C4"/>
-              <w:left w:val="single" w:sz="1" w:space="0" w:color="4472C4"/>
-              <w:bottom w:val="single" w:sz="1" w:space="0" w:color="4472C4"/>
-              <w:right w:val="single" w:sz="1" w:space="0" w:color="4472C4"/>
-            </w:tcBorders>
-            <w:shd w:val="clear" w:color="auto" w:fill="F0F5FF"/>
-            <w:tcMar>
-              <w:top w:w="240" w:type="dxa"/>
-              <w:bottom w:w="240" w:type="dxa"/>
-              <w:left w:w="360" w:type="dxa"/>
-              <w:right w:w="360" w:type="dxa"/>
-            </w:tcMar>
-          </w:tcPr>
-          <w:p>
-            <w:pPr>
-              <w:jc w:val="center"/>
-            </w:pPr>
-            <w:r>
-              <w:rPr>
-                <w:rFonts w:eastAsia="微软雅黑"/>
-                <w:i/>
-                <w:iCs/>
-                <w:color w:val="AAAAAA"/>
-                <w:sz w:val="20"/>
-                <w:szCs w:val="20"/>
-              </w:rPr>
-              <w:t>[ 截图 ]</w:t>
-            </w:r>
-          </w:p>
-          <w:p>
-            <w:pPr>
-              <w:spacing w:before="30"/>
-              <w:jc w:val="center"/>
-            </w:pPr>
-            <w:r>
-              <w:rPr>
-                <w:rFonts w:eastAsia="微软雅黑"/>
-                <w:color w:val="2E74B5"/>
-                <w:sz w:val="20"/>
-                <w:szCs w:val="20"/>
-              </w:rPr>
-              <w:t>截图：端口映射配套安全策略页面</w:t>
-            </w:r>
-          </w:p>
-        </w:tc>
-      </w:tr>
-    </w:tbl>
-    <w:p>
-      <w:pPr>
-        <w:spacing w:before="40" w:after="40"/>
-      </w:pPr>
-    </w:p>
-    <w:p>
-      <w:pPr>
-        <w:pStyle w:val="2"/>
-      </w:pPr>
-      <w:r>
-        <w:t>8.3 验证端口映射</w:t>
-      </w:r>
-    </w:p>
-    <w:p>
-      <w:pPr>
-        <w:spacing w:before="80" w:after="40"/>
-      </w:pPr>
-      <w:r>
-        <w:rPr>
-          <w:rFonts w:eastAsia="微软雅黑"/>
-          <w:color w:val="2E74B5"/>
-          <w:sz w:val="21"/>
-          <w:szCs w:val="21"/>
-        </w:rPr>
-        <w:t>入口：策略 → NAT 策略 → 服务器映射</w:t>
+        <w:lastRenderedPageBreak/>
+        <w:drawing>
+          <wp:inline distT="0" distB="0" distL="0" distR="0" wp14:anchorId="53872010" wp14:editId="32BC9568">
+            <wp:extent cx="6172200" cy="3871595"/>
+            <wp:effectExtent l="0" t="0" r="0" b="0"/>
+            <wp:docPr id="1829990340" name="图片 1"/>
+            <wp:cNvGraphicFramePr>
+              <a:graphicFrameLocks xmlns:a="http://schemas.openxmlformats.org/drawingml/2006/main" noChangeAspect="1"/>
+            </wp:cNvGraphicFramePr>
+            <a:graphic xmlns:a="http://schemas.openxmlformats.org/drawingml/2006/main">
+              <a:graphicData uri="http://schemas.openxmlformats.org/drawingml/2006/picture">
+                <pic:pic xmlns:pic="http://schemas.openxmlformats.org/drawingml/2006/picture">
+                  <pic:nvPicPr>
+                    <pic:cNvPr id="1829990340" name=""/>
+                    <pic:cNvPicPr/>
+                  </pic:nvPicPr>
+                  <pic:blipFill>
+                    <a:blip r:embed="rId16"/>
+                    <a:stretch>
+                      <a:fillRect/>
+                    </a:stretch>
+                  </pic:blipFill>
+                  <pic:spPr>
+                    <a:xfrm>
+                      <a:off x="0" y="0"/>
+                      <a:ext cx="6172200" cy="3871595"/>
+                    </a:xfrm>
+                    <a:prstGeom prst="rect">
+                      <a:avLst/>
+                    </a:prstGeom>
+                  </pic:spPr>
+                </pic:pic>
+              </a:graphicData>
+            </a:graphic>
+          </wp:inline>
+        </w:drawing>
       </w:r>
     </w:p>
     <w:p>
       <w:pPr>
         <w:spacing w:before="40" w:after="40"/>
+        <w:rPr>
+          <w:rFonts w:hint="eastAsia"/>
+        </w:rPr>
       </w:pPr>
       <w:r>
         <w:rPr>
-          <w:rFonts w:eastAsia="微软雅黑"/>
-          <w:sz w:val="21"/>
-          <w:szCs w:val="21"/>
+          <w:noProof/>
         </w:rPr>
-        <w:t>确认映射规则处于「启用」状态；从外网访问 182.140.240.121:8080 验证可达。</w:t>
+        <w:drawing>
+          <wp:inline distT="0" distB="0" distL="0" distR="0" wp14:anchorId="58AA7216" wp14:editId="2B909C24">
+            <wp:extent cx="6172200" cy="3783965"/>
+            <wp:effectExtent l="0" t="0" r="0" b="6985"/>
+            <wp:docPr id="870089419" name="图片 1"/>
+            <wp:cNvGraphicFramePr>
+              <a:graphicFrameLocks xmlns:a="http://schemas.openxmlformats.org/drawingml/2006/main" noChangeAspect="1"/>
+            </wp:cNvGraphicFramePr>
+            <a:graphic xmlns:a="http://schemas.openxmlformats.org/drawingml/2006/main">
+              <a:graphicData uri="http://schemas.openxmlformats.org/drawingml/2006/picture">
+                <pic:pic xmlns:pic="http://schemas.openxmlformats.org/drawingml/2006/picture">
+                  <pic:nvPicPr>
+                    <pic:cNvPr id="870089419" name=""/>
+                    <pic:cNvPicPr/>
+                  </pic:nvPicPr>
+                  <pic:blipFill>
+                    <a:blip r:embed="rId17"/>
+                    <a:stretch>
+                      <a:fillRect/>
+                    </a:stretch>
+                  </pic:blipFill>
+                  <pic:spPr>
+                    <a:xfrm>
+                      <a:off x="0" y="0"/>
+                      <a:ext cx="6172200" cy="3783965"/>
+                    </a:xfrm>
+                    <a:prstGeom prst="rect">
+                      <a:avLst/>
+                    </a:prstGeom>
+                  </pic:spPr>
+                </pic:pic>
+              </a:graphicData>
+            </a:graphic>
+          </wp:inline>
+        </w:drawing>
       </w:r>
-    </w:p>
-    <w:p>
-      <w:pPr>
-        <w:spacing w:before="40" w:after="40"/>
-      </w:pPr>
-    </w:p>
-    <w:tbl>
-      <w:tblPr>
-        <w:tblW w:w="9360" w:type="dxa"/>
-      </w:tblPr>
-      <w:tblGrid>
-        <w:gridCol w:w="9360"/>
-      </w:tblGrid>
-      <w:tr>
-        <w:tc>
-          <w:tcPr>
-            <w:tcW w:w="9360" w:type="dxa"/>
-            <w:tcBorders>
-              <w:top w:val="single" w:sz="1" w:space="0" w:color="4472C4"/>
-              <w:left w:val="single" w:sz="1" w:space="0" w:color="4472C4"/>
-              <w:bottom w:val="single" w:sz="1" w:space="0" w:color="4472C4"/>
-              <w:right w:val="single" w:sz="1" w:space="0" w:color="4472C4"/>
-            </w:tcBorders>
-            <w:shd w:val="clear" w:color="auto" w:fill="F0F5FF"/>
-            <w:tcMar>
-              <w:top w:w="240" w:type="dxa"/>
-              <w:bottom w:w="240" w:type="dxa"/>
-              <w:left w:w="360" w:type="dxa"/>
-              <w:right w:w="360" w:type="dxa"/>
-            </w:tcMar>
-          </w:tcPr>
-          <w:p>
-            <w:pPr>
-              <w:jc w:val="center"/>
-            </w:pPr>
-            <w:r>
-              <w:rPr>
-                <w:rFonts w:eastAsia="微软雅黑"/>
-                <w:i/>
-                <w:iCs/>
-                <w:color w:val="AAAAAA"/>
-                <w:sz w:val="20"/>
-                <w:szCs w:val="20"/>
-              </w:rPr>
-              <w:t>[ 截图 ]</w:t>
-            </w:r>
-          </w:p>
-          <w:p>
-            <w:pPr>
-              <w:spacing w:before="30"/>
-              <w:jc w:val="center"/>
-            </w:pPr>
-            <w:r>
-              <w:rPr>
-                <w:rFonts w:eastAsia="微软雅黑"/>
-                <w:color w:val="2E74B5"/>
-                <w:sz w:val="20"/>
-                <w:szCs w:val="20"/>
-              </w:rPr>
-              <w:t>截图：服务器映射列表，规则启用状态</w:t>
-            </w:r>
-          </w:p>
-        </w:tc>
-      </w:tr>
-    </w:tbl>
-    <w:p>
-      <w:pPr>
-        <w:spacing w:before="40" w:after="40"/>
-      </w:pPr>
     </w:p>
     <w:p>
       <w:pPr>
         <w:pStyle w:val="1"/>
       </w:pPr>
       <w:r>
-        <w:t>九、智能选路配置（主备切换）</w:t>
+        <w:rPr>
+          <w:rFonts w:hint="eastAsia"/>
+        </w:rPr>
+        <w:t>八</w:t>
+      </w:r>
+      <w:r>
+        <w:t>、智能选路配置（主备切换）</w:t>
       </w:r>
     </w:p>
     <w:p>
@@ -7564,10 +6993,9 @@
       <w:r>
         <w:rPr>
           <w:rFonts w:eastAsia="微软雅黑"/>
-          <w:sz w:val="22"/>
-          <w:szCs w:val="22"/>
         </w:rPr>
-        <w:t>通过链路健康检测，当主链路（XGE0/0/0 西信）故障时自动切换到备链路（GE0/0/2 极云2），恢复后自动切回。</w:t>
+        <w:lastRenderedPageBreak/>
+        <w:t>通过链路健康检测，当主链路（XGE0/0/0 西信）故障时自动切换到备链路（GE0/0/3 极云2），恢复后自动切回。</w:t>
       </w:r>
     </w:p>
     <w:p>
@@ -7580,7 +7008,13 @@
         <w:pStyle w:val="2"/>
       </w:pPr>
       <w:r>
-        <w:t>9.1 配置链路健康检测</w:t>
+        <w:rPr>
+          <w:rFonts w:hint="eastAsia"/>
+        </w:rPr>
+        <w:t>8</w:t>
+      </w:r>
+      <w:r>
+        <w:t>.1 配置链路健康检测</w:t>
       </w:r>
     </w:p>
     <w:p>
@@ -7613,6 +7047,7 @@
     <w:tbl>
       <w:tblPr>
         <w:tblW w:w="9360" w:type="dxa"/>
+        <w:tblLook w:val="04A0" w:firstRow="1" w:lastRow="0" w:firstColumn="1" w:lastColumn="0" w:noHBand="0" w:noVBand="1"/>
       </w:tblPr>
       <w:tblGrid>
         <w:gridCol w:w="4200"/>
@@ -7631,8 +7066,8 @@
             <w:shd w:val="clear" w:color="auto" w:fill="1F497D"/>
             <w:tcMar>
               <w:top w:w="80" w:type="dxa"/>
-              <w:bottom w:w="80" w:type="dxa"/>
-              <w:left w:w="120" w:type="dxa"/>
+              <w:left w:w="120" w:type="dxa"/>
+              <w:bottom w:w="80" w:type="dxa"/>
               <w:right w:w="120" w:type="dxa"/>
             </w:tcMar>
           </w:tcPr>
@@ -7665,8 +7100,8 @@
             <w:shd w:val="clear" w:color="auto" w:fill="1F497D"/>
             <w:tcMar>
               <w:top w:w="80" w:type="dxa"/>
-              <w:bottom w:w="80" w:type="dxa"/>
-              <w:left w:w="120" w:type="dxa"/>
+              <w:left w:w="120" w:type="dxa"/>
+              <w:bottom w:w="80" w:type="dxa"/>
               <w:right w:w="120" w:type="dxa"/>
             </w:tcMar>
           </w:tcPr>
@@ -7701,8 +7136,8 @@
             <w:shd w:val="clear" w:color="auto" w:fill="DEEAF1"/>
             <w:tcMar>
               <w:top w:w="80" w:type="dxa"/>
-              <w:bottom w:w="80" w:type="dxa"/>
-              <w:left w:w="120" w:type="dxa"/>
+              <w:left w:w="120" w:type="dxa"/>
+              <w:bottom w:w="80" w:type="dxa"/>
               <w:right w:w="120" w:type="dxa"/>
             </w:tcMar>
           </w:tcPr>
@@ -7731,8 +7166,8 @@
             <w:shd w:val="clear" w:color="auto" w:fill="DEEAF1"/>
             <w:tcMar>
               <w:top w:w="80" w:type="dxa"/>
-              <w:bottom w:w="80" w:type="dxa"/>
-              <w:left w:w="120" w:type="dxa"/>
+              <w:left w:w="120" w:type="dxa"/>
+              <w:bottom w:w="80" w:type="dxa"/>
               <w:right w:w="120" w:type="dxa"/>
             </w:tcMar>
           </w:tcPr>
@@ -7761,8 +7196,8 @@
             <w:shd w:val="clear" w:color="auto" w:fill="FFFFFF"/>
             <w:tcMar>
               <w:top w:w="80" w:type="dxa"/>
-              <w:bottom w:w="80" w:type="dxa"/>
-              <w:left w:w="120" w:type="dxa"/>
+              <w:left w:w="120" w:type="dxa"/>
+              <w:bottom w:w="80" w:type="dxa"/>
               <w:right w:w="120" w:type="dxa"/>
             </w:tcMar>
           </w:tcPr>
@@ -7791,8 +7226,8 @@
             <w:shd w:val="clear" w:color="auto" w:fill="FFFFFF"/>
             <w:tcMar>
               <w:top w:w="80" w:type="dxa"/>
-              <w:bottom w:w="80" w:type="dxa"/>
-              <w:left w:w="120" w:type="dxa"/>
+              <w:left w:w="120" w:type="dxa"/>
+              <w:bottom w:w="80" w:type="dxa"/>
               <w:right w:w="120" w:type="dxa"/>
             </w:tcMar>
           </w:tcPr>
@@ -7821,8 +7256,8 @@
             <w:shd w:val="clear" w:color="auto" w:fill="DEEAF1"/>
             <w:tcMar>
               <w:top w:w="80" w:type="dxa"/>
-              <w:bottom w:w="80" w:type="dxa"/>
-              <w:left w:w="120" w:type="dxa"/>
+              <w:left w:w="120" w:type="dxa"/>
+              <w:bottom w:w="80" w:type="dxa"/>
               <w:right w:w="120" w:type="dxa"/>
             </w:tcMar>
           </w:tcPr>
@@ -7851,8 +7286,8 @@
             <w:shd w:val="clear" w:color="auto" w:fill="DEEAF1"/>
             <w:tcMar>
               <w:top w:w="80" w:type="dxa"/>
-              <w:bottom w:w="80" w:type="dxa"/>
-              <w:left w:w="120" w:type="dxa"/>
+              <w:left w:w="120" w:type="dxa"/>
+              <w:bottom w:w="80" w:type="dxa"/>
               <w:right w:w="120" w:type="dxa"/>
             </w:tcMar>
           </w:tcPr>
@@ -7881,8 +7316,8 @@
             <w:shd w:val="clear" w:color="auto" w:fill="FFFFFF"/>
             <w:tcMar>
               <w:top w:w="80" w:type="dxa"/>
-              <w:bottom w:w="80" w:type="dxa"/>
-              <w:left w:w="120" w:type="dxa"/>
+              <w:left w:w="120" w:type="dxa"/>
+              <w:bottom w:w="80" w:type="dxa"/>
               <w:right w:w="120" w:type="dxa"/>
             </w:tcMar>
           </w:tcPr>
@@ -7911,8 +7346,8 @@
             <w:shd w:val="clear" w:color="auto" w:fill="FFFFFF"/>
             <w:tcMar>
               <w:top w:w="80" w:type="dxa"/>
-              <w:bottom w:w="80" w:type="dxa"/>
-              <w:left w:w="120" w:type="dxa"/>
+              <w:left w:w="120" w:type="dxa"/>
+              <w:bottom w:w="80" w:type="dxa"/>
               <w:right w:w="120" w:type="dxa"/>
             </w:tcMar>
           </w:tcPr>
@@ -7941,8 +7376,8 @@
             <w:shd w:val="clear" w:color="auto" w:fill="DEEAF1"/>
             <w:tcMar>
               <w:top w:w="80" w:type="dxa"/>
-              <w:bottom w:w="80" w:type="dxa"/>
-              <w:left w:w="120" w:type="dxa"/>
+              <w:left w:w="120" w:type="dxa"/>
+              <w:bottom w:w="80" w:type="dxa"/>
               <w:right w:w="120" w:type="dxa"/>
             </w:tcMar>
           </w:tcPr>
@@ -7971,8 +7406,8 @@
             <w:shd w:val="clear" w:color="auto" w:fill="DEEAF1"/>
             <w:tcMar>
               <w:top w:w="80" w:type="dxa"/>
-              <w:bottom w:w="80" w:type="dxa"/>
-              <w:left w:w="120" w:type="dxa"/>
+              <w:left w:w="120" w:type="dxa"/>
+              <w:bottom w:w="80" w:type="dxa"/>
               <w:right w:w="120" w:type="dxa"/>
             </w:tcMar>
           </w:tcPr>
@@ -8001,8 +7436,8 @@
             <w:shd w:val="clear" w:color="auto" w:fill="FFFFFF"/>
             <w:tcMar>
               <w:top w:w="80" w:type="dxa"/>
-              <w:bottom w:w="80" w:type="dxa"/>
-              <w:left w:w="120" w:type="dxa"/>
+              <w:left w:w="120" w:type="dxa"/>
+              <w:bottom w:w="80" w:type="dxa"/>
               <w:right w:w="120" w:type="dxa"/>
             </w:tcMar>
           </w:tcPr>
@@ -8031,8 +7466,8 @@
             <w:shd w:val="clear" w:color="auto" w:fill="FFFFFF"/>
             <w:tcMar>
               <w:top w:w="80" w:type="dxa"/>
-              <w:bottom w:w="80" w:type="dxa"/>
-              <w:left w:w="120" w:type="dxa"/>
+              <w:left w:w="120" w:type="dxa"/>
+              <w:bottom w:w="80" w:type="dxa"/>
               <w:right w:w="120" w:type="dxa"/>
             </w:tcMar>
           </w:tcPr>
@@ -8061,8 +7496,8 @@
             <w:shd w:val="clear" w:color="auto" w:fill="DEEAF1"/>
             <w:tcMar>
               <w:top w:w="80" w:type="dxa"/>
-              <w:bottom w:w="80" w:type="dxa"/>
-              <w:left w:w="120" w:type="dxa"/>
+              <w:left w:w="120" w:type="dxa"/>
+              <w:bottom w:w="80" w:type="dxa"/>
               <w:right w:w="120" w:type="dxa"/>
             </w:tcMar>
           </w:tcPr>
@@ -8091,8 +7526,8 @@
             <w:shd w:val="clear" w:color="auto" w:fill="DEEAF1"/>
             <w:tcMar>
               <w:top w:w="80" w:type="dxa"/>
-              <w:bottom w:w="80" w:type="dxa"/>
-              <w:left w:w="120" w:type="dxa"/>
+              <w:left w:w="120" w:type="dxa"/>
+              <w:bottom w:w="80" w:type="dxa"/>
               <w:right w:w="120" w:type="dxa"/>
             </w:tcMar>
           </w:tcPr>
@@ -8117,6 +7552,7 @@
     <w:tbl>
       <w:tblPr>
         <w:tblW w:w="9360" w:type="dxa"/>
+        <w:tblLook w:val="04A0" w:firstRow="1" w:lastRow="0" w:firstColumn="1" w:lastColumn="0" w:noHBand="0" w:noVBand="1"/>
       </w:tblPr>
       <w:tblGrid>
         <w:gridCol w:w="9360"/>
@@ -8134,8 +7570,8 @@
             <w:shd w:val="clear" w:color="auto" w:fill="F0F5FF"/>
             <w:tcMar>
               <w:top w:w="240" w:type="dxa"/>
+              <w:left w:w="360" w:type="dxa"/>
               <w:bottom w:w="240" w:type="dxa"/>
-              <w:left w:w="360" w:type="dxa"/>
               <w:right w:w="360" w:type="dxa"/>
             </w:tcMar>
           </w:tcPr>
@@ -8194,6 +7630,7 @@
     <w:tbl>
       <w:tblPr>
         <w:tblW w:w="9360" w:type="dxa"/>
+        <w:tblLook w:val="04A0" w:firstRow="1" w:lastRow="0" w:firstColumn="1" w:lastColumn="0" w:noHBand="0" w:noVBand="1"/>
       </w:tblPr>
       <w:tblGrid>
         <w:gridCol w:w="4200"/>
@@ -8212,8 +7649,8 @@
             <w:shd w:val="clear" w:color="auto" w:fill="1F497D"/>
             <w:tcMar>
               <w:top w:w="80" w:type="dxa"/>
-              <w:bottom w:w="80" w:type="dxa"/>
-              <w:left w:w="120" w:type="dxa"/>
+              <w:left w:w="120" w:type="dxa"/>
+              <w:bottom w:w="80" w:type="dxa"/>
               <w:right w:w="120" w:type="dxa"/>
             </w:tcMar>
           </w:tcPr>
@@ -8246,8 +7683,8 @@
             <w:shd w:val="clear" w:color="auto" w:fill="1F497D"/>
             <w:tcMar>
               <w:top w:w="80" w:type="dxa"/>
-              <w:bottom w:w="80" w:type="dxa"/>
-              <w:left w:w="120" w:type="dxa"/>
+              <w:left w:w="120" w:type="dxa"/>
+              <w:bottom w:w="80" w:type="dxa"/>
               <w:right w:w="120" w:type="dxa"/>
             </w:tcMar>
           </w:tcPr>
@@ -8282,8 +7719,8 @@
             <w:shd w:val="clear" w:color="auto" w:fill="DEEAF1"/>
             <w:tcMar>
               <w:top w:w="80" w:type="dxa"/>
-              <w:bottom w:w="80" w:type="dxa"/>
-              <w:left w:w="120" w:type="dxa"/>
+              <w:left w:w="120" w:type="dxa"/>
+              <w:bottom w:w="80" w:type="dxa"/>
               <w:right w:w="120" w:type="dxa"/>
             </w:tcMar>
           </w:tcPr>
@@ -8312,8 +7749,8 @@
             <w:shd w:val="clear" w:color="auto" w:fill="DEEAF1"/>
             <w:tcMar>
               <w:top w:w="80" w:type="dxa"/>
-              <w:bottom w:w="80" w:type="dxa"/>
-              <w:left w:w="120" w:type="dxa"/>
+              <w:left w:w="120" w:type="dxa"/>
+              <w:bottom w:w="80" w:type="dxa"/>
               <w:right w:w="120" w:type="dxa"/>
             </w:tcMar>
           </w:tcPr>
@@ -8342,8 +7779,8 @@
             <w:shd w:val="clear" w:color="auto" w:fill="FFFFFF"/>
             <w:tcMar>
               <w:top w:w="80" w:type="dxa"/>
-              <w:bottom w:w="80" w:type="dxa"/>
-              <w:left w:w="120" w:type="dxa"/>
+              <w:left w:w="120" w:type="dxa"/>
+              <w:bottom w:w="80" w:type="dxa"/>
               <w:right w:w="120" w:type="dxa"/>
             </w:tcMar>
           </w:tcPr>
@@ -8372,19 +7809,19 @@
             <w:shd w:val="clear" w:color="auto" w:fill="FFFFFF"/>
             <w:tcMar>
               <w:top w:w="80" w:type="dxa"/>
-              <w:bottom w:w="80" w:type="dxa"/>
-              <w:left w:w="120" w:type="dxa"/>
-              <w:right w:w="120" w:type="dxa"/>
-            </w:tcMar>
-          </w:tcPr>
-          <w:p>
-            <w:r>
-              <w:rPr>
-                <w:rFonts w:eastAsia="微软雅黑"/>
-                <w:sz w:val="20"/>
-                <w:szCs w:val="20"/>
-              </w:rPr>
-              <w:t>GE0/0/2</w:t>
+              <w:left w:w="120" w:type="dxa"/>
+              <w:bottom w:w="80" w:type="dxa"/>
+              <w:right w:w="120" w:type="dxa"/>
+            </w:tcMar>
+          </w:tcPr>
+          <w:p>
+            <w:r>
+              <w:rPr>
+                <w:rFonts w:eastAsia="微软雅黑"/>
+                <w:sz w:val="20"/>
+                <w:szCs w:val="20"/>
+              </w:rPr>
+              <w:t>GE0/0/3</w:t>
             </w:r>
           </w:p>
         </w:tc>
@@ -8402,8 +7839,8 @@
             <w:shd w:val="clear" w:color="auto" w:fill="DEEAF1"/>
             <w:tcMar>
               <w:top w:w="80" w:type="dxa"/>
-              <w:bottom w:w="80" w:type="dxa"/>
-              <w:left w:w="120" w:type="dxa"/>
+              <w:left w:w="120" w:type="dxa"/>
+              <w:bottom w:w="80" w:type="dxa"/>
               <w:right w:w="120" w:type="dxa"/>
             </w:tcMar>
           </w:tcPr>
@@ -8432,8 +7869,8 @@
             <w:shd w:val="clear" w:color="auto" w:fill="DEEAF1"/>
             <w:tcMar>
               <w:top w:w="80" w:type="dxa"/>
-              <w:bottom w:w="80" w:type="dxa"/>
-              <w:left w:w="120" w:type="dxa"/>
+              <w:left w:w="120" w:type="dxa"/>
+              <w:bottom w:w="80" w:type="dxa"/>
               <w:right w:w="120" w:type="dxa"/>
             </w:tcMar>
           </w:tcPr>
@@ -8462,8 +7899,8 @@
             <w:shd w:val="clear" w:color="auto" w:fill="FFFFFF"/>
             <w:tcMar>
               <w:top w:w="80" w:type="dxa"/>
-              <w:bottom w:w="80" w:type="dxa"/>
-              <w:left w:w="120" w:type="dxa"/>
+              <w:left w:w="120" w:type="dxa"/>
+              <w:bottom w:w="80" w:type="dxa"/>
               <w:right w:w="120" w:type="dxa"/>
             </w:tcMar>
           </w:tcPr>
@@ -8492,8 +7929,8 @@
             <w:shd w:val="clear" w:color="auto" w:fill="FFFFFF"/>
             <w:tcMar>
               <w:top w:w="80" w:type="dxa"/>
-              <w:bottom w:w="80" w:type="dxa"/>
-              <w:left w:w="120" w:type="dxa"/>
+              <w:left w:w="120" w:type="dxa"/>
+              <w:bottom w:w="80" w:type="dxa"/>
               <w:right w:w="120" w:type="dxa"/>
             </w:tcMar>
           </w:tcPr>
@@ -8522,8 +7959,8 @@
             <w:shd w:val="clear" w:color="auto" w:fill="DEEAF1"/>
             <w:tcMar>
               <w:top w:w="80" w:type="dxa"/>
-              <w:bottom w:w="80" w:type="dxa"/>
-              <w:left w:w="120" w:type="dxa"/>
+              <w:left w:w="120" w:type="dxa"/>
+              <w:bottom w:w="80" w:type="dxa"/>
               <w:right w:w="120" w:type="dxa"/>
             </w:tcMar>
           </w:tcPr>
@@ -8552,8 +7989,8 @@
             <w:shd w:val="clear" w:color="auto" w:fill="DEEAF1"/>
             <w:tcMar>
               <w:top w:w="80" w:type="dxa"/>
-              <w:bottom w:w="80" w:type="dxa"/>
-              <w:left w:w="120" w:type="dxa"/>
+              <w:left w:w="120" w:type="dxa"/>
+              <w:bottom w:w="80" w:type="dxa"/>
               <w:right w:w="120" w:type="dxa"/>
             </w:tcMar>
           </w:tcPr>
@@ -8582,8 +8019,8 @@
             <w:shd w:val="clear" w:color="auto" w:fill="FFFFFF"/>
             <w:tcMar>
               <w:top w:w="80" w:type="dxa"/>
-              <w:bottom w:w="80" w:type="dxa"/>
-              <w:left w:w="120" w:type="dxa"/>
+              <w:left w:w="120" w:type="dxa"/>
+              <w:bottom w:w="80" w:type="dxa"/>
               <w:right w:w="120" w:type="dxa"/>
             </w:tcMar>
           </w:tcPr>
@@ -8612,8 +8049,8 @@
             <w:shd w:val="clear" w:color="auto" w:fill="FFFFFF"/>
             <w:tcMar>
               <w:top w:w="80" w:type="dxa"/>
-              <w:bottom w:w="80" w:type="dxa"/>
-              <w:left w:w="120" w:type="dxa"/>
+              <w:left w:w="120" w:type="dxa"/>
+              <w:bottom w:w="80" w:type="dxa"/>
               <w:right w:w="120" w:type="dxa"/>
             </w:tcMar>
           </w:tcPr>
@@ -8642,8 +8079,8 @@
             <w:shd w:val="clear" w:color="auto" w:fill="DEEAF1"/>
             <w:tcMar>
               <w:top w:w="80" w:type="dxa"/>
-              <w:bottom w:w="80" w:type="dxa"/>
-              <w:left w:w="120" w:type="dxa"/>
+              <w:left w:w="120" w:type="dxa"/>
+              <w:bottom w:w="80" w:type="dxa"/>
               <w:right w:w="120" w:type="dxa"/>
             </w:tcMar>
           </w:tcPr>
@@ -8672,8 +8109,8 @@
             <w:shd w:val="clear" w:color="auto" w:fill="DEEAF1"/>
             <w:tcMar>
               <w:top w:w="80" w:type="dxa"/>
-              <w:bottom w:w="80" w:type="dxa"/>
-              <w:left w:w="120" w:type="dxa"/>
+              <w:left w:w="120" w:type="dxa"/>
+              <w:bottom w:w="80" w:type="dxa"/>
               <w:right w:w="120" w:type="dxa"/>
             </w:tcMar>
           </w:tcPr>
@@ -8698,6 +8135,7 @@
     <w:tbl>
       <w:tblPr>
         <w:tblW w:w="9360" w:type="dxa"/>
+        <w:tblLook w:val="04A0" w:firstRow="1" w:lastRow="0" w:firstColumn="1" w:lastColumn="0" w:noHBand="0" w:noVBand="1"/>
       </w:tblPr>
       <w:tblGrid>
         <w:gridCol w:w="9360"/>
@@ -8715,8 +8153,8 @@
             <w:shd w:val="clear" w:color="auto" w:fill="F0F5FF"/>
             <w:tcMar>
               <w:top w:w="240" w:type="dxa"/>
+              <w:left w:w="360" w:type="dxa"/>
               <w:bottom w:w="240" w:type="dxa"/>
-              <w:left w:w="360" w:type="dxa"/>
               <w:right w:w="360" w:type="dxa"/>
             </w:tcMar>
           </w:tcPr>
@@ -8764,7 +8202,13 @@
         <w:pStyle w:val="2"/>
       </w:pPr>
       <w:r>
-        <w:t>9.2 配置智能选路策略</w:t>
+        <w:rPr>
+          <w:rFonts w:hint="eastAsia"/>
+        </w:rPr>
+        <w:t>8</w:t>
+      </w:r>
+      <w:r>
+        <w:t>.2 配置智能选路策略</w:t>
       </w:r>
     </w:p>
     <w:p>
@@ -8784,6 +8228,7 @@
     <w:tbl>
       <w:tblPr>
         <w:tblW w:w="9360" w:type="dxa"/>
+        <w:tblLook w:val="04A0" w:firstRow="1" w:lastRow="0" w:firstColumn="1" w:lastColumn="0" w:noHBand="0" w:noVBand="1"/>
       </w:tblPr>
       <w:tblGrid>
         <w:gridCol w:w="4200"/>
@@ -8802,8 +8247,8 @@
             <w:shd w:val="clear" w:color="auto" w:fill="1F497D"/>
             <w:tcMar>
               <w:top w:w="80" w:type="dxa"/>
-              <w:bottom w:w="80" w:type="dxa"/>
-              <w:left w:w="120" w:type="dxa"/>
+              <w:left w:w="120" w:type="dxa"/>
+              <w:bottom w:w="80" w:type="dxa"/>
               <w:right w:w="120" w:type="dxa"/>
             </w:tcMar>
           </w:tcPr>
@@ -8836,8 +8281,8 @@
             <w:shd w:val="clear" w:color="auto" w:fill="1F497D"/>
             <w:tcMar>
               <w:top w:w="80" w:type="dxa"/>
-              <w:bottom w:w="80" w:type="dxa"/>
-              <w:left w:w="120" w:type="dxa"/>
+              <w:left w:w="120" w:type="dxa"/>
+              <w:bottom w:w="80" w:type="dxa"/>
               <w:right w:w="120" w:type="dxa"/>
             </w:tcMar>
           </w:tcPr>
@@ -8872,8 +8317,8 @@
             <w:shd w:val="clear" w:color="auto" w:fill="DEEAF1"/>
             <w:tcMar>
               <w:top w:w="80" w:type="dxa"/>
-              <w:bottom w:w="80" w:type="dxa"/>
-              <w:left w:w="120" w:type="dxa"/>
+              <w:left w:w="120" w:type="dxa"/>
+              <w:bottom w:w="80" w:type="dxa"/>
               <w:right w:w="120" w:type="dxa"/>
             </w:tcMar>
           </w:tcPr>
@@ -8902,8 +8347,8 @@
             <w:shd w:val="clear" w:color="auto" w:fill="DEEAF1"/>
             <w:tcMar>
               <w:top w:w="80" w:type="dxa"/>
-              <w:bottom w:w="80" w:type="dxa"/>
-              <w:left w:w="120" w:type="dxa"/>
+              <w:left w:w="120" w:type="dxa"/>
+              <w:bottom w:w="80" w:type="dxa"/>
               <w:right w:w="120" w:type="dxa"/>
             </w:tcMar>
           </w:tcPr>
@@ -8932,8 +8377,8 @@
             <w:shd w:val="clear" w:color="auto" w:fill="FFFFFF"/>
             <w:tcMar>
               <w:top w:w="80" w:type="dxa"/>
-              <w:bottom w:w="80" w:type="dxa"/>
-              <w:left w:w="120" w:type="dxa"/>
+              <w:left w:w="120" w:type="dxa"/>
+              <w:bottom w:w="80" w:type="dxa"/>
               <w:right w:w="120" w:type="dxa"/>
             </w:tcMar>
           </w:tcPr>
@@ -8962,8 +8407,8 @@
             <w:shd w:val="clear" w:color="auto" w:fill="FFFFFF"/>
             <w:tcMar>
               <w:top w:w="80" w:type="dxa"/>
-              <w:bottom w:w="80" w:type="dxa"/>
-              <w:left w:w="120" w:type="dxa"/>
+              <w:left w:w="120" w:type="dxa"/>
+              <w:bottom w:w="80" w:type="dxa"/>
               <w:right w:w="120" w:type="dxa"/>
             </w:tcMar>
           </w:tcPr>
@@ -8992,8 +8437,8 @@
             <w:shd w:val="clear" w:color="auto" w:fill="DEEAF1"/>
             <w:tcMar>
               <w:top w:w="80" w:type="dxa"/>
-              <w:bottom w:w="80" w:type="dxa"/>
-              <w:left w:w="120" w:type="dxa"/>
+              <w:left w:w="120" w:type="dxa"/>
+              <w:bottom w:w="80" w:type="dxa"/>
               <w:right w:w="120" w:type="dxa"/>
             </w:tcMar>
           </w:tcPr>
@@ -9022,19 +8467,19 @@
             <w:shd w:val="clear" w:color="auto" w:fill="DEEAF1"/>
             <w:tcMar>
               <w:top w:w="80" w:type="dxa"/>
-              <w:bottom w:w="80" w:type="dxa"/>
-              <w:left w:w="120" w:type="dxa"/>
-              <w:right w:w="120" w:type="dxa"/>
-            </w:tcMar>
-          </w:tcPr>
-          <w:p>
-            <w:r>
-              <w:rPr>
-                <w:rFonts w:eastAsia="微软雅黑"/>
-                <w:sz w:val="20"/>
-                <w:szCs w:val="20"/>
-              </w:rPr>
-              <w:t>GE0/0/2（绑定 CHECK_JY2 检测实例）</w:t>
+              <w:left w:w="120" w:type="dxa"/>
+              <w:bottom w:w="80" w:type="dxa"/>
+              <w:right w:w="120" w:type="dxa"/>
+            </w:tcMar>
+          </w:tcPr>
+          <w:p>
+            <w:r>
+              <w:rPr>
+                <w:rFonts w:eastAsia="微软雅黑"/>
+                <w:sz w:val="20"/>
+                <w:szCs w:val="20"/>
+              </w:rPr>
+              <w:t>GE0/0/3（绑定 CHECK_JY2 检测实例）</w:t>
             </w:r>
           </w:p>
         </w:tc>
@@ -9052,8 +8497,8 @@
             <w:shd w:val="clear" w:color="auto" w:fill="FFFFFF"/>
             <w:tcMar>
               <w:top w:w="80" w:type="dxa"/>
-              <w:bottom w:w="80" w:type="dxa"/>
-              <w:left w:w="120" w:type="dxa"/>
+              <w:left w:w="120" w:type="dxa"/>
+              <w:bottom w:w="80" w:type="dxa"/>
               <w:right w:w="120" w:type="dxa"/>
             </w:tcMar>
           </w:tcPr>
@@ -9082,8 +8527,8 @@
             <w:shd w:val="clear" w:color="auto" w:fill="FFFFFF"/>
             <w:tcMar>
               <w:top w:w="80" w:type="dxa"/>
-              <w:bottom w:w="80" w:type="dxa"/>
-              <w:left w:w="120" w:type="dxa"/>
+              <w:left w:w="120" w:type="dxa"/>
+              <w:bottom w:w="80" w:type="dxa"/>
               <w:right w:w="120" w:type="dxa"/>
             </w:tcMar>
           </w:tcPr>
@@ -9112,8 +8557,8 @@
             <w:shd w:val="clear" w:color="auto" w:fill="DEEAF1"/>
             <w:tcMar>
               <w:top w:w="80" w:type="dxa"/>
-              <w:bottom w:w="80" w:type="dxa"/>
-              <w:left w:w="120" w:type="dxa"/>
+              <w:left w:w="120" w:type="dxa"/>
+              <w:bottom w:w="80" w:type="dxa"/>
               <w:right w:w="120" w:type="dxa"/>
             </w:tcMar>
           </w:tcPr>
@@ -9142,8 +8587,8 @@
             <w:shd w:val="clear" w:color="auto" w:fill="DEEAF1"/>
             <w:tcMar>
               <w:top w:w="80" w:type="dxa"/>
-              <w:bottom w:w="80" w:type="dxa"/>
-              <w:left w:w="120" w:type="dxa"/>
+              <w:left w:w="120" w:type="dxa"/>
+              <w:bottom w:w="80" w:type="dxa"/>
               <w:right w:w="120" w:type="dxa"/>
             </w:tcMar>
           </w:tcPr>
@@ -9172,8 +8617,8 @@
             <w:shd w:val="clear" w:color="auto" w:fill="FFFFFF"/>
             <w:tcMar>
               <w:top w:w="80" w:type="dxa"/>
-              <w:bottom w:w="80" w:type="dxa"/>
-              <w:left w:w="120" w:type="dxa"/>
+              <w:left w:w="120" w:type="dxa"/>
+              <w:bottom w:w="80" w:type="dxa"/>
               <w:right w:w="120" w:type="dxa"/>
             </w:tcMar>
           </w:tcPr>
@@ -9202,8 +8647,8 @@
             <w:shd w:val="clear" w:color="auto" w:fill="FFFFFF"/>
             <w:tcMar>
               <w:top w:w="80" w:type="dxa"/>
-              <w:bottom w:w="80" w:type="dxa"/>
-              <w:left w:w="120" w:type="dxa"/>
+              <w:left w:w="120" w:type="dxa"/>
+              <w:bottom w:w="80" w:type="dxa"/>
               <w:right w:w="120" w:type="dxa"/>
             </w:tcMar>
           </w:tcPr>
@@ -9232,8 +8677,8 @@
             <w:shd w:val="clear" w:color="auto" w:fill="DEEAF1"/>
             <w:tcMar>
               <w:top w:w="80" w:type="dxa"/>
-              <w:bottom w:w="80" w:type="dxa"/>
-              <w:left w:w="120" w:type="dxa"/>
+              <w:left w:w="120" w:type="dxa"/>
+              <w:bottom w:w="80" w:type="dxa"/>
               <w:right w:w="120" w:type="dxa"/>
             </w:tcMar>
           </w:tcPr>
@@ -9262,8 +8707,8 @@
             <w:shd w:val="clear" w:color="auto" w:fill="DEEAF1"/>
             <w:tcMar>
               <w:top w:w="80" w:type="dxa"/>
-              <w:bottom w:w="80" w:type="dxa"/>
-              <w:left w:w="120" w:type="dxa"/>
+              <w:left w:w="120" w:type="dxa"/>
+              <w:bottom w:w="80" w:type="dxa"/>
               <w:right w:w="120" w:type="dxa"/>
             </w:tcMar>
           </w:tcPr>
@@ -9288,6 +8733,7 @@
     <w:tbl>
       <w:tblPr>
         <w:tblW w:w="9360" w:type="dxa"/>
+        <w:tblLook w:val="04A0" w:firstRow="1" w:lastRow="0" w:firstColumn="1" w:lastColumn="0" w:noHBand="0" w:noVBand="1"/>
       </w:tblPr>
       <w:tblGrid>
         <w:gridCol w:w="9360"/>
@@ -9305,8 +8751,8 @@
             <w:shd w:val="clear" w:color="auto" w:fill="F0F5FF"/>
             <w:tcMar>
               <w:top w:w="240" w:type="dxa"/>
+              <w:left w:w="360" w:type="dxa"/>
               <w:bottom w:w="240" w:type="dxa"/>
-              <w:left w:w="360" w:type="dxa"/>
               <w:right w:w="360" w:type="dxa"/>
             </w:tcMar>
           </w:tcPr>
@@ -9344,17 +8790,18 @@
         </w:tc>
       </w:tr>
     </w:tbl>
-    <w:p>
-      <w:pPr>
-        <w:spacing w:before="40" w:after="40"/>
-      </w:pPr>
-    </w:p>
     <w:p>
       <w:pPr>
         <w:pStyle w:val="2"/>
       </w:pPr>
       <w:r>
-        <w:t>9.3 验证选路状态</w:t>
+        <w:rPr>
+          <w:rFonts w:hint="eastAsia"/>
+        </w:rPr>
+        <w:t>8</w:t>
+      </w:r>
+      <w:r>
+        <w:t>.3 验证选路状态</w:t>
       </w:r>
     </w:p>
     <w:p>
@@ -9381,7 +8828,7 @@
           <w:sz w:val="21"/>
           <w:szCs w:val="21"/>
         </w:rPr>
-        <w:t>正常状态：XGE0/0/0 显示「Active」，GE0/0/2 显示「Standby」。</w:t>
+        <w:t>正常状态：XGE0/0/0 显示「Active」，GE0/0/3 显示「Standby」。</w:t>
       </w:r>
     </w:p>
     <w:p>
@@ -9394,7 +8841,7 @@
           <w:sz w:val="21"/>
           <w:szCs w:val="21"/>
         </w:rPr>
-        <w:t>模拟故障：断开 XGE0/0/0 物理链路或手动 shutdown，观察 GE0/0/2 是否切换为「Active」。</w:t>
+        <w:t>模拟故障：断开 XGE0/0/0 物理链路或手动 shutdown，观察 GE0/0/3 是否切换为「Active」。</w:t>
       </w:r>
     </w:p>
     <w:p>
@@ -9402,73 +8849,14 @@
         <w:spacing w:before="40" w:after="40"/>
       </w:pPr>
     </w:p>
-    <w:tbl>
-      <w:tblPr>
-        <w:tblW w:w="9360" w:type="dxa"/>
-      </w:tblPr>
-      <w:tblGrid>
-        <w:gridCol w:w="9360"/>
-      </w:tblGrid>
-      <w:tr>
-        <w:tc>
-          <w:tcPr>
-            <w:tcW w:w="9360" w:type="dxa"/>
-            <w:tcBorders>
-              <w:top w:val="single" w:sz="1" w:space="0" w:color="4472C4"/>
-              <w:left w:val="single" w:sz="1" w:space="0" w:color="4472C4"/>
-              <w:bottom w:val="single" w:sz="1" w:space="0" w:color="4472C4"/>
-              <w:right w:val="single" w:sz="1" w:space="0" w:color="4472C4"/>
-            </w:tcBorders>
-            <w:shd w:val="clear" w:color="auto" w:fill="F0F5FF"/>
-            <w:tcMar>
-              <w:top w:w="240" w:type="dxa"/>
-              <w:bottom w:w="240" w:type="dxa"/>
-              <w:left w:w="360" w:type="dxa"/>
-              <w:right w:w="360" w:type="dxa"/>
-            </w:tcMar>
-          </w:tcPr>
-          <w:p>
-            <w:pPr>
-              <w:jc w:val="center"/>
-            </w:pPr>
-            <w:r>
-              <w:rPr>
-                <w:rFonts w:eastAsia="微软雅黑"/>
-                <w:i/>
-                <w:iCs/>
-                <w:color w:val="AAAAAA"/>
-                <w:sz w:val="20"/>
-                <w:szCs w:val="20"/>
-              </w:rPr>
-              <w:t>[ 截图 ]</w:t>
-            </w:r>
-          </w:p>
-          <w:p>
-            <w:pPr>
-              <w:spacing w:before="30"/>
-              <w:jc w:val="center"/>
-            </w:pPr>
-            <w:r>
-              <w:rPr>
-                <w:rFonts w:eastAsia="微软雅黑"/>
-                <w:color w:val="2E74B5"/>
-                <w:sz w:val="20"/>
-                <w:szCs w:val="20"/>
-              </w:rPr>
-              <w:t>截图：智能选路链路状态页面（正常 / 切换后对比）</w:t>
-            </w:r>
-          </w:p>
-        </w:tc>
-      </w:tr>
-    </w:tbl>
     <w:p>
       <w:pPr>
         <w:spacing w:before="40" w:after="40"/>
       </w:pPr>
     </w:p>
     <w:sectPr>
-      <w:headerReference w:type="default" r:id="rId16"/>
-      <w:footerReference w:type="default" r:id="rId17"/>
+      <w:headerReference w:type="default" r:id="rId18"/>
+      <w:footerReference w:type="default" r:id="rId19"/>
       <w:pgSz w:w="12240" w:h="15840"/>
       <w:pgMar w:top="1260" w:right="1260" w:bottom="1260" w:left="1260" w:header="708" w:footer="708" w:gutter="0"/>
       <w:cols w:space="720"/>

--- a/netdoc/USG6305E_双出口配置实施步骤.docx
+++ b/netdoc/USG6305E_双出口配置实施步骤.docx
@@ -679,7 +679,23 @@
                 <w:sz w:val="15"/>
                 <w:szCs w:val="15"/>
               </w:rPr>
-              <w:t>极云（1）</w:t>
+              <w:t>极云（</w:t>
+            </w:r>
+            <w:r>
+              <w:rPr>
+                <w:rFonts w:hint="eastAsia"/>
+                <w:sz w:val="15"/>
+                <w:szCs w:val="15"/>
+              </w:rPr>
+              <w:t>1</w:t>
+            </w:r>
+            <w:r>
+              <w:rPr>
+                <w:rFonts w:hint="eastAsia"/>
+                <w:sz w:val="15"/>
+                <w:szCs w:val="15"/>
+              </w:rPr>
+              <w:t>）</w:t>
             </w:r>
           </w:p>
         </w:tc>
@@ -954,7 +970,15 @@
                 <w:sz w:val="15"/>
                 <w:szCs w:val="15"/>
               </w:rPr>
-              <w:t xml:space="preserve">千兆交换机VLAN 1 </w:t>
+              <w:t>千兆交换机</w:t>
+            </w:r>
+            <w:r>
+              <w:rPr>
+                <w:rFonts w:hint="eastAsia"/>
+                <w:sz w:val="15"/>
+                <w:szCs w:val="15"/>
+              </w:rPr>
+              <w:t xml:space="preserve">VLAN 1 </w:t>
             </w:r>
           </w:p>
         </w:tc>
@@ -1163,24 +1187,74 @@
           <w:p>
             <w:pPr>
               <w:rPr>
+                <w:rFonts w:eastAsia="微软雅黑"/>
+                <w:sz w:val="15"/>
+                <w:szCs w:val="15"/>
+              </w:rPr>
+            </w:pPr>
+            <w:r>
+              <w:rPr>
                 <w:rFonts w:eastAsia="微软雅黑" w:hint="eastAsia"/>
                 <w:sz w:val="15"/>
                 <w:szCs w:val="15"/>
               </w:rPr>
+              <w:t>路由</w:t>
+            </w:r>
+          </w:p>
+        </w:tc>
+        <w:tc>
+          <w:tcPr>
+            <w:tcW w:w="866" w:type="pct"/>
+            <w:tcBorders>
+              <w:top w:val="single" w:sz="1" w:space="0" w:color="CCCCCC"/>
+              <w:left w:val="single" w:sz="1" w:space="0" w:color="CCCCCC"/>
+              <w:bottom w:val="single" w:sz="1" w:space="0" w:color="CCCCCC"/>
+              <w:right w:val="single" w:sz="1" w:space="0" w:color="CCCCCC"/>
+            </w:tcBorders>
+            <w:shd w:val="clear" w:color="auto" w:fill="FFFFFF"/>
+            <w:tcMar>
+              <w:top w:w="80" w:type="dxa"/>
+              <w:left w:w="130" w:type="dxa"/>
+              <w:bottom w:w="80" w:type="dxa"/>
+              <w:right w:w="130" w:type="dxa"/>
+            </w:tcMar>
+          </w:tcPr>
+          <w:p>
+            <w:pPr>
+              <w:rPr>
+                <w:sz w:val="15"/>
+                <w:szCs w:val="15"/>
+              </w:rPr>
             </w:pPr>
             <w:r>
               <w:rPr>
-                <w:rFonts w:eastAsia="微软雅黑" w:hint="eastAsia"/>
-                <w:sz w:val="15"/>
-                <w:szCs w:val="15"/>
-              </w:rPr>
-              <w:t>路由</w:t>
-            </w:r>
-          </w:p>
-        </w:tc>
-        <w:tc>
-          <w:tcPr>
-            <w:tcW w:w="866" w:type="pct"/>
+                <w:rFonts w:hint="eastAsia"/>
+                <w:sz w:val="15"/>
+                <w:szCs w:val="15"/>
+              </w:rPr>
+              <w:t>10.0.0.254</w:t>
+            </w:r>
+          </w:p>
+          <w:p>
+            <w:pPr>
+              <w:rPr>
+                <w:sz w:val="15"/>
+                <w:szCs w:val="15"/>
+              </w:rPr>
+            </w:pPr>
+            <w:r>
+              <w:rPr>
+                <w:rFonts w:hint="eastAsia"/>
+                <w:sz w:val="15"/>
+                <w:szCs w:val="15"/>
+              </w:rPr>
+              <w:t>255.255.255.0</w:t>
+            </w:r>
+          </w:p>
+        </w:tc>
+        <w:tc>
+          <w:tcPr>
+            <w:tcW w:w="962" w:type="pct"/>
             <w:tcBorders>
               <w:top w:val="single" w:sz="1" w:space="0" w:color="CCCCCC"/>
               <w:left w:val="single" w:sz="1" w:space="0" w:color="CCCCCC"/>
@@ -1198,58 +1272,6 @@
           <w:p>
             <w:pPr>
               <w:rPr>
-                <w:sz w:val="15"/>
-                <w:szCs w:val="15"/>
-              </w:rPr>
-            </w:pPr>
-            <w:r>
-              <w:rPr>
-                <w:rFonts w:hint="eastAsia"/>
-                <w:sz w:val="15"/>
-                <w:szCs w:val="15"/>
-              </w:rPr>
-              <w:t>10.0.0.254</w:t>
-            </w:r>
-          </w:p>
-          <w:p>
-            <w:pPr>
-              <w:rPr>
-                <w:rFonts w:hint="eastAsia"/>
-                <w:sz w:val="15"/>
-                <w:szCs w:val="15"/>
-              </w:rPr>
-            </w:pPr>
-            <w:r>
-              <w:rPr>
-                <w:rFonts w:hint="eastAsia"/>
-                <w:sz w:val="15"/>
-                <w:szCs w:val="15"/>
-              </w:rPr>
-              <w:t>255.255.255.0</w:t>
-            </w:r>
-          </w:p>
-        </w:tc>
-        <w:tc>
-          <w:tcPr>
-            <w:tcW w:w="962" w:type="pct"/>
-            <w:tcBorders>
-              <w:top w:val="single" w:sz="1" w:space="0" w:color="CCCCCC"/>
-              <w:left w:val="single" w:sz="1" w:space="0" w:color="CCCCCC"/>
-              <w:bottom w:val="single" w:sz="1" w:space="0" w:color="CCCCCC"/>
-              <w:right w:val="single" w:sz="1" w:space="0" w:color="CCCCCC"/>
-            </w:tcBorders>
-            <w:shd w:val="clear" w:color="auto" w:fill="FFFFFF"/>
-            <w:tcMar>
-              <w:top w:w="80" w:type="dxa"/>
-              <w:left w:w="130" w:type="dxa"/>
-              <w:bottom w:w="80" w:type="dxa"/>
-              <w:right w:w="130" w:type="dxa"/>
-            </w:tcMar>
-          </w:tcPr>
-          <w:p>
-            <w:pPr>
-              <w:rPr>
-                <w:rFonts w:hint="eastAsia"/>
                 <w:sz w:val="15"/>
                 <w:szCs w:val="15"/>
               </w:rPr>
@@ -1286,7 +1308,7 @@
           <w:p>
             <w:pPr>
               <w:rPr>
-                <w:rFonts w:eastAsia="微软雅黑" w:hint="eastAsia"/>
+                <w:rFonts w:eastAsia="微软雅黑"/>
                 <w:b/>
                 <w:bCs/>
                 <w:color w:val="2E74B5" w:themeColor="accent5" w:themeShade="BF"/>
@@ -2466,10 +2488,10 @@
           <w:noProof/>
         </w:rPr>
         <w:drawing>
-          <wp:inline distT="0" distB="0" distL="0" distR="0" wp14:anchorId="6F26295C" wp14:editId="260D9992">
-            <wp:extent cx="6172200" cy="3792220"/>
+          <wp:inline distT="0" distB="0" distL="0" distR="0" wp14:anchorId="189B84EF" wp14:editId="10B7F7F4">
+            <wp:extent cx="6172200" cy="3815715"/>
             <wp:effectExtent l="0" t="0" r="0" b="0"/>
-            <wp:docPr id="230410765" name="图片 1"/>
+            <wp:docPr id="1453874681" name="图片 1"/>
             <wp:cNvGraphicFramePr>
               <a:graphicFrameLocks xmlns:a="http://schemas.openxmlformats.org/drawingml/2006/main" noChangeAspect="1"/>
             </wp:cNvGraphicFramePr>
@@ -2477,7 +2499,7 @@
               <a:graphicData uri="http://schemas.openxmlformats.org/drawingml/2006/picture">
                 <pic:pic xmlns:pic="http://schemas.openxmlformats.org/drawingml/2006/picture">
                   <pic:nvPicPr>
-                    <pic:cNvPr id="230410765" name=""/>
+                    <pic:cNvPr id="1453874681" name=""/>
                     <pic:cNvPicPr/>
                   </pic:nvPicPr>
                   <pic:blipFill>
@@ -2489,7 +2511,7 @@
                   <pic:spPr>
                     <a:xfrm>
                       <a:off x="0" y="0"/>
-                      <a:ext cx="6172200" cy="3792220"/>
+                      <a:ext cx="6172200" cy="3815715"/>
                     </a:xfrm>
                     <a:prstGeom prst="rect">
                       <a:avLst/>
@@ -2513,7 +2535,14 @@
         <w:rPr>
           <w:color w:val="538135" w:themeColor="accent6" w:themeShade="BF"/>
         </w:rPr>
-        <w:t>2.2 GE0/0/0</w:t>
+        <w:t>2.2 GE0/0/</w:t>
+      </w:r>
+      <w:r>
+        <w:rPr>
+          <w:rFonts w:hint="eastAsia"/>
+          <w:color w:val="538135" w:themeColor="accent6" w:themeShade="BF"/>
+        </w:rPr>
+        <w:t>3</w:t>
       </w:r>
       <w:r>
         <w:rPr>
@@ -2604,6 +2633,12 @@
         </w:rPr>
         <w:t>（西信光纤出口）</w:t>
       </w:r>
+      <w:r>
+        <w:rPr>
+          <w:rFonts w:hint="eastAsia"/>
+        </w:rPr>
+        <w:t>光口</w:t>
+      </w:r>
     </w:p>
     <w:p>
       <w:pPr>
@@ -2662,15 +2697,13 @@
     <w:p>
       <w:pPr>
         <w:pStyle w:val="2"/>
+        <w:rPr>
+          <w:rFonts w:hint="eastAsia"/>
+        </w:rPr>
       </w:pPr>
       <w:r>
         <w:t>3.1 Trust 域</w:t>
       </w:r>
-    </w:p>
-    <w:p>
-      <w:pPr>
-        <w:spacing w:before="40" w:after="40"/>
-      </w:pPr>
     </w:p>
     <w:p>
       <w:pPr>
@@ -6455,11 +6488,6 @@
             </w:tcMar>
           </w:tcPr>
           <w:p>
-            <w:pPr>
-              <w:rPr>
-                <w:rFonts w:hint="eastAsia"/>
-              </w:rPr>
-            </w:pPr>
             <w:r>
               <w:t>W</w:t>
             </w:r>
@@ -6717,11 +6745,6 @@
             </w:tcMar>
           </w:tcPr>
           <w:p>
-            <w:pPr>
-              <w:rPr>
-                <w:rFonts w:hint="eastAsia"/>
-              </w:rPr>
-            </w:pPr>
             <w:r>
               <w:rPr>
                 <w:rFonts w:eastAsia="微软雅黑"/>
@@ -6927,9 +6950,6 @@
     <w:p>
       <w:pPr>
         <w:spacing w:before="40" w:after="40"/>
-        <w:rPr>
-          <w:rFonts w:hint="eastAsia"/>
-        </w:rPr>
       </w:pPr>
       <w:r>
         <w:rPr>
@@ -7549,71 +7569,6 @@
         <w:spacing w:before="40" w:after="40"/>
       </w:pPr>
     </w:p>
-    <w:tbl>
-      <w:tblPr>
-        <w:tblW w:w="9360" w:type="dxa"/>
-        <w:tblLook w:val="04A0" w:firstRow="1" w:lastRow="0" w:firstColumn="1" w:lastColumn="0" w:noHBand="0" w:noVBand="1"/>
-      </w:tblPr>
-      <w:tblGrid>
-        <w:gridCol w:w="9360"/>
-      </w:tblGrid>
-      <w:tr>
-        <w:tc>
-          <w:tcPr>
-            <w:tcW w:w="9360" w:type="dxa"/>
-            <w:tcBorders>
-              <w:top w:val="single" w:sz="1" w:space="0" w:color="4472C4"/>
-              <w:left w:val="single" w:sz="1" w:space="0" w:color="4472C4"/>
-              <w:bottom w:val="single" w:sz="1" w:space="0" w:color="4472C4"/>
-              <w:right w:val="single" w:sz="1" w:space="0" w:color="4472C4"/>
-            </w:tcBorders>
-            <w:shd w:val="clear" w:color="auto" w:fill="F0F5FF"/>
-            <w:tcMar>
-              <w:top w:w="240" w:type="dxa"/>
-              <w:left w:w="360" w:type="dxa"/>
-              <w:bottom w:w="240" w:type="dxa"/>
-              <w:right w:w="360" w:type="dxa"/>
-            </w:tcMar>
-          </w:tcPr>
-          <w:p>
-            <w:pPr>
-              <w:jc w:val="center"/>
-            </w:pPr>
-            <w:r>
-              <w:rPr>
-                <w:rFonts w:eastAsia="微软雅黑"/>
-                <w:i/>
-                <w:iCs/>
-                <w:color w:val="AAAAAA"/>
-                <w:sz w:val="20"/>
-                <w:szCs w:val="20"/>
-              </w:rPr>
-              <w:t>[ 截图 ]</w:t>
-            </w:r>
-          </w:p>
-          <w:p>
-            <w:pPr>
-              <w:spacing w:before="30"/>
-              <w:jc w:val="center"/>
-            </w:pPr>
-            <w:r>
-              <w:rPr>
-                <w:rFonts w:eastAsia="微软雅黑"/>
-                <w:color w:val="2E74B5"/>
-                <w:sz w:val="20"/>
-                <w:szCs w:val="20"/>
-              </w:rPr>
-              <w:t>截图：CHECK_XSX 健康检测配置页面</w:t>
-            </w:r>
-          </w:p>
-        </w:tc>
-      </w:tr>
-    </w:tbl>
-    <w:p>
-      <w:pPr>
-        <w:spacing w:before="40" w:after="40"/>
-      </w:pPr>
-    </w:p>
     <w:p>
       <w:pPr>
         <w:spacing w:before="40" w:after="30"/>
@@ -8132,66 +8087,6 @@
         <w:spacing w:before="40" w:after="40"/>
       </w:pPr>
     </w:p>
-    <w:tbl>
-      <w:tblPr>
-        <w:tblW w:w="9360" w:type="dxa"/>
-        <w:tblLook w:val="04A0" w:firstRow="1" w:lastRow="0" w:firstColumn="1" w:lastColumn="0" w:noHBand="0" w:noVBand="1"/>
-      </w:tblPr>
-      <w:tblGrid>
-        <w:gridCol w:w="9360"/>
-      </w:tblGrid>
-      <w:tr>
-        <w:tc>
-          <w:tcPr>
-            <w:tcW w:w="9360" w:type="dxa"/>
-            <w:tcBorders>
-              <w:top w:val="single" w:sz="1" w:space="0" w:color="4472C4"/>
-              <w:left w:val="single" w:sz="1" w:space="0" w:color="4472C4"/>
-              <w:bottom w:val="single" w:sz="1" w:space="0" w:color="4472C4"/>
-              <w:right w:val="single" w:sz="1" w:space="0" w:color="4472C4"/>
-            </w:tcBorders>
-            <w:shd w:val="clear" w:color="auto" w:fill="F0F5FF"/>
-            <w:tcMar>
-              <w:top w:w="240" w:type="dxa"/>
-              <w:left w:w="360" w:type="dxa"/>
-              <w:bottom w:w="240" w:type="dxa"/>
-              <w:right w:w="360" w:type="dxa"/>
-            </w:tcMar>
-          </w:tcPr>
-          <w:p>
-            <w:pPr>
-              <w:jc w:val="center"/>
-            </w:pPr>
-            <w:r>
-              <w:rPr>
-                <w:rFonts w:eastAsia="微软雅黑"/>
-                <w:i/>
-                <w:iCs/>
-                <w:color w:val="AAAAAA"/>
-                <w:sz w:val="20"/>
-                <w:szCs w:val="20"/>
-              </w:rPr>
-              <w:t>[ 截图 ]</w:t>
-            </w:r>
-          </w:p>
-          <w:p>
-            <w:pPr>
-              <w:spacing w:before="30"/>
-              <w:jc w:val="center"/>
-            </w:pPr>
-            <w:r>
-              <w:rPr>
-                <w:rFonts w:eastAsia="微软雅黑"/>
-                <w:color w:val="2E74B5"/>
-                <w:sz w:val="20"/>
-                <w:szCs w:val="20"/>
-              </w:rPr>
-              <w:t>截图：CHECK_JY2 健康检测配置页面</w:t>
-            </w:r>
-          </w:p>
-        </w:tc>
-      </w:tr>
-    </w:tbl>
     <w:p>
       <w:pPr>
         <w:spacing w:before="40" w:after="40"/>
@@ -8222,22 +8117,23 @@
           <w:sz w:val="21"/>
           <w:szCs w:val="21"/>
         </w:rPr>
+        <w:lastRenderedPageBreak/>
         <w:t>入口：网络 → 智能选路 → 选路策略 → 新建</w:t>
       </w:r>
     </w:p>
     <w:tbl>
       <w:tblPr>
-        <w:tblW w:w="9360" w:type="dxa"/>
+        <w:tblW w:w="5000" w:type="pct"/>
         <w:tblLook w:val="04A0" w:firstRow="1" w:lastRow="0" w:firstColumn="1" w:lastColumn="0" w:noHBand="0" w:noVBand="1"/>
       </w:tblPr>
       <w:tblGrid>
-        <w:gridCol w:w="4200"/>
-        <w:gridCol w:w="5160"/>
+        <w:gridCol w:w="4361"/>
+        <w:gridCol w:w="5357"/>
       </w:tblGrid>
       <w:tr>
         <w:tc>
           <w:tcPr>
-            <w:tcW w:w="4200" w:type="dxa"/>
+            <w:tcW w:w="2244" w:type="pct"/>
             <w:tcBorders>
               <w:top w:val="single" w:sz="1" w:space="0" w:color="1F497D"/>
               <w:left w:val="single" w:sz="1" w:space="0" w:color="1F497D"/>
@@ -8271,7 +8167,7 @@
         </w:tc>
         <w:tc>
           <w:tcPr>
-            <w:tcW w:w="5160" w:type="dxa"/>
+            <w:tcW w:w="2756" w:type="pct"/>
             <w:tcBorders>
               <w:top w:val="single" w:sz="1" w:space="0" w:color="1F497D"/>
               <w:left w:val="single" w:sz="1" w:space="0" w:color="1F497D"/>
@@ -8307,7 +8203,7 @@
       <w:tr>
         <w:tc>
           <w:tcPr>
-            <w:tcW w:w="4200" w:type="dxa"/>
+            <w:tcW w:w="2244" w:type="pct"/>
             <w:tcBorders>
               <w:top w:val="single" w:sz="1" w:space="0" w:color="CCCCCC"/>
               <w:left w:val="single" w:sz="1" w:space="0" w:color="CCCCCC"/>
@@ -8337,7 +8233,7 @@
         </w:tc>
         <w:tc>
           <w:tcPr>
-            <w:tcW w:w="5160" w:type="dxa"/>
+            <w:tcW w:w="2756" w:type="pct"/>
             <w:tcBorders>
               <w:top w:val="single" w:sz="1" w:space="0" w:color="CCCCCC"/>
               <w:left w:val="single" w:sz="1" w:space="0" w:color="CCCCCC"/>
@@ -8367,7 +8263,7 @@
       <w:tr>
         <w:tc>
           <w:tcPr>
-            <w:tcW w:w="4200" w:type="dxa"/>
+            <w:tcW w:w="2244" w:type="pct"/>
             <w:tcBorders>
               <w:top w:val="single" w:sz="1" w:space="0" w:color="CCCCCC"/>
               <w:left w:val="single" w:sz="1" w:space="0" w:color="CCCCCC"/>
@@ -8397,7 +8293,7 @@
         </w:tc>
         <w:tc>
           <w:tcPr>
-            <w:tcW w:w="5160" w:type="dxa"/>
+            <w:tcW w:w="2756" w:type="pct"/>
             <w:tcBorders>
               <w:top w:val="single" w:sz="1" w:space="0" w:color="CCCCCC"/>
               <w:left w:val="single" w:sz="1" w:space="0" w:color="CCCCCC"/>
@@ -8419,7 +8315,7 @@
                 <w:sz w:val="20"/>
                 <w:szCs w:val="20"/>
               </w:rPr>
-              <w:t>XGE0/0/0（绑定 CHECK_XSX 检测实例）</w:t>
+              <w:t>XGE0/0/0</w:t>
             </w:r>
           </w:p>
         </w:tc>
@@ -8427,7 +8323,7 @@
       <w:tr>
         <w:tc>
           <w:tcPr>
-            <w:tcW w:w="4200" w:type="dxa"/>
+            <w:tcW w:w="2244" w:type="pct"/>
             <w:tcBorders>
               <w:top w:val="single" w:sz="1" w:space="0" w:color="CCCCCC"/>
               <w:left w:val="single" w:sz="1" w:space="0" w:color="CCCCCC"/>
@@ -8457,7 +8353,7 @@
         </w:tc>
         <w:tc>
           <w:tcPr>
-            <w:tcW w:w="5160" w:type="dxa"/>
+            <w:tcW w:w="2756" w:type="pct"/>
             <w:tcBorders>
               <w:top w:val="single" w:sz="1" w:space="0" w:color="CCCCCC"/>
               <w:left w:val="single" w:sz="1" w:space="0" w:color="CCCCCC"/>
@@ -8473,13 +8369,18 @@
             </w:tcMar>
           </w:tcPr>
           <w:p>
-            <w:r>
-              <w:rPr>
-                <w:rFonts w:eastAsia="微软雅黑"/>
-                <w:sz w:val="20"/>
-                <w:szCs w:val="20"/>
-              </w:rPr>
-              <w:t>GE0/0/3（绑定 CHECK_JY2 检测实例）</w:t>
+            <w:pPr>
+              <w:rPr>
+                <w:rFonts w:hint="eastAsia"/>
+              </w:rPr>
+            </w:pPr>
+            <w:r>
+              <w:rPr>
+                <w:rFonts w:eastAsia="微软雅黑"/>
+                <w:sz w:val="20"/>
+                <w:szCs w:val="20"/>
+              </w:rPr>
+              <w:t>GE0/0/3</w:t>
             </w:r>
           </w:p>
         </w:tc>
@@ -8487,7 +8388,7 @@
       <w:tr>
         <w:tc>
           <w:tcPr>
-            <w:tcW w:w="4200" w:type="dxa"/>
+            <w:tcW w:w="2244" w:type="pct"/>
             <w:tcBorders>
               <w:top w:val="single" w:sz="1" w:space="0" w:color="CCCCCC"/>
               <w:left w:val="single" w:sz="1" w:space="0" w:color="CCCCCC"/>
@@ -8517,7 +8418,7 @@
         </w:tc>
         <w:tc>
           <w:tcPr>
-            <w:tcW w:w="5160" w:type="dxa"/>
+            <w:tcW w:w="2756" w:type="pct"/>
             <w:tcBorders>
               <w:top w:val="single" w:sz="1" w:space="0" w:color="CCCCCC"/>
               <w:left w:val="single" w:sz="1" w:space="0" w:color="CCCCCC"/>
@@ -8547,7 +8448,7 @@
       <w:tr>
         <w:tc>
           <w:tcPr>
-            <w:tcW w:w="4200" w:type="dxa"/>
+            <w:tcW w:w="2244" w:type="pct"/>
             <w:tcBorders>
               <w:top w:val="single" w:sz="1" w:space="0" w:color="CCCCCC"/>
               <w:left w:val="single" w:sz="1" w:space="0" w:color="CCCCCC"/>
@@ -8577,7 +8478,7 @@
         </w:tc>
         <w:tc>
           <w:tcPr>
-            <w:tcW w:w="5160" w:type="dxa"/>
+            <w:tcW w:w="2756" w:type="pct"/>
             <w:tcBorders>
               <w:top w:val="single" w:sz="1" w:space="0" w:color="CCCCCC"/>
               <w:left w:val="single" w:sz="1" w:space="0" w:color="CCCCCC"/>
@@ -8607,7 +8508,7 @@
       <w:tr>
         <w:tc>
           <w:tcPr>
-            <w:tcW w:w="4200" w:type="dxa"/>
+            <w:tcW w:w="2244" w:type="pct"/>
             <w:tcBorders>
               <w:top w:val="single" w:sz="1" w:space="0" w:color="CCCCCC"/>
               <w:left w:val="single" w:sz="1" w:space="0" w:color="CCCCCC"/>
@@ -8637,7 +8538,7 @@
         </w:tc>
         <w:tc>
           <w:tcPr>
-            <w:tcW w:w="5160" w:type="dxa"/>
+            <w:tcW w:w="2756" w:type="pct"/>
             <w:tcBorders>
               <w:top w:val="single" w:sz="1" w:space="0" w:color="CCCCCC"/>
               <w:left w:val="single" w:sz="1" w:space="0" w:color="CCCCCC"/>
@@ -8667,7 +8568,7 @@
       <w:tr>
         <w:tc>
           <w:tcPr>
-            <w:tcW w:w="4200" w:type="dxa"/>
+            <w:tcW w:w="2244" w:type="pct"/>
             <w:tcBorders>
               <w:top w:val="single" w:sz="1" w:space="0" w:color="CCCCCC"/>
               <w:left w:val="single" w:sz="1" w:space="0" w:color="CCCCCC"/>
@@ -8697,7 +8598,7 @@
         </w:tc>
         <w:tc>
           <w:tcPr>
-            <w:tcW w:w="5160" w:type="dxa"/>
+            <w:tcW w:w="2756" w:type="pct"/>
             <w:tcBorders>
               <w:top w:val="single" w:sz="1" w:space="0" w:color="CCCCCC"/>
               <w:left w:val="single" w:sz="1" w:space="0" w:color="CCCCCC"/>
@@ -8729,67 +8630,47 @@
       <w:pPr>
         <w:spacing w:before="40" w:after="40"/>
       </w:pPr>
+      <w:r>
+        <w:rPr>
+          <w:noProof/>
+        </w:rPr>
+        <w:drawing>
+          <wp:inline distT="0" distB="0" distL="0" distR="0" wp14:anchorId="695BDC79" wp14:editId="414B363E">
+            <wp:extent cx="6172200" cy="3983990"/>
+            <wp:effectExtent l="0" t="0" r="0" b="0"/>
+            <wp:docPr id="177821160" name="图片 1"/>
+            <wp:cNvGraphicFramePr>
+              <a:graphicFrameLocks xmlns:a="http://schemas.openxmlformats.org/drawingml/2006/main" noChangeAspect="1"/>
+            </wp:cNvGraphicFramePr>
+            <a:graphic xmlns:a="http://schemas.openxmlformats.org/drawingml/2006/main">
+              <a:graphicData uri="http://schemas.openxmlformats.org/drawingml/2006/picture">
+                <pic:pic xmlns:pic="http://schemas.openxmlformats.org/drawingml/2006/picture">
+                  <pic:nvPicPr>
+                    <pic:cNvPr id="177821160" name=""/>
+                    <pic:cNvPicPr/>
+                  </pic:nvPicPr>
+                  <pic:blipFill>
+                    <a:blip r:embed="rId18"/>
+                    <a:stretch>
+                      <a:fillRect/>
+                    </a:stretch>
+                  </pic:blipFill>
+                  <pic:spPr>
+                    <a:xfrm>
+                      <a:off x="0" y="0"/>
+                      <a:ext cx="6172200" cy="3983990"/>
+                    </a:xfrm>
+                    <a:prstGeom prst="rect">
+                      <a:avLst/>
+                    </a:prstGeom>
+                  </pic:spPr>
+                </pic:pic>
+              </a:graphicData>
+            </a:graphic>
+          </wp:inline>
+        </w:drawing>
+      </w:r>
     </w:p>
-    <w:tbl>
-      <w:tblPr>
-        <w:tblW w:w="9360" w:type="dxa"/>
-        <w:tblLook w:val="04A0" w:firstRow="1" w:lastRow="0" w:firstColumn="1" w:lastColumn="0" w:noHBand="0" w:noVBand="1"/>
-      </w:tblPr>
-      <w:tblGrid>
-        <w:gridCol w:w="9360"/>
-      </w:tblGrid>
-      <w:tr>
-        <w:tc>
-          <w:tcPr>
-            <w:tcW w:w="9360" w:type="dxa"/>
-            <w:tcBorders>
-              <w:top w:val="single" w:sz="1" w:space="0" w:color="4472C4"/>
-              <w:left w:val="single" w:sz="1" w:space="0" w:color="4472C4"/>
-              <w:bottom w:val="single" w:sz="1" w:space="0" w:color="4472C4"/>
-              <w:right w:val="single" w:sz="1" w:space="0" w:color="4472C4"/>
-            </w:tcBorders>
-            <w:shd w:val="clear" w:color="auto" w:fill="F0F5FF"/>
-            <w:tcMar>
-              <w:top w:w="240" w:type="dxa"/>
-              <w:left w:w="360" w:type="dxa"/>
-              <w:bottom w:w="240" w:type="dxa"/>
-              <w:right w:w="360" w:type="dxa"/>
-            </w:tcMar>
-          </w:tcPr>
-          <w:p>
-            <w:pPr>
-              <w:jc w:val="center"/>
-            </w:pPr>
-            <w:r>
-              <w:rPr>
-                <w:rFonts w:eastAsia="微软雅黑"/>
-                <w:i/>
-                <w:iCs/>
-                <w:color w:val="AAAAAA"/>
-                <w:sz w:val="20"/>
-                <w:szCs w:val="20"/>
-              </w:rPr>
-              <w:t>[ 截图 ]</w:t>
-            </w:r>
-          </w:p>
-          <w:p>
-            <w:pPr>
-              <w:spacing w:before="30"/>
-              <w:jc w:val="center"/>
-            </w:pPr>
-            <w:r>
-              <w:rPr>
-                <w:rFonts w:eastAsia="微软雅黑"/>
-                <w:color w:val="2E74B5"/>
-                <w:sz w:val="20"/>
-                <w:szCs w:val="20"/>
-              </w:rPr>
-              <w:t>截图：智能选路策略配置页面（填写完成）</w:t>
-            </w:r>
-          </w:p>
-        </w:tc>
-      </w:tr>
-    </w:tbl>
     <w:p>
       <w:pPr>
         <w:pStyle w:val="2"/>
@@ -8855,8 +8736,8 @@
       </w:pPr>
     </w:p>
     <w:sectPr>
-      <w:headerReference w:type="default" r:id="rId18"/>
-      <w:footerReference w:type="default" r:id="rId19"/>
+      <w:headerReference w:type="default" r:id="rId19"/>
+      <w:footerReference w:type="default" r:id="rId20"/>
       <w:pgSz w:w="12240" w:h="15840"/>
       <w:pgMar w:top="1260" w:right="1260" w:bottom="1260" w:left="1260" w:header="708" w:footer="708" w:gutter="0"/>
       <w:cols w:space="720"/>

--- a/netdoc/USG6305E_双出口配置实施步骤.docx
+++ b/netdoc/USG6305E_双出口配置实施步骤.docx
@@ -54,10 +54,11 @@
     <w:p>
       <w:pPr>
         <w:pStyle w:val="1"/>
-      </w:pPr>
-      <w:r>
-        <w:t>一、</w:t>
-      </w:r>
+        <w:numPr>
+          <w:ilvl w:val="0"/>
+          <w:numId w:val="2"/>
+        </w:numPr>
+      </w:pPr>
       <w:r>
         <w:rPr>
           <w:rFonts w:hint="eastAsia"/>
@@ -65,7 +66,153 @@
         <w:t>防火墙</w:t>
       </w:r>
       <w:r>
-        <w:t>接口规划</w:t>
+        <w:t>安全区域自定义</w:t>
+      </w:r>
+    </w:p>
+    <w:p>
+      <w:r>
+        <w:t>单独定义两个安全区域</w:t>
+      </w:r>
+    </w:p>
+    <w:p>
+      <w:pPr>
+        <w:rPr>
+          <w:rFonts w:eastAsia="微软雅黑"/>
+          <w:color w:val="EE0000"/>
+          <w:sz w:val="24"/>
+          <w:szCs w:val="24"/>
+        </w:rPr>
+      </w:pPr>
+      <w:r>
+        <w:rPr>
+          <w:color w:val="EE0000"/>
+          <w:sz w:val="24"/>
+          <w:szCs w:val="24"/>
+        </w:rPr>
+        <w:t>内部：</w:t>
+      </w:r>
+      <w:r>
+        <w:rPr>
+          <w:rFonts w:eastAsia="微软雅黑"/>
+          <w:color w:val="EE0000"/>
+          <w:sz w:val="24"/>
+          <w:szCs w:val="24"/>
+        </w:rPr>
+        <w:t>trust</w:t>
+      </w:r>
+      <w:r>
+        <w:rPr>
+          <w:rFonts w:eastAsia="微软雅黑" w:hint="eastAsia"/>
+          <w:color w:val="EE0000"/>
+          <w:sz w:val="24"/>
+          <w:szCs w:val="24"/>
+        </w:rPr>
+        <w:t>-2</w:t>
+      </w:r>
+    </w:p>
+    <w:p>
+      <w:pPr>
+        <w:rPr>
+          <w:color w:val="EE0000"/>
+          <w:sz w:val="24"/>
+          <w:szCs w:val="24"/>
+        </w:rPr>
+      </w:pPr>
+      <w:r>
+        <w:rPr>
+          <w:rFonts w:eastAsia="微软雅黑"/>
+          <w:color w:val="EE0000"/>
+          <w:sz w:val="24"/>
+          <w:szCs w:val="24"/>
+        </w:rPr>
+        <w:t>外部：</w:t>
+      </w:r>
+      <w:r>
+        <w:rPr>
+          <w:rFonts w:eastAsia="微软雅黑"/>
+          <w:color w:val="EE0000"/>
+          <w:sz w:val="24"/>
+          <w:szCs w:val="24"/>
+        </w:rPr>
+        <w:t>u</w:t>
+      </w:r>
+      <w:r>
+        <w:rPr>
+          <w:rFonts w:eastAsia="微软雅黑"/>
+          <w:color w:val="EE0000"/>
+          <w:sz w:val="24"/>
+          <w:szCs w:val="24"/>
+        </w:rPr>
+        <w:t>trust</w:t>
+      </w:r>
+      <w:r>
+        <w:rPr>
+          <w:rFonts w:eastAsia="微软雅黑" w:hint="eastAsia"/>
+          <w:color w:val="EE0000"/>
+          <w:sz w:val="24"/>
+          <w:szCs w:val="24"/>
+        </w:rPr>
+        <w:t>-2</w:t>
+      </w:r>
+    </w:p>
+    <w:p>
+      <w:pPr>
+        <w:pStyle w:val="1"/>
+      </w:pPr>
+      <w:r>
+        <w:rPr>
+          <w:noProof/>
+        </w:rPr>
+        <w:drawing>
+          <wp:inline distT="0" distB="0" distL="0" distR="0" wp14:anchorId="42D952A5" wp14:editId="0778196A">
+            <wp:extent cx="6172200" cy="2198370"/>
+            <wp:effectExtent l="0" t="0" r="0" b="0"/>
+            <wp:docPr id="1290857257" name="图片 1"/>
+            <wp:cNvGraphicFramePr>
+              <a:graphicFrameLocks xmlns:a="http://schemas.openxmlformats.org/drawingml/2006/main" noChangeAspect="1"/>
+            </wp:cNvGraphicFramePr>
+            <a:graphic xmlns:a="http://schemas.openxmlformats.org/drawingml/2006/main">
+              <a:graphicData uri="http://schemas.openxmlformats.org/drawingml/2006/picture">
+                <pic:pic xmlns:pic="http://schemas.openxmlformats.org/drawingml/2006/picture">
+                  <pic:nvPicPr>
+                    <pic:cNvPr id="1290857257" name=""/>
+                    <pic:cNvPicPr/>
+                  </pic:nvPicPr>
+                  <pic:blipFill>
+                    <a:blip r:embed="rId8"/>
+                    <a:stretch>
+                      <a:fillRect/>
+                    </a:stretch>
+                  </pic:blipFill>
+                  <pic:spPr>
+                    <a:xfrm>
+                      <a:off x="0" y="0"/>
+                      <a:ext cx="6172200" cy="2198370"/>
+                    </a:xfrm>
+                    <a:prstGeom prst="rect">
+                      <a:avLst/>
+                    </a:prstGeom>
+                  </pic:spPr>
+                </pic:pic>
+              </a:graphicData>
+            </a:graphic>
+          </wp:inline>
+        </w:drawing>
+      </w:r>
+    </w:p>
+    <w:p>
+      <w:pPr>
+        <w:pStyle w:val="1"/>
+        <w:numPr>
+          <w:ilvl w:val="0"/>
+          <w:numId w:val="2"/>
+        </w:numPr>
+      </w:pPr>
+      <w:r>
+        <w:rPr>
+          <w:rFonts w:hint="eastAsia"/>
+        </w:rPr>
+        <w:t>防火墙接口规则</w:t>
       </w:r>
     </w:p>
     <w:tbl>
@@ -88,14 +235,14 @@
         <w:tblLook w:val="04A0" w:firstRow="1" w:lastRow="0" w:firstColumn="1" w:lastColumn="0" w:noHBand="0" w:noVBand="1"/>
       </w:tblPr>
       <w:tblGrid>
-        <w:gridCol w:w="1230"/>
+        <w:gridCol w:w="1231"/>
         <w:gridCol w:w="692"/>
         <w:gridCol w:w="1034"/>
-        <w:gridCol w:w="1353"/>
-        <w:gridCol w:w="939"/>
-        <w:gridCol w:w="917"/>
+        <w:gridCol w:w="1154"/>
+        <w:gridCol w:w="1277"/>
+        <w:gridCol w:w="779"/>
         <w:gridCol w:w="1683"/>
-        <w:gridCol w:w="1870"/>
+        <w:gridCol w:w="1868"/>
       </w:tblGrid>
       <w:tr>
         <w:trPr>
@@ -220,7 +367,7 @@
         </w:tc>
         <w:tc>
           <w:tcPr>
-            <w:tcW w:w="696" w:type="pct"/>
+            <w:tcW w:w="594" w:type="pct"/>
             <w:tcBorders>
               <w:top w:val="single" w:sz="1" w:space="0" w:color="1F497D"/>
               <w:left w:val="single" w:sz="1" w:space="0" w:color="1F497D"/>
@@ -259,7 +406,7 @@
         </w:tc>
         <w:tc>
           <w:tcPr>
-            <w:tcW w:w="483" w:type="pct"/>
+            <w:tcW w:w="657" w:type="pct"/>
             <w:tcBorders>
               <w:top w:val="single" w:sz="1" w:space="0" w:color="1F497D"/>
               <w:left w:val="single" w:sz="1" w:space="0" w:color="1F497D"/>
@@ -298,7 +445,7 @@
         </w:tc>
         <w:tc>
           <w:tcPr>
-            <w:tcW w:w="472" w:type="pct"/>
+            <w:tcW w:w="401" w:type="pct"/>
             <w:tcBorders>
               <w:top w:val="single" w:sz="1" w:space="0" w:color="1F497D"/>
               <w:left w:val="single" w:sz="1" w:space="0" w:color="1F497D"/>
@@ -470,6 +617,7 @@
                 <w:szCs w:val="15"/>
               </w:rPr>
             </w:pPr>
+            <w:proofErr w:type="gramStart"/>
             <w:r>
               <w:rPr>
                 <w:rFonts w:eastAsia="微软雅黑"/>
@@ -478,6 +626,7 @@
               </w:rPr>
               <w:t>电口</w:t>
             </w:r>
+            <w:proofErr w:type="gramEnd"/>
           </w:p>
         </w:tc>
         <w:tc>
@@ -516,7 +665,7 @@
         </w:tc>
         <w:tc>
           <w:tcPr>
-            <w:tcW w:w="696" w:type="pct"/>
+            <w:tcW w:w="594" w:type="pct"/>
             <w:tcBorders>
               <w:top w:val="single" w:sz="1" w:space="0" w:color="CCCCCC"/>
               <w:left w:val="single" w:sz="1" w:space="0" w:color="CCCCCC"/>
@@ -550,7 +699,7 @@
         </w:tc>
         <w:tc>
           <w:tcPr>
-            <w:tcW w:w="483" w:type="pct"/>
+            <w:tcW w:w="657" w:type="pct"/>
             <w:tcBorders>
               <w:top w:val="single" w:sz="1" w:space="0" w:color="CCCCCC"/>
               <w:left w:val="single" w:sz="1" w:space="0" w:color="CCCCCC"/>
@@ -589,7 +738,7 @@
         </w:tc>
         <w:tc>
           <w:tcPr>
-            <w:tcW w:w="472" w:type="pct"/>
+            <w:tcW w:w="401" w:type="pct"/>
             <w:tcBorders>
               <w:top w:val="single" w:sz="1" w:space="0" w:color="CCCCCC"/>
               <w:left w:val="single" w:sz="1" w:space="0" w:color="CCCCCC"/>
@@ -759,6 +908,7 @@
                 <w:szCs w:val="15"/>
               </w:rPr>
             </w:pPr>
+            <w:proofErr w:type="gramStart"/>
             <w:r>
               <w:rPr>
                 <w:rFonts w:eastAsia="微软雅黑"/>
@@ -767,6 +917,7 @@
               </w:rPr>
               <w:t>电口</w:t>
             </w:r>
+            <w:proofErr w:type="gramEnd"/>
           </w:p>
         </w:tc>
         <w:tc>
@@ -805,7 +956,7 @@
         </w:tc>
         <w:tc>
           <w:tcPr>
-            <w:tcW w:w="696" w:type="pct"/>
+            <w:tcW w:w="594" w:type="pct"/>
             <w:tcBorders>
               <w:top w:val="single" w:sz="1" w:space="0" w:color="CCCCCC"/>
               <w:left w:val="single" w:sz="1" w:space="0" w:color="CCCCCC"/>
@@ -839,7 +990,7 @@
         </w:tc>
         <w:tc>
           <w:tcPr>
-            <w:tcW w:w="483" w:type="pct"/>
+            <w:tcW w:w="657" w:type="pct"/>
             <w:tcBorders>
               <w:top w:val="single" w:sz="1" w:space="0" w:color="CCCCCC"/>
               <w:left w:val="single" w:sz="1" w:space="0" w:color="CCCCCC"/>
@@ -879,7 +1030,7 @@
         </w:tc>
         <w:tc>
           <w:tcPr>
-            <w:tcW w:w="472" w:type="pct"/>
+            <w:tcW w:w="401" w:type="pct"/>
             <w:tcBorders>
               <w:top w:val="single" w:sz="1" w:space="0" w:color="CCCCCC"/>
               <w:left w:val="single" w:sz="1" w:space="0" w:color="CCCCCC"/>
@@ -1015,6 +1166,7 @@
                 <w:sz w:val="15"/>
                 <w:szCs w:val="15"/>
               </w:rPr>
+              <w:lastRenderedPageBreak/>
               <w:t>GE0/0/</w:t>
             </w:r>
             <w:r>
@@ -1052,6 +1204,7 @@
                 <w:szCs w:val="15"/>
               </w:rPr>
             </w:pPr>
+            <w:proofErr w:type="gramStart"/>
             <w:r>
               <w:rPr>
                 <w:rFonts w:eastAsia="微软雅黑"/>
@@ -1060,6 +1213,7 @@
               </w:rPr>
               <w:t>电口</w:t>
             </w:r>
+            <w:proofErr w:type="gramEnd"/>
           </w:p>
         </w:tc>
         <w:tc>
@@ -1099,7 +1253,7 @@
         </w:tc>
         <w:tc>
           <w:tcPr>
-            <w:tcW w:w="696" w:type="pct"/>
+            <w:tcW w:w="594" w:type="pct"/>
             <w:tcBorders>
               <w:top w:val="single" w:sz="1" w:space="0" w:color="CCCCCC"/>
               <w:left w:val="single" w:sz="1" w:space="0" w:color="CCCCCC"/>
@@ -1134,7 +1288,7 @@
         </w:tc>
         <w:tc>
           <w:tcPr>
-            <w:tcW w:w="483" w:type="pct"/>
+            <w:tcW w:w="657" w:type="pct"/>
             <w:tcBorders>
               <w:top w:val="single" w:sz="1" w:space="0" w:color="CCCCCC"/>
               <w:left w:val="single" w:sz="1" w:space="0" w:color="CCCCCC"/>
@@ -1169,13 +1323,35 @@
                 <w:sz w:val="15"/>
                 <w:szCs w:val="15"/>
               </w:rPr>
-              <w:t>trust</w:t>
-            </w:r>
-          </w:p>
-        </w:tc>
-        <w:tc>
-          <w:tcPr>
-            <w:tcW w:w="472" w:type="pct"/>
+              <w:t>T</w:t>
+            </w:r>
+            <w:r>
+              <w:rPr>
+                <w:rFonts w:eastAsia="微软雅黑"/>
+                <w:b/>
+                <w:bCs/>
+                <w:color w:val="00B050"/>
+                <w:sz w:val="15"/>
+                <w:szCs w:val="15"/>
+              </w:rPr>
+              <w:t>rust</w:t>
+            </w:r>
+            <w:r>
+              <w:rPr>
+                <w:rFonts w:eastAsia="微软雅黑" w:hint="eastAsia"/>
+                <w:b/>
+                <w:bCs/>
+                <w:color w:val="00B050"/>
+                <w:sz w:val="15"/>
+                <w:szCs w:val="15"/>
+              </w:rPr>
+              <w:t>-2</w:t>
+            </w:r>
+          </w:p>
+        </w:tc>
+        <w:tc>
+          <w:tcPr>
+            <w:tcW w:w="401" w:type="pct"/>
             <w:tcBorders>
               <w:top w:val="single" w:sz="1" w:space="0" w:color="CCCCCC"/>
               <w:left w:val="single" w:sz="1" w:space="0" w:color="CCCCCC"/>
@@ -1368,6 +1544,7 @@
                 <w:szCs w:val="15"/>
               </w:rPr>
             </w:pPr>
+            <w:proofErr w:type="gramStart"/>
             <w:r>
               <w:rPr>
                 <w:rFonts w:eastAsia="微软雅黑"/>
@@ -1379,6 +1556,7 @@
               </w:rPr>
               <w:t>电口</w:t>
             </w:r>
+            <w:proofErr w:type="gramEnd"/>
           </w:p>
         </w:tc>
         <w:tc>
@@ -1424,7 +1602,7 @@
         </w:tc>
         <w:tc>
           <w:tcPr>
-            <w:tcW w:w="696" w:type="pct"/>
+            <w:tcW w:w="594" w:type="pct"/>
             <w:tcBorders>
               <w:top w:val="single" w:sz="1" w:space="0" w:color="CCCCCC"/>
               <w:left w:val="single" w:sz="1" w:space="0" w:color="CCCCCC"/>
@@ -1465,7 +1643,7 @@
         </w:tc>
         <w:tc>
           <w:tcPr>
-            <w:tcW w:w="483" w:type="pct"/>
+            <w:tcW w:w="657" w:type="pct"/>
             <w:tcBorders>
               <w:top w:val="single" w:sz="1" w:space="0" w:color="CCCCCC"/>
               <w:left w:val="single" w:sz="1" w:space="0" w:color="CCCCCC"/>
@@ -1500,13 +1678,13 @@
                 <w:sz w:val="15"/>
                 <w:szCs w:val="15"/>
               </w:rPr>
-              <w:t>untrust</w:t>
-            </w:r>
-          </w:p>
-        </w:tc>
-        <w:tc>
-          <w:tcPr>
-            <w:tcW w:w="472" w:type="pct"/>
+              <w:t>Untrust-2</w:t>
+            </w:r>
+          </w:p>
+        </w:tc>
+        <w:tc>
+          <w:tcPr>
+            <w:tcW w:w="401" w:type="pct"/>
             <w:tcBorders>
               <w:top w:val="single" w:sz="1" w:space="0" w:color="CCCCCC"/>
               <w:left w:val="single" w:sz="1" w:space="0" w:color="CCCCCC"/>
@@ -1795,6 +1973,7 @@
                 <w:szCs w:val="15"/>
               </w:rPr>
             </w:pPr>
+            <w:proofErr w:type="gramStart"/>
             <w:r>
               <w:rPr>
                 <w:rFonts w:eastAsia="微软雅黑"/>
@@ -1806,6 +1985,7 @@
               </w:rPr>
               <w:t>光口</w:t>
             </w:r>
+            <w:proofErr w:type="gramEnd"/>
           </w:p>
         </w:tc>
         <w:tc>
@@ -1850,7 +2030,7 @@
         </w:tc>
         <w:tc>
           <w:tcPr>
-            <w:tcW w:w="696" w:type="pct"/>
+            <w:tcW w:w="594" w:type="pct"/>
             <w:tcBorders>
               <w:top w:val="single" w:sz="1" w:space="0" w:color="CCCCCC"/>
               <w:left w:val="single" w:sz="1" w:space="0" w:color="CCCCCC"/>
@@ -1890,7 +2070,7 @@
         </w:tc>
         <w:tc>
           <w:tcPr>
-            <w:tcW w:w="483" w:type="pct"/>
+            <w:tcW w:w="657" w:type="pct"/>
             <w:tcBorders>
               <w:top w:val="single" w:sz="1" w:space="0" w:color="CCCCCC"/>
               <w:left w:val="single" w:sz="1" w:space="0" w:color="CCCCCC"/>
@@ -1924,13 +2104,13 @@
                 <w:sz w:val="15"/>
                 <w:szCs w:val="15"/>
               </w:rPr>
-              <w:t>untrust</w:t>
-            </w:r>
-          </w:p>
-        </w:tc>
-        <w:tc>
-          <w:tcPr>
-            <w:tcW w:w="472" w:type="pct"/>
+              <w:t>Untrust-2</w:t>
+            </w:r>
+          </w:p>
+        </w:tc>
+        <w:tc>
+          <w:tcPr>
+            <w:tcW w:w="401" w:type="pct"/>
             <w:tcBorders>
               <w:top w:val="single" w:sz="1" w:space="0" w:color="CCCCCC"/>
               <w:left w:val="single" w:sz="1" w:space="0" w:color="CCCCCC"/>
@@ -2176,6 +2356,7 @@
                 <w:szCs w:val="15"/>
               </w:rPr>
             </w:pPr>
+            <w:proofErr w:type="gramStart"/>
             <w:r>
               <w:rPr>
                 <w:rFonts w:eastAsia="微软雅黑"/>
@@ -2184,6 +2365,7 @@
               </w:rPr>
               <w:t>电口</w:t>
             </w:r>
+            <w:proofErr w:type="gramEnd"/>
           </w:p>
         </w:tc>
         <w:tc>
@@ -2222,7 +2404,7 @@
         </w:tc>
         <w:tc>
           <w:tcPr>
-            <w:tcW w:w="696" w:type="pct"/>
+            <w:tcW w:w="594" w:type="pct"/>
             <w:tcBorders>
               <w:top w:val="single" w:sz="1" w:space="0" w:color="CCCCCC"/>
               <w:left w:val="single" w:sz="1" w:space="0" w:color="CCCCCC"/>
@@ -2256,7 +2438,7 @@
         </w:tc>
         <w:tc>
           <w:tcPr>
-            <w:tcW w:w="483" w:type="pct"/>
+            <w:tcW w:w="657" w:type="pct"/>
             <w:tcBorders>
               <w:top w:val="single" w:sz="1" w:space="0" w:color="CCCCCC"/>
               <w:left w:val="single" w:sz="1" w:space="0" w:color="CCCCCC"/>
@@ -2296,7 +2478,7 @@
         </w:tc>
         <w:tc>
           <w:tcPr>
-            <w:tcW w:w="472" w:type="pct"/>
+            <w:tcW w:w="401" w:type="pct"/>
             <w:tcBorders>
               <w:top w:val="single" w:sz="1" w:space="0" w:color="CCCCCC"/>
               <w:left w:val="single" w:sz="1" w:space="0" w:color="CCCCCC"/>
@@ -2406,7 +2588,6 @@
         <w:rPr>
           <w:noProof/>
         </w:rPr>
-        <w:lastRenderedPageBreak/>
         <w:drawing>
           <wp:inline distT="0" distB="0" distL="0" distR="0" wp14:anchorId="7C34B104" wp14:editId="0C77E8AF">
             <wp:extent cx="6172200" cy="1565910"/>
@@ -2423,7 +2604,7 @@
                     <pic:cNvPicPr/>
                   </pic:nvPicPr>
                   <pic:blipFill>
-                    <a:blip r:embed="rId8"/>
+                    <a:blip r:embed="rId9"/>
                     <a:stretch>
                       <a:fillRect/>
                     </a:stretch>
@@ -2476,7 +2657,23 @@
           <w:rFonts w:hint="eastAsia"/>
           <w:color w:val="2E74B5" w:themeColor="accent5" w:themeShade="BF"/>
         </w:rPr>
-        <w:t>2（极云网络，原ws06 IP地址）</w:t>
+        <w:t>2（</w:t>
+      </w:r>
+      <w:proofErr w:type="gramStart"/>
+      <w:r>
+        <w:rPr>
+          <w:rFonts w:hint="eastAsia"/>
+          <w:color w:val="2E74B5" w:themeColor="accent5" w:themeShade="BF"/>
+        </w:rPr>
+        <w:t>极</w:t>
+      </w:r>
+      <w:proofErr w:type="gramEnd"/>
+      <w:r>
+        <w:rPr>
+          <w:rFonts w:hint="eastAsia"/>
+          <w:color w:val="2E74B5" w:themeColor="accent5" w:themeShade="BF"/>
+        </w:rPr>
+        <w:t>云网络，原ws06 IP地址）</w:t>
       </w:r>
     </w:p>
     <w:p>
@@ -2503,7 +2700,7 @@
                     <pic:cNvPicPr/>
                   </pic:nvPicPr>
                   <pic:blipFill>
-                    <a:blip r:embed="rId9"/>
+                    <a:blip r:embed="rId10"/>
                     <a:stretch>
                       <a:fillRect/>
                     </a:stretch>
@@ -2590,7 +2787,7 @@
                     <pic:cNvPicPr/>
                   </pic:nvPicPr>
                   <pic:blipFill>
-                    <a:blip r:embed="rId10"/>
+                    <a:blip r:embed="rId11"/>
                     <a:stretch>
                       <a:fillRect/>
                     </a:stretch>
@@ -2631,7 +2828,21 @@
         <w:rPr>
           <w:rFonts w:hint="eastAsia"/>
         </w:rPr>
-        <w:t>（西信光纤出口）</w:t>
+        <w:t>（</w:t>
+      </w:r>
+      <w:proofErr w:type="gramStart"/>
+      <w:r>
+        <w:rPr>
+          <w:rFonts w:hint="eastAsia"/>
+        </w:rPr>
+        <w:t>西信光纤</w:t>
+      </w:r>
+      <w:proofErr w:type="gramEnd"/>
+      <w:r>
+        <w:rPr>
+          <w:rFonts w:hint="eastAsia"/>
+        </w:rPr>
+        <w:t>出口）</w:t>
       </w:r>
       <w:r>
         <w:rPr>
@@ -2664,7 +2875,7 @@
                     <pic:cNvPicPr/>
                   </pic:nvPicPr>
                   <pic:blipFill>
-                    <a:blip r:embed="rId11"/>
+                    <a:blip r:embed="rId12"/>
                     <a:stretch>
                       <a:fillRect/>
                     </a:stretch>
@@ -2697,9 +2908,6 @@
     <w:p>
       <w:pPr>
         <w:pStyle w:val="2"/>
-        <w:rPr>
-          <w:rFonts w:hint="eastAsia"/>
-        </w:rPr>
       </w:pPr>
       <w:r>
         <w:t>3.1 Trust 域</w:t>
@@ -2730,607 +2938,6 @@
           <w:szCs w:val="21"/>
         </w:rPr>
         <w:t>以下接口需绑定到 Trust 域：</w:t>
-      </w:r>
-    </w:p>
-    <w:tbl>
-      <w:tblPr>
-        <w:tblW w:w="9360" w:type="dxa"/>
-        <w:tblBorders>
-          <w:top w:val="single" w:sz="1" w:space="0" w:color="CCCCCC"/>
-          <w:left w:val="single" w:sz="1" w:space="0" w:color="CCCCCC"/>
-          <w:bottom w:val="single" w:sz="1" w:space="0" w:color="CCCCCC"/>
-          <w:right w:val="single" w:sz="1" w:space="0" w:color="CCCCCC"/>
-          <w:insideH w:val="single" w:sz="1" w:space="0" w:color="CCCCCC"/>
-          <w:insideV w:val="single" w:sz="1" w:space="0" w:color="CCCCCC"/>
-        </w:tblBorders>
-        <w:tblLook w:val="04A0" w:firstRow="1" w:lastRow="0" w:firstColumn="1" w:lastColumn="0" w:noHBand="0" w:noVBand="1"/>
-      </w:tblPr>
-      <w:tblGrid>
-        <w:gridCol w:w="4200"/>
-        <w:gridCol w:w="5160"/>
-      </w:tblGrid>
-      <w:tr>
-        <w:tc>
-          <w:tcPr>
-            <w:tcW w:w="4200" w:type="dxa"/>
-            <w:tcBorders>
-              <w:top w:val="single" w:sz="1" w:space="0" w:color="1F497D"/>
-              <w:left w:val="single" w:sz="1" w:space="0" w:color="1F497D"/>
-              <w:bottom w:val="single" w:sz="1" w:space="0" w:color="1F497D"/>
-              <w:right w:val="single" w:sz="1" w:space="0" w:color="1F497D"/>
-            </w:tcBorders>
-            <w:shd w:val="clear" w:color="auto" w:fill="1F497D"/>
-            <w:tcMar>
-              <w:top w:w="80" w:type="dxa"/>
-              <w:left w:w="120" w:type="dxa"/>
-              <w:bottom w:w="80" w:type="dxa"/>
-              <w:right w:w="120" w:type="dxa"/>
-            </w:tcMar>
-          </w:tcPr>
-          <w:p>
-            <w:pPr>
-              <w:jc w:val="center"/>
-            </w:pPr>
-            <w:r>
-              <w:rPr>
-                <w:rFonts w:eastAsia="微软雅黑"/>
-                <w:b/>
-                <w:bCs/>
-                <w:color w:val="FFFFFF"/>
-                <w:sz w:val="20"/>
-                <w:szCs w:val="20"/>
-              </w:rPr>
-              <w:t>参数</w:t>
-            </w:r>
-          </w:p>
-        </w:tc>
-        <w:tc>
-          <w:tcPr>
-            <w:tcW w:w="5160" w:type="dxa"/>
-            <w:tcBorders>
-              <w:top w:val="single" w:sz="1" w:space="0" w:color="1F497D"/>
-              <w:left w:val="single" w:sz="1" w:space="0" w:color="1F497D"/>
-              <w:bottom w:val="single" w:sz="1" w:space="0" w:color="1F497D"/>
-              <w:right w:val="single" w:sz="1" w:space="0" w:color="1F497D"/>
-            </w:tcBorders>
-            <w:shd w:val="clear" w:color="auto" w:fill="1F497D"/>
-            <w:tcMar>
-              <w:top w:w="80" w:type="dxa"/>
-              <w:left w:w="120" w:type="dxa"/>
-              <w:bottom w:w="80" w:type="dxa"/>
-              <w:right w:w="120" w:type="dxa"/>
-            </w:tcMar>
-          </w:tcPr>
-          <w:p>
-            <w:pPr>
-              <w:jc w:val="center"/>
-            </w:pPr>
-            <w:r>
-              <w:rPr>
-                <w:rFonts w:eastAsia="微软雅黑"/>
-                <w:b/>
-                <w:bCs/>
-                <w:color w:val="FFFFFF"/>
-                <w:sz w:val="20"/>
-                <w:szCs w:val="20"/>
-              </w:rPr>
-              <w:t>填写值</w:t>
-            </w:r>
-          </w:p>
-        </w:tc>
-      </w:tr>
-      <w:tr>
-        <w:tc>
-          <w:tcPr>
-            <w:tcW w:w="4200" w:type="dxa"/>
-            <w:tcBorders>
-              <w:top w:val="single" w:sz="1" w:space="0" w:color="CCCCCC"/>
-              <w:left w:val="single" w:sz="1" w:space="0" w:color="CCCCCC"/>
-              <w:bottom w:val="single" w:sz="1" w:space="0" w:color="CCCCCC"/>
-              <w:right w:val="single" w:sz="1" w:space="0" w:color="CCCCCC"/>
-            </w:tcBorders>
-            <w:shd w:val="clear" w:color="auto" w:fill="DEEAF1"/>
-            <w:tcMar>
-              <w:top w:w="80" w:type="dxa"/>
-              <w:left w:w="120" w:type="dxa"/>
-              <w:bottom w:w="80" w:type="dxa"/>
-              <w:right w:w="120" w:type="dxa"/>
-            </w:tcMar>
-          </w:tcPr>
-          <w:p>
-            <w:r>
-              <w:rPr>
-                <w:rFonts w:eastAsia="微软雅黑"/>
-                <w:b/>
-                <w:bCs/>
-                <w:sz w:val="20"/>
-                <w:szCs w:val="20"/>
-              </w:rPr>
-              <w:t>GE0/0/1</w:t>
-            </w:r>
-          </w:p>
-        </w:tc>
-        <w:tc>
-          <w:tcPr>
-            <w:tcW w:w="5160" w:type="dxa"/>
-            <w:tcBorders>
-              <w:top w:val="single" w:sz="1" w:space="0" w:color="CCCCCC"/>
-              <w:left w:val="single" w:sz="1" w:space="0" w:color="CCCCCC"/>
-              <w:bottom w:val="single" w:sz="1" w:space="0" w:color="CCCCCC"/>
-              <w:right w:val="single" w:sz="1" w:space="0" w:color="CCCCCC"/>
-            </w:tcBorders>
-            <w:shd w:val="clear" w:color="auto" w:fill="DEEAF1"/>
-            <w:tcMar>
-              <w:top w:w="80" w:type="dxa"/>
-              <w:left w:w="120" w:type="dxa"/>
-              <w:bottom w:w="80" w:type="dxa"/>
-              <w:right w:w="120" w:type="dxa"/>
-            </w:tcMar>
-          </w:tcPr>
-          <w:p>
-            <w:r>
-              <w:rPr>
-                <w:rFonts w:eastAsia="微软雅黑"/>
-                <w:sz w:val="20"/>
-                <w:szCs w:val="20"/>
-              </w:rPr>
-              <w:t>内网交换机1（二层，VLAN 1）</w:t>
-            </w:r>
-          </w:p>
-        </w:tc>
-      </w:tr>
-      <w:tr>
-        <w:tc>
-          <w:tcPr>
-            <w:tcW w:w="4200" w:type="dxa"/>
-            <w:tcBorders>
-              <w:top w:val="single" w:sz="1" w:space="0" w:color="CCCCCC"/>
-              <w:left w:val="single" w:sz="1" w:space="0" w:color="CCCCCC"/>
-              <w:bottom w:val="single" w:sz="1" w:space="0" w:color="CCCCCC"/>
-              <w:right w:val="single" w:sz="1" w:space="0" w:color="CCCCCC"/>
-            </w:tcBorders>
-            <w:shd w:val="clear" w:color="auto" w:fill="FFFFFF"/>
-            <w:tcMar>
-              <w:top w:w="80" w:type="dxa"/>
-              <w:left w:w="120" w:type="dxa"/>
-              <w:bottom w:w="80" w:type="dxa"/>
-              <w:right w:w="120" w:type="dxa"/>
-            </w:tcMar>
-          </w:tcPr>
-          <w:p>
-            <w:r>
-              <w:rPr>
-                <w:rFonts w:eastAsia="微软雅黑"/>
-                <w:b/>
-                <w:bCs/>
-                <w:sz w:val="20"/>
-                <w:szCs w:val="20"/>
-              </w:rPr>
-              <w:t>GE0/0/2</w:t>
-            </w:r>
-          </w:p>
-        </w:tc>
-        <w:tc>
-          <w:tcPr>
-            <w:tcW w:w="5160" w:type="dxa"/>
-            <w:tcBorders>
-              <w:top w:val="single" w:sz="1" w:space="0" w:color="CCCCCC"/>
-              <w:left w:val="single" w:sz="1" w:space="0" w:color="CCCCCC"/>
-              <w:bottom w:val="single" w:sz="1" w:space="0" w:color="CCCCCC"/>
-              <w:right w:val="single" w:sz="1" w:space="0" w:color="CCCCCC"/>
-            </w:tcBorders>
-            <w:shd w:val="clear" w:color="auto" w:fill="FFFFFF"/>
-            <w:tcMar>
-              <w:top w:w="80" w:type="dxa"/>
-              <w:left w:w="120" w:type="dxa"/>
-              <w:bottom w:w="80" w:type="dxa"/>
-              <w:right w:w="120" w:type="dxa"/>
-            </w:tcMar>
-          </w:tcPr>
-          <w:p>
-            <w:r>
-              <w:rPr>
-                <w:rFonts w:eastAsia="微软雅黑"/>
-                <w:sz w:val="20"/>
-                <w:szCs w:val="20"/>
-              </w:rPr>
-              <w:t>内网网关（10.0.0.254，连接交换机 VLAN 100）</w:t>
-            </w:r>
-          </w:p>
-        </w:tc>
-      </w:tr>
-      <w:tr>
-        <w:tc>
-          <w:tcPr>
-            <w:tcW w:w="4200" w:type="dxa"/>
-            <w:tcBorders>
-              <w:top w:val="single" w:sz="1" w:space="0" w:color="CCCCCC"/>
-              <w:left w:val="single" w:sz="1" w:space="0" w:color="CCCCCC"/>
-              <w:bottom w:val="single" w:sz="1" w:space="0" w:color="CCCCCC"/>
-              <w:right w:val="single" w:sz="1" w:space="0" w:color="CCCCCC"/>
-            </w:tcBorders>
-            <w:shd w:val="clear" w:color="auto" w:fill="DEEAF1"/>
-            <w:tcMar>
-              <w:top w:w="80" w:type="dxa"/>
-              <w:left w:w="120" w:type="dxa"/>
-              <w:bottom w:w="80" w:type="dxa"/>
-              <w:right w:w="120" w:type="dxa"/>
-            </w:tcMar>
-          </w:tcPr>
-          <w:p>
-            <w:r>
-              <w:rPr>
-                <w:rFonts w:eastAsia="微软雅黑"/>
-                <w:b/>
-                <w:bCs/>
-                <w:sz w:val="20"/>
-                <w:szCs w:val="20"/>
-              </w:rPr>
-              <w:t>MEth0/0/0</w:t>
-            </w:r>
-          </w:p>
-        </w:tc>
-        <w:tc>
-          <w:tcPr>
-            <w:tcW w:w="5160" w:type="dxa"/>
-            <w:tcBorders>
-              <w:top w:val="single" w:sz="1" w:space="0" w:color="CCCCCC"/>
-              <w:left w:val="single" w:sz="1" w:space="0" w:color="CCCCCC"/>
-              <w:bottom w:val="single" w:sz="1" w:space="0" w:color="CCCCCC"/>
-              <w:right w:val="single" w:sz="1" w:space="0" w:color="CCCCCC"/>
-            </w:tcBorders>
-            <w:shd w:val="clear" w:color="auto" w:fill="DEEAF1"/>
-            <w:tcMar>
-              <w:top w:w="80" w:type="dxa"/>
-              <w:left w:w="120" w:type="dxa"/>
-              <w:bottom w:w="80" w:type="dxa"/>
-              <w:right w:w="120" w:type="dxa"/>
-            </w:tcMar>
-          </w:tcPr>
-          <w:p>
-            <w:r>
-              <w:rPr>
-                <w:rFonts w:eastAsia="微软雅黑"/>
-                <w:sz w:val="20"/>
-                <w:szCs w:val="20"/>
-              </w:rPr>
-              <w:t>带外管理口（192.168.10.210）</w:t>
-            </w:r>
-          </w:p>
-        </w:tc>
-      </w:tr>
-    </w:tbl>
-    <w:p>
-      <w:pPr>
-        <w:pStyle w:val="2"/>
-      </w:pPr>
-      <w:r>
-        <w:t>3.2 Untrust 域</w:t>
-      </w:r>
-    </w:p>
-    <w:p>
-      <w:pPr>
-        <w:spacing w:before="80" w:after="40"/>
-      </w:pPr>
-      <w:r>
-        <w:rPr>
-          <w:rFonts w:eastAsia="微软雅黑"/>
-          <w:color w:val="2E74B5"/>
-          <w:sz w:val="21"/>
-          <w:szCs w:val="21"/>
-        </w:rPr>
-        <w:t>入口：网络 → 接口 → 点击对应接口「编辑」→ 安全域 → 选择 untrust → 确定</w:t>
-      </w:r>
-    </w:p>
-    <w:p>
-      <w:pPr>
-        <w:spacing w:before="40" w:after="30"/>
-      </w:pPr>
-      <w:r>
-        <w:rPr>
-          <w:rFonts w:eastAsia="微软雅黑"/>
-          <w:sz w:val="21"/>
-          <w:szCs w:val="21"/>
-        </w:rPr>
-        <w:t>以下接口需绑定到 Untrust 域：</w:t>
-      </w:r>
-    </w:p>
-    <w:tbl>
-      <w:tblPr>
-        <w:tblW w:w="9360" w:type="dxa"/>
-        <w:tblBorders>
-          <w:top w:val="single" w:sz="1" w:space="0" w:color="CCCCCC"/>
-          <w:left w:val="single" w:sz="1" w:space="0" w:color="CCCCCC"/>
-          <w:bottom w:val="single" w:sz="1" w:space="0" w:color="CCCCCC"/>
-          <w:right w:val="single" w:sz="1" w:space="0" w:color="CCCCCC"/>
-          <w:insideH w:val="single" w:sz="1" w:space="0" w:color="CCCCCC"/>
-          <w:insideV w:val="single" w:sz="1" w:space="0" w:color="CCCCCC"/>
-        </w:tblBorders>
-        <w:tblLook w:val="04A0" w:firstRow="1" w:lastRow="0" w:firstColumn="1" w:lastColumn="0" w:noHBand="0" w:noVBand="1"/>
-      </w:tblPr>
-      <w:tblGrid>
-        <w:gridCol w:w="4200"/>
-        <w:gridCol w:w="5160"/>
-      </w:tblGrid>
-      <w:tr>
-        <w:tc>
-          <w:tcPr>
-            <w:tcW w:w="4200" w:type="dxa"/>
-            <w:tcBorders>
-              <w:top w:val="single" w:sz="1" w:space="0" w:color="1F497D"/>
-              <w:left w:val="single" w:sz="1" w:space="0" w:color="1F497D"/>
-              <w:bottom w:val="single" w:sz="1" w:space="0" w:color="1F497D"/>
-              <w:right w:val="single" w:sz="1" w:space="0" w:color="1F497D"/>
-            </w:tcBorders>
-            <w:shd w:val="clear" w:color="auto" w:fill="1F497D"/>
-            <w:tcMar>
-              <w:top w:w="80" w:type="dxa"/>
-              <w:left w:w="120" w:type="dxa"/>
-              <w:bottom w:w="80" w:type="dxa"/>
-              <w:right w:w="120" w:type="dxa"/>
-            </w:tcMar>
-          </w:tcPr>
-          <w:p>
-            <w:pPr>
-              <w:jc w:val="center"/>
-            </w:pPr>
-            <w:r>
-              <w:rPr>
-                <w:rFonts w:eastAsia="微软雅黑"/>
-                <w:b/>
-                <w:bCs/>
-                <w:color w:val="FFFFFF"/>
-                <w:sz w:val="20"/>
-                <w:szCs w:val="20"/>
-              </w:rPr>
-              <w:t>参数</w:t>
-            </w:r>
-          </w:p>
-        </w:tc>
-        <w:tc>
-          <w:tcPr>
-            <w:tcW w:w="5160" w:type="dxa"/>
-            <w:tcBorders>
-              <w:top w:val="single" w:sz="1" w:space="0" w:color="1F497D"/>
-              <w:left w:val="single" w:sz="1" w:space="0" w:color="1F497D"/>
-              <w:bottom w:val="single" w:sz="1" w:space="0" w:color="1F497D"/>
-              <w:right w:val="single" w:sz="1" w:space="0" w:color="1F497D"/>
-            </w:tcBorders>
-            <w:shd w:val="clear" w:color="auto" w:fill="1F497D"/>
-            <w:tcMar>
-              <w:top w:w="80" w:type="dxa"/>
-              <w:left w:w="120" w:type="dxa"/>
-              <w:bottom w:w="80" w:type="dxa"/>
-              <w:right w:w="120" w:type="dxa"/>
-            </w:tcMar>
-          </w:tcPr>
-          <w:p>
-            <w:pPr>
-              <w:jc w:val="center"/>
-            </w:pPr>
-            <w:r>
-              <w:rPr>
-                <w:rFonts w:eastAsia="微软雅黑"/>
-                <w:b/>
-                <w:bCs/>
-                <w:color w:val="FFFFFF"/>
-                <w:sz w:val="20"/>
-                <w:szCs w:val="20"/>
-              </w:rPr>
-              <w:t>填写值</w:t>
-            </w:r>
-          </w:p>
-        </w:tc>
-      </w:tr>
-      <w:tr>
-        <w:tc>
-          <w:tcPr>
-            <w:tcW w:w="4200" w:type="dxa"/>
-            <w:tcBorders>
-              <w:top w:val="single" w:sz="1" w:space="0" w:color="CCCCCC"/>
-              <w:left w:val="single" w:sz="1" w:space="0" w:color="CCCCCC"/>
-              <w:bottom w:val="single" w:sz="1" w:space="0" w:color="CCCCCC"/>
-              <w:right w:val="single" w:sz="1" w:space="0" w:color="CCCCCC"/>
-            </w:tcBorders>
-            <w:shd w:val="clear" w:color="auto" w:fill="DEEAF1"/>
-            <w:tcMar>
-              <w:top w:w="80" w:type="dxa"/>
-              <w:left w:w="120" w:type="dxa"/>
-              <w:bottom w:w="80" w:type="dxa"/>
-              <w:right w:w="120" w:type="dxa"/>
-            </w:tcMar>
-          </w:tcPr>
-          <w:p>
-            <w:r>
-              <w:rPr>
-                <w:rFonts w:eastAsia="微软雅黑"/>
-                <w:b/>
-                <w:bCs/>
-                <w:sz w:val="20"/>
-                <w:szCs w:val="20"/>
-              </w:rPr>
-              <w:t>GE0/0/0</w:t>
-            </w:r>
-          </w:p>
-        </w:tc>
-        <w:tc>
-          <w:tcPr>
-            <w:tcW w:w="5160" w:type="dxa"/>
-            <w:tcBorders>
-              <w:top w:val="single" w:sz="1" w:space="0" w:color="CCCCCC"/>
-              <w:left w:val="single" w:sz="1" w:space="0" w:color="CCCCCC"/>
-              <w:bottom w:val="single" w:sz="1" w:space="0" w:color="CCCCCC"/>
-              <w:right w:val="single" w:sz="1" w:space="0" w:color="CCCCCC"/>
-            </w:tcBorders>
-            <w:shd w:val="clear" w:color="auto" w:fill="DEEAF1"/>
-            <w:tcMar>
-              <w:top w:w="80" w:type="dxa"/>
-              <w:left w:w="120" w:type="dxa"/>
-              <w:bottom w:w="80" w:type="dxa"/>
-              <w:right w:w="120" w:type="dxa"/>
-            </w:tcMar>
-          </w:tcPr>
-          <w:p>
-            <w:r>
-              <w:rPr>
-                <w:rFonts w:eastAsia="微软雅黑"/>
-                <w:sz w:val="20"/>
-                <w:szCs w:val="20"/>
-              </w:rPr>
-              <w:t>公网出口 极云（1）二层交换</w:t>
-            </w:r>
-          </w:p>
-        </w:tc>
-      </w:tr>
-      <w:tr>
-        <w:tc>
-          <w:tcPr>
-            <w:tcW w:w="4200" w:type="dxa"/>
-            <w:tcBorders>
-              <w:top w:val="single" w:sz="1" w:space="0" w:color="CCCCCC"/>
-              <w:left w:val="single" w:sz="1" w:space="0" w:color="CCCCCC"/>
-              <w:bottom w:val="single" w:sz="1" w:space="0" w:color="CCCCCC"/>
-              <w:right w:val="single" w:sz="1" w:space="0" w:color="CCCCCC"/>
-            </w:tcBorders>
-            <w:shd w:val="clear" w:color="auto" w:fill="FFFFFF"/>
-            <w:tcMar>
-              <w:top w:w="80" w:type="dxa"/>
-              <w:left w:w="120" w:type="dxa"/>
-              <w:bottom w:w="80" w:type="dxa"/>
-              <w:right w:w="120" w:type="dxa"/>
-            </w:tcMar>
-          </w:tcPr>
-          <w:p>
-            <w:r>
-              <w:rPr>
-                <w:rFonts w:eastAsia="微软雅黑"/>
-                <w:b/>
-                <w:bCs/>
-                <w:sz w:val="20"/>
-                <w:szCs w:val="20"/>
-              </w:rPr>
-              <w:t>GE0/0/3</w:t>
-            </w:r>
-          </w:p>
-        </w:tc>
-        <w:tc>
-          <w:tcPr>
-            <w:tcW w:w="5160" w:type="dxa"/>
-            <w:tcBorders>
-              <w:top w:val="single" w:sz="1" w:space="0" w:color="CCCCCC"/>
-              <w:left w:val="single" w:sz="1" w:space="0" w:color="CCCCCC"/>
-              <w:bottom w:val="single" w:sz="1" w:space="0" w:color="CCCCCC"/>
-              <w:right w:val="single" w:sz="1" w:space="0" w:color="CCCCCC"/>
-            </w:tcBorders>
-            <w:shd w:val="clear" w:color="auto" w:fill="FFFFFF"/>
-            <w:tcMar>
-              <w:top w:w="80" w:type="dxa"/>
-              <w:left w:w="120" w:type="dxa"/>
-              <w:bottom w:w="80" w:type="dxa"/>
-              <w:right w:w="120" w:type="dxa"/>
-            </w:tcMar>
-          </w:tcPr>
-          <w:p>
-            <w:r>
-              <w:rPr>
-                <w:rFonts w:eastAsia="微软雅黑"/>
-                <w:sz w:val="20"/>
-                <w:szCs w:val="20"/>
-              </w:rPr>
-              <w:t>公网出口 极云（2）182.140.146.128</w:t>
-            </w:r>
-          </w:p>
-        </w:tc>
-      </w:tr>
-      <w:tr>
-        <w:tc>
-          <w:tcPr>
-            <w:tcW w:w="4200" w:type="dxa"/>
-            <w:tcBorders>
-              <w:top w:val="single" w:sz="1" w:space="0" w:color="CCCCCC"/>
-              <w:left w:val="single" w:sz="1" w:space="0" w:color="CCCCCC"/>
-              <w:bottom w:val="single" w:sz="1" w:space="0" w:color="CCCCCC"/>
-              <w:right w:val="single" w:sz="1" w:space="0" w:color="CCCCCC"/>
-            </w:tcBorders>
-            <w:shd w:val="clear" w:color="auto" w:fill="DEEAF1"/>
-            <w:tcMar>
-              <w:top w:w="80" w:type="dxa"/>
-              <w:left w:w="120" w:type="dxa"/>
-              <w:bottom w:w="80" w:type="dxa"/>
-              <w:right w:w="120" w:type="dxa"/>
-            </w:tcMar>
-          </w:tcPr>
-          <w:p>
-            <w:r>
-              <w:rPr>
-                <w:rFonts w:eastAsia="微软雅黑"/>
-                <w:b/>
-                <w:bCs/>
-                <w:sz w:val="20"/>
-                <w:szCs w:val="20"/>
-              </w:rPr>
-              <w:t>XGE0/0/0</w:t>
-            </w:r>
-          </w:p>
-        </w:tc>
-        <w:tc>
-          <w:tcPr>
-            <w:tcW w:w="5160" w:type="dxa"/>
-            <w:tcBorders>
-              <w:top w:val="single" w:sz="1" w:space="0" w:color="CCCCCC"/>
-              <w:left w:val="single" w:sz="1" w:space="0" w:color="CCCCCC"/>
-              <w:bottom w:val="single" w:sz="1" w:space="0" w:color="CCCCCC"/>
-              <w:right w:val="single" w:sz="1" w:space="0" w:color="CCCCCC"/>
-            </w:tcBorders>
-            <w:shd w:val="clear" w:color="auto" w:fill="DEEAF1"/>
-            <w:tcMar>
-              <w:top w:w="80" w:type="dxa"/>
-              <w:left w:w="120" w:type="dxa"/>
-              <w:bottom w:w="80" w:type="dxa"/>
-              <w:right w:w="120" w:type="dxa"/>
-            </w:tcMar>
-          </w:tcPr>
-          <w:p>
-            <w:r>
-              <w:rPr>
-                <w:rFonts w:eastAsia="微软雅黑"/>
-                <w:sz w:val="20"/>
-                <w:szCs w:val="20"/>
-              </w:rPr>
-              <w:t>公网出口 西信 182.140.240.121</w:t>
-            </w:r>
-          </w:p>
-        </w:tc>
-      </w:tr>
-    </w:tbl>
-    <w:p>
-      <w:pPr>
-        <w:pStyle w:val="1"/>
-      </w:pPr>
-      <w:r>
-        <w:t>四、路由配置</w:t>
-      </w:r>
-    </w:p>
-    <w:p>
-      <w:pPr>
-        <w:pStyle w:val="2"/>
-      </w:pPr>
-      <w:r>
-        <w:t>4.1 主路由 — XGE0/0/0 西信（182.140.240.1，preference 60）</w:t>
-      </w:r>
-    </w:p>
-    <w:p>
-      <w:pPr>
-        <w:spacing w:before="80" w:after="40"/>
-      </w:pPr>
-      <w:r>
-        <w:rPr>
-          <w:rFonts w:eastAsia="微软雅黑"/>
-          <w:color w:val="2E74B5"/>
-          <w:sz w:val="21"/>
-          <w:szCs w:val="21"/>
-        </w:rPr>
-        <w:t>入口：网络 → 路由 → 静态路由 → 新建</w:t>
       </w:r>
     </w:p>
     <w:tbl>
@@ -3406,6 +3013,7 @@
             <w:pPr>
               <w:jc w:val="center"/>
             </w:pPr>
+            <w:proofErr w:type="gramStart"/>
             <w:r>
               <w:rPr>
                 <w:rFonts w:eastAsia="微软雅黑"/>
@@ -3417,6 +3025,709 @@
               </w:rPr>
               <w:t>填写值</w:t>
             </w:r>
+            <w:proofErr w:type="gramEnd"/>
+          </w:p>
+        </w:tc>
+      </w:tr>
+      <w:tr>
+        <w:tc>
+          <w:tcPr>
+            <w:tcW w:w="2244" w:type="pct"/>
+            <w:tcBorders>
+              <w:top w:val="single" w:sz="1" w:space="0" w:color="CCCCCC"/>
+              <w:left w:val="single" w:sz="1" w:space="0" w:color="CCCCCC"/>
+              <w:bottom w:val="single" w:sz="1" w:space="0" w:color="CCCCCC"/>
+              <w:right w:val="single" w:sz="1" w:space="0" w:color="CCCCCC"/>
+            </w:tcBorders>
+            <w:shd w:val="clear" w:color="auto" w:fill="DEEAF1"/>
+            <w:tcMar>
+              <w:top w:w="80" w:type="dxa"/>
+              <w:left w:w="120" w:type="dxa"/>
+              <w:bottom w:w="80" w:type="dxa"/>
+              <w:right w:w="120" w:type="dxa"/>
+            </w:tcMar>
+          </w:tcPr>
+          <w:p>
+            <w:r>
+              <w:rPr>
+                <w:rFonts w:eastAsia="微软雅黑"/>
+                <w:b/>
+                <w:bCs/>
+                <w:sz w:val="20"/>
+                <w:szCs w:val="20"/>
+              </w:rPr>
+              <w:t>GE0/0/1</w:t>
+            </w:r>
+          </w:p>
+        </w:tc>
+        <w:tc>
+          <w:tcPr>
+            <w:tcW w:w="2756" w:type="pct"/>
+            <w:tcBorders>
+              <w:top w:val="single" w:sz="1" w:space="0" w:color="CCCCCC"/>
+              <w:left w:val="single" w:sz="1" w:space="0" w:color="CCCCCC"/>
+              <w:bottom w:val="single" w:sz="1" w:space="0" w:color="CCCCCC"/>
+              <w:right w:val="single" w:sz="1" w:space="0" w:color="CCCCCC"/>
+            </w:tcBorders>
+            <w:shd w:val="clear" w:color="auto" w:fill="DEEAF1"/>
+            <w:tcMar>
+              <w:top w:w="80" w:type="dxa"/>
+              <w:left w:w="120" w:type="dxa"/>
+              <w:bottom w:w="80" w:type="dxa"/>
+              <w:right w:w="120" w:type="dxa"/>
+            </w:tcMar>
+          </w:tcPr>
+          <w:p>
+            <w:r>
+              <w:rPr>
+                <w:rFonts w:eastAsia="微软雅黑"/>
+                <w:sz w:val="20"/>
+                <w:szCs w:val="20"/>
+              </w:rPr>
+              <w:t>内网交换机1（二层，VLAN 1）</w:t>
+            </w:r>
+          </w:p>
+        </w:tc>
+      </w:tr>
+      <w:tr>
+        <w:tc>
+          <w:tcPr>
+            <w:tcW w:w="2244" w:type="pct"/>
+            <w:tcBorders>
+              <w:top w:val="single" w:sz="1" w:space="0" w:color="CCCCCC"/>
+              <w:left w:val="single" w:sz="1" w:space="0" w:color="CCCCCC"/>
+              <w:bottom w:val="single" w:sz="1" w:space="0" w:color="CCCCCC"/>
+              <w:right w:val="single" w:sz="1" w:space="0" w:color="CCCCCC"/>
+            </w:tcBorders>
+            <w:shd w:val="clear" w:color="auto" w:fill="FFFFFF"/>
+            <w:tcMar>
+              <w:top w:w="80" w:type="dxa"/>
+              <w:left w:w="120" w:type="dxa"/>
+              <w:bottom w:w="80" w:type="dxa"/>
+              <w:right w:w="120" w:type="dxa"/>
+            </w:tcMar>
+          </w:tcPr>
+          <w:p>
+            <w:r>
+              <w:rPr>
+                <w:rFonts w:eastAsia="微软雅黑"/>
+                <w:b/>
+                <w:bCs/>
+                <w:sz w:val="20"/>
+                <w:szCs w:val="20"/>
+              </w:rPr>
+              <w:t>GE0/0/2</w:t>
+            </w:r>
+          </w:p>
+        </w:tc>
+        <w:tc>
+          <w:tcPr>
+            <w:tcW w:w="2756" w:type="pct"/>
+            <w:tcBorders>
+              <w:top w:val="single" w:sz="1" w:space="0" w:color="CCCCCC"/>
+              <w:left w:val="single" w:sz="1" w:space="0" w:color="CCCCCC"/>
+              <w:bottom w:val="single" w:sz="1" w:space="0" w:color="CCCCCC"/>
+              <w:right w:val="single" w:sz="1" w:space="0" w:color="CCCCCC"/>
+            </w:tcBorders>
+            <w:shd w:val="clear" w:color="auto" w:fill="FFFFFF"/>
+            <w:tcMar>
+              <w:top w:w="80" w:type="dxa"/>
+              <w:left w:w="120" w:type="dxa"/>
+              <w:bottom w:w="80" w:type="dxa"/>
+              <w:right w:w="120" w:type="dxa"/>
+            </w:tcMar>
+          </w:tcPr>
+          <w:p>
+            <w:r>
+              <w:rPr>
+                <w:rFonts w:eastAsia="微软雅黑"/>
+                <w:sz w:val="20"/>
+                <w:szCs w:val="20"/>
+              </w:rPr>
+              <w:t>内网网关（10.0.0.254，连接交换机 VLAN 100）</w:t>
+            </w:r>
+          </w:p>
+        </w:tc>
+      </w:tr>
+      <w:tr>
+        <w:tc>
+          <w:tcPr>
+            <w:tcW w:w="2244" w:type="pct"/>
+            <w:tcBorders>
+              <w:top w:val="single" w:sz="1" w:space="0" w:color="CCCCCC"/>
+              <w:left w:val="single" w:sz="1" w:space="0" w:color="CCCCCC"/>
+              <w:bottom w:val="single" w:sz="1" w:space="0" w:color="CCCCCC"/>
+              <w:right w:val="single" w:sz="1" w:space="0" w:color="CCCCCC"/>
+            </w:tcBorders>
+            <w:shd w:val="clear" w:color="auto" w:fill="DEEAF1"/>
+            <w:tcMar>
+              <w:top w:w="80" w:type="dxa"/>
+              <w:left w:w="120" w:type="dxa"/>
+              <w:bottom w:w="80" w:type="dxa"/>
+              <w:right w:w="120" w:type="dxa"/>
+            </w:tcMar>
+          </w:tcPr>
+          <w:p>
+            <w:r>
+              <w:rPr>
+                <w:rFonts w:eastAsia="微软雅黑"/>
+                <w:b/>
+                <w:bCs/>
+                <w:sz w:val="20"/>
+                <w:szCs w:val="20"/>
+              </w:rPr>
+              <w:t>MEth0/0/0</w:t>
+            </w:r>
+          </w:p>
+        </w:tc>
+        <w:tc>
+          <w:tcPr>
+            <w:tcW w:w="2756" w:type="pct"/>
+            <w:tcBorders>
+              <w:top w:val="single" w:sz="1" w:space="0" w:color="CCCCCC"/>
+              <w:left w:val="single" w:sz="1" w:space="0" w:color="CCCCCC"/>
+              <w:bottom w:val="single" w:sz="1" w:space="0" w:color="CCCCCC"/>
+              <w:right w:val="single" w:sz="1" w:space="0" w:color="CCCCCC"/>
+            </w:tcBorders>
+            <w:shd w:val="clear" w:color="auto" w:fill="DEEAF1"/>
+            <w:tcMar>
+              <w:top w:w="80" w:type="dxa"/>
+              <w:left w:w="120" w:type="dxa"/>
+              <w:bottom w:w="80" w:type="dxa"/>
+              <w:right w:w="120" w:type="dxa"/>
+            </w:tcMar>
+          </w:tcPr>
+          <w:p>
+            <w:r>
+              <w:rPr>
+                <w:rFonts w:eastAsia="微软雅黑"/>
+                <w:sz w:val="20"/>
+                <w:szCs w:val="20"/>
+              </w:rPr>
+              <w:t>带外管理口（192.168.10.210）</w:t>
+            </w:r>
+          </w:p>
+        </w:tc>
+      </w:tr>
+    </w:tbl>
+    <w:p>
+      <w:pPr>
+        <w:pStyle w:val="2"/>
+      </w:pPr>
+      <w:r>
+        <w:t xml:space="preserve">3.2 </w:t>
+      </w:r>
+      <w:r>
+        <w:t>Untrust-2</w:t>
+      </w:r>
+      <w:r>
+        <w:t xml:space="preserve"> 域</w:t>
+      </w:r>
+    </w:p>
+    <w:p>
+      <w:pPr>
+        <w:spacing w:before="80" w:after="40"/>
+      </w:pPr>
+      <w:r>
+        <w:rPr>
+          <w:rFonts w:eastAsia="微软雅黑"/>
+          <w:color w:val="2E74B5"/>
+          <w:sz w:val="21"/>
+          <w:szCs w:val="21"/>
+        </w:rPr>
+        <w:t xml:space="preserve">入口：网络 → 接口 → 点击对应接口「编辑」→ 安全域 → 选择 </w:t>
+      </w:r>
+      <w:r>
+        <w:rPr>
+          <w:rFonts w:eastAsia="微软雅黑"/>
+          <w:color w:val="2E74B5"/>
+          <w:sz w:val="21"/>
+          <w:szCs w:val="21"/>
+        </w:rPr>
+        <w:t>untrust-2</w:t>
+      </w:r>
+      <w:r>
+        <w:rPr>
+          <w:rFonts w:eastAsia="微软雅黑"/>
+          <w:color w:val="2E74B5"/>
+          <w:sz w:val="21"/>
+          <w:szCs w:val="21"/>
+        </w:rPr>
+        <w:t xml:space="preserve"> → 确定</w:t>
+      </w:r>
+    </w:p>
+    <w:p>
+      <w:pPr>
+        <w:spacing w:before="40" w:after="30"/>
+      </w:pPr>
+      <w:r>
+        <w:rPr>
+          <w:rFonts w:eastAsia="微软雅黑"/>
+          <w:sz w:val="21"/>
+          <w:szCs w:val="21"/>
+        </w:rPr>
+        <w:t xml:space="preserve">以下接口需绑定到 </w:t>
+      </w:r>
+      <w:r>
+        <w:rPr>
+          <w:rFonts w:eastAsia="微软雅黑"/>
+          <w:sz w:val="21"/>
+          <w:szCs w:val="21"/>
+        </w:rPr>
+        <w:t>Untrust-2</w:t>
+      </w:r>
+      <w:r>
+        <w:rPr>
+          <w:rFonts w:eastAsia="微软雅黑"/>
+          <w:sz w:val="21"/>
+          <w:szCs w:val="21"/>
+        </w:rPr>
+        <w:t xml:space="preserve"> 域：</w:t>
+      </w:r>
+    </w:p>
+    <w:tbl>
+      <w:tblPr>
+        <w:tblW w:w="5000" w:type="pct"/>
+        <w:tblBorders>
+          <w:top w:val="single" w:sz="1" w:space="0" w:color="CCCCCC"/>
+          <w:left w:val="single" w:sz="1" w:space="0" w:color="CCCCCC"/>
+          <w:bottom w:val="single" w:sz="1" w:space="0" w:color="CCCCCC"/>
+          <w:right w:val="single" w:sz="1" w:space="0" w:color="CCCCCC"/>
+          <w:insideH w:val="single" w:sz="1" w:space="0" w:color="CCCCCC"/>
+          <w:insideV w:val="single" w:sz="1" w:space="0" w:color="CCCCCC"/>
+        </w:tblBorders>
+        <w:tblLook w:val="04A0" w:firstRow="1" w:lastRow="0" w:firstColumn="1" w:lastColumn="0" w:noHBand="0" w:noVBand="1"/>
+      </w:tblPr>
+      <w:tblGrid>
+        <w:gridCol w:w="4361"/>
+        <w:gridCol w:w="5357"/>
+      </w:tblGrid>
+      <w:tr>
+        <w:tc>
+          <w:tcPr>
+            <w:tcW w:w="2244" w:type="pct"/>
+            <w:tcBorders>
+              <w:top w:val="single" w:sz="1" w:space="0" w:color="1F497D"/>
+              <w:left w:val="single" w:sz="1" w:space="0" w:color="1F497D"/>
+              <w:bottom w:val="single" w:sz="1" w:space="0" w:color="1F497D"/>
+              <w:right w:val="single" w:sz="1" w:space="0" w:color="1F497D"/>
+            </w:tcBorders>
+            <w:shd w:val="clear" w:color="auto" w:fill="1F497D"/>
+            <w:tcMar>
+              <w:top w:w="80" w:type="dxa"/>
+              <w:left w:w="120" w:type="dxa"/>
+              <w:bottom w:w="80" w:type="dxa"/>
+              <w:right w:w="120" w:type="dxa"/>
+            </w:tcMar>
+          </w:tcPr>
+          <w:p>
+            <w:pPr>
+              <w:jc w:val="center"/>
+            </w:pPr>
+            <w:r>
+              <w:rPr>
+                <w:rFonts w:eastAsia="微软雅黑"/>
+                <w:b/>
+                <w:bCs/>
+                <w:color w:val="FFFFFF"/>
+                <w:sz w:val="20"/>
+                <w:szCs w:val="20"/>
+              </w:rPr>
+              <w:t>参数</w:t>
+            </w:r>
+          </w:p>
+        </w:tc>
+        <w:tc>
+          <w:tcPr>
+            <w:tcW w:w="2756" w:type="pct"/>
+            <w:tcBorders>
+              <w:top w:val="single" w:sz="1" w:space="0" w:color="1F497D"/>
+              <w:left w:val="single" w:sz="1" w:space="0" w:color="1F497D"/>
+              <w:bottom w:val="single" w:sz="1" w:space="0" w:color="1F497D"/>
+              <w:right w:val="single" w:sz="1" w:space="0" w:color="1F497D"/>
+            </w:tcBorders>
+            <w:shd w:val="clear" w:color="auto" w:fill="1F497D"/>
+            <w:tcMar>
+              <w:top w:w="80" w:type="dxa"/>
+              <w:left w:w="120" w:type="dxa"/>
+              <w:bottom w:w="80" w:type="dxa"/>
+              <w:right w:w="120" w:type="dxa"/>
+            </w:tcMar>
+          </w:tcPr>
+          <w:p>
+            <w:pPr>
+              <w:jc w:val="center"/>
+            </w:pPr>
+            <w:proofErr w:type="gramStart"/>
+            <w:r>
+              <w:rPr>
+                <w:rFonts w:eastAsia="微软雅黑"/>
+                <w:b/>
+                <w:bCs/>
+                <w:color w:val="FFFFFF"/>
+                <w:sz w:val="20"/>
+                <w:szCs w:val="20"/>
+              </w:rPr>
+              <w:t>填写值</w:t>
+            </w:r>
+            <w:proofErr w:type="gramEnd"/>
+          </w:p>
+        </w:tc>
+      </w:tr>
+      <w:tr>
+        <w:tc>
+          <w:tcPr>
+            <w:tcW w:w="2244" w:type="pct"/>
+            <w:tcBorders>
+              <w:top w:val="single" w:sz="1" w:space="0" w:color="CCCCCC"/>
+              <w:left w:val="single" w:sz="1" w:space="0" w:color="CCCCCC"/>
+              <w:bottom w:val="single" w:sz="1" w:space="0" w:color="CCCCCC"/>
+              <w:right w:val="single" w:sz="1" w:space="0" w:color="CCCCCC"/>
+            </w:tcBorders>
+            <w:shd w:val="clear" w:color="auto" w:fill="DEEAF1"/>
+            <w:tcMar>
+              <w:top w:w="80" w:type="dxa"/>
+              <w:left w:w="120" w:type="dxa"/>
+              <w:bottom w:w="80" w:type="dxa"/>
+              <w:right w:w="120" w:type="dxa"/>
+            </w:tcMar>
+          </w:tcPr>
+          <w:p>
+            <w:r>
+              <w:rPr>
+                <w:rFonts w:eastAsia="微软雅黑"/>
+                <w:b/>
+                <w:bCs/>
+                <w:sz w:val="20"/>
+                <w:szCs w:val="20"/>
+              </w:rPr>
+              <w:t>GE0/0/0</w:t>
+            </w:r>
+          </w:p>
+        </w:tc>
+        <w:tc>
+          <w:tcPr>
+            <w:tcW w:w="2756" w:type="pct"/>
+            <w:tcBorders>
+              <w:top w:val="single" w:sz="1" w:space="0" w:color="CCCCCC"/>
+              <w:left w:val="single" w:sz="1" w:space="0" w:color="CCCCCC"/>
+              <w:bottom w:val="single" w:sz="1" w:space="0" w:color="CCCCCC"/>
+              <w:right w:val="single" w:sz="1" w:space="0" w:color="CCCCCC"/>
+            </w:tcBorders>
+            <w:shd w:val="clear" w:color="auto" w:fill="DEEAF1"/>
+            <w:tcMar>
+              <w:top w:w="80" w:type="dxa"/>
+              <w:left w:w="120" w:type="dxa"/>
+              <w:bottom w:w="80" w:type="dxa"/>
+              <w:right w:w="120" w:type="dxa"/>
+            </w:tcMar>
+          </w:tcPr>
+          <w:p>
+            <w:r>
+              <w:rPr>
+                <w:rFonts w:eastAsia="微软雅黑"/>
+                <w:sz w:val="20"/>
+                <w:szCs w:val="20"/>
+              </w:rPr>
+              <w:t xml:space="preserve">公网出口 </w:t>
+            </w:r>
+            <w:proofErr w:type="gramStart"/>
+            <w:r>
+              <w:rPr>
+                <w:rFonts w:eastAsia="微软雅黑"/>
+                <w:sz w:val="20"/>
+                <w:szCs w:val="20"/>
+              </w:rPr>
+              <w:t>极</w:t>
+            </w:r>
+            <w:proofErr w:type="gramEnd"/>
+            <w:r>
+              <w:rPr>
+                <w:rFonts w:eastAsia="微软雅黑"/>
+                <w:sz w:val="20"/>
+                <w:szCs w:val="20"/>
+              </w:rPr>
+              <w:t>云（1）二层交换</w:t>
+            </w:r>
+          </w:p>
+        </w:tc>
+      </w:tr>
+      <w:tr>
+        <w:trPr>
+          <w:trHeight w:val="19"/>
+        </w:trPr>
+        <w:tc>
+          <w:tcPr>
+            <w:tcW w:w="2244" w:type="pct"/>
+            <w:tcBorders>
+              <w:top w:val="single" w:sz="1" w:space="0" w:color="CCCCCC"/>
+              <w:left w:val="single" w:sz="1" w:space="0" w:color="CCCCCC"/>
+              <w:bottom w:val="single" w:sz="1" w:space="0" w:color="CCCCCC"/>
+              <w:right w:val="single" w:sz="1" w:space="0" w:color="CCCCCC"/>
+            </w:tcBorders>
+            <w:shd w:val="clear" w:color="auto" w:fill="FFFFFF"/>
+            <w:tcMar>
+              <w:top w:w="80" w:type="dxa"/>
+              <w:left w:w="120" w:type="dxa"/>
+              <w:bottom w:w="80" w:type="dxa"/>
+              <w:right w:w="120" w:type="dxa"/>
+            </w:tcMar>
+          </w:tcPr>
+          <w:p>
+            <w:r>
+              <w:rPr>
+                <w:rFonts w:eastAsia="微软雅黑"/>
+                <w:b/>
+                <w:bCs/>
+                <w:sz w:val="20"/>
+                <w:szCs w:val="20"/>
+              </w:rPr>
+              <w:t>GE0/0/3</w:t>
+            </w:r>
+          </w:p>
+        </w:tc>
+        <w:tc>
+          <w:tcPr>
+            <w:tcW w:w="2756" w:type="pct"/>
+            <w:tcBorders>
+              <w:top w:val="single" w:sz="1" w:space="0" w:color="CCCCCC"/>
+              <w:left w:val="single" w:sz="1" w:space="0" w:color="CCCCCC"/>
+              <w:bottom w:val="single" w:sz="1" w:space="0" w:color="CCCCCC"/>
+              <w:right w:val="single" w:sz="1" w:space="0" w:color="CCCCCC"/>
+            </w:tcBorders>
+            <w:shd w:val="clear" w:color="auto" w:fill="FFFFFF"/>
+            <w:tcMar>
+              <w:top w:w="80" w:type="dxa"/>
+              <w:left w:w="120" w:type="dxa"/>
+              <w:bottom w:w="80" w:type="dxa"/>
+              <w:right w:w="120" w:type="dxa"/>
+            </w:tcMar>
+          </w:tcPr>
+          <w:p>
+            <w:r>
+              <w:rPr>
+                <w:rFonts w:eastAsia="微软雅黑"/>
+                <w:sz w:val="20"/>
+                <w:szCs w:val="20"/>
+              </w:rPr>
+              <w:t xml:space="preserve">公网出口 </w:t>
+            </w:r>
+            <w:proofErr w:type="gramStart"/>
+            <w:r>
+              <w:rPr>
+                <w:rFonts w:eastAsia="微软雅黑"/>
+                <w:sz w:val="20"/>
+                <w:szCs w:val="20"/>
+              </w:rPr>
+              <w:t>极</w:t>
+            </w:r>
+            <w:proofErr w:type="gramEnd"/>
+            <w:r>
+              <w:rPr>
+                <w:rFonts w:eastAsia="微软雅黑"/>
+                <w:sz w:val="20"/>
+                <w:szCs w:val="20"/>
+              </w:rPr>
+              <w:t>云（2）182.140.146.128</w:t>
+            </w:r>
+          </w:p>
+        </w:tc>
+      </w:tr>
+      <w:tr>
+        <w:tc>
+          <w:tcPr>
+            <w:tcW w:w="2244" w:type="pct"/>
+            <w:tcBorders>
+              <w:top w:val="single" w:sz="1" w:space="0" w:color="CCCCCC"/>
+              <w:left w:val="single" w:sz="1" w:space="0" w:color="CCCCCC"/>
+              <w:bottom w:val="single" w:sz="1" w:space="0" w:color="CCCCCC"/>
+              <w:right w:val="single" w:sz="1" w:space="0" w:color="CCCCCC"/>
+            </w:tcBorders>
+            <w:shd w:val="clear" w:color="auto" w:fill="DEEAF1"/>
+            <w:tcMar>
+              <w:top w:w="80" w:type="dxa"/>
+              <w:left w:w="120" w:type="dxa"/>
+              <w:bottom w:w="80" w:type="dxa"/>
+              <w:right w:w="120" w:type="dxa"/>
+            </w:tcMar>
+          </w:tcPr>
+          <w:p>
+            <w:r>
+              <w:rPr>
+                <w:rFonts w:eastAsia="微软雅黑"/>
+                <w:b/>
+                <w:bCs/>
+                <w:sz w:val="20"/>
+                <w:szCs w:val="20"/>
+              </w:rPr>
+              <w:t>XGE0/0/0</w:t>
+            </w:r>
+          </w:p>
+        </w:tc>
+        <w:tc>
+          <w:tcPr>
+            <w:tcW w:w="2756" w:type="pct"/>
+            <w:tcBorders>
+              <w:top w:val="single" w:sz="1" w:space="0" w:color="CCCCCC"/>
+              <w:left w:val="single" w:sz="1" w:space="0" w:color="CCCCCC"/>
+              <w:bottom w:val="single" w:sz="1" w:space="0" w:color="CCCCCC"/>
+              <w:right w:val="single" w:sz="1" w:space="0" w:color="CCCCCC"/>
+            </w:tcBorders>
+            <w:shd w:val="clear" w:color="auto" w:fill="DEEAF1"/>
+            <w:tcMar>
+              <w:top w:w="80" w:type="dxa"/>
+              <w:left w:w="120" w:type="dxa"/>
+              <w:bottom w:w="80" w:type="dxa"/>
+              <w:right w:w="120" w:type="dxa"/>
+            </w:tcMar>
+          </w:tcPr>
+          <w:p>
+            <w:r>
+              <w:rPr>
+                <w:rFonts w:eastAsia="微软雅黑"/>
+                <w:sz w:val="20"/>
+                <w:szCs w:val="20"/>
+              </w:rPr>
+              <w:t xml:space="preserve">公网出口 </w:t>
+            </w:r>
+            <w:proofErr w:type="gramStart"/>
+            <w:r>
+              <w:rPr>
+                <w:rFonts w:eastAsia="微软雅黑"/>
+                <w:sz w:val="20"/>
+                <w:szCs w:val="20"/>
+              </w:rPr>
+              <w:t>西信</w:t>
+            </w:r>
+            <w:proofErr w:type="gramEnd"/>
+            <w:r>
+              <w:rPr>
+                <w:rFonts w:eastAsia="微软雅黑"/>
+                <w:sz w:val="20"/>
+                <w:szCs w:val="20"/>
+              </w:rPr>
+              <w:t xml:space="preserve"> 182.140.240.121</w:t>
+            </w:r>
+          </w:p>
+        </w:tc>
+      </w:tr>
+    </w:tbl>
+    <w:p>
+      <w:pPr>
+        <w:pStyle w:val="1"/>
+      </w:pPr>
+      <w:r>
+        <w:t>四、路由配置</w:t>
+      </w:r>
+    </w:p>
+    <w:p>
+      <w:pPr>
+        <w:pStyle w:val="2"/>
+      </w:pPr>
+      <w:r>
+        <w:t>4.1 主路由 — XGE0/0/0 西信（182.140.240.1，preference 60）</w:t>
+      </w:r>
+    </w:p>
+    <w:p>
+      <w:pPr>
+        <w:spacing w:before="80" w:after="40"/>
+      </w:pPr>
+      <w:r>
+        <w:rPr>
+          <w:rFonts w:eastAsia="微软雅黑"/>
+          <w:color w:val="2E74B5"/>
+          <w:sz w:val="21"/>
+          <w:szCs w:val="21"/>
+        </w:rPr>
+        <w:t>入口：网络 → 路由 → 静态路由 → 新建</w:t>
+      </w:r>
+    </w:p>
+    <w:tbl>
+      <w:tblPr>
+        <w:tblW w:w="5000" w:type="pct"/>
+        <w:tblBorders>
+          <w:top w:val="single" w:sz="1" w:space="0" w:color="CCCCCC"/>
+          <w:left w:val="single" w:sz="1" w:space="0" w:color="CCCCCC"/>
+          <w:bottom w:val="single" w:sz="1" w:space="0" w:color="CCCCCC"/>
+          <w:right w:val="single" w:sz="1" w:space="0" w:color="CCCCCC"/>
+          <w:insideH w:val="single" w:sz="1" w:space="0" w:color="CCCCCC"/>
+          <w:insideV w:val="single" w:sz="1" w:space="0" w:color="CCCCCC"/>
+        </w:tblBorders>
+        <w:tblLook w:val="04A0" w:firstRow="1" w:lastRow="0" w:firstColumn="1" w:lastColumn="0" w:noHBand="0" w:noVBand="1"/>
+      </w:tblPr>
+      <w:tblGrid>
+        <w:gridCol w:w="4361"/>
+        <w:gridCol w:w="5357"/>
+      </w:tblGrid>
+      <w:tr>
+        <w:tc>
+          <w:tcPr>
+            <w:tcW w:w="2244" w:type="pct"/>
+            <w:tcBorders>
+              <w:top w:val="single" w:sz="1" w:space="0" w:color="1F497D"/>
+              <w:left w:val="single" w:sz="1" w:space="0" w:color="1F497D"/>
+              <w:bottom w:val="single" w:sz="1" w:space="0" w:color="1F497D"/>
+              <w:right w:val="single" w:sz="1" w:space="0" w:color="1F497D"/>
+            </w:tcBorders>
+            <w:shd w:val="clear" w:color="auto" w:fill="1F497D"/>
+            <w:tcMar>
+              <w:top w:w="80" w:type="dxa"/>
+              <w:left w:w="120" w:type="dxa"/>
+              <w:bottom w:w="80" w:type="dxa"/>
+              <w:right w:w="120" w:type="dxa"/>
+            </w:tcMar>
+          </w:tcPr>
+          <w:p>
+            <w:pPr>
+              <w:jc w:val="center"/>
+            </w:pPr>
+            <w:r>
+              <w:rPr>
+                <w:rFonts w:eastAsia="微软雅黑"/>
+                <w:b/>
+                <w:bCs/>
+                <w:color w:val="FFFFFF"/>
+                <w:sz w:val="20"/>
+                <w:szCs w:val="20"/>
+              </w:rPr>
+              <w:t>参数</w:t>
+            </w:r>
+          </w:p>
+        </w:tc>
+        <w:tc>
+          <w:tcPr>
+            <w:tcW w:w="2756" w:type="pct"/>
+            <w:tcBorders>
+              <w:top w:val="single" w:sz="1" w:space="0" w:color="1F497D"/>
+              <w:left w:val="single" w:sz="1" w:space="0" w:color="1F497D"/>
+              <w:bottom w:val="single" w:sz="1" w:space="0" w:color="1F497D"/>
+              <w:right w:val="single" w:sz="1" w:space="0" w:color="1F497D"/>
+            </w:tcBorders>
+            <w:shd w:val="clear" w:color="auto" w:fill="1F497D"/>
+            <w:tcMar>
+              <w:top w:w="80" w:type="dxa"/>
+              <w:left w:w="120" w:type="dxa"/>
+              <w:bottom w:w="80" w:type="dxa"/>
+              <w:right w:w="120" w:type="dxa"/>
+            </w:tcMar>
+          </w:tcPr>
+          <w:p>
+            <w:pPr>
+              <w:jc w:val="center"/>
+            </w:pPr>
+            <w:proofErr w:type="gramStart"/>
+            <w:r>
+              <w:rPr>
+                <w:rFonts w:eastAsia="微软雅黑"/>
+                <w:b/>
+                <w:bCs/>
+                <w:color w:val="FFFFFF"/>
+                <w:sz w:val="20"/>
+                <w:szCs w:val="20"/>
+              </w:rPr>
+              <w:t>填写值</w:t>
+            </w:r>
+            <w:proofErr w:type="gramEnd"/>
           </w:p>
         </w:tc>
       </w:tr>
@@ -3686,7 +3997,7 @@
                     <pic:cNvPicPr/>
                   </pic:nvPicPr>
                   <pic:blipFill>
-                    <a:blip r:embed="rId12"/>
+                    <a:blip r:embed="rId13"/>
                     <a:stretch>
                       <a:fillRect/>
                     </a:stretch>
@@ -3712,7 +4023,15 @@
         <w:pStyle w:val="2"/>
       </w:pPr>
       <w:r>
-        <w:t>4.2 备路由 — GE0/0/3 极云2（182.140.146.129，preference 80）</w:t>
+        <w:t xml:space="preserve">4.2 备路由 — GE0/0/3 </w:t>
+      </w:r>
+      <w:proofErr w:type="gramStart"/>
+      <w:r>
+        <w:t>极</w:t>
+      </w:r>
+      <w:proofErr w:type="gramEnd"/>
+      <w:r>
+        <w:t>云2（182.140.146.129，preference 80）</w:t>
       </w:r>
     </w:p>
     <w:p>
@@ -3807,6 +4126,7 @@
             <w:pPr>
               <w:jc w:val="center"/>
             </w:pPr>
+            <w:proofErr w:type="gramStart"/>
             <w:r>
               <w:rPr>
                 <w:rFonts w:eastAsia="微软雅黑"/>
@@ -3818,6 +4138,7 @@
               </w:rPr>
               <w:t>填写值</w:t>
             </w:r>
+            <w:proofErr w:type="gramEnd"/>
           </w:p>
         </w:tc>
       </w:tr>
@@ -4087,7 +4408,7 @@
                     <pic:cNvPicPr/>
                   </pic:nvPicPr>
                   <pic:blipFill>
-                    <a:blip r:embed="rId13"/>
+                    <a:blip r:embed="rId14"/>
                     <a:stretch>
                       <a:fillRect/>
                     </a:stretch>
@@ -4180,7 +4501,7 @@
     </w:p>
     <w:tbl>
       <w:tblPr>
-        <w:tblW w:w="9360" w:type="dxa"/>
+        <w:tblW w:w="5000" w:type="pct"/>
         <w:tblBorders>
           <w:top w:val="single" w:sz="1" w:space="0" w:color="CCCCCC"/>
           <w:left w:val="single" w:sz="1" w:space="0" w:color="CCCCCC"/>
@@ -4192,13 +4513,13 @@
         <w:tblLook w:val="04A0" w:firstRow="1" w:lastRow="0" w:firstColumn="1" w:lastColumn="0" w:noHBand="0" w:noVBand="1"/>
       </w:tblPr>
       <w:tblGrid>
-        <w:gridCol w:w="4200"/>
-        <w:gridCol w:w="5160"/>
+        <w:gridCol w:w="4361"/>
+        <w:gridCol w:w="5357"/>
       </w:tblGrid>
       <w:tr>
         <w:tc>
           <w:tcPr>
-            <w:tcW w:w="4200" w:type="dxa"/>
+            <w:tcW w:w="2244" w:type="pct"/>
             <w:tcBorders>
               <w:top w:val="single" w:sz="1" w:space="0" w:color="1F497D"/>
               <w:left w:val="single" w:sz="1" w:space="0" w:color="1F497D"/>
@@ -4232,7 +4553,7 @@
         </w:tc>
         <w:tc>
           <w:tcPr>
-            <w:tcW w:w="5160" w:type="dxa"/>
+            <w:tcW w:w="2756" w:type="pct"/>
             <w:tcBorders>
               <w:top w:val="single" w:sz="1" w:space="0" w:color="1F497D"/>
               <w:left w:val="single" w:sz="1" w:space="0" w:color="1F497D"/>
@@ -4251,6 +4572,7 @@
             <w:pPr>
               <w:jc w:val="center"/>
             </w:pPr>
+            <w:proofErr w:type="gramStart"/>
             <w:r>
               <w:rPr>
                 <w:rFonts w:eastAsia="微软雅黑"/>
@@ -4262,13 +4584,14 @@
               </w:rPr>
               <w:t>填写值</w:t>
             </w:r>
+            <w:proofErr w:type="gramEnd"/>
           </w:p>
         </w:tc>
       </w:tr>
       <w:tr>
         <w:tc>
           <w:tcPr>
-            <w:tcW w:w="4200" w:type="dxa"/>
+            <w:tcW w:w="2244" w:type="pct"/>
             <w:tcBorders>
               <w:top w:val="single" w:sz="1" w:space="0" w:color="CCCCCC"/>
               <w:left w:val="single" w:sz="1" w:space="0" w:color="CCCCCC"/>
@@ -4298,7 +4621,7 @@
         </w:tc>
         <w:tc>
           <w:tcPr>
-            <w:tcW w:w="5160" w:type="dxa"/>
+            <w:tcW w:w="2756" w:type="pct"/>
             <w:tcBorders>
               <w:top w:val="single" w:sz="1" w:space="0" w:color="CCCCCC"/>
               <w:left w:val="single" w:sz="1" w:space="0" w:color="CCCCCC"/>
@@ -4328,7 +4651,7 @@
       <w:tr>
         <w:tc>
           <w:tcPr>
-            <w:tcW w:w="4200" w:type="dxa"/>
+            <w:tcW w:w="2244" w:type="pct"/>
             <w:tcBorders>
               <w:top w:val="single" w:sz="1" w:space="0" w:color="CCCCCC"/>
               <w:left w:val="single" w:sz="1" w:space="0" w:color="CCCCCC"/>
@@ -4358,7 +4681,7 @@
         </w:tc>
         <w:tc>
           <w:tcPr>
-            <w:tcW w:w="5160" w:type="dxa"/>
+            <w:tcW w:w="2756" w:type="pct"/>
             <w:tcBorders>
               <w:top w:val="single" w:sz="1" w:space="0" w:color="CCCCCC"/>
               <w:left w:val="single" w:sz="1" w:space="0" w:color="CCCCCC"/>
@@ -4388,7 +4711,7 @@
       <w:tr>
         <w:tc>
           <w:tcPr>
-            <w:tcW w:w="4200" w:type="dxa"/>
+            <w:tcW w:w="2244" w:type="pct"/>
             <w:tcBorders>
               <w:top w:val="single" w:sz="1" w:space="0" w:color="CCCCCC"/>
               <w:left w:val="single" w:sz="1" w:space="0" w:color="CCCCCC"/>
@@ -4418,7 +4741,7 @@
         </w:tc>
         <w:tc>
           <w:tcPr>
-            <w:tcW w:w="5160" w:type="dxa"/>
+            <w:tcW w:w="2756" w:type="pct"/>
             <w:tcBorders>
               <w:top w:val="single" w:sz="1" w:space="0" w:color="CCCCCC"/>
               <w:left w:val="single" w:sz="1" w:space="0" w:color="CCCCCC"/>
@@ -4440,7 +4763,7 @@
                 <w:sz w:val="20"/>
                 <w:szCs w:val="20"/>
               </w:rPr>
-              <w:t>untrust</w:t>
+              <w:t>untrust-2</w:t>
             </w:r>
           </w:p>
         </w:tc>
@@ -4448,7 +4771,7 @@
       <w:tr>
         <w:tc>
           <w:tcPr>
-            <w:tcW w:w="4200" w:type="dxa"/>
+            <w:tcW w:w="2244" w:type="pct"/>
             <w:tcBorders>
               <w:top w:val="single" w:sz="1" w:space="0" w:color="CCCCCC"/>
               <w:left w:val="single" w:sz="1" w:space="0" w:color="CCCCCC"/>
@@ -4478,7 +4801,7 @@
         </w:tc>
         <w:tc>
           <w:tcPr>
-            <w:tcW w:w="5160" w:type="dxa"/>
+            <w:tcW w:w="2756" w:type="pct"/>
             <w:tcBorders>
               <w:top w:val="single" w:sz="1" w:space="0" w:color="CCCCCC"/>
               <w:left w:val="single" w:sz="1" w:space="0" w:color="CCCCCC"/>
@@ -4508,7 +4831,7 @@
       <w:tr>
         <w:tc>
           <w:tcPr>
-            <w:tcW w:w="4200" w:type="dxa"/>
+            <w:tcW w:w="2244" w:type="pct"/>
             <w:tcBorders>
               <w:top w:val="single" w:sz="1" w:space="0" w:color="CCCCCC"/>
               <w:left w:val="single" w:sz="1" w:space="0" w:color="CCCCCC"/>
@@ -4539,7 +4862,7 @@
         </w:tc>
         <w:tc>
           <w:tcPr>
-            <w:tcW w:w="5160" w:type="dxa"/>
+            <w:tcW w:w="2756" w:type="pct"/>
             <w:tcBorders>
               <w:top w:val="single" w:sz="1" w:space="0" w:color="CCCCCC"/>
               <w:left w:val="single" w:sz="1" w:space="0" w:color="CCCCCC"/>
@@ -4569,7 +4892,7 @@
       <w:tr>
         <w:tc>
           <w:tcPr>
-            <w:tcW w:w="4200" w:type="dxa"/>
+            <w:tcW w:w="2244" w:type="pct"/>
             <w:tcBorders>
               <w:top w:val="single" w:sz="1" w:space="0" w:color="CCCCCC"/>
               <w:left w:val="single" w:sz="1" w:space="0" w:color="CCCCCC"/>
@@ -4599,7 +4922,7 @@
         </w:tc>
         <w:tc>
           <w:tcPr>
-            <w:tcW w:w="5160" w:type="dxa"/>
+            <w:tcW w:w="2756" w:type="pct"/>
             <w:tcBorders>
               <w:top w:val="single" w:sz="1" w:space="0" w:color="CCCCCC"/>
               <w:left w:val="single" w:sz="1" w:space="0" w:color="CCCCCC"/>
@@ -4651,7 +4974,7 @@
                     <pic:cNvPicPr/>
                   </pic:nvPicPr>
                   <pic:blipFill>
-                    <a:blip r:embed="rId14"/>
+                    <a:blip r:embed="rId15"/>
                     <a:stretch>
                       <a:fillRect/>
                     </a:stretch>
@@ -4674,10 +4997,37 @@
     </w:p>
     <w:p>
       <w:pPr>
+        <w:spacing w:before="40" w:after="40"/>
+        <w:rPr>
+          <w:b/>
+          <w:bCs/>
+          <w:color w:val="EE0000"/>
+        </w:rPr>
+      </w:pPr>
+      <w:r>
+        <w:rPr>
+          <w:rFonts w:hint="eastAsia"/>
+          <w:b/>
+          <w:bCs/>
+          <w:color w:val="EE0000"/>
+        </w:rPr>
+        <w:t>这里的安全区域需要使用新的，否则会影响交换模式的接口</w:t>
+      </w:r>
+    </w:p>
+    <w:p>
+      <w:pPr>
         <w:pStyle w:val="2"/>
       </w:pPr>
       <w:r>
-        <w:t>5.2 GE0/0/3 出口 NAT（极云2）</w:t>
+        <w:t>5.2 GE0/0/3 出口 NAT（</w:t>
+      </w:r>
+      <w:proofErr w:type="gramStart"/>
+      <w:r>
+        <w:t>极</w:t>
+      </w:r>
+      <w:proofErr w:type="gramEnd"/>
+      <w:r>
+        <w:t>云2）</w:t>
       </w:r>
     </w:p>
     <w:p>
@@ -4696,7 +5046,7 @@
     </w:p>
     <w:tbl>
       <w:tblPr>
-        <w:tblW w:w="9360" w:type="dxa"/>
+        <w:tblW w:w="5000" w:type="pct"/>
         <w:tblBorders>
           <w:top w:val="single" w:sz="1" w:space="0" w:color="CCCCCC"/>
           <w:left w:val="single" w:sz="1" w:space="0" w:color="CCCCCC"/>
@@ -4708,13 +5058,13 @@
         <w:tblLook w:val="04A0" w:firstRow="1" w:lastRow="0" w:firstColumn="1" w:lastColumn="0" w:noHBand="0" w:noVBand="1"/>
       </w:tblPr>
       <w:tblGrid>
-        <w:gridCol w:w="4200"/>
-        <w:gridCol w:w="5160"/>
+        <w:gridCol w:w="4361"/>
+        <w:gridCol w:w="5357"/>
       </w:tblGrid>
       <w:tr>
         <w:tc>
           <w:tcPr>
-            <w:tcW w:w="4200" w:type="dxa"/>
+            <w:tcW w:w="2244" w:type="pct"/>
             <w:tcBorders>
               <w:top w:val="single" w:sz="1" w:space="0" w:color="1F497D"/>
               <w:left w:val="single" w:sz="1" w:space="0" w:color="1F497D"/>
@@ -4748,7 +5098,7 @@
         </w:tc>
         <w:tc>
           <w:tcPr>
-            <w:tcW w:w="5160" w:type="dxa"/>
+            <w:tcW w:w="2756" w:type="pct"/>
             <w:tcBorders>
               <w:top w:val="single" w:sz="1" w:space="0" w:color="1F497D"/>
               <w:left w:val="single" w:sz="1" w:space="0" w:color="1F497D"/>
@@ -4767,6 +5117,7 @@
             <w:pPr>
               <w:jc w:val="center"/>
             </w:pPr>
+            <w:proofErr w:type="gramStart"/>
             <w:r>
               <w:rPr>
                 <w:rFonts w:eastAsia="微软雅黑"/>
@@ -4778,13 +5129,14 @@
               </w:rPr>
               <w:t>填写值</w:t>
             </w:r>
+            <w:proofErr w:type="gramEnd"/>
           </w:p>
         </w:tc>
       </w:tr>
       <w:tr>
         <w:tc>
           <w:tcPr>
-            <w:tcW w:w="4200" w:type="dxa"/>
+            <w:tcW w:w="2244" w:type="pct"/>
             <w:tcBorders>
               <w:top w:val="single" w:sz="1" w:space="0" w:color="CCCCCC"/>
               <w:left w:val="single" w:sz="1" w:space="0" w:color="CCCCCC"/>
@@ -4814,7 +5166,7 @@
         </w:tc>
         <w:tc>
           <w:tcPr>
-            <w:tcW w:w="5160" w:type="dxa"/>
+            <w:tcW w:w="2756" w:type="pct"/>
             <w:tcBorders>
               <w:top w:val="single" w:sz="1" w:space="0" w:color="CCCCCC"/>
               <w:left w:val="single" w:sz="1" w:space="0" w:color="CCCCCC"/>
@@ -4836,7 +5188,25 @@
                 <w:sz w:val="20"/>
                 <w:szCs w:val="20"/>
               </w:rPr>
-              <w:t>GE0/0/3 出口 NAT（极云2）</w:t>
+              <w:t>GE0/0/3 出口 NAT（</w:t>
+            </w:r>
+            <w:proofErr w:type="gramStart"/>
+            <w:r>
+              <w:rPr>
+                <w:rFonts w:eastAsia="微软雅黑"/>
+                <w:sz w:val="20"/>
+                <w:szCs w:val="20"/>
+              </w:rPr>
+              <w:t>极</w:t>
+            </w:r>
+            <w:proofErr w:type="gramEnd"/>
+            <w:r>
+              <w:rPr>
+                <w:rFonts w:eastAsia="微软雅黑"/>
+                <w:sz w:val="20"/>
+                <w:szCs w:val="20"/>
+              </w:rPr>
+              <w:t>云2）</w:t>
             </w:r>
           </w:p>
         </w:tc>
@@ -4844,7 +5214,7 @@
       <w:tr>
         <w:tc>
           <w:tcPr>
-            <w:tcW w:w="4200" w:type="dxa"/>
+            <w:tcW w:w="2244" w:type="pct"/>
             <w:tcBorders>
               <w:top w:val="single" w:sz="1" w:space="0" w:color="CCCCCC"/>
               <w:left w:val="single" w:sz="1" w:space="0" w:color="CCCCCC"/>
@@ -4874,7 +5244,7 @@
         </w:tc>
         <w:tc>
           <w:tcPr>
-            <w:tcW w:w="5160" w:type="dxa"/>
+            <w:tcW w:w="2756" w:type="pct"/>
             <w:tcBorders>
               <w:top w:val="single" w:sz="1" w:space="0" w:color="CCCCCC"/>
               <w:left w:val="single" w:sz="1" w:space="0" w:color="CCCCCC"/>
@@ -4892,11 +5262,27 @@
           <w:p>
             <w:r>
               <w:rPr>
-                <w:rFonts w:eastAsia="微软雅黑"/>
-                <w:sz w:val="20"/>
-                <w:szCs w:val="20"/>
-              </w:rPr>
-              <w:t>trust</w:t>
+                <w:rFonts w:eastAsia="微软雅黑" w:hint="eastAsia"/>
+                <w:sz w:val="20"/>
+                <w:szCs w:val="20"/>
+              </w:rPr>
+              <w:t>t</w:t>
+            </w:r>
+            <w:r>
+              <w:rPr>
+                <w:rFonts w:eastAsia="微软雅黑"/>
+                <w:sz w:val="20"/>
+                <w:szCs w:val="20"/>
+              </w:rPr>
+              <w:t>ust</w:t>
+            </w:r>
+            <w:r>
+              <w:rPr>
+                <w:rFonts w:eastAsia="微软雅黑" w:hint="eastAsia"/>
+                <w:sz w:val="20"/>
+                <w:szCs w:val="20"/>
+              </w:rPr>
+              <w:t>-2</w:t>
             </w:r>
           </w:p>
         </w:tc>
@@ -4904,7 +5290,7 @@
       <w:tr>
         <w:tc>
           <w:tcPr>
-            <w:tcW w:w="4200" w:type="dxa"/>
+            <w:tcW w:w="2244" w:type="pct"/>
             <w:tcBorders>
               <w:top w:val="single" w:sz="1" w:space="0" w:color="CCCCCC"/>
               <w:left w:val="single" w:sz="1" w:space="0" w:color="CCCCCC"/>
@@ -4934,7 +5320,7 @@
         </w:tc>
         <w:tc>
           <w:tcPr>
-            <w:tcW w:w="5160" w:type="dxa"/>
+            <w:tcW w:w="2756" w:type="pct"/>
             <w:tcBorders>
               <w:top w:val="single" w:sz="1" w:space="0" w:color="CCCCCC"/>
               <w:left w:val="single" w:sz="1" w:space="0" w:color="CCCCCC"/>
@@ -4956,7 +5342,15 @@
                 <w:sz w:val="20"/>
                 <w:szCs w:val="20"/>
               </w:rPr>
-              <w:t>untrust</w:t>
+              <w:t>utrust</w:t>
+            </w:r>
+            <w:r>
+              <w:rPr>
+                <w:rFonts w:eastAsia="微软雅黑" w:hint="eastAsia"/>
+                <w:sz w:val="20"/>
+                <w:szCs w:val="20"/>
+              </w:rPr>
+              <w:t>-2</w:t>
             </w:r>
           </w:p>
         </w:tc>
@@ -4964,7 +5358,7 @@
       <w:tr>
         <w:tc>
           <w:tcPr>
-            <w:tcW w:w="4200" w:type="dxa"/>
+            <w:tcW w:w="2244" w:type="pct"/>
             <w:tcBorders>
               <w:top w:val="single" w:sz="1" w:space="0" w:color="CCCCCC"/>
               <w:left w:val="single" w:sz="1" w:space="0" w:color="CCCCCC"/>
@@ -4994,7 +5388,7 @@
         </w:tc>
         <w:tc>
           <w:tcPr>
-            <w:tcW w:w="5160" w:type="dxa"/>
+            <w:tcW w:w="2756" w:type="pct"/>
             <w:tcBorders>
               <w:top w:val="single" w:sz="1" w:space="0" w:color="CCCCCC"/>
               <w:left w:val="single" w:sz="1" w:space="0" w:color="CCCCCC"/>
@@ -5024,7 +5418,7 @@
       <w:tr>
         <w:tc>
           <w:tcPr>
-            <w:tcW w:w="4200" w:type="dxa"/>
+            <w:tcW w:w="2244" w:type="pct"/>
             <w:tcBorders>
               <w:top w:val="single" w:sz="1" w:space="0" w:color="CCCCCC"/>
               <w:left w:val="single" w:sz="1" w:space="0" w:color="CCCCCC"/>
@@ -5055,7 +5449,7 @@
         </w:tc>
         <w:tc>
           <w:tcPr>
-            <w:tcW w:w="5160" w:type="dxa"/>
+            <w:tcW w:w="2756" w:type="pct"/>
             <w:tcBorders>
               <w:top w:val="single" w:sz="1" w:space="0" w:color="CCCCCC"/>
               <w:left w:val="single" w:sz="1" w:space="0" w:color="CCCCCC"/>
@@ -5085,7 +5479,7 @@
       <w:tr>
         <w:tc>
           <w:tcPr>
-            <w:tcW w:w="4200" w:type="dxa"/>
+            <w:tcW w:w="2244" w:type="pct"/>
             <w:tcBorders>
               <w:top w:val="single" w:sz="1" w:space="0" w:color="CCCCCC"/>
               <w:left w:val="single" w:sz="1" w:space="0" w:color="CCCCCC"/>
@@ -5115,7 +5509,7 @@
         </w:tc>
         <w:tc>
           <w:tcPr>
-            <w:tcW w:w="5160" w:type="dxa"/>
+            <w:tcW w:w="2756" w:type="pct"/>
             <w:tcBorders>
               <w:top w:val="single" w:sz="1" w:space="0" w:color="CCCCCC"/>
               <w:left w:val="single" w:sz="1" w:space="0" w:color="CCCCCC"/>
@@ -5167,7 +5561,7 @@
                     <pic:cNvPicPr/>
                   </pic:nvPicPr>
                   <pic:blipFill>
-                    <a:blip r:embed="rId15"/>
+                    <a:blip r:embed="rId16"/>
                     <a:stretch>
                       <a:fillRect/>
                     </a:stretch>
@@ -5243,11 +5637,66 @@
       <w:pPr>
         <w:spacing w:before="40" w:after="40"/>
       </w:pPr>
+      <w:r>
+        <w:rPr>
+          <w:noProof/>
+        </w:rPr>
+        <w:lastRenderedPageBreak/>
+        <w:drawing>
+          <wp:inline distT="0" distB="0" distL="0" distR="0" wp14:anchorId="1591B52F" wp14:editId="7F0A92FA">
+            <wp:extent cx="6172200" cy="5099050"/>
+            <wp:effectExtent l="0" t="0" r="0" b="6350"/>
+            <wp:docPr id="1581470200" name="图片 1"/>
+            <wp:cNvGraphicFramePr>
+              <a:graphicFrameLocks xmlns:a="http://schemas.openxmlformats.org/drawingml/2006/main" noChangeAspect="1"/>
+            </wp:cNvGraphicFramePr>
+            <a:graphic xmlns:a="http://schemas.openxmlformats.org/drawingml/2006/main">
+              <a:graphicData uri="http://schemas.openxmlformats.org/drawingml/2006/picture">
+                <pic:pic xmlns:pic="http://schemas.openxmlformats.org/drawingml/2006/picture">
+                  <pic:nvPicPr>
+                    <pic:cNvPr id="1581470200" name=""/>
+                    <pic:cNvPicPr/>
+                  </pic:nvPicPr>
+                  <pic:blipFill>
+                    <a:blip r:embed="rId17"/>
+                    <a:stretch>
+                      <a:fillRect/>
+                    </a:stretch>
+                  </pic:blipFill>
+                  <pic:spPr>
+                    <a:xfrm>
+                      <a:off x="0" y="0"/>
+                      <a:ext cx="6172200" cy="5099050"/>
+                    </a:xfrm>
+                    <a:prstGeom prst="rect">
+                      <a:avLst/>
+                    </a:prstGeom>
+                  </pic:spPr>
+                </pic:pic>
+              </a:graphicData>
+            </a:graphic>
+          </wp:inline>
+        </w:drawing>
+      </w:r>
     </w:p>
     <w:p>
       <w:pPr>
         <w:spacing w:before="40" w:after="40"/>
-      </w:pPr>
+        <w:rPr>
+          <w:b/>
+          <w:bCs/>
+          <w:color w:val="EE0000"/>
+        </w:rPr>
+      </w:pPr>
+      <w:r>
+        <w:rPr>
+          <w:rFonts w:hint="eastAsia"/>
+          <w:b/>
+          <w:bCs/>
+          <w:color w:val="EE0000"/>
+        </w:rPr>
+        <w:t>配置一条就可以正常使用了</w:t>
+      </w:r>
     </w:p>
     <w:p>
       <w:pPr>
@@ -5262,7 +5711,22 @@
         <w:pStyle w:val="2"/>
       </w:pPr>
       <w:r>
-        <w:t>6.1 内网访问公网（Trust → Untrust）</w:t>
+        <w:t>6.1 内网访问公网（Trust</w:t>
+      </w:r>
+      <w:r>
+        <w:rPr>
+          <w:rFonts w:hint="eastAsia"/>
+        </w:rPr>
+        <w:t>-2</w:t>
+      </w:r>
+      <w:r>
+        <w:t xml:space="preserve"> → </w:t>
+      </w:r>
+      <w:r>
+        <w:t>Untrust-2</w:t>
+      </w:r>
+      <w:r>
+        <w:t>）</w:t>
       </w:r>
     </w:p>
     <w:p>
@@ -5276,13 +5740,12 @@
           <w:sz w:val="21"/>
           <w:szCs w:val="21"/>
         </w:rPr>
-        <w:lastRenderedPageBreak/>
         <w:t>入口：策略 → 安全策略 → 新建</w:t>
       </w:r>
     </w:p>
     <w:tbl>
       <w:tblPr>
-        <w:tblW w:w="9360" w:type="dxa"/>
+        <w:tblW w:w="5000" w:type="pct"/>
         <w:tblBorders>
           <w:top w:val="single" w:sz="1" w:space="0" w:color="CCCCCC"/>
           <w:left w:val="single" w:sz="1" w:space="0" w:color="CCCCCC"/>
@@ -5294,13 +5757,13 @@
         <w:tblLook w:val="04A0" w:firstRow="1" w:lastRow="0" w:firstColumn="1" w:lastColumn="0" w:noHBand="0" w:noVBand="1"/>
       </w:tblPr>
       <w:tblGrid>
-        <w:gridCol w:w="4200"/>
-        <w:gridCol w:w="5160"/>
+        <w:gridCol w:w="4361"/>
+        <w:gridCol w:w="5357"/>
       </w:tblGrid>
       <w:tr>
         <w:tc>
           <w:tcPr>
-            <w:tcW w:w="4200" w:type="dxa"/>
+            <w:tcW w:w="2244" w:type="pct"/>
             <w:tcBorders>
               <w:top w:val="single" w:sz="1" w:space="0" w:color="1F497D"/>
               <w:left w:val="single" w:sz="1" w:space="0" w:color="1F497D"/>
@@ -5334,7 +5797,7 @@
         </w:tc>
         <w:tc>
           <w:tcPr>
-            <w:tcW w:w="5160" w:type="dxa"/>
+            <w:tcW w:w="2756" w:type="pct"/>
             <w:tcBorders>
               <w:top w:val="single" w:sz="1" w:space="0" w:color="1F497D"/>
               <w:left w:val="single" w:sz="1" w:space="0" w:color="1F497D"/>
@@ -5353,6 +5816,7 @@
             <w:pPr>
               <w:jc w:val="center"/>
             </w:pPr>
+            <w:proofErr w:type="gramStart"/>
             <w:r>
               <w:rPr>
                 <w:rFonts w:eastAsia="微软雅黑"/>
@@ -5364,13 +5828,14 @@
               </w:rPr>
               <w:t>填写值</w:t>
             </w:r>
+            <w:proofErr w:type="gramEnd"/>
           </w:p>
         </w:tc>
       </w:tr>
       <w:tr>
         <w:tc>
           <w:tcPr>
-            <w:tcW w:w="4200" w:type="dxa"/>
+            <w:tcW w:w="2244" w:type="pct"/>
             <w:tcBorders>
               <w:top w:val="single" w:sz="1" w:space="0" w:color="CCCCCC"/>
               <w:left w:val="single" w:sz="1" w:space="0" w:color="CCCCCC"/>
@@ -5400,7 +5865,7 @@
         </w:tc>
         <w:tc>
           <w:tcPr>
-            <w:tcW w:w="5160" w:type="dxa"/>
+            <w:tcW w:w="2756" w:type="pct"/>
             <w:tcBorders>
               <w:top w:val="single" w:sz="1" w:space="0" w:color="CCCCCC"/>
               <w:left w:val="single" w:sz="1" w:space="0" w:color="CCCCCC"/>
@@ -5422,7 +5887,15 @@
                 <w:sz w:val="20"/>
                 <w:szCs w:val="20"/>
               </w:rPr>
-              <w:t>TRUST_TO_UNTRUST</w:t>
+              <w:t>TRUST_TO_</w:t>
+            </w:r>
+            <w:r>
+              <w:rPr>
+                <w:rFonts w:eastAsia="微软雅黑"/>
+                <w:sz w:val="20"/>
+                <w:szCs w:val="20"/>
+              </w:rPr>
+              <w:t>UNTRUST-2</w:t>
             </w:r>
           </w:p>
         </w:tc>
@@ -5430,7 +5903,7 @@
       <w:tr>
         <w:tc>
           <w:tcPr>
-            <w:tcW w:w="4200" w:type="dxa"/>
+            <w:tcW w:w="2244" w:type="pct"/>
             <w:tcBorders>
               <w:top w:val="single" w:sz="1" w:space="0" w:color="CCCCCC"/>
               <w:left w:val="single" w:sz="1" w:space="0" w:color="CCCCCC"/>
@@ -5460,7 +5933,7 @@
         </w:tc>
         <w:tc>
           <w:tcPr>
-            <w:tcW w:w="5160" w:type="dxa"/>
+            <w:tcW w:w="2756" w:type="pct"/>
             <w:tcBorders>
               <w:top w:val="single" w:sz="1" w:space="0" w:color="CCCCCC"/>
               <w:left w:val="single" w:sz="1" w:space="0" w:color="CCCCCC"/>
@@ -5490,7 +5963,7 @@
       <w:tr>
         <w:tc>
           <w:tcPr>
-            <w:tcW w:w="4200" w:type="dxa"/>
+            <w:tcW w:w="2244" w:type="pct"/>
             <w:tcBorders>
               <w:top w:val="single" w:sz="1" w:space="0" w:color="CCCCCC"/>
               <w:left w:val="single" w:sz="1" w:space="0" w:color="CCCCCC"/>
@@ -5520,7 +5993,7 @@
         </w:tc>
         <w:tc>
           <w:tcPr>
-            <w:tcW w:w="5160" w:type="dxa"/>
+            <w:tcW w:w="2756" w:type="pct"/>
             <w:tcBorders>
               <w:top w:val="single" w:sz="1" w:space="0" w:color="CCCCCC"/>
               <w:left w:val="single" w:sz="1" w:space="0" w:color="CCCCCC"/>
@@ -5542,7 +6015,7 @@
                 <w:sz w:val="20"/>
                 <w:szCs w:val="20"/>
               </w:rPr>
-              <w:t>untrust</w:t>
+              <w:t>untrust-2</w:t>
             </w:r>
           </w:p>
         </w:tc>
@@ -5550,7 +6023,7 @@
       <w:tr>
         <w:tc>
           <w:tcPr>
-            <w:tcW w:w="4200" w:type="dxa"/>
+            <w:tcW w:w="2244" w:type="pct"/>
             <w:tcBorders>
               <w:top w:val="single" w:sz="1" w:space="0" w:color="CCCCCC"/>
               <w:left w:val="single" w:sz="1" w:space="0" w:color="CCCCCC"/>
@@ -5580,7 +6053,7 @@
         </w:tc>
         <w:tc>
           <w:tcPr>
-            <w:tcW w:w="5160" w:type="dxa"/>
+            <w:tcW w:w="2756" w:type="pct"/>
             <w:tcBorders>
               <w:top w:val="single" w:sz="1" w:space="0" w:color="CCCCCC"/>
               <w:left w:val="single" w:sz="1" w:space="0" w:color="CCCCCC"/>
@@ -5610,7 +6083,7 @@
       <w:tr>
         <w:tc>
           <w:tcPr>
-            <w:tcW w:w="4200" w:type="dxa"/>
+            <w:tcW w:w="2244" w:type="pct"/>
             <w:tcBorders>
               <w:top w:val="single" w:sz="1" w:space="0" w:color="CCCCCC"/>
               <w:left w:val="single" w:sz="1" w:space="0" w:color="CCCCCC"/>
@@ -5634,13 +6107,14 @@
                 <w:sz w:val="20"/>
                 <w:szCs w:val="20"/>
               </w:rPr>
+              <w:lastRenderedPageBreak/>
               <w:t>服务</w:t>
             </w:r>
           </w:p>
         </w:tc>
         <w:tc>
           <w:tcPr>
-            <w:tcW w:w="5160" w:type="dxa"/>
+            <w:tcW w:w="2756" w:type="pct"/>
             <w:tcBorders>
               <w:top w:val="single" w:sz="1" w:space="0" w:color="CCCCCC"/>
               <w:left w:val="single" w:sz="1" w:space="0" w:color="CCCCCC"/>
@@ -5670,7 +6144,7 @@
       <w:tr>
         <w:tc>
           <w:tcPr>
-            <w:tcW w:w="4200" w:type="dxa"/>
+            <w:tcW w:w="2244" w:type="pct"/>
             <w:tcBorders>
               <w:top w:val="single" w:sz="1" w:space="0" w:color="CCCCCC"/>
               <w:left w:val="single" w:sz="1" w:space="0" w:color="CCCCCC"/>
@@ -5700,7 +6174,7 @@
         </w:tc>
         <w:tc>
           <w:tcPr>
-            <w:tcW w:w="5160" w:type="dxa"/>
+            <w:tcW w:w="2756" w:type="pct"/>
             <w:tcBorders>
               <w:top w:val="single" w:sz="1" w:space="0" w:color="CCCCCC"/>
               <w:left w:val="single" w:sz="1" w:space="0" w:color="CCCCCC"/>
@@ -5732,6 +6206,46 @@
       <w:pPr>
         <w:spacing w:before="40" w:after="40"/>
       </w:pPr>
+      <w:r>
+        <w:rPr>
+          <w:noProof/>
+        </w:rPr>
+        <w:drawing>
+          <wp:inline distT="0" distB="0" distL="0" distR="0" wp14:anchorId="20B4E684" wp14:editId="132C7659">
+            <wp:extent cx="6172200" cy="1111250"/>
+            <wp:effectExtent l="0" t="0" r="0" b="0"/>
+            <wp:docPr id="76512014" name="图片 1"/>
+            <wp:cNvGraphicFramePr>
+              <a:graphicFrameLocks xmlns:a="http://schemas.openxmlformats.org/drawingml/2006/main" noChangeAspect="1"/>
+            </wp:cNvGraphicFramePr>
+            <a:graphic xmlns:a="http://schemas.openxmlformats.org/drawingml/2006/main">
+              <a:graphicData uri="http://schemas.openxmlformats.org/drawingml/2006/picture">
+                <pic:pic xmlns:pic="http://schemas.openxmlformats.org/drawingml/2006/picture">
+                  <pic:nvPicPr>
+                    <pic:cNvPr id="76512014" name=""/>
+                    <pic:cNvPicPr/>
+                  </pic:nvPicPr>
+                  <pic:blipFill>
+                    <a:blip r:embed="rId18"/>
+                    <a:stretch>
+                      <a:fillRect/>
+                    </a:stretch>
+                  </pic:blipFill>
+                  <pic:spPr>
+                    <a:xfrm>
+                      <a:off x="0" y="0"/>
+                      <a:ext cx="6172200" cy="1111250"/>
+                    </a:xfrm>
+                    <a:prstGeom prst="rect">
+                      <a:avLst/>
+                    </a:prstGeom>
+                  </pic:spPr>
+                </pic:pic>
+              </a:graphicData>
+            </a:graphic>
+          </wp:inline>
+        </w:drawing>
+      </w:r>
     </w:p>
     <w:p>
       <w:pPr>
@@ -5743,7 +6257,16 @@
         <w:pStyle w:val="2"/>
       </w:pPr>
       <w:r>
-        <w:t>6.2 内网管理设备（Trust → Local）</w:t>
+        <w:t>6.2 内网管理设备（Trust</w:t>
+      </w:r>
+      <w:r>
+        <w:rPr>
+          <w:rFonts w:hint="eastAsia"/>
+        </w:rPr>
+        <w:t>-2</w:t>
+      </w:r>
+      <w:r>
+        <w:t xml:space="preserve"> → Local）</w:t>
       </w:r>
     </w:p>
     <w:p>
@@ -5762,7 +6285,7 @@
     </w:p>
     <w:tbl>
       <w:tblPr>
-        <w:tblW w:w="9360" w:type="dxa"/>
+        <w:tblW w:w="5000" w:type="pct"/>
         <w:tblBorders>
           <w:top w:val="single" w:sz="1" w:space="0" w:color="CCCCCC"/>
           <w:left w:val="single" w:sz="1" w:space="0" w:color="CCCCCC"/>
@@ -5774,13 +6297,13 @@
         <w:tblLook w:val="04A0" w:firstRow="1" w:lastRow="0" w:firstColumn="1" w:lastColumn="0" w:noHBand="0" w:noVBand="1"/>
       </w:tblPr>
       <w:tblGrid>
-        <w:gridCol w:w="4200"/>
-        <w:gridCol w:w="5160"/>
+        <w:gridCol w:w="4361"/>
+        <w:gridCol w:w="5357"/>
       </w:tblGrid>
       <w:tr>
         <w:tc>
           <w:tcPr>
-            <w:tcW w:w="4200" w:type="dxa"/>
+            <w:tcW w:w="2244" w:type="pct"/>
             <w:tcBorders>
               <w:top w:val="single" w:sz="1" w:space="0" w:color="1F497D"/>
               <w:left w:val="single" w:sz="1" w:space="0" w:color="1F497D"/>
@@ -5814,7 +6337,7 @@
         </w:tc>
         <w:tc>
           <w:tcPr>
-            <w:tcW w:w="5160" w:type="dxa"/>
+            <w:tcW w:w="2756" w:type="pct"/>
             <w:tcBorders>
               <w:top w:val="single" w:sz="1" w:space="0" w:color="1F497D"/>
               <w:left w:val="single" w:sz="1" w:space="0" w:color="1F497D"/>
@@ -5833,6 +6356,7 @@
             <w:pPr>
               <w:jc w:val="center"/>
             </w:pPr>
+            <w:proofErr w:type="gramStart"/>
             <w:r>
               <w:rPr>
                 <w:rFonts w:eastAsia="微软雅黑"/>
@@ -5844,13 +6368,14 @@
               </w:rPr>
               <w:t>填写值</w:t>
             </w:r>
+            <w:proofErr w:type="gramEnd"/>
           </w:p>
         </w:tc>
       </w:tr>
       <w:tr>
         <w:tc>
           <w:tcPr>
-            <w:tcW w:w="4200" w:type="dxa"/>
+            <w:tcW w:w="2244" w:type="pct"/>
             <w:tcBorders>
               <w:top w:val="single" w:sz="1" w:space="0" w:color="CCCCCC"/>
               <w:left w:val="single" w:sz="1" w:space="0" w:color="CCCCCC"/>
@@ -5880,7 +6405,7 @@
         </w:tc>
         <w:tc>
           <w:tcPr>
-            <w:tcW w:w="5160" w:type="dxa"/>
+            <w:tcW w:w="2756" w:type="pct"/>
             <w:tcBorders>
               <w:top w:val="single" w:sz="1" w:space="0" w:color="CCCCCC"/>
               <w:left w:val="single" w:sz="1" w:space="0" w:color="CCCCCC"/>
@@ -5910,7 +6435,7 @@
       <w:tr>
         <w:tc>
           <w:tcPr>
-            <w:tcW w:w="4200" w:type="dxa"/>
+            <w:tcW w:w="2244" w:type="pct"/>
             <w:tcBorders>
               <w:top w:val="single" w:sz="1" w:space="0" w:color="CCCCCC"/>
               <w:left w:val="single" w:sz="1" w:space="0" w:color="CCCCCC"/>
@@ -5940,7 +6465,7 @@
         </w:tc>
         <w:tc>
           <w:tcPr>
-            <w:tcW w:w="5160" w:type="dxa"/>
+            <w:tcW w:w="2756" w:type="pct"/>
             <w:tcBorders>
               <w:top w:val="single" w:sz="1" w:space="0" w:color="CCCCCC"/>
               <w:left w:val="single" w:sz="1" w:space="0" w:color="CCCCCC"/>
@@ -5970,7 +6495,7 @@
       <w:tr>
         <w:tc>
           <w:tcPr>
-            <w:tcW w:w="4200" w:type="dxa"/>
+            <w:tcW w:w="2244" w:type="pct"/>
             <w:tcBorders>
               <w:top w:val="single" w:sz="1" w:space="0" w:color="CCCCCC"/>
               <w:left w:val="single" w:sz="1" w:space="0" w:color="CCCCCC"/>
@@ -6000,7 +6525,7 @@
         </w:tc>
         <w:tc>
           <w:tcPr>
-            <w:tcW w:w="5160" w:type="dxa"/>
+            <w:tcW w:w="2756" w:type="pct"/>
             <w:tcBorders>
               <w:top w:val="single" w:sz="1" w:space="0" w:color="CCCCCC"/>
               <w:left w:val="single" w:sz="1" w:space="0" w:color="CCCCCC"/>
@@ -6030,7 +6555,7 @@
       <w:tr>
         <w:tc>
           <w:tcPr>
-            <w:tcW w:w="4200" w:type="dxa"/>
+            <w:tcW w:w="2244" w:type="pct"/>
             <w:tcBorders>
               <w:top w:val="single" w:sz="1" w:space="0" w:color="CCCCCC"/>
               <w:left w:val="single" w:sz="1" w:space="0" w:color="CCCCCC"/>
@@ -6060,7 +6585,7 @@
         </w:tc>
         <w:tc>
           <w:tcPr>
-            <w:tcW w:w="5160" w:type="dxa"/>
+            <w:tcW w:w="2756" w:type="pct"/>
             <w:tcBorders>
               <w:top w:val="single" w:sz="1" w:space="0" w:color="CCCCCC"/>
               <w:left w:val="single" w:sz="1" w:space="0" w:color="CCCCCC"/>
@@ -6090,7 +6615,7 @@
       <w:tr>
         <w:tc>
           <w:tcPr>
-            <w:tcW w:w="4200" w:type="dxa"/>
+            <w:tcW w:w="2244" w:type="pct"/>
             <w:tcBorders>
               <w:top w:val="single" w:sz="1" w:space="0" w:color="CCCCCC"/>
               <w:left w:val="single" w:sz="1" w:space="0" w:color="CCCCCC"/>
@@ -6120,7 +6645,7 @@
         </w:tc>
         <w:tc>
           <w:tcPr>
-            <w:tcW w:w="5160" w:type="dxa"/>
+            <w:tcW w:w="2756" w:type="pct"/>
             <w:tcBorders>
               <w:top w:val="single" w:sz="1" w:space="0" w:color="CCCCCC"/>
               <w:left w:val="single" w:sz="1" w:space="0" w:color="CCCCCC"/>
@@ -6150,7 +6675,7 @@
       <w:tr>
         <w:tc>
           <w:tcPr>
-            <w:tcW w:w="4200" w:type="dxa"/>
+            <w:tcW w:w="2244" w:type="pct"/>
             <w:tcBorders>
               <w:top w:val="single" w:sz="1" w:space="0" w:color="CCCCCC"/>
               <w:left w:val="single" w:sz="1" w:space="0" w:color="CCCCCC"/>
@@ -6180,7 +6705,7 @@
         </w:tc>
         <w:tc>
           <w:tcPr>
-            <w:tcW w:w="5160" w:type="dxa"/>
+            <w:tcW w:w="2756" w:type="pct"/>
             <w:tcBorders>
               <w:top w:val="single" w:sz="1" w:space="0" w:color="CCCCCC"/>
               <w:left w:val="single" w:sz="1" w:space="0" w:color="CCCCCC"/>
@@ -6255,13 +6780,70 @@
           <w:sz w:val="21"/>
           <w:szCs w:val="21"/>
         </w:rPr>
-        <w:t>确认 TRUST_TO_UNTRUST 和 TRUST_TO_LOCAL 两条规则均处于「启用」状态，命中计数随流量增加。</w:t>
+        <w:t>确认 TRUST_TO_</w:t>
+      </w:r>
+      <w:r>
+        <w:rPr>
+          <w:rFonts w:eastAsia="微软雅黑"/>
+          <w:sz w:val="21"/>
+          <w:szCs w:val="21"/>
+        </w:rPr>
+        <w:t>UNTRUST-2</w:t>
+      </w:r>
+      <w:r>
+        <w:rPr>
+          <w:rFonts w:eastAsia="微软雅黑"/>
+          <w:sz w:val="21"/>
+          <w:szCs w:val="21"/>
+        </w:rPr>
+        <w:t xml:space="preserve"> 和 TRUST_TO_LOCAL 两条规则均处于「启用」状态，命中计数随流量增加。</w:t>
       </w:r>
     </w:p>
     <w:p>
       <w:pPr>
         <w:spacing w:before="40" w:after="40"/>
       </w:pPr>
+      <w:r>
+        <w:rPr>
+          <w:noProof/>
+        </w:rPr>
+        <w:lastRenderedPageBreak/>
+        <w:drawing>
+          <wp:inline distT="0" distB="0" distL="0" distR="0" wp14:anchorId="575D6DCE" wp14:editId="11DD4E18">
+            <wp:extent cx="6172200" cy="3463290"/>
+            <wp:effectExtent l="0" t="0" r="0" b="3810"/>
+            <wp:docPr id="1228727591" name="图片 1"/>
+            <wp:cNvGraphicFramePr>
+              <a:graphicFrameLocks xmlns:a="http://schemas.openxmlformats.org/drawingml/2006/main" noChangeAspect="1"/>
+            </wp:cNvGraphicFramePr>
+            <a:graphic xmlns:a="http://schemas.openxmlformats.org/drawingml/2006/main">
+              <a:graphicData uri="http://schemas.openxmlformats.org/drawingml/2006/picture">
+                <pic:pic xmlns:pic="http://schemas.openxmlformats.org/drawingml/2006/picture">
+                  <pic:nvPicPr>
+                    <pic:cNvPr id="1228727591" name=""/>
+                    <pic:cNvPicPr/>
+                  </pic:nvPicPr>
+                  <pic:blipFill>
+                    <a:blip r:embed="rId19"/>
+                    <a:stretch>
+                      <a:fillRect/>
+                    </a:stretch>
+                  </pic:blipFill>
+                  <pic:spPr>
+                    <a:xfrm>
+                      <a:off x="0" y="0"/>
+                      <a:ext cx="6172200" cy="3463290"/>
+                    </a:xfrm>
+                    <a:prstGeom prst="rect">
+                      <a:avLst/>
+                    </a:prstGeom>
+                  </pic:spPr>
+                </pic:pic>
+              </a:graphicData>
+            </a:graphic>
+          </wp:inline>
+        </w:drawing>
+      </w:r>
     </w:p>
     <w:p>
       <w:pPr>
@@ -6362,17 +6944,17 @@
     </w:p>
     <w:tbl>
       <w:tblPr>
-        <w:tblW w:w="9360" w:type="dxa"/>
+        <w:tblW w:w="5000" w:type="pct"/>
         <w:tblLook w:val="04A0" w:firstRow="1" w:lastRow="0" w:firstColumn="1" w:lastColumn="0" w:noHBand="0" w:noVBand="1"/>
       </w:tblPr>
       <w:tblGrid>
-        <w:gridCol w:w="4200"/>
-        <w:gridCol w:w="5160"/>
+        <w:gridCol w:w="4361"/>
+        <w:gridCol w:w="5357"/>
       </w:tblGrid>
       <w:tr>
         <w:tc>
           <w:tcPr>
-            <w:tcW w:w="4200" w:type="dxa"/>
+            <w:tcW w:w="2244" w:type="pct"/>
             <w:tcBorders>
               <w:top w:val="single" w:sz="1" w:space="0" w:color="1F497D"/>
               <w:left w:val="single" w:sz="1" w:space="0" w:color="1F497D"/>
@@ -6406,7 +6988,7 @@
         </w:tc>
         <w:tc>
           <w:tcPr>
-            <w:tcW w:w="5160" w:type="dxa"/>
+            <w:tcW w:w="2756" w:type="pct"/>
             <w:tcBorders>
               <w:top w:val="single" w:sz="1" w:space="0" w:color="1F497D"/>
               <w:left w:val="single" w:sz="1" w:space="0" w:color="1F497D"/>
@@ -6425,6 +7007,7 @@
             <w:pPr>
               <w:jc w:val="center"/>
             </w:pPr>
+            <w:proofErr w:type="gramStart"/>
             <w:r>
               <w:rPr>
                 <w:rFonts w:eastAsia="微软雅黑"/>
@@ -6436,13 +7019,14 @@
               </w:rPr>
               <w:t>填写值</w:t>
             </w:r>
+            <w:proofErr w:type="gramEnd"/>
           </w:p>
         </w:tc>
       </w:tr>
       <w:tr>
         <w:tc>
           <w:tcPr>
-            <w:tcW w:w="4200" w:type="dxa"/>
+            <w:tcW w:w="2244" w:type="pct"/>
             <w:tcBorders>
               <w:top w:val="single" w:sz="1" w:space="0" w:color="CCCCCC"/>
               <w:left w:val="single" w:sz="1" w:space="0" w:color="CCCCCC"/>
@@ -6472,7 +7056,7 @@
         </w:tc>
         <w:tc>
           <w:tcPr>
-            <w:tcW w:w="5160" w:type="dxa"/>
+            <w:tcW w:w="2756" w:type="pct"/>
             <w:tcBorders>
               <w:top w:val="single" w:sz="1" w:space="0" w:color="CCCCCC"/>
               <w:left w:val="single" w:sz="1" w:space="0" w:color="CCCCCC"/>
@@ -6503,7 +7087,7 @@
       <w:tr>
         <w:tc>
           <w:tcPr>
-            <w:tcW w:w="4200" w:type="dxa"/>
+            <w:tcW w:w="2244" w:type="pct"/>
             <w:tcBorders>
               <w:top w:val="single" w:sz="1" w:space="0" w:color="CCCCCC"/>
               <w:left w:val="single" w:sz="1" w:space="0" w:color="CCCCCC"/>
@@ -6533,7 +7117,7 @@
         </w:tc>
         <w:tc>
           <w:tcPr>
-            <w:tcW w:w="5160" w:type="dxa"/>
+            <w:tcW w:w="2756" w:type="pct"/>
             <w:tcBorders>
               <w:top w:val="single" w:sz="1" w:space="0" w:color="CCCCCC"/>
               <w:left w:val="single" w:sz="1" w:space="0" w:color="CCCCCC"/>
@@ -6555,7 +7139,25 @@
                 <w:sz w:val="20"/>
                 <w:szCs w:val="20"/>
               </w:rPr>
-              <w:t>XGE0/0/0（西信 182.140.240.121）</w:t>
+              <w:t>XGE0/0/0（</w:t>
+            </w:r>
+            <w:proofErr w:type="gramStart"/>
+            <w:r>
+              <w:rPr>
+                <w:rFonts w:eastAsia="微软雅黑"/>
+                <w:sz w:val="20"/>
+                <w:szCs w:val="20"/>
+              </w:rPr>
+              <w:t>西信</w:t>
+            </w:r>
+            <w:proofErr w:type="gramEnd"/>
+            <w:r>
+              <w:rPr>
+                <w:rFonts w:eastAsia="微软雅黑"/>
+                <w:sz w:val="20"/>
+                <w:szCs w:val="20"/>
+              </w:rPr>
+              <w:t xml:space="preserve"> 182.140.240.121）</w:t>
             </w:r>
           </w:p>
         </w:tc>
@@ -6563,7 +7165,7 @@
       <w:tr>
         <w:tc>
           <w:tcPr>
-            <w:tcW w:w="4200" w:type="dxa"/>
+            <w:tcW w:w="2244" w:type="pct"/>
             <w:tcBorders>
               <w:top w:val="single" w:sz="1" w:space="0" w:color="CCCCCC"/>
               <w:left w:val="single" w:sz="1" w:space="0" w:color="CCCCCC"/>
@@ -6593,7 +7195,7 @@
         </w:tc>
         <w:tc>
           <w:tcPr>
-            <w:tcW w:w="5160" w:type="dxa"/>
+            <w:tcW w:w="2756" w:type="pct"/>
             <w:tcBorders>
               <w:top w:val="single" w:sz="1" w:space="0" w:color="CCCCCC"/>
               <w:left w:val="single" w:sz="1" w:space="0" w:color="CCCCCC"/>
@@ -6623,7 +7225,7 @@
       <w:tr>
         <w:tc>
           <w:tcPr>
-            <w:tcW w:w="4200" w:type="dxa"/>
+            <w:tcW w:w="2244" w:type="pct"/>
             <w:tcBorders>
               <w:top w:val="single" w:sz="1" w:space="0" w:color="CCCCCC"/>
               <w:left w:val="single" w:sz="1" w:space="0" w:color="CCCCCC"/>
@@ -6653,7 +7255,7 @@
         </w:tc>
         <w:tc>
           <w:tcPr>
-            <w:tcW w:w="5160" w:type="dxa"/>
+            <w:tcW w:w="2756" w:type="pct"/>
             <w:tcBorders>
               <w:top w:val="single" w:sz="1" w:space="0" w:color="CCCCCC"/>
               <w:left w:val="single" w:sz="1" w:space="0" w:color="CCCCCC"/>
@@ -6699,7 +7301,7 @@
       <w:tr>
         <w:tc>
           <w:tcPr>
-            <w:tcW w:w="4200" w:type="dxa"/>
+            <w:tcW w:w="2244" w:type="pct"/>
             <w:tcBorders>
               <w:top w:val="single" w:sz="1" w:space="0" w:color="CCCCCC"/>
               <w:left w:val="single" w:sz="1" w:space="0" w:color="CCCCCC"/>
@@ -6729,7 +7331,7 @@
         </w:tc>
         <w:tc>
           <w:tcPr>
-            <w:tcW w:w="5160" w:type="dxa"/>
+            <w:tcW w:w="2756" w:type="pct"/>
             <w:tcBorders>
               <w:top w:val="single" w:sz="1" w:space="0" w:color="CCCCCC"/>
               <w:left w:val="single" w:sz="1" w:space="0" w:color="CCCCCC"/>
@@ -6767,7 +7369,7 @@
       <w:tr>
         <w:tc>
           <w:tcPr>
-            <w:tcW w:w="4200" w:type="dxa"/>
+            <w:tcW w:w="2244" w:type="pct"/>
             <w:tcBorders>
               <w:top w:val="single" w:sz="1" w:space="0" w:color="CCCCCC"/>
               <w:left w:val="single" w:sz="1" w:space="0" w:color="CCCCCC"/>
@@ -6797,7 +7399,7 @@
         </w:tc>
         <w:tc>
           <w:tcPr>
-            <w:tcW w:w="5160" w:type="dxa"/>
+            <w:tcW w:w="2756" w:type="pct"/>
             <w:tcBorders>
               <w:top w:val="single" w:sz="1" w:space="0" w:color="CCCCCC"/>
               <w:left w:val="single" w:sz="1" w:space="0" w:color="CCCCCC"/>
@@ -6843,7 +7445,7 @@
       <w:tr>
         <w:tc>
           <w:tcPr>
-            <w:tcW w:w="4200" w:type="dxa"/>
+            <w:tcW w:w="2244" w:type="pct"/>
             <w:tcBorders>
               <w:top w:val="single" w:sz="1" w:space="0" w:color="CCCCCC"/>
               <w:left w:val="single" w:sz="1" w:space="0" w:color="CCCCCC"/>
@@ -6867,13 +7469,14 @@
                 <w:sz w:val="20"/>
                 <w:szCs w:val="20"/>
               </w:rPr>
+              <w:lastRenderedPageBreak/>
               <w:t>动作</w:t>
             </w:r>
           </w:p>
         </w:tc>
         <w:tc>
           <w:tcPr>
-            <w:tcW w:w="5160" w:type="dxa"/>
+            <w:tcW w:w="2756" w:type="pct"/>
             <w:tcBorders>
               <w:top w:val="single" w:sz="1" w:space="0" w:color="CCCCCC"/>
               <w:left w:val="single" w:sz="1" w:space="0" w:color="CCCCCC"/>
@@ -6909,7 +7512,6 @@
         <w:rPr>
           <w:noProof/>
         </w:rPr>
-        <w:lastRenderedPageBreak/>
         <w:drawing>
           <wp:inline distT="0" distB="0" distL="0" distR="0" wp14:anchorId="53872010" wp14:editId="32BC9568">
             <wp:extent cx="6172200" cy="3871595"/>
@@ -6926,7 +7528,7 @@
                     <pic:cNvPicPr/>
                   </pic:nvPicPr>
                   <pic:blipFill>
-                    <a:blip r:embed="rId16"/>
+                    <a:blip r:embed="rId20"/>
                     <a:stretch>
                       <a:fillRect/>
                     </a:stretch>
@@ -6971,7 +7573,7 @@
                     <pic:cNvPicPr/>
                   </pic:nvPicPr>
                   <pic:blipFill>
-                    <a:blip r:embed="rId17"/>
+                    <a:blip r:embed="rId21"/>
                     <a:stretch>
                       <a:fillRect/>
                     </a:stretch>
@@ -7000,6 +7602,7 @@
         <w:rPr>
           <w:rFonts w:hint="eastAsia"/>
         </w:rPr>
+        <w:lastRenderedPageBreak/>
         <w:t>八</w:t>
       </w:r>
       <w:r>
@@ -7014,8 +7617,21 @@
         <w:rPr>
           <w:rFonts w:eastAsia="微软雅黑"/>
         </w:rPr>
-        <w:lastRenderedPageBreak/>
-        <w:t>通过链路健康检测，当主链路（XGE0/0/0 西信）故障时自动切换到备链路（GE0/0/3 极云2），恢复后自动切回。</w:t>
+        <w:t xml:space="preserve">通过链路健康检测，当主链路（XGE0/0/0 西信）故障时自动切换到备链路（GE0/0/3 </w:t>
+      </w:r>
+      <w:proofErr w:type="gramStart"/>
+      <w:r>
+        <w:rPr>
+          <w:rFonts w:eastAsia="微软雅黑"/>
+        </w:rPr>
+        <w:t>极</w:t>
+      </w:r>
+      <w:proofErr w:type="gramEnd"/>
+      <w:r>
+        <w:rPr>
+          <w:rFonts w:eastAsia="微软雅黑"/>
+        </w:rPr>
+        <w:t>云2），恢复后自动切回。</w:t>
       </w:r>
     </w:p>
     <w:p>
@@ -7062,1063 +7678,6 @@
           <w:szCs w:val="21"/>
         </w:rPr>
         <w:t>分别为两条出口链路创建检测实例：</w:t>
-      </w:r>
-    </w:p>
-    <w:tbl>
-      <w:tblPr>
-        <w:tblW w:w="9360" w:type="dxa"/>
-        <w:tblLook w:val="04A0" w:firstRow="1" w:lastRow="0" w:firstColumn="1" w:lastColumn="0" w:noHBand="0" w:noVBand="1"/>
-      </w:tblPr>
-      <w:tblGrid>
-        <w:gridCol w:w="4200"/>
-        <w:gridCol w:w="5160"/>
-      </w:tblGrid>
-      <w:tr>
-        <w:tc>
-          <w:tcPr>
-            <w:tcW w:w="4200" w:type="dxa"/>
-            <w:tcBorders>
-              <w:top w:val="single" w:sz="1" w:space="0" w:color="1F497D"/>
-              <w:left w:val="single" w:sz="1" w:space="0" w:color="1F497D"/>
-              <w:bottom w:val="single" w:sz="1" w:space="0" w:color="1F497D"/>
-              <w:right w:val="single" w:sz="1" w:space="0" w:color="1F497D"/>
-            </w:tcBorders>
-            <w:shd w:val="clear" w:color="auto" w:fill="1F497D"/>
-            <w:tcMar>
-              <w:top w:w="80" w:type="dxa"/>
-              <w:left w:w="120" w:type="dxa"/>
-              <w:bottom w:w="80" w:type="dxa"/>
-              <w:right w:w="120" w:type="dxa"/>
-            </w:tcMar>
-          </w:tcPr>
-          <w:p>
-            <w:pPr>
-              <w:jc w:val="center"/>
-            </w:pPr>
-            <w:r>
-              <w:rPr>
-                <w:rFonts w:eastAsia="微软雅黑"/>
-                <w:b/>
-                <w:bCs/>
-                <w:color w:val="FFFFFF"/>
-                <w:sz w:val="20"/>
-                <w:szCs w:val="20"/>
-              </w:rPr>
-              <w:t>参数</w:t>
-            </w:r>
-          </w:p>
-        </w:tc>
-        <w:tc>
-          <w:tcPr>
-            <w:tcW w:w="5160" w:type="dxa"/>
-            <w:tcBorders>
-              <w:top w:val="single" w:sz="1" w:space="0" w:color="1F497D"/>
-              <w:left w:val="single" w:sz="1" w:space="0" w:color="1F497D"/>
-              <w:bottom w:val="single" w:sz="1" w:space="0" w:color="1F497D"/>
-              <w:right w:val="single" w:sz="1" w:space="0" w:color="1F497D"/>
-            </w:tcBorders>
-            <w:shd w:val="clear" w:color="auto" w:fill="1F497D"/>
-            <w:tcMar>
-              <w:top w:w="80" w:type="dxa"/>
-              <w:left w:w="120" w:type="dxa"/>
-              <w:bottom w:w="80" w:type="dxa"/>
-              <w:right w:w="120" w:type="dxa"/>
-            </w:tcMar>
-          </w:tcPr>
-          <w:p>
-            <w:pPr>
-              <w:jc w:val="center"/>
-            </w:pPr>
-            <w:r>
-              <w:rPr>
-                <w:rFonts w:eastAsia="微软雅黑"/>
-                <w:b/>
-                <w:bCs/>
-                <w:color w:val="FFFFFF"/>
-                <w:sz w:val="20"/>
-                <w:szCs w:val="20"/>
-              </w:rPr>
-              <w:t>填写值</w:t>
-            </w:r>
-          </w:p>
-        </w:tc>
-      </w:tr>
-      <w:tr>
-        <w:tc>
-          <w:tcPr>
-            <w:tcW w:w="4200" w:type="dxa"/>
-            <w:tcBorders>
-              <w:top w:val="single" w:sz="1" w:space="0" w:color="CCCCCC"/>
-              <w:left w:val="single" w:sz="1" w:space="0" w:color="CCCCCC"/>
-              <w:bottom w:val="single" w:sz="1" w:space="0" w:color="CCCCCC"/>
-              <w:right w:val="single" w:sz="1" w:space="0" w:color="CCCCCC"/>
-            </w:tcBorders>
-            <w:shd w:val="clear" w:color="auto" w:fill="DEEAF1"/>
-            <w:tcMar>
-              <w:top w:w="80" w:type="dxa"/>
-              <w:left w:w="120" w:type="dxa"/>
-              <w:bottom w:w="80" w:type="dxa"/>
-              <w:right w:w="120" w:type="dxa"/>
-            </w:tcMar>
-          </w:tcPr>
-          <w:p>
-            <w:r>
-              <w:rPr>
-                <w:rFonts w:eastAsia="微软雅黑"/>
-                <w:b/>
-                <w:bCs/>
-                <w:sz w:val="20"/>
-                <w:szCs w:val="20"/>
-              </w:rPr>
-              <w:t>检测名称</w:t>
-            </w:r>
-          </w:p>
-        </w:tc>
-        <w:tc>
-          <w:tcPr>
-            <w:tcW w:w="5160" w:type="dxa"/>
-            <w:tcBorders>
-              <w:top w:val="single" w:sz="1" w:space="0" w:color="CCCCCC"/>
-              <w:left w:val="single" w:sz="1" w:space="0" w:color="CCCCCC"/>
-              <w:bottom w:val="single" w:sz="1" w:space="0" w:color="CCCCCC"/>
-              <w:right w:val="single" w:sz="1" w:space="0" w:color="CCCCCC"/>
-            </w:tcBorders>
-            <w:shd w:val="clear" w:color="auto" w:fill="DEEAF1"/>
-            <w:tcMar>
-              <w:top w:w="80" w:type="dxa"/>
-              <w:left w:w="120" w:type="dxa"/>
-              <w:bottom w:w="80" w:type="dxa"/>
-              <w:right w:w="120" w:type="dxa"/>
-            </w:tcMar>
-          </w:tcPr>
-          <w:p>
-            <w:r>
-              <w:rPr>
-                <w:rFonts w:eastAsia="微软雅黑"/>
-                <w:sz w:val="20"/>
-                <w:szCs w:val="20"/>
-              </w:rPr>
-              <w:t>CHECK_XSX</w:t>
-            </w:r>
-          </w:p>
-        </w:tc>
-      </w:tr>
-      <w:tr>
-        <w:tc>
-          <w:tcPr>
-            <w:tcW w:w="4200" w:type="dxa"/>
-            <w:tcBorders>
-              <w:top w:val="single" w:sz="1" w:space="0" w:color="CCCCCC"/>
-              <w:left w:val="single" w:sz="1" w:space="0" w:color="CCCCCC"/>
-              <w:bottom w:val="single" w:sz="1" w:space="0" w:color="CCCCCC"/>
-              <w:right w:val="single" w:sz="1" w:space="0" w:color="CCCCCC"/>
-            </w:tcBorders>
-            <w:shd w:val="clear" w:color="auto" w:fill="FFFFFF"/>
-            <w:tcMar>
-              <w:top w:w="80" w:type="dxa"/>
-              <w:left w:w="120" w:type="dxa"/>
-              <w:bottom w:w="80" w:type="dxa"/>
-              <w:right w:w="120" w:type="dxa"/>
-            </w:tcMar>
-          </w:tcPr>
-          <w:p>
-            <w:r>
-              <w:rPr>
-                <w:rFonts w:eastAsia="微软雅黑"/>
-                <w:b/>
-                <w:bCs/>
-                <w:sz w:val="20"/>
-                <w:szCs w:val="20"/>
-              </w:rPr>
-              <w:t>检测接口</w:t>
-            </w:r>
-          </w:p>
-        </w:tc>
-        <w:tc>
-          <w:tcPr>
-            <w:tcW w:w="5160" w:type="dxa"/>
-            <w:tcBorders>
-              <w:top w:val="single" w:sz="1" w:space="0" w:color="CCCCCC"/>
-              <w:left w:val="single" w:sz="1" w:space="0" w:color="CCCCCC"/>
-              <w:bottom w:val="single" w:sz="1" w:space="0" w:color="CCCCCC"/>
-              <w:right w:val="single" w:sz="1" w:space="0" w:color="CCCCCC"/>
-            </w:tcBorders>
-            <w:shd w:val="clear" w:color="auto" w:fill="FFFFFF"/>
-            <w:tcMar>
-              <w:top w:w="80" w:type="dxa"/>
-              <w:left w:w="120" w:type="dxa"/>
-              <w:bottom w:w="80" w:type="dxa"/>
-              <w:right w:w="120" w:type="dxa"/>
-            </w:tcMar>
-          </w:tcPr>
-          <w:p>
-            <w:r>
-              <w:rPr>
-                <w:rFonts w:eastAsia="微软雅黑"/>
-                <w:sz w:val="20"/>
-                <w:szCs w:val="20"/>
-              </w:rPr>
-              <w:t>XGE0/0/0</w:t>
-            </w:r>
-          </w:p>
-        </w:tc>
-      </w:tr>
-      <w:tr>
-        <w:tc>
-          <w:tcPr>
-            <w:tcW w:w="4200" w:type="dxa"/>
-            <w:tcBorders>
-              <w:top w:val="single" w:sz="1" w:space="0" w:color="CCCCCC"/>
-              <w:left w:val="single" w:sz="1" w:space="0" w:color="CCCCCC"/>
-              <w:bottom w:val="single" w:sz="1" w:space="0" w:color="CCCCCC"/>
-              <w:right w:val="single" w:sz="1" w:space="0" w:color="CCCCCC"/>
-            </w:tcBorders>
-            <w:shd w:val="clear" w:color="auto" w:fill="DEEAF1"/>
-            <w:tcMar>
-              <w:top w:w="80" w:type="dxa"/>
-              <w:left w:w="120" w:type="dxa"/>
-              <w:bottom w:w="80" w:type="dxa"/>
-              <w:right w:w="120" w:type="dxa"/>
-            </w:tcMar>
-          </w:tcPr>
-          <w:p>
-            <w:r>
-              <w:rPr>
-                <w:rFonts w:eastAsia="微软雅黑"/>
-                <w:b/>
-                <w:bCs/>
-                <w:sz w:val="20"/>
-                <w:szCs w:val="20"/>
-              </w:rPr>
-              <w:t>检测方式</w:t>
-            </w:r>
-          </w:p>
-        </w:tc>
-        <w:tc>
-          <w:tcPr>
-            <w:tcW w:w="5160" w:type="dxa"/>
-            <w:tcBorders>
-              <w:top w:val="single" w:sz="1" w:space="0" w:color="CCCCCC"/>
-              <w:left w:val="single" w:sz="1" w:space="0" w:color="CCCCCC"/>
-              <w:bottom w:val="single" w:sz="1" w:space="0" w:color="CCCCCC"/>
-              <w:right w:val="single" w:sz="1" w:space="0" w:color="CCCCCC"/>
-            </w:tcBorders>
-            <w:shd w:val="clear" w:color="auto" w:fill="DEEAF1"/>
-            <w:tcMar>
-              <w:top w:w="80" w:type="dxa"/>
-              <w:left w:w="120" w:type="dxa"/>
-              <w:bottom w:w="80" w:type="dxa"/>
-              <w:right w:w="120" w:type="dxa"/>
-            </w:tcMar>
-          </w:tcPr>
-          <w:p>
-            <w:r>
-              <w:rPr>
-                <w:rFonts w:eastAsia="微软雅黑"/>
-                <w:sz w:val="20"/>
-                <w:szCs w:val="20"/>
-              </w:rPr>
-              <w:t>ICMP Ping</w:t>
-            </w:r>
-          </w:p>
-        </w:tc>
-      </w:tr>
-      <w:tr>
-        <w:tc>
-          <w:tcPr>
-            <w:tcW w:w="4200" w:type="dxa"/>
-            <w:tcBorders>
-              <w:top w:val="single" w:sz="1" w:space="0" w:color="CCCCCC"/>
-              <w:left w:val="single" w:sz="1" w:space="0" w:color="CCCCCC"/>
-              <w:bottom w:val="single" w:sz="1" w:space="0" w:color="CCCCCC"/>
-              <w:right w:val="single" w:sz="1" w:space="0" w:color="CCCCCC"/>
-            </w:tcBorders>
-            <w:shd w:val="clear" w:color="auto" w:fill="FFFFFF"/>
-            <w:tcMar>
-              <w:top w:w="80" w:type="dxa"/>
-              <w:left w:w="120" w:type="dxa"/>
-              <w:bottom w:w="80" w:type="dxa"/>
-              <w:right w:w="120" w:type="dxa"/>
-            </w:tcMar>
-          </w:tcPr>
-          <w:p>
-            <w:r>
-              <w:rPr>
-                <w:rFonts w:eastAsia="微软雅黑"/>
-                <w:b/>
-                <w:bCs/>
-                <w:sz w:val="20"/>
-                <w:szCs w:val="20"/>
-              </w:rPr>
-              <w:t>目标地址</w:t>
-            </w:r>
-          </w:p>
-        </w:tc>
-        <w:tc>
-          <w:tcPr>
-            <w:tcW w:w="5160" w:type="dxa"/>
-            <w:tcBorders>
-              <w:top w:val="single" w:sz="1" w:space="0" w:color="CCCCCC"/>
-              <w:left w:val="single" w:sz="1" w:space="0" w:color="CCCCCC"/>
-              <w:bottom w:val="single" w:sz="1" w:space="0" w:color="CCCCCC"/>
-              <w:right w:val="single" w:sz="1" w:space="0" w:color="CCCCCC"/>
-            </w:tcBorders>
-            <w:shd w:val="clear" w:color="auto" w:fill="FFFFFF"/>
-            <w:tcMar>
-              <w:top w:w="80" w:type="dxa"/>
-              <w:left w:w="120" w:type="dxa"/>
-              <w:bottom w:w="80" w:type="dxa"/>
-              <w:right w:w="120" w:type="dxa"/>
-            </w:tcMar>
-          </w:tcPr>
-          <w:p>
-            <w:r>
-              <w:rPr>
-                <w:rFonts w:eastAsia="微软雅黑"/>
-                <w:sz w:val="20"/>
-                <w:szCs w:val="20"/>
-              </w:rPr>
-              <w:t>182.140.240.1（西信网关）</w:t>
-            </w:r>
-          </w:p>
-        </w:tc>
-      </w:tr>
-      <w:tr>
-        <w:tc>
-          <w:tcPr>
-            <w:tcW w:w="4200" w:type="dxa"/>
-            <w:tcBorders>
-              <w:top w:val="single" w:sz="1" w:space="0" w:color="CCCCCC"/>
-              <w:left w:val="single" w:sz="1" w:space="0" w:color="CCCCCC"/>
-              <w:bottom w:val="single" w:sz="1" w:space="0" w:color="CCCCCC"/>
-              <w:right w:val="single" w:sz="1" w:space="0" w:color="CCCCCC"/>
-            </w:tcBorders>
-            <w:shd w:val="clear" w:color="auto" w:fill="DEEAF1"/>
-            <w:tcMar>
-              <w:top w:w="80" w:type="dxa"/>
-              <w:left w:w="120" w:type="dxa"/>
-              <w:bottom w:w="80" w:type="dxa"/>
-              <w:right w:w="120" w:type="dxa"/>
-            </w:tcMar>
-          </w:tcPr>
-          <w:p>
-            <w:r>
-              <w:rPr>
-                <w:rFonts w:eastAsia="微软雅黑"/>
-                <w:b/>
-                <w:bCs/>
-                <w:sz w:val="20"/>
-                <w:szCs w:val="20"/>
-              </w:rPr>
-              <w:t>检测间隔</w:t>
-            </w:r>
-          </w:p>
-        </w:tc>
-        <w:tc>
-          <w:tcPr>
-            <w:tcW w:w="5160" w:type="dxa"/>
-            <w:tcBorders>
-              <w:top w:val="single" w:sz="1" w:space="0" w:color="CCCCCC"/>
-              <w:left w:val="single" w:sz="1" w:space="0" w:color="CCCCCC"/>
-              <w:bottom w:val="single" w:sz="1" w:space="0" w:color="CCCCCC"/>
-              <w:right w:val="single" w:sz="1" w:space="0" w:color="CCCCCC"/>
-            </w:tcBorders>
-            <w:shd w:val="clear" w:color="auto" w:fill="DEEAF1"/>
-            <w:tcMar>
-              <w:top w:w="80" w:type="dxa"/>
-              <w:left w:w="120" w:type="dxa"/>
-              <w:bottom w:w="80" w:type="dxa"/>
-              <w:right w:w="120" w:type="dxa"/>
-            </w:tcMar>
-          </w:tcPr>
-          <w:p>
-            <w:r>
-              <w:rPr>
-                <w:rFonts w:eastAsia="微软雅黑"/>
-                <w:sz w:val="20"/>
-                <w:szCs w:val="20"/>
-              </w:rPr>
-              <w:t>10 秒</w:t>
-            </w:r>
-          </w:p>
-        </w:tc>
-      </w:tr>
-      <w:tr>
-        <w:tc>
-          <w:tcPr>
-            <w:tcW w:w="4200" w:type="dxa"/>
-            <w:tcBorders>
-              <w:top w:val="single" w:sz="1" w:space="0" w:color="CCCCCC"/>
-              <w:left w:val="single" w:sz="1" w:space="0" w:color="CCCCCC"/>
-              <w:bottom w:val="single" w:sz="1" w:space="0" w:color="CCCCCC"/>
-              <w:right w:val="single" w:sz="1" w:space="0" w:color="CCCCCC"/>
-            </w:tcBorders>
-            <w:shd w:val="clear" w:color="auto" w:fill="FFFFFF"/>
-            <w:tcMar>
-              <w:top w:w="80" w:type="dxa"/>
-              <w:left w:w="120" w:type="dxa"/>
-              <w:bottom w:w="80" w:type="dxa"/>
-              <w:right w:w="120" w:type="dxa"/>
-            </w:tcMar>
-          </w:tcPr>
-          <w:p>
-            <w:r>
-              <w:rPr>
-                <w:rFonts w:eastAsia="微软雅黑"/>
-                <w:b/>
-                <w:bCs/>
-                <w:sz w:val="20"/>
-                <w:szCs w:val="20"/>
-              </w:rPr>
-              <w:t>失败阈值</w:t>
-            </w:r>
-          </w:p>
-        </w:tc>
-        <w:tc>
-          <w:tcPr>
-            <w:tcW w:w="5160" w:type="dxa"/>
-            <w:tcBorders>
-              <w:top w:val="single" w:sz="1" w:space="0" w:color="CCCCCC"/>
-              <w:left w:val="single" w:sz="1" w:space="0" w:color="CCCCCC"/>
-              <w:bottom w:val="single" w:sz="1" w:space="0" w:color="CCCCCC"/>
-              <w:right w:val="single" w:sz="1" w:space="0" w:color="CCCCCC"/>
-            </w:tcBorders>
-            <w:shd w:val="clear" w:color="auto" w:fill="FFFFFF"/>
-            <w:tcMar>
-              <w:top w:w="80" w:type="dxa"/>
-              <w:left w:w="120" w:type="dxa"/>
-              <w:bottom w:w="80" w:type="dxa"/>
-              <w:right w:w="120" w:type="dxa"/>
-            </w:tcMar>
-          </w:tcPr>
-          <w:p>
-            <w:r>
-              <w:rPr>
-                <w:rFonts w:eastAsia="微软雅黑"/>
-                <w:sz w:val="20"/>
-                <w:szCs w:val="20"/>
-              </w:rPr>
-              <w:t>连续 3 次失败判断链路故障</w:t>
-            </w:r>
-          </w:p>
-        </w:tc>
-      </w:tr>
-      <w:tr>
-        <w:tc>
-          <w:tcPr>
-            <w:tcW w:w="4200" w:type="dxa"/>
-            <w:tcBorders>
-              <w:top w:val="single" w:sz="1" w:space="0" w:color="CCCCCC"/>
-              <w:left w:val="single" w:sz="1" w:space="0" w:color="CCCCCC"/>
-              <w:bottom w:val="single" w:sz="1" w:space="0" w:color="CCCCCC"/>
-              <w:right w:val="single" w:sz="1" w:space="0" w:color="CCCCCC"/>
-            </w:tcBorders>
-            <w:shd w:val="clear" w:color="auto" w:fill="DEEAF1"/>
-            <w:tcMar>
-              <w:top w:w="80" w:type="dxa"/>
-              <w:left w:w="120" w:type="dxa"/>
-              <w:bottom w:w="80" w:type="dxa"/>
-              <w:right w:w="120" w:type="dxa"/>
-            </w:tcMar>
-          </w:tcPr>
-          <w:p>
-            <w:r>
-              <w:rPr>
-                <w:rFonts w:eastAsia="微软雅黑"/>
-                <w:b/>
-                <w:bCs/>
-                <w:sz w:val="20"/>
-                <w:szCs w:val="20"/>
-              </w:rPr>
-              <w:t>恢复阈值</w:t>
-            </w:r>
-          </w:p>
-        </w:tc>
-        <w:tc>
-          <w:tcPr>
-            <w:tcW w:w="5160" w:type="dxa"/>
-            <w:tcBorders>
-              <w:top w:val="single" w:sz="1" w:space="0" w:color="CCCCCC"/>
-              <w:left w:val="single" w:sz="1" w:space="0" w:color="CCCCCC"/>
-              <w:bottom w:val="single" w:sz="1" w:space="0" w:color="CCCCCC"/>
-              <w:right w:val="single" w:sz="1" w:space="0" w:color="CCCCCC"/>
-            </w:tcBorders>
-            <w:shd w:val="clear" w:color="auto" w:fill="DEEAF1"/>
-            <w:tcMar>
-              <w:top w:w="80" w:type="dxa"/>
-              <w:left w:w="120" w:type="dxa"/>
-              <w:bottom w:w="80" w:type="dxa"/>
-              <w:right w:w="120" w:type="dxa"/>
-            </w:tcMar>
-          </w:tcPr>
-          <w:p>
-            <w:r>
-              <w:rPr>
-                <w:rFonts w:eastAsia="微软雅黑"/>
-                <w:sz w:val="20"/>
-                <w:szCs w:val="20"/>
-              </w:rPr>
-              <w:t>连续 3 次成功判断链路恢复</w:t>
-            </w:r>
-          </w:p>
-        </w:tc>
-      </w:tr>
-    </w:tbl>
-    <w:p>
-      <w:pPr>
-        <w:spacing w:before="40" w:after="40"/>
-      </w:pPr>
-    </w:p>
-    <w:p>
-      <w:pPr>
-        <w:spacing w:before="40" w:after="30"/>
-      </w:pPr>
-      <w:r>
-        <w:rPr>
-          <w:rFonts w:eastAsia="微软雅黑"/>
-          <w:sz w:val="21"/>
-          <w:szCs w:val="21"/>
-        </w:rPr>
-        <w:t>同样方式新建极云2 检测实例：</w:t>
-      </w:r>
-    </w:p>
-    <w:tbl>
-      <w:tblPr>
-        <w:tblW w:w="9360" w:type="dxa"/>
-        <w:tblLook w:val="04A0" w:firstRow="1" w:lastRow="0" w:firstColumn="1" w:lastColumn="0" w:noHBand="0" w:noVBand="1"/>
-      </w:tblPr>
-      <w:tblGrid>
-        <w:gridCol w:w="4200"/>
-        <w:gridCol w:w="5160"/>
-      </w:tblGrid>
-      <w:tr>
-        <w:tc>
-          <w:tcPr>
-            <w:tcW w:w="4200" w:type="dxa"/>
-            <w:tcBorders>
-              <w:top w:val="single" w:sz="1" w:space="0" w:color="1F497D"/>
-              <w:left w:val="single" w:sz="1" w:space="0" w:color="1F497D"/>
-              <w:bottom w:val="single" w:sz="1" w:space="0" w:color="1F497D"/>
-              <w:right w:val="single" w:sz="1" w:space="0" w:color="1F497D"/>
-            </w:tcBorders>
-            <w:shd w:val="clear" w:color="auto" w:fill="1F497D"/>
-            <w:tcMar>
-              <w:top w:w="80" w:type="dxa"/>
-              <w:left w:w="120" w:type="dxa"/>
-              <w:bottom w:w="80" w:type="dxa"/>
-              <w:right w:w="120" w:type="dxa"/>
-            </w:tcMar>
-          </w:tcPr>
-          <w:p>
-            <w:pPr>
-              <w:jc w:val="center"/>
-            </w:pPr>
-            <w:r>
-              <w:rPr>
-                <w:rFonts w:eastAsia="微软雅黑"/>
-                <w:b/>
-                <w:bCs/>
-                <w:color w:val="FFFFFF"/>
-                <w:sz w:val="20"/>
-                <w:szCs w:val="20"/>
-              </w:rPr>
-              <w:t>参数</w:t>
-            </w:r>
-          </w:p>
-        </w:tc>
-        <w:tc>
-          <w:tcPr>
-            <w:tcW w:w="5160" w:type="dxa"/>
-            <w:tcBorders>
-              <w:top w:val="single" w:sz="1" w:space="0" w:color="1F497D"/>
-              <w:left w:val="single" w:sz="1" w:space="0" w:color="1F497D"/>
-              <w:bottom w:val="single" w:sz="1" w:space="0" w:color="1F497D"/>
-              <w:right w:val="single" w:sz="1" w:space="0" w:color="1F497D"/>
-            </w:tcBorders>
-            <w:shd w:val="clear" w:color="auto" w:fill="1F497D"/>
-            <w:tcMar>
-              <w:top w:w="80" w:type="dxa"/>
-              <w:left w:w="120" w:type="dxa"/>
-              <w:bottom w:w="80" w:type="dxa"/>
-              <w:right w:w="120" w:type="dxa"/>
-            </w:tcMar>
-          </w:tcPr>
-          <w:p>
-            <w:pPr>
-              <w:jc w:val="center"/>
-            </w:pPr>
-            <w:r>
-              <w:rPr>
-                <w:rFonts w:eastAsia="微软雅黑"/>
-                <w:b/>
-                <w:bCs/>
-                <w:color w:val="FFFFFF"/>
-                <w:sz w:val="20"/>
-                <w:szCs w:val="20"/>
-              </w:rPr>
-              <w:t>填写值</w:t>
-            </w:r>
-          </w:p>
-        </w:tc>
-      </w:tr>
-      <w:tr>
-        <w:tc>
-          <w:tcPr>
-            <w:tcW w:w="4200" w:type="dxa"/>
-            <w:tcBorders>
-              <w:top w:val="single" w:sz="1" w:space="0" w:color="CCCCCC"/>
-              <w:left w:val="single" w:sz="1" w:space="0" w:color="CCCCCC"/>
-              <w:bottom w:val="single" w:sz="1" w:space="0" w:color="CCCCCC"/>
-              <w:right w:val="single" w:sz="1" w:space="0" w:color="CCCCCC"/>
-            </w:tcBorders>
-            <w:shd w:val="clear" w:color="auto" w:fill="DEEAF1"/>
-            <w:tcMar>
-              <w:top w:w="80" w:type="dxa"/>
-              <w:left w:w="120" w:type="dxa"/>
-              <w:bottom w:w="80" w:type="dxa"/>
-              <w:right w:w="120" w:type="dxa"/>
-            </w:tcMar>
-          </w:tcPr>
-          <w:p>
-            <w:r>
-              <w:rPr>
-                <w:rFonts w:eastAsia="微软雅黑"/>
-                <w:b/>
-                <w:bCs/>
-                <w:sz w:val="20"/>
-                <w:szCs w:val="20"/>
-              </w:rPr>
-              <w:t>检测名称</w:t>
-            </w:r>
-          </w:p>
-        </w:tc>
-        <w:tc>
-          <w:tcPr>
-            <w:tcW w:w="5160" w:type="dxa"/>
-            <w:tcBorders>
-              <w:top w:val="single" w:sz="1" w:space="0" w:color="CCCCCC"/>
-              <w:left w:val="single" w:sz="1" w:space="0" w:color="CCCCCC"/>
-              <w:bottom w:val="single" w:sz="1" w:space="0" w:color="CCCCCC"/>
-              <w:right w:val="single" w:sz="1" w:space="0" w:color="CCCCCC"/>
-            </w:tcBorders>
-            <w:shd w:val="clear" w:color="auto" w:fill="DEEAF1"/>
-            <w:tcMar>
-              <w:top w:w="80" w:type="dxa"/>
-              <w:left w:w="120" w:type="dxa"/>
-              <w:bottom w:w="80" w:type="dxa"/>
-              <w:right w:w="120" w:type="dxa"/>
-            </w:tcMar>
-          </w:tcPr>
-          <w:p>
-            <w:r>
-              <w:rPr>
-                <w:rFonts w:eastAsia="微软雅黑"/>
-                <w:sz w:val="20"/>
-                <w:szCs w:val="20"/>
-              </w:rPr>
-              <w:t>CHECK_JY2</w:t>
-            </w:r>
-          </w:p>
-        </w:tc>
-      </w:tr>
-      <w:tr>
-        <w:tc>
-          <w:tcPr>
-            <w:tcW w:w="4200" w:type="dxa"/>
-            <w:tcBorders>
-              <w:top w:val="single" w:sz="1" w:space="0" w:color="CCCCCC"/>
-              <w:left w:val="single" w:sz="1" w:space="0" w:color="CCCCCC"/>
-              <w:bottom w:val="single" w:sz="1" w:space="0" w:color="CCCCCC"/>
-              <w:right w:val="single" w:sz="1" w:space="0" w:color="CCCCCC"/>
-            </w:tcBorders>
-            <w:shd w:val="clear" w:color="auto" w:fill="FFFFFF"/>
-            <w:tcMar>
-              <w:top w:w="80" w:type="dxa"/>
-              <w:left w:w="120" w:type="dxa"/>
-              <w:bottom w:w="80" w:type="dxa"/>
-              <w:right w:w="120" w:type="dxa"/>
-            </w:tcMar>
-          </w:tcPr>
-          <w:p>
-            <w:r>
-              <w:rPr>
-                <w:rFonts w:eastAsia="微软雅黑"/>
-                <w:b/>
-                <w:bCs/>
-                <w:sz w:val="20"/>
-                <w:szCs w:val="20"/>
-              </w:rPr>
-              <w:t>检测接口</w:t>
-            </w:r>
-          </w:p>
-        </w:tc>
-        <w:tc>
-          <w:tcPr>
-            <w:tcW w:w="5160" w:type="dxa"/>
-            <w:tcBorders>
-              <w:top w:val="single" w:sz="1" w:space="0" w:color="CCCCCC"/>
-              <w:left w:val="single" w:sz="1" w:space="0" w:color="CCCCCC"/>
-              <w:bottom w:val="single" w:sz="1" w:space="0" w:color="CCCCCC"/>
-              <w:right w:val="single" w:sz="1" w:space="0" w:color="CCCCCC"/>
-            </w:tcBorders>
-            <w:shd w:val="clear" w:color="auto" w:fill="FFFFFF"/>
-            <w:tcMar>
-              <w:top w:w="80" w:type="dxa"/>
-              <w:left w:w="120" w:type="dxa"/>
-              <w:bottom w:w="80" w:type="dxa"/>
-              <w:right w:w="120" w:type="dxa"/>
-            </w:tcMar>
-          </w:tcPr>
-          <w:p>
-            <w:r>
-              <w:rPr>
-                <w:rFonts w:eastAsia="微软雅黑"/>
-                <w:sz w:val="20"/>
-                <w:szCs w:val="20"/>
-              </w:rPr>
-              <w:t>GE0/0/3</w:t>
-            </w:r>
-          </w:p>
-        </w:tc>
-      </w:tr>
-      <w:tr>
-        <w:tc>
-          <w:tcPr>
-            <w:tcW w:w="4200" w:type="dxa"/>
-            <w:tcBorders>
-              <w:top w:val="single" w:sz="1" w:space="0" w:color="CCCCCC"/>
-              <w:left w:val="single" w:sz="1" w:space="0" w:color="CCCCCC"/>
-              <w:bottom w:val="single" w:sz="1" w:space="0" w:color="CCCCCC"/>
-              <w:right w:val="single" w:sz="1" w:space="0" w:color="CCCCCC"/>
-            </w:tcBorders>
-            <w:shd w:val="clear" w:color="auto" w:fill="DEEAF1"/>
-            <w:tcMar>
-              <w:top w:w="80" w:type="dxa"/>
-              <w:left w:w="120" w:type="dxa"/>
-              <w:bottom w:w="80" w:type="dxa"/>
-              <w:right w:w="120" w:type="dxa"/>
-            </w:tcMar>
-          </w:tcPr>
-          <w:p>
-            <w:r>
-              <w:rPr>
-                <w:rFonts w:eastAsia="微软雅黑"/>
-                <w:b/>
-                <w:bCs/>
-                <w:sz w:val="20"/>
-                <w:szCs w:val="20"/>
-              </w:rPr>
-              <w:t>检测方式</w:t>
-            </w:r>
-          </w:p>
-        </w:tc>
-        <w:tc>
-          <w:tcPr>
-            <w:tcW w:w="5160" w:type="dxa"/>
-            <w:tcBorders>
-              <w:top w:val="single" w:sz="1" w:space="0" w:color="CCCCCC"/>
-              <w:left w:val="single" w:sz="1" w:space="0" w:color="CCCCCC"/>
-              <w:bottom w:val="single" w:sz="1" w:space="0" w:color="CCCCCC"/>
-              <w:right w:val="single" w:sz="1" w:space="0" w:color="CCCCCC"/>
-            </w:tcBorders>
-            <w:shd w:val="clear" w:color="auto" w:fill="DEEAF1"/>
-            <w:tcMar>
-              <w:top w:w="80" w:type="dxa"/>
-              <w:left w:w="120" w:type="dxa"/>
-              <w:bottom w:w="80" w:type="dxa"/>
-              <w:right w:w="120" w:type="dxa"/>
-            </w:tcMar>
-          </w:tcPr>
-          <w:p>
-            <w:r>
-              <w:rPr>
-                <w:rFonts w:eastAsia="微软雅黑"/>
-                <w:sz w:val="20"/>
-                <w:szCs w:val="20"/>
-              </w:rPr>
-              <w:t>ICMP Ping</w:t>
-            </w:r>
-          </w:p>
-        </w:tc>
-      </w:tr>
-      <w:tr>
-        <w:tc>
-          <w:tcPr>
-            <w:tcW w:w="4200" w:type="dxa"/>
-            <w:tcBorders>
-              <w:top w:val="single" w:sz="1" w:space="0" w:color="CCCCCC"/>
-              <w:left w:val="single" w:sz="1" w:space="0" w:color="CCCCCC"/>
-              <w:bottom w:val="single" w:sz="1" w:space="0" w:color="CCCCCC"/>
-              <w:right w:val="single" w:sz="1" w:space="0" w:color="CCCCCC"/>
-            </w:tcBorders>
-            <w:shd w:val="clear" w:color="auto" w:fill="FFFFFF"/>
-            <w:tcMar>
-              <w:top w:w="80" w:type="dxa"/>
-              <w:left w:w="120" w:type="dxa"/>
-              <w:bottom w:w="80" w:type="dxa"/>
-              <w:right w:w="120" w:type="dxa"/>
-            </w:tcMar>
-          </w:tcPr>
-          <w:p>
-            <w:r>
-              <w:rPr>
-                <w:rFonts w:eastAsia="微软雅黑"/>
-                <w:b/>
-                <w:bCs/>
-                <w:sz w:val="20"/>
-                <w:szCs w:val="20"/>
-              </w:rPr>
-              <w:t>目标地址</w:t>
-            </w:r>
-          </w:p>
-        </w:tc>
-        <w:tc>
-          <w:tcPr>
-            <w:tcW w:w="5160" w:type="dxa"/>
-            <w:tcBorders>
-              <w:top w:val="single" w:sz="1" w:space="0" w:color="CCCCCC"/>
-              <w:left w:val="single" w:sz="1" w:space="0" w:color="CCCCCC"/>
-              <w:bottom w:val="single" w:sz="1" w:space="0" w:color="CCCCCC"/>
-              <w:right w:val="single" w:sz="1" w:space="0" w:color="CCCCCC"/>
-            </w:tcBorders>
-            <w:shd w:val="clear" w:color="auto" w:fill="FFFFFF"/>
-            <w:tcMar>
-              <w:top w:w="80" w:type="dxa"/>
-              <w:left w:w="120" w:type="dxa"/>
-              <w:bottom w:w="80" w:type="dxa"/>
-              <w:right w:w="120" w:type="dxa"/>
-            </w:tcMar>
-          </w:tcPr>
-          <w:p>
-            <w:r>
-              <w:rPr>
-                <w:rFonts w:eastAsia="微软雅黑"/>
-                <w:sz w:val="20"/>
-                <w:szCs w:val="20"/>
-              </w:rPr>
-              <w:t>182.140.146.129（极云2 网关）</w:t>
-            </w:r>
-          </w:p>
-        </w:tc>
-      </w:tr>
-      <w:tr>
-        <w:tc>
-          <w:tcPr>
-            <w:tcW w:w="4200" w:type="dxa"/>
-            <w:tcBorders>
-              <w:top w:val="single" w:sz="1" w:space="0" w:color="CCCCCC"/>
-              <w:left w:val="single" w:sz="1" w:space="0" w:color="CCCCCC"/>
-              <w:bottom w:val="single" w:sz="1" w:space="0" w:color="CCCCCC"/>
-              <w:right w:val="single" w:sz="1" w:space="0" w:color="CCCCCC"/>
-            </w:tcBorders>
-            <w:shd w:val="clear" w:color="auto" w:fill="DEEAF1"/>
-            <w:tcMar>
-              <w:top w:w="80" w:type="dxa"/>
-              <w:left w:w="120" w:type="dxa"/>
-              <w:bottom w:w="80" w:type="dxa"/>
-              <w:right w:w="120" w:type="dxa"/>
-            </w:tcMar>
-          </w:tcPr>
-          <w:p>
-            <w:r>
-              <w:rPr>
-                <w:rFonts w:eastAsia="微软雅黑"/>
-                <w:b/>
-                <w:bCs/>
-                <w:sz w:val="20"/>
-                <w:szCs w:val="20"/>
-              </w:rPr>
-              <w:t>检测间隔</w:t>
-            </w:r>
-          </w:p>
-        </w:tc>
-        <w:tc>
-          <w:tcPr>
-            <w:tcW w:w="5160" w:type="dxa"/>
-            <w:tcBorders>
-              <w:top w:val="single" w:sz="1" w:space="0" w:color="CCCCCC"/>
-              <w:left w:val="single" w:sz="1" w:space="0" w:color="CCCCCC"/>
-              <w:bottom w:val="single" w:sz="1" w:space="0" w:color="CCCCCC"/>
-              <w:right w:val="single" w:sz="1" w:space="0" w:color="CCCCCC"/>
-            </w:tcBorders>
-            <w:shd w:val="clear" w:color="auto" w:fill="DEEAF1"/>
-            <w:tcMar>
-              <w:top w:w="80" w:type="dxa"/>
-              <w:left w:w="120" w:type="dxa"/>
-              <w:bottom w:w="80" w:type="dxa"/>
-              <w:right w:w="120" w:type="dxa"/>
-            </w:tcMar>
-          </w:tcPr>
-          <w:p>
-            <w:r>
-              <w:rPr>
-                <w:rFonts w:eastAsia="微软雅黑"/>
-                <w:sz w:val="20"/>
-                <w:szCs w:val="20"/>
-              </w:rPr>
-              <w:t>10 秒</w:t>
-            </w:r>
-          </w:p>
-        </w:tc>
-      </w:tr>
-      <w:tr>
-        <w:tc>
-          <w:tcPr>
-            <w:tcW w:w="4200" w:type="dxa"/>
-            <w:tcBorders>
-              <w:top w:val="single" w:sz="1" w:space="0" w:color="CCCCCC"/>
-              <w:left w:val="single" w:sz="1" w:space="0" w:color="CCCCCC"/>
-              <w:bottom w:val="single" w:sz="1" w:space="0" w:color="CCCCCC"/>
-              <w:right w:val="single" w:sz="1" w:space="0" w:color="CCCCCC"/>
-            </w:tcBorders>
-            <w:shd w:val="clear" w:color="auto" w:fill="FFFFFF"/>
-            <w:tcMar>
-              <w:top w:w="80" w:type="dxa"/>
-              <w:left w:w="120" w:type="dxa"/>
-              <w:bottom w:w="80" w:type="dxa"/>
-              <w:right w:w="120" w:type="dxa"/>
-            </w:tcMar>
-          </w:tcPr>
-          <w:p>
-            <w:r>
-              <w:rPr>
-                <w:rFonts w:eastAsia="微软雅黑"/>
-                <w:b/>
-                <w:bCs/>
-                <w:sz w:val="20"/>
-                <w:szCs w:val="20"/>
-              </w:rPr>
-              <w:t>失败阈值</w:t>
-            </w:r>
-          </w:p>
-        </w:tc>
-        <w:tc>
-          <w:tcPr>
-            <w:tcW w:w="5160" w:type="dxa"/>
-            <w:tcBorders>
-              <w:top w:val="single" w:sz="1" w:space="0" w:color="CCCCCC"/>
-              <w:left w:val="single" w:sz="1" w:space="0" w:color="CCCCCC"/>
-              <w:bottom w:val="single" w:sz="1" w:space="0" w:color="CCCCCC"/>
-              <w:right w:val="single" w:sz="1" w:space="0" w:color="CCCCCC"/>
-            </w:tcBorders>
-            <w:shd w:val="clear" w:color="auto" w:fill="FFFFFF"/>
-            <w:tcMar>
-              <w:top w:w="80" w:type="dxa"/>
-              <w:left w:w="120" w:type="dxa"/>
-              <w:bottom w:w="80" w:type="dxa"/>
-              <w:right w:w="120" w:type="dxa"/>
-            </w:tcMar>
-          </w:tcPr>
-          <w:p>
-            <w:r>
-              <w:rPr>
-                <w:rFonts w:eastAsia="微软雅黑"/>
-                <w:sz w:val="20"/>
-                <w:szCs w:val="20"/>
-              </w:rPr>
-              <w:t>连续 3 次</w:t>
-            </w:r>
-          </w:p>
-        </w:tc>
-      </w:tr>
-      <w:tr>
-        <w:tc>
-          <w:tcPr>
-            <w:tcW w:w="4200" w:type="dxa"/>
-            <w:tcBorders>
-              <w:top w:val="single" w:sz="1" w:space="0" w:color="CCCCCC"/>
-              <w:left w:val="single" w:sz="1" w:space="0" w:color="CCCCCC"/>
-              <w:bottom w:val="single" w:sz="1" w:space="0" w:color="CCCCCC"/>
-              <w:right w:val="single" w:sz="1" w:space="0" w:color="CCCCCC"/>
-            </w:tcBorders>
-            <w:shd w:val="clear" w:color="auto" w:fill="DEEAF1"/>
-            <w:tcMar>
-              <w:top w:w="80" w:type="dxa"/>
-              <w:left w:w="120" w:type="dxa"/>
-              <w:bottom w:w="80" w:type="dxa"/>
-              <w:right w:w="120" w:type="dxa"/>
-            </w:tcMar>
-          </w:tcPr>
-          <w:p>
-            <w:r>
-              <w:rPr>
-                <w:rFonts w:eastAsia="微软雅黑"/>
-                <w:b/>
-                <w:bCs/>
-                <w:sz w:val="20"/>
-                <w:szCs w:val="20"/>
-              </w:rPr>
-              <w:t>恢复阈值</w:t>
-            </w:r>
-          </w:p>
-        </w:tc>
-        <w:tc>
-          <w:tcPr>
-            <w:tcW w:w="5160" w:type="dxa"/>
-            <w:tcBorders>
-              <w:top w:val="single" w:sz="1" w:space="0" w:color="CCCCCC"/>
-              <w:left w:val="single" w:sz="1" w:space="0" w:color="CCCCCC"/>
-              <w:bottom w:val="single" w:sz="1" w:space="0" w:color="CCCCCC"/>
-              <w:right w:val="single" w:sz="1" w:space="0" w:color="CCCCCC"/>
-            </w:tcBorders>
-            <w:shd w:val="clear" w:color="auto" w:fill="DEEAF1"/>
-            <w:tcMar>
-              <w:top w:w="80" w:type="dxa"/>
-              <w:left w:w="120" w:type="dxa"/>
-              <w:bottom w:w="80" w:type="dxa"/>
-              <w:right w:w="120" w:type="dxa"/>
-            </w:tcMar>
-          </w:tcPr>
-          <w:p>
-            <w:r>
-              <w:rPr>
-                <w:rFonts w:eastAsia="微软雅黑"/>
-                <w:sz w:val="20"/>
-                <w:szCs w:val="20"/>
-              </w:rPr>
-              <w:t>连续 3 次</w:t>
-            </w:r>
-          </w:p>
-        </w:tc>
-      </w:tr>
-    </w:tbl>
-    <w:p>
-      <w:pPr>
-        <w:spacing w:before="40" w:after="40"/>
-      </w:pPr>
-    </w:p>
-    <w:p>
-      <w:pPr>
-        <w:spacing w:before="40" w:after="40"/>
-      </w:pPr>
-    </w:p>
-    <w:p>
-      <w:pPr>
-        <w:pStyle w:val="2"/>
-      </w:pPr>
-      <w:r>
-        <w:rPr>
-          <w:rFonts w:hint="eastAsia"/>
-        </w:rPr>
-        <w:t>8</w:t>
-      </w:r>
-      <w:r>
-        <w:t>.2 配置智能选路策略</w:t>
-      </w:r>
-    </w:p>
-    <w:p>
-      <w:pPr>
-        <w:spacing w:before="80" w:after="40"/>
-      </w:pPr>
-      <w:r>
-        <w:rPr>
-          <w:rFonts w:eastAsia="微软雅黑"/>
-          <w:color w:val="2E74B5"/>
-          <w:sz w:val="21"/>
-          <w:szCs w:val="21"/>
-        </w:rPr>
-        <w:lastRenderedPageBreak/>
-        <w:t>入口：网络 → 智能选路 → 选路策略 → 新建</w:t>
       </w:r>
     </w:p>
     <w:tbl>
@@ -8186,6 +7745,7 @@
             <w:pPr>
               <w:jc w:val="center"/>
             </w:pPr>
+            <w:proofErr w:type="gramStart"/>
             <w:r>
               <w:rPr>
                 <w:rFonts w:eastAsia="微软雅黑"/>
@@ -8197,6 +7757,7 @@
               </w:rPr>
               <w:t>填写值</w:t>
             </w:r>
+            <w:proofErr w:type="gramEnd"/>
           </w:p>
         </w:tc>
       </w:tr>
@@ -8227,7 +7788,7 @@
                 <w:sz w:val="20"/>
                 <w:szCs w:val="20"/>
               </w:rPr>
-              <w:t>策略名称</w:t>
+              <w:t>检测名称</w:t>
             </w:r>
           </w:p>
         </w:tc>
@@ -8255,7 +7816,7 @@
                 <w:sz w:val="20"/>
                 <w:szCs w:val="20"/>
               </w:rPr>
-              <w:t>ISP_FAILOVER</w:t>
+              <w:t>CHECK_XSX</w:t>
             </w:r>
           </w:p>
         </w:tc>
@@ -8287,7 +7848,7 @@
                 <w:sz w:val="20"/>
                 <w:szCs w:val="20"/>
               </w:rPr>
-              <w:t>主链路</w:t>
+              <w:t>检测接口</w:t>
             </w:r>
           </w:p>
         </w:tc>
@@ -8347,7 +7908,7 @@
                 <w:sz w:val="20"/>
                 <w:szCs w:val="20"/>
               </w:rPr>
-              <w:t>备链路</w:t>
+              <w:t>检测方式</w:t>
             </w:r>
           </w:p>
         </w:tc>
@@ -8369,18 +7930,13 @@
             </w:tcMar>
           </w:tcPr>
           <w:p>
-            <w:pPr>
-              <w:rPr>
-                <w:rFonts w:hint="eastAsia"/>
-              </w:rPr>
-            </w:pPr>
-            <w:r>
-              <w:rPr>
-                <w:rFonts w:eastAsia="微软雅黑"/>
-                <w:sz w:val="20"/>
-                <w:szCs w:val="20"/>
-              </w:rPr>
-              <w:t>GE0/0/3</w:t>
+            <w:r>
+              <w:rPr>
+                <w:rFonts w:eastAsia="微软雅黑"/>
+                <w:sz w:val="20"/>
+                <w:szCs w:val="20"/>
+              </w:rPr>
+              <w:t>ICMP Ping</w:t>
             </w:r>
           </w:p>
         </w:tc>
@@ -8412,7 +7968,7 @@
                 <w:sz w:val="20"/>
                 <w:szCs w:val="20"/>
               </w:rPr>
-              <w:t>选路模式</w:t>
+              <w:t>目标地址</w:t>
             </w:r>
           </w:p>
         </w:tc>
@@ -8440,7 +7996,25 @@
                 <w:sz w:val="20"/>
                 <w:szCs w:val="20"/>
               </w:rPr>
-              <w:t>主备（Active-Standby）</w:t>
+              <w:t>182.140.240.1（</w:t>
+            </w:r>
+            <w:proofErr w:type="gramStart"/>
+            <w:r>
+              <w:rPr>
+                <w:rFonts w:eastAsia="微软雅黑"/>
+                <w:sz w:val="20"/>
+                <w:szCs w:val="20"/>
+              </w:rPr>
+              <w:t>西信网关</w:t>
+            </w:r>
+            <w:proofErr w:type="gramEnd"/>
+            <w:r>
+              <w:rPr>
+                <w:rFonts w:eastAsia="微软雅黑"/>
+                <w:sz w:val="20"/>
+                <w:szCs w:val="20"/>
+              </w:rPr>
+              <w:t>）</w:t>
             </w:r>
           </w:p>
         </w:tc>
@@ -8472,7 +8046,7 @@
                 <w:sz w:val="20"/>
                 <w:szCs w:val="20"/>
               </w:rPr>
-              <w:t>切换条件</w:t>
+              <w:t>检测间隔</w:t>
             </w:r>
           </w:p>
         </w:tc>
@@ -8500,7 +8074,7 @@
                 <w:sz w:val="20"/>
                 <w:szCs w:val="20"/>
               </w:rPr>
-              <w:t>主链路检测失败时自动切换备链路</w:t>
+              <w:t>10 秒</w:t>
             </w:r>
           </w:p>
         </w:tc>
@@ -8532,8 +8106,1107 @@
                 <w:sz w:val="20"/>
                 <w:szCs w:val="20"/>
               </w:rPr>
+              <w:t>失败阈值</w:t>
+            </w:r>
+          </w:p>
+        </w:tc>
+        <w:tc>
+          <w:tcPr>
+            <w:tcW w:w="2756" w:type="pct"/>
+            <w:tcBorders>
+              <w:top w:val="single" w:sz="1" w:space="0" w:color="CCCCCC"/>
+              <w:left w:val="single" w:sz="1" w:space="0" w:color="CCCCCC"/>
+              <w:bottom w:val="single" w:sz="1" w:space="0" w:color="CCCCCC"/>
+              <w:right w:val="single" w:sz="1" w:space="0" w:color="CCCCCC"/>
+            </w:tcBorders>
+            <w:shd w:val="clear" w:color="auto" w:fill="FFFFFF"/>
+            <w:tcMar>
+              <w:top w:w="80" w:type="dxa"/>
+              <w:left w:w="120" w:type="dxa"/>
+              <w:bottom w:w="80" w:type="dxa"/>
+              <w:right w:w="120" w:type="dxa"/>
+            </w:tcMar>
+          </w:tcPr>
+          <w:p>
+            <w:r>
+              <w:rPr>
+                <w:rFonts w:eastAsia="微软雅黑"/>
+                <w:sz w:val="20"/>
+                <w:szCs w:val="20"/>
+              </w:rPr>
+              <w:t>连续 3 次失败判断链路故障</w:t>
+            </w:r>
+          </w:p>
+        </w:tc>
+      </w:tr>
+      <w:tr>
+        <w:tc>
+          <w:tcPr>
+            <w:tcW w:w="2244" w:type="pct"/>
+            <w:tcBorders>
+              <w:top w:val="single" w:sz="1" w:space="0" w:color="CCCCCC"/>
+              <w:left w:val="single" w:sz="1" w:space="0" w:color="CCCCCC"/>
+              <w:bottom w:val="single" w:sz="1" w:space="0" w:color="CCCCCC"/>
+              <w:right w:val="single" w:sz="1" w:space="0" w:color="CCCCCC"/>
+            </w:tcBorders>
+            <w:shd w:val="clear" w:color="auto" w:fill="DEEAF1"/>
+            <w:tcMar>
+              <w:top w:w="80" w:type="dxa"/>
+              <w:left w:w="120" w:type="dxa"/>
+              <w:bottom w:w="80" w:type="dxa"/>
+              <w:right w:w="120" w:type="dxa"/>
+            </w:tcMar>
+          </w:tcPr>
+          <w:p>
+            <w:r>
+              <w:rPr>
+                <w:rFonts w:eastAsia="微软雅黑"/>
+                <w:b/>
+                <w:bCs/>
+                <w:sz w:val="20"/>
+                <w:szCs w:val="20"/>
+              </w:rPr>
+              <w:t>恢复阈值</w:t>
+            </w:r>
+          </w:p>
+        </w:tc>
+        <w:tc>
+          <w:tcPr>
+            <w:tcW w:w="2756" w:type="pct"/>
+            <w:tcBorders>
+              <w:top w:val="single" w:sz="1" w:space="0" w:color="CCCCCC"/>
+              <w:left w:val="single" w:sz="1" w:space="0" w:color="CCCCCC"/>
+              <w:bottom w:val="single" w:sz="1" w:space="0" w:color="CCCCCC"/>
+              <w:right w:val="single" w:sz="1" w:space="0" w:color="CCCCCC"/>
+            </w:tcBorders>
+            <w:shd w:val="clear" w:color="auto" w:fill="DEEAF1"/>
+            <w:tcMar>
+              <w:top w:w="80" w:type="dxa"/>
+              <w:left w:w="120" w:type="dxa"/>
+              <w:bottom w:w="80" w:type="dxa"/>
+              <w:right w:w="120" w:type="dxa"/>
+            </w:tcMar>
+          </w:tcPr>
+          <w:p>
+            <w:r>
+              <w:rPr>
+                <w:rFonts w:eastAsia="微软雅黑"/>
+                <w:sz w:val="20"/>
+                <w:szCs w:val="20"/>
+              </w:rPr>
+              <w:t>连续 3 次成功判断链路恢复</w:t>
+            </w:r>
+          </w:p>
+        </w:tc>
+      </w:tr>
+    </w:tbl>
+    <w:p>
+      <w:pPr>
+        <w:spacing w:before="40" w:after="40"/>
+      </w:pPr>
+    </w:p>
+    <w:p>
+      <w:pPr>
+        <w:spacing w:before="40" w:after="30"/>
+      </w:pPr>
+      <w:r>
+        <w:rPr>
+          <w:rFonts w:eastAsia="微软雅黑"/>
+          <w:sz w:val="21"/>
+          <w:szCs w:val="21"/>
+        </w:rPr>
+        <w:t>同样方式新建</w:t>
+      </w:r>
+      <w:proofErr w:type="gramStart"/>
+      <w:r>
+        <w:rPr>
+          <w:rFonts w:eastAsia="微软雅黑"/>
+          <w:sz w:val="21"/>
+          <w:szCs w:val="21"/>
+        </w:rPr>
+        <w:t>极</w:t>
+      </w:r>
+      <w:proofErr w:type="gramEnd"/>
+      <w:r>
+        <w:rPr>
+          <w:rFonts w:eastAsia="微软雅黑"/>
+          <w:sz w:val="21"/>
+          <w:szCs w:val="21"/>
+        </w:rPr>
+        <w:t>云2 检测实例：</w:t>
+      </w:r>
+    </w:p>
+    <w:tbl>
+      <w:tblPr>
+        <w:tblW w:w="5000" w:type="pct"/>
+        <w:tblLook w:val="04A0" w:firstRow="1" w:lastRow="0" w:firstColumn="1" w:lastColumn="0" w:noHBand="0" w:noVBand="1"/>
+      </w:tblPr>
+      <w:tblGrid>
+        <w:gridCol w:w="4361"/>
+        <w:gridCol w:w="5357"/>
+      </w:tblGrid>
+      <w:tr>
+        <w:tc>
+          <w:tcPr>
+            <w:tcW w:w="2244" w:type="pct"/>
+            <w:tcBorders>
+              <w:top w:val="single" w:sz="1" w:space="0" w:color="1F497D"/>
+              <w:left w:val="single" w:sz="1" w:space="0" w:color="1F497D"/>
+              <w:bottom w:val="single" w:sz="1" w:space="0" w:color="1F497D"/>
+              <w:right w:val="single" w:sz="1" w:space="0" w:color="1F497D"/>
+            </w:tcBorders>
+            <w:shd w:val="clear" w:color="auto" w:fill="1F497D"/>
+            <w:tcMar>
+              <w:top w:w="80" w:type="dxa"/>
+              <w:left w:w="120" w:type="dxa"/>
+              <w:bottom w:w="80" w:type="dxa"/>
+              <w:right w:w="120" w:type="dxa"/>
+            </w:tcMar>
+          </w:tcPr>
+          <w:p>
+            <w:pPr>
+              <w:jc w:val="center"/>
+            </w:pPr>
+            <w:r>
+              <w:rPr>
+                <w:rFonts w:eastAsia="微软雅黑"/>
+                <w:b/>
+                <w:bCs/>
+                <w:color w:val="FFFFFF"/>
+                <w:sz w:val="20"/>
+                <w:szCs w:val="20"/>
+              </w:rPr>
+              <w:t>参数</w:t>
+            </w:r>
+          </w:p>
+        </w:tc>
+        <w:tc>
+          <w:tcPr>
+            <w:tcW w:w="2756" w:type="pct"/>
+            <w:tcBorders>
+              <w:top w:val="single" w:sz="1" w:space="0" w:color="1F497D"/>
+              <w:left w:val="single" w:sz="1" w:space="0" w:color="1F497D"/>
+              <w:bottom w:val="single" w:sz="1" w:space="0" w:color="1F497D"/>
+              <w:right w:val="single" w:sz="1" w:space="0" w:color="1F497D"/>
+            </w:tcBorders>
+            <w:shd w:val="clear" w:color="auto" w:fill="1F497D"/>
+            <w:tcMar>
+              <w:top w:w="80" w:type="dxa"/>
+              <w:left w:w="120" w:type="dxa"/>
+              <w:bottom w:w="80" w:type="dxa"/>
+              <w:right w:w="120" w:type="dxa"/>
+            </w:tcMar>
+          </w:tcPr>
+          <w:p>
+            <w:pPr>
+              <w:jc w:val="center"/>
+            </w:pPr>
+            <w:proofErr w:type="gramStart"/>
+            <w:r>
+              <w:rPr>
+                <w:rFonts w:eastAsia="微软雅黑"/>
+                <w:b/>
+                <w:bCs/>
+                <w:color w:val="FFFFFF"/>
+                <w:sz w:val="20"/>
+                <w:szCs w:val="20"/>
+              </w:rPr>
+              <w:t>填写值</w:t>
+            </w:r>
+            <w:proofErr w:type="gramEnd"/>
+          </w:p>
+        </w:tc>
+      </w:tr>
+      <w:tr>
+        <w:tc>
+          <w:tcPr>
+            <w:tcW w:w="2244" w:type="pct"/>
+            <w:tcBorders>
+              <w:top w:val="single" w:sz="1" w:space="0" w:color="CCCCCC"/>
+              <w:left w:val="single" w:sz="1" w:space="0" w:color="CCCCCC"/>
+              <w:bottom w:val="single" w:sz="1" w:space="0" w:color="CCCCCC"/>
+              <w:right w:val="single" w:sz="1" w:space="0" w:color="CCCCCC"/>
+            </w:tcBorders>
+            <w:shd w:val="clear" w:color="auto" w:fill="DEEAF1"/>
+            <w:tcMar>
+              <w:top w:w="80" w:type="dxa"/>
+              <w:left w:w="120" w:type="dxa"/>
+              <w:bottom w:w="80" w:type="dxa"/>
+              <w:right w:w="120" w:type="dxa"/>
+            </w:tcMar>
+          </w:tcPr>
+          <w:p>
+            <w:r>
+              <w:rPr>
+                <w:rFonts w:eastAsia="微软雅黑"/>
+                <w:b/>
+                <w:bCs/>
+                <w:sz w:val="20"/>
+                <w:szCs w:val="20"/>
+              </w:rPr>
+              <w:t>检测名称</w:t>
+            </w:r>
+          </w:p>
+        </w:tc>
+        <w:tc>
+          <w:tcPr>
+            <w:tcW w:w="2756" w:type="pct"/>
+            <w:tcBorders>
+              <w:top w:val="single" w:sz="1" w:space="0" w:color="CCCCCC"/>
+              <w:left w:val="single" w:sz="1" w:space="0" w:color="CCCCCC"/>
+              <w:bottom w:val="single" w:sz="1" w:space="0" w:color="CCCCCC"/>
+              <w:right w:val="single" w:sz="1" w:space="0" w:color="CCCCCC"/>
+            </w:tcBorders>
+            <w:shd w:val="clear" w:color="auto" w:fill="DEEAF1"/>
+            <w:tcMar>
+              <w:top w:w="80" w:type="dxa"/>
+              <w:left w:w="120" w:type="dxa"/>
+              <w:bottom w:w="80" w:type="dxa"/>
+              <w:right w:w="120" w:type="dxa"/>
+            </w:tcMar>
+          </w:tcPr>
+          <w:p>
+            <w:r>
+              <w:rPr>
+                <w:rFonts w:eastAsia="微软雅黑"/>
+                <w:sz w:val="20"/>
+                <w:szCs w:val="20"/>
+              </w:rPr>
+              <w:t>CHECK_JY2</w:t>
+            </w:r>
+          </w:p>
+        </w:tc>
+      </w:tr>
+      <w:tr>
+        <w:tc>
+          <w:tcPr>
+            <w:tcW w:w="2244" w:type="pct"/>
+            <w:tcBorders>
+              <w:top w:val="single" w:sz="1" w:space="0" w:color="CCCCCC"/>
+              <w:left w:val="single" w:sz="1" w:space="0" w:color="CCCCCC"/>
+              <w:bottom w:val="single" w:sz="1" w:space="0" w:color="CCCCCC"/>
+              <w:right w:val="single" w:sz="1" w:space="0" w:color="CCCCCC"/>
+            </w:tcBorders>
+            <w:shd w:val="clear" w:color="auto" w:fill="FFFFFF"/>
+            <w:tcMar>
+              <w:top w:w="80" w:type="dxa"/>
+              <w:left w:w="120" w:type="dxa"/>
+              <w:bottom w:w="80" w:type="dxa"/>
+              <w:right w:w="120" w:type="dxa"/>
+            </w:tcMar>
+          </w:tcPr>
+          <w:p>
+            <w:r>
+              <w:rPr>
+                <w:rFonts w:eastAsia="微软雅黑"/>
+                <w:b/>
+                <w:bCs/>
+                <w:sz w:val="20"/>
+                <w:szCs w:val="20"/>
+              </w:rPr>
+              <w:t>检测接口</w:t>
+            </w:r>
+          </w:p>
+        </w:tc>
+        <w:tc>
+          <w:tcPr>
+            <w:tcW w:w="2756" w:type="pct"/>
+            <w:tcBorders>
+              <w:top w:val="single" w:sz="1" w:space="0" w:color="CCCCCC"/>
+              <w:left w:val="single" w:sz="1" w:space="0" w:color="CCCCCC"/>
+              <w:bottom w:val="single" w:sz="1" w:space="0" w:color="CCCCCC"/>
+              <w:right w:val="single" w:sz="1" w:space="0" w:color="CCCCCC"/>
+            </w:tcBorders>
+            <w:shd w:val="clear" w:color="auto" w:fill="FFFFFF"/>
+            <w:tcMar>
+              <w:top w:w="80" w:type="dxa"/>
+              <w:left w:w="120" w:type="dxa"/>
+              <w:bottom w:w="80" w:type="dxa"/>
+              <w:right w:w="120" w:type="dxa"/>
+            </w:tcMar>
+          </w:tcPr>
+          <w:p>
+            <w:r>
+              <w:rPr>
+                <w:rFonts w:eastAsia="微软雅黑"/>
+                <w:sz w:val="20"/>
+                <w:szCs w:val="20"/>
+              </w:rPr>
+              <w:t>GE0/0/3</w:t>
+            </w:r>
+          </w:p>
+        </w:tc>
+      </w:tr>
+      <w:tr>
+        <w:tc>
+          <w:tcPr>
+            <w:tcW w:w="2244" w:type="pct"/>
+            <w:tcBorders>
+              <w:top w:val="single" w:sz="1" w:space="0" w:color="CCCCCC"/>
+              <w:left w:val="single" w:sz="1" w:space="0" w:color="CCCCCC"/>
+              <w:bottom w:val="single" w:sz="1" w:space="0" w:color="CCCCCC"/>
+              <w:right w:val="single" w:sz="1" w:space="0" w:color="CCCCCC"/>
+            </w:tcBorders>
+            <w:shd w:val="clear" w:color="auto" w:fill="DEEAF1"/>
+            <w:tcMar>
+              <w:top w:w="80" w:type="dxa"/>
+              <w:left w:w="120" w:type="dxa"/>
+              <w:bottom w:w="80" w:type="dxa"/>
+              <w:right w:w="120" w:type="dxa"/>
+            </w:tcMar>
+          </w:tcPr>
+          <w:p>
+            <w:r>
+              <w:rPr>
+                <w:rFonts w:eastAsia="微软雅黑"/>
+                <w:b/>
+                <w:bCs/>
+                <w:sz w:val="20"/>
+                <w:szCs w:val="20"/>
+              </w:rPr>
+              <w:t>检测方式</w:t>
+            </w:r>
+          </w:p>
+        </w:tc>
+        <w:tc>
+          <w:tcPr>
+            <w:tcW w:w="2756" w:type="pct"/>
+            <w:tcBorders>
+              <w:top w:val="single" w:sz="1" w:space="0" w:color="CCCCCC"/>
+              <w:left w:val="single" w:sz="1" w:space="0" w:color="CCCCCC"/>
+              <w:bottom w:val="single" w:sz="1" w:space="0" w:color="CCCCCC"/>
+              <w:right w:val="single" w:sz="1" w:space="0" w:color="CCCCCC"/>
+            </w:tcBorders>
+            <w:shd w:val="clear" w:color="auto" w:fill="DEEAF1"/>
+            <w:tcMar>
+              <w:top w:w="80" w:type="dxa"/>
+              <w:left w:w="120" w:type="dxa"/>
+              <w:bottom w:w="80" w:type="dxa"/>
+              <w:right w:w="120" w:type="dxa"/>
+            </w:tcMar>
+          </w:tcPr>
+          <w:p>
+            <w:r>
+              <w:rPr>
+                <w:rFonts w:eastAsia="微软雅黑"/>
+                <w:sz w:val="20"/>
+                <w:szCs w:val="20"/>
+              </w:rPr>
+              <w:t>ICMP Ping</w:t>
+            </w:r>
+          </w:p>
+        </w:tc>
+      </w:tr>
+      <w:tr>
+        <w:tc>
+          <w:tcPr>
+            <w:tcW w:w="2244" w:type="pct"/>
+            <w:tcBorders>
+              <w:top w:val="single" w:sz="1" w:space="0" w:color="CCCCCC"/>
+              <w:left w:val="single" w:sz="1" w:space="0" w:color="CCCCCC"/>
+              <w:bottom w:val="single" w:sz="1" w:space="0" w:color="CCCCCC"/>
+              <w:right w:val="single" w:sz="1" w:space="0" w:color="CCCCCC"/>
+            </w:tcBorders>
+            <w:shd w:val="clear" w:color="auto" w:fill="FFFFFF"/>
+            <w:tcMar>
+              <w:top w:w="80" w:type="dxa"/>
+              <w:left w:w="120" w:type="dxa"/>
+              <w:bottom w:w="80" w:type="dxa"/>
+              <w:right w:w="120" w:type="dxa"/>
+            </w:tcMar>
+          </w:tcPr>
+          <w:p>
+            <w:r>
+              <w:rPr>
+                <w:rFonts w:eastAsia="微软雅黑"/>
+                <w:b/>
+                <w:bCs/>
+                <w:sz w:val="20"/>
+                <w:szCs w:val="20"/>
+              </w:rPr>
+              <w:t>目标地址</w:t>
+            </w:r>
+          </w:p>
+        </w:tc>
+        <w:tc>
+          <w:tcPr>
+            <w:tcW w:w="2756" w:type="pct"/>
+            <w:tcBorders>
+              <w:top w:val="single" w:sz="1" w:space="0" w:color="CCCCCC"/>
+              <w:left w:val="single" w:sz="1" w:space="0" w:color="CCCCCC"/>
+              <w:bottom w:val="single" w:sz="1" w:space="0" w:color="CCCCCC"/>
+              <w:right w:val="single" w:sz="1" w:space="0" w:color="CCCCCC"/>
+            </w:tcBorders>
+            <w:shd w:val="clear" w:color="auto" w:fill="FFFFFF"/>
+            <w:tcMar>
+              <w:top w:w="80" w:type="dxa"/>
+              <w:left w:w="120" w:type="dxa"/>
+              <w:bottom w:w="80" w:type="dxa"/>
+              <w:right w:w="120" w:type="dxa"/>
+            </w:tcMar>
+          </w:tcPr>
+          <w:p>
+            <w:r>
+              <w:rPr>
+                <w:rFonts w:eastAsia="微软雅黑"/>
+                <w:sz w:val="20"/>
+                <w:szCs w:val="20"/>
+              </w:rPr>
+              <w:t>182.140.146.129（</w:t>
+            </w:r>
+            <w:proofErr w:type="gramStart"/>
+            <w:r>
+              <w:rPr>
+                <w:rFonts w:eastAsia="微软雅黑"/>
+                <w:sz w:val="20"/>
+                <w:szCs w:val="20"/>
+              </w:rPr>
+              <w:t>极</w:t>
+            </w:r>
+            <w:proofErr w:type="gramEnd"/>
+            <w:r>
+              <w:rPr>
+                <w:rFonts w:eastAsia="微软雅黑"/>
+                <w:sz w:val="20"/>
+                <w:szCs w:val="20"/>
+              </w:rPr>
+              <w:t>云2 网关）</w:t>
+            </w:r>
+          </w:p>
+        </w:tc>
+      </w:tr>
+      <w:tr>
+        <w:tc>
+          <w:tcPr>
+            <w:tcW w:w="2244" w:type="pct"/>
+            <w:tcBorders>
+              <w:top w:val="single" w:sz="1" w:space="0" w:color="CCCCCC"/>
+              <w:left w:val="single" w:sz="1" w:space="0" w:color="CCCCCC"/>
+              <w:bottom w:val="single" w:sz="1" w:space="0" w:color="CCCCCC"/>
+              <w:right w:val="single" w:sz="1" w:space="0" w:color="CCCCCC"/>
+            </w:tcBorders>
+            <w:shd w:val="clear" w:color="auto" w:fill="DEEAF1"/>
+            <w:tcMar>
+              <w:top w:w="80" w:type="dxa"/>
+              <w:left w:w="120" w:type="dxa"/>
+              <w:bottom w:w="80" w:type="dxa"/>
+              <w:right w:w="120" w:type="dxa"/>
+            </w:tcMar>
+          </w:tcPr>
+          <w:p>
+            <w:r>
+              <w:rPr>
+                <w:rFonts w:eastAsia="微软雅黑"/>
+                <w:b/>
+                <w:bCs/>
+                <w:sz w:val="20"/>
+                <w:szCs w:val="20"/>
+              </w:rPr>
+              <w:t>检测间隔</w:t>
+            </w:r>
+          </w:p>
+        </w:tc>
+        <w:tc>
+          <w:tcPr>
+            <w:tcW w:w="2756" w:type="pct"/>
+            <w:tcBorders>
+              <w:top w:val="single" w:sz="1" w:space="0" w:color="CCCCCC"/>
+              <w:left w:val="single" w:sz="1" w:space="0" w:color="CCCCCC"/>
+              <w:bottom w:val="single" w:sz="1" w:space="0" w:color="CCCCCC"/>
+              <w:right w:val="single" w:sz="1" w:space="0" w:color="CCCCCC"/>
+            </w:tcBorders>
+            <w:shd w:val="clear" w:color="auto" w:fill="DEEAF1"/>
+            <w:tcMar>
+              <w:top w:w="80" w:type="dxa"/>
+              <w:left w:w="120" w:type="dxa"/>
+              <w:bottom w:w="80" w:type="dxa"/>
+              <w:right w:w="120" w:type="dxa"/>
+            </w:tcMar>
+          </w:tcPr>
+          <w:p>
+            <w:r>
+              <w:rPr>
+                <w:rFonts w:eastAsia="微软雅黑"/>
+                <w:sz w:val="20"/>
+                <w:szCs w:val="20"/>
+              </w:rPr>
+              <w:t>10 秒</w:t>
+            </w:r>
+          </w:p>
+        </w:tc>
+      </w:tr>
+      <w:tr>
+        <w:tc>
+          <w:tcPr>
+            <w:tcW w:w="2244" w:type="pct"/>
+            <w:tcBorders>
+              <w:top w:val="single" w:sz="1" w:space="0" w:color="CCCCCC"/>
+              <w:left w:val="single" w:sz="1" w:space="0" w:color="CCCCCC"/>
+              <w:bottom w:val="single" w:sz="1" w:space="0" w:color="CCCCCC"/>
+              <w:right w:val="single" w:sz="1" w:space="0" w:color="CCCCCC"/>
+            </w:tcBorders>
+            <w:shd w:val="clear" w:color="auto" w:fill="FFFFFF"/>
+            <w:tcMar>
+              <w:top w:w="80" w:type="dxa"/>
+              <w:left w:w="120" w:type="dxa"/>
+              <w:bottom w:w="80" w:type="dxa"/>
+              <w:right w:w="120" w:type="dxa"/>
+            </w:tcMar>
+          </w:tcPr>
+          <w:p>
+            <w:r>
+              <w:rPr>
+                <w:rFonts w:eastAsia="微软雅黑"/>
+                <w:b/>
+                <w:bCs/>
+                <w:sz w:val="20"/>
+                <w:szCs w:val="20"/>
+              </w:rPr>
+              <w:t>失败阈值</w:t>
+            </w:r>
+          </w:p>
+        </w:tc>
+        <w:tc>
+          <w:tcPr>
+            <w:tcW w:w="2756" w:type="pct"/>
+            <w:tcBorders>
+              <w:top w:val="single" w:sz="1" w:space="0" w:color="CCCCCC"/>
+              <w:left w:val="single" w:sz="1" w:space="0" w:color="CCCCCC"/>
+              <w:bottom w:val="single" w:sz="1" w:space="0" w:color="CCCCCC"/>
+              <w:right w:val="single" w:sz="1" w:space="0" w:color="CCCCCC"/>
+            </w:tcBorders>
+            <w:shd w:val="clear" w:color="auto" w:fill="FFFFFF"/>
+            <w:tcMar>
+              <w:top w:w="80" w:type="dxa"/>
+              <w:left w:w="120" w:type="dxa"/>
+              <w:bottom w:w="80" w:type="dxa"/>
+              <w:right w:w="120" w:type="dxa"/>
+            </w:tcMar>
+          </w:tcPr>
+          <w:p>
+            <w:r>
+              <w:rPr>
+                <w:rFonts w:eastAsia="微软雅黑"/>
+                <w:sz w:val="20"/>
+                <w:szCs w:val="20"/>
+              </w:rPr>
+              <w:t>连续 3 次</w:t>
+            </w:r>
+          </w:p>
+        </w:tc>
+      </w:tr>
+      <w:tr>
+        <w:tc>
+          <w:tcPr>
+            <w:tcW w:w="2244" w:type="pct"/>
+            <w:tcBorders>
+              <w:top w:val="single" w:sz="1" w:space="0" w:color="CCCCCC"/>
+              <w:left w:val="single" w:sz="1" w:space="0" w:color="CCCCCC"/>
+              <w:bottom w:val="single" w:sz="1" w:space="0" w:color="CCCCCC"/>
+              <w:right w:val="single" w:sz="1" w:space="0" w:color="CCCCCC"/>
+            </w:tcBorders>
+            <w:shd w:val="clear" w:color="auto" w:fill="DEEAF1"/>
+            <w:tcMar>
+              <w:top w:w="80" w:type="dxa"/>
+              <w:left w:w="120" w:type="dxa"/>
+              <w:bottom w:w="80" w:type="dxa"/>
+              <w:right w:w="120" w:type="dxa"/>
+            </w:tcMar>
+          </w:tcPr>
+          <w:p>
+            <w:r>
+              <w:rPr>
+                <w:rFonts w:eastAsia="微软雅黑"/>
+                <w:b/>
+                <w:bCs/>
+                <w:sz w:val="20"/>
+                <w:szCs w:val="20"/>
+              </w:rPr>
+              <w:t>恢复阈值</w:t>
+            </w:r>
+          </w:p>
+        </w:tc>
+        <w:tc>
+          <w:tcPr>
+            <w:tcW w:w="2756" w:type="pct"/>
+            <w:tcBorders>
+              <w:top w:val="single" w:sz="1" w:space="0" w:color="CCCCCC"/>
+              <w:left w:val="single" w:sz="1" w:space="0" w:color="CCCCCC"/>
+              <w:bottom w:val="single" w:sz="1" w:space="0" w:color="CCCCCC"/>
+              <w:right w:val="single" w:sz="1" w:space="0" w:color="CCCCCC"/>
+            </w:tcBorders>
+            <w:shd w:val="clear" w:color="auto" w:fill="DEEAF1"/>
+            <w:tcMar>
+              <w:top w:w="80" w:type="dxa"/>
+              <w:left w:w="120" w:type="dxa"/>
+              <w:bottom w:w="80" w:type="dxa"/>
+              <w:right w:w="120" w:type="dxa"/>
+            </w:tcMar>
+          </w:tcPr>
+          <w:p>
+            <w:r>
+              <w:rPr>
+                <w:rFonts w:eastAsia="微软雅黑"/>
+                <w:sz w:val="20"/>
+                <w:szCs w:val="20"/>
+              </w:rPr>
+              <w:t>连续 3 次</w:t>
+            </w:r>
+          </w:p>
+        </w:tc>
+      </w:tr>
+    </w:tbl>
+    <w:p>
+      <w:pPr>
+        <w:spacing w:before="40" w:after="40"/>
+      </w:pPr>
+    </w:p>
+    <w:p>
+      <w:pPr>
+        <w:spacing w:before="40" w:after="40"/>
+      </w:pPr>
+    </w:p>
+    <w:p>
+      <w:pPr>
+        <w:pStyle w:val="2"/>
+      </w:pPr>
+      <w:r>
+        <w:rPr>
+          <w:rFonts w:hint="eastAsia"/>
+        </w:rPr>
+        <w:lastRenderedPageBreak/>
+        <w:t>8</w:t>
+      </w:r>
+      <w:r>
+        <w:t>.2 配置智能选路策略</w:t>
+      </w:r>
+    </w:p>
+    <w:p>
+      <w:pPr>
+        <w:spacing w:before="80" w:after="40"/>
+      </w:pPr>
+      <w:r>
+        <w:rPr>
+          <w:rFonts w:eastAsia="微软雅黑"/>
+          <w:color w:val="2E74B5"/>
+          <w:sz w:val="21"/>
+          <w:szCs w:val="21"/>
+        </w:rPr>
+        <w:t>入口：网络 → 智能选路 → 选路策略 → 新建</w:t>
+      </w:r>
+    </w:p>
+    <w:tbl>
+      <w:tblPr>
+        <w:tblW w:w="5000" w:type="pct"/>
+        <w:tblLook w:val="04A0" w:firstRow="1" w:lastRow="0" w:firstColumn="1" w:lastColumn="0" w:noHBand="0" w:noVBand="1"/>
+      </w:tblPr>
+      <w:tblGrid>
+        <w:gridCol w:w="4361"/>
+        <w:gridCol w:w="5357"/>
+      </w:tblGrid>
+      <w:tr>
+        <w:tc>
+          <w:tcPr>
+            <w:tcW w:w="2244" w:type="pct"/>
+            <w:tcBorders>
+              <w:top w:val="single" w:sz="1" w:space="0" w:color="1F497D"/>
+              <w:left w:val="single" w:sz="1" w:space="0" w:color="1F497D"/>
+              <w:bottom w:val="single" w:sz="1" w:space="0" w:color="1F497D"/>
+              <w:right w:val="single" w:sz="1" w:space="0" w:color="1F497D"/>
+            </w:tcBorders>
+            <w:shd w:val="clear" w:color="auto" w:fill="1F497D"/>
+            <w:tcMar>
+              <w:top w:w="80" w:type="dxa"/>
+              <w:left w:w="120" w:type="dxa"/>
+              <w:bottom w:w="80" w:type="dxa"/>
+              <w:right w:w="120" w:type="dxa"/>
+            </w:tcMar>
+          </w:tcPr>
+          <w:p>
+            <w:pPr>
+              <w:jc w:val="center"/>
+            </w:pPr>
+            <w:r>
+              <w:rPr>
+                <w:rFonts w:eastAsia="微软雅黑"/>
+                <w:b/>
+                <w:bCs/>
+                <w:color w:val="FFFFFF"/>
+                <w:sz w:val="20"/>
+                <w:szCs w:val="20"/>
+              </w:rPr>
+              <w:t>参数</w:t>
+            </w:r>
+          </w:p>
+        </w:tc>
+        <w:tc>
+          <w:tcPr>
+            <w:tcW w:w="2756" w:type="pct"/>
+            <w:tcBorders>
+              <w:top w:val="single" w:sz="1" w:space="0" w:color="1F497D"/>
+              <w:left w:val="single" w:sz="1" w:space="0" w:color="1F497D"/>
+              <w:bottom w:val="single" w:sz="1" w:space="0" w:color="1F497D"/>
+              <w:right w:val="single" w:sz="1" w:space="0" w:color="1F497D"/>
+            </w:tcBorders>
+            <w:shd w:val="clear" w:color="auto" w:fill="1F497D"/>
+            <w:tcMar>
+              <w:top w:w="80" w:type="dxa"/>
+              <w:left w:w="120" w:type="dxa"/>
+              <w:bottom w:w="80" w:type="dxa"/>
+              <w:right w:w="120" w:type="dxa"/>
+            </w:tcMar>
+          </w:tcPr>
+          <w:p>
+            <w:pPr>
+              <w:jc w:val="center"/>
+            </w:pPr>
+            <w:proofErr w:type="gramStart"/>
+            <w:r>
+              <w:rPr>
+                <w:rFonts w:eastAsia="微软雅黑"/>
+                <w:b/>
+                <w:bCs/>
+                <w:color w:val="FFFFFF"/>
+                <w:sz w:val="20"/>
+                <w:szCs w:val="20"/>
+              </w:rPr>
+              <w:t>填写值</w:t>
+            </w:r>
+            <w:proofErr w:type="gramEnd"/>
+          </w:p>
+        </w:tc>
+      </w:tr>
+      <w:tr>
+        <w:tc>
+          <w:tcPr>
+            <w:tcW w:w="2244" w:type="pct"/>
+            <w:tcBorders>
+              <w:top w:val="single" w:sz="1" w:space="0" w:color="CCCCCC"/>
+              <w:left w:val="single" w:sz="1" w:space="0" w:color="CCCCCC"/>
+              <w:bottom w:val="single" w:sz="1" w:space="0" w:color="CCCCCC"/>
+              <w:right w:val="single" w:sz="1" w:space="0" w:color="CCCCCC"/>
+            </w:tcBorders>
+            <w:shd w:val="clear" w:color="auto" w:fill="DEEAF1"/>
+            <w:tcMar>
+              <w:top w:w="80" w:type="dxa"/>
+              <w:left w:w="120" w:type="dxa"/>
+              <w:bottom w:w="80" w:type="dxa"/>
+              <w:right w:w="120" w:type="dxa"/>
+            </w:tcMar>
+          </w:tcPr>
+          <w:p>
+            <w:r>
+              <w:rPr>
+                <w:rFonts w:eastAsia="微软雅黑"/>
+                <w:b/>
+                <w:bCs/>
+                <w:sz w:val="20"/>
+                <w:szCs w:val="20"/>
+              </w:rPr>
+              <w:t>策略名称</w:t>
+            </w:r>
+          </w:p>
+        </w:tc>
+        <w:tc>
+          <w:tcPr>
+            <w:tcW w:w="2756" w:type="pct"/>
+            <w:tcBorders>
+              <w:top w:val="single" w:sz="1" w:space="0" w:color="CCCCCC"/>
+              <w:left w:val="single" w:sz="1" w:space="0" w:color="CCCCCC"/>
+              <w:bottom w:val="single" w:sz="1" w:space="0" w:color="CCCCCC"/>
+              <w:right w:val="single" w:sz="1" w:space="0" w:color="CCCCCC"/>
+            </w:tcBorders>
+            <w:shd w:val="clear" w:color="auto" w:fill="DEEAF1"/>
+            <w:tcMar>
+              <w:top w:w="80" w:type="dxa"/>
+              <w:left w:w="120" w:type="dxa"/>
+              <w:bottom w:w="80" w:type="dxa"/>
+              <w:right w:w="120" w:type="dxa"/>
+            </w:tcMar>
+          </w:tcPr>
+          <w:p>
+            <w:r>
+              <w:rPr>
+                <w:rFonts w:eastAsia="微软雅黑"/>
+                <w:sz w:val="20"/>
+                <w:szCs w:val="20"/>
+              </w:rPr>
+              <w:t>ISP_FAILOVER</w:t>
+            </w:r>
+          </w:p>
+        </w:tc>
+      </w:tr>
+      <w:tr>
+        <w:tc>
+          <w:tcPr>
+            <w:tcW w:w="2244" w:type="pct"/>
+            <w:tcBorders>
+              <w:top w:val="single" w:sz="1" w:space="0" w:color="CCCCCC"/>
+              <w:left w:val="single" w:sz="1" w:space="0" w:color="CCCCCC"/>
+              <w:bottom w:val="single" w:sz="1" w:space="0" w:color="CCCCCC"/>
+              <w:right w:val="single" w:sz="1" w:space="0" w:color="CCCCCC"/>
+            </w:tcBorders>
+            <w:shd w:val="clear" w:color="auto" w:fill="FFFFFF"/>
+            <w:tcMar>
+              <w:top w:w="80" w:type="dxa"/>
+              <w:left w:w="120" w:type="dxa"/>
+              <w:bottom w:w="80" w:type="dxa"/>
+              <w:right w:w="120" w:type="dxa"/>
+            </w:tcMar>
+          </w:tcPr>
+          <w:p>
+            <w:r>
+              <w:rPr>
+                <w:rFonts w:eastAsia="微软雅黑"/>
+                <w:b/>
+                <w:bCs/>
+                <w:sz w:val="20"/>
+                <w:szCs w:val="20"/>
+              </w:rPr>
+              <w:t>主链路</w:t>
+            </w:r>
+          </w:p>
+        </w:tc>
+        <w:tc>
+          <w:tcPr>
+            <w:tcW w:w="2756" w:type="pct"/>
+            <w:tcBorders>
+              <w:top w:val="single" w:sz="1" w:space="0" w:color="CCCCCC"/>
+              <w:left w:val="single" w:sz="1" w:space="0" w:color="CCCCCC"/>
+              <w:bottom w:val="single" w:sz="1" w:space="0" w:color="CCCCCC"/>
+              <w:right w:val="single" w:sz="1" w:space="0" w:color="CCCCCC"/>
+            </w:tcBorders>
+            <w:shd w:val="clear" w:color="auto" w:fill="FFFFFF"/>
+            <w:tcMar>
+              <w:top w:w="80" w:type="dxa"/>
+              <w:left w:w="120" w:type="dxa"/>
+              <w:bottom w:w="80" w:type="dxa"/>
+              <w:right w:w="120" w:type="dxa"/>
+            </w:tcMar>
+          </w:tcPr>
+          <w:p>
+            <w:r>
+              <w:rPr>
+                <w:rFonts w:eastAsia="微软雅黑"/>
+                <w:sz w:val="20"/>
+                <w:szCs w:val="20"/>
+              </w:rPr>
+              <w:t>XGE0/0/0</w:t>
+            </w:r>
+          </w:p>
+        </w:tc>
+      </w:tr>
+      <w:tr>
+        <w:tc>
+          <w:tcPr>
+            <w:tcW w:w="2244" w:type="pct"/>
+            <w:tcBorders>
+              <w:top w:val="single" w:sz="1" w:space="0" w:color="CCCCCC"/>
+              <w:left w:val="single" w:sz="1" w:space="0" w:color="CCCCCC"/>
+              <w:bottom w:val="single" w:sz="1" w:space="0" w:color="CCCCCC"/>
+              <w:right w:val="single" w:sz="1" w:space="0" w:color="CCCCCC"/>
+            </w:tcBorders>
+            <w:shd w:val="clear" w:color="auto" w:fill="DEEAF1"/>
+            <w:tcMar>
+              <w:top w:w="80" w:type="dxa"/>
+              <w:left w:w="120" w:type="dxa"/>
+              <w:bottom w:w="80" w:type="dxa"/>
+              <w:right w:w="120" w:type="dxa"/>
+            </w:tcMar>
+          </w:tcPr>
+          <w:p>
+            <w:r>
+              <w:rPr>
+                <w:rFonts w:eastAsia="微软雅黑"/>
+                <w:b/>
+                <w:bCs/>
+                <w:sz w:val="20"/>
+                <w:szCs w:val="20"/>
+              </w:rPr>
+              <w:t>备链路</w:t>
+            </w:r>
+          </w:p>
+        </w:tc>
+        <w:tc>
+          <w:tcPr>
+            <w:tcW w:w="2756" w:type="pct"/>
+            <w:tcBorders>
+              <w:top w:val="single" w:sz="1" w:space="0" w:color="CCCCCC"/>
+              <w:left w:val="single" w:sz="1" w:space="0" w:color="CCCCCC"/>
+              <w:bottom w:val="single" w:sz="1" w:space="0" w:color="CCCCCC"/>
+              <w:right w:val="single" w:sz="1" w:space="0" w:color="CCCCCC"/>
+            </w:tcBorders>
+            <w:shd w:val="clear" w:color="auto" w:fill="DEEAF1"/>
+            <w:tcMar>
+              <w:top w:w="80" w:type="dxa"/>
+              <w:left w:w="120" w:type="dxa"/>
+              <w:bottom w:w="80" w:type="dxa"/>
+              <w:right w:w="120" w:type="dxa"/>
+            </w:tcMar>
+          </w:tcPr>
+          <w:p>
+            <w:r>
+              <w:rPr>
+                <w:rFonts w:eastAsia="微软雅黑"/>
+                <w:sz w:val="20"/>
+                <w:szCs w:val="20"/>
+              </w:rPr>
+              <w:t>GE0/0/3</w:t>
+            </w:r>
+          </w:p>
+        </w:tc>
+      </w:tr>
+      <w:tr>
+        <w:tc>
+          <w:tcPr>
+            <w:tcW w:w="2244" w:type="pct"/>
+            <w:tcBorders>
+              <w:top w:val="single" w:sz="1" w:space="0" w:color="CCCCCC"/>
+              <w:left w:val="single" w:sz="1" w:space="0" w:color="CCCCCC"/>
+              <w:bottom w:val="single" w:sz="1" w:space="0" w:color="CCCCCC"/>
+              <w:right w:val="single" w:sz="1" w:space="0" w:color="CCCCCC"/>
+            </w:tcBorders>
+            <w:shd w:val="clear" w:color="auto" w:fill="FFFFFF"/>
+            <w:tcMar>
+              <w:top w:w="80" w:type="dxa"/>
+              <w:left w:w="120" w:type="dxa"/>
+              <w:bottom w:w="80" w:type="dxa"/>
+              <w:right w:w="120" w:type="dxa"/>
+            </w:tcMar>
+          </w:tcPr>
+          <w:p>
+            <w:r>
+              <w:rPr>
+                <w:rFonts w:eastAsia="微软雅黑"/>
+                <w:b/>
+                <w:bCs/>
+                <w:sz w:val="20"/>
+                <w:szCs w:val="20"/>
+              </w:rPr>
+              <w:t>选路模式</w:t>
+            </w:r>
+          </w:p>
+        </w:tc>
+        <w:tc>
+          <w:tcPr>
+            <w:tcW w:w="2756" w:type="pct"/>
+            <w:tcBorders>
+              <w:top w:val="single" w:sz="1" w:space="0" w:color="CCCCCC"/>
+              <w:left w:val="single" w:sz="1" w:space="0" w:color="CCCCCC"/>
+              <w:bottom w:val="single" w:sz="1" w:space="0" w:color="CCCCCC"/>
+              <w:right w:val="single" w:sz="1" w:space="0" w:color="CCCCCC"/>
+            </w:tcBorders>
+            <w:shd w:val="clear" w:color="auto" w:fill="FFFFFF"/>
+            <w:tcMar>
+              <w:top w:w="80" w:type="dxa"/>
+              <w:left w:w="120" w:type="dxa"/>
+              <w:bottom w:w="80" w:type="dxa"/>
+              <w:right w:w="120" w:type="dxa"/>
+            </w:tcMar>
+          </w:tcPr>
+          <w:p>
+            <w:r>
+              <w:rPr>
+                <w:rFonts w:eastAsia="微软雅黑"/>
+                <w:sz w:val="20"/>
+                <w:szCs w:val="20"/>
+              </w:rPr>
+              <w:t>主备（Active-Standby）</w:t>
+            </w:r>
+          </w:p>
+        </w:tc>
+      </w:tr>
+      <w:tr>
+        <w:tc>
+          <w:tcPr>
+            <w:tcW w:w="2244" w:type="pct"/>
+            <w:tcBorders>
+              <w:top w:val="single" w:sz="1" w:space="0" w:color="CCCCCC"/>
+              <w:left w:val="single" w:sz="1" w:space="0" w:color="CCCCCC"/>
+              <w:bottom w:val="single" w:sz="1" w:space="0" w:color="CCCCCC"/>
+              <w:right w:val="single" w:sz="1" w:space="0" w:color="CCCCCC"/>
+            </w:tcBorders>
+            <w:shd w:val="clear" w:color="auto" w:fill="DEEAF1"/>
+            <w:tcMar>
+              <w:top w:w="80" w:type="dxa"/>
+              <w:left w:w="120" w:type="dxa"/>
+              <w:bottom w:w="80" w:type="dxa"/>
+              <w:right w:w="120" w:type="dxa"/>
+            </w:tcMar>
+          </w:tcPr>
+          <w:p>
+            <w:r>
+              <w:rPr>
+                <w:rFonts w:eastAsia="微软雅黑"/>
+                <w:b/>
+                <w:bCs/>
+                <w:sz w:val="20"/>
+                <w:szCs w:val="20"/>
+              </w:rPr>
+              <w:t>切换条件</w:t>
+            </w:r>
+          </w:p>
+        </w:tc>
+        <w:tc>
+          <w:tcPr>
+            <w:tcW w:w="2756" w:type="pct"/>
+            <w:tcBorders>
+              <w:top w:val="single" w:sz="1" w:space="0" w:color="CCCCCC"/>
+              <w:left w:val="single" w:sz="1" w:space="0" w:color="CCCCCC"/>
+              <w:bottom w:val="single" w:sz="1" w:space="0" w:color="CCCCCC"/>
+              <w:right w:val="single" w:sz="1" w:space="0" w:color="CCCCCC"/>
+            </w:tcBorders>
+            <w:shd w:val="clear" w:color="auto" w:fill="DEEAF1"/>
+            <w:tcMar>
+              <w:top w:w="80" w:type="dxa"/>
+              <w:left w:w="120" w:type="dxa"/>
+              <w:bottom w:w="80" w:type="dxa"/>
+              <w:right w:w="120" w:type="dxa"/>
+            </w:tcMar>
+          </w:tcPr>
+          <w:p>
+            <w:r>
+              <w:rPr>
+                <w:rFonts w:eastAsia="微软雅黑"/>
+                <w:sz w:val="20"/>
+                <w:szCs w:val="20"/>
+              </w:rPr>
+              <w:t>主链路检测失败时自动切换备链路</w:t>
+            </w:r>
+          </w:p>
+        </w:tc>
+      </w:tr>
+      <w:tr>
+        <w:tc>
+          <w:tcPr>
+            <w:tcW w:w="2244" w:type="pct"/>
+            <w:tcBorders>
+              <w:top w:val="single" w:sz="1" w:space="0" w:color="CCCCCC"/>
+              <w:left w:val="single" w:sz="1" w:space="0" w:color="CCCCCC"/>
+              <w:bottom w:val="single" w:sz="1" w:space="0" w:color="CCCCCC"/>
+              <w:right w:val="single" w:sz="1" w:space="0" w:color="CCCCCC"/>
+            </w:tcBorders>
+            <w:shd w:val="clear" w:color="auto" w:fill="FFFFFF"/>
+            <w:tcMar>
+              <w:top w:w="80" w:type="dxa"/>
+              <w:left w:w="120" w:type="dxa"/>
+              <w:bottom w:w="80" w:type="dxa"/>
+              <w:right w:w="120" w:type="dxa"/>
+            </w:tcMar>
+          </w:tcPr>
+          <w:p>
+            <w:proofErr w:type="gramStart"/>
+            <w:r>
+              <w:rPr>
+                <w:rFonts w:eastAsia="微软雅黑"/>
+                <w:b/>
+                <w:bCs/>
+                <w:sz w:val="20"/>
+                <w:szCs w:val="20"/>
+              </w:rPr>
               <w:t>回切条件</w:t>
             </w:r>
+            <w:proofErr w:type="gramEnd"/>
           </w:p>
         </w:tc>
         <w:tc>
@@ -8560,8 +9233,18 @@
                 <w:sz w:val="20"/>
                 <w:szCs w:val="20"/>
               </w:rPr>
-              <w:t>主链路恢复后自动切回</w:t>
-            </w:r>
+              <w:t>主链路恢复后</w:t>
+            </w:r>
+            <w:proofErr w:type="gramStart"/>
+            <w:r>
+              <w:rPr>
+                <w:rFonts w:eastAsia="微软雅黑"/>
+                <w:sz w:val="20"/>
+                <w:szCs w:val="20"/>
+              </w:rPr>
+              <w:t>自动切回</w:t>
+            </w:r>
+            <w:proofErr w:type="gramEnd"/>
           </w:p>
         </w:tc>
       </w:tr>
@@ -8650,7 +9333,7 @@
                     <pic:cNvPicPr/>
                   </pic:nvPicPr>
                   <pic:blipFill>
-                    <a:blip r:embed="rId18"/>
+                    <a:blip r:embed="rId22"/>
                     <a:stretch>
                       <a:fillRect/>
                     </a:stretch>
@@ -8673,6 +9356,26 @@
     </w:p>
     <w:p>
       <w:pPr>
+        <w:spacing w:before="40" w:after="40"/>
+        <w:rPr>
+          <w:rFonts w:hint="eastAsia"/>
+          <w:b/>
+          <w:bCs/>
+          <w:color w:val="EE0000"/>
+        </w:rPr>
+      </w:pPr>
+      <w:r>
+        <w:rPr>
+          <w:rFonts w:hint="eastAsia"/>
+          <w:b/>
+          <w:bCs/>
+          <w:color w:val="EE0000"/>
+        </w:rPr>
+        <w:t>优先级数字越大越优先</w:t>
+      </w:r>
+    </w:p>
+    <w:p>
+      <w:pPr>
         <w:pStyle w:val="2"/>
       </w:pPr>
       <w:r>
@@ -8722,6 +9425,7 @@
           <w:sz w:val="21"/>
           <w:szCs w:val="21"/>
         </w:rPr>
+        <w:lastRenderedPageBreak/>
         <w:t>模拟故障：断开 XGE0/0/0 物理链路或手动 shutdown，观察 GE0/0/3 是否切换为「Active」。</w:t>
       </w:r>
     </w:p>
@@ -8736,8 +9440,8 @@
       </w:pPr>
     </w:p>
     <w:sectPr>
-      <w:headerReference w:type="default" r:id="rId19"/>
-      <w:footerReference w:type="default" r:id="rId20"/>
+      <w:headerReference w:type="default" r:id="rId23"/>
+      <w:footerReference w:type="default" r:id="rId24"/>
       <w:pgSz w:w="12240" w:h="15840"/>
       <w:pgMar w:top="1260" w:right="1260" w:bottom="1260" w:left="1260" w:header="708" w:footer="708" w:gutter="0"/>
       <w:cols w:space="720"/>
@@ -8898,6 +9602,184 @@
 <file path=word/numbering.xml><?xml version="1.0" encoding="utf-8"?>
 <w:numbering xmlns:wpc="http://schemas.microsoft.com/office/word/2010/wordprocessingCanvas" xmlns:cx="http://schemas.microsoft.com/office/drawing/2014/chartex" xmlns:cx1="http://schemas.microsoft.com/office/drawing/2015/9/8/chartex" xmlns:cx2="http://schemas.microsoft.com/office/drawing/2015/10/21/chartex" xmlns:cx3="http://schemas.microsoft.com/office/drawing/2016/5/9/chartex" xmlns:cx4="http://schemas.microsoft.com/office/drawing/2016/5/10/chartex" xmlns:cx5="http://schemas.microsoft.com/office/drawing/2016/5/11/chartex" xmlns:cx6="http://schemas.microsoft.com/office/drawing/2016/5/12/chartex" xmlns:cx7="http://schemas.microsoft.com/office/drawing/2016/5/13/chartex" xmlns:cx8="http://schemas.microsoft.com/office/drawing/2016/5/14/chartex" xmlns:mc="http://schemas.openxmlformats.org/markup-compatibility/2006" xmlns:aink="http://schemas.microsoft.com/office/drawing/2016/ink" xmlns:am3d="http://schemas.microsoft.com/office/drawing/2017/model3d" xmlns:o="urn:schemas-microsoft-com:office:office" xmlns:oel="http://schemas.microsoft.com/office/2019/extlst" xmlns:r="http://schemas.openxmlformats.org/officeDocument/2006/relationships" xmlns:m="http://schemas.openxmlformats.org/officeDocument/2006/math" xmlns:v="urn:schemas-microsoft-com:vml" xmlns:wp14="http://schemas.microsoft.com/office/word/2010/wordprocessingDrawing" xmlns:wp="http://schemas.openxmlformats.org/drawingml/2006/wordprocessingDrawing" xmlns:w10="urn:schemas-microsoft-com:office:word" xmlns:w="http://schemas.openxmlformats.org/wordprocessingml/2006/main" xmlns:w14="http://schemas.microsoft.com/office/word/2010/wordml" xmlns:w15="http://schemas.microsoft.com/office/word/2012/wordml" xmlns:w16cex="http://schemas.microsoft.com/office/word/2018/wordml/cex" xmlns:w16cid="http://schemas.microsoft.com/office/word/2016/wordml/cid" xmlns:w16="http://schemas.microsoft.com/office/word/2018/wordml" xmlns:w16du="http://schemas.microsoft.com/office/word/2023/wordml/word16du" xmlns:w16sdtdh="http://schemas.microsoft.com/office/word/2020/wordml/sdtdatahash" xmlns:w16sdtfl="http://schemas.microsoft.com/office/word/2024/wordml/sdtformatlock" xmlns:w16se="http://schemas.microsoft.com/office/word/2015/wordml/symex" xmlns:wpg="http://schemas.microsoft.com/office/word/2010/wordprocessingGroup" xmlns:wpi="http://schemas.microsoft.com/office/word/2010/wordprocessingInk" xmlns:wne="http://schemas.microsoft.com/office/word/2006/wordml" xmlns:wps="http://schemas.microsoft.com/office/word/2010/wordprocessingShape" mc:Ignorable="w14 w15 w16se w16cid w16 w16cex w16sdtdh w16sdtfl w16du wp14">
   <w:abstractNum w:abstractNumId="0" w15:restartNumberingAfterBreak="0">
+    <w:nsid w:val="12D65971"/>
+    <w:multiLevelType w:val="hybridMultilevel"/>
+    <w:tmpl w:val="85F220F0"/>
+    <w:lvl w:ilvl="0" w:tplc="FFFFFFFF">
+      <w:start w:val="1"/>
+      <w:numFmt w:val="japaneseCounting"/>
+      <w:lvlText w:val="%1、"/>
+      <w:lvlJc w:val="left"/>
+      <w:pPr>
+        <w:ind w:left="720" w:hanging="720"/>
+      </w:pPr>
+      <w:rPr>
+        <w:rFonts w:hint="default"/>
+      </w:rPr>
+    </w:lvl>
+    <w:lvl w:ilvl="1" w:tplc="FFFFFFFF" w:tentative="1">
+      <w:start w:val="1"/>
+      <w:numFmt w:val="lowerLetter"/>
+      <w:lvlText w:val="%2)"/>
+      <w:lvlJc w:val="left"/>
+      <w:pPr>
+        <w:ind w:left="880" w:hanging="440"/>
+      </w:pPr>
+    </w:lvl>
+    <w:lvl w:ilvl="2" w:tplc="FFFFFFFF" w:tentative="1">
+      <w:start w:val="1"/>
+      <w:numFmt w:val="lowerRoman"/>
+      <w:lvlText w:val="%3."/>
+      <w:lvlJc w:val="right"/>
+      <w:pPr>
+        <w:ind w:left="1320" w:hanging="440"/>
+      </w:pPr>
+    </w:lvl>
+    <w:lvl w:ilvl="3" w:tplc="FFFFFFFF" w:tentative="1">
+      <w:start w:val="1"/>
+      <w:numFmt w:val="decimal"/>
+      <w:lvlText w:val="%4."/>
+      <w:lvlJc w:val="left"/>
+      <w:pPr>
+        <w:ind w:left="1760" w:hanging="440"/>
+      </w:pPr>
+    </w:lvl>
+    <w:lvl w:ilvl="4" w:tplc="FFFFFFFF" w:tentative="1">
+      <w:start w:val="1"/>
+      <w:numFmt w:val="lowerLetter"/>
+      <w:lvlText w:val="%5)"/>
+      <w:lvlJc w:val="left"/>
+      <w:pPr>
+        <w:ind w:left="2200" w:hanging="440"/>
+      </w:pPr>
+    </w:lvl>
+    <w:lvl w:ilvl="5" w:tplc="FFFFFFFF" w:tentative="1">
+      <w:start w:val="1"/>
+      <w:numFmt w:val="lowerRoman"/>
+      <w:lvlText w:val="%6."/>
+      <w:lvlJc w:val="right"/>
+      <w:pPr>
+        <w:ind w:left="2640" w:hanging="440"/>
+      </w:pPr>
+    </w:lvl>
+    <w:lvl w:ilvl="6" w:tplc="FFFFFFFF" w:tentative="1">
+      <w:start w:val="1"/>
+      <w:numFmt w:val="decimal"/>
+      <w:lvlText w:val="%7."/>
+      <w:lvlJc w:val="left"/>
+      <w:pPr>
+        <w:ind w:left="3080" w:hanging="440"/>
+      </w:pPr>
+    </w:lvl>
+    <w:lvl w:ilvl="7" w:tplc="FFFFFFFF" w:tentative="1">
+      <w:start w:val="1"/>
+      <w:numFmt w:val="lowerLetter"/>
+      <w:lvlText w:val="%8)"/>
+      <w:lvlJc w:val="left"/>
+      <w:pPr>
+        <w:ind w:left="3520" w:hanging="440"/>
+      </w:pPr>
+    </w:lvl>
+    <w:lvl w:ilvl="8" w:tplc="FFFFFFFF" w:tentative="1">
+      <w:start w:val="1"/>
+      <w:numFmt w:val="lowerRoman"/>
+      <w:lvlText w:val="%9."/>
+      <w:lvlJc w:val="right"/>
+      <w:pPr>
+        <w:ind w:left="3960" w:hanging="440"/>
+      </w:pPr>
+    </w:lvl>
+  </w:abstractNum>
+  <w:abstractNum w:abstractNumId="1" w15:restartNumberingAfterBreak="0">
+    <w:nsid w:val="15C2574D"/>
+    <w:multiLevelType w:val="hybridMultilevel"/>
+    <w:tmpl w:val="85F220F0"/>
+    <w:lvl w:ilvl="0" w:tplc="D504B552">
+      <w:start w:val="1"/>
+      <w:numFmt w:val="japaneseCounting"/>
+      <w:lvlText w:val="%1、"/>
+      <w:lvlJc w:val="left"/>
+      <w:pPr>
+        <w:ind w:left="720" w:hanging="720"/>
+      </w:pPr>
+      <w:rPr>
+        <w:rFonts w:hint="default"/>
+      </w:rPr>
+    </w:lvl>
+    <w:lvl w:ilvl="1" w:tplc="04090019" w:tentative="1">
+      <w:start w:val="1"/>
+      <w:numFmt w:val="lowerLetter"/>
+      <w:lvlText w:val="%2)"/>
+      <w:lvlJc w:val="left"/>
+      <w:pPr>
+        <w:ind w:left="880" w:hanging="440"/>
+      </w:pPr>
+    </w:lvl>
+    <w:lvl w:ilvl="2" w:tplc="0409001B" w:tentative="1">
+      <w:start w:val="1"/>
+      <w:numFmt w:val="lowerRoman"/>
+      <w:lvlText w:val="%3."/>
+      <w:lvlJc w:val="right"/>
+      <w:pPr>
+        <w:ind w:left="1320" w:hanging="440"/>
+      </w:pPr>
+    </w:lvl>
+    <w:lvl w:ilvl="3" w:tplc="0409000F" w:tentative="1">
+      <w:start w:val="1"/>
+      <w:numFmt w:val="decimal"/>
+      <w:lvlText w:val="%4."/>
+      <w:lvlJc w:val="left"/>
+      <w:pPr>
+        <w:ind w:left="1760" w:hanging="440"/>
+      </w:pPr>
+    </w:lvl>
+    <w:lvl w:ilvl="4" w:tplc="04090019" w:tentative="1">
+      <w:start w:val="1"/>
+      <w:numFmt w:val="lowerLetter"/>
+      <w:lvlText w:val="%5)"/>
+      <w:lvlJc w:val="left"/>
+      <w:pPr>
+        <w:ind w:left="2200" w:hanging="440"/>
+      </w:pPr>
+    </w:lvl>
+    <w:lvl w:ilvl="5" w:tplc="0409001B" w:tentative="1">
+      <w:start w:val="1"/>
+      <w:numFmt w:val="lowerRoman"/>
+      <w:lvlText w:val="%6."/>
+      <w:lvlJc w:val="right"/>
+      <w:pPr>
+        <w:ind w:left="2640" w:hanging="440"/>
+      </w:pPr>
+    </w:lvl>
+    <w:lvl w:ilvl="6" w:tplc="0409000F" w:tentative="1">
+      <w:start w:val="1"/>
+      <w:numFmt w:val="decimal"/>
+      <w:lvlText w:val="%7."/>
+      <w:lvlJc w:val="left"/>
+      <w:pPr>
+        <w:ind w:left="3080" w:hanging="440"/>
+      </w:pPr>
+    </w:lvl>
+    <w:lvl w:ilvl="7" w:tplc="04090019" w:tentative="1">
+      <w:start w:val="1"/>
+      <w:numFmt w:val="lowerLetter"/>
+      <w:lvlText w:val="%8)"/>
+      <w:lvlJc w:val="left"/>
+      <w:pPr>
+        <w:ind w:left="3520" w:hanging="440"/>
+      </w:pPr>
+    </w:lvl>
+    <w:lvl w:ilvl="8" w:tplc="0409001B" w:tentative="1">
+      <w:start w:val="1"/>
+      <w:numFmt w:val="lowerRoman"/>
+      <w:lvlText w:val="%9."/>
+      <w:lvlJc w:val="right"/>
+      <w:pPr>
+        <w:ind w:left="3960" w:hanging="440"/>
+      </w:pPr>
+    </w:lvl>
+  </w:abstractNum>
+  <w:abstractNum w:abstractNumId="2" w15:restartNumberingAfterBreak="0">
     <w:nsid w:val="520A1FC9"/>
     <w:multiLevelType w:val="hybridMultilevel"/>
     <w:tmpl w:val="265CD908"/>
@@ -8983,7 +9865,7 @@
       </w:pPr>
     </w:lvl>
   </w:abstractNum>
-  <w:abstractNum w:abstractNumId="1" w15:restartNumberingAfterBreak="0">
+  <w:abstractNum w:abstractNumId="3" w15:restartNumberingAfterBreak="0">
     <w:nsid w:val="6E0D3DD1"/>
     <w:multiLevelType w:val="hybridMultilevel"/>
     <w:tmpl w:val="5BBCCF48"/>
@@ -9038,10 +9920,16 @@
     </w:lvl>
   </w:abstractNum>
   <w:num w:numId="1" w16cid:durableId="1524972285">
-    <w:abstractNumId w:val="0"/>
+    <w:abstractNumId w:val="2"/>
     <w:lvlOverride w:ilvl="0">
       <w:startOverride w:val="1"/>
     </w:lvlOverride>
+  </w:num>
+  <w:num w:numId="2" w16cid:durableId="1948194753">
+    <w:abstractNumId w:val="1"/>
+  </w:num>
+  <w:num w:numId="3" w16cid:durableId="448277863">
+    <w:abstractNumId w:val="0"/>
   </w:num>
 </w:numbering>
 </file>
@@ -9446,6 +10334,7 @@
   </w:style>
   <w:style w:type="paragraph" w:styleId="1">
     <w:name w:val="heading 1"/>
+    <w:link w:val="10"/>
     <w:uiPriority w:val="9"/>
     <w:qFormat/>
     <w:pPr>
@@ -9572,7 +10461,7 @@
       <w:szCs w:val="56"/>
     </w:rPr>
   </w:style>
-  <w:style w:type="paragraph" w:customStyle="1" w:styleId="10">
+  <w:style w:type="paragraph" w:customStyle="1" w:styleId="11">
     <w:name w:val="要点1"/>
     <w:qFormat/>
     <w:rPr>
@@ -9668,6 +10557,78 @@
       <w:color w:val="2E74B5"/>
       <w:sz w:val="23"/>
       <w:szCs w:val="23"/>
+    </w:rPr>
+  </w:style>
+  <w:style w:type="character" w:customStyle="1" w:styleId="10">
+    <w:name w:val="标题 1 字符"/>
+    <w:basedOn w:val="a0"/>
+    <w:link w:val="1"/>
+    <w:uiPriority w:val="9"/>
+    <w:rsid w:val="004937E5"/>
+    <w:rPr>
+      <w:rFonts w:eastAsia="微软雅黑"/>
+      <w:b/>
+      <w:bCs/>
+      <w:color w:val="1F497D"/>
+      <w:sz w:val="28"/>
+      <w:szCs w:val="28"/>
+    </w:rPr>
+  </w:style>
+  <w:style w:type="paragraph" w:styleId="ac">
+    <w:name w:val="No Spacing"/>
+    <w:uiPriority w:val="1"/>
+    <w:qFormat/>
+    <w:rsid w:val="00F06F50"/>
+    <w:pPr>
+      <w:widowControl w:val="0"/>
+    </w:pPr>
+  </w:style>
+  <w:style w:type="paragraph" w:styleId="ad">
+    <w:name w:val="Subtitle"/>
+    <w:basedOn w:val="a"/>
+    <w:next w:val="a"/>
+    <w:link w:val="ae"/>
+    <w:uiPriority w:val="11"/>
+    <w:qFormat/>
+    <w:rsid w:val="00F06F50"/>
+    <w:pPr>
+      <w:spacing w:before="240" w:after="60" w:line="312" w:lineRule="auto"/>
+      <w:jc w:val="center"/>
+      <w:outlineLvl w:val="1"/>
+    </w:pPr>
+    <w:rPr>
+      <w:rFonts w:asciiTheme="minorHAnsi" w:hAnsiTheme="minorHAnsi" w:cstheme="minorBidi"/>
+      <w:b/>
+      <w:bCs/>
+      <w:kern w:val="28"/>
+      <w:sz w:val="32"/>
+      <w:szCs w:val="32"/>
+    </w:rPr>
+  </w:style>
+  <w:style w:type="character" w:customStyle="1" w:styleId="ae">
+    <w:name w:val="副标题 字符"/>
+    <w:basedOn w:val="a0"/>
+    <w:link w:val="ad"/>
+    <w:uiPriority w:val="11"/>
+    <w:rsid w:val="00F06F50"/>
+    <w:rPr>
+      <w:rFonts w:asciiTheme="minorHAnsi" w:hAnsiTheme="minorHAnsi" w:cstheme="minorBidi"/>
+      <w:b/>
+      <w:bCs/>
+      <w:kern w:val="28"/>
+      <w:sz w:val="32"/>
+      <w:szCs w:val="32"/>
+    </w:rPr>
+  </w:style>
+  <w:style w:type="character" w:styleId="af">
+    <w:name w:val="Emphasis"/>
+    <w:basedOn w:val="a0"/>
+    <w:uiPriority w:val="20"/>
+    <w:qFormat/>
+    <w:rsid w:val="00F06F50"/>
+    <w:rPr>
+      <w:i/>
+      <w:iCs/>
     </w:rPr>
   </w:style>
 </w:styles>
